--- a/docs/Звіт_Проєкт_DigiUni_Registry.docx
+++ b/docs/Звіт_Проєкт_DigiUni_Registry.docx
@@ -686,23 +686,13 @@
           <w:szCs w:val="28"/>
         </w:rPr>
       </w:pPr>
-      <w:proofErr w:type="spellStart"/>
-      <w:r>
-        <w:rPr>
-          <w:rFonts w:ascii="Times New Roman" w:hAnsi="Times New Roman" w:cs="Times New Roman"/>
-          <w:sz w:val="28"/>
-          <w:szCs w:val="28"/>
-        </w:rPr>
-        <w:t>Яцкевич</w:t>
-      </w:r>
-      <w:proofErr w:type="spellEnd"/>
-      <w:r>
-        <w:rPr>
-          <w:rFonts w:ascii="Times New Roman" w:hAnsi="Times New Roman" w:cs="Times New Roman"/>
-          <w:sz w:val="28"/>
-          <w:szCs w:val="28"/>
-        </w:rPr>
-        <w:t xml:space="preserve"> Анастасія</w:t>
+      <w:r>
+        <w:rPr>
+          <w:rFonts w:ascii="Times New Roman" w:hAnsi="Times New Roman" w:cs="Times New Roman"/>
+          <w:sz w:val="28"/>
+          <w:szCs w:val="28"/>
+        </w:rPr>
+        <w:t>Яцкевич Анастасія</w:t>
       </w:r>
     </w:p>
     <w:p>
@@ -974,7 +964,7 @@
     </w:p>
     <w:p>
       <w:pPr>
-        <w:pStyle w:val="a9"/>
+        <w:pStyle w:val="ListParagraph"/>
         <w:tabs>
           <w:tab w:val="left" w:pos="560"/>
           <w:tab w:val="left" w:pos="1120"/>
@@ -1003,7 +993,7 @@
     </w:p>
     <w:p>
       <w:pPr>
-        <w:pStyle w:val="a9"/>
+        <w:pStyle w:val="ListParagraph"/>
         <w:numPr>
           <w:ilvl w:val="0"/>
           <w:numId w:val="1"/>
@@ -1044,7 +1034,7 @@
     </w:p>
     <w:p>
       <w:pPr>
-        <w:pStyle w:val="a9"/>
+        <w:pStyle w:val="ListParagraph"/>
         <w:numPr>
           <w:ilvl w:val="0"/>
           <w:numId w:val="1"/>
@@ -1085,7 +1075,7 @@
     </w:p>
     <w:p>
       <w:pPr>
-        <w:pStyle w:val="a9"/>
+        <w:pStyle w:val="ListParagraph"/>
         <w:numPr>
           <w:ilvl w:val="0"/>
           <w:numId w:val="1"/>
@@ -1126,7 +1116,7 @@
     </w:p>
     <w:p>
       <w:pPr>
-        <w:pStyle w:val="a9"/>
+        <w:pStyle w:val="ListParagraph"/>
         <w:numPr>
           <w:ilvl w:val="0"/>
           <w:numId w:val="1"/>
@@ -1176,7 +1166,7 @@
     </w:p>
     <w:p>
       <w:pPr>
-        <w:pStyle w:val="a9"/>
+        <w:pStyle w:val="ListParagraph"/>
         <w:numPr>
           <w:ilvl w:val="0"/>
           <w:numId w:val="1"/>
@@ -1225,7 +1215,7 @@
     </w:p>
     <w:p>
       <w:pPr>
-        <w:pStyle w:val="a9"/>
+        <w:pStyle w:val="ListParagraph"/>
         <w:numPr>
           <w:ilvl w:val="0"/>
           <w:numId w:val="1"/>
@@ -1266,7 +1256,7 @@
     </w:p>
     <w:p>
       <w:pPr>
-        <w:pStyle w:val="a9"/>
+        <w:pStyle w:val="ListParagraph"/>
         <w:numPr>
           <w:ilvl w:val="0"/>
           <w:numId w:val="1"/>
@@ -1352,7 +1342,7 @@
     </w:p>
     <w:p>
       <w:pPr>
-        <w:pStyle w:val="a9"/>
+        <w:pStyle w:val="ListParagraph"/>
         <w:numPr>
           <w:ilvl w:val="0"/>
           <w:numId w:val="4"/>
@@ -3903,7 +3893,7 @@
     </w:p>
     <w:p>
       <w:pPr>
-        <w:pStyle w:val="a9"/>
+        <w:pStyle w:val="ListParagraph"/>
         <w:numPr>
           <w:ilvl w:val="0"/>
           <w:numId w:val="4"/>
@@ -3930,7 +3920,7 @@
     </w:p>
     <w:p>
       <w:pPr>
-        <w:pStyle w:val="a9"/>
+        <w:pStyle w:val="ListParagraph"/>
         <w:numPr>
           <w:ilvl w:val="0"/>
           <w:numId w:val="14"/>
@@ -3962,7 +3952,7 @@
     </w:p>
     <w:p>
       <w:pPr>
-        <w:pStyle w:val="a9"/>
+        <w:pStyle w:val="ListParagraph"/>
         <w:numPr>
           <w:ilvl w:val="1"/>
           <w:numId w:val="14"/>
@@ -4017,7 +4007,7 @@
     </w:p>
     <w:p>
       <w:pPr>
-        <w:pStyle w:val="a9"/>
+        <w:pStyle w:val="ListParagraph"/>
         <w:numPr>
           <w:ilvl w:val="1"/>
           <w:numId w:val="14"/>
@@ -4080,7 +4070,7 @@
     </w:p>
     <w:p>
       <w:pPr>
-        <w:pStyle w:val="a9"/>
+        <w:pStyle w:val="ListParagraph"/>
         <w:numPr>
           <w:ilvl w:val="2"/>
           <w:numId w:val="14"/>
@@ -4103,7 +4093,7 @@
     </w:p>
     <w:p>
       <w:pPr>
-        <w:pStyle w:val="a9"/>
+        <w:pStyle w:val="ListParagraph"/>
         <w:numPr>
           <w:ilvl w:val="2"/>
           <w:numId w:val="14"/>
@@ -4126,7 +4116,7 @@
     </w:p>
     <w:p>
       <w:pPr>
-        <w:pStyle w:val="a9"/>
+        <w:pStyle w:val="ListParagraph"/>
         <w:numPr>
           <w:ilvl w:val="2"/>
           <w:numId w:val="14"/>
@@ -4151,7 +4141,7 @@
     </w:p>
     <w:p>
       <w:pPr>
-        <w:pStyle w:val="a9"/>
+        <w:pStyle w:val="ListParagraph"/>
         <w:numPr>
           <w:ilvl w:val="1"/>
           <w:numId w:val="14"/>
@@ -4206,7 +4196,7 @@
     </w:p>
     <w:p>
       <w:pPr>
-        <w:pStyle w:val="a9"/>
+        <w:pStyle w:val="ListParagraph"/>
         <w:numPr>
           <w:ilvl w:val="2"/>
           <w:numId w:val="14"/>
@@ -4236,7 +4226,7 @@
     </w:p>
     <w:p>
       <w:pPr>
-        <w:pStyle w:val="a9"/>
+        <w:pStyle w:val="ListParagraph"/>
         <w:numPr>
           <w:ilvl w:val="2"/>
           <w:numId w:val="14"/>
@@ -4266,7 +4256,7 @@
     </w:p>
     <w:p>
       <w:pPr>
-        <w:pStyle w:val="a9"/>
+        <w:pStyle w:val="ListParagraph"/>
         <w:numPr>
           <w:ilvl w:val="1"/>
           <w:numId w:val="14"/>
@@ -4333,16 +4323,7 @@
           <w:szCs w:val="28"/>
           <w:lang w:val="en-US"/>
         </w:rPr>
-        <w:t>Stream API</w:t>
-      </w:r>
-      <w:r>
-        <w:rPr>
-          <w:rFonts w:ascii="Times New Roman" w:hAnsi="Times New Roman" w:cs="Times New Roman"/>
-          <w:sz w:val="28"/>
-          <w:szCs w:val="28"/>
-          <w:lang w:val="en-US"/>
-        </w:rPr>
-        <w:t>)</w:t>
+        <w:t>Stream API)</w:t>
       </w:r>
       <w:r>
         <w:rPr>
@@ -4355,7 +4336,7 @@
     </w:p>
     <w:p>
       <w:pPr>
-        <w:pStyle w:val="a9"/>
+        <w:pStyle w:val="ListParagraph"/>
         <w:numPr>
           <w:ilvl w:val="2"/>
           <w:numId w:val="14"/>
@@ -4385,7 +4366,7 @@
     </w:p>
     <w:p>
       <w:pPr>
-        <w:pStyle w:val="a9"/>
+        <w:pStyle w:val="ListParagraph"/>
         <w:numPr>
           <w:ilvl w:val="2"/>
           <w:numId w:val="14"/>
@@ -4415,7 +4396,7 @@
     </w:p>
     <w:p>
       <w:pPr>
-        <w:pStyle w:val="a9"/>
+        <w:pStyle w:val="ListParagraph"/>
         <w:numPr>
           <w:ilvl w:val="1"/>
           <w:numId w:val="14"/>
@@ -4447,7 +4428,7 @@
     </w:p>
     <w:p>
       <w:pPr>
-        <w:pStyle w:val="a9"/>
+        <w:pStyle w:val="ListParagraph"/>
         <w:numPr>
           <w:ilvl w:val="2"/>
           <w:numId w:val="14"/>
@@ -4478,7 +4459,7 @@
     </w:p>
     <w:p>
       <w:pPr>
-        <w:pStyle w:val="a9"/>
+        <w:pStyle w:val="ListParagraph"/>
         <w:numPr>
           <w:ilvl w:val="3"/>
           <w:numId w:val="14"/>
@@ -4624,7 +4605,7 @@
     </w:p>
     <w:p>
       <w:pPr>
-        <w:pStyle w:val="a9"/>
+        <w:pStyle w:val="ListParagraph"/>
         <w:numPr>
           <w:ilvl w:val="3"/>
           <w:numId w:val="14"/>
@@ -4736,7 +4717,7 @@
     </w:p>
     <w:p>
       <w:pPr>
-        <w:pStyle w:val="a9"/>
+        <w:pStyle w:val="ListParagraph"/>
         <w:numPr>
           <w:ilvl w:val="2"/>
           <w:numId w:val="14"/>
@@ -4804,7 +4785,7 @@
     </w:p>
     <w:p>
       <w:pPr>
-        <w:pStyle w:val="a9"/>
+        <w:pStyle w:val="ListParagraph"/>
         <w:numPr>
           <w:ilvl w:val="1"/>
           <w:numId w:val="14"/>
@@ -4855,15 +4836,7 @@
           <w:sz w:val="28"/>
           <w:szCs w:val="28"/>
         </w:rPr>
-        <w:t>та в</w:t>
-      </w:r>
-      <w:r>
-        <w:rPr>
-          <w:rFonts w:ascii="Times New Roman" w:hAnsi="Times New Roman" w:cs="Times New Roman"/>
-          <w:sz w:val="28"/>
-          <w:szCs w:val="28"/>
-        </w:rPr>
-        <w:t xml:space="preserve">икористання </w:t>
+        <w:t xml:space="preserve">та використання </w:t>
       </w:r>
       <w:r>
         <w:rPr>
@@ -5036,7 +5009,7 @@
     </w:p>
     <w:p>
       <w:pPr>
-        <w:pStyle w:val="a9"/>
+        <w:pStyle w:val="ListParagraph"/>
         <w:numPr>
           <w:ilvl w:val="1"/>
           <w:numId w:val="14"/>
@@ -5083,7 +5056,7 @@
     </w:p>
     <w:p>
       <w:pPr>
-        <w:pStyle w:val="a9"/>
+        <w:pStyle w:val="ListParagraph"/>
         <w:numPr>
           <w:ilvl w:val="2"/>
           <w:numId w:val="14"/>
@@ -5117,7 +5090,7 @@
     </w:p>
     <w:p>
       <w:pPr>
-        <w:pStyle w:val="a9"/>
+        <w:pStyle w:val="ListParagraph"/>
         <w:numPr>
           <w:ilvl w:val="2"/>
           <w:numId w:val="14"/>
@@ -5136,25 +5109,7 @@
           <w:szCs w:val="28"/>
           <w:lang w:val="en-US"/>
         </w:rPr>
-        <w:t>Duplicated</w:t>
-      </w:r>
-      <w:r>
-        <w:rPr>
-          <w:rFonts w:ascii="Times New Roman" w:hAnsi="Times New Roman" w:cs="Times New Roman"/>
-          <w:sz w:val="28"/>
-          <w:szCs w:val="28"/>
-          <w:lang w:val="en-US"/>
-        </w:rPr>
-        <w:t>Name</w:t>
-      </w:r>
-      <w:r>
-        <w:rPr>
-          <w:rFonts w:ascii="Times New Roman" w:hAnsi="Times New Roman" w:cs="Times New Roman"/>
-          <w:sz w:val="28"/>
-          <w:szCs w:val="28"/>
-          <w:lang w:val="en-US"/>
-        </w:rPr>
-        <w:t>Exception</w:t>
+        <w:t>DuplicatedNameException</w:t>
       </w:r>
       <w:proofErr w:type="spellEnd"/>
       <w:r>
@@ -5169,7 +5124,7 @@
     </w:p>
     <w:p>
       <w:pPr>
-        <w:pStyle w:val="a9"/>
+        <w:pStyle w:val="ListParagraph"/>
         <w:numPr>
           <w:ilvl w:val="2"/>
           <w:numId w:val="14"/>
@@ -5188,25 +5143,7 @@
           <w:szCs w:val="28"/>
           <w:lang w:val="en-US"/>
         </w:rPr>
-        <w:t>Duplicated</w:t>
-      </w:r>
-      <w:r>
-        <w:rPr>
-          <w:rFonts w:ascii="Times New Roman" w:hAnsi="Times New Roman" w:cs="Times New Roman"/>
-          <w:sz w:val="28"/>
-          <w:szCs w:val="28"/>
-          <w:lang w:val="en-US"/>
-        </w:rPr>
-        <w:t>Student</w:t>
-      </w:r>
-      <w:r>
-        <w:rPr>
-          <w:rFonts w:ascii="Times New Roman" w:hAnsi="Times New Roman" w:cs="Times New Roman"/>
-          <w:sz w:val="28"/>
-          <w:szCs w:val="28"/>
-          <w:lang w:val="en-US"/>
-        </w:rPr>
-        <w:t>IdException</w:t>
+        <w:t>DuplicatedStudentIdException</w:t>
       </w:r>
       <w:proofErr w:type="spellEnd"/>
       <w:r>
@@ -5221,7 +5158,7 @@
     </w:p>
     <w:p>
       <w:pPr>
-        <w:pStyle w:val="a9"/>
+        <w:pStyle w:val="ListParagraph"/>
         <w:numPr>
           <w:ilvl w:val="2"/>
           <w:numId w:val="14"/>
@@ -5255,7 +5192,7 @@
     </w:p>
     <w:p>
       <w:pPr>
-        <w:pStyle w:val="a9"/>
+        <w:pStyle w:val="ListParagraph"/>
         <w:numPr>
           <w:ilvl w:val="2"/>
           <w:numId w:val="14"/>
@@ -5289,7 +5226,7 @@
     </w:p>
     <w:p>
       <w:pPr>
-        <w:pStyle w:val="a9"/>
+        <w:pStyle w:val="ListParagraph"/>
         <w:numPr>
           <w:ilvl w:val="2"/>
           <w:numId w:val="14"/>
@@ -5323,7 +5260,7 @@
     </w:p>
     <w:p>
       <w:pPr>
-        <w:pStyle w:val="a9"/>
+        <w:pStyle w:val="ListParagraph"/>
         <w:numPr>
           <w:ilvl w:val="2"/>
           <w:numId w:val="14"/>
@@ -5359,7 +5296,7 @@
     </w:p>
     <w:p>
       <w:pPr>
-        <w:pStyle w:val="a9"/>
+        <w:pStyle w:val="ListParagraph"/>
         <w:numPr>
           <w:ilvl w:val="1"/>
           <w:numId w:val="14"/>
@@ -5399,7 +5336,7 @@
     </w:p>
     <w:p>
       <w:pPr>
-        <w:pStyle w:val="a9"/>
+        <w:pStyle w:val="ListParagraph"/>
         <w:numPr>
           <w:ilvl w:val="2"/>
           <w:numId w:val="14"/>
@@ -5446,7 +5383,7 @@
     </w:p>
     <w:p>
       <w:pPr>
-        <w:pStyle w:val="a9"/>
+        <w:pStyle w:val="ListParagraph"/>
         <w:numPr>
           <w:ilvl w:val="2"/>
           <w:numId w:val="14"/>
@@ -5476,7 +5413,7 @@
     </w:p>
     <w:p>
       <w:pPr>
-        <w:pStyle w:val="a9"/>
+        <w:pStyle w:val="ListParagraph"/>
         <w:numPr>
           <w:ilvl w:val="2"/>
           <w:numId w:val="14"/>
@@ -5501,15 +5438,7 @@
           <w:sz w:val="28"/>
           <w:szCs w:val="28"/>
         </w:rPr>
-        <w:t xml:space="preserve">сі обраної кафедри, впорядковані за </w:t>
-      </w:r>
-      <w:r>
-        <w:rPr>
-          <w:rFonts w:ascii="Times New Roman" w:hAnsi="Times New Roman" w:cs="Times New Roman"/>
-          <w:sz w:val="28"/>
-          <w:szCs w:val="28"/>
-        </w:rPr>
-        <w:t>курсом</w:t>
+        <w:t>сі обраної кафедри, впорядковані за курсом</w:t>
       </w:r>
       <w:r>
         <w:rPr>
@@ -5526,20 +5455,12 @@
           <w:sz w:val="28"/>
           <w:szCs w:val="28"/>
         </w:rPr>
-        <w:t>алфавітом</w:t>
-      </w:r>
-      <w:r>
-        <w:rPr>
-          <w:rFonts w:ascii="Times New Roman" w:hAnsi="Times New Roman" w:cs="Times New Roman"/>
-          <w:sz w:val="28"/>
-          <w:szCs w:val="28"/>
-        </w:rPr>
-        <w:t>,</w:t>
-      </w:r>
-    </w:p>
-    <w:p>
-      <w:pPr>
-        <w:pStyle w:val="a9"/>
+        <w:t>алфавітом,</w:t>
+      </w:r>
+    </w:p>
+    <w:p>
+      <w:pPr>
+        <w:pStyle w:val="ListParagraph"/>
         <w:numPr>
           <w:ilvl w:val="2"/>
           <w:numId w:val="14"/>
@@ -5577,7 +5498,7 @@
     </w:p>
     <w:p>
       <w:pPr>
-        <w:pStyle w:val="a9"/>
+        <w:pStyle w:val="ListParagraph"/>
         <w:numPr>
           <w:ilvl w:val="1"/>
           <w:numId w:val="14"/>
@@ -5599,7 +5520,7 @@
     </w:p>
     <w:p>
       <w:pPr>
-        <w:pStyle w:val="a9"/>
+        <w:pStyle w:val="ListParagraph"/>
         <w:numPr>
           <w:ilvl w:val="2"/>
           <w:numId w:val="14"/>
@@ -5629,7 +5550,7 @@
     </w:p>
     <w:p>
       <w:pPr>
-        <w:pStyle w:val="a9"/>
+        <w:pStyle w:val="ListParagraph"/>
         <w:numPr>
           <w:ilvl w:val="2"/>
           <w:numId w:val="14"/>
@@ -5659,7 +5580,7 @@
     </w:p>
     <w:p>
       <w:pPr>
-        <w:pStyle w:val="a9"/>
+        <w:pStyle w:val="ListParagraph"/>
         <w:numPr>
           <w:ilvl w:val="3"/>
           <w:numId w:val="14"/>
@@ -5681,7 +5602,7 @@
     </w:p>
     <w:p>
       <w:pPr>
-        <w:pStyle w:val="a9"/>
+        <w:pStyle w:val="ListParagraph"/>
         <w:numPr>
           <w:ilvl w:val="3"/>
           <w:numId w:val="14"/>
@@ -5735,7 +5656,7 @@
     </w:p>
     <w:p>
       <w:pPr>
-        <w:pStyle w:val="a9"/>
+        <w:pStyle w:val="ListParagraph"/>
         <w:numPr>
           <w:ilvl w:val="3"/>
           <w:numId w:val="14"/>
@@ -5789,7 +5710,7 @@
     </w:p>
     <w:p>
       <w:pPr>
-        <w:pStyle w:val="a9"/>
+        <w:pStyle w:val="ListParagraph"/>
         <w:numPr>
           <w:ilvl w:val="1"/>
           <w:numId w:val="14"/>
@@ -5963,7 +5884,7 @@
     </w:p>
     <w:p>
       <w:pPr>
-        <w:pStyle w:val="a9"/>
+        <w:pStyle w:val="ListParagraph"/>
         <w:numPr>
           <w:ilvl w:val="1"/>
           <w:numId w:val="14"/>
@@ -6037,7 +5958,7 @@
     </w:p>
     <w:p>
       <w:pPr>
-        <w:pStyle w:val="a9"/>
+        <w:pStyle w:val="ListParagraph"/>
         <w:numPr>
           <w:ilvl w:val="1"/>
           <w:numId w:val="14"/>
@@ -6051,30 +5972,10 @@
       <w:r>
         <w:rPr>
           <w:rFonts w:ascii="Times New Roman" w:hAnsi="Times New Roman" w:cs="Times New Roman"/>
-          <w:color w:val="EE0000"/>
-          <w:sz w:val="28"/>
-          <w:szCs w:val="28"/>
-        </w:rPr>
-        <w:t xml:space="preserve">Просунутий модуль мережевий режим – </w:t>
-      </w:r>
-      <w:r>
-        <w:rPr>
-          <w:rFonts w:ascii="Times New Roman" w:hAnsi="Times New Roman" w:cs="Times New Roman"/>
-          <w:color w:val="EE0000"/>
-          <w:sz w:val="28"/>
-          <w:szCs w:val="28"/>
-          <w:lang w:val="en-US"/>
-        </w:rPr>
-        <w:t xml:space="preserve">TCP </w:t>
-      </w:r>
-      <w:r>
-        <w:rPr>
-          <w:rFonts w:ascii="Times New Roman" w:hAnsi="Times New Roman" w:cs="Times New Roman"/>
-          <w:color w:val="EE0000"/>
-          <w:sz w:val="28"/>
-          <w:szCs w:val="28"/>
-        </w:rPr>
-        <w:t>клієнт-сервер</w:t>
+          <w:sz w:val="28"/>
+          <w:szCs w:val="28"/>
+        </w:rPr>
+        <w:t>Просунутий модуль мережевий режим – TCP клієнт-сервер</w:t>
       </w:r>
       <w:r>
         <w:rPr>
@@ -6087,7 +5988,7 @@
     </w:p>
     <w:p>
       <w:pPr>
-        <w:pStyle w:val="a9"/>
+        <w:pStyle w:val="ListParagraph"/>
         <w:numPr>
           <w:ilvl w:val="1"/>
           <w:numId w:val="14"/>
@@ -6109,7 +6010,7 @@
     </w:p>
     <w:p>
       <w:pPr>
-        <w:pStyle w:val="a9"/>
+        <w:pStyle w:val="ListParagraph"/>
         <w:numPr>
           <w:ilvl w:val="2"/>
           <w:numId w:val="14"/>
@@ -6132,7 +6033,7 @@
     </w:p>
     <w:p>
       <w:pPr>
-        <w:pStyle w:val="a9"/>
+        <w:pStyle w:val="ListParagraph"/>
         <w:numPr>
           <w:ilvl w:val="2"/>
           <w:numId w:val="14"/>
@@ -6155,7 +6056,7 @@
     </w:p>
     <w:p>
       <w:pPr>
-        <w:pStyle w:val="a9"/>
+        <w:pStyle w:val="ListParagraph"/>
         <w:numPr>
           <w:ilvl w:val="2"/>
           <w:numId w:val="14"/>
@@ -6178,7 +6079,7 @@
     </w:p>
     <w:p>
       <w:pPr>
-        <w:pStyle w:val="a9"/>
+        <w:pStyle w:val="ListParagraph"/>
         <w:numPr>
           <w:ilvl w:val="2"/>
           <w:numId w:val="14"/>
@@ -6201,7 +6102,7 @@
     </w:p>
     <w:p>
       <w:pPr>
-        <w:pStyle w:val="a9"/>
+        <w:pStyle w:val="ListParagraph"/>
         <w:numPr>
           <w:ilvl w:val="2"/>
           <w:numId w:val="14"/>
@@ -6224,7 +6125,7 @@
     </w:p>
     <w:p>
       <w:pPr>
-        <w:pStyle w:val="a9"/>
+        <w:pStyle w:val="ListParagraph"/>
         <w:numPr>
           <w:ilvl w:val="2"/>
           <w:numId w:val="14"/>
@@ -6247,7 +6148,7 @@
     </w:p>
     <w:p>
       <w:pPr>
-        <w:pStyle w:val="a9"/>
+        <w:pStyle w:val="ListParagraph"/>
         <w:numPr>
           <w:ilvl w:val="2"/>
           <w:numId w:val="14"/>
@@ -6281,7 +6182,7 @@
     </w:p>
     <w:p>
       <w:pPr>
-        <w:pStyle w:val="a9"/>
+        <w:pStyle w:val="ListParagraph"/>
         <w:numPr>
           <w:ilvl w:val="1"/>
           <w:numId w:val="14"/>
@@ -6312,7 +6213,7 @@
     </w:p>
     <w:p>
       <w:pPr>
-        <w:pStyle w:val="a9"/>
+        <w:pStyle w:val="ListParagraph"/>
         <w:numPr>
           <w:ilvl w:val="2"/>
           <w:numId w:val="14"/>
@@ -6334,7 +6235,7 @@
     </w:p>
     <w:p>
       <w:pPr>
-        <w:pStyle w:val="a9"/>
+        <w:pStyle w:val="ListParagraph"/>
         <w:numPr>
           <w:ilvl w:val="2"/>
           <w:numId w:val="14"/>
@@ -6365,7 +6266,7 @@
     </w:p>
     <w:p>
       <w:pPr>
-        <w:pStyle w:val="a9"/>
+        <w:pStyle w:val="ListParagraph"/>
         <w:numPr>
           <w:ilvl w:val="0"/>
           <w:numId w:val="15"/>
@@ -6376,7 +6277,6 @@
           <w:szCs w:val="28"/>
         </w:rPr>
       </w:pPr>
-      <w:proofErr w:type="spellStart"/>
       <w:r>
         <w:rPr>
           <w:rFonts w:ascii="Times New Roman" w:hAnsi="Times New Roman" w:cs="Times New Roman"/>
@@ -6385,18 +6285,7 @@
           <w:sz w:val="28"/>
           <w:szCs w:val="28"/>
         </w:rPr>
-        <w:t>Яцкевич</w:t>
-      </w:r>
-      <w:proofErr w:type="spellEnd"/>
-      <w:r>
-        <w:rPr>
-          <w:rFonts w:ascii="Times New Roman" w:hAnsi="Times New Roman" w:cs="Times New Roman"/>
-          <w:i/>
-          <w:iCs/>
-          <w:sz w:val="28"/>
-          <w:szCs w:val="28"/>
-        </w:rPr>
-        <w:t xml:space="preserve"> Анастасія</w:t>
+        <w:t>Яцкевич Анастасія</w:t>
       </w:r>
       <w:r>
         <w:rPr>
@@ -6409,7 +6298,7 @@
     </w:p>
     <w:p>
       <w:pPr>
-        <w:pStyle w:val="a9"/>
+        <w:pStyle w:val="ListParagraph"/>
         <w:numPr>
           <w:ilvl w:val="1"/>
           <w:numId w:val="14"/>
@@ -6472,7 +6361,7 @@
     </w:p>
     <w:p>
       <w:pPr>
-        <w:pStyle w:val="a9"/>
+        <w:pStyle w:val="ListParagraph"/>
         <w:numPr>
           <w:ilvl w:val="2"/>
           <w:numId w:val="14"/>
@@ -6495,7 +6384,7 @@
     </w:p>
     <w:p>
       <w:pPr>
-        <w:pStyle w:val="a9"/>
+        <w:pStyle w:val="ListParagraph"/>
         <w:numPr>
           <w:ilvl w:val="2"/>
           <w:numId w:val="14"/>
@@ -6518,7 +6407,7 @@
     </w:p>
     <w:p>
       <w:pPr>
-        <w:pStyle w:val="a9"/>
+        <w:pStyle w:val="ListParagraph"/>
         <w:numPr>
           <w:ilvl w:val="2"/>
           <w:numId w:val="14"/>
@@ -6553,7 +6442,7 @@
     </w:p>
     <w:p>
       <w:pPr>
-        <w:pStyle w:val="a9"/>
+        <w:pStyle w:val="ListParagraph"/>
         <w:numPr>
           <w:ilvl w:val="1"/>
           <w:numId w:val="14"/>
@@ -6600,7 +6489,7 @@
     </w:p>
     <w:p>
       <w:pPr>
-        <w:pStyle w:val="a9"/>
+        <w:pStyle w:val="ListParagraph"/>
         <w:numPr>
           <w:ilvl w:val="2"/>
           <w:numId w:val="14"/>
@@ -6630,7 +6519,7 @@
     </w:p>
     <w:p>
       <w:pPr>
-        <w:pStyle w:val="a9"/>
+        <w:pStyle w:val="ListParagraph"/>
         <w:numPr>
           <w:ilvl w:val="2"/>
           <w:numId w:val="14"/>
@@ -6660,7 +6549,7 @@
     </w:p>
     <w:p>
       <w:pPr>
-        <w:pStyle w:val="a9"/>
+        <w:pStyle w:val="ListParagraph"/>
         <w:numPr>
           <w:ilvl w:val="1"/>
           <w:numId w:val="14"/>
@@ -6727,16 +6616,7 @@
           <w:szCs w:val="28"/>
           <w:lang w:val="en-US"/>
         </w:rPr>
-        <w:t>Stream API</w:t>
-      </w:r>
-      <w:r>
-        <w:rPr>
-          <w:rFonts w:ascii="Times New Roman" w:hAnsi="Times New Roman" w:cs="Times New Roman"/>
-          <w:sz w:val="28"/>
-          <w:szCs w:val="28"/>
-          <w:lang w:val="en-US"/>
-        </w:rPr>
-        <w:t>)</w:t>
+        <w:t>Stream API)</w:t>
       </w:r>
       <w:r>
         <w:rPr>
@@ -6749,7 +6629,7 @@
     </w:p>
     <w:p>
       <w:pPr>
-        <w:pStyle w:val="a9"/>
+        <w:pStyle w:val="ListParagraph"/>
         <w:numPr>
           <w:ilvl w:val="2"/>
           <w:numId w:val="14"/>
@@ -6771,7 +6651,7 @@
     </w:p>
     <w:p>
       <w:pPr>
-        <w:pStyle w:val="a9"/>
+        <w:pStyle w:val="ListParagraph"/>
         <w:numPr>
           <w:ilvl w:val="2"/>
           <w:numId w:val="14"/>
@@ -6817,7 +6697,7 @@
     </w:p>
     <w:p>
       <w:pPr>
-        <w:pStyle w:val="a9"/>
+        <w:pStyle w:val="ListParagraph"/>
         <w:numPr>
           <w:ilvl w:val="2"/>
           <w:numId w:val="14"/>
@@ -6863,7 +6743,7 @@
     </w:p>
     <w:p>
       <w:pPr>
-        <w:pStyle w:val="a9"/>
+        <w:pStyle w:val="ListParagraph"/>
         <w:numPr>
           <w:ilvl w:val="1"/>
           <w:numId w:val="14"/>
@@ -6880,23 +6760,7 @@
           <w:sz w:val="28"/>
           <w:szCs w:val="28"/>
         </w:rPr>
-        <w:t xml:space="preserve">Впорядковані виводи для </w:t>
-      </w:r>
-      <w:r>
-        <w:rPr>
-          <w:rFonts w:ascii="Times New Roman" w:hAnsi="Times New Roman" w:cs="Times New Roman"/>
-          <w:sz w:val="28"/>
-          <w:szCs w:val="28"/>
-        </w:rPr>
-        <w:t>викладачів</w:t>
-      </w:r>
-      <w:r>
-        <w:rPr>
-          <w:rFonts w:ascii="Times New Roman" w:hAnsi="Times New Roman" w:cs="Times New Roman"/>
-          <w:sz w:val="28"/>
-          <w:szCs w:val="28"/>
-        </w:rPr>
-        <w:t xml:space="preserve"> (сортування з використанням лямбд та </w:t>
+        <w:t xml:space="preserve">Впорядковані виводи для викладачів (сортування з використанням лямбд та </w:t>
       </w:r>
       <w:r>
         <w:rPr>
@@ -6918,7 +6782,7 @@
     </w:p>
     <w:p>
       <w:pPr>
-        <w:pStyle w:val="a9"/>
+        <w:pStyle w:val="ListParagraph"/>
         <w:numPr>
           <w:ilvl w:val="2"/>
           <w:numId w:val="14"/>
@@ -6948,7 +6812,7 @@
     </w:p>
     <w:p>
       <w:pPr>
-        <w:pStyle w:val="a9"/>
+        <w:pStyle w:val="ListParagraph"/>
         <w:numPr>
           <w:ilvl w:val="2"/>
           <w:numId w:val="14"/>
@@ -6978,7 +6842,7 @@
     </w:p>
     <w:p>
       <w:pPr>
-        <w:pStyle w:val="a9"/>
+        <w:pStyle w:val="ListParagraph"/>
         <w:numPr>
           <w:ilvl w:val="2"/>
           <w:numId w:val="14"/>
@@ -7003,52 +6867,12 @@
           <w:sz w:val="28"/>
           <w:szCs w:val="28"/>
         </w:rPr>
-        <w:t>сі обрано</w:t>
-      </w:r>
-      <w:r>
-        <w:rPr>
-          <w:rFonts w:ascii="Times New Roman" w:hAnsi="Times New Roman" w:cs="Times New Roman"/>
-          <w:sz w:val="28"/>
-          <w:szCs w:val="28"/>
-        </w:rPr>
-        <w:t>ї</w:t>
-      </w:r>
-      <w:r>
-        <w:rPr>
-          <w:rFonts w:ascii="Times New Roman" w:hAnsi="Times New Roman" w:cs="Times New Roman"/>
-          <w:sz w:val="28"/>
-          <w:szCs w:val="28"/>
-        </w:rPr>
-        <w:t xml:space="preserve"> </w:t>
-      </w:r>
-      <w:r>
-        <w:rPr>
-          <w:rFonts w:ascii="Times New Roman" w:hAnsi="Times New Roman" w:cs="Times New Roman"/>
-          <w:sz w:val="28"/>
-          <w:szCs w:val="28"/>
-        </w:rPr>
-        <w:t>кафедри</w:t>
-      </w:r>
-      <w:r>
-        <w:rPr>
-          <w:rFonts w:ascii="Times New Roman" w:hAnsi="Times New Roman" w:cs="Times New Roman"/>
-          <w:sz w:val="28"/>
-          <w:szCs w:val="28"/>
-        </w:rPr>
-        <w:t>, впорядковані за алфавітом</w:t>
-      </w:r>
-      <w:r>
-        <w:rPr>
-          <w:rFonts w:ascii="Times New Roman" w:hAnsi="Times New Roman" w:cs="Times New Roman"/>
-          <w:sz w:val="28"/>
-          <w:szCs w:val="28"/>
-        </w:rPr>
-        <w:t>;</w:t>
-      </w:r>
-    </w:p>
-    <w:p>
-      <w:pPr>
-        <w:pStyle w:val="a9"/>
+        <w:t>сі обраної кафедри, впорядковані за алфавітом;</w:t>
+      </w:r>
+    </w:p>
+    <w:p>
+      <w:pPr>
+        <w:pStyle w:val="ListParagraph"/>
         <w:numPr>
           <w:ilvl w:val="1"/>
           <w:numId w:val="14"/>
@@ -7079,7 +6903,7 @@
     </w:p>
     <w:p>
       <w:pPr>
-        <w:pStyle w:val="a9"/>
+        <w:pStyle w:val="ListParagraph"/>
         <w:numPr>
           <w:ilvl w:val="2"/>
           <w:numId w:val="14"/>
@@ -7118,7 +6942,7 @@
     </w:p>
     <w:p>
       <w:pPr>
-        <w:pStyle w:val="a9"/>
+        <w:pStyle w:val="ListParagraph"/>
         <w:numPr>
           <w:ilvl w:val="3"/>
           <w:numId w:val="14"/>
@@ -7188,7 +7012,7 @@
     </w:p>
     <w:p>
       <w:pPr>
-        <w:pStyle w:val="a9"/>
+        <w:pStyle w:val="ListParagraph"/>
         <w:numPr>
           <w:ilvl w:val="3"/>
           <w:numId w:val="14"/>
@@ -7318,7 +7142,7 @@
     </w:p>
     <w:p>
       <w:pPr>
-        <w:pStyle w:val="a9"/>
+        <w:pStyle w:val="ListParagraph"/>
         <w:numPr>
           <w:ilvl w:val="2"/>
           <w:numId w:val="14"/>
@@ -7352,21 +7176,12 @@
           <w:szCs w:val="28"/>
           <w:lang w:val="en-US"/>
         </w:rPr>
-        <w:t>Teacher</w:t>
-      </w:r>
-      <w:r>
-        <w:rPr>
-          <w:rFonts w:ascii="Times New Roman" w:hAnsi="Times New Roman" w:cs="Times New Roman"/>
-          <w:sz w:val="28"/>
-          <w:szCs w:val="28"/>
-          <w:lang w:val="en-US"/>
-        </w:rPr>
-        <w:t>:</w:t>
-      </w:r>
-    </w:p>
-    <w:p>
-      <w:pPr>
-        <w:pStyle w:val="a9"/>
+        <w:t>Teacher:</w:t>
+      </w:r>
+    </w:p>
+    <w:p>
+      <w:pPr>
+        <w:pStyle w:val="ListParagraph"/>
         <w:numPr>
           <w:ilvl w:val="3"/>
           <w:numId w:val="14"/>
@@ -7436,7 +7251,7 @@
     </w:p>
     <w:p>
       <w:pPr>
-        <w:pStyle w:val="a9"/>
+        <w:pStyle w:val="ListParagraph"/>
         <w:numPr>
           <w:ilvl w:val="3"/>
           <w:numId w:val="14"/>
@@ -7574,7 +7389,7 @@
     </w:p>
     <w:p>
       <w:pPr>
-        <w:pStyle w:val="a9"/>
+        <w:pStyle w:val="ListParagraph"/>
         <w:numPr>
           <w:ilvl w:val="1"/>
           <w:numId w:val="14"/>
@@ -7593,25 +7408,6 @@
           <w:szCs w:val="28"/>
           <w:lang w:val="en-US"/>
         </w:rPr>
-        <w:t>20</w:t>
-      </w:r>
-      <w:r>
-        <w:rPr>
-          <w:rFonts w:ascii="Times New Roman" w:hAnsi="Times New Roman" w:cs="Times New Roman"/>
-          <w:color w:val="EE0000"/>
-          <w:sz w:val="28"/>
-          <w:szCs w:val="28"/>
-        </w:rPr>
-        <w:t>???</w:t>
-      </w:r>
-      <w:r>
-        <w:rPr>
-          <w:rFonts w:ascii="Times New Roman" w:hAnsi="Times New Roman" w:cs="Times New Roman"/>
-          <w:color w:val="EE0000"/>
-          <w:sz w:val="28"/>
-          <w:szCs w:val="28"/>
-          <w:lang w:val="en-US"/>
-        </w:rPr>
         <w:t xml:space="preserve"> </w:t>
       </w:r>
       <w:r>
@@ -7619,9 +7415,35 @@
           <w:rFonts w:ascii="Times New Roman" w:hAnsi="Times New Roman" w:cs="Times New Roman"/>
           <w:sz w:val="28"/>
           <w:szCs w:val="28"/>
-          <w:lang w:val="en-US"/>
-        </w:rPr>
-        <w:t xml:space="preserve">JUnit </w:t>
+        </w:rPr>
+        <w:t>3</w:t>
+      </w:r>
+      <w:r>
+        <w:rPr>
+          <w:rFonts w:ascii="Times New Roman" w:hAnsi="Times New Roman" w:cs="Times New Roman"/>
+          <w:sz w:val="28"/>
+          <w:szCs w:val="28"/>
+        </w:rPr>
+        <w:t xml:space="preserve">0 </w:t>
+      </w:r>
+      <w:proofErr w:type="spellStart"/>
+      <w:r>
+        <w:rPr>
+          <w:rFonts w:ascii="Times New Roman" w:hAnsi="Times New Roman" w:cs="Times New Roman"/>
+          <w:sz w:val="28"/>
+          <w:szCs w:val="28"/>
+        </w:rPr>
+        <w:t>JUnit</w:t>
+      </w:r>
+      <w:proofErr w:type="spellEnd"/>
+      <w:r>
+        <w:rPr>
+          <w:rFonts w:ascii="Times New Roman" w:hAnsi="Times New Roman" w:cs="Times New Roman"/>
+          <w:sz w:val="28"/>
+          <w:szCs w:val="28"/>
+          <w:lang w:val="en-US"/>
+        </w:rPr>
+        <w:t xml:space="preserve"> </w:t>
       </w:r>
       <w:r>
         <w:rPr>
@@ -7632,7 +7454,6 @@
         <w:t xml:space="preserve">тестів, включно з </w:t>
       </w:r>
       <w:proofErr w:type="spellStart"/>
-      <w:proofErr w:type="gramStart"/>
       <w:r>
         <w:rPr>
           <w:rFonts w:ascii="Times New Roman" w:hAnsi="Times New Roman" w:cs="Times New Roman"/>
@@ -7650,11 +7471,10 @@
         </w:rPr>
         <w:t>;</w:t>
       </w:r>
-      <w:proofErr w:type="gramEnd"/>
-    </w:p>
-    <w:p>
-      <w:pPr>
-        <w:pStyle w:val="a9"/>
+    </w:p>
+    <w:p>
+      <w:pPr>
+        <w:pStyle w:val="ListParagraph"/>
         <w:numPr>
           <w:ilvl w:val="1"/>
           <w:numId w:val="14"/>
@@ -7740,7 +7560,7 @@
     </w:p>
     <w:p>
       <w:pPr>
-        <w:pStyle w:val="a9"/>
+        <w:pStyle w:val="ListParagraph"/>
         <w:numPr>
           <w:ilvl w:val="1"/>
           <w:numId w:val="14"/>
@@ -7813,7 +7633,7 @@
     </w:p>
     <w:p>
       <w:pPr>
-        <w:pStyle w:val="a9"/>
+        <w:pStyle w:val="ListParagraph"/>
         <w:numPr>
           <w:ilvl w:val="2"/>
           <w:numId w:val="14"/>
@@ -7847,7 +7667,7 @@
     </w:p>
     <w:p>
       <w:pPr>
-        <w:pStyle w:val="a9"/>
+        <w:pStyle w:val="ListParagraph"/>
         <w:numPr>
           <w:ilvl w:val="2"/>
           <w:numId w:val="14"/>
@@ -7870,7 +7690,7 @@
     </w:p>
     <w:p>
       <w:pPr>
-        <w:pStyle w:val="a9"/>
+        <w:pStyle w:val="ListParagraph"/>
         <w:numPr>
           <w:ilvl w:val="2"/>
           <w:numId w:val="14"/>
@@ -7906,7 +7726,7 @@
     </w:p>
     <w:p>
       <w:pPr>
-        <w:pStyle w:val="a9"/>
+        <w:pStyle w:val="ListParagraph"/>
         <w:numPr>
           <w:ilvl w:val="1"/>
           <w:numId w:val="14"/>
@@ -7920,35 +7740,75 @@
       <w:r>
         <w:rPr>
           <w:rFonts w:ascii="Times New Roman" w:hAnsi="Times New Roman" w:cs="Times New Roman"/>
-          <w:color w:val="EE0000"/>
-          <w:sz w:val="28"/>
-          <w:szCs w:val="28"/>
-        </w:rPr>
-        <w:t xml:space="preserve">Використання </w:t>
-      </w:r>
-      <w:r>
-        <w:rPr>
-          <w:rFonts w:ascii="Times New Roman" w:hAnsi="Times New Roman" w:cs="Times New Roman"/>
-          <w:color w:val="EE0000"/>
-          <w:sz w:val="28"/>
-          <w:szCs w:val="28"/>
-          <w:lang w:val="en-US"/>
-        </w:rPr>
-        <w:t>Lombok</w:t>
-      </w:r>
-      <w:r>
-        <w:rPr>
-          <w:rFonts w:ascii="Times New Roman" w:hAnsi="Times New Roman" w:cs="Times New Roman"/>
-          <w:sz w:val="28"/>
-          <w:szCs w:val="28"/>
-          <w:lang w:val="en-US"/>
+          <w:sz w:val="28"/>
+          <w:szCs w:val="28"/>
+        </w:rPr>
+        <w:t>Використання Lombok</w:t>
+      </w:r>
+      <w:r>
+        <w:rPr>
+          <w:rFonts w:ascii="Times New Roman" w:hAnsi="Times New Roman" w:cs="Times New Roman"/>
+          <w:sz w:val="28"/>
+          <w:szCs w:val="28"/>
+        </w:rPr>
+        <w:t>(</w:t>
+      </w:r>
+      <w:r>
+        <w:rPr>
+          <w:rFonts w:ascii="Times New Roman" w:hAnsi="Times New Roman" w:cs="Times New Roman"/>
+          <w:sz w:val="28"/>
+          <w:szCs w:val="28"/>
+        </w:rPr>
+        <w:t xml:space="preserve">застосовувався для автоматичної генерації </w:t>
+      </w:r>
+      <w:proofErr w:type="spellStart"/>
+      <w:r>
+        <w:rPr>
+          <w:rFonts w:ascii="Times New Roman" w:hAnsi="Times New Roman" w:cs="Times New Roman"/>
+          <w:sz w:val="28"/>
+          <w:szCs w:val="28"/>
+        </w:rPr>
+        <w:t>геттерів</w:t>
+      </w:r>
+      <w:proofErr w:type="spellEnd"/>
+      <w:r>
+        <w:rPr>
+          <w:rFonts w:ascii="Times New Roman" w:hAnsi="Times New Roman" w:cs="Times New Roman"/>
+          <w:sz w:val="28"/>
+          <w:szCs w:val="28"/>
+        </w:rPr>
+        <w:t xml:space="preserve">, </w:t>
+      </w:r>
+      <w:proofErr w:type="spellStart"/>
+      <w:r>
+        <w:rPr>
+          <w:rFonts w:ascii="Times New Roman" w:hAnsi="Times New Roman" w:cs="Times New Roman"/>
+          <w:sz w:val="28"/>
+          <w:szCs w:val="28"/>
+        </w:rPr>
+        <w:t>сеттерів</w:t>
+      </w:r>
+      <w:proofErr w:type="spellEnd"/>
+      <w:r>
+        <w:rPr>
+          <w:rFonts w:ascii="Times New Roman" w:hAnsi="Times New Roman" w:cs="Times New Roman"/>
+          <w:sz w:val="28"/>
+          <w:szCs w:val="28"/>
+        </w:rPr>
+        <w:t>)</w:t>
+      </w:r>
+      <w:r>
+        <w:rPr>
+          <w:rFonts w:ascii="Times New Roman" w:hAnsi="Times New Roman" w:cs="Times New Roman"/>
+          <w:sz w:val="28"/>
+          <w:szCs w:val="28"/>
         </w:rPr>
         <w:t>;</w:t>
       </w:r>
     </w:p>
     <w:p>
       <w:pPr>
-        <w:pStyle w:val="a9"/>
+        <w:pStyle w:val="ListParagraph"/>
         <w:numPr>
           <w:ilvl w:val="1"/>
           <w:numId w:val="14"/>
@@ -7962,7 +7822,6 @@
       <w:r>
         <w:rPr>
           <w:rFonts w:ascii="Times New Roman" w:hAnsi="Times New Roman" w:cs="Times New Roman"/>
-          <w:color w:val="00B0F0"/>
           <w:sz w:val="28"/>
           <w:szCs w:val="28"/>
         </w:rPr>
@@ -7979,7 +7838,7 @@
     </w:p>
     <w:p>
       <w:pPr>
-        <w:pStyle w:val="a9"/>
+        <w:pStyle w:val="ListParagraph"/>
         <w:numPr>
           <w:ilvl w:val="2"/>
           <w:numId w:val="14"/>
@@ -8027,7 +7886,7 @@
     </w:p>
     <w:p>
       <w:pPr>
-        <w:pStyle w:val="a9"/>
+        <w:pStyle w:val="ListParagraph"/>
         <w:numPr>
           <w:ilvl w:val="0"/>
           <w:numId w:val="15"/>
@@ -8059,7 +7918,7 @@
     </w:p>
     <w:p>
       <w:pPr>
-        <w:pStyle w:val="a9"/>
+        <w:pStyle w:val="ListParagraph"/>
         <w:numPr>
           <w:ilvl w:val="1"/>
           <w:numId w:val="15"/>
@@ -8091,7 +7950,7 @@
     </w:p>
     <w:p>
       <w:pPr>
-        <w:pStyle w:val="a9"/>
+        <w:pStyle w:val="ListParagraph"/>
         <w:numPr>
           <w:ilvl w:val="2"/>
           <w:numId w:val="15"/>
@@ -8113,7 +7972,7 @@
     </w:p>
     <w:p>
       <w:pPr>
-        <w:pStyle w:val="a9"/>
+        <w:pStyle w:val="ListParagraph"/>
         <w:numPr>
           <w:ilvl w:val="2"/>
           <w:numId w:val="15"/>
@@ -8135,7 +7994,7 @@
     </w:p>
     <w:p>
       <w:pPr>
-        <w:pStyle w:val="a9"/>
+        <w:pStyle w:val="ListParagraph"/>
         <w:numPr>
           <w:ilvl w:val="2"/>
           <w:numId w:val="15"/>
@@ -8153,6 +8012,7 @@
           <w:sz w:val="28"/>
           <w:szCs w:val="28"/>
         </w:rPr>
+        <w:lastRenderedPageBreak/>
         <w:t>некоретний</w:t>
       </w:r>
       <w:proofErr w:type="spellEnd"/>
@@ -8184,7 +8044,7 @@
     </w:p>
     <w:p>
       <w:pPr>
-        <w:pStyle w:val="a9"/>
+        <w:pStyle w:val="ListParagraph"/>
         <w:numPr>
           <w:ilvl w:val="2"/>
           <w:numId w:val="15"/>
@@ -8201,7 +8061,6 @@
           <w:sz w:val="28"/>
           <w:szCs w:val="28"/>
         </w:rPr>
-        <w:lastRenderedPageBreak/>
         <w:t xml:space="preserve">дублікати </w:t>
       </w:r>
       <w:r>
@@ -8224,7 +8083,7 @@
     </w:p>
     <w:p>
       <w:pPr>
-        <w:pStyle w:val="a9"/>
+        <w:pStyle w:val="ListParagraph"/>
         <w:numPr>
           <w:ilvl w:val="1"/>
           <w:numId w:val="15"/>
@@ -8299,6 +8158,21 @@
     </w:p>
     <w:p>
       <w:pPr>
+        <w:ind w:left="1080"/>
+        <w:rPr>
+          <w:rFonts w:ascii="Times New Roman" w:hAnsi="Times New Roman" w:cs="Times New Roman"/>
+          <w:sz w:val="28"/>
+          <w:szCs w:val="28"/>
+        </w:rPr>
+      </w:pPr>
+    </w:p>
+    <w:p>
+      <w:pPr>
+        <w:pStyle w:val="ListParagraph"/>
+        <w:numPr>
+          <w:ilvl w:val="0"/>
+          <w:numId w:val="4"/>
+        </w:numPr>
         <w:rPr>
           <w:rFonts w:ascii="Times New Roman" w:hAnsi="Times New Roman" w:cs="Times New Roman"/>
           <w:b/>
@@ -8310,6 +8184,585 @@
       <w:r>
         <w:rPr>
           <w:rFonts w:ascii="Times New Roman" w:hAnsi="Times New Roman" w:cs="Times New Roman"/>
+          <w:b/>
+          <w:bCs/>
+          <w:sz w:val="28"/>
+          <w:szCs w:val="28"/>
+        </w:rPr>
+        <w:t>Опис можливостей</w:t>
+      </w:r>
+    </w:p>
+    <w:p>
+      <w:pPr>
+        <w:ind w:left="1080"/>
+        <w:rPr>
+          <w:rFonts w:ascii="Times New Roman" w:hAnsi="Times New Roman" w:cs="Times New Roman"/>
+          <w:sz w:val="28"/>
+          <w:szCs w:val="28"/>
+          <w:u w:val="single"/>
+        </w:rPr>
+      </w:pPr>
+      <w:r>
+        <w:rPr>
+          <w:rFonts w:ascii="Times New Roman" w:hAnsi="Times New Roman" w:cs="Times New Roman"/>
+          <w:sz w:val="28"/>
+          <w:szCs w:val="28"/>
+          <w:u w:val="single"/>
+        </w:rPr>
+        <w:t>Основні можливості системи:</w:t>
+      </w:r>
+    </w:p>
+    <w:p>
+      <w:pPr>
+        <w:pStyle w:val="ListParagraph"/>
+        <w:numPr>
+          <w:ilvl w:val="0"/>
+          <w:numId w:val="16"/>
+        </w:numPr>
+        <w:rPr>
+          <w:rFonts w:ascii="Times New Roman" w:hAnsi="Times New Roman" w:cs="Times New Roman"/>
+          <w:sz w:val="28"/>
+          <w:szCs w:val="28"/>
+        </w:rPr>
+      </w:pPr>
+      <w:r>
+        <w:rPr>
+          <w:rFonts w:ascii="Times New Roman" w:hAnsi="Times New Roman" w:cs="Times New Roman"/>
+          <w:sz w:val="28"/>
+          <w:szCs w:val="28"/>
+        </w:rPr>
+        <w:t>Управління факультетами</w:t>
+      </w:r>
+      <w:r>
+        <w:rPr>
+          <w:rFonts w:ascii="Times New Roman" w:hAnsi="Times New Roman" w:cs="Times New Roman"/>
+          <w:sz w:val="28"/>
+          <w:szCs w:val="28"/>
+        </w:rPr>
+        <w:t xml:space="preserve">: </w:t>
+      </w:r>
+      <w:r>
+        <w:rPr>
+          <w:rFonts w:ascii="Times New Roman" w:hAnsi="Times New Roman" w:cs="Times New Roman"/>
+          <w:sz w:val="28"/>
+          <w:szCs w:val="28"/>
+        </w:rPr>
+        <w:t>створення, редагування та видалення факультетів.</w:t>
+      </w:r>
+    </w:p>
+    <w:p>
+      <w:pPr>
+        <w:pStyle w:val="ListParagraph"/>
+        <w:numPr>
+          <w:ilvl w:val="0"/>
+          <w:numId w:val="16"/>
+        </w:numPr>
+        <w:rPr>
+          <w:rFonts w:ascii="Times New Roman" w:hAnsi="Times New Roman" w:cs="Times New Roman"/>
+          <w:sz w:val="28"/>
+          <w:szCs w:val="28"/>
+        </w:rPr>
+      </w:pPr>
+      <w:r>
+        <w:rPr>
+          <w:rFonts w:ascii="Times New Roman" w:hAnsi="Times New Roman" w:cs="Times New Roman"/>
+          <w:sz w:val="28"/>
+          <w:szCs w:val="28"/>
+        </w:rPr>
+        <w:t>Управління кафедрами:</w:t>
+      </w:r>
+      <w:r>
+        <w:rPr>
+          <w:rFonts w:ascii="Times New Roman" w:hAnsi="Times New Roman" w:cs="Times New Roman"/>
+          <w:sz w:val="28"/>
+          <w:szCs w:val="28"/>
+        </w:rPr>
+        <w:t xml:space="preserve"> </w:t>
+      </w:r>
+      <w:r>
+        <w:rPr>
+          <w:rFonts w:ascii="Times New Roman" w:hAnsi="Times New Roman" w:cs="Times New Roman"/>
+          <w:sz w:val="28"/>
+          <w:szCs w:val="28"/>
+        </w:rPr>
+        <w:t>створення, редагування та видалення кафедр, прив’язаних до факультетів</w:t>
+      </w:r>
+      <w:r>
+        <w:rPr>
+          <w:rFonts w:ascii="Times New Roman" w:hAnsi="Times New Roman" w:cs="Times New Roman"/>
+          <w:sz w:val="28"/>
+          <w:szCs w:val="28"/>
+        </w:rPr>
+        <w:t>.</w:t>
+      </w:r>
+    </w:p>
+    <w:p>
+      <w:pPr>
+        <w:pStyle w:val="ListParagraph"/>
+        <w:numPr>
+          <w:ilvl w:val="0"/>
+          <w:numId w:val="16"/>
+        </w:numPr>
+        <w:rPr>
+          <w:rFonts w:ascii="Times New Roman" w:hAnsi="Times New Roman" w:cs="Times New Roman"/>
+          <w:sz w:val="28"/>
+          <w:szCs w:val="28"/>
+        </w:rPr>
+      </w:pPr>
+      <w:r>
+        <w:rPr>
+          <w:rFonts w:ascii="Times New Roman" w:hAnsi="Times New Roman" w:cs="Times New Roman"/>
+          <w:sz w:val="28"/>
+          <w:szCs w:val="28"/>
+        </w:rPr>
+        <w:t>Управління студентами:</w:t>
+      </w:r>
+      <w:r>
+        <w:rPr>
+          <w:rFonts w:ascii="Times New Roman" w:hAnsi="Times New Roman" w:cs="Times New Roman"/>
+          <w:sz w:val="28"/>
+          <w:szCs w:val="28"/>
+        </w:rPr>
+        <w:t xml:space="preserve"> </w:t>
+      </w:r>
+      <w:r>
+        <w:rPr>
+          <w:rFonts w:ascii="Times New Roman" w:hAnsi="Times New Roman" w:cs="Times New Roman"/>
+          <w:sz w:val="28"/>
+          <w:szCs w:val="28"/>
+        </w:rPr>
+        <w:t>додавання, редагування та видалення студентів, зміна курсу, групи та кафедри.</w:t>
+      </w:r>
+    </w:p>
+    <w:p>
+      <w:pPr>
+        <w:pStyle w:val="ListParagraph"/>
+        <w:numPr>
+          <w:ilvl w:val="0"/>
+          <w:numId w:val="16"/>
+        </w:numPr>
+        <w:rPr>
+          <w:rFonts w:ascii="Times New Roman" w:hAnsi="Times New Roman" w:cs="Times New Roman"/>
+          <w:sz w:val="28"/>
+          <w:szCs w:val="28"/>
+        </w:rPr>
+      </w:pPr>
+      <w:r>
+        <w:rPr>
+          <w:rFonts w:ascii="Times New Roman" w:hAnsi="Times New Roman" w:cs="Times New Roman"/>
+          <w:sz w:val="28"/>
+          <w:szCs w:val="28"/>
+        </w:rPr>
+        <w:t>Управління викладачами:</w:t>
+      </w:r>
+      <w:r>
+        <w:rPr>
+          <w:rFonts w:ascii="Times New Roman" w:hAnsi="Times New Roman" w:cs="Times New Roman"/>
+          <w:sz w:val="28"/>
+          <w:szCs w:val="28"/>
+        </w:rPr>
+        <w:t xml:space="preserve"> </w:t>
+      </w:r>
+      <w:r>
+        <w:rPr>
+          <w:rFonts w:ascii="Times New Roman" w:hAnsi="Times New Roman" w:cs="Times New Roman"/>
+          <w:sz w:val="28"/>
+          <w:szCs w:val="28"/>
+        </w:rPr>
+        <w:t>додавання, редагування та видалення викладачів, облік їх посади та навантаження.</w:t>
+      </w:r>
+    </w:p>
+    <w:p>
+      <w:pPr>
+        <w:pStyle w:val="ListParagraph"/>
+        <w:numPr>
+          <w:ilvl w:val="0"/>
+          <w:numId w:val="16"/>
+        </w:numPr>
+        <w:rPr>
+          <w:rFonts w:ascii="Times New Roman" w:hAnsi="Times New Roman" w:cs="Times New Roman"/>
+          <w:sz w:val="28"/>
+          <w:szCs w:val="28"/>
+        </w:rPr>
+      </w:pPr>
+      <w:r>
+        <w:rPr>
+          <w:rFonts w:ascii="Times New Roman" w:hAnsi="Times New Roman" w:cs="Times New Roman"/>
+          <w:sz w:val="28"/>
+          <w:szCs w:val="28"/>
+        </w:rPr>
+        <w:t>Пошук:</w:t>
+      </w:r>
+      <w:r>
+        <w:rPr>
+          <w:rFonts w:ascii="Times New Roman" w:hAnsi="Times New Roman" w:cs="Times New Roman"/>
+          <w:sz w:val="28"/>
+          <w:szCs w:val="28"/>
+        </w:rPr>
+        <w:t xml:space="preserve"> </w:t>
+      </w:r>
+      <w:r>
+        <w:rPr>
+          <w:rFonts w:ascii="Times New Roman" w:hAnsi="Times New Roman" w:cs="Times New Roman"/>
+          <w:sz w:val="28"/>
+          <w:szCs w:val="28"/>
+        </w:rPr>
+        <w:t>можливість знаходити студентів і викладачів за ПІБ, курсом або групою</w:t>
+      </w:r>
+      <w:r>
+        <w:rPr>
+          <w:rFonts w:ascii="Times New Roman" w:hAnsi="Times New Roman" w:cs="Times New Roman"/>
+          <w:sz w:val="28"/>
+          <w:szCs w:val="28"/>
+        </w:rPr>
+        <w:t>.</w:t>
+      </w:r>
+    </w:p>
+    <w:p>
+      <w:pPr>
+        <w:pStyle w:val="ListParagraph"/>
+        <w:numPr>
+          <w:ilvl w:val="0"/>
+          <w:numId w:val="16"/>
+        </w:numPr>
+        <w:rPr>
+          <w:rFonts w:ascii="Times New Roman" w:hAnsi="Times New Roman" w:cs="Times New Roman"/>
+          <w:sz w:val="28"/>
+          <w:szCs w:val="28"/>
+        </w:rPr>
+      </w:pPr>
+      <w:r>
+        <w:rPr>
+          <w:rFonts w:ascii="Times New Roman" w:hAnsi="Times New Roman" w:cs="Times New Roman"/>
+          <w:sz w:val="28"/>
+          <w:szCs w:val="28"/>
+        </w:rPr>
+        <w:t>Сортування: виведення списків студентів і викладачів з впорядкуванням за курсом або алфавітом.</w:t>
+      </w:r>
+    </w:p>
+    <w:p>
+      <w:pPr>
+        <w:pStyle w:val="ListParagraph"/>
+        <w:numPr>
+          <w:ilvl w:val="0"/>
+          <w:numId w:val="16"/>
+        </w:numPr>
+        <w:rPr>
+          <w:rFonts w:ascii="Times New Roman" w:hAnsi="Times New Roman" w:cs="Times New Roman"/>
+          <w:sz w:val="28"/>
+          <w:szCs w:val="28"/>
+        </w:rPr>
+      </w:pPr>
+      <w:r>
+        <w:rPr>
+          <w:rFonts w:ascii="Times New Roman" w:hAnsi="Times New Roman" w:cs="Times New Roman"/>
+          <w:sz w:val="28"/>
+          <w:szCs w:val="28"/>
+        </w:rPr>
+        <w:t>Авторизація:</w:t>
+      </w:r>
+      <w:r>
+        <w:rPr>
+          <w:rFonts w:ascii="Times New Roman" w:hAnsi="Times New Roman" w:cs="Times New Roman"/>
+          <w:sz w:val="28"/>
+          <w:szCs w:val="28"/>
+        </w:rPr>
+        <w:t xml:space="preserve"> с</w:t>
+      </w:r>
+      <w:r>
+        <w:rPr>
+          <w:rFonts w:ascii="Times New Roman" w:hAnsi="Times New Roman" w:cs="Times New Roman"/>
+          <w:sz w:val="28"/>
+          <w:szCs w:val="28"/>
+        </w:rPr>
+        <w:t>истема підтримує ролі користувачів (</w:t>
+      </w:r>
+      <w:proofErr w:type="spellStart"/>
+      <w:r>
+        <w:rPr>
+          <w:rFonts w:ascii="Times New Roman" w:hAnsi="Times New Roman" w:cs="Times New Roman"/>
+          <w:sz w:val="28"/>
+          <w:szCs w:val="28"/>
+        </w:rPr>
+        <w:t>User</w:t>
+      </w:r>
+      <w:proofErr w:type="spellEnd"/>
+      <w:r>
+        <w:rPr>
+          <w:rFonts w:ascii="Times New Roman" w:hAnsi="Times New Roman" w:cs="Times New Roman"/>
+          <w:sz w:val="28"/>
+          <w:szCs w:val="28"/>
+        </w:rPr>
+        <w:t xml:space="preserve">, </w:t>
+      </w:r>
+      <w:proofErr w:type="spellStart"/>
+      <w:r>
+        <w:rPr>
+          <w:rFonts w:ascii="Times New Roman" w:hAnsi="Times New Roman" w:cs="Times New Roman"/>
+          <w:sz w:val="28"/>
+          <w:szCs w:val="28"/>
+        </w:rPr>
+        <w:t>Manager</w:t>
+      </w:r>
+      <w:proofErr w:type="spellEnd"/>
+      <w:r>
+        <w:rPr>
+          <w:rFonts w:ascii="Times New Roman" w:hAnsi="Times New Roman" w:cs="Times New Roman"/>
+          <w:sz w:val="28"/>
+          <w:szCs w:val="28"/>
+        </w:rPr>
+        <w:t xml:space="preserve">, </w:t>
+      </w:r>
+      <w:proofErr w:type="spellStart"/>
+      <w:r>
+        <w:rPr>
+          <w:rFonts w:ascii="Times New Roman" w:hAnsi="Times New Roman" w:cs="Times New Roman"/>
+          <w:sz w:val="28"/>
+          <w:szCs w:val="28"/>
+        </w:rPr>
+        <w:t>Admin</w:t>
+      </w:r>
+      <w:proofErr w:type="spellEnd"/>
+      <w:r>
+        <w:rPr>
+          <w:rFonts w:ascii="Times New Roman" w:hAnsi="Times New Roman" w:cs="Times New Roman"/>
+          <w:sz w:val="28"/>
+          <w:szCs w:val="28"/>
+        </w:rPr>
+        <w:t>) з різними рівнями доступу.</w:t>
+      </w:r>
+    </w:p>
+    <w:p>
+      <w:pPr>
+        <w:pStyle w:val="ListParagraph"/>
+        <w:numPr>
+          <w:ilvl w:val="0"/>
+          <w:numId w:val="16"/>
+        </w:numPr>
+        <w:rPr>
+          <w:rFonts w:ascii="Times New Roman" w:hAnsi="Times New Roman" w:cs="Times New Roman"/>
+          <w:sz w:val="28"/>
+          <w:szCs w:val="28"/>
+        </w:rPr>
+      </w:pPr>
+      <w:proofErr w:type="spellStart"/>
+      <w:r>
+        <w:rPr>
+          <w:rFonts w:ascii="Times New Roman" w:hAnsi="Times New Roman" w:cs="Times New Roman"/>
+          <w:sz w:val="28"/>
+          <w:szCs w:val="28"/>
+        </w:rPr>
+        <w:t>Валідація</w:t>
+      </w:r>
+      <w:proofErr w:type="spellEnd"/>
+      <w:r>
+        <w:rPr>
+          <w:rFonts w:ascii="Times New Roman" w:hAnsi="Times New Roman" w:cs="Times New Roman"/>
+          <w:sz w:val="28"/>
+          <w:szCs w:val="28"/>
+        </w:rPr>
+        <w:t>: перевірка коректності введених даних (</w:t>
+      </w:r>
+      <w:proofErr w:type="spellStart"/>
+      <w:r>
+        <w:rPr>
+          <w:rFonts w:ascii="Times New Roman" w:hAnsi="Times New Roman" w:cs="Times New Roman"/>
+          <w:sz w:val="28"/>
+          <w:szCs w:val="28"/>
+        </w:rPr>
+        <w:t>email</w:t>
+      </w:r>
+      <w:proofErr w:type="spellEnd"/>
+      <w:r>
+        <w:rPr>
+          <w:rFonts w:ascii="Times New Roman" w:hAnsi="Times New Roman" w:cs="Times New Roman"/>
+          <w:sz w:val="28"/>
+          <w:szCs w:val="28"/>
+        </w:rPr>
+        <w:t>, телефон, унікальність ID).</w:t>
+      </w:r>
+    </w:p>
+    <w:p>
+      <w:pPr>
+        <w:pStyle w:val="ListParagraph"/>
+        <w:numPr>
+          <w:ilvl w:val="0"/>
+          <w:numId w:val="16"/>
+        </w:numPr>
+        <w:rPr>
+          <w:rFonts w:ascii="Times New Roman" w:hAnsi="Times New Roman" w:cs="Times New Roman"/>
+          <w:sz w:val="28"/>
+          <w:szCs w:val="28"/>
+        </w:rPr>
+      </w:pPr>
+      <w:r>
+        <w:rPr>
+          <w:rFonts w:ascii="Times New Roman" w:hAnsi="Times New Roman" w:cs="Times New Roman"/>
+          <w:sz w:val="28"/>
+          <w:szCs w:val="28"/>
+        </w:rPr>
+        <w:t>Збереження даних:</w:t>
+      </w:r>
+      <w:r>
+        <w:rPr>
+          <w:rFonts w:ascii="Times New Roman" w:hAnsi="Times New Roman" w:cs="Times New Roman"/>
+          <w:sz w:val="28"/>
+          <w:szCs w:val="28"/>
+        </w:rPr>
+        <w:t xml:space="preserve"> </w:t>
+      </w:r>
+      <w:r>
+        <w:rPr>
+          <w:rFonts w:ascii="Times New Roman" w:hAnsi="Times New Roman" w:cs="Times New Roman"/>
+          <w:sz w:val="28"/>
+          <w:szCs w:val="28"/>
+        </w:rPr>
+        <w:t>дані зберігаються у форматі JSON та можуть бути завантажені при запуску програми.</w:t>
+      </w:r>
+    </w:p>
+    <w:p>
+      <w:pPr>
+        <w:pStyle w:val="ListParagraph"/>
+        <w:numPr>
+          <w:ilvl w:val="0"/>
+          <w:numId w:val="16"/>
+        </w:numPr>
+        <w:rPr>
+          <w:rFonts w:ascii="Times New Roman" w:hAnsi="Times New Roman" w:cs="Times New Roman"/>
+          <w:sz w:val="28"/>
+          <w:szCs w:val="28"/>
+        </w:rPr>
+      </w:pPr>
+      <w:proofErr w:type="spellStart"/>
+      <w:r>
+        <w:rPr>
+          <w:rFonts w:ascii="Times New Roman" w:hAnsi="Times New Roman" w:cs="Times New Roman"/>
+          <w:sz w:val="28"/>
+          <w:szCs w:val="28"/>
+        </w:rPr>
+        <w:t>Автозбереження</w:t>
+      </w:r>
+      <w:proofErr w:type="spellEnd"/>
+      <w:r>
+        <w:rPr>
+          <w:rFonts w:ascii="Times New Roman" w:hAnsi="Times New Roman" w:cs="Times New Roman"/>
+          <w:sz w:val="28"/>
+          <w:szCs w:val="28"/>
+        </w:rPr>
+        <w:t>:</w:t>
+      </w:r>
+      <w:r>
+        <w:rPr>
+          <w:rFonts w:ascii="Times New Roman" w:hAnsi="Times New Roman" w:cs="Times New Roman"/>
+          <w:sz w:val="28"/>
+          <w:szCs w:val="28"/>
+        </w:rPr>
+        <w:t xml:space="preserve"> </w:t>
+      </w:r>
+      <w:r>
+        <w:rPr>
+          <w:rFonts w:ascii="Times New Roman" w:hAnsi="Times New Roman" w:cs="Times New Roman"/>
+          <w:sz w:val="28"/>
+          <w:szCs w:val="28"/>
+        </w:rPr>
+        <w:t xml:space="preserve">реалізовано </w:t>
+      </w:r>
+      <w:proofErr w:type="spellStart"/>
+      <w:r>
+        <w:rPr>
+          <w:rFonts w:ascii="Times New Roman" w:hAnsi="Times New Roman" w:cs="Times New Roman"/>
+          <w:sz w:val="28"/>
+          <w:szCs w:val="28"/>
+        </w:rPr>
+        <w:t>багатопоточний</w:t>
+      </w:r>
+      <w:proofErr w:type="spellEnd"/>
+      <w:r>
+        <w:rPr>
+          <w:rFonts w:ascii="Times New Roman" w:hAnsi="Times New Roman" w:cs="Times New Roman"/>
+          <w:sz w:val="28"/>
+          <w:szCs w:val="28"/>
+        </w:rPr>
+        <w:t xml:space="preserve"> механізм автоматичного збереження даних.</w:t>
+      </w:r>
+    </w:p>
+    <w:p>
+      <w:pPr>
+        <w:pStyle w:val="ListParagraph"/>
+        <w:numPr>
+          <w:ilvl w:val="0"/>
+          <w:numId w:val="16"/>
+        </w:numPr>
+        <w:rPr>
+          <w:rFonts w:ascii="Times New Roman" w:hAnsi="Times New Roman" w:cs="Times New Roman"/>
+          <w:sz w:val="28"/>
+          <w:szCs w:val="28"/>
+        </w:rPr>
+      </w:pPr>
+      <w:proofErr w:type="spellStart"/>
+      <w:r>
+        <w:rPr>
+          <w:rFonts w:ascii="Times New Roman" w:hAnsi="Times New Roman" w:cs="Times New Roman"/>
+          <w:sz w:val="28"/>
+          <w:szCs w:val="28"/>
+        </w:rPr>
+        <w:t>Логування</w:t>
+      </w:r>
+      <w:proofErr w:type="spellEnd"/>
+      <w:r>
+        <w:rPr>
+          <w:rFonts w:ascii="Times New Roman" w:hAnsi="Times New Roman" w:cs="Times New Roman"/>
+          <w:sz w:val="28"/>
+          <w:szCs w:val="28"/>
+        </w:rPr>
+        <w:t>:</w:t>
+      </w:r>
+      <w:r>
+        <w:rPr>
+          <w:rFonts w:ascii="Times New Roman" w:hAnsi="Times New Roman" w:cs="Times New Roman"/>
+          <w:sz w:val="28"/>
+          <w:szCs w:val="28"/>
+        </w:rPr>
+        <w:t xml:space="preserve"> </w:t>
+      </w:r>
+      <w:r>
+        <w:rPr>
+          <w:rFonts w:ascii="Times New Roman" w:hAnsi="Times New Roman" w:cs="Times New Roman"/>
+          <w:sz w:val="28"/>
+          <w:szCs w:val="28"/>
+        </w:rPr>
+        <w:t xml:space="preserve">всі важливі події фіксуються у </w:t>
+      </w:r>
+      <w:r>
+        <w:rPr>
+          <w:rFonts w:ascii="Times New Roman" w:hAnsi="Times New Roman" w:cs="Times New Roman"/>
+          <w:sz w:val="28"/>
+          <w:szCs w:val="28"/>
+        </w:rPr>
+        <w:t xml:space="preserve">окремому </w:t>
+      </w:r>
+      <w:r>
+        <w:rPr>
+          <w:rFonts w:ascii="Times New Roman" w:hAnsi="Times New Roman" w:cs="Times New Roman"/>
+          <w:sz w:val="28"/>
+          <w:szCs w:val="28"/>
+        </w:rPr>
+        <w:t>файлі.</w:t>
+      </w:r>
+    </w:p>
+    <w:p>
+      <w:pPr>
+        <w:rPr>
+          <w:rFonts w:ascii="Times New Roman" w:hAnsi="Times New Roman" w:cs="Times New Roman"/>
+          <w:b/>
+          <w:bCs/>
+          <w:sz w:val="28"/>
+          <w:szCs w:val="28"/>
+        </w:rPr>
+      </w:pPr>
+      <w:r>
+        <w:rPr>
+          <w:rFonts w:ascii="Times New Roman" w:hAnsi="Times New Roman" w:cs="Times New Roman"/>
           <w:sz w:val="28"/>
           <w:szCs w:val="28"/>
         </w:rPr>
@@ -8318,7 +8771,7 @@
     </w:p>
     <w:p>
       <w:pPr>
-        <w:pStyle w:val="a9"/>
+        <w:pStyle w:val="ListParagraph"/>
         <w:tabs>
           <w:tab w:val="left" w:pos="560"/>
           <w:tab w:val="left" w:pos="1120"/>
@@ -8374,7 +8827,7 @@
     </w:p>
     <w:p>
       <w:pPr>
-        <w:pStyle w:val="a9"/>
+        <w:pStyle w:val="ListParagraph"/>
         <w:tabs>
           <w:tab w:val="left" w:pos="560"/>
           <w:tab w:val="left" w:pos="1120"/>
@@ -8431,7 +8884,6 @@
           <w:rFonts w:ascii="Times New Roman" w:hAnsi="Times New Roman" w:cs="Times New Roman"/>
           <w:sz w:val="28"/>
           <w:szCs w:val="28"/>
-          <w:lang w:val="en-US"/>
         </w:rPr>
       </w:pPr>
       <w:r>
@@ -8479,20 +8931,17 @@
           <w:u w:val="single"/>
           <w:lang w:val="en-US"/>
         </w:rPr>
-        <w:t>4.1. UML-</w:t>
-      </w:r>
-      <w:proofErr w:type="spellStart"/>
+        <w:t>4.</w:t>
+      </w:r>
       <w:r>
         <w:rPr>
           <w:rFonts w:ascii="Times New Roman" w:hAnsi="Times New Roman" w:cs="Times New Roman"/>
           <w:sz w:val="28"/>
           <w:szCs w:val="28"/>
           <w:u w:val="single"/>
-          <w:lang w:val="en-US"/>
-        </w:rPr>
-        <w:t>діаграма</w:t>
-      </w:r>
-      <w:proofErr w:type="spellEnd"/>
+        </w:rPr>
+        <w:t>1</w:t>
+      </w:r>
       <w:r>
         <w:rPr>
           <w:rFonts w:ascii="Times New Roman" w:hAnsi="Times New Roman" w:cs="Times New Roman"/>
@@ -8501,20 +8950,17 @@
           <w:u w:val="single"/>
           <w:lang w:val="en-US"/>
         </w:rPr>
-        <w:t xml:space="preserve"> </w:t>
-      </w:r>
-      <w:proofErr w:type="spellStart"/>
+        <w:t xml:space="preserve">. </w:t>
+      </w:r>
       <w:r>
         <w:rPr>
           <w:rFonts w:ascii="Times New Roman" w:hAnsi="Times New Roman" w:cs="Times New Roman"/>
           <w:sz w:val="28"/>
           <w:szCs w:val="28"/>
           <w:u w:val="single"/>
-          <w:lang w:val="en-US"/>
-        </w:rPr>
-        <w:t>класів</w:t>
-      </w:r>
-      <w:proofErr w:type="spellEnd"/>
+        </w:rPr>
+        <w:t>UML-діаграма пакетів</w:t>
+      </w:r>
     </w:p>
     <w:p>
       <w:pPr>
@@ -8544,6 +8990,1267 @@
           <w:u w:val="single"/>
         </w:rPr>
       </w:pPr>
+    </w:p>
+    <w:p>
+      <w:pPr>
+        <w:tabs>
+          <w:tab w:val="left" w:pos="560"/>
+          <w:tab w:val="left" w:pos="1120"/>
+          <w:tab w:val="left" w:pos="1680"/>
+          <w:tab w:val="left" w:pos="2240"/>
+          <w:tab w:val="left" w:pos="2800"/>
+          <w:tab w:val="left" w:pos="3360"/>
+          <w:tab w:val="left" w:pos="3920"/>
+          <w:tab w:val="left" w:pos="4480"/>
+          <w:tab w:val="left" w:pos="5040"/>
+          <w:tab w:val="left" w:pos="5600"/>
+          <w:tab w:val="left" w:pos="6160"/>
+          <w:tab w:val="left" w:pos="6720"/>
+        </w:tabs>
+        <w:autoSpaceDE w:val="0"/>
+        <w:autoSpaceDN w:val="0"/>
+        <w:adjustRightInd w:val="0"/>
+        <w:spacing w:after="0" w:line="240" w:lineRule="auto"/>
+        <w:ind w:right="-563"/>
+        <w:rPr>
+          <w:rFonts w:ascii="Times New Roman" w:hAnsi="Times New Roman" w:cs="Times New Roman"/>
+          <w:sz w:val="28"/>
+          <w:szCs w:val="28"/>
+        </w:rPr>
+      </w:pPr>
+      <w:proofErr w:type="spellStart"/>
+      <w:r>
+        <w:rPr>
+          <w:rFonts w:ascii="Times New Roman" w:hAnsi="Times New Roman" w:cs="Times New Roman"/>
+          <w:sz w:val="28"/>
+          <w:szCs w:val="28"/>
+          <w:lang w:val="en-US"/>
+        </w:rPr>
+        <w:t>На</w:t>
+      </w:r>
+      <w:proofErr w:type="spellEnd"/>
+      <w:r>
+        <w:rPr>
+          <w:rFonts w:ascii="Times New Roman" w:hAnsi="Times New Roman" w:cs="Times New Roman"/>
+          <w:sz w:val="28"/>
+          <w:szCs w:val="28"/>
+        </w:rPr>
+        <w:t xml:space="preserve"> </w:t>
+      </w:r>
+      <w:proofErr w:type="spellStart"/>
+      <w:r>
+        <w:rPr>
+          <w:rFonts w:ascii="Times New Roman" w:hAnsi="Times New Roman" w:cs="Times New Roman"/>
+          <w:sz w:val="28"/>
+          <w:szCs w:val="28"/>
+          <w:lang w:val="en-US"/>
+        </w:rPr>
+        <w:t>рисунку</w:t>
+      </w:r>
+      <w:proofErr w:type="spellEnd"/>
+      <w:r>
+        <w:rPr>
+          <w:rFonts w:ascii="Times New Roman" w:hAnsi="Times New Roman" w:cs="Times New Roman"/>
+          <w:sz w:val="28"/>
+          <w:szCs w:val="28"/>
+          <w:lang w:val="en-US"/>
+        </w:rPr>
+        <w:t xml:space="preserve"> </w:t>
+      </w:r>
+      <w:r>
+        <w:rPr>
+          <w:rFonts w:ascii="Times New Roman" w:hAnsi="Times New Roman" w:cs="Times New Roman"/>
+          <w:sz w:val="28"/>
+          <w:szCs w:val="28"/>
+        </w:rPr>
+        <w:t>1</w:t>
+      </w:r>
+      <w:r>
+        <w:rPr>
+          <w:rFonts w:ascii="Times New Roman" w:hAnsi="Times New Roman" w:cs="Times New Roman"/>
+          <w:sz w:val="28"/>
+          <w:szCs w:val="28"/>
+          <w:lang w:val="en-US"/>
+        </w:rPr>
+        <w:t xml:space="preserve"> </w:t>
+      </w:r>
+      <w:proofErr w:type="spellStart"/>
+      <w:r>
+        <w:rPr>
+          <w:rFonts w:ascii="Times New Roman" w:hAnsi="Times New Roman" w:cs="Times New Roman"/>
+          <w:sz w:val="28"/>
+          <w:szCs w:val="28"/>
+          <w:lang w:val="en-US"/>
+        </w:rPr>
+        <w:t>зображено</w:t>
+      </w:r>
+      <w:proofErr w:type="spellEnd"/>
+      <w:r>
+        <w:rPr>
+          <w:rFonts w:ascii="Times New Roman" w:hAnsi="Times New Roman" w:cs="Times New Roman"/>
+          <w:sz w:val="28"/>
+          <w:szCs w:val="28"/>
+          <w:lang w:val="en-US"/>
+        </w:rPr>
+        <w:t xml:space="preserve"> UML-</w:t>
+      </w:r>
+      <w:proofErr w:type="spellStart"/>
+      <w:r>
+        <w:rPr>
+          <w:rFonts w:ascii="Times New Roman" w:hAnsi="Times New Roman" w:cs="Times New Roman"/>
+          <w:sz w:val="28"/>
+          <w:szCs w:val="28"/>
+          <w:lang w:val="en-US"/>
+        </w:rPr>
+        <w:t>діаграму</w:t>
+      </w:r>
+      <w:proofErr w:type="spellEnd"/>
+      <w:r>
+        <w:rPr>
+          <w:rFonts w:ascii="Times New Roman" w:hAnsi="Times New Roman" w:cs="Times New Roman"/>
+          <w:sz w:val="28"/>
+          <w:szCs w:val="28"/>
+          <w:lang w:val="en-US"/>
+        </w:rPr>
+        <w:t xml:space="preserve"> </w:t>
+      </w:r>
+      <w:proofErr w:type="spellStart"/>
+      <w:r>
+        <w:rPr>
+          <w:rFonts w:ascii="Times New Roman" w:hAnsi="Times New Roman" w:cs="Times New Roman"/>
+          <w:sz w:val="28"/>
+          <w:szCs w:val="28"/>
+          <w:lang w:val="en-US"/>
+        </w:rPr>
+        <w:t>пакетів</w:t>
+      </w:r>
+      <w:proofErr w:type="spellEnd"/>
+      <w:r>
+        <w:rPr>
+          <w:rFonts w:ascii="Times New Roman" w:hAnsi="Times New Roman" w:cs="Times New Roman"/>
+          <w:sz w:val="28"/>
+          <w:szCs w:val="28"/>
+          <w:lang w:val="en-US"/>
+        </w:rPr>
+        <w:t xml:space="preserve">, </w:t>
+      </w:r>
+      <w:proofErr w:type="spellStart"/>
+      <w:r>
+        <w:rPr>
+          <w:rFonts w:ascii="Times New Roman" w:hAnsi="Times New Roman" w:cs="Times New Roman"/>
+          <w:sz w:val="28"/>
+          <w:szCs w:val="28"/>
+          <w:lang w:val="en-US"/>
+        </w:rPr>
+        <w:t>яка</w:t>
+      </w:r>
+      <w:proofErr w:type="spellEnd"/>
+      <w:r>
+        <w:rPr>
+          <w:rFonts w:ascii="Times New Roman" w:hAnsi="Times New Roman" w:cs="Times New Roman"/>
+          <w:sz w:val="28"/>
+          <w:szCs w:val="28"/>
+          <w:lang w:val="en-US"/>
+        </w:rPr>
+        <w:t xml:space="preserve"> </w:t>
+      </w:r>
+      <w:proofErr w:type="spellStart"/>
+      <w:r>
+        <w:rPr>
+          <w:rFonts w:ascii="Times New Roman" w:hAnsi="Times New Roman" w:cs="Times New Roman"/>
+          <w:sz w:val="28"/>
+          <w:szCs w:val="28"/>
+          <w:lang w:val="en-US"/>
+        </w:rPr>
+        <w:t>відображає</w:t>
+      </w:r>
+      <w:proofErr w:type="spellEnd"/>
+      <w:r>
+        <w:rPr>
+          <w:rFonts w:ascii="Times New Roman" w:hAnsi="Times New Roman" w:cs="Times New Roman"/>
+          <w:sz w:val="28"/>
+          <w:szCs w:val="28"/>
+          <w:lang w:val="en-US"/>
+        </w:rPr>
+        <w:t xml:space="preserve"> </w:t>
+      </w:r>
+      <w:proofErr w:type="spellStart"/>
+      <w:r>
+        <w:rPr>
+          <w:rFonts w:ascii="Times New Roman" w:hAnsi="Times New Roman" w:cs="Times New Roman"/>
+          <w:sz w:val="28"/>
+          <w:szCs w:val="28"/>
+          <w:lang w:val="en-US"/>
+        </w:rPr>
+        <w:t>архітектуру</w:t>
+      </w:r>
+      <w:proofErr w:type="spellEnd"/>
+      <w:r>
+        <w:rPr>
+          <w:rFonts w:ascii="Times New Roman" w:hAnsi="Times New Roman" w:cs="Times New Roman"/>
+          <w:sz w:val="28"/>
+          <w:szCs w:val="28"/>
+          <w:lang w:val="en-US"/>
+        </w:rPr>
+        <w:t xml:space="preserve"> </w:t>
+      </w:r>
+      <w:proofErr w:type="spellStart"/>
+      <w:r>
+        <w:rPr>
+          <w:rFonts w:ascii="Times New Roman" w:hAnsi="Times New Roman" w:cs="Times New Roman"/>
+          <w:sz w:val="28"/>
+          <w:szCs w:val="28"/>
+          <w:lang w:val="en-US"/>
+        </w:rPr>
+        <w:t>системи</w:t>
+      </w:r>
+      <w:proofErr w:type="spellEnd"/>
+      <w:r>
+        <w:rPr>
+          <w:rFonts w:ascii="Times New Roman" w:hAnsi="Times New Roman" w:cs="Times New Roman"/>
+          <w:sz w:val="28"/>
+          <w:szCs w:val="28"/>
+          <w:lang w:val="en-US"/>
+        </w:rPr>
+        <w:t xml:space="preserve"> </w:t>
+      </w:r>
+      <w:proofErr w:type="spellStart"/>
+      <w:r>
+        <w:rPr>
+          <w:rFonts w:ascii="Times New Roman" w:hAnsi="Times New Roman" w:cs="Times New Roman"/>
+          <w:sz w:val="28"/>
+          <w:szCs w:val="28"/>
+          <w:lang w:val="en-US"/>
+        </w:rPr>
+        <w:t>та</w:t>
+      </w:r>
+      <w:proofErr w:type="spellEnd"/>
+      <w:r>
+        <w:rPr>
+          <w:rFonts w:ascii="Times New Roman" w:hAnsi="Times New Roman" w:cs="Times New Roman"/>
+          <w:sz w:val="28"/>
+          <w:szCs w:val="28"/>
+          <w:lang w:val="en-US"/>
+        </w:rPr>
+        <w:t xml:space="preserve"> </w:t>
+      </w:r>
+      <w:proofErr w:type="spellStart"/>
+      <w:r>
+        <w:rPr>
+          <w:rFonts w:ascii="Times New Roman" w:hAnsi="Times New Roman" w:cs="Times New Roman"/>
+          <w:sz w:val="28"/>
+          <w:szCs w:val="28"/>
+          <w:lang w:val="en-US"/>
+        </w:rPr>
+        <w:t>взаємозв’язки</w:t>
+      </w:r>
+      <w:proofErr w:type="spellEnd"/>
+      <w:r>
+        <w:rPr>
+          <w:rFonts w:ascii="Times New Roman" w:hAnsi="Times New Roman" w:cs="Times New Roman"/>
+          <w:sz w:val="28"/>
+          <w:szCs w:val="28"/>
+          <w:lang w:val="en-US"/>
+        </w:rPr>
+        <w:t xml:space="preserve"> </w:t>
+      </w:r>
+      <w:proofErr w:type="spellStart"/>
+      <w:r>
+        <w:rPr>
+          <w:rFonts w:ascii="Times New Roman" w:hAnsi="Times New Roman" w:cs="Times New Roman"/>
+          <w:sz w:val="28"/>
+          <w:szCs w:val="28"/>
+          <w:lang w:val="en-US"/>
+        </w:rPr>
+        <w:t>між</w:t>
+      </w:r>
+      <w:proofErr w:type="spellEnd"/>
+      <w:r>
+        <w:rPr>
+          <w:rFonts w:ascii="Times New Roman" w:hAnsi="Times New Roman" w:cs="Times New Roman"/>
+          <w:sz w:val="28"/>
+          <w:szCs w:val="28"/>
+          <w:lang w:val="en-US"/>
+        </w:rPr>
+        <w:t xml:space="preserve"> </w:t>
+      </w:r>
+      <w:proofErr w:type="spellStart"/>
+      <w:r>
+        <w:rPr>
+          <w:rFonts w:ascii="Times New Roman" w:hAnsi="Times New Roman" w:cs="Times New Roman"/>
+          <w:sz w:val="28"/>
+          <w:szCs w:val="28"/>
+          <w:lang w:val="en-US"/>
+        </w:rPr>
+        <w:t>її</w:t>
+      </w:r>
+      <w:proofErr w:type="spellEnd"/>
+      <w:r>
+        <w:rPr>
+          <w:rFonts w:ascii="Times New Roman" w:hAnsi="Times New Roman" w:cs="Times New Roman"/>
+          <w:sz w:val="28"/>
+          <w:szCs w:val="28"/>
+          <w:lang w:val="en-US"/>
+        </w:rPr>
+        <w:t xml:space="preserve"> </w:t>
+      </w:r>
+      <w:proofErr w:type="spellStart"/>
+      <w:r>
+        <w:rPr>
+          <w:rFonts w:ascii="Times New Roman" w:hAnsi="Times New Roman" w:cs="Times New Roman"/>
+          <w:sz w:val="28"/>
+          <w:szCs w:val="28"/>
+          <w:lang w:val="en-US"/>
+        </w:rPr>
+        <w:t>основними</w:t>
+      </w:r>
+      <w:proofErr w:type="spellEnd"/>
+      <w:r>
+        <w:rPr>
+          <w:rFonts w:ascii="Times New Roman" w:hAnsi="Times New Roman" w:cs="Times New Roman"/>
+          <w:sz w:val="28"/>
+          <w:szCs w:val="28"/>
+          <w:lang w:val="en-US"/>
+        </w:rPr>
+        <w:t xml:space="preserve"> </w:t>
+      </w:r>
+      <w:proofErr w:type="spellStart"/>
+      <w:r>
+        <w:rPr>
+          <w:rFonts w:ascii="Times New Roman" w:hAnsi="Times New Roman" w:cs="Times New Roman"/>
+          <w:sz w:val="28"/>
+          <w:szCs w:val="28"/>
+          <w:lang w:val="en-US"/>
+        </w:rPr>
+        <w:t>компонентами</w:t>
+      </w:r>
+      <w:proofErr w:type="spellEnd"/>
+      <w:r>
+        <w:rPr>
+          <w:rFonts w:ascii="Times New Roman" w:hAnsi="Times New Roman" w:cs="Times New Roman"/>
+          <w:sz w:val="28"/>
+          <w:szCs w:val="28"/>
+          <w:lang w:val="en-US"/>
+        </w:rPr>
+        <w:t>.</w:t>
+      </w:r>
+    </w:p>
+    <w:p>
+      <w:pPr>
+        <w:tabs>
+          <w:tab w:val="left" w:pos="560"/>
+          <w:tab w:val="left" w:pos="1120"/>
+          <w:tab w:val="left" w:pos="1680"/>
+          <w:tab w:val="left" w:pos="2240"/>
+          <w:tab w:val="left" w:pos="2800"/>
+          <w:tab w:val="left" w:pos="3360"/>
+          <w:tab w:val="left" w:pos="3920"/>
+          <w:tab w:val="left" w:pos="4480"/>
+          <w:tab w:val="left" w:pos="5040"/>
+          <w:tab w:val="left" w:pos="5600"/>
+          <w:tab w:val="left" w:pos="6160"/>
+          <w:tab w:val="left" w:pos="6720"/>
+        </w:tabs>
+        <w:autoSpaceDE w:val="0"/>
+        <w:autoSpaceDN w:val="0"/>
+        <w:adjustRightInd w:val="0"/>
+        <w:spacing w:after="0" w:line="240" w:lineRule="auto"/>
+        <w:ind w:right="-563"/>
+        <w:rPr>
+          <w:rFonts w:ascii="Times New Roman" w:hAnsi="Times New Roman" w:cs="Times New Roman"/>
+          <w:sz w:val="28"/>
+          <w:szCs w:val="28"/>
+        </w:rPr>
+      </w:pPr>
+    </w:p>
+    <w:p>
+      <w:pPr>
+        <w:tabs>
+          <w:tab w:val="left" w:pos="560"/>
+          <w:tab w:val="left" w:pos="1120"/>
+          <w:tab w:val="left" w:pos="1680"/>
+          <w:tab w:val="left" w:pos="2240"/>
+          <w:tab w:val="left" w:pos="2800"/>
+          <w:tab w:val="left" w:pos="3360"/>
+          <w:tab w:val="left" w:pos="3920"/>
+          <w:tab w:val="left" w:pos="4480"/>
+          <w:tab w:val="left" w:pos="5040"/>
+          <w:tab w:val="left" w:pos="5600"/>
+          <w:tab w:val="left" w:pos="6160"/>
+          <w:tab w:val="left" w:pos="6720"/>
+        </w:tabs>
+        <w:autoSpaceDE w:val="0"/>
+        <w:autoSpaceDN w:val="0"/>
+        <w:adjustRightInd w:val="0"/>
+        <w:spacing w:after="0" w:line="240" w:lineRule="auto"/>
+        <w:ind w:right="-563"/>
+        <w:rPr>
+          <w:rFonts w:ascii="Times New Roman" w:hAnsi="Times New Roman" w:cs="Times New Roman"/>
+          <w:sz w:val="28"/>
+          <w:szCs w:val="28"/>
+          <w:lang w:val="en-US"/>
+        </w:rPr>
+      </w:pPr>
+    </w:p>
+    <w:p>
+      <w:pPr>
+        <w:tabs>
+          <w:tab w:val="left" w:pos="560"/>
+          <w:tab w:val="left" w:pos="1120"/>
+          <w:tab w:val="left" w:pos="1680"/>
+          <w:tab w:val="left" w:pos="2240"/>
+          <w:tab w:val="left" w:pos="2800"/>
+          <w:tab w:val="left" w:pos="3360"/>
+          <w:tab w:val="left" w:pos="3920"/>
+          <w:tab w:val="left" w:pos="4480"/>
+          <w:tab w:val="left" w:pos="5040"/>
+          <w:tab w:val="left" w:pos="5600"/>
+          <w:tab w:val="left" w:pos="6160"/>
+          <w:tab w:val="left" w:pos="6720"/>
+        </w:tabs>
+        <w:autoSpaceDE w:val="0"/>
+        <w:autoSpaceDN w:val="0"/>
+        <w:adjustRightInd w:val="0"/>
+        <w:spacing w:after="0" w:line="240" w:lineRule="auto"/>
+        <w:ind w:right="-563"/>
+        <w:rPr>
+          <w:rFonts w:ascii="Times New Roman" w:hAnsi="Times New Roman" w:cs="Times New Roman"/>
+          <w:sz w:val="28"/>
+          <w:szCs w:val="28"/>
+          <w:u w:val="single"/>
+        </w:rPr>
+      </w:pPr>
+      <w:r>
+        <w:rPr>
+          <w:rFonts w:ascii="Times New Roman" w:hAnsi="Times New Roman" w:cs="Times New Roman"/>
+          <w:noProof/>
+          <w:sz w:val="28"/>
+          <w:szCs w:val="28"/>
+          <w:u w:val="single"/>
+        </w:rPr>
+        <w:drawing>
+          <wp:anchor distT="0" distB="0" distL="114300" distR="114300" simplePos="0" relativeHeight="251662336" behindDoc="0" locked="0" layoutInCell="1" allowOverlap="1" wp14:anchorId="09817F4A" wp14:editId="47FCF274">
+            <wp:simplePos x="0" y="0"/>
+            <wp:positionH relativeFrom="column">
+              <wp:posOffset>0</wp:posOffset>
+            </wp:positionH>
+            <wp:positionV relativeFrom="paragraph">
+              <wp:posOffset>0</wp:posOffset>
+            </wp:positionV>
+            <wp:extent cx="3767328" cy="3786165"/>
+            <wp:effectExtent l="0" t="0" r="5080" b="0"/>
+            <wp:wrapTopAndBottom/>
+            <wp:docPr id="2062420348" name="Picture 1"/>
+            <wp:cNvGraphicFramePr>
+              <a:graphicFrameLocks xmlns:a="http://schemas.openxmlformats.org/drawingml/2006/main" noChangeAspect="1"/>
+            </wp:cNvGraphicFramePr>
+            <a:graphic xmlns:a="http://schemas.openxmlformats.org/drawingml/2006/main">
+              <a:graphicData uri="http://schemas.openxmlformats.org/drawingml/2006/picture">
+                <pic:pic xmlns:pic="http://schemas.openxmlformats.org/drawingml/2006/picture">
+                  <pic:nvPicPr>
+                    <pic:cNvPr id="2062420348" name=""/>
+                    <pic:cNvPicPr/>
+                  </pic:nvPicPr>
+                  <pic:blipFill>
+                    <a:blip r:embed="rId9">
+                      <a:extLst>
+                        <a:ext uri="{28A0092B-C50C-407E-A947-70E740481C1C}">
+                          <a14:useLocalDpi xmlns:a14="http://schemas.microsoft.com/office/drawing/2010/main" val="0"/>
+                        </a:ext>
+                      </a:extLst>
+                    </a:blip>
+                    <a:stretch>
+                      <a:fillRect/>
+                    </a:stretch>
+                  </pic:blipFill>
+                  <pic:spPr>
+                    <a:xfrm>
+                      <a:off x="0" y="0"/>
+                      <a:ext cx="3767328" cy="3786165"/>
+                    </a:xfrm>
+                    <a:prstGeom prst="rect">
+                      <a:avLst/>
+                    </a:prstGeom>
+                  </pic:spPr>
+                </pic:pic>
+              </a:graphicData>
+            </a:graphic>
+            <wp14:sizeRelH relativeFrom="page">
+              <wp14:pctWidth>0</wp14:pctWidth>
+            </wp14:sizeRelH>
+            <wp14:sizeRelV relativeFrom="page">
+              <wp14:pctHeight>0</wp14:pctHeight>
+            </wp14:sizeRelV>
+          </wp:anchor>
+        </w:drawing>
+      </w:r>
+    </w:p>
+    <w:p>
+      <w:pPr>
+        <w:tabs>
+          <w:tab w:val="left" w:pos="560"/>
+          <w:tab w:val="left" w:pos="1120"/>
+          <w:tab w:val="left" w:pos="1680"/>
+          <w:tab w:val="left" w:pos="2240"/>
+          <w:tab w:val="left" w:pos="2800"/>
+          <w:tab w:val="left" w:pos="3360"/>
+          <w:tab w:val="left" w:pos="3920"/>
+          <w:tab w:val="left" w:pos="4480"/>
+          <w:tab w:val="left" w:pos="5040"/>
+          <w:tab w:val="left" w:pos="5600"/>
+          <w:tab w:val="left" w:pos="6160"/>
+          <w:tab w:val="left" w:pos="6720"/>
+        </w:tabs>
+        <w:autoSpaceDE w:val="0"/>
+        <w:autoSpaceDN w:val="0"/>
+        <w:adjustRightInd w:val="0"/>
+        <w:spacing w:after="0" w:line="240" w:lineRule="auto"/>
+        <w:ind w:right="-563"/>
+        <w:rPr>
+          <w:rFonts w:ascii="Times New Roman" w:hAnsi="Times New Roman" w:cs="Times New Roman"/>
+          <w:sz w:val="28"/>
+          <w:szCs w:val="28"/>
+          <w:u w:val="single"/>
+        </w:rPr>
+      </w:pPr>
+    </w:p>
+    <w:p>
+      <w:pPr>
+        <w:tabs>
+          <w:tab w:val="left" w:pos="560"/>
+          <w:tab w:val="left" w:pos="1120"/>
+          <w:tab w:val="left" w:pos="1680"/>
+          <w:tab w:val="left" w:pos="2240"/>
+          <w:tab w:val="left" w:pos="2800"/>
+          <w:tab w:val="left" w:pos="3360"/>
+          <w:tab w:val="left" w:pos="3920"/>
+          <w:tab w:val="left" w:pos="4480"/>
+          <w:tab w:val="left" w:pos="5040"/>
+          <w:tab w:val="left" w:pos="5600"/>
+          <w:tab w:val="left" w:pos="6160"/>
+          <w:tab w:val="left" w:pos="6720"/>
+        </w:tabs>
+        <w:autoSpaceDE w:val="0"/>
+        <w:autoSpaceDN w:val="0"/>
+        <w:adjustRightInd w:val="0"/>
+        <w:spacing w:after="0" w:line="240" w:lineRule="auto"/>
+        <w:ind w:right="-563"/>
+        <w:rPr>
+          <w:rFonts w:ascii="Times New Roman" w:hAnsi="Times New Roman" w:cs="Times New Roman"/>
+          <w:sz w:val="26"/>
+          <w:szCs w:val="26"/>
+        </w:rPr>
+      </w:pPr>
+      <w:proofErr w:type="spellStart"/>
+      <w:r>
+        <w:rPr>
+          <w:rFonts w:ascii="Times New Roman" w:hAnsi="Times New Roman" w:cs="Times New Roman"/>
+          <w:sz w:val="26"/>
+          <w:szCs w:val="26"/>
+          <w:lang w:val="en-US"/>
+        </w:rPr>
+        <w:t>Рисунок</w:t>
+      </w:r>
+      <w:proofErr w:type="spellEnd"/>
+      <w:r>
+        <w:rPr>
+          <w:rFonts w:ascii="Times New Roman" w:hAnsi="Times New Roman" w:cs="Times New Roman"/>
+          <w:sz w:val="26"/>
+          <w:szCs w:val="26"/>
+          <w:lang w:val="en-US"/>
+        </w:rPr>
+        <w:t xml:space="preserve"> </w:t>
+      </w:r>
+      <w:r>
+        <w:rPr>
+          <w:rFonts w:ascii="Times New Roman" w:hAnsi="Times New Roman" w:cs="Times New Roman"/>
+          <w:sz w:val="26"/>
+          <w:szCs w:val="26"/>
+        </w:rPr>
+        <w:t xml:space="preserve">1 </w:t>
+      </w:r>
+      <w:r>
+        <w:rPr>
+          <w:rFonts w:ascii="Times New Roman" w:hAnsi="Times New Roman" w:cs="Times New Roman"/>
+          <w:sz w:val="26"/>
+          <w:szCs w:val="26"/>
+          <w:lang w:val="en-US"/>
+        </w:rPr>
+        <w:t>– UML-</w:t>
+      </w:r>
+      <w:proofErr w:type="spellStart"/>
+      <w:r>
+        <w:rPr>
+          <w:rFonts w:ascii="Times New Roman" w:hAnsi="Times New Roman" w:cs="Times New Roman"/>
+          <w:sz w:val="26"/>
+          <w:szCs w:val="26"/>
+          <w:lang w:val="en-US"/>
+        </w:rPr>
+        <w:t>діаграма</w:t>
+      </w:r>
+      <w:proofErr w:type="spellEnd"/>
+      <w:r>
+        <w:rPr>
+          <w:rFonts w:ascii="Times New Roman" w:hAnsi="Times New Roman" w:cs="Times New Roman"/>
+          <w:sz w:val="26"/>
+          <w:szCs w:val="26"/>
+          <w:lang w:val="en-US"/>
+        </w:rPr>
+        <w:t xml:space="preserve"> </w:t>
+      </w:r>
+      <w:proofErr w:type="spellStart"/>
+      <w:r>
+        <w:rPr>
+          <w:rFonts w:ascii="Times New Roman" w:hAnsi="Times New Roman" w:cs="Times New Roman"/>
+          <w:sz w:val="26"/>
+          <w:szCs w:val="26"/>
+          <w:lang w:val="en-US"/>
+        </w:rPr>
+        <w:t>пакетів</w:t>
+      </w:r>
+      <w:proofErr w:type="spellEnd"/>
+    </w:p>
+    <w:p>
+      <w:pPr>
+        <w:tabs>
+          <w:tab w:val="left" w:pos="560"/>
+          <w:tab w:val="left" w:pos="1120"/>
+          <w:tab w:val="left" w:pos="1680"/>
+          <w:tab w:val="left" w:pos="2240"/>
+          <w:tab w:val="left" w:pos="2800"/>
+          <w:tab w:val="left" w:pos="3360"/>
+          <w:tab w:val="left" w:pos="3920"/>
+          <w:tab w:val="left" w:pos="4480"/>
+          <w:tab w:val="left" w:pos="5040"/>
+          <w:tab w:val="left" w:pos="5600"/>
+          <w:tab w:val="left" w:pos="6160"/>
+          <w:tab w:val="left" w:pos="6720"/>
+        </w:tabs>
+        <w:autoSpaceDE w:val="0"/>
+        <w:autoSpaceDN w:val="0"/>
+        <w:adjustRightInd w:val="0"/>
+        <w:spacing w:after="0" w:line="240" w:lineRule="auto"/>
+        <w:ind w:right="-563"/>
+        <w:rPr>
+          <w:rFonts w:ascii="Times New Roman" w:hAnsi="Times New Roman" w:cs="Times New Roman"/>
+          <w:sz w:val="28"/>
+          <w:szCs w:val="28"/>
+          <w:u w:val="single"/>
+        </w:rPr>
+      </w:pPr>
+    </w:p>
+    <w:p>
+      <w:pPr>
+        <w:pStyle w:val="ListParagraph"/>
+        <w:numPr>
+          <w:ilvl w:val="0"/>
+          <w:numId w:val="3"/>
+        </w:numPr>
+        <w:tabs>
+          <w:tab w:val="left" w:pos="560"/>
+          <w:tab w:val="left" w:pos="1120"/>
+          <w:tab w:val="left" w:pos="1680"/>
+          <w:tab w:val="left" w:pos="2240"/>
+          <w:tab w:val="left" w:pos="2800"/>
+          <w:tab w:val="left" w:pos="3360"/>
+          <w:tab w:val="left" w:pos="3920"/>
+          <w:tab w:val="left" w:pos="4480"/>
+          <w:tab w:val="left" w:pos="5040"/>
+          <w:tab w:val="left" w:pos="5600"/>
+          <w:tab w:val="left" w:pos="6160"/>
+          <w:tab w:val="left" w:pos="6720"/>
+        </w:tabs>
+        <w:autoSpaceDE w:val="0"/>
+        <w:autoSpaceDN w:val="0"/>
+        <w:adjustRightInd w:val="0"/>
+        <w:spacing w:after="0" w:line="240" w:lineRule="auto"/>
+        <w:ind w:right="-563"/>
+        <w:rPr>
+          <w:rFonts w:ascii="Times New Roman" w:hAnsi="Times New Roman" w:cs="Times New Roman"/>
+          <w:sz w:val="28"/>
+          <w:szCs w:val="28"/>
+        </w:rPr>
+      </w:pPr>
+      <w:r>
+        <w:rPr>
+          <w:rFonts w:ascii="Times New Roman" w:hAnsi="Times New Roman" w:cs="Times New Roman"/>
+          <w:sz w:val="28"/>
+          <w:szCs w:val="28"/>
+        </w:rPr>
+        <w:t xml:space="preserve">Пакет </w:t>
+      </w:r>
+      <w:proofErr w:type="spellStart"/>
+      <w:r>
+        <w:rPr>
+          <w:rFonts w:ascii="Times New Roman" w:hAnsi="Times New Roman" w:cs="Times New Roman"/>
+          <w:sz w:val="28"/>
+          <w:szCs w:val="28"/>
+        </w:rPr>
+        <w:t>ui</w:t>
+      </w:r>
+      <w:proofErr w:type="spellEnd"/>
+      <w:r>
+        <w:rPr>
+          <w:rFonts w:ascii="Times New Roman" w:hAnsi="Times New Roman" w:cs="Times New Roman"/>
+          <w:sz w:val="28"/>
+          <w:szCs w:val="28"/>
+        </w:rPr>
+        <w:t xml:space="preserve"> відповідає за взаємодію з користувачем та реалізацію консольного інтерфейсу.</w:t>
+      </w:r>
+    </w:p>
+    <w:p>
+      <w:pPr>
+        <w:pStyle w:val="ListParagraph"/>
+        <w:numPr>
+          <w:ilvl w:val="0"/>
+          <w:numId w:val="3"/>
+        </w:numPr>
+        <w:tabs>
+          <w:tab w:val="left" w:pos="560"/>
+          <w:tab w:val="left" w:pos="1120"/>
+          <w:tab w:val="left" w:pos="1680"/>
+          <w:tab w:val="left" w:pos="2240"/>
+          <w:tab w:val="left" w:pos="2800"/>
+          <w:tab w:val="left" w:pos="3360"/>
+          <w:tab w:val="left" w:pos="3920"/>
+          <w:tab w:val="left" w:pos="4480"/>
+          <w:tab w:val="left" w:pos="5040"/>
+          <w:tab w:val="left" w:pos="5600"/>
+          <w:tab w:val="left" w:pos="6160"/>
+          <w:tab w:val="left" w:pos="6720"/>
+        </w:tabs>
+        <w:autoSpaceDE w:val="0"/>
+        <w:autoSpaceDN w:val="0"/>
+        <w:adjustRightInd w:val="0"/>
+        <w:spacing w:after="0" w:line="240" w:lineRule="auto"/>
+        <w:ind w:right="-563"/>
+        <w:rPr>
+          <w:rFonts w:ascii="Times New Roman" w:hAnsi="Times New Roman" w:cs="Times New Roman"/>
+          <w:sz w:val="28"/>
+          <w:szCs w:val="28"/>
+        </w:rPr>
+      </w:pPr>
+      <w:r>
+        <w:rPr>
+          <w:rFonts w:ascii="Times New Roman" w:hAnsi="Times New Roman" w:cs="Times New Roman"/>
+          <w:sz w:val="28"/>
+          <w:szCs w:val="28"/>
+        </w:rPr>
+        <w:t xml:space="preserve">Пакет </w:t>
+      </w:r>
+      <w:proofErr w:type="spellStart"/>
+      <w:r>
+        <w:rPr>
+          <w:rFonts w:ascii="Times New Roman" w:hAnsi="Times New Roman" w:cs="Times New Roman"/>
+          <w:sz w:val="28"/>
+          <w:szCs w:val="28"/>
+        </w:rPr>
+        <w:t>services</w:t>
+      </w:r>
+      <w:proofErr w:type="spellEnd"/>
+      <w:r>
+        <w:rPr>
+          <w:rFonts w:ascii="Times New Roman" w:hAnsi="Times New Roman" w:cs="Times New Roman"/>
+          <w:sz w:val="28"/>
+          <w:szCs w:val="28"/>
+        </w:rPr>
+        <w:t xml:space="preserve"> містить бізнес-логіку системи та координує роботу інших компонентів.</w:t>
+      </w:r>
+    </w:p>
+    <w:p>
+      <w:pPr>
+        <w:pStyle w:val="ListParagraph"/>
+        <w:numPr>
+          <w:ilvl w:val="0"/>
+          <w:numId w:val="3"/>
+        </w:numPr>
+        <w:tabs>
+          <w:tab w:val="left" w:pos="560"/>
+          <w:tab w:val="left" w:pos="1120"/>
+          <w:tab w:val="left" w:pos="1680"/>
+          <w:tab w:val="left" w:pos="2240"/>
+          <w:tab w:val="left" w:pos="2800"/>
+          <w:tab w:val="left" w:pos="3360"/>
+          <w:tab w:val="left" w:pos="3920"/>
+          <w:tab w:val="left" w:pos="4480"/>
+          <w:tab w:val="left" w:pos="5040"/>
+          <w:tab w:val="left" w:pos="5600"/>
+          <w:tab w:val="left" w:pos="6160"/>
+          <w:tab w:val="left" w:pos="6720"/>
+        </w:tabs>
+        <w:autoSpaceDE w:val="0"/>
+        <w:autoSpaceDN w:val="0"/>
+        <w:adjustRightInd w:val="0"/>
+        <w:spacing w:after="0" w:line="240" w:lineRule="auto"/>
+        <w:ind w:right="-563"/>
+        <w:rPr>
+          <w:rFonts w:ascii="Times New Roman" w:hAnsi="Times New Roman" w:cs="Times New Roman"/>
+          <w:sz w:val="28"/>
+          <w:szCs w:val="28"/>
+        </w:rPr>
+      </w:pPr>
+      <w:r>
+        <w:rPr>
+          <w:rFonts w:ascii="Times New Roman" w:hAnsi="Times New Roman" w:cs="Times New Roman"/>
+          <w:sz w:val="28"/>
+          <w:szCs w:val="28"/>
+        </w:rPr>
+        <w:t xml:space="preserve">Пакет </w:t>
+      </w:r>
+      <w:proofErr w:type="spellStart"/>
+      <w:r>
+        <w:rPr>
+          <w:rFonts w:ascii="Times New Roman" w:hAnsi="Times New Roman" w:cs="Times New Roman"/>
+          <w:sz w:val="28"/>
+          <w:szCs w:val="28"/>
+        </w:rPr>
+        <w:t>repositories</w:t>
+      </w:r>
+      <w:proofErr w:type="spellEnd"/>
+      <w:r>
+        <w:rPr>
+          <w:rFonts w:ascii="Times New Roman" w:hAnsi="Times New Roman" w:cs="Times New Roman"/>
+          <w:sz w:val="28"/>
+          <w:szCs w:val="28"/>
+        </w:rPr>
+        <w:t xml:space="preserve"> забезпечує збереження та доступ до даних.</w:t>
+      </w:r>
+    </w:p>
+    <w:p>
+      <w:pPr>
+        <w:pStyle w:val="ListParagraph"/>
+        <w:numPr>
+          <w:ilvl w:val="0"/>
+          <w:numId w:val="3"/>
+        </w:numPr>
+        <w:tabs>
+          <w:tab w:val="left" w:pos="560"/>
+          <w:tab w:val="left" w:pos="1120"/>
+          <w:tab w:val="left" w:pos="1680"/>
+          <w:tab w:val="left" w:pos="2240"/>
+          <w:tab w:val="left" w:pos="2800"/>
+          <w:tab w:val="left" w:pos="3360"/>
+          <w:tab w:val="left" w:pos="3920"/>
+          <w:tab w:val="left" w:pos="4480"/>
+          <w:tab w:val="left" w:pos="5040"/>
+          <w:tab w:val="left" w:pos="5600"/>
+          <w:tab w:val="left" w:pos="6160"/>
+          <w:tab w:val="left" w:pos="6720"/>
+        </w:tabs>
+        <w:autoSpaceDE w:val="0"/>
+        <w:autoSpaceDN w:val="0"/>
+        <w:adjustRightInd w:val="0"/>
+        <w:spacing w:after="0" w:line="240" w:lineRule="auto"/>
+        <w:ind w:right="-563"/>
+        <w:rPr>
+          <w:rFonts w:ascii="Times New Roman" w:hAnsi="Times New Roman" w:cs="Times New Roman"/>
+          <w:sz w:val="28"/>
+          <w:szCs w:val="28"/>
+        </w:rPr>
+      </w:pPr>
+      <w:r>
+        <w:rPr>
+          <w:rFonts w:ascii="Times New Roman" w:hAnsi="Times New Roman" w:cs="Times New Roman"/>
+          <w:sz w:val="28"/>
+          <w:szCs w:val="28"/>
+        </w:rPr>
+        <w:t xml:space="preserve">Пакет </w:t>
+      </w:r>
+      <w:proofErr w:type="spellStart"/>
+      <w:r>
+        <w:rPr>
+          <w:rFonts w:ascii="Times New Roman" w:hAnsi="Times New Roman" w:cs="Times New Roman"/>
+          <w:sz w:val="28"/>
+          <w:szCs w:val="28"/>
+        </w:rPr>
+        <w:t>domain</w:t>
+      </w:r>
+      <w:proofErr w:type="spellEnd"/>
+      <w:r>
+        <w:rPr>
+          <w:rFonts w:ascii="Times New Roman" w:hAnsi="Times New Roman" w:cs="Times New Roman"/>
+          <w:sz w:val="28"/>
+          <w:szCs w:val="28"/>
+        </w:rPr>
+        <w:t xml:space="preserve"> містить основні сутності предметної області.</w:t>
+      </w:r>
+    </w:p>
+    <w:p>
+      <w:pPr>
+        <w:pStyle w:val="ListParagraph"/>
+        <w:numPr>
+          <w:ilvl w:val="0"/>
+          <w:numId w:val="3"/>
+        </w:numPr>
+        <w:tabs>
+          <w:tab w:val="left" w:pos="560"/>
+          <w:tab w:val="left" w:pos="1120"/>
+          <w:tab w:val="left" w:pos="1680"/>
+          <w:tab w:val="left" w:pos="2240"/>
+          <w:tab w:val="left" w:pos="2800"/>
+          <w:tab w:val="left" w:pos="3360"/>
+          <w:tab w:val="left" w:pos="3920"/>
+          <w:tab w:val="left" w:pos="4480"/>
+          <w:tab w:val="left" w:pos="5040"/>
+          <w:tab w:val="left" w:pos="5600"/>
+          <w:tab w:val="left" w:pos="6160"/>
+          <w:tab w:val="left" w:pos="6720"/>
+        </w:tabs>
+        <w:autoSpaceDE w:val="0"/>
+        <w:autoSpaceDN w:val="0"/>
+        <w:adjustRightInd w:val="0"/>
+        <w:spacing w:after="0" w:line="240" w:lineRule="auto"/>
+        <w:ind w:right="-563"/>
+        <w:rPr>
+          <w:rFonts w:ascii="Times New Roman" w:hAnsi="Times New Roman" w:cs="Times New Roman"/>
+          <w:sz w:val="28"/>
+          <w:szCs w:val="28"/>
+        </w:rPr>
+      </w:pPr>
+      <w:r>
+        <w:rPr>
+          <w:rFonts w:ascii="Times New Roman" w:hAnsi="Times New Roman" w:cs="Times New Roman"/>
+          <w:sz w:val="28"/>
+          <w:szCs w:val="28"/>
+        </w:rPr>
+        <w:t xml:space="preserve">Пакет </w:t>
+      </w:r>
+      <w:proofErr w:type="spellStart"/>
+      <w:r>
+        <w:rPr>
+          <w:rFonts w:ascii="Times New Roman" w:hAnsi="Times New Roman" w:cs="Times New Roman"/>
+          <w:sz w:val="28"/>
+          <w:szCs w:val="28"/>
+        </w:rPr>
+        <w:t>validators</w:t>
+      </w:r>
+      <w:proofErr w:type="spellEnd"/>
+      <w:r>
+        <w:rPr>
+          <w:rFonts w:ascii="Times New Roman" w:hAnsi="Times New Roman" w:cs="Times New Roman"/>
+          <w:sz w:val="28"/>
+          <w:szCs w:val="28"/>
+        </w:rPr>
+        <w:t xml:space="preserve"> використовується для перевірки коректності введених даних, а пакет </w:t>
+      </w:r>
+      <w:proofErr w:type="spellStart"/>
+      <w:r>
+        <w:rPr>
+          <w:rFonts w:ascii="Times New Roman" w:hAnsi="Times New Roman" w:cs="Times New Roman"/>
+          <w:sz w:val="28"/>
+          <w:szCs w:val="28"/>
+        </w:rPr>
+        <w:t>exceptions</w:t>
+      </w:r>
+      <w:proofErr w:type="spellEnd"/>
+      <w:r>
+        <w:rPr>
+          <w:rFonts w:ascii="Times New Roman" w:hAnsi="Times New Roman" w:cs="Times New Roman"/>
+          <w:sz w:val="28"/>
+          <w:szCs w:val="28"/>
+        </w:rPr>
+        <w:t xml:space="preserve"> містить класи для обробки помилок.</w:t>
+      </w:r>
+    </w:p>
+    <w:p>
+      <w:pPr>
+        <w:pStyle w:val="ListParagraph"/>
+        <w:numPr>
+          <w:ilvl w:val="0"/>
+          <w:numId w:val="3"/>
+        </w:numPr>
+        <w:tabs>
+          <w:tab w:val="left" w:pos="560"/>
+          <w:tab w:val="left" w:pos="1120"/>
+          <w:tab w:val="left" w:pos="1680"/>
+          <w:tab w:val="left" w:pos="2240"/>
+          <w:tab w:val="left" w:pos="2800"/>
+          <w:tab w:val="left" w:pos="3360"/>
+          <w:tab w:val="left" w:pos="3920"/>
+          <w:tab w:val="left" w:pos="4480"/>
+          <w:tab w:val="left" w:pos="5040"/>
+          <w:tab w:val="left" w:pos="5600"/>
+          <w:tab w:val="left" w:pos="6160"/>
+          <w:tab w:val="left" w:pos="6720"/>
+        </w:tabs>
+        <w:autoSpaceDE w:val="0"/>
+        <w:autoSpaceDN w:val="0"/>
+        <w:adjustRightInd w:val="0"/>
+        <w:spacing w:after="0" w:line="240" w:lineRule="auto"/>
+        <w:ind w:right="-563"/>
+        <w:rPr>
+          <w:rFonts w:ascii="Times New Roman" w:hAnsi="Times New Roman" w:cs="Times New Roman"/>
+          <w:sz w:val="28"/>
+          <w:szCs w:val="28"/>
+        </w:rPr>
+      </w:pPr>
+      <w:r>
+        <w:rPr>
+          <w:rFonts w:ascii="Times New Roman" w:hAnsi="Times New Roman" w:cs="Times New Roman"/>
+          <w:sz w:val="28"/>
+          <w:szCs w:val="28"/>
+        </w:rPr>
+        <w:t xml:space="preserve">Пакет </w:t>
+      </w:r>
+      <w:proofErr w:type="spellStart"/>
+      <w:r>
+        <w:rPr>
+          <w:rFonts w:ascii="Times New Roman" w:hAnsi="Times New Roman" w:cs="Times New Roman"/>
+          <w:sz w:val="28"/>
+          <w:szCs w:val="28"/>
+        </w:rPr>
+        <w:t>data</w:t>
+      </w:r>
+      <w:proofErr w:type="spellEnd"/>
+      <w:r>
+        <w:rPr>
+          <w:rFonts w:ascii="Times New Roman" w:hAnsi="Times New Roman" w:cs="Times New Roman"/>
+          <w:sz w:val="28"/>
+          <w:szCs w:val="28"/>
+        </w:rPr>
+        <w:t xml:space="preserve"> відповідає за збереження та завантаження інформації з файлів.</w:t>
+      </w:r>
+    </w:p>
+    <w:p>
+      <w:pPr>
+        <w:pStyle w:val="ListParagraph"/>
+        <w:numPr>
+          <w:ilvl w:val="0"/>
+          <w:numId w:val="3"/>
+        </w:numPr>
+        <w:tabs>
+          <w:tab w:val="left" w:pos="560"/>
+          <w:tab w:val="left" w:pos="1120"/>
+          <w:tab w:val="left" w:pos="1680"/>
+          <w:tab w:val="left" w:pos="2240"/>
+          <w:tab w:val="left" w:pos="2800"/>
+          <w:tab w:val="left" w:pos="3360"/>
+          <w:tab w:val="left" w:pos="3920"/>
+          <w:tab w:val="left" w:pos="4480"/>
+          <w:tab w:val="left" w:pos="5040"/>
+          <w:tab w:val="left" w:pos="5600"/>
+          <w:tab w:val="left" w:pos="6160"/>
+          <w:tab w:val="left" w:pos="6720"/>
+        </w:tabs>
+        <w:autoSpaceDE w:val="0"/>
+        <w:autoSpaceDN w:val="0"/>
+        <w:adjustRightInd w:val="0"/>
+        <w:spacing w:after="0" w:line="240" w:lineRule="auto"/>
+        <w:ind w:right="-563"/>
+        <w:rPr>
+          <w:rFonts w:ascii="Times New Roman" w:hAnsi="Times New Roman" w:cs="Times New Roman"/>
+          <w:sz w:val="28"/>
+          <w:szCs w:val="28"/>
+        </w:rPr>
+      </w:pPr>
+      <w:r>
+        <w:rPr>
+          <w:rFonts w:ascii="Times New Roman" w:hAnsi="Times New Roman" w:cs="Times New Roman"/>
+          <w:sz w:val="28"/>
+          <w:szCs w:val="28"/>
+        </w:rPr>
+        <w:lastRenderedPageBreak/>
+        <w:t>Залежності між пакетами показують напрямок використання компонентів у системі.</w:t>
+      </w:r>
+    </w:p>
+    <w:p>
+      <w:pPr>
+        <w:tabs>
+          <w:tab w:val="left" w:pos="560"/>
+          <w:tab w:val="left" w:pos="1120"/>
+          <w:tab w:val="left" w:pos="1680"/>
+          <w:tab w:val="left" w:pos="2240"/>
+          <w:tab w:val="left" w:pos="2800"/>
+          <w:tab w:val="left" w:pos="3360"/>
+          <w:tab w:val="left" w:pos="3920"/>
+          <w:tab w:val="left" w:pos="4480"/>
+          <w:tab w:val="left" w:pos="5040"/>
+          <w:tab w:val="left" w:pos="5600"/>
+          <w:tab w:val="left" w:pos="6160"/>
+          <w:tab w:val="left" w:pos="6720"/>
+        </w:tabs>
+        <w:autoSpaceDE w:val="0"/>
+        <w:autoSpaceDN w:val="0"/>
+        <w:adjustRightInd w:val="0"/>
+        <w:spacing w:after="0" w:line="240" w:lineRule="auto"/>
+        <w:ind w:right="-563"/>
+        <w:rPr>
+          <w:rFonts w:ascii="Times New Roman" w:hAnsi="Times New Roman" w:cs="Times New Roman"/>
+          <w:sz w:val="28"/>
+          <w:szCs w:val="28"/>
+          <w:lang w:val="en-US"/>
+        </w:rPr>
+      </w:pPr>
+    </w:p>
+    <w:p>
+      <w:pPr>
+        <w:tabs>
+          <w:tab w:val="left" w:pos="560"/>
+          <w:tab w:val="left" w:pos="1120"/>
+          <w:tab w:val="left" w:pos="1680"/>
+          <w:tab w:val="left" w:pos="2240"/>
+          <w:tab w:val="left" w:pos="2800"/>
+          <w:tab w:val="left" w:pos="3360"/>
+          <w:tab w:val="left" w:pos="3920"/>
+          <w:tab w:val="left" w:pos="4480"/>
+          <w:tab w:val="left" w:pos="5040"/>
+          <w:tab w:val="left" w:pos="5600"/>
+          <w:tab w:val="left" w:pos="6160"/>
+          <w:tab w:val="left" w:pos="6720"/>
+        </w:tabs>
+        <w:autoSpaceDE w:val="0"/>
+        <w:autoSpaceDN w:val="0"/>
+        <w:adjustRightInd w:val="0"/>
+        <w:spacing w:after="0" w:line="240" w:lineRule="auto"/>
+        <w:ind w:right="-563"/>
+        <w:rPr>
+          <w:rFonts w:ascii="Times New Roman" w:hAnsi="Times New Roman" w:cs="Times New Roman"/>
+          <w:sz w:val="28"/>
+          <w:szCs w:val="28"/>
+          <w:u w:val="single"/>
+        </w:rPr>
+      </w:pPr>
+      <w:r>
+        <w:rPr>
+          <w:rFonts w:ascii="Times New Roman" w:hAnsi="Times New Roman" w:cs="Times New Roman"/>
+          <w:sz w:val="28"/>
+          <w:szCs w:val="28"/>
+          <w:u w:val="single"/>
+          <w:lang w:val="en-US"/>
+        </w:rPr>
+        <w:t>4.</w:t>
+      </w:r>
+      <w:r>
+        <w:rPr>
+          <w:rFonts w:ascii="Times New Roman" w:hAnsi="Times New Roman" w:cs="Times New Roman"/>
+          <w:sz w:val="28"/>
+          <w:szCs w:val="28"/>
+          <w:u w:val="single"/>
+        </w:rPr>
+        <w:t>2</w:t>
+      </w:r>
+      <w:r>
+        <w:rPr>
+          <w:rFonts w:ascii="Times New Roman" w:hAnsi="Times New Roman" w:cs="Times New Roman"/>
+          <w:sz w:val="28"/>
+          <w:szCs w:val="28"/>
+          <w:u w:val="single"/>
+          <w:lang w:val="en-US"/>
+        </w:rPr>
+        <w:t>. UML-</w:t>
+      </w:r>
+      <w:proofErr w:type="spellStart"/>
+      <w:r>
+        <w:rPr>
+          <w:rFonts w:ascii="Times New Roman" w:hAnsi="Times New Roman" w:cs="Times New Roman"/>
+          <w:sz w:val="28"/>
+          <w:szCs w:val="28"/>
+          <w:u w:val="single"/>
+          <w:lang w:val="en-US"/>
+        </w:rPr>
+        <w:t>діаграма</w:t>
+      </w:r>
+      <w:proofErr w:type="spellEnd"/>
+      <w:r>
+        <w:rPr>
+          <w:rFonts w:ascii="Times New Roman" w:hAnsi="Times New Roman" w:cs="Times New Roman"/>
+          <w:sz w:val="28"/>
+          <w:szCs w:val="28"/>
+          <w:u w:val="single"/>
+          <w:lang w:val="en-US"/>
+        </w:rPr>
+        <w:t xml:space="preserve"> </w:t>
+      </w:r>
+      <w:proofErr w:type="spellStart"/>
+      <w:r>
+        <w:rPr>
+          <w:rFonts w:ascii="Times New Roman" w:hAnsi="Times New Roman" w:cs="Times New Roman"/>
+          <w:sz w:val="28"/>
+          <w:szCs w:val="28"/>
+          <w:u w:val="single"/>
+          <w:lang w:val="en-US"/>
+        </w:rPr>
+        <w:t>класів</w:t>
+      </w:r>
+      <w:proofErr w:type="spellEnd"/>
+    </w:p>
+    <w:p>
+      <w:pPr>
+        <w:tabs>
+          <w:tab w:val="left" w:pos="560"/>
+          <w:tab w:val="left" w:pos="1120"/>
+          <w:tab w:val="left" w:pos="1680"/>
+          <w:tab w:val="left" w:pos="2240"/>
+          <w:tab w:val="left" w:pos="2800"/>
+          <w:tab w:val="left" w:pos="3360"/>
+          <w:tab w:val="left" w:pos="3920"/>
+          <w:tab w:val="left" w:pos="4480"/>
+          <w:tab w:val="left" w:pos="5040"/>
+          <w:tab w:val="left" w:pos="5600"/>
+          <w:tab w:val="left" w:pos="6160"/>
+          <w:tab w:val="left" w:pos="6720"/>
+        </w:tabs>
+        <w:autoSpaceDE w:val="0"/>
+        <w:autoSpaceDN w:val="0"/>
+        <w:adjustRightInd w:val="0"/>
+        <w:spacing w:after="0" w:line="240" w:lineRule="auto"/>
+        <w:ind w:right="-563"/>
+        <w:rPr>
+          <w:rFonts w:ascii="Times New Roman" w:hAnsi="Times New Roman" w:cs="Times New Roman"/>
+          <w:sz w:val="28"/>
+          <w:szCs w:val="28"/>
+          <w:u w:val="single"/>
+        </w:rPr>
+      </w:pPr>
+    </w:p>
+    <w:p>
+      <w:pPr>
+        <w:tabs>
+          <w:tab w:val="left" w:pos="560"/>
+          <w:tab w:val="left" w:pos="1120"/>
+          <w:tab w:val="left" w:pos="1680"/>
+          <w:tab w:val="left" w:pos="2240"/>
+          <w:tab w:val="left" w:pos="2800"/>
+          <w:tab w:val="left" w:pos="3360"/>
+          <w:tab w:val="left" w:pos="3920"/>
+          <w:tab w:val="left" w:pos="4480"/>
+          <w:tab w:val="left" w:pos="5040"/>
+          <w:tab w:val="left" w:pos="5600"/>
+          <w:tab w:val="left" w:pos="6160"/>
+          <w:tab w:val="left" w:pos="6720"/>
+        </w:tabs>
+        <w:autoSpaceDE w:val="0"/>
+        <w:autoSpaceDN w:val="0"/>
+        <w:adjustRightInd w:val="0"/>
+        <w:spacing w:after="0" w:line="240" w:lineRule="auto"/>
+        <w:ind w:right="-563"/>
+        <w:rPr>
+          <w:rFonts w:ascii="Times New Roman" w:hAnsi="Times New Roman" w:cs="Times New Roman"/>
+          <w:sz w:val="28"/>
+          <w:szCs w:val="28"/>
+          <w:u w:val="single"/>
+        </w:rPr>
+      </w:pPr>
+      <w:r>
+        <w:rPr>
+          <w:rFonts w:ascii="Times New Roman" w:hAnsi="Times New Roman" w:cs="Times New Roman"/>
+          <w:sz w:val="28"/>
+          <w:szCs w:val="28"/>
+          <w:u w:val="single"/>
+        </w:rPr>
+        <w:t xml:space="preserve">Класи пакету </w:t>
+      </w:r>
+      <w:proofErr w:type="spellStart"/>
+      <w:r>
+        <w:rPr>
+          <w:rFonts w:ascii="Times New Roman" w:hAnsi="Times New Roman" w:cs="Times New Roman"/>
+          <w:sz w:val="28"/>
+          <w:szCs w:val="28"/>
+          <w:u w:val="single"/>
+        </w:rPr>
+        <w:t>domain</w:t>
+      </w:r>
+      <w:proofErr w:type="spellEnd"/>
     </w:p>
     <w:p>
       <w:pPr>
@@ -8601,7 +10308,7 @@
                     <pic:cNvPicPr/>
                   </pic:nvPicPr>
                   <pic:blipFill>
-                    <a:blip r:embed="rId9">
+                    <a:blip r:embed="rId10">
                       <a:extLst>
                         <a:ext uri="{28A0092B-C50C-407E-A947-70E740481C1C}">
                           <a14:useLocalDpi xmlns:a14="http://schemas.microsoft.com/office/drawing/2010/main" val="0"/>
@@ -8639,7 +10346,23 @@
           <w:sz w:val="28"/>
           <w:szCs w:val="28"/>
         </w:rPr>
-        <w:t>На рисунку 1 подано</w:t>
+        <w:t xml:space="preserve">На рисунку </w:t>
+      </w:r>
+      <w:r>
+        <w:rPr>
+          <w:rFonts w:ascii="Times New Roman" w:hAnsi="Times New Roman" w:cs="Times New Roman"/>
+          <w:sz w:val="28"/>
+          <w:szCs w:val="28"/>
+        </w:rPr>
+        <w:t>2</w:t>
+      </w:r>
+      <w:r>
+        <w:rPr>
+          <w:rFonts w:ascii="Times New Roman" w:hAnsi="Times New Roman" w:cs="Times New Roman"/>
+          <w:sz w:val="28"/>
+          <w:szCs w:val="28"/>
+        </w:rPr>
+        <w:t xml:space="preserve"> подано</w:t>
       </w:r>
       <w:r>
         <w:rPr>
@@ -8702,7 +10425,23 @@
           <w:sz w:val="26"/>
           <w:szCs w:val="26"/>
         </w:rPr>
-        <w:t xml:space="preserve">Рисунок 1 – UML-діаграма класів пакета </w:t>
+        <w:t xml:space="preserve">Рисунок </w:t>
+      </w:r>
+      <w:r>
+        <w:rPr>
+          <w:rFonts w:ascii="Times New Roman" w:hAnsi="Times New Roman" w:cs="Times New Roman"/>
+          <w:sz w:val="26"/>
+          <w:szCs w:val="26"/>
+        </w:rPr>
+        <w:t>2</w:t>
+      </w:r>
+      <w:r>
+        <w:rPr>
+          <w:rFonts w:ascii="Times New Roman" w:hAnsi="Times New Roman" w:cs="Times New Roman"/>
+          <w:sz w:val="26"/>
+          <w:szCs w:val="26"/>
+        </w:rPr>
+        <w:t xml:space="preserve"> – UML-діаграма класів пакета </w:t>
       </w:r>
       <w:proofErr w:type="spellStart"/>
       <w:r>
@@ -8881,7 +10620,7 @@
     </w:p>
     <w:p>
       <w:pPr>
-        <w:pStyle w:val="a9"/>
+        <w:pStyle w:val="ListParagraph"/>
         <w:numPr>
           <w:ilvl w:val="0"/>
           <w:numId w:val="2"/>
@@ -8994,7 +10733,7 @@
     </w:p>
     <w:p>
       <w:pPr>
-        <w:pStyle w:val="a9"/>
+        <w:pStyle w:val="ListParagraph"/>
         <w:numPr>
           <w:ilvl w:val="0"/>
           <w:numId w:val="2"/>
@@ -9108,7 +10847,7 @@
     </w:p>
     <w:p>
       <w:pPr>
-        <w:pStyle w:val="a9"/>
+        <w:pStyle w:val="ListParagraph"/>
         <w:numPr>
           <w:ilvl w:val="0"/>
           <w:numId w:val="2"/>
@@ -9190,7 +10929,7 @@
           <w:rFonts w:ascii="Times New Roman" w:hAnsi="Times New Roman" w:cs="Times New Roman"/>
           <w:sz w:val="28"/>
           <w:szCs w:val="28"/>
-          <w:lang w:val="en-US"/>
+          <w:u w:val="single"/>
         </w:rPr>
       </w:pPr>
     </w:p>
@@ -9219,7 +10958,7 @@
           <w:rFonts w:ascii="Times New Roman" w:hAnsi="Times New Roman" w:cs="Times New Roman"/>
           <w:sz w:val="28"/>
           <w:szCs w:val="28"/>
-          <w:lang w:val="en-US"/>
+          <w:u w:val="single"/>
         </w:rPr>
       </w:pPr>
     </w:p>
@@ -9257,10 +10996,10 @@
           <w:sz w:val="28"/>
           <w:szCs w:val="28"/>
           <w:u w:val="single"/>
-          <w:lang w:val="en-US"/>
-        </w:rPr>
-        <w:t xml:space="preserve">4.2. </w:t>
-      </w:r>
+        </w:rPr>
+        <w:t xml:space="preserve">Класи пакету </w:t>
+      </w:r>
+      <w:proofErr w:type="spellStart"/>
       <w:r>
         <w:rPr>
           <w:rFonts w:ascii="Times New Roman" w:hAnsi="Times New Roman" w:cs="Times New Roman"/>
@@ -9268,8 +11007,9 @@
           <w:szCs w:val="28"/>
           <w:u w:val="single"/>
         </w:rPr>
-        <w:t>UML-діаграма пакетів</w:t>
-      </w:r>
+        <w:t>repositories</w:t>
+      </w:r>
+      <w:proofErr w:type="spellEnd"/>
     </w:p>
     <w:p>
       <w:pPr>
@@ -9325,25 +11065,109 @@
           <w:rFonts w:ascii="Times New Roman" w:hAnsi="Times New Roman" w:cs="Times New Roman"/>
           <w:sz w:val="28"/>
           <w:szCs w:val="28"/>
-        </w:rPr>
-      </w:pPr>
-      <w:proofErr w:type="spellStart"/>
-      <w:r>
-        <w:rPr>
-          <w:rFonts w:ascii="Times New Roman" w:hAnsi="Times New Roman" w:cs="Times New Roman"/>
-          <w:sz w:val="28"/>
-          <w:szCs w:val="28"/>
-          <w:lang w:val="en-US"/>
-        </w:rPr>
-        <w:t>На</w:t>
-      </w:r>
-      <w:proofErr w:type="spellEnd"/>
-      <w:r>
-        <w:rPr>
-          <w:rFonts w:ascii="Times New Roman" w:hAnsi="Times New Roman" w:cs="Times New Roman"/>
-          <w:sz w:val="28"/>
-          <w:szCs w:val="28"/>
-          <w:lang w:val="en-US"/>
+          <w:u w:val="single"/>
+        </w:rPr>
+      </w:pPr>
+      <w:r>
+        <w:rPr>
+          <w:rFonts w:ascii="Times New Roman" w:hAnsi="Times New Roman" w:cs="Times New Roman"/>
+          <w:sz w:val="28"/>
+          <w:szCs w:val="28"/>
+          <w:u w:val="single"/>
+        </w:rPr>
+        <w:drawing>
+          <wp:anchor distT="0" distB="0" distL="114300" distR="114300" simplePos="0" relativeHeight="251663360" behindDoc="0" locked="0" layoutInCell="1" allowOverlap="1" wp14:anchorId="102B5E99" wp14:editId="6BEB27A0">
+            <wp:simplePos x="0" y="0"/>
+            <wp:positionH relativeFrom="column">
+              <wp:posOffset>-635</wp:posOffset>
+            </wp:positionH>
+            <wp:positionV relativeFrom="paragraph">
+              <wp:posOffset>493395</wp:posOffset>
+            </wp:positionV>
+            <wp:extent cx="4233545" cy="5737225"/>
+            <wp:effectExtent l="0" t="0" r="0" b="3175"/>
+            <wp:wrapTopAndBottom/>
+            <wp:docPr id="844914695" name="Picture 1"/>
+            <wp:cNvGraphicFramePr>
+              <a:graphicFrameLocks xmlns:a="http://schemas.openxmlformats.org/drawingml/2006/main" noChangeAspect="1"/>
+            </wp:cNvGraphicFramePr>
+            <a:graphic xmlns:a="http://schemas.openxmlformats.org/drawingml/2006/main">
+              <a:graphicData uri="http://schemas.openxmlformats.org/drawingml/2006/picture">
+                <pic:pic xmlns:pic="http://schemas.openxmlformats.org/drawingml/2006/picture">
+                  <pic:nvPicPr>
+                    <pic:cNvPr id="844914695" name=""/>
+                    <pic:cNvPicPr/>
+                  </pic:nvPicPr>
+                  <pic:blipFill>
+                    <a:blip r:embed="rId11">
+                      <a:extLst>
+                        <a:ext uri="{28A0092B-C50C-407E-A947-70E740481C1C}">
+                          <a14:useLocalDpi xmlns:a14="http://schemas.microsoft.com/office/drawing/2010/main" val="0"/>
+                        </a:ext>
+                      </a:extLst>
+                    </a:blip>
+                    <a:stretch>
+                      <a:fillRect/>
+                    </a:stretch>
+                  </pic:blipFill>
+                  <pic:spPr>
+                    <a:xfrm>
+                      <a:off x="0" y="0"/>
+                      <a:ext cx="4233545" cy="5737225"/>
+                    </a:xfrm>
+                    <a:prstGeom prst="rect">
+                      <a:avLst/>
+                    </a:prstGeom>
+                  </pic:spPr>
+                </pic:pic>
+              </a:graphicData>
+            </a:graphic>
+            <wp14:sizeRelH relativeFrom="page">
+              <wp14:pctWidth>0</wp14:pctWidth>
+            </wp14:sizeRelH>
+            <wp14:sizeRelV relativeFrom="page">
+              <wp14:pctHeight>0</wp14:pctHeight>
+            </wp14:sizeRelV>
+          </wp:anchor>
+        </w:drawing>
+      </w:r>
+      <w:r>
+        <w:rPr>
+          <w:rFonts w:ascii="Times New Roman" w:hAnsi="Times New Roman" w:cs="Times New Roman"/>
+          <w:sz w:val="28"/>
+          <w:szCs w:val="28"/>
+        </w:rPr>
+        <w:t xml:space="preserve">На рисунку </w:t>
+      </w:r>
+      <w:r>
+        <w:rPr>
+          <w:rFonts w:ascii="Times New Roman" w:hAnsi="Times New Roman" w:cs="Times New Roman"/>
+          <w:sz w:val="28"/>
+          <w:szCs w:val="28"/>
+        </w:rPr>
+        <w:t>3</w:t>
+      </w:r>
+      <w:r>
+        <w:rPr>
+          <w:rFonts w:ascii="Times New Roman" w:hAnsi="Times New Roman" w:cs="Times New Roman"/>
+          <w:sz w:val="28"/>
+          <w:szCs w:val="28"/>
+        </w:rPr>
+        <w:t xml:space="preserve"> подано</w:t>
+      </w:r>
+      <w:r>
+        <w:rPr>
+          <w:rFonts w:ascii="Times New Roman" w:hAnsi="Times New Roman" w:cs="Times New Roman"/>
+          <w:sz w:val="28"/>
+          <w:szCs w:val="28"/>
+        </w:rPr>
+        <w:t xml:space="preserve"> UML-діаграму класів пакета</w:t>
+      </w:r>
+      <w:r>
+        <w:rPr>
+          <w:rFonts w:ascii="Times New Roman" w:hAnsi="Times New Roman" w:cs="Times New Roman"/>
+          <w:sz w:val="28"/>
+          <w:szCs w:val="28"/>
         </w:rPr>
         <w:t xml:space="preserve"> </w:t>
       </w:r>
@@ -9353,257 +11177,41 @@
           <w:rFonts w:ascii="Times New Roman" w:hAnsi="Times New Roman" w:cs="Times New Roman"/>
           <w:sz w:val="28"/>
           <w:szCs w:val="28"/>
-          <w:lang w:val="en-US"/>
-        </w:rPr>
-        <w:t>рисунку</w:t>
-      </w:r>
-      <w:proofErr w:type="spellEnd"/>
-      <w:r>
-        <w:rPr>
-          <w:rFonts w:ascii="Times New Roman" w:hAnsi="Times New Roman" w:cs="Times New Roman"/>
-          <w:sz w:val="28"/>
-          <w:szCs w:val="28"/>
-          <w:lang w:val="en-US"/>
-        </w:rPr>
-        <w:t xml:space="preserve"> 2 </w:t>
-      </w:r>
-      <w:proofErr w:type="spellStart"/>
-      <w:r>
-        <w:rPr>
-          <w:rFonts w:ascii="Times New Roman" w:hAnsi="Times New Roman" w:cs="Times New Roman"/>
-          <w:sz w:val="28"/>
-          <w:szCs w:val="28"/>
-          <w:lang w:val="en-US"/>
-        </w:rPr>
-        <w:t>зображено</w:t>
-      </w:r>
-      <w:proofErr w:type="spellEnd"/>
-      <w:r>
-        <w:rPr>
-          <w:rFonts w:ascii="Times New Roman" w:hAnsi="Times New Roman" w:cs="Times New Roman"/>
-          <w:sz w:val="28"/>
-          <w:szCs w:val="28"/>
-          <w:lang w:val="en-US"/>
-        </w:rPr>
-        <w:t xml:space="preserve"> UML-</w:t>
-      </w:r>
-      <w:proofErr w:type="spellStart"/>
-      <w:r>
-        <w:rPr>
-          <w:rFonts w:ascii="Times New Roman" w:hAnsi="Times New Roman" w:cs="Times New Roman"/>
-          <w:sz w:val="28"/>
-          <w:szCs w:val="28"/>
-          <w:lang w:val="en-US"/>
-        </w:rPr>
-        <w:t>діаграму</w:t>
-      </w:r>
-      <w:proofErr w:type="spellEnd"/>
-      <w:r>
-        <w:rPr>
-          <w:rFonts w:ascii="Times New Roman" w:hAnsi="Times New Roman" w:cs="Times New Roman"/>
-          <w:sz w:val="28"/>
-          <w:szCs w:val="28"/>
-          <w:lang w:val="en-US"/>
-        </w:rPr>
-        <w:t xml:space="preserve"> </w:t>
-      </w:r>
-      <w:proofErr w:type="spellStart"/>
-      <w:r>
-        <w:rPr>
-          <w:rFonts w:ascii="Times New Roman" w:hAnsi="Times New Roman" w:cs="Times New Roman"/>
-          <w:sz w:val="28"/>
-          <w:szCs w:val="28"/>
-          <w:lang w:val="en-US"/>
-        </w:rPr>
-        <w:t>пакетів</w:t>
-      </w:r>
-      <w:proofErr w:type="spellEnd"/>
-      <w:r>
-        <w:rPr>
-          <w:rFonts w:ascii="Times New Roman" w:hAnsi="Times New Roman" w:cs="Times New Roman"/>
-          <w:sz w:val="28"/>
-          <w:szCs w:val="28"/>
-          <w:lang w:val="en-US"/>
-        </w:rPr>
-        <w:t xml:space="preserve">, </w:t>
-      </w:r>
-      <w:proofErr w:type="spellStart"/>
-      <w:r>
-        <w:rPr>
-          <w:rFonts w:ascii="Times New Roman" w:hAnsi="Times New Roman" w:cs="Times New Roman"/>
-          <w:sz w:val="28"/>
-          <w:szCs w:val="28"/>
-          <w:lang w:val="en-US"/>
-        </w:rPr>
-        <w:t>яка</w:t>
-      </w:r>
-      <w:proofErr w:type="spellEnd"/>
-      <w:r>
-        <w:rPr>
-          <w:rFonts w:ascii="Times New Roman" w:hAnsi="Times New Roman" w:cs="Times New Roman"/>
-          <w:sz w:val="28"/>
-          <w:szCs w:val="28"/>
-          <w:lang w:val="en-US"/>
-        </w:rPr>
-        <w:t xml:space="preserve"> </w:t>
-      </w:r>
-      <w:proofErr w:type="spellStart"/>
-      <w:r>
-        <w:rPr>
-          <w:rFonts w:ascii="Times New Roman" w:hAnsi="Times New Roman" w:cs="Times New Roman"/>
-          <w:sz w:val="28"/>
-          <w:szCs w:val="28"/>
-          <w:lang w:val="en-US"/>
-        </w:rPr>
-        <w:t>відображає</w:t>
-      </w:r>
-      <w:proofErr w:type="spellEnd"/>
-      <w:r>
-        <w:rPr>
-          <w:rFonts w:ascii="Times New Roman" w:hAnsi="Times New Roman" w:cs="Times New Roman"/>
-          <w:sz w:val="28"/>
-          <w:szCs w:val="28"/>
-          <w:lang w:val="en-US"/>
-        </w:rPr>
-        <w:t xml:space="preserve"> </w:t>
-      </w:r>
-      <w:proofErr w:type="spellStart"/>
-      <w:r>
-        <w:rPr>
-          <w:rFonts w:ascii="Times New Roman" w:hAnsi="Times New Roman" w:cs="Times New Roman"/>
-          <w:sz w:val="28"/>
-          <w:szCs w:val="28"/>
-          <w:lang w:val="en-US"/>
-        </w:rPr>
-        <w:t>архітектуру</w:t>
-      </w:r>
-      <w:proofErr w:type="spellEnd"/>
-      <w:r>
-        <w:rPr>
-          <w:rFonts w:ascii="Times New Roman" w:hAnsi="Times New Roman" w:cs="Times New Roman"/>
-          <w:sz w:val="28"/>
-          <w:szCs w:val="28"/>
-          <w:lang w:val="en-US"/>
-        </w:rPr>
-        <w:t xml:space="preserve"> </w:t>
-      </w:r>
-      <w:proofErr w:type="spellStart"/>
-      <w:r>
-        <w:rPr>
-          <w:rFonts w:ascii="Times New Roman" w:hAnsi="Times New Roman" w:cs="Times New Roman"/>
-          <w:sz w:val="28"/>
-          <w:szCs w:val="28"/>
-          <w:lang w:val="en-US"/>
-        </w:rPr>
-        <w:t>системи</w:t>
-      </w:r>
-      <w:proofErr w:type="spellEnd"/>
-      <w:r>
-        <w:rPr>
-          <w:rFonts w:ascii="Times New Roman" w:hAnsi="Times New Roman" w:cs="Times New Roman"/>
-          <w:sz w:val="28"/>
-          <w:szCs w:val="28"/>
-          <w:lang w:val="en-US"/>
-        </w:rPr>
-        <w:t xml:space="preserve"> </w:t>
-      </w:r>
-      <w:proofErr w:type="spellStart"/>
-      <w:r>
-        <w:rPr>
-          <w:rFonts w:ascii="Times New Roman" w:hAnsi="Times New Roman" w:cs="Times New Roman"/>
-          <w:sz w:val="28"/>
-          <w:szCs w:val="28"/>
-          <w:lang w:val="en-US"/>
-        </w:rPr>
-        <w:t>та</w:t>
-      </w:r>
-      <w:proofErr w:type="spellEnd"/>
-      <w:r>
-        <w:rPr>
-          <w:rFonts w:ascii="Times New Roman" w:hAnsi="Times New Roman" w:cs="Times New Roman"/>
-          <w:sz w:val="28"/>
-          <w:szCs w:val="28"/>
-          <w:lang w:val="en-US"/>
-        </w:rPr>
-        <w:t xml:space="preserve"> </w:t>
-      </w:r>
-      <w:proofErr w:type="spellStart"/>
-      <w:r>
-        <w:rPr>
-          <w:rFonts w:ascii="Times New Roman" w:hAnsi="Times New Roman" w:cs="Times New Roman"/>
-          <w:sz w:val="28"/>
-          <w:szCs w:val="28"/>
-          <w:lang w:val="en-US"/>
-        </w:rPr>
-        <w:t>взаємозв’язки</w:t>
-      </w:r>
-      <w:proofErr w:type="spellEnd"/>
-      <w:r>
-        <w:rPr>
-          <w:rFonts w:ascii="Times New Roman" w:hAnsi="Times New Roman" w:cs="Times New Roman"/>
-          <w:sz w:val="28"/>
-          <w:szCs w:val="28"/>
-          <w:lang w:val="en-US"/>
-        </w:rPr>
-        <w:t xml:space="preserve"> </w:t>
-      </w:r>
-      <w:proofErr w:type="spellStart"/>
-      <w:r>
-        <w:rPr>
-          <w:rFonts w:ascii="Times New Roman" w:hAnsi="Times New Roman" w:cs="Times New Roman"/>
-          <w:sz w:val="28"/>
-          <w:szCs w:val="28"/>
-          <w:lang w:val="en-US"/>
-        </w:rPr>
-        <w:t>між</w:t>
-      </w:r>
-      <w:proofErr w:type="spellEnd"/>
-      <w:r>
-        <w:rPr>
-          <w:rFonts w:ascii="Times New Roman" w:hAnsi="Times New Roman" w:cs="Times New Roman"/>
-          <w:sz w:val="28"/>
-          <w:szCs w:val="28"/>
-          <w:lang w:val="en-US"/>
-        </w:rPr>
-        <w:t xml:space="preserve"> її </w:t>
-      </w:r>
-      <w:proofErr w:type="spellStart"/>
-      <w:r>
-        <w:rPr>
-          <w:rFonts w:ascii="Times New Roman" w:hAnsi="Times New Roman" w:cs="Times New Roman"/>
-          <w:sz w:val="28"/>
-          <w:szCs w:val="28"/>
-          <w:lang w:val="en-US"/>
-        </w:rPr>
-        <w:t>основними</w:t>
-      </w:r>
-      <w:proofErr w:type="spellEnd"/>
-      <w:r>
-        <w:rPr>
-          <w:rFonts w:ascii="Times New Roman" w:hAnsi="Times New Roman" w:cs="Times New Roman"/>
-          <w:sz w:val="28"/>
-          <w:szCs w:val="28"/>
-          <w:lang w:val="en-US"/>
-        </w:rPr>
-        <w:t xml:space="preserve"> </w:t>
-      </w:r>
-      <w:proofErr w:type="spellStart"/>
-      <w:r>
-        <w:rPr>
-          <w:rFonts w:ascii="Times New Roman" w:hAnsi="Times New Roman" w:cs="Times New Roman"/>
-          <w:sz w:val="28"/>
-          <w:szCs w:val="28"/>
-          <w:lang w:val="en-US"/>
-        </w:rPr>
-        <w:t>компонентами</w:t>
-      </w:r>
-      <w:proofErr w:type="spellEnd"/>
-      <w:r>
-        <w:rPr>
-          <w:rFonts w:ascii="Times New Roman" w:hAnsi="Times New Roman" w:cs="Times New Roman"/>
-          <w:sz w:val="28"/>
-          <w:szCs w:val="28"/>
-          <w:lang w:val="en-US"/>
+        </w:rPr>
+        <w:t>repositories</w:t>
+      </w:r>
+      <w:proofErr w:type="spellEnd"/>
+      <w:r>
+        <w:rPr>
+          <w:rFonts w:ascii="Times New Roman" w:hAnsi="Times New Roman" w:cs="Times New Roman"/>
+          <w:sz w:val="28"/>
+          <w:szCs w:val="28"/>
+        </w:rPr>
+        <w:t xml:space="preserve">, що </w:t>
+      </w:r>
+      <w:r>
+        <w:rPr>
+          <w:rFonts w:ascii="Times New Roman" w:hAnsi="Times New Roman" w:cs="Times New Roman"/>
+          <w:sz w:val="28"/>
+          <w:szCs w:val="28"/>
+        </w:rPr>
+        <w:t xml:space="preserve">відповідає за збереження та доступ до даних, використовуючи інтерфейс </w:t>
+      </w:r>
+      <w:proofErr w:type="spellStart"/>
+      <w:r>
+        <w:rPr>
+          <w:rFonts w:ascii="Times New Roman" w:hAnsi="Times New Roman" w:cs="Times New Roman"/>
+          <w:sz w:val="28"/>
+          <w:szCs w:val="28"/>
+        </w:rPr>
+        <w:t>Repository</w:t>
+      </w:r>
+      <w:proofErr w:type="spellEnd"/>
+      <w:r>
+        <w:rPr>
+          <w:rFonts w:ascii="Times New Roman" w:hAnsi="Times New Roman" w:cs="Times New Roman"/>
+          <w:sz w:val="28"/>
+          <w:szCs w:val="28"/>
         </w:rPr>
         <w:t>.</w:t>
       </w:r>
@@ -9635,6 +11243,30 @@
           <w:szCs w:val="28"/>
         </w:rPr>
       </w:pPr>
+      <w:r>
+        <w:rPr>
+          <w:rFonts w:ascii="Times New Roman" w:hAnsi="Times New Roman" w:cs="Times New Roman"/>
+          <w:sz w:val="28"/>
+          <w:szCs w:val="28"/>
+        </w:rPr>
+        <w:t>Рис</w:t>
+      </w:r>
+      <w:r>
+        <w:rPr>
+          <w:rFonts w:ascii="Times New Roman" w:hAnsi="Times New Roman" w:cs="Times New Roman"/>
+          <w:sz w:val="28"/>
+          <w:szCs w:val="28"/>
+        </w:rPr>
+        <w:t>.</w:t>
+      </w:r>
+      <w:r>
+        <w:rPr>
+          <w:rFonts w:ascii="Times New Roman" w:hAnsi="Times New Roman" w:cs="Times New Roman"/>
+          <w:sz w:val="28"/>
+          <w:szCs w:val="28"/>
+        </w:rPr>
+        <w:t>3</w:t>
+      </w:r>
     </w:p>
     <w:p>
       <w:pPr>
@@ -9661,7 +11293,7 @@
           <w:rFonts w:ascii="Times New Roman" w:hAnsi="Times New Roman" w:cs="Times New Roman"/>
           <w:sz w:val="28"/>
           <w:szCs w:val="28"/>
-          <w:lang w:val="en-US"/>
+          <w:u w:val="single"/>
         </w:rPr>
       </w:pPr>
     </w:p>
@@ -9693,70 +11325,6 @@
           <w:u w:val="single"/>
         </w:rPr>
       </w:pPr>
-      <w:r>
-        <w:rPr>
-          <w:rFonts w:ascii="Times New Roman" w:hAnsi="Times New Roman" w:cs="Times New Roman"/>
-          <w:noProof/>
-          <w:sz w:val="28"/>
-          <w:szCs w:val="28"/>
-          <w:u w:val="single"/>
-        </w:rPr>
-        <w:drawing>
-          <wp:anchor distT="0" distB="0" distL="114300" distR="114300" simplePos="0" relativeHeight="251661312" behindDoc="0" locked="0" layoutInCell="1" allowOverlap="1" wp14:anchorId="5362F8C2" wp14:editId="07E62E84">
-            <wp:simplePos x="0" y="0"/>
-            <wp:positionH relativeFrom="column">
-              <wp:posOffset>0</wp:posOffset>
-            </wp:positionH>
-            <wp:positionV relativeFrom="paragraph">
-              <wp:posOffset>0</wp:posOffset>
-            </wp:positionV>
-            <wp:extent cx="3767328" cy="3786165"/>
-            <wp:effectExtent l="0" t="0" r="5080" b="0"/>
-            <wp:wrapTopAndBottom/>
-            <wp:docPr id="2062420348" name="Picture 1"/>
-            <wp:cNvGraphicFramePr>
-              <a:graphicFrameLocks xmlns:a="http://schemas.openxmlformats.org/drawingml/2006/main" noChangeAspect="1"/>
-            </wp:cNvGraphicFramePr>
-            <a:graphic xmlns:a="http://schemas.openxmlformats.org/drawingml/2006/main">
-              <a:graphicData uri="http://schemas.openxmlformats.org/drawingml/2006/picture">
-                <pic:pic xmlns:pic="http://schemas.openxmlformats.org/drawingml/2006/picture">
-                  <pic:nvPicPr>
-                    <pic:cNvPr id="2062420348" name=""/>
-                    <pic:cNvPicPr/>
-                  </pic:nvPicPr>
-                  <pic:blipFill>
-                    <a:blip r:embed="rId10">
-                      <a:extLst>
-                        <a:ext uri="{28A0092B-C50C-407E-A947-70E740481C1C}">
-                          <a14:useLocalDpi xmlns:a14="http://schemas.microsoft.com/office/drawing/2010/main" val="0"/>
-                        </a:ext>
-                      </a:extLst>
-                    </a:blip>
-                    <a:stretch>
-                      <a:fillRect/>
-                    </a:stretch>
-                  </pic:blipFill>
-                  <pic:spPr>
-                    <a:xfrm>
-                      <a:off x="0" y="0"/>
-                      <a:ext cx="3767328" cy="3786165"/>
-                    </a:xfrm>
-                    <a:prstGeom prst="rect">
-                      <a:avLst/>
-                    </a:prstGeom>
-                  </pic:spPr>
-                </pic:pic>
-              </a:graphicData>
-            </a:graphic>
-            <wp14:sizeRelH relativeFrom="page">
-              <wp14:pctWidth>0</wp14:pctWidth>
-            </wp14:sizeRelH>
-            <wp14:sizeRelV relativeFrom="page">
-              <wp14:pctHeight>0</wp14:pctHeight>
-            </wp14:sizeRelV>
-          </wp:anchor>
-        </w:drawing>
-      </w:r>
     </w:p>
     <w:p>
       <w:pPr>
@@ -9786,6 +11354,26 @@
           <w:u w:val="single"/>
         </w:rPr>
       </w:pPr>
+      <w:r>
+        <w:rPr>
+          <w:rFonts w:ascii="Times New Roman" w:hAnsi="Times New Roman" w:cs="Times New Roman"/>
+          <w:sz w:val="28"/>
+          <w:szCs w:val="28"/>
+          <w:u w:val="single"/>
+        </w:rPr>
+        <w:t xml:space="preserve">Класи пакету </w:t>
+      </w:r>
+      <w:proofErr w:type="spellStart"/>
+      <w:r>
+        <w:rPr>
+          <w:rFonts w:ascii="Times New Roman" w:hAnsi="Times New Roman" w:cs="Times New Roman"/>
+          <w:sz w:val="28"/>
+          <w:szCs w:val="28"/>
+          <w:u w:val="single"/>
+        </w:rPr>
+        <w:t>services</w:t>
+      </w:r>
+      <w:proofErr w:type="spellEnd"/>
     </w:p>
     <w:p>
       <w:pPr>
@@ -9810,61 +11398,11 @@
         <w:ind w:right="-563"/>
         <w:rPr>
           <w:rFonts w:ascii="Times New Roman" w:hAnsi="Times New Roman" w:cs="Times New Roman"/>
-          <w:sz w:val="26"/>
-          <w:szCs w:val="26"/>
-        </w:rPr>
-      </w:pPr>
-      <w:proofErr w:type="spellStart"/>
-      <w:r>
-        <w:rPr>
-          <w:rFonts w:ascii="Times New Roman" w:hAnsi="Times New Roman" w:cs="Times New Roman"/>
-          <w:sz w:val="26"/>
-          <w:szCs w:val="26"/>
-          <w:lang w:val="en-US"/>
-        </w:rPr>
-        <w:t>Рисунок</w:t>
-      </w:r>
-      <w:proofErr w:type="spellEnd"/>
-      <w:r>
-        <w:rPr>
-          <w:rFonts w:ascii="Times New Roman" w:hAnsi="Times New Roman" w:cs="Times New Roman"/>
-          <w:sz w:val="26"/>
-          <w:szCs w:val="26"/>
-          <w:lang w:val="en-US"/>
-        </w:rPr>
-        <w:t xml:space="preserve"> 2 – UML-</w:t>
-      </w:r>
-      <w:proofErr w:type="spellStart"/>
-      <w:r>
-        <w:rPr>
-          <w:rFonts w:ascii="Times New Roman" w:hAnsi="Times New Roman" w:cs="Times New Roman"/>
-          <w:sz w:val="26"/>
-          <w:szCs w:val="26"/>
-          <w:lang w:val="en-US"/>
-        </w:rPr>
-        <w:t>діаграма</w:t>
-      </w:r>
-      <w:proofErr w:type="spellEnd"/>
-      <w:r>
-        <w:rPr>
-          <w:rFonts w:ascii="Times New Roman" w:hAnsi="Times New Roman" w:cs="Times New Roman"/>
-          <w:sz w:val="26"/>
-          <w:szCs w:val="26"/>
-          <w:lang w:val="en-US"/>
-        </w:rPr>
-        <w:t xml:space="preserve"> </w:t>
-      </w:r>
-      <w:proofErr w:type="spellStart"/>
-      <w:r>
-        <w:rPr>
-          <w:rFonts w:ascii="Times New Roman" w:hAnsi="Times New Roman" w:cs="Times New Roman"/>
-          <w:sz w:val="26"/>
-          <w:szCs w:val="26"/>
-          <w:lang w:val="en-US"/>
-        </w:rPr>
-        <w:t>пакетів</w:t>
-      </w:r>
-      <w:proofErr w:type="spellEnd"/>
+          <w:sz w:val="28"/>
+          <w:szCs w:val="28"/>
+          <w:u w:val="single"/>
+        </w:rPr>
+      </w:pPr>
     </w:p>
     <w:p>
       <w:pPr>
@@ -9891,16 +11429,2679 @@
           <w:rFonts w:ascii="Times New Roman" w:hAnsi="Times New Roman" w:cs="Times New Roman"/>
           <w:sz w:val="28"/>
           <w:szCs w:val="28"/>
+        </w:rPr>
+      </w:pPr>
+      <w:r>
+        <w:rPr>
+          <w:rFonts w:ascii="Times New Roman" w:hAnsi="Times New Roman" w:cs="Times New Roman"/>
+          <w:sz w:val="28"/>
+          <w:szCs w:val="28"/>
+        </w:rPr>
+        <w:t xml:space="preserve">На рисунку </w:t>
+      </w:r>
+      <w:r>
+        <w:rPr>
+          <w:rFonts w:ascii="Times New Roman" w:hAnsi="Times New Roman" w:cs="Times New Roman"/>
+          <w:sz w:val="28"/>
+          <w:szCs w:val="28"/>
+        </w:rPr>
+        <w:t>4</w:t>
+      </w:r>
+      <w:r>
+        <w:rPr>
+          <w:rFonts w:ascii="Times New Roman" w:hAnsi="Times New Roman" w:cs="Times New Roman"/>
+          <w:sz w:val="28"/>
+          <w:szCs w:val="28"/>
+        </w:rPr>
+        <w:t xml:space="preserve"> подано</w:t>
+      </w:r>
+      <w:r>
+        <w:rPr>
+          <w:rFonts w:ascii="Times New Roman" w:hAnsi="Times New Roman" w:cs="Times New Roman"/>
+          <w:sz w:val="28"/>
+          <w:szCs w:val="28"/>
+        </w:rPr>
+        <w:t xml:space="preserve"> UML-діаграму класів пакета</w:t>
+      </w:r>
+      <w:r>
+        <w:rPr>
+          <w:rFonts w:ascii="Times New Roman" w:hAnsi="Times New Roman" w:cs="Times New Roman"/>
+          <w:sz w:val="28"/>
+          <w:szCs w:val="28"/>
+        </w:rPr>
+        <w:t xml:space="preserve"> </w:t>
+      </w:r>
+      <w:proofErr w:type="spellStart"/>
+      <w:r>
+        <w:rPr>
+          <w:rFonts w:ascii="Times New Roman" w:hAnsi="Times New Roman" w:cs="Times New Roman"/>
+          <w:sz w:val="28"/>
+          <w:szCs w:val="28"/>
+        </w:rPr>
+        <w:t>services</w:t>
+      </w:r>
+      <w:proofErr w:type="spellEnd"/>
+      <w:r>
+        <w:rPr>
+          <w:rFonts w:ascii="Times New Roman" w:hAnsi="Times New Roman" w:cs="Times New Roman"/>
+          <w:sz w:val="28"/>
+          <w:szCs w:val="28"/>
+        </w:rPr>
+        <w:t xml:space="preserve">, який </w:t>
+      </w:r>
+      <w:r>
+        <w:rPr>
+          <w:rFonts w:ascii="Times New Roman" w:hAnsi="Times New Roman" w:cs="Times New Roman"/>
+          <w:sz w:val="28"/>
+          <w:szCs w:val="28"/>
+        </w:rPr>
+        <w:t>реалізує основну бізнес-логіку системи та забезпечує обробку операцій над сутностями.</w:t>
+      </w:r>
+      <w:r>
+        <w:rPr>
+          <w:rFonts w:ascii="Times New Roman" w:hAnsi="Times New Roman" w:cs="Times New Roman"/>
+          <w:sz w:val="28"/>
+          <w:szCs w:val="28"/>
           <w:u w:val="single"/>
         </w:rPr>
-      </w:pPr>
-    </w:p>
-    <w:p>
-      <w:pPr>
-        <w:pStyle w:val="a9"/>
+        <w:drawing>
+          <wp:anchor distT="0" distB="0" distL="114300" distR="114300" simplePos="0" relativeHeight="251664384" behindDoc="0" locked="0" layoutInCell="1" allowOverlap="1" wp14:anchorId="79B64FF7" wp14:editId="7BDC3A27">
+            <wp:simplePos x="0" y="0"/>
+            <wp:positionH relativeFrom="column">
+              <wp:posOffset>-87630</wp:posOffset>
+            </wp:positionH>
+            <wp:positionV relativeFrom="paragraph">
+              <wp:posOffset>550745</wp:posOffset>
+            </wp:positionV>
+            <wp:extent cx="4648200" cy="6057900"/>
+            <wp:effectExtent l="0" t="0" r="0" b="0"/>
+            <wp:wrapTopAndBottom/>
+            <wp:docPr id="2015346469" name="Picture 1"/>
+            <wp:cNvGraphicFramePr>
+              <a:graphicFrameLocks xmlns:a="http://schemas.openxmlformats.org/drawingml/2006/main" noChangeAspect="1"/>
+            </wp:cNvGraphicFramePr>
+            <a:graphic xmlns:a="http://schemas.openxmlformats.org/drawingml/2006/main">
+              <a:graphicData uri="http://schemas.openxmlformats.org/drawingml/2006/picture">
+                <pic:pic xmlns:pic="http://schemas.openxmlformats.org/drawingml/2006/picture">
+                  <pic:nvPicPr>
+                    <pic:cNvPr id="2015346469" name=""/>
+                    <pic:cNvPicPr/>
+                  </pic:nvPicPr>
+                  <pic:blipFill>
+                    <a:blip r:embed="rId12">
+                      <a:extLst>
+                        <a:ext uri="{28A0092B-C50C-407E-A947-70E740481C1C}">
+                          <a14:useLocalDpi xmlns:a14="http://schemas.microsoft.com/office/drawing/2010/main" val="0"/>
+                        </a:ext>
+                      </a:extLst>
+                    </a:blip>
+                    <a:stretch>
+                      <a:fillRect/>
+                    </a:stretch>
+                  </pic:blipFill>
+                  <pic:spPr>
+                    <a:xfrm>
+                      <a:off x="0" y="0"/>
+                      <a:ext cx="4648200" cy="6057900"/>
+                    </a:xfrm>
+                    <a:prstGeom prst="rect">
+                      <a:avLst/>
+                    </a:prstGeom>
+                  </pic:spPr>
+                </pic:pic>
+              </a:graphicData>
+            </a:graphic>
+            <wp14:sizeRelH relativeFrom="page">
+              <wp14:pctWidth>0</wp14:pctWidth>
+            </wp14:sizeRelH>
+            <wp14:sizeRelV relativeFrom="page">
+              <wp14:pctHeight>0</wp14:pctHeight>
+            </wp14:sizeRelV>
+          </wp:anchor>
+        </w:drawing>
+      </w:r>
+    </w:p>
+    <w:p>
+      <w:pPr>
+        <w:tabs>
+          <w:tab w:val="left" w:pos="560"/>
+          <w:tab w:val="left" w:pos="1120"/>
+          <w:tab w:val="left" w:pos="1680"/>
+          <w:tab w:val="left" w:pos="2240"/>
+          <w:tab w:val="left" w:pos="2800"/>
+          <w:tab w:val="left" w:pos="3360"/>
+          <w:tab w:val="left" w:pos="3920"/>
+          <w:tab w:val="left" w:pos="4480"/>
+          <w:tab w:val="left" w:pos="5040"/>
+          <w:tab w:val="left" w:pos="5600"/>
+          <w:tab w:val="left" w:pos="6160"/>
+          <w:tab w:val="left" w:pos="6720"/>
+        </w:tabs>
+        <w:autoSpaceDE w:val="0"/>
+        <w:autoSpaceDN w:val="0"/>
+        <w:adjustRightInd w:val="0"/>
+        <w:spacing w:after="0" w:line="240" w:lineRule="auto"/>
+        <w:ind w:right="-563"/>
+        <w:rPr>
+          <w:rFonts w:ascii="Times New Roman" w:hAnsi="Times New Roman" w:cs="Times New Roman"/>
+          <w:sz w:val="28"/>
+          <w:szCs w:val="28"/>
+          <w:u w:val="single"/>
+        </w:rPr>
+      </w:pPr>
+      <w:r>
+        <w:rPr>
+          <w:rFonts w:ascii="Times New Roman" w:hAnsi="Times New Roman" w:cs="Times New Roman"/>
+          <w:sz w:val="28"/>
+          <w:szCs w:val="28"/>
+          <w:u w:val="single"/>
+        </w:rPr>
+        <w:t>Рис.4</w:t>
+      </w:r>
+    </w:p>
+    <w:p>
+      <w:pPr>
+        <w:rPr>
+          <w:rFonts w:ascii="Times New Roman" w:hAnsi="Times New Roman" w:cs="Times New Roman"/>
+          <w:sz w:val="28"/>
+          <w:szCs w:val="28"/>
+          <w:u w:val="single"/>
+        </w:rPr>
+      </w:pPr>
+      <w:r>
+        <w:rPr>
+          <w:rFonts w:ascii="Times New Roman" w:hAnsi="Times New Roman" w:cs="Times New Roman"/>
+          <w:sz w:val="28"/>
+          <w:szCs w:val="28"/>
+          <w:u w:val="single"/>
+        </w:rPr>
+        <w:br w:type="page"/>
+      </w:r>
+    </w:p>
+    <w:p>
+      <w:pPr>
+        <w:tabs>
+          <w:tab w:val="left" w:pos="560"/>
+          <w:tab w:val="left" w:pos="1120"/>
+          <w:tab w:val="left" w:pos="1680"/>
+          <w:tab w:val="left" w:pos="2240"/>
+          <w:tab w:val="left" w:pos="2800"/>
+          <w:tab w:val="left" w:pos="3360"/>
+          <w:tab w:val="left" w:pos="3920"/>
+          <w:tab w:val="left" w:pos="4480"/>
+          <w:tab w:val="left" w:pos="5040"/>
+          <w:tab w:val="left" w:pos="5600"/>
+          <w:tab w:val="left" w:pos="6160"/>
+          <w:tab w:val="left" w:pos="6720"/>
+        </w:tabs>
+        <w:autoSpaceDE w:val="0"/>
+        <w:autoSpaceDN w:val="0"/>
+        <w:adjustRightInd w:val="0"/>
+        <w:spacing w:after="0" w:line="240" w:lineRule="auto"/>
+        <w:ind w:right="-563"/>
+        <w:rPr>
+          <w:rFonts w:ascii="Times New Roman" w:hAnsi="Times New Roman" w:cs="Times New Roman"/>
+          <w:sz w:val="28"/>
+          <w:szCs w:val="28"/>
+          <w:u w:val="single"/>
+        </w:rPr>
+      </w:pPr>
+    </w:p>
+    <w:p>
+      <w:pPr>
+        <w:tabs>
+          <w:tab w:val="left" w:pos="560"/>
+          <w:tab w:val="left" w:pos="1120"/>
+          <w:tab w:val="left" w:pos="1680"/>
+          <w:tab w:val="left" w:pos="2240"/>
+          <w:tab w:val="left" w:pos="2800"/>
+          <w:tab w:val="left" w:pos="3360"/>
+          <w:tab w:val="left" w:pos="3920"/>
+          <w:tab w:val="left" w:pos="4480"/>
+          <w:tab w:val="left" w:pos="5040"/>
+          <w:tab w:val="left" w:pos="5600"/>
+          <w:tab w:val="left" w:pos="6160"/>
+          <w:tab w:val="left" w:pos="6720"/>
+        </w:tabs>
+        <w:autoSpaceDE w:val="0"/>
+        <w:autoSpaceDN w:val="0"/>
+        <w:adjustRightInd w:val="0"/>
+        <w:spacing w:after="0" w:line="240" w:lineRule="auto"/>
+        <w:ind w:right="-563"/>
+        <w:rPr>
+          <w:rFonts w:ascii="Times New Roman" w:hAnsi="Times New Roman" w:cs="Times New Roman"/>
+          <w:sz w:val="28"/>
+          <w:szCs w:val="28"/>
+          <w:u w:val="single"/>
+        </w:rPr>
+      </w:pPr>
+      <w:r>
+        <w:rPr>
+          <w:rFonts w:ascii="Times New Roman" w:hAnsi="Times New Roman" w:cs="Times New Roman"/>
+          <w:sz w:val="28"/>
+          <w:szCs w:val="28"/>
+          <w:u w:val="single"/>
+        </w:rPr>
+        <w:t>Класи пакету</w:t>
+      </w:r>
+      <w:r>
+        <w:rPr>
+          <w:rFonts w:ascii="Times New Roman" w:hAnsi="Times New Roman" w:cs="Times New Roman"/>
+          <w:sz w:val="28"/>
+          <w:szCs w:val="28"/>
+          <w:u w:val="single"/>
+        </w:rPr>
+        <w:t xml:space="preserve"> </w:t>
+      </w:r>
+      <w:proofErr w:type="spellStart"/>
+      <w:r>
+        <w:rPr>
+          <w:rFonts w:ascii="Times New Roman" w:hAnsi="Times New Roman" w:cs="Times New Roman"/>
+          <w:sz w:val="28"/>
+          <w:szCs w:val="28"/>
+          <w:u w:val="single"/>
+        </w:rPr>
+        <w:t>validators</w:t>
+      </w:r>
+      <w:proofErr w:type="spellEnd"/>
+    </w:p>
+    <w:p>
+      <w:pPr>
+        <w:tabs>
+          <w:tab w:val="left" w:pos="560"/>
+          <w:tab w:val="left" w:pos="1120"/>
+          <w:tab w:val="left" w:pos="1680"/>
+          <w:tab w:val="left" w:pos="2240"/>
+          <w:tab w:val="left" w:pos="2800"/>
+          <w:tab w:val="left" w:pos="3360"/>
+          <w:tab w:val="left" w:pos="3920"/>
+          <w:tab w:val="left" w:pos="4480"/>
+          <w:tab w:val="left" w:pos="5040"/>
+          <w:tab w:val="left" w:pos="5600"/>
+          <w:tab w:val="left" w:pos="6160"/>
+          <w:tab w:val="left" w:pos="6720"/>
+        </w:tabs>
+        <w:autoSpaceDE w:val="0"/>
+        <w:autoSpaceDN w:val="0"/>
+        <w:adjustRightInd w:val="0"/>
+        <w:spacing w:after="0" w:line="240" w:lineRule="auto"/>
+        <w:ind w:right="-563"/>
+        <w:rPr>
+          <w:rFonts w:ascii="Times New Roman" w:hAnsi="Times New Roman" w:cs="Times New Roman"/>
+          <w:sz w:val="28"/>
+          <w:szCs w:val="28"/>
+          <w:u w:val="single"/>
+        </w:rPr>
+      </w:pPr>
+    </w:p>
+    <w:p>
+      <w:pPr>
+        <w:tabs>
+          <w:tab w:val="left" w:pos="560"/>
+          <w:tab w:val="left" w:pos="1120"/>
+          <w:tab w:val="left" w:pos="1680"/>
+          <w:tab w:val="left" w:pos="2240"/>
+          <w:tab w:val="left" w:pos="2800"/>
+          <w:tab w:val="left" w:pos="3360"/>
+          <w:tab w:val="left" w:pos="3920"/>
+          <w:tab w:val="left" w:pos="4480"/>
+          <w:tab w:val="left" w:pos="5040"/>
+          <w:tab w:val="left" w:pos="5600"/>
+          <w:tab w:val="left" w:pos="6160"/>
+          <w:tab w:val="left" w:pos="6720"/>
+        </w:tabs>
+        <w:autoSpaceDE w:val="0"/>
+        <w:autoSpaceDN w:val="0"/>
+        <w:adjustRightInd w:val="0"/>
+        <w:spacing w:after="0" w:line="240" w:lineRule="auto"/>
+        <w:ind w:right="-563"/>
+        <w:rPr>
+          <w:rFonts w:ascii="Times New Roman" w:hAnsi="Times New Roman" w:cs="Times New Roman"/>
+          <w:sz w:val="28"/>
+          <w:szCs w:val="28"/>
+          <w:u w:val="single"/>
+        </w:rPr>
+      </w:pPr>
+      <w:r>
+        <w:rPr>
+          <w:rFonts w:ascii="Times New Roman" w:hAnsi="Times New Roman" w:cs="Times New Roman"/>
+          <w:sz w:val="28"/>
+          <w:szCs w:val="28"/>
+        </w:rPr>
+        <w:t xml:space="preserve">На рисунку </w:t>
+      </w:r>
+      <w:r>
+        <w:rPr>
+          <w:rFonts w:ascii="Times New Roman" w:hAnsi="Times New Roman" w:cs="Times New Roman"/>
+          <w:sz w:val="28"/>
+          <w:szCs w:val="28"/>
+        </w:rPr>
+        <w:t xml:space="preserve">5 </w:t>
+      </w:r>
+      <w:r>
+        <w:rPr>
+          <w:rFonts w:ascii="Times New Roman" w:hAnsi="Times New Roman" w:cs="Times New Roman"/>
+          <w:sz w:val="28"/>
+          <w:szCs w:val="28"/>
+        </w:rPr>
+        <w:t>подано</w:t>
+      </w:r>
+      <w:r>
+        <w:rPr>
+          <w:rFonts w:ascii="Times New Roman" w:hAnsi="Times New Roman" w:cs="Times New Roman"/>
+          <w:sz w:val="28"/>
+          <w:szCs w:val="28"/>
+        </w:rPr>
+        <w:t xml:space="preserve"> UML-діаграму класів пакета</w:t>
+      </w:r>
+      <w:r>
+        <w:rPr>
+          <w:rFonts w:ascii="Times New Roman" w:hAnsi="Times New Roman" w:cs="Times New Roman"/>
+          <w:sz w:val="28"/>
+          <w:szCs w:val="28"/>
+        </w:rPr>
+        <w:t xml:space="preserve"> </w:t>
+      </w:r>
+      <w:proofErr w:type="spellStart"/>
+      <w:r>
+        <w:rPr>
+          <w:rFonts w:ascii="Times New Roman" w:hAnsi="Times New Roman" w:cs="Times New Roman"/>
+          <w:sz w:val="28"/>
+          <w:szCs w:val="28"/>
+        </w:rPr>
+        <w:t>validators</w:t>
+      </w:r>
+      <w:proofErr w:type="spellEnd"/>
+      <w:r>
+        <w:rPr>
+          <w:rFonts w:ascii="Times New Roman" w:hAnsi="Times New Roman" w:cs="Times New Roman"/>
+          <w:sz w:val="28"/>
+          <w:szCs w:val="28"/>
+          <w:u w:val="single"/>
+        </w:rPr>
+        <w:t xml:space="preserve">. </w:t>
+      </w:r>
+    </w:p>
+    <w:p>
+      <w:pPr>
+        <w:tabs>
+          <w:tab w:val="left" w:pos="560"/>
+          <w:tab w:val="left" w:pos="1120"/>
+          <w:tab w:val="left" w:pos="1680"/>
+          <w:tab w:val="left" w:pos="2240"/>
+          <w:tab w:val="left" w:pos="2800"/>
+          <w:tab w:val="left" w:pos="3360"/>
+          <w:tab w:val="left" w:pos="3920"/>
+          <w:tab w:val="left" w:pos="4480"/>
+          <w:tab w:val="left" w:pos="5040"/>
+          <w:tab w:val="left" w:pos="5600"/>
+          <w:tab w:val="left" w:pos="6160"/>
+          <w:tab w:val="left" w:pos="6720"/>
+        </w:tabs>
+        <w:autoSpaceDE w:val="0"/>
+        <w:autoSpaceDN w:val="0"/>
+        <w:adjustRightInd w:val="0"/>
+        <w:spacing w:after="0" w:line="240" w:lineRule="auto"/>
+        <w:ind w:right="-563"/>
+        <w:rPr>
+          <w:rFonts w:ascii="Times New Roman" w:hAnsi="Times New Roman" w:cs="Times New Roman"/>
+          <w:sz w:val="28"/>
+          <w:szCs w:val="28"/>
+        </w:rPr>
+      </w:pPr>
+      <w:r>
+        <w:rPr>
+          <w:rFonts w:ascii="Times New Roman" w:hAnsi="Times New Roman" w:cs="Times New Roman"/>
+          <w:sz w:val="28"/>
+          <w:szCs w:val="28"/>
+        </w:rPr>
+        <w:t xml:space="preserve">Пакет </w:t>
+      </w:r>
+      <w:r>
+        <w:rPr>
+          <w:rFonts w:ascii="Times New Roman" w:hAnsi="Times New Roman" w:cs="Times New Roman"/>
+          <w:sz w:val="28"/>
+          <w:szCs w:val="28"/>
+          <w:lang w:val="en-US"/>
+        </w:rPr>
+        <w:t>v</w:t>
+      </w:r>
+      <w:proofErr w:type="spellStart"/>
+      <w:r>
+        <w:rPr>
+          <w:rFonts w:ascii="Times New Roman" w:hAnsi="Times New Roman" w:cs="Times New Roman"/>
+          <w:sz w:val="28"/>
+          <w:szCs w:val="28"/>
+        </w:rPr>
+        <w:t>alidators</w:t>
+      </w:r>
+      <w:proofErr w:type="spellEnd"/>
+      <w:r>
+        <w:rPr>
+          <w:rFonts w:ascii="Times New Roman" w:hAnsi="Times New Roman" w:cs="Times New Roman"/>
+          <w:sz w:val="28"/>
+          <w:szCs w:val="28"/>
+        </w:rPr>
+        <w:t xml:space="preserve"> забезпечує перевірку коректності даних та містить класи для </w:t>
+      </w:r>
+      <w:proofErr w:type="spellStart"/>
+      <w:r>
+        <w:rPr>
+          <w:rFonts w:ascii="Times New Roman" w:hAnsi="Times New Roman" w:cs="Times New Roman"/>
+          <w:sz w:val="28"/>
+          <w:szCs w:val="28"/>
+        </w:rPr>
+        <w:t>валідації</w:t>
+      </w:r>
+      <w:proofErr w:type="spellEnd"/>
+      <w:r>
+        <w:rPr>
+          <w:rFonts w:ascii="Times New Roman" w:hAnsi="Times New Roman" w:cs="Times New Roman"/>
+          <w:sz w:val="28"/>
+          <w:szCs w:val="28"/>
+        </w:rPr>
+        <w:t xml:space="preserve"> різних сутностей системи.</w:t>
+      </w:r>
+    </w:p>
+    <w:p>
+      <w:pPr>
+        <w:tabs>
+          <w:tab w:val="left" w:pos="560"/>
+          <w:tab w:val="left" w:pos="1120"/>
+          <w:tab w:val="left" w:pos="1680"/>
+          <w:tab w:val="left" w:pos="2240"/>
+          <w:tab w:val="left" w:pos="2800"/>
+          <w:tab w:val="left" w:pos="3360"/>
+          <w:tab w:val="left" w:pos="3920"/>
+          <w:tab w:val="left" w:pos="4480"/>
+          <w:tab w:val="left" w:pos="5040"/>
+          <w:tab w:val="left" w:pos="5600"/>
+          <w:tab w:val="left" w:pos="6160"/>
+          <w:tab w:val="left" w:pos="6720"/>
+        </w:tabs>
+        <w:autoSpaceDE w:val="0"/>
+        <w:autoSpaceDN w:val="0"/>
+        <w:adjustRightInd w:val="0"/>
+        <w:spacing w:after="0" w:line="240" w:lineRule="auto"/>
+        <w:ind w:right="-563"/>
+        <w:rPr>
+          <w:rFonts w:ascii="Times New Roman" w:hAnsi="Times New Roman" w:cs="Times New Roman"/>
+          <w:sz w:val="28"/>
+          <w:szCs w:val="28"/>
+          <w:u w:val="single"/>
+        </w:rPr>
+      </w:pPr>
+    </w:p>
+    <w:p>
+      <w:pPr>
+        <w:tabs>
+          <w:tab w:val="left" w:pos="560"/>
+          <w:tab w:val="left" w:pos="1120"/>
+          <w:tab w:val="left" w:pos="1680"/>
+          <w:tab w:val="left" w:pos="2240"/>
+          <w:tab w:val="left" w:pos="2800"/>
+          <w:tab w:val="left" w:pos="3360"/>
+          <w:tab w:val="left" w:pos="3920"/>
+          <w:tab w:val="left" w:pos="4480"/>
+          <w:tab w:val="left" w:pos="5040"/>
+          <w:tab w:val="left" w:pos="5600"/>
+          <w:tab w:val="left" w:pos="6160"/>
+          <w:tab w:val="left" w:pos="6720"/>
+        </w:tabs>
+        <w:autoSpaceDE w:val="0"/>
+        <w:autoSpaceDN w:val="0"/>
+        <w:adjustRightInd w:val="0"/>
+        <w:spacing w:after="0" w:line="240" w:lineRule="auto"/>
+        <w:ind w:right="-563"/>
+        <w:rPr>
+          <w:rFonts w:ascii="Times New Roman" w:hAnsi="Times New Roman" w:cs="Times New Roman"/>
+          <w:sz w:val="28"/>
+          <w:szCs w:val="28"/>
+          <w:u w:val="single"/>
+        </w:rPr>
+      </w:pPr>
+      <w:r>
+        <w:rPr>
+          <w:rFonts w:ascii="Times New Roman" w:hAnsi="Times New Roman" w:cs="Times New Roman"/>
+          <w:sz w:val="28"/>
+          <w:szCs w:val="28"/>
+          <w:u w:val="single"/>
+        </w:rPr>
+        <w:drawing>
+          <wp:anchor distT="0" distB="0" distL="114300" distR="114300" simplePos="0" relativeHeight="251670528" behindDoc="0" locked="0" layoutInCell="1" allowOverlap="1" wp14:anchorId="1DFF3BC4" wp14:editId="27B1A2E3">
+            <wp:simplePos x="0" y="0"/>
+            <wp:positionH relativeFrom="column">
+              <wp:posOffset>-11726</wp:posOffset>
+            </wp:positionH>
+            <wp:positionV relativeFrom="paragraph">
+              <wp:posOffset>212090</wp:posOffset>
+            </wp:positionV>
+            <wp:extent cx="3507288" cy="4981366"/>
+            <wp:effectExtent l="0" t="0" r="0" b="0"/>
+            <wp:wrapTopAndBottom/>
+            <wp:docPr id="1046032856" name="Picture 1"/>
+            <wp:cNvGraphicFramePr>
+              <a:graphicFrameLocks xmlns:a="http://schemas.openxmlformats.org/drawingml/2006/main" noChangeAspect="1"/>
+            </wp:cNvGraphicFramePr>
+            <a:graphic xmlns:a="http://schemas.openxmlformats.org/drawingml/2006/main">
+              <a:graphicData uri="http://schemas.openxmlformats.org/drawingml/2006/picture">
+                <pic:pic xmlns:pic="http://schemas.openxmlformats.org/drawingml/2006/picture">
+                  <pic:nvPicPr>
+                    <pic:cNvPr id="1046032856" name=""/>
+                    <pic:cNvPicPr/>
+                  </pic:nvPicPr>
+                  <pic:blipFill>
+                    <a:blip r:embed="rId13">
+                      <a:extLst>
+                        <a:ext uri="{28A0092B-C50C-407E-A947-70E740481C1C}">
+                          <a14:useLocalDpi xmlns:a14="http://schemas.microsoft.com/office/drawing/2010/main" val="0"/>
+                        </a:ext>
+                      </a:extLst>
+                    </a:blip>
+                    <a:stretch>
+                      <a:fillRect/>
+                    </a:stretch>
+                  </pic:blipFill>
+                  <pic:spPr>
+                    <a:xfrm>
+                      <a:off x="0" y="0"/>
+                      <a:ext cx="3507288" cy="4981366"/>
+                    </a:xfrm>
+                    <a:prstGeom prst="rect">
+                      <a:avLst/>
+                    </a:prstGeom>
+                  </pic:spPr>
+                </pic:pic>
+              </a:graphicData>
+            </a:graphic>
+            <wp14:sizeRelH relativeFrom="page">
+              <wp14:pctWidth>0</wp14:pctWidth>
+            </wp14:sizeRelH>
+            <wp14:sizeRelV relativeFrom="page">
+              <wp14:pctHeight>0</wp14:pctHeight>
+            </wp14:sizeRelV>
+          </wp:anchor>
+        </w:drawing>
+      </w:r>
+    </w:p>
+    <w:p>
+      <w:pPr>
+        <w:tabs>
+          <w:tab w:val="left" w:pos="560"/>
+          <w:tab w:val="left" w:pos="1120"/>
+          <w:tab w:val="left" w:pos="1680"/>
+          <w:tab w:val="left" w:pos="2240"/>
+          <w:tab w:val="left" w:pos="2800"/>
+          <w:tab w:val="left" w:pos="3360"/>
+          <w:tab w:val="left" w:pos="3920"/>
+          <w:tab w:val="left" w:pos="4480"/>
+          <w:tab w:val="left" w:pos="5040"/>
+          <w:tab w:val="left" w:pos="5600"/>
+          <w:tab w:val="left" w:pos="6160"/>
+          <w:tab w:val="left" w:pos="6720"/>
+        </w:tabs>
+        <w:autoSpaceDE w:val="0"/>
+        <w:autoSpaceDN w:val="0"/>
+        <w:adjustRightInd w:val="0"/>
+        <w:spacing w:after="0" w:line="240" w:lineRule="auto"/>
+        <w:ind w:right="-563"/>
+        <w:rPr>
+          <w:rFonts w:ascii="Times New Roman" w:hAnsi="Times New Roman" w:cs="Times New Roman"/>
+          <w:sz w:val="28"/>
+          <w:szCs w:val="28"/>
+          <w:u w:val="single"/>
+        </w:rPr>
+      </w:pPr>
+      <w:r>
+        <w:rPr>
+          <w:rFonts w:ascii="Times New Roman" w:hAnsi="Times New Roman" w:cs="Times New Roman"/>
+          <w:sz w:val="28"/>
+          <w:szCs w:val="28"/>
+          <w:u w:val="single"/>
+        </w:rPr>
+        <w:t>Рис.5</w:t>
+      </w:r>
+    </w:p>
+    <w:p>
+      <w:pPr>
+        <w:rPr>
+          <w:rFonts w:ascii="Times New Roman" w:hAnsi="Times New Roman" w:cs="Times New Roman"/>
+          <w:sz w:val="28"/>
+          <w:szCs w:val="28"/>
+          <w:u w:val="single"/>
+        </w:rPr>
+      </w:pPr>
+      <w:r>
+        <w:rPr>
+          <w:rFonts w:ascii="Times New Roman" w:hAnsi="Times New Roman" w:cs="Times New Roman"/>
+          <w:sz w:val="28"/>
+          <w:szCs w:val="28"/>
+          <w:u w:val="single"/>
+        </w:rPr>
+        <w:br w:type="page"/>
+      </w:r>
+    </w:p>
+    <w:p>
+      <w:pPr>
+        <w:tabs>
+          <w:tab w:val="left" w:pos="560"/>
+          <w:tab w:val="left" w:pos="1120"/>
+          <w:tab w:val="left" w:pos="1680"/>
+          <w:tab w:val="left" w:pos="2240"/>
+          <w:tab w:val="left" w:pos="2800"/>
+          <w:tab w:val="left" w:pos="3360"/>
+          <w:tab w:val="left" w:pos="3920"/>
+          <w:tab w:val="left" w:pos="4480"/>
+          <w:tab w:val="left" w:pos="5040"/>
+          <w:tab w:val="left" w:pos="5600"/>
+          <w:tab w:val="left" w:pos="6160"/>
+          <w:tab w:val="left" w:pos="6720"/>
+        </w:tabs>
+        <w:autoSpaceDE w:val="0"/>
+        <w:autoSpaceDN w:val="0"/>
+        <w:adjustRightInd w:val="0"/>
+        <w:spacing w:after="0" w:line="240" w:lineRule="auto"/>
+        <w:ind w:right="-563"/>
+        <w:rPr>
+          <w:rFonts w:ascii="Times New Roman" w:hAnsi="Times New Roman" w:cs="Times New Roman"/>
+          <w:sz w:val="28"/>
+          <w:szCs w:val="28"/>
+          <w:u w:val="single"/>
+        </w:rPr>
+      </w:pPr>
+      <w:r>
+        <w:rPr>
+          <w:rFonts w:ascii="Times New Roman" w:hAnsi="Times New Roman" w:cs="Times New Roman"/>
+          <w:sz w:val="28"/>
+          <w:szCs w:val="28"/>
+          <w:u w:val="single"/>
+        </w:rPr>
+        <w:lastRenderedPageBreak/>
+        <w:t>Класи пакету</w:t>
+      </w:r>
+      <w:r>
+        <w:rPr>
+          <w:rFonts w:ascii="Times New Roman" w:hAnsi="Times New Roman" w:cs="Times New Roman"/>
+          <w:sz w:val="28"/>
+          <w:szCs w:val="28"/>
+          <w:u w:val="single"/>
+        </w:rPr>
+        <w:t xml:space="preserve"> </w:t>
+      </w:r>
+      <w:proofErr w:type="spellStart"/>
+      <w:r>
+        <w:rPr>
+          <w:rFonts w:ascii="Times New Roman" w:hAnsi="Times New Roman" w:cs="Times New Roman"/>
+          <w:sz w:val="28"/>
+          <w:szCs w:val="28"/>
+          <w:u w:val="single"/>
+        </w:rPr>
+        <w:t>exceptions</w:t>
+      </w:r>
+      <w:proofErr w:type="spellEnd"/>
+    </w:p>
+    <w:p>
+      <w:pPr>
+        <w:tabs>
+          <w:tab w:val="left" w:pos="560"/>
+          <w:tab w:val="left" w:pos="1120"/>
+          <w:tab w:val="left" w:pos="1680"/>
+          <w:tab w:val="left" w:pos="2240"/>
+          <w:tab w:val="left" w:pos="2800"/>
+          <w:tab w:val="left" w:pos="3360"/>
+          <w:tab w:val="left" w:pos="3920"/>
+          <w:tab w:val="left" w:pos="4480"/>
+          <w:tab w:val="left" w:pos="5040"/>
+          <w:tab w:val="left" w:pos="5600"/>
+          <w:tab w:val="left" w:pos="6160"/>
+          <w:tab w:val="left" w:pos="6720"/>
+        </w:tabs>
+        <w:autoSpaceDE w:val="0"/>
+        <w:autoSpaceDN w:val="0"/>
+        <w:adjustRightInd w:val="0"/>
+        <w:spacing w:after="0" w:line="240" w:lineRule="auto"/>
+        <w:ind w:right="-563"/>
+        <w:rPr>
+          <w:rFonts w:ascii="Times New Roman" w:hAnsi="Times New Roman" w:cs="Times New Roman"/>
+          <w:sz w:val="28"/>
+          <w:szCs w:val="28"/>
+          <w:u w:val="single"/>
+        </w:rPr>
+      </w:pPr>
+    </w:p>
+    <w:p>
+      <w:pPr>
+        <w:tabs>
+          <w:tab w:val="left" w:pos="560"/>
+          <w:tab w:val="left" w:pos="1120"/>
+          <w:tab w:val="left" w:pos="1680"/>
+          <w:tab w:val="left" w:pos="2240"/>
+          <w:tab w:val="left" w:pos="2800"/>
+          <w:tab w:val="left" w:pos="3360"/>
+          <w:tab w:val="left" w:pos="3920"/>
+          <w:tab w:val="left" w:pos="4480"/>
+          <w:tab w:val="left" w:pos="5040"/>
+          <w:tab w:val="left" w:pos="5600"/>
+          <w:tab w:val="left" w:pos="6160"/>
+          <w:tab w:val="left" w:pos="6720"/>
+        </w:tabs>
+        <w:autoSpaceDE w:val="0"/>
+        <w:autoSpaceDN w:val="0"/>
+        <w:adjustRightInd w:val="0"/>
+        <w:spacing w:after="0" w:line="240" w:lineRule="auto"/>
+        <w:ind w:right="-563"/>
+        <w:rPr>
+          <w:rFonts w:ascii="Times New Roman" w:hAnsi="Times New Roman" w:cs="Times New Roman"/>
+          <w:sz w:val="28"/>
+          <w:szCs w:val="28"/>
+          <w:u w:val="single"/>
+        </w:rPr>
+      </w:pPr>
+      <w:r>
+        <w:rPr>
+          <w:rFonts w:ascii="Times New Roman" w:hAnsi="Times New Roman" w:cs="Times New Roman"/>
+          <w:sz w:val="28"/>
+          <w:szCs w:val="28"/>
+          <w:u w:val="single"/>
+        </w:rPr>
+        <w:drawing>
+          <wp:anchor distT="0" distB="0" distL="114300" distR="114300" simplePos="0" relativeHeight="251669504" behindDoc="0" locked="0" layoutInCell="1" allowOverlap="1" wp14:anchorId="1410BD98" wp14:editId="5CC8700C">
+            <wp:simplePos x="0" y="0"/>
+            <wp:positionH relativeFrom="column">
+              <wp:posOffset>-500145</wp:posOffset>
+            </wp:positionH>
+            <wp:positionV relativeFrom="paragraph">
+              <wp:posOffset>679111</wp:posOffset>
+            </wp:positionV>
+            <wp:extent cx="5103312" cy="2985196"/>
+            <wp:effectExtent l="0" t="0" r="2540" b="0"/>
+            <wp:wrapTopAndBottom/>
+            <wp:docPr id="1351248033" name="Picture 1"/>
+            <wp:cNvGraphicFramePr>
+              <a:graphicFrameLocks xmlns:a="http://schemas.openxmlformats.org/drawingml/2006/main" noChangeAspect="1"/>
+            </wp:cNvGraphicFramePr>
+            <a:graphic xmlns:a="http://schemas.openxmlformats.org/drawingml/2006/main">
+              <a:graphicData uri="http://schemas.openxmlformats.org/drawingml/2006/picture">
+                <pic:pic xmlns:pic="http://schemas.openxmlformats.org/drawingml/2006/picture">
+                  <pic:nvPicPr>
+                    <pic:cNvPr id="1056988281" name=""/>
+                    <pic:cNvPicPr/>
+                  </pic:nvPicPr>
+                  <pic:blipFill rotWithShape="1">
+                    <a:blip r:embed="rId14">
+                      <a:extLst>
+                        <a:ext uri="{28A0092B-C50C-407E-A947-70E740481C1C}">
+                          <a14:useLocalDpi xmlns:a14="http://schemas.microsoft.com/office/drawing/2010/main" val="0"/>
+                        </a:ext>
+                      </a:extLst>
+                    </a:blip>
+                    <a:srcRect l="-3035" t="48340" r="1"/>
+                    <a:stretch>
+                      <a:fillRect/>
+                    </a:stretch>
+                  </pic:blipFill>
+                  <pic:spPr bwMode="auto">
+                    <a:xfrm>
+                      <a:off x="0" y="0"/>
+                      <a:ext cx="5103312" cy="2985196"/>
+                    </a:xfrm>
+                    <a:prstGeom prst="rect">
+                      <a:avLst/>
+                    </a:prstGeom>
+                    <a:ln>
+                      <a:noFill/>
+                    </a:ln>
+                    <a:extLst>
+                      <a:ext uri="{53640926-AAD7-44D8-BBD7-CCE9431645EC}">
+                        <a14:shadowObscured xmlns:a14="http://schemas.microsoft.com/office/drawing/2010/main"/>
+                      </a:ext>
+                    </a:extLst>
+                  </pic:spPr>
+                </pic:pic>
+              </a:graphicData>
+            </a:graphic>
+            <wp14:sizeRelH relativeFrom="page">
+              <wp14:pctWidth>0</wp14:pctWidth>
+            </wp14:sizeRelH>
+            <wp14:sizeRelV relativeFrom="page">
+              <wp14:pctHeight>0</wp14:pctHeight>
+            </wp14:sizeRelV>
+          </wp:anchor>
+        </w:drawing>
+      </w:r>
+      <w:r>
+        <w:rPr>
+          <w:rFonts w:ascii="Times New Roman" w:hAnsi="Times New Roman" w:cs="Times New Roman"/>
+          <w:sz w:val="28"/>
+          <w:szCs w:val="28"/>
+        </w:rPr>
+        <w:t xml:space="preserve">На рисунку </w:t>
+      </w:r>
+      <w:r>
+        <w:rPr>
+          <w:rFonts w:ascii="Times New Roman" w:hAnsi="Times New Roman" w:cs="Times New Roman"/>
+          <w:sz w:val="28"/>
+          <w:szCs w:val="28"/>
+        </w:rPr>
+        <w:t>6</w:t>
+      </w:r>
+      <w:r>
+        <w:rPr>
+          <w:rFonts w:ascii="Times New Roman" w:hAnsi="Times New Roman" w:cs="Times New Roman"/>
+          <w:sz w:val="28"/>
+          <w:szCs w:val="28"/>
+        </w:rPr>
+        <w:t xml:space="preserve"> подано</w:t>
+      </w:r>
+      <w:r>
+        <w:rPr>
+          <w:rFonts w:ascii="Times New Roman" w:hAnsi="Times New Roman" w:cs="Times New Roman"/>
+          <w:sz w:val="28"/>
+          <w:szCs w:val="28"/>
+        </w:rPr>
+        <w:t xml:space="preserve"> UML-діаграму класів пакет</w:t>
+      </w:r>
+      <w:r>
+        <w:rPr>
+          <w:rFonts w:ascii="Times New Roman" w:hAnsi="Times New Roman" w:cs="Times New Roman"/>
+          <w:sz w:val="28"/>
+          <w:szCs w:val="28"/>
+        </w:rPr>
+        <w:t xml:space="preserve">а </w:t>
+      </w:r>
+      <w:proofErr w:type="spellStart"/>
+      <w:r>
+        <w:rPr>
+          <w:rFonts w:ascii="Times New Roman" w:hAnsi="Times New Roman" w:cs="Times New Roman"/>
+          <w:sz w:val="28"/>
+          <w:szCs w:val="28"/>
+        </w:rPr>
+        <w:t>exceptions</w:t>
+      </w:r>
+      <w:proofErr w:type="spellEnd"/>
+      <w:r>
+        <w:rPr>
+          <w:rFonts w:ascii="Times New Roman" w:hAnsi="Times New Roman" w:cs="Times New Roman"/>
+          <w:sz w:val="28"/>
+          <w:szCs w:val="28"/>
+        </w:rPr>
+        <w:t xml:space="preserve">, що </w:t>
+      </w:r>
+      <w:r>
+        <w:rPr>
+          <w:rFonts w:ascii="Times New Roman" w:hAnsi="Times New Roman" w:cs="Times New Roman"/>
+          <w:sz w:val="28"/>
+          <w:szCs w:val="28"/>
+        </w:rPr>
+        <w:t>містить власні класи винятків, які використовуються для обробки помилок та забезпечення коректної роботи системи.</w:t>
+      </w:r>
+    </w:p>
+    <w:p>
+      <w:pPr>
+        <w:tabs>
+          <w:tab w:val="left" w:pos="560"/>
+          <w:tab w:val="left" w:pos="1120"/>
+          <w:tab w:val="left" w:pos="1680"/>
+          <w:tab w:val="left" w:pos="2240"/>
+          <w:tab w:val="left" w:pos="2800"/>
+          <w:tab w:val="left" w:pos="3360"/>
+          <w:tab w:val="left" w:pos="3920"/>
+          <w:tab w:val="left" w:pos="4480"/>
+          <w:tab w:val="left" w:pos="5040"/>
+          <w:tab w:val="left" w:pos="5600"/>
+          <w:tab w:val="left" w:pos="6160"/>
+          <w:tab w:val="left" w:pos="6720"/>
+        </w:tabs>
+        <w:autoSpaceDE w:val="0"/>
+        <w:autoSpaceDN w:val="0"/>
+        <w:adjustRightInd w:val="0"/>
+        <w:spacing w:after="0" w:line="240" w:lineRule="auto"/>
+        <w:ind w:right="-563"/>
+        <w:rPr>
+          <w:rFonts w:ascii="Times New Roman" w:hAnsi="Times New Roman" w:cs="Times New Roman"/>
+          <w:sz w:val="28"/>
+          <w:szCs w:val="28"/>
+        </w:rPr>
+      </w:pPr>
+      <w:r>
+        <w:rPr>
+          <w:rFonts w:ascii="Times New Roman" w:hAnsi="Times New Roman" w:cs="Times New Roman"/>
+          <w:sz w:val="28"/>
+          <w:szCs w:val="28"/>
+        </w:rPr>
+        <w:t>Рис.6</w:t>
+      </w:r>
+    </w:p>
+    <w:p>
+      <w:pPr>
+        <w:tabs>
+          <w:tab w:val="left" w:pos="560"/>
+          <w:tab w:val="left" w:pos="1120"/>
+          <w:tab w:val="left" w:pos="1680"/>
+          <w:tab w:val="left" w:pos="2240"/>
+          <w:tab w:val="left" w:pos="2800"/>
+          <w:tab w:val="left" w:pos="3360"/>
+          <w:tab w:val="left" w:pos="3920"/>
+          <w:tab w:val="left" w:pos="4480"/>
+          <w:tab w:val="left" w:pos="5040"/>
+          <w:tab w:val="left" w:pos="5600"/>
+          <w:tab w:val="left" w:pos="6160"/>
+          <w:tab w:val="left" w:pos="6720"/>
+        </w:tabs>
+        <w:autoSpaceDE w:val="0"/>
+        <w:autoSpaceDN w:val="0"/>
+        <w:adjustRightInd w:val="0"/>
+        <w:spacing w:after="0" w:line="240" w:lineRule="auto"/>
+        <w:ind w:right="-563"/>
+        <w:rPr>
+          <w:rFonts w:ascii="Times New Roman" w:hAnsi="Times New Roman" w:cs="Times New Roman"/>
+          <w:sz w:val="28"/>
+          <w:szCs w:val="28"/>
+          <w:u w:val="single"/>
+        </w:rPr>
+      </w:pPr>
+    </w:p>
+    <w:p>
+      <w:pPr>
+        <w:rPr>
+          <w:rFonts w:ascii="Times New Roman" w:hAnsi="Times New Roman" w:cs="Times New Roman"/>
+          <w:sz w:val="28"/>
+          <w:szCs w:val="28"/>
+          <w:u w:val="single"/>
+        </w:rPr>
+      </w:pPr>
+      <w:r>
+        <w:rPr>
+          <w:rFonts w:ascii="Times New Roman" w:hAnsi="Times New Roman" w:cs="Times New Roman"/>
+          <w:sz w:val="28"/>
+          <w:szCs w:val="28"/>
+          <w:u w:val="single"/>
+        </w:rPr>
+        <w:br w:type="page"/>
+      </w:r>
+    </w:p>
+    <w:p>
+      <w:pPr>
+        <w:tabs>
+          <w:tab w:val="left" w:pos="560"/>
+          <w:tab w:val="left" w:pos="1120"/>
+          <w:tab w:val="left" w:pos="1680"/>
+          <w:tab w:val="left" w:pos="2240"/>
+          <w:tab w:val="left" w:pos="2800"/>
+          <w:tab w:val="left" w:pos="3360"/>
+          <w:tab w:val="left" w:pos="3920"/>
+          <w:tab w:val="left" w:pos="4480"/>
+          <w:tab w:val="left" w:pos="5040"/>
+          <w:tab w:val="left" w:pos="5600"/>
+          <w:tab w:val="left" w:pos="6160"/>
+          <w:tab w:val="left" w:pos="6720"/>
+        </w:tabs>
+        <w:autoSpaceDE w:val="0"/>
+        <w:autoSpaceDN w:val="0"/>
+        <w:adjustRightInd w:val="0"/>
+        <w:spacing w:after="0" w:line="240" w:lineRule="auto"/>
+        <w:ind w:right="-563"/>
+        <w:rPr>
+          <w:rFonts w:ascii="Times New Roman" w:hAnsi="Times New Roman" w:cs="Times New Roman"/>
+          <w:sz w:val="28"/>
+          <w:szCs w:val="28"/>
+          <w:u w:val="single"/>
+        </w:rPr>
+      </w:pPr>
+      <w:r>
+        <w:rPr>
+          <w:rFonts w:ascii="Times New Roman" w:hAnsi="Times New Roman" w:cs="Times New Roman"/>
+          <w:sz w:val="28"/>
+          <w:szCs w:val="28"/>
+          <w:u w:val="single"/>
+        </w:rPr>
+        <w:lastRenderedPageBreak/>
+        <w:t>Класи пакету</w:t>
+      </w:r>
+      <w:r>
+        <w:rPr>
+          <w:rFonts w:ascii="Times New Roman" w:hAnsi="Times New Roman" w:cs="Times New Roman"/>
+          <w:sz w:val="28"/>
+          <w:szCs w:val="28"/>
+          <w:u w:val="single"/>
+        </w:rPr>
+        <w:t xml:space="preserve"> </w:t>
+      </w:r>
+      <w:proofErr w:type="spellStart"/>
+      <w:r>
+        <w:rPr>
+          <w:rFonts w:ascii="Times New Roman" w:hAnsi="Times New Roman" w:cs="Times New Roman"/>
+          <w:sz w:val="28"/>
+          <w:szCs w:val="28"/>
+          <w:u w:val="single"/>
+        </w:rPr>
+        <w:t>ui</w:t>
+      </w:r>
+      <w:proofErr w:type="spellEnd"/>
+    </w:p>
+    <w:p>
+      <w:pPr>
+        <w:tabs>
+          <w:tab w:val="left" w:pos="560"/>
+          <w:tab w:val="left" w:pos="1120"/>
+          <w:tab w:val="left" w:pos="1680"/>
+          <w:tab w:val="left" w:pos="2240"/>
+          <w:tab w:val="left" w:pos="2800"/>
+          <w:tab w:val="left" w:pos="3360"/>
+          <w:tab w:val="left" w:pos="3920"/>
+          <w:tab w:val="left" w:pos="4480"/>
+          <w:tab w:val="left" w:pos="5040"/>
+          <w:tab w:val="left" w:pos="5600"/>
+          <w:tab w:val="left" w:pos="6160"/>
+          <w:tab w:val="left" w:pos="6720"/>
+        </w:tabs>
+        <w:autoSpaceDE w:val="0"/>
+        <w:autoSpaceDN w:val="0"/>
+        <w:adjustRightInd w:val="0"/>
+        <w:spacing w:after="0" w:line="240" w:lineRule="auto"/>
+        <w:ind w:right="-563"/>
+        <w:rPr>
+          <w:rFonts w:ascii="Times New Roman" w:hAnsi="Times New Roman" w:cs="Times New Roman"/>
+          <w:sz w:val="28"/>
+          <w:szCs w:val="28"/>
+        </w:rPr>
+      </w:pPr>
+      <w:r>
+        <w:rPr>
+          <w:rFonts w:ascii="Times New Roman" w:hAnsi="Times New Roman" w:cs="Times New Roman"/>
+          <w:sz w:val="28"/>
+          <w:szCs w:val="28"/>
+        </w:rPr>
+        <w:t xml:space="preserve">На рисунку </w:t>
+      </w:r>
+      <w:r>
+        <w:rPr>
+          <w:rFonts w:ascii="Times New Roman" w:hAnsi="Times New Roman" w:cs="Times New Roman"/>
+          <w:sz w:val="28"/>
+          <w:szCs w:val="28"/>
+        </w:rPr>
+        <w:t>7</w:t>
+      </w:r>
+      <w:r>
+        <w:rPr>
+          <w:rFonts w:ascii="Times New Roman" w:hAnsi="Times New Roman" w:cs="Times New Roman"/>
+          <w:sz w:val="28"/>
+          <w:szCs w:val="28"/>
+        </w:rPr>
+        <w:t xml:space="preserve"> подано</w:t>
+      </w:r>
+      <w:r>
+        <w:rPr>
+          <w:rFonts w:ascii="Times New Roman" w:hAnsi="Times New Roman" w:cs="Times New Roman"/>
+          <w:sz w:val="28"/>
+          <w:szCs w:val="28"/>
+        </w:rPr>
+        <w:t xml:space="preserve"> UML-діаграму класів пакет</w:t>
+      </w:r>
+      <w:r>
+        <w:rPr>
+          <w:rFonts w:ascii="Times New Roman" w:hAnsi="Times New Roman" w:cs="Times New Roman"/>
+          <w:sz w:val="28"/>
+          <w:szCs w:val="28"/>
+        </w:rPr>
+        <w:t>а</w:t>
+      </w:r>
+      <w:r>
+        <w:rPr>
+          <w:rFonts w:ascii="Times New Roman" w:hAnsi="Times New Roman" w:cs="Times New Roman"/>
+          <w:sz w:val="28"/>
+          <w:szCs w:val="28"/>
+        </w:rPr>
+        <w:t xml:space="preserve"> </w:t>
+      </w:r>
+      <w:proofErr w:type="spellStart"/>
+      <w:r>
+        <w:rPr>
+          <w:rFonts w:ascii="Times New Roman" w:hAnsi="Times New Roman" w:cs="Times New Roman"/>
+          <w:sz w:val="28"/>
+          <w:szCs w:val="28"/>
+        </w:rPr>
+        <w:t>ui</w:t>
+      </w:r>
+      <w:proofErr w:type="spellEnd"/>
+      <w:r>
+        <w:rPr>
+          <w:rFonts w:ascii="Times New Roman" w:hAnsi="Times New Roman" w:cs="Times New Roman"/>
+          <w:sz w:val="28"/>
+          <w:szCs w:val="28"/>
+        </w:rPr>
+        <w:t xml:space="preserve">, який </w:t>
+      </w:r>
+      <w:r>
+        <w:rPr>
+          <w:rFonts w:ascii="Times New Roman" w:hAnsi="Times New Roman" w:cs="Times New Roman"/>
+          <w:sz w:val="28"/>
+          <w:szCs w:val="28"/>
+        </w:rPr>
+        <w:t>реалізує консольний інтерфейс користувача та забезпечує взаємодію з системою через меню.</w:t>
+      </w:r>
+    </w:p>
+    <w:p>
+      <w:pPr>
+        <w:tabs>
+          <w:tab w:val="left" w:pos="560"/>
+          <w:tab w:val="left" w:pos="1120"/>
+          <w:tab w:val="left" w:pos="1680"/>
+          <w:tab w:val="left" w:pos="2240"/>
+          <w:tab w:val="left" w:pos="2800"/>
+          <w:tab w:val="left" w:pos="3360"/>
+          <w:tab w:val="left" w:pos="3920"/>
+          <w:tab w:val="left" w:pos="4480"/>
+          <w:tab w:val="left" w:pos="5040"/>
+          <w:tab w:val="left" w:pos="5600"/>
+          <w:tab w:val="left" w:pos="6160"/>
+          <w:tab w:val="left" w:pos="6720"/>
+        </w:tabs>
+        <w:autoSpaceDE w:val="0"/>
+        <w:autoSpaceDN w:val="0"/>
+        <w:adjustRightInd w:val="0"/>
+        <w:spacing w:after="0" w:line="240" w:lineRule="auto"/>
+        <w:ind w:right="-563"/>
+        <w:rPr>
+          <w:rFonts w:ascii="Times New Roman" w:hAnsi="Times New Roman" w:cs="Times New Roman"/>
+          <w:sz w:val="28"/>
+          <w:szCs w:val="28"/>
+          <w:u w:val="single"/>
+        </w:rPr>
+      </w:pPr>
+      <w:r>
+        <w:rPr>
+          <w:rFonts w:ascii="Times New Roman" w:hAnsi="Times New Roman" w:cs="Times New Roman"/>
+          <w:sz w:val="28"/>
+          <w:szCs w:val="28"/>
+        </w:rPr>
+        <w:drawing>
+          <wp:anchor distT="0" distB="0" distL="114300" distR="114300" simplePos="0" relativeHeight="251667456" behindDoc="0" locked="0" layoutInCell="1" allowOverlap="1" wp14:anchorId="24115F5E" wp14:editId="6437CA15">
+            <wp:simplePos x="0" y="0"/>
+            <wp:positionH relativeFrom="column">
+              <wp:posOffset>0</wp:posOffset>
+            </wp:positionH>
+            <wp:positionV relativeFrom="paragraph">
+              <wp:posOffset>0</wp:posOffset>
+            </wp:positionV>
+            <wp:extent cx="3820160" cy="3820160"/>
+            <wp:effectExtent l="0" t="0" r="2540" b="2540"/>
+            <wp:wrapTopAndBottom/>
+            <wp:docPr id="1671763776" name="Picture 1"/>
+            <wp:cNvGraphicFramePr>
+              <a:graphicFrameLocks xmlns:a="http://schemas.openxmlformats.org/drawingml/2006/main" noChangeAspect="1"/>
+            </wp:cNvGraphicFramePr>
+            <a:graphic xmlns:a="http://schemas.openxmlformats.org/drawingml/2006/main">
+              <a:graphicData uri="http://schemas.openxmlformats.org/drawingml/2006/picture">
+                <pic:pic xmlns:pic="http://schemas.openxmlformats.org/drawingml/2006/picture">
+                  <pic:nvPicPr>
+                    <pic:cNvPr id="1671763776" name=""/>
+                    <pic:cNvPicPr/>
+                  </pic:nvPicPr>
+                  <pic:blipFill>
+                    <a:blip r:embed="rId15">
+                      <a:extLst>
+                        <a:ext uri="{28A0092B-C50C-407E-A947-70E740481C1C}">
+                          <a14:useLocalDpi xmlns:a14="http://schemas.microsoft.com/office/drawing/2010/main" val="0"/>
+                        </a:ext>
+                      </a:extLst>
+                    </a:blip>
+                    <a:stretch>
+                      <a:fillRect/>
+                    </a:stretch>
+                  </pic:blipFill>
+                  <pic:spPr>
+                    <a:xfrm>
+                      <a:off x="0" y="0"/>
+                      <a:ext cx="3820160" cy="3820160"/>
+                    </a:xfrm>
+                    <a:prstGeom prst="rect">
+                      <a:avLst/>
+                    </a:prstGeom>
+                  </pic:spPr>
+                </pic:pic>
+              </a:graphicData>
+            </a:graphic>
+            <wp14:sizeRelH relativeFrom="page">
+              <wp14:pctWidth>0</wp14:pctWidth>
+            </wp14:sizeRelH>
+            <wp14:sizeRelV relativeFrom="page">
+              <wp14:pctHeight>0</wp14:pctHeight>
+            </wp14:sizeRelV>
+          </wp:anchor>
+        </w:drawing>
+      </w:r>
+      <w:r>
+        <w:rPr>
+          <w:rFonts w:ascii="Times New Roman" w:hAnsi="Times New Roman" w:cs="Times New Roman"/>
+          <w:sz w:val="28"/>
+          <w:szCs w:val="28"/>
+        </w:rPr>
+        <w:t>Рис</w:t>
+      </w:r>
+      <w:r>
+        <w:rPr>
+          <w:rFonts w:ascii="Times New Roman" w:hAnsi="Times New Roman" w:cs="Times New Roman"/>
+          <w:sz w:val="28"/>
+          <w:szCs w:val="28"/>
+        </w:rPr>
+        <w:t>.7</w:t>
+      </w:r>
+    </w:p>
+    <w:p>
+      <w:pPr>
+        <w:rPr>
+          <w:rFonts w:ascii="Times New Roman" w:hAnsi="Times New Roman" w:cs="Times New Roman"/>
+          <w:sz w:val="28"/>
+          <w:szCs w:val="28"/>
+          <w:u w:val="single"/>
+        </w:rPr>
+      </w:pPr>
+      <w:r>
+        <w:rPr>
+          <w:rFonts w:ascii="Times New Roman" w:hAnsi="Times New Roman" w:cs="Times New Roman"/>
+          <w:sz w:val="28"/>
+          <w:szCs w:val="28"/>
+          <w:u w:val="single"/>
+        </w:rPr>
+        <w:br w:type="page"/>
+      </w:r>
+    </w:p>
+    <w:p>
+      <w:pPr>
+        <w:tabs>
+          <w:tab w:val="left" w:pos="560"/>
+          <w:tab w:val="left" w:pos="1120"/>
+          <w:tab w:val="left" w:pos="1680"/>
+          <w:tab w:val="left" w:pos="2240"/>
+          <w:tab w:val="left" w:pos="2800"/>
+          <w:tab w:val="left" w:pos="3360"/>
+          <w:tab w:val="left" w:pos="3920"/>
+          <w:tab w:val="left" w:pos="4480"/>
+          <w:tab w:val="left" w:pos="5040"/>
+          <w:tab w:val="left" w:pos="5600"/>
+          <w:tab w:val="left" w:pos="6160"/>
+          <w:tab w:val="left" w:pos="6720"/>
+        </w:tabs>
+        <w:autoSpaceDE w:val="0"/>
+        <w:autoSpaceDN w:val="0"/>
+        <w:adjustRightInd w:val="0"/>
+        <w:spacing w:after="0" w:line="240" w:lineRule="auto"/>
+        <w:ind w:right="-563"/>
+        <w:rPr>
+          <w:rFonts w:ascii="Times New Roman" w:hAnsi="Times New Roman" w:cs="Times New Roman"/>
+          <w:sz w:val="28"/>
+          <w:szCs w:val="28"/>
+          <w:u w:val="single"/>
+        </w:rPr>
+      </w:pPr>
+    </w:p>
+    <w:p>
+      <w:pPr>
+        <w:tabs>
+          <w:tab w:val="left" w:pos="560"/>
+          <w:tab w:val="left" w:pos="1120"/>
+          <w:tab w:val="left" w:pos="1680"/>
+          <w:tab w:val="left" w:pos="2240"/>
+          <w:tab w:val="left" w:pos="2800"/>
+          <w:tab w:val="left" w:pos="3360"/>
+          <w:tab w:val="left" w:pos="3920"/>
+          <w:tab w:val="left" w:pos="4480"/>
+          <w:tab w:val="left" w:pos="5040"/>
+          <w:tab w:val="left" w:pos="5600"/>
+          <w:tab w:val="left" w:pos="6160"/>
+          <w:tab w:val="left" w:pos="6720"/>
+        </w:tabs>
+        <w:autoSpaceDE w:val="0"/>
+        <w:autoSpaceDN w:val="0"/>
+        <w:adjustRightInd w:val="0"/>
+        <w:spacing w:after="0" w:line="240" w:lineRule="auto"/>
+        <w:ind w:right="-563"/>
+        <w:rPr>
+          <w:rFonts w:ascii="Times New Roman" w:hAnsi="Times New Roman" w:cs="Times New Roman"/>
+          <w:sz w:val="28"/>
+          <w:szCs w:val="28"/>
+          <w:u w:val="single"/>
+        </w:rPr>
+      </w:pPr>
+      <w:r>
+        <w:rPr>
+          <w:rFonts w:ascii="Times New Roman" w:hAnsi="Times New Roman" w:cs="Times New Roman"/>
+          <w:sz w:val="28"/>
+          <w:szCs w:val="28"/>
+          <w:u w:val="single"/>
+        </w:rPr>
+        <w:t>Класи пакет</w:t>
+      </w:r>
+      <w:r>
+        <w:rPr>
+          <w:rFonts w:ascii="Times New Roman" w:hAnsi="Times New Roman" w:cs="Times New Roman"/>
+          <w:sz w:val="28"/>
+          <w:szCs w:val="28"/>
+          <w:u w:val="single"/>
+        </w:rPr>
+        <w:t>у</w:t>
+      </w:r>
+      <w:r>
+        <w:rPr>
+          <w:rFonts w:ascii="Times New Roman" w:hAnsi="Times New Roman" w:cs="Times New Roman"/>
+          <w:sz w:val="28"/>
+          <w:szCs w:val="28"/>
+          <w:u w:val="single"/>
+          <w:lang w:val="en-US"/>
+        </w:rPr>
+        <w:t xml:space="preserve"> data</w:t>
+      </w:r>
+    </w:p>
+    <w:p>
+      <w:pPr>
+        <w:tabs>
+          <w:tab w:val="left" w:pos="560"/>
+          <w:tab w:val="left" w:pos="1120"/>
+          <w:tab w:val="left" w:pos="1680"/>
+          <w:tab w:val="left" w:pos="2240"/>
+          <w:tab w:val="left" w:pos="2800"/>
+          <w:tab w:val="left" w:pos="3360"/>
+          <w:tab w:val="left" w:pos="3920"/>
+          <w:tab w:val="left" w:pos="4480"/>
+          <w:tab w:val="left" w:pos="5040"/>
+          <w:tab w:val="left" w:pos="5600"/>
+          <w:tab w:val="left" w:pos="6160"/>
+          <w:tab w:val="left" w:pos="6720"/>
+        </w:tabs>
+        <w:autoSpaceDE w:val="0"/>
+        <w:autoSpaceDN w:val="0"/>
+        <w:adjustRightInd w:val="0"/>
+        <w:spacing w:after="0" w:line="240" w:lineRule="auto"/>
+        <w:ind w:right="-563"/>
+        <w:rPr>
+          <w:rFonts w:ascii="Times New Roman" w:hAnsi="Times New Roman" w:cs="Times New Roman"/>
+          <w:sz w:val="28"/>
+          <w:szCs w:val="28"/>
+        </w:rPr>
+      </w:pPr>
+      <w:r>
+        <w:rPr>
+          <w:rFonts w:ascii="Times New Roman" w:hAnsi="Times New Roman" w:cs="Times New Roman"/>
+          <w:sz w:val="28"/>
+          <w:szCs w:val="28"/>
+          <w:u w:val="single"/>
+        </w:rPr>
+        <w:drawing>
+          <wp:anchor distT="0" distB="0" distL="114300" distR="114300" simplePos="0" relativeHeight="251665408" behindDoc="0" locked="0" layoutInCell="1" allowOverlap="1" wp14:anchorId="37696232" wp14:editId="434DEFDA">
+            <wp:simplePos x="0" y="0"/>
+            <wp:positionH relativeFrom="column">
+              <wp:posOffset>-74573</wp:posOffset>
+            </wp:positionH>
+            <wp:positionV relativeFrom="paragraph">
+              <wp:posOffset>570865</wp:posOffset>
+            </wp:positionV>
+            <wp:extent cx="5016500" cy="4013200"/>
+            <wp:effectExtent l="0" t="0" r="0" b="0"/>
+            <wp:wrapTopAndBottom/>
+            <wp:docPr id="253069447" name="Picture 1"/>
+            <wp:cNvGraphicFramePr>
+              <a:graphicFrameLocks xmlns:a="http://schemas.openxmlformats.org/drawingml/2006/main" noChangeAspect="1"/>
+            </wp:cNvGraphicFramePr>
+            <a:graphic xmlns:a="http://schemas.openxmlformats.org/drawingml/2006/main">
+              <a:graphicData uri="http://schemas.openxmlformats.org/drawingml/2006/picture">
+                <pic:pic xmlns:pic="http://schemas.openxmlformats.org/drawingml/2006/picture">
+                  <pic:nvPicPr>
+                    <pic:cNvPr id="253069447" name=""/>
+                    <pic:cNvPicPr/>
+                  </pic:nvPicPr>
+                  <pic:blipFill>
+                    <a:blip r:embed="rId16">
+                      <a:extLst>
+                        <a:ext uri="{28A0092B-C50C-407E-A947-70E740481C1C}">
+                          <a14:useLocalDpi xmlns:a14="http://schemas.microsoft.com/office/drawing/2010/main" val="0"/>
+                        </a:ext>
+                      </a:extLst>
+                    </a:blip>
+                    <a:stretch>
+                      <a:fillRect/>
+                    </a:stretch>
+                  </pic:blipFill>
+                  <pic:spPr>
+                    <a:xfrm>
+                      <a:off x="0" y="0"/>
+                      <a:ext cx="5016500" cy="4013200"/>
+                    </a:xfrm>
+                    <a:prstGeom prst="rect">
+                      <a:avLst/>
+                    </a:prstGeom>
+                  </pic:spPr>
+                </pic:pic>
+              </a:graphicData>
+            </a:graphic>
+            <wp14:sizeRelH relativeFrom="page">
+              <wp14:pctWidth>0</wp14:pctWidth>
+            </wp14:sizeRelH>
+            <wp14:sizeRelV relativeFrom="page">
+              <wp14:pctHeight>0</wp14:pctHeight>
+            </wp14:sizeRelV>
+          </wp:anchor>
+        </w:drawing>
+      </w:r>
+      <w:r>
+        <w:rPr>
+          <w:rFonts w:ascii="Times New Roman" w:hAnsi="Times New Roman" w:cs="Times New Roman"/>
+          <w:sz w:val="28"/>
+          <w:szCs w:val="28"/>
+        </w:rPr>
+        <w:t xml:space="preserve">На рисунку </w:t>
+      </w:r>
+      <w:r>
+        <w:rPr>
+          <w:rFonts w:ascii="Times New Roman" w:hAnsi="Times New Roman" w:cs="Times New Roman"/>
+          <w:sz w:val="28"/>
+          <w:szCs w:val="28"/>
+        </w:rPr>
+        <w:t>8</w:t>
+      </w:r>
+      <w:r>
+        <w:rPr>
+          <w:rFonts w:ascii="Times New Roman" w:hAnsi="Times New Roman" w:cs="Times New Roman"/>
+          <w:sz w:val="28"/>
+          <w:szCs w:val="28"/>
+        </w:rPr>
+        <w:t xml:space="preserve"> подано UML-діаграму класів пакета</w:t>
+      </w:r>
+      <w:r>
+        <w:rPr>
+          <w:rFonts w:ascii="Times New Roman" w:hAnsi="Times New Roman" w:cs="Times New Roman"/>
+          <w:sz w:val="28"/>
+          <w:szCs w:val="28"/>
+        </w:rPr>
+        <w:t xml:space="preserve"> </w:t>
+      </w:r>
+      <w:proofErr w:type="spellStart"/>
+      <w:r>
+        <w:rPr>
+          <w:rFonts w:ascii="Times New Roman" w:hAnsi="Times New Roman" w:cs="Times New Roman"/>
+          <w:sz w:val="28"/>
+          <w:szCs w:val="28"/>
+        </w:rPr>
+        <w:t>data</w:t>
+      </w:r>
+      <w:proofErr w:type="spellEnd"/>
+      <w:r>
+        <w:rPr>
+          <w:rFonts w:ascii="Times New Roman" w:hAnsi="Times New Roman" w:cs="Times New Roman"/>
+          <w:sz w:val="28"/>
+          <w:szCs w:val="28"/>
+        </w:rPr>
+        <w:t xml:space="preserve">. </w:t>
+      </w:r>
+      <w:r>
+        <w:rPr>
+          <w:rFonts w:ascii="Times New Roman" w:hAnsi="Times New Roman" w:cs="Times New Roman"/>
+          <w:sz w:val="28"/>
+          <w:szCs w:val="28"/>
+        </w:rPr>
+        <w:t xml:space="preserve">Пакет </w:t>
+      </w:r>
+      <w:proofErr w:type="spellStart"/>
+      <w:r>
+        <w:rPr>
+          <w:rFonts w:ascii="Times New Roman" w:hAnsi="Times New Roman" w:cs="Times New Roman"/>
+          <w:sz w:val="28"/>
+          <w:szCs w:val="28"/>
+        </w:rPr>
+        <w:t>data</w:t>
+      </w:r>
+      <w:proofErr w:type="spellEnd"/>
+      <w:r>
+        <w:rPr>
+          <w:rFonts w:ascii="Times New Roman" w:hAnsi="Times New Roman" w:cs="Times New Roman"/>
+          <w:sz w:val="28"/>
+          <w:szCs w:val="28"/>
+        </w:rPr>
+        <w:t xml:space="preserve"> відповідає за збереження та завантаження даних у файл у форматі JSON. </w:t>
+      </w:r>
+    </w:p>
+    <w:p>
+      <w:pPr>
+        <w:tabs>
+          <w:tab w:val="left" w:pos="560"/>
+          <w:tab w:val="left" w:pos="1120"/>
+          <w:tab w:val="left" w:pos="1680"/>
+          <w:tab w:val="left" w:pos="2240"/>
+          <w:tab w:val="left" w:pos="2800"/>
+          <w:tab w:val="left" w:pos="3360"/>
+          <w:tab w:val="left" w:pos="3920"/>
+          <w:tab w:val="left" w:pos="4480"/>
+          <w:tab w:val="left" w:pos="5040"/>
+          <w:tab w:val="left" w:pos="5600"/>
+          <w:tab w:val="left" w:pos="6160"/>
+          <w:tab w:val="left" w:pos="6720"/>
+        </w:tabs>
+        <w:autoSpaceDE w:val="0"/>
+        <w:autoSpaceDN w:val="0"/>
+        <w:adjustRightInd w:val="0"/>
+        <w:spacing w:after="0" w:line="240" w:lineRule="auto"/>
+        <w:ind w:right="-563"/>
+        <w:rPr>
+          <w:rFonts w:ascii="Times New Roman" w:hAnsi="Times New Roman" w:cs="Times New Roman"/>
+          <w:sz w:val="28"/>
+          <w:szCs w:val="28"/>
+        </w:rPr>
+      </w:pPr>
+      <w:r>
+        <w:rPr>
+          <w:rFonts w:ascii="Times New Roman" w:hAnsi="Times New Roman" w:cs="Times New Roman"/>
+          <w:sz w:val="28"/>
+          <w:szCs w:val="28"/>
+        </w:rPr>
+        <w:t>Рис</w:t>
+      </w:r>
+      <w:r>
+        <w:rPr>
+          <w:rFonts w:ascii="Times New Roman" w:hAnsi="Times New Roman" w:cs="Times New Roman"/>
+          <w:sz w:val="28"/>
+          <w:szCs w:val="28"/>
+        </w:rPr>
+        <w:t>.8</w:t>
+      </w:r>
+    </w:p>
+    <w:p>
+      <w:pPr>
+        <w:rPr>
+          <w:rFonts w:ascii="Times New Roman" w:hAnsi="Times New Roman" w:cs="Times New Roman"/>
+          <w:sz w:val="28"/>
+          <w:szCs w:val="28"/>
+          <w:u w:val="single"/>
+        </w:rPr>
+      </w:pPr>
+      <w:r>
+        <w:rPr>
+          <w:rFonts w:ascii="Times New Roman" w:hAnsi="Times New Roman" w:cs="Times New Roman"/>
+          <w:sz w:val="28"/>
+          <w:szCs w:val="28"/>
+          <w:u w:val="single"/>
+        </w:rPr>
+        <w:br w:type="page"/>
+      </w:r>
+    </w:p>
+    <w:p>
+      <w:pPr>
+        <w:tabs>
+          <w:tab w:val="left" w:pos="560"/>
+          <w:tab w:val="left" w:pos="1120"/>
+          <w:tab w:val="left" w:pos="1680"/>
+          <w:tab w:val="left" w:pos="2240"/>
+          <w:tab w:val="left" w:pos="2800"/>
+          <w:tab w:val="left" w:pos="3360"/>
+          <w:tab w:val="left" w:pos="3920"/>
+          <w:tab w:val="left" w:pos="4480"/>
+          <w:tab w:val="left" w:pos="5040"/>
+          <w:tab w:val="left" w:pos="5600"/>
+          <w:tab w:val="left" w:pos="6160"/>
+          <w:tab w:val="left" w:pos="6720"/>
+        </w:tabs>
+        <w:autoSpaceDE w:val="0"/>
+        <w:autoSpaceDN w:val="0"/>
+        <w:adjustRightInd w:val="0"/>
+        <w:spacing w:after="0" w:line="240" w:lineRule="auto"/>
+        <w:ind w:right="-563"/>
+        <w:rPr>
+          <w:rFonts w:ascii="Times New Roman" w:hAnsi="Times New Roman" w:cs="Times New Roman"/>
+          <w:sz w:val="28"/>
+          <w:szCs w:val="28"/>
+          <w:u w:val="single"/>
+        </w:rPr>
+      </w:pPr>
+      <w:r>
+        <w:rPr>
+          <w:rFonts w:ascii="Times New Roman" w:hAnsi="Times New Roman" w:cs="Times New Roman"/>
+          <w:sz w:val="28"/>
+          <w:szCs w:val="28"/>
+          <w:u w:val="single"/>
+        </w:rPr>
+        <w:lastRenderedPageBreak/>
+        <w:t xml:space="preserve">Класи пакету </w:t>
+      </w:r>
+      <w:proofErr w:type="spellStart"/>
+      <w:r>
+        <w:rPr>
+          <w:rFonts w:ascii="Times New Roman" w:hAnsi="Times New Roman" w:cs="Times New Roman"/>
+          <w:sz w:val="28"/>
+          <w:szCs w:val="28"/>
+          <w:u w:val="single"/>
+        </w:rPr>
+        <w:t>annotations</w:t>
+      </w:r>
+      <w:proofErr w:type="spellEnd"/>
+    </w:p>
+    <w:p>
+      <w:pPr>
+        <w:tabs>
+          <w:tab w:val="left" w:pos="560"/>
+          <w:tab w:val="left" w:pos="1120"/>
+          <w:tab w:val="left" w:pos="1680"/>
+          <w:tab w:val="left" w:pos="2240"/>
+          <w:tab w:val="left" w:pos="2800"/>
+          <w:tab w:val="left" w:pos="3360"/>
+          <w:tab w:val="left" w:pos="3920"/>
+          <w:tab w:val="left" w:pos="4480"/>
+          <w:tab w:val="left" w:pos="5040"/>
+          <w:tab w:val="left" w:pos="5600"/>
+          <w:tab w:val="left" w:pos="6160"/>
+          <w:tab w:val="left" w:pos="6720"/>
+        </w:tabs>
+        <w:autoSpaceDE w:val="0"/>
+        <w:autoSpaceDN w:val="0"/>
+        <w:adjustRightInd w:val="0"/>
+        <w:spacing w:after="0" w:line="240" w:lineRule="auto"/>
+        <w:ind w:right="-563"/>
+        <w:rPr>
+          <w:rFonts w:ascii="Times New Roman" w:hAnsi="Times New Roman" w:cs="Times New Roman"/>
+          <w:sz w:val="28"/>
+          <w:szCs w:val="28"/>
+          <w:lang w:val="en-US"/>
+        </w:rPr>
+      </w:pPr>
+      <w:r>
+        <w:rPr>
+          <w:rFonts w:ascii="Times New Roman" w:hAnsi="Times New Roman" w:cs="Times New Roman"/>
+          <w:sz w:val="28"/>
+          <w:szCs w:val="28"/>
+        </w:rPr>
+        <w:t xml:space="preserve">На рисунку </w:t>
+      </w:r>
+      <w:r>
+        <w:rPr>
+          <w:rFonts w:ascii="Times New Roman" w:hAnsi="Times New Roman" w:cs="Times New Roman"/>
+          <w:sz w:val="28"/>
+          <w:szCs w:val="28"/>
+        </w:rPr>
+        <w:t>9</w:t>
+      </w:r>
+      <w:r>
+        <w:rPr>
+          <w:rFonts w:ascii="Times New Roman" w:hAnsi="Times New Roman" w:cs="Times New Roman"/>
+          <w:sz w:val="28"/>
+          <w:szCs w:val="28"/>
+        </w:rPr>
+        <w:t xml:space="preserve"> подано UML-діаграму класів пакета</w:t>
+      </w:r>
+      <w:r>
+        <w:rPr>
+          <w:rFonts w:ascii="Times New Roman" w:hAnsi="Times New Roman" w:cs="Times New Roman"/>
+          <w:sz w:val="28"/>
+          <w:szCs w:val="28"/>
+        </w:rPr>
+        <w:t xml:space="preserve"> </w:t>
+      </w:r>
+      <w:proofErr w:type="spellStart"/>
+      <w:r>
+        <w:rPr>
+          <w:rFonts w:ascii="Times New Roman" w:hAnsi="Times New Roman" w:cs="Times New Roman"/>
+          <w:sz w:val="28"/>
+          <w:szCs w:val="28"/>
+          <w:u w:val="single"/>
+        </w:rPr>
+        <w:t>annotations</w:t>
+      </w:r>
+      <w:proofErr w:type="spellEnd"/>
+      <w:r>
+        <w:rPr>
+          <w:rFonts w:ascii="Times New Roman" w:hAnsi="Times New Roman" w:cs="Times New Roman"/>
+          <w:sz w:val="28"/>
+          <w:szCs w:val="28"/>
+        </w:rPr>
+        <w:t xml:space="preserve">. </w:t>
+      </w:r>
+      <w:proofErr w:type="spellStart"/>
+      <w:r>
+        <w:rPr>
+          <w:rFonts w:ascii="Times New Roman" w:hAnsi="Times New Roman" w:cs="Times New Roman"/>
+          <w:sz w:val="28"/>
+          <w:szCs w:val="28"/>
+          <w:lang w:val="en-US"/>
+        </w:rPr>
+        <w:t>Пакет</w:t>
+      </w:r>
+      <w:proofErr w:type="spellEnd"/>
+      <w:r>
+        <w:rPr>
+          <w:rFonts w:ascii="Times New Roman" w:hAnsi="Times New Roman" w:cs="Times New Roman"/>
+          <w:sz w:val="28"/>
+          <w:szCs w:val="28"/>
+        </w:rPr>
+        <w:t xml:space="preserve"> </w:t>
+      </w:r>
+      <w:proofErr w:type="spellStart"/>
+      <w:r>
+        <w:rPr>
+          <w:rFonts w:ascii="Times New Roman" w:hAnsi="Times New Roman" w:cs="Times New Roman"/>
+          <w:sz w:val="28"/>
+          <w:szCs w:val="28"/>
+          <w:lang w:val="en-US"/>
+        </w:rPr>
+        <w:t>містить</w:t>
+      </w:r>
+      <w:proofErr w:type="spellEnd"/>
+      <w:r>
+        <w:rPr>
+          <w:rFonts w:ascii="Times New Roman" w:hAnsi="Times New Roman" w:cs="Times New Roman"/>
+          <w:sz w:val="28"/>
+          <w:szCs w:val="28"/>
+          <w:lang w:val="en-US"/>
+        </w:rPr>
+        <w:t xml:space="preserve"> </w:t>
+      </w:r>
+      <w:proofErr w:type="spellStart"/>
+      <w:r>
+        <w:rPr>
+          <w:rFonts w:ascii="Times New Roman" w:hAnsi="Times New Roman" w:cs="Times New Roman"/>
+          <w:sz w:val="28"/>
+          <w:szCs w:val="28"/>
+          <w:lang w:val="en-US"/>
+        </w:rPr>
+        <w:t>власні</w:t>
+      </w:r>
+      <w:proofErr w:type="spellEnd"/>
+      <w:r>
+        <w:rPr>
+          <w:rFonts w:ascii="Times New Roman" w:hAnsi="Times New Roman" w:cs="Times New Roman"/>
+          <w:sz w:val="28"/>
+          <w:szCs w:val="28"/>
+          <w:lang w:val="en-US"/>
+        </w:rPr>
+        <w:t xml:space="preserve"> </w:t>
+      </w:r>
+      <w:proofErr w:type="spellStart"/>
+      <w:r>
+        <w:rPr>
+          <w:rFonts w:ascii="Times New Roman" w:hAnsi="Times New Roman" w:cs="Times New Roman"/>
+          <w:sz w:val="28"/>
+          <w:szCs w:val="28"/>
+          <w:lang w:val="en-US"/>
+        </w:rPr>
+        <w:t>анотації</w:t>
+      </w:r>
+      <w:proofErr w:type="spellEnd"/>
+      <w:r>
+        <w:rPr>
+          <w:rFonts w:ascii="Times New Roman" w:hAnsi="Times New Roman" w:cs="Times New Roman"/>
+          <w:sz w:val="28"/>
+          <w:szCs w:val="28"/>
+          <w:lang w:val="en-US"/>
+        </w:rPr>
+        <w:t xml:space="preserve">, </w:t>
+      </w:r>
+      <w:proofErr w:type="spellStart"/>
+      <w:r>
+        <w:rPr>
+          <w:rFonts w:ascii="Times New Roman" w:hAnsi="Times New Roman" w:cs="Times New Roman"/>
+          <w:sz w:val="28"/>
+          <w:szCs w:val="28"/>
+          <w:lang w:val="en-US"/>
+        </w:rPr>
+        <w:t>які</w:t>
+      </w:r>
+      <w:proofErr w:type="spellEnd"/>
+      <w:r>
+        <w:rPr>
+          <w:rFonts w:ascii="Times New Roman" w:hAnsi="Times New Roman" w:cs="Times New Roman"/>
+          <w:sz w:val="28"/>
+          <w:szCs w:val="28"/>
+          <w:lang w:val="en-US"/>
+        </w:rPr>
+        <w:t xml:space="preserve"> </w:t>
+      </w:r>
+      <w:proofErr w:type="spellStart"/>
+      <w:r>
+        <w:rPr>
+          <w:rFonts w:ascii="Times New Roman" w:hAnsi="Times New Roman" w:cs="Times New Roman"/>
+          <w:sz w:val="28"/>
+          <w:szCs w:val="28"/>
+          <w:lang w:val="en-US"/>
+        </w:rPr>
+        <w:t>використовуються</w:t>
+      </w:r>
+      <w:proofErr w:type="spellEnd"/>
+      <w:r>
+        <w:rPr>
+          <w:rFonts w:ascii="Times New Roman" w:hAnsi="Times New Roman" w:cs="Times New Roman"/>
+          <w:sz w:val="28"/>
+          <w:szCs w:val="28"/>
+          <w:lang w:val="en-US"/>
+        </w:rPr>
+        <w:t xml:space="preserve"> </w:t>
+      </w:r>
+      <w:proofErr w:type="spellStart"/>
+      <w:r>
+        <w:rPr>
+          <w:rFonts w:ascii="Times New Roman" w:hAnsi="Times New Roman" w:cs="Times New Roman"/>
+          <w:sz w:val="28"/>
+          <w:szCs w:val="28"/>
+          <w:lang w:val="en-US"/>
+        </w:rPr>
+        <w:t>для</w:t>
+      </w:r>
+      <w:proofErr w:type="spellEnd"/>
+      <w:r>
+        <w:rPr>
+          <w:rFonts w:ascii="Times New Roman" w:hAnsi="Times New Roman" w:cs="Times New Roman"/>
+          <w:sz w:val="28"/>
+          <w:szCs w:val="28"/>
+          <w:lang w:val="en-US"/>
+        </w:rPr>
+        <w:t xml:space="preserve"> </w:t>
+      </w:r>
+      <w:proofErr w:type="spellStart"/>
+      <w:r>
+        <w:rPr>
+          <w:rFonts w:ascii="Times New Roman" w:hAnsi="Times New Roman" w:cs="Times New Roman"/>
+          <w:sz w:val="28"/>
+          <w:szCs w:val="28"/>
+          <w:lang w:val="en-US"/>
+        </w:rPr>
+        <w:t>валідації</w:t>
+      </w:r>
+      <w:proofErr w:type="spellEnd"/>
+      <w:r>
+        <w:rPr>
+          <w:rFonts w:ascii="Times New Roman" w:hAnsi="Times New Roman" w:cs="Times New Roman"/>
+          <w:sz w:val="28"/>
+          <w:szCs w:val="28"/>
+          <w:lang w:val="en-US"/>
+        </w:rPr>
+        <w:t xml:space="preserve"> </w:t>
+      </w:r>
+      <w:proofErr w:type="spellStart"/>
+      <w:r>
+        <w:rPr>
+          <w:rFonts w:ascii="Times New Roman" w:hAnsi="Times New Roman" w:cs="Times New Roman"/>
+          <w:sz w:val="28"/>
+          <w:szCs w:val="28"/>
+          <w:lang w:val="en-US"/>
+        </w:rPr>
+        <w:t>полів</w:t>
+      </w:r>
+      <w:proofErr w:type="spellEnd"/>
+      <w:r>
+        <w:rPr>
+          <w:rFonts w:ascii="Times New Roman" w:hAnsi="Times New Roman" w:cs="Times New Roman"/>
+          <w:sz w:val="28"/>
+          <w:szCs w:val="28"/>
+          <w:lang w:val="en-US"/>
+        </w:rPr>
+        <w:t xml:space="preserve"> </w:t>
+      </w:r>
+      <w:proofErr w:type="spellStart"/>
+      <w:r>
+        <w:rPr>
+          <w:rFonts w:ascii="Times New Roman" w:hAnsi="Times New Roman" w:cs="Times New Roman"/>
+          <w:sz w:val="28"/>
+          <w:szCs w:val="28"/>
+          <w:lang w:val="en-US"/>
+        </w:rPr>
+        <w:t>об’єктів</w:t>
+      </w:r>
+      <w:proofErr w:type="spellEnd"/>
+      <w:r>
+        <w:rPr>
+          <w:rFonts w:ascii="Times New Roman" w:hAnsi="Times New Roman" w:cs="Times New Roman"/>
+          <w:sz w:val="28"/>
+          <w:szCs w:val="28"/>
+          <w:lang w:val="en-US"/>
+        </w:rPr>
+        <w:t>.</w:t>
+      </w:r>
+    </w:p>
+    <w:p>
+      <w:pPr>
+        <w:tabs>
+          <w:tab w:val="left" w:pos="560"/>
+          <w:tab w:val="left" w:pos="1120"/>
+          <w:tab w:val="left" w:pos="1680"/>
+          <w:tab w:val="left" w:pos="2240"/>
+          <w:tab w:val="left" w:pos="2800"/>
+          <w:tab w:val="left" w:pos="3360"/>
+          <w:tab w:val="left" w:pos="3920"/>
+          <w:tab w:val="left" w:pos="4480"/>
+          <w:tab w:val="left" w:pos="5040"/>
+          <w:tab w:val="left" w:pos="5600"/>
+          <w:tab w:val="left" w:pos="6160"/>
+          <w:tab w:val="left" w:pos="6720"/>
+        </w:tabs>
+        <w:autoSpaceDE w:val="0"/>
+        <w:autoSpaceDN w:val="0"/>
+        <w:adjustRightInd w:val="0"/>
+        <w:spacing w:after="0" w:line="240" w:lineRule="auto"/>
+        <w:ind w:right="-563"/>
+        <w:rPr>
+          <w:rFonts w:ascii="Times New Roman" w:hAnsi="Times New Roman" w:cs="Times New Roman"/>
+          <w:sz w:val="28"/>
+          <w:szCs w:val="28"/>
+          <w:u w:val="single"/>
+        </w:rPr>
+      </w:pPr>
+      <w:r>
+        <w:rPr>
+          <w:rFonts w:ascii="Times New Roman" w:hAnsi="Times New Roman" w:cs="Times New Roman"/>
+          <w:sz w:val="28"/>
+          <w:szCs w:val="28"/>
+          <w:u w:val="single"/>
+        </w:rPr>
+        <w:drawing>
+          <wp:anchor distT="0" distB="0" distL="114300" distR="114300" simplePos="0" relativeHeight="251666432" behindDoc="0" locked="0" layoutInCell="1" allowOverlap="1" wp14:anchorId="675AF59B" wp14:editId="59DC80C9">
+            <wp:simplePos x="0" y="0"/>
+            <wp:positionH relativeFrom="column">
+              <wp:posOffset>-488680</wp:posOffset>
+            </wp:positionH>
+            <wp:positionV relativeFrom="paragraph">
+              <wp:posOffset>225677</wp:posOffset>
+            </wp:positionV>
+            <wp:extent cx="4953000" cy="2642870"/>
+            <wp:effectExtent l="0" t="0" r="0" b="0"/>
+            <wp:wrapTopAndBottom/>
+            <wp:docPr id="1056988281" name="Picture 1"/>
+            <wp:cNvGraphicFramePr>
+              <a:graphicFrameLocks xmlns:a="http://schemas.openxmlformats.org/drawingml/2006/main" noChangeAspect="1"/>
+            </wp:cNvGraphicFramePr>
+            <a:graphic xmlns:a="http://schemas.openxmlformats.org/drawingml/2006/main">
+              <a:graphicData uri="http://schemas.openxmlformats.org/drawingml/2006/picture">
+                <pic:pic xmlns:pic="http://schemas.openxmlformats.org/drawingml/2006/picture">
+                  <pic:nvPicPr>
+                    <pic:cNvPr id="1056988281" name=""/>
+                    <pic:cNvPicPr/>
+                  </pic:nvPicPr>
+                  <pic:blipFill rotWithShape="1">
+                    <a:blip r:embed="rId14">
+                      <a:extLst>
+                        <a:ext uri="{28A0092B-C50C-407E-A947-70E740481C1C}">
+                          <a14:useLocalDpi xmlns:a14="http://schemas.microsoft.com/office/drawing/2010/main" val="0"/>
+                        </a:ext>
+                      </a:extLst>
+                    </a:blip>
+                    <a:srcRect b="54261"/>
+                    <a:stretch>
+                      <a:fillRect/>
+                    </a:stretch>
+                  </pic:blipFill>
+                  <pic:spPr bwMode="auto">
+                    <a:xfrm>
+                      <a:off x="0" y="0"/>
+                      <a:ext cx="4953000" cy="2642870"/>
+                    </a:xfrm>
+                    <a:prstGeom prst="rect">
+                      <a:avLst/>
+                    </a:prstGeom>
+                    <a:ln>
+                      <a:noFill/>
+                    </a:ln>
+                    <a:extLst>
+                      <a:ext uri="{53640926-AAD7-44D8-BBD7-CCE9431645EC}">
+                        <a14:shadowObscured xmlns:a14="http://schemas.microsoft.com/office/drawing/2010/main"/>
+                      </a:ext>
+                    </a:extLst>
+                  </pic:spPr>
+                </pic:pic>
+              </a:graphicData>
+            </a:graphic>
+            <wp14:sizeRelH relativeFrom="page">
+              <wp14:pctWidth>0</wp14:pctWidth>
+            </wp14:sizeRelH>
+            <wp14:sizeRelV relativeFrom="page">
+              <wp14:pctHeight>0</wp14:pctHeight>
+            </wp14:sizeRelV>
+          </wp:anchor>
+        </w:drawing>
+      </w:r>
+    </w:p>
+    <w:p>
+      <w:pPr>
+        <w:tabs>
+          <w:tab w:val="left" w:pos="560"/>
+          <w:tab w:val="left" w:pos="1120"/>
+          <w:tab w:val="left" w:pos="1680"/>
+          <w:tab w:val="left" w:pos="2240"/>
+          <w:tab w:val="left" w:pos="2800"/>
+          <w:tab w:val="left" w:pos="3360"/>
+          <w:tab w:val="left" w:pos="3920"/>
+          <w:tab w:val="left" w:pos="4480"/>
+          <w:tab w:val="left" w:pos="5040"/>
+          <w:tab w:val="left" w:pos="5600"/>
+          <w:tab w:val="left" w:pos="6160"/>
+          <w:tab w:val="left" w:pos="6720"/>
+        </w:tabs>
+        <w:autoSpaceDE w:val="0"/>
+        <w:autoSpaceDN w:val="0"/>
+        <w:adjustRightInd w:val="0"/>
+        <w:spacing w:after="0" w:line="240" w:lineRule="auto"/>
+        <w:ind w:right="-563"/>
+        <w:rPr>
+          <w:rFonts w:ascii="Times New Roman" w:hAnsi="Times New Roman" w:cs="Times New Roman"/>
+          <w:sz w:val="28"/>
+          <w:szCs w:val="28"/>
+        </w:rPr>
+      </w:pPr>
+      <w:r>
+        <w:rPr>
+          <w:rFonts w:ascii="Times New Roman" w:hAnsi="Times New Roman" w:cs="Times New Roman"/>
+          <w:sz w:val="28"/>
+          <w:szCs w:val="28"/>
+        </w:rPr>
+        <w:t>Рис.9</w:t>
+      </w:r>
+      <w:r>
+        <w:rPr>
+          <w:rFonts w:ascii="Times New Roman" w:hAnsi="Times New Roman" w:cs="Times New Roman"/>
+          <w:sz w:val="28"/>
+          <w:szCs w:val="28"/>
+        </w:rPr>
+        <w:br/>
+      </w:r>
+    </w:p>
+    <w:p>
+      <w:pPr>
+        <w:tabs>
+          <w:tab w:val="left" w:pos="560"/>
+          <w:tab w:val="left" w:pos="1120"/>
+          <w:tab w:val="left" w:pos="1680"/>
+          <w:tab w:val="left" w:pos="2240"/>
+          <w:tab w:val="left" w:pos="2800"/>
+          <w:tab w:val="left" w:pos="3360"/>
+          <w:tab w:val="left" w:pos="3920"/>
+          <w:tab w:val="left" w:pos="4480"/>
+          <w:tab w:val="left" w:pos="5040"/>
+          <w:tab w:val="left" w:pos="5600"/>
+          <w:tab w:val="left" w:pos="6160"/>
+          <w:tab w:val="left" w:pos="6720"/>
+        </w:tabs>
+        <w:autoSpaceDE w:val="0"/>
+        <w:autoSpaceDN w:val="0"/>
+        <w:adjustRightInd w:val="0"/>
+        <w:spacing w:after="0" w:line="240" w:lineRule="auto"/>
+        <w:ind w:right="-563"/>
+        <w:rPr>
+          <w:rFonts w:ascii="Times New Roman" w:hAnsi="Times New Roman" w:cs="Times New Roman"/>
+          <w:b/>
+          <w:bCs/>
+          <w:sz w:val="28"/>
+          <w:szCs w:val="28"/>
+        </w:rPr>
+      </w:pPr>
+      <w:r>
+        <w:rPr>
+          <w:rFonts w:ascii="Times New Roman" w:hAnsi="Times New Roman" w:cs="Times New Roman"/>
+          <w:b/>
+          <w:bCs/>
+          <w:sz w:val="28"/>
+          <w:szCs w:val="28"/>
+        </w:rPr>
+        <w:t>5. Опис рішень та проблем</w:t>
+      </w:r>
+    </w:p>
+    <w:p>
+      <w:pPr>
+        <w:tabs>
+          <w:tab w:val="left" w:pos="560"/>
+          <w:tab w:val="left" w:pos="1120"/>
+          <w:tab w:val="left" w:pos="1680"/>
+          <w:tab w:val="left" w:pos="2240"/>
+          <w:tab w:val="left" w:pos="2800"/>
+          <w:tab w:val="left" w:pos="3360"/>
+          <w:tab w:val="left" w:pos="3920"/>
+          <w:tab w:val="left" w:pos="4480"/>
+          <w:tab w:val="left" w:pos="5040"/>
+          <w:tab w:val="left" w:pos="5600"/>
+          <w:tab w:val="left" w:pos="6160"/>
+          <w:tab w:val="left" w:pos="6720"/>
+        </w:tabs>
+        <w:autoSpaceDE w:val="0"/>
+        <w:autoSpaceDN w:val="0"/>
+        <w:adjustRightInd w:val="0"/>
+        <w:spacing w:after="0" w:line="240" w:lineRule="auto"/>
+        <w:ind w:right="-563"/>
+        <w:rPr>
+          <w:rFonts w:ascii="Times New Roman" w:hAnsi="Times New Roman" w:cs="Times New Roman"/>
+          <w:sz w:val="28"/>
+          <w:szCs w:val="28"/>
+        </w:rPr>
+      </w:pPr>
+      <w:r>
+        <w:rPr>
+          <w:rFonts w:ascii="Times New Roman" w:hAnsi="Times New Roman" w:cs="Times New Roman"/>
+          <w:sz w:val="28"/>
+          <w:szCs w:val="28"/>
+        </w:rPr>
+        <w:tab/>
+      </w:r>
+      <w:r>
+        <w:rPr>
+          <w:rFonts w:ascii="Times New Roman" w:hAnsi="Times New Roman" w:cs="Times New Roman"/>
+          <w:sz w:val="28"/>
+          <w:szCs w:val="28"/>
+        </w:rPr>
+        <w:t xml:space="preserve">Під час розробки проєкту було використано багаторівневу архітектуру з поділом на пакети </w:t>
+      </w:r>
+      <w:proofErr w:type="spellStart"/>
+      <w:r>
+        <w:rPr>
+          <w:rFonts w:ascii="Times New Roman" w:hAnsi="Times New Roman" w:cs="Times New Roman"/>
+          <w:sz w:val="28"/>
+          <w:szCs w:val="28"/>
+        </w:rPr>
+        <w:t>ui</w:t>
+      </w:r>
+      <w:proofErr w:type="spellEnd"/>
+      <w:r>
+        <w:rPr>
+          <w:rFonts w:ascii="Times New Roman" w:hAnsi="Times New Roman" w:cs="Times New Roman"/>
+          <w:sz w:val="28"/>
+          <w:szCs w:val="28"/>
+        </w:rPr>
+        <w:t xml:space="preserve">, </w:t>
+      </w:r>
+      <w:proofErr w:type="spellStart"/>
+      <w:r>
+        <w:rPr>
+          <w:rFonts w:ascii="Times New Roman" w:hAnsi="Times New Roman" w:cs="Times New Roman"/>
+          <w:sz w:val="28"/>
+          <w:szCs w:val="28"/>
+        </w:rPr>
+        <w:t>services</w:t>
+      </w:r>
+      <w:proofErr w:type="spellEnd"/>
+      <w:r>
+        <w:rPr>
+          <w:rFonts w:ascii="Times New Roman" w:hAnsi="Times New Roman" w:cs="Times New Roman"/>
+          <w:sz w:val="28"/>
+          <w:szCs w:val="28"/>
+        </w:rPr>
+        <w:t xml:space="preserve">, </w:t>
+      </w:r>
+      <w:proofErr w:type="spellStart"/>
+      <w:r>
+        <w:rPr>
+          <w:rFonts w:ascii="Times New Roman" w:hAnsi="Times New Roman" w:cs="Times New Roman"/>
+          <w:sz w:val="28"/>
+          <w:szCs w:val="28"/>
+        </w:rPr>
+        <w:t>repositories</w:t>
+      </w:r>
+      <w:proofErr w:type="spellEnd"/>
+      <w:r>
+        <w:rPr>
+          <w:rFonts w:ascii="Times New Roman" w:hAnsi="Times New Roman" w:cs="Times New Roman"/>
+          <w:sz w:val="28"/>
+          <w:szCs w:val="28"/>
+        </w:rPr>
+        <w:t xml:space="preserve">, </w:t>
+      </w:r>
+      <w:proofErr w:type="spellStart"/>
+      <w:r>
+        <w:rPr>
+          <w:rFonts w:ascii="Times New Roman" w:hAnsi="Times New Roman" w:cs="Times New Roman"/>
+          <w:sz w:val="28"/>
+          <w:szCs w:val="28"/>
+        </w:rPr>
+        <w:t>domain</w:t>
+      </w:r>
+      <w:proofErr w:type="spellEnd"/>
+      <w:r>
+        <w:rPr>
+          <w:rFonts w:ascii="Times New Roman" w:hAnsi="Times New Roman" w:cs="Times New Roman"/>
+          <w:sz w:val="28"/>
+          <w:szCs w:val="28"/>
+        </w:rPr>
+        <w:t xml:space="preserve">, </w:t>
+      </w:r>
+      <w:proofErr w:type="spellStart"/>
+      <w:r>
+        <w:rPr>
+          <w:rFonts w:ascii="Times New Roman" w:hAnsi="Times New Roman" w:cs="Times New Roman"/>
+          <w:sz w:val="28"/>
+          <w:szCs w:val="28"/>
+        </w:rPr>
+        <w:t>validators</w:t>
+      </w:r>
+      <w:proofErr w:type="spellEnd"/>
+      <w:r>
+        <w:rPr>
+          <w:rFonts w:ascii="Times New Roman" w:hAnsi="Times New Roman" w:cs="Times New Roman"/>
+          <w:sz w:val="28"/>
+          <w:szCs w:val="28"/>
+        </w:rPr>
+        <w:t xml:space="preserve">, </w:t>
+      </w:r>
+      <w:proofErr w:type="spellStart"/>
+      <w:r>
+        <w:rPr>
+          <w:rFonts w:ascii="Times New Roman" w:hAnsi="Times New Roman" w:cs="Times New Roman"/>
+          <w:sz w:val="28"/>
+          <w:szCs w:val="28"/>
+        </w:rPr>
+        <w:t>exceptions</w:t>
+      </w:r>
+      <w:proofErr w:type="spellEnd"/>
+      <w:r>
+        <w:rPr>
+          <w:rFonts w:ascii="Times New Roman" w:hAnsi="Times New Roman" w:cs="Times New Roman"/>
+          <w:sz w:val="28"/>
+          <w:szCs w:val="28"/>
+        </w:rPr>
+        <w:t xml:space="preserve">, </w:t>
+      </w:r>
+      <w:proofErr w:type="spellStart"/>
+      <w:r>
+        <w:rPr>
+          <w:rFonts w:ascii="Times New Roman" w:hAnsi="Times New Roman" w:cs="Times New Roman"/>
+          <w:sz w:val="28"/>
+          <w:szCs w:val="28"/>
+        </w:rPr>
+        <w:t>data</w:t>
+      </w:r>
+      <w:proofErr w:type="spellEnd"/>
+      <w:r>
+        <w:rPr>
+          <w:rFonts w:ascii="Times New Roman" w:hAnsi="Times New Roman" w:cs="Times New Roman"/>
+          <w:sz w:val="28"/>
+          <w:szCs w:val="28"/>
+        </w:rPr>
+        <w:t xml:space="preserve"> та </w:t>
+      </w:r>
+      <w:proofErr w:type="spellStart"/>
+      <w:r>
+        <w:rPr>
+          <w:rFonts w:ascii="Times New Roman" w:hAnsi="Times New Roman" w:cs="Times New Roman"/>
+          <w:sz w:val="28"/>
+          <w:szCs w:val="28"/>
+        </w:rPr>
+        <w:t>annotations</w:t>
+      </w:r>
+      <w:proofErr w:type="spellEnd"/>
+      <w:r>
+        <w:rPr>
+          <w:rFonts w:ascii="Times New Roman" w:hAnsi="Times New Roman" w:cs="Times New Roman"/>
+          <w:sz w:val="28"/>
+          <w:szCs w:val="28"/>
+        </w:rPr>
+        <w:t>. Це дозволило розмежувати відповідальність між інтерфейсом користувача, бізнес-логікою, доступом до даних і перевіркою коректності введення.</w:t>
+      </w:r>
+    </w:p>
+    <w:p>
+      <w:pPr>
+        <w:tabs>
+          <w:tab w:val="left" w:pos="560"/>
+          <w:tab w:val="left" w:pos="1120"/>
+          <w:tab w:val="left" w:pos="1680"/>
+          <w:tab w:val="left" w:pos="2240"/>
+          <w:tab w:val="left" w:pos="2800"/>
+          <w:tab w:val="left" w:pos="3360"/>
+          <w:tab w:val="left" w:pos="3920"/>
+          <w:tab w:val="left" w:pos="4480"/>
+          <w:tab w:val="left" w:pos="5040"/>
+          <w:tab w:val="left" w:pos="5600"/>
+          <w:tab w:val="left" w:pos="6160"/>
+          <w:tab w:val="left" w:pos="6720"/>
+        </w:tabs>
+        <w:autoSpaceDE w:val="0"/>
+        <w:autoSpaceDN w:val="0"/>
+        <w:adjustRightInd w:val="0"/>
+        <w:spacing w:after="0" w:line="240" w:lineRule="auto"/>
+        <w:ind w:right="-563"/>
+        <w:rPr>
+          <w:rFonts w:ascii="Times New Roman" w:hAnsi="Times New Roman" w:cs="Times New Roman"/>
+          <w:sz w:val="28"/>
+          <w:szCs w:val="28"/>
+        </w:rPr>
+      </w:pPr>
+    </w:p>
+    <w:p>
+      <w:pPr>
+        <w:tabs>
+          <w:tab w:val="left" w:pos="560"/>
+          <w:tab w:val="left" w:pos="1120"/>
+          <w:tab w:val="left" w:pos="1680"/>
+          <w:tab w:val="left" w:pos="2240"/>
+          <w:tab w:val="left" w:pos="2800"/>
+          <w:tab w:val="left" w:pos="3360"/>
+          <w:tab w:val="left" w:pos="3920"/>
+          <w:tab w:val="left" w:pos="4480"/>
+          <w:tab w:val="left" w:pos="5040"/>
+          <w:tab w:val="left" w:pos="5600"/>
+          <w:tab w:val="left" w:pos="6160"/>
+          <w:tab w:val="left" w:pos="6720"/>
+        </w:tabs>
+        <w:autoSpaceDE w:val="0"/>
+        <w:autoSpaceDN w:val="0"/>
+        <w:adjustRightInd w:val="0"/>
+        <w:spacing w:after="0" w:line="240" w:lineRule="auto"/>
+        <w:ind w:right="-563"/>
+        <w:rPr>
+          <w:rFonts w:ascii="Times New Roman" w:hAnsi="Times New Roman" w:cs="Times New Roman"/>
+          <w:sz w:val="28"/>
+          <w:szCs w:val="28"/>
+        </w:rPr>
+      </w:pPr>
+      <w:r>
+        <w:rPr>
+          <w:rFonts w:ascii="Times New Roman" w:hAnsi="Times New Roman" w:cs="Times New Roman"/>
+          <w:sz w:val="28"/>
+          <w:szCs w:val="28"/>
+        </w:rPr>
+        <w:tab/>
+      </w:r>
+      <w:r>
+        <w:rPr>
+          <w:rFonts w:ascii="Times New Roman" w:hAnsi="Times New Roman" w:cs="Times New Roman"/>
+          <w:sz w:val="28"/>
+          <w:szCs w:val="28"/>
+        </w:rPr>
+        <w:t>Для збереження даних було використано JSON, а для роботи з ним</w:t>
+      </w:r>
+      <w:r>
+        <w:rPr>
+          <w:rFonts w:ascii="Times New Roman" w:hAnsi="Times New Roman" w:cs="Times New Roman"/>
+          <w:sz w:val="28"/>
+          <w:szCs w:val="28"/>
+        </w:rPr>
+        <w:t xml:space="preserve"> були створенні </w:t>
+      </w:r>
+      <w:r>
+        <w:rPr>
+          <w:rFonts w:ascii="Times New Roman" w:hAnsi="Times New Roman" w:cs="Times New Roman"/>
+          <w:sz w:val="28"/>
+          <w:szCs w:val="28"/>
+        </w:rPr>
+        <w:t xml:space="preserve">окремі класи </w:t>
+      </w:r>
+      <w:proofErr w:type="spellStart"/>
+      <w:r>
+        <w:rPr>
+          <w:rFonts w:ascii="Times New Roman" w:hAnsi="Times New Roman" w:cs="Times New Roman"/>
+          <w:sz w:val="28"/>
+          <w:szCs w:val="28"/>
+        </w:rPr>
+        <w:t>DataService</w:t>
+      </w:r>
+      <w:proofErr w:type="spellEnd"/>
+      <w:r>
+        <w:rPr>
+          <w:rFonts w:ascii="Times New Roman" w:hAnsi="Times New Roman" w:cs="Times New Roman"/>
+          <w:sz w:val="28"/>
+          <w:szCs w:val="28"/>
+        </w:rPr>
+        <w:t xml:space="preserve"> та </w:t>
+      </w:r>
+      <w:proofErr w:type="spellStart"/>
+      <w:r>
+        <w:rPr>
+          <w:rFonts w:ascii="Times New Roman" w:hAnsi="Times New Roman" w:cs="Times New Roman"/>
+          <w:sz w:val="28"/>
+          <w:szCs w:val="28"/>
+        </w:rPr>
+        <w:t>UniversityData</w:t>
+      </w:r>
+      <w:proofErr w:type="spellEnd"/>
+      <w:r>
+        <w:rPr>
+          <w:rFonts w:ascii="Times New Roman" w:hAnsi="Times New Roman" w:cs="Times New Roman"/>
+          <w:sz w:val="28"/>
+          <w:szCs w:val="28"/>
+        </w:rPr>
+        <w:t xml:space="preserve">. Такий підхід дозволяє зберігати поточний стан системи та відновлювати його під час наступного запуску </w:t>
+      </w:r>
+      <w:proofErr w:type="spellStart"/>
+      <w:r>
+        <w:rPr>
+          <w:rFonts w:ascii="Times New Roman" w:hAnsi="Times New Roman" w:cs="Times New Roman"/>
+          <w:sz w:val="28"/>
+          <w:szCs w:val="28"/>
+        </w:rPr>
+        <w:t>програми.</w:t>
+      </w:r>
+      <w:proofErr w:type="spellEnd"/>
+    </w:p>
+    <w:p>
+      <w:pPr>
+        <w:tabs>
+          <w:tab w:val="left" w:pos="560"/>
+          <w:tab w:val="left" w:pos="1120"/>
+          <w:tab w:val="left" w:pos="1680"/>
+          <w:tab w:val="left" w:pos="2240"/>
+          <w:tab w:val="left" w:pos="2800"/>
+          <w:tab w:val="left" w:pos="3360"/>
+          <w:tab w:val="left" w:pos="3920"/>
+          <w:tab w:val="left" w:pos="4480"/>
+          <w:tab w:val="left" w:pos="5040"/>
+          <w:tab w:val="left" w:pos="5600"/>
+          <w:tab w:val="left" w:pos="6160"/>
+          <w:tab w:val="left" w:pos="6720"/>
+        </w:tabs>
+        <w:autoSpaceDE w:val="0"/>
+        <w:autoSpaceDN w:val="0"/>
+        <w:adjustRightInd w:val="0"/>
+        <w:spacing w:after="0" w:line="240" w:lineRule="auto"/>
+        <w:ind w:right="-563"/>
+        <w:rPr>
+          <w:rFonts w:ascii="Times New Roman" w:hAnsi="Times New Roman" w:cs="Times New Roman"/>
+          <w:sz w:val="28"/>
+          <w:szCs w:val="28"/>
+        </w:rPr>
+      </w:pPr>
+      <w:r>
+        <w:rPr>
+          <w:rFonts w:ascii="Times New Roman" w:hAnsi="Times New Roman" w:cs="Times New Roman"/>
+          <w:sz w:val="28"/>
+          <w:szCs w:val="28"/>
+        </w:rPr>
+        <w:tab/>
+      </w:r>
+      <w:r>
+        <w:rPr>
+          <w:rFonts w:ascii="Times New Roman" w:hAnsi="Times New Roman" w:cs="Times New Roman"/>
+          <w:sz w:val="28"/>
+          <w:szCs w:val="28"/>
+        </w:rPr>
+        <w:t xml:space="preserve">Для перевірки введених даних були створені </w:t>
+      </w:r>
+      <w:proofErr w:type="spellStart"/>
+      <w:r>
+        <w:rPr>
+          <w:rFonts w:ascii="Times New Roman" w:hAnsi="Times New Roman" w:cs="Times New Roman"/>
+          <w:sz w:val="28"/>
+          <w:szCs w:val="28"/>
+        </w:rPr>
+        <w:t>валідатори</w:t>
+      </w:r>
+      <w:proofErr w:type="spellEnd"/>
+      <w:r>
+        <w:rPr>
+          <w:rFonts w:ascii="Times New Roman" w:hAnsi="Times New Roman" w:cs="Times New Roman"/>
+          <w:sz w:val="28"/>
+          <w:szCs w:val="28"/>
+        </w:rPr>
+        <w:t>, власні анотації та ієрархія винятків. Це дозволило зробити код більш структурованим і спростити контроль типових помилок користувача.</w:t>
+      </w:r>
+    </w:p>
+    <w:p>
+      <w:pPr>
+        <w:tabs>
+          <w:tab w:val="left" w:pos="560"/>
+          <w:tab w:val="left" w:pos="1120"/>
+          <w:tab w:val="left" w:pos="1680"/>
+          <w:tab w:val="left" w:pos="2240"/>
+          <w:tab w:val="left" w:pos="2800"/>
+          <w:tab w:val="left" w:pos="3360"/>
+          <w:tab w:val="left" w:pos="3920"/>
+          <w:tab w:val="left" w:pos="4480"/>
+          <w:tab w:val="left" w:pos="5040"/>
+          <w:tab w:val="left" w:pos="5600"/>
+          <w:tab w:val="left" w:pos="6160"/>
+          <w:tab w:val="left" w:pos="6720"/>
+        </w:tabs>
+        <w:autoSpaceDE w:val="0"/>
+        <w:autoSpaceDN w:val="0"/>
+        <w:adjustRightInd w:val="0"/>
+        <w:spacing w:after="0" w:line="240" w:lineRule="auto"/>
+        <w:ind w:right="-563"/>
+        <w:rPr>
+          <w:rFonts w:ascii="Times New Roman" w:hAnsi="Times New Roman" w:cs="Times New Roman"/>
+          <w:sz w:val="28"/>
+          <w:szCs w:val="28"/>
+        </w:rPr>
+      </w:pPr>
+      <w:r>
+        <w:rPr>
+          <w:rFonts w:ascii="Times New Roman" w:hAnsi="Times New Roman" w:cs="Times New Roman"/>
+          <w:sz w:val="28"/>
+          <w:szCs w:val="28"/>
+        </w:rPr>
+        <w:tab/>
+      </w:r>
+      <w:r>
+        <w:rPr>
+          <w:rFonts w:ascii="Times New Roman" w:hAnsi="Times New Roman" w:cs="Times New Roman"/>
+          <w:sz w:val="28"/>
+          <w:szCs w:val="28"/>
+        </w:rPr>
+        <w:t xml:space="preserve">Для скорочення шаблонного коду в частині класів було використано бібліотеку </w:t>
+      </w:r>
+      <w:proofErr w:type="spellStart"/>
+      <w:r>
+        <w:rPr>
+          <w:rFonts w:ascii="Times New Roman" w:hAnsi="Times New Roman" w:cs="Times New Roman"/>
+          <w:sz w:val="28"/>
+          <w:szCs w:val="28"/>
+        </w:rPr>
+        <w:t>Lombok</w:t>
+      </w:r>
+      <w:proofErr w:type="spellEnd"/>
+      <w:r>
+        <w:rPr>
+          <w:rFonts w:ascii="Times New Roman" w:hAnsi="Times New Roman" w:cs="Times New Roman"/>
+          <w:sz w:val="28"/>
+          <w:szCs w:val="28"/>
+        </w:rPr>
+        <w:t xml:space="preserve">. Для зменшення ризику втрати даних реалізовано </w:t>
+      </w:r>
+      <w:proofErr w:type="spellStart"/>
+      <w:r>
+        <w:rPr>
+          <w:rFonts w:ascii="Times New Roman" w:hAnsi="Times New Roman" w:cs="Times New Roman"/>
+          <w:sz w:val="28"/>
+          <w:szCs w:val="28"/>
+        </w:rPr>
+        <w:t>автозбереження</w:t>
+      </w:r>
+      <w:proofErr w:type="spellEnd"/>
+      <w:r>
+        <w:rPr>
+          <w:rFonts w:ascii="Times New Roman" w:hAnsi="Times New Roman" w:cs="Times New Roman"/>
+          <w:sz w:val="28"/>
+          <w:szCs w:val="28"/>
+        </w:rPr>
+        <w:t xml:space="preserve"> у фоновому потоці.</w:t>
+      </w:r>
+    </w:p>
+    <w:p>
+      <w:pPr>
+        <w:tabs>
+          <w:tab w:val="left" w:pos="560"/>
+          <w:tab w:val="left" w:pos="1120"/>
+          <w:tab w:val="left" w:pos="1680"/>
+          <w:tab w:val="left" w:pos="2240"/>
+          <w:tab w:val="left" w:pos="2800"/>
+          <w:tab w:val="left" w:pos="3360"/>
+          <w:tab w:val="left" w:pos="3920"/>
+          <w:tab w:val="left" w:pos="4480"/>
+          <w:tab w:val="left" w:pos="5040"/>
+          <w:tab w:val="left" w:pos="5600"/>
+          <w:tab w:val="left" w:pos="6160"/>
+          <w:tab w:val="left" w:pos="6720"/>
+        </w:tabs>
+        <w:autoSpaceDE w:val="0"/>
+        <w:autoSpaceDN w:val="0"/>
+        <w:adjustRightInd w:val="0"/>
+        <w:spacing w:after="0" w:line="240" w:lineRule="auto"/>
+        <w:ind w:right="-563"/>
+        <w:rPr>
+          <w:rFonts w:ascii="Times New Roman" w:hAnsi="Times New Roman" w:cs="Times New Roman"/>
+          <w:sz w:val="28"/>
+          <w:szCs w:val="28"/>
+        </w:rPr>
+      </w:pPr>
+    </w:p>
+    <w:p>
+      <w:pPr>
+        <w:tabs>
+          <w:tab w:val="left" w:pos="560"/>
+          <w:tab w:val="left" w:pos="1120"/>
+          <w:tab w:val="left" w:pos="1680"/>
+          <w:tab w:val="left" w:pos="2240"/>
+          <w:tab w:val="left" w:pos="2800"/>
+          <w:tab w:val="left" w:pos="3360"/>
+          <w:tab w:val="left" w:pos="3920"/>
+          <w:tab w:val="left" w:pos="4480"/>
+          <w:tab w:val="left" w:pos="5040"/>
+          <w:tab w:val="left" w:pos="5600"/>
+          <w:tab w:val="left" w:pos="6160"/>
+          <w:tab w:val="left" w:pos="6720"/>
+        </w:tabs>
+        <w:autoSpaceDE w:val="0"/>
+        <w:autoSpaceDN w:val="0"/>
+        <w:adjustRightInd w:val="0"/>
+        <w:spacing w:after="0" w:line="240" w:lineRule="auto"/>
+        <w:ind w:right="-563"/>
+        <w:rPr>
+          <w:rFonts w:ascii="Times New Roman" w:hAnsi="Times New Roman" w:cs="Times New Roman"/>
+          <w:sz w:val="28"/>
+          <w:szCs w:val="28"/>
+          <w:u w:val="single"/>
+        </w:rPr>
+      </w:pPr>
+      <w:r>
+        <w:rPr>
+          <w:rFonts w:ascii="Times New Roman" w:hAnsi="Times New Roman" w:cs="Times New Roman"/>
+          <w:sz w:val="28"/>
+          <w:szCs w:val="28"/>
+          <w:u w:val="single"/>
+        </w:rPr>
+        <w:t>Основними труднощами під час розробки були:</w:t>
+      </w:r>
+    </w:p>
+    <w:p>
+      <w:pPr>
+        <w:tabs>
+          <w:tab w:val="left" w:pos="560"/>
+          <w:tab w:val="left" w:pos="1120"/>
+          <w:tab w:val="left" w:pos="1680"/>
+          <w:tab w:val="left" w:pos="2240"/>
+          <w:tab w:val="left" w:pos="2800"/>
+          <w:tab w:val="left" w:pos="3360"/>
+          <w:tab w:val="left" w:pos="3920"/>
+          <w:tab w:val="left" w:pos="4480"/>
+          <w:tab w:val="left" w:pos="5040"/>
+          <w:tab w:val="left" w:pos="5600"/>
+          <w:tab w:val="left" w:pos="6160"/>
+          <w:tab w:val="left" w:pos="6720"/>
+        </w:tabs>
+        <w:autoSpaceDE w:val="0"/>
+        <w:autoSpaceDN w:val="0"/>
+        <w:adjustRightInd w:val="0"/>
+        <w:spacing w:after="0" w:line="240" w:lineRule="auto"/>
+        <w:ind w:right="-563"/>
+        <w:rPr>
+          <w:rFonts w:ascii="Times New Roman" w:hAnsi="Times New Roman" w:cs="Times New Roman"/>
+          <w:sz w:val="28"/>
+          <w:szCs w:val="28"/>
+          <w:u w:val="single"/>
+        </w:rPr>
+      </w:pPr>
+    </w:p>
+    <w:p>
+      <w:pPr>
+        <w:pStyle w:val="ListParagraph"/>
         <w:numPr>
           <w:ilvl w:val="0"/>
-          <w:numId w:val="3"/>
+          <w:numId w:val="17"/>
         </w:numPr>
         <w:tabs>
           <w:tab w:val="left" w:pos="560"/>
@@ -9933,33 +14134,15 @@
           <w:sz w:val="28"/>
           <w:szCs w:val="28"/>
         </w:rPr>
-        <w:t xml:space="preserve">Пакет </w:t>
-      </w:r>
-      <w:proofErr w:type="spellStart"/>
-      <w:r>
-        <w:rPr>
-          <w:rFonts w:ascii="Times New Roman" w:hAnsi="Times New Roman" w:cs="Times New Roman"/>
-          <w:sz w:val="28"/>
-          <w:szCs w:val="28"/>
-        </w:rPr>
-        <w:t>ui</w:t>
-      </w:r>
-      <w:proofErr w:type="spellEnd"/>
-      <w:r>
-        <w:rPr>
-          <w:rFonts w:ascii="Times New Roman" w:hAnsi="Times New Roman" w:cs="Times New Roman"/>
-          <w:sz w:val="28"/>
-          <w:szCs w:val="28"/>
-        </w:rPr>
-        <w:t xml:space="preserve"> відповідає за взаємодію з користувачем та реалізацію консольного інтерфейсу.</w:t>
-      </w:r>
-    </w:p>
-    <w:p>
-      <w:pPr>
-        <w:pStyle w:val="a9"/>
+        <w:t>організація взаємодії між пакетами;</w:t>
+      </w:r>
+    </w:p>
+    <w:p>
+      <w:pPr>
+        <w:pStyle w:val="ListParagraph"/>
         <w:numPr>
           <w:ilvl w:val="0"/>
-          <w:numId w:val="3"/>
+          <w:numId w:val="17"/>
         </w:numPr>
         <w:tabs>
           <w:tab w:val="left" w:pos="560"/>
@@ -9992,33 +14175,15 @@
           <w:sz w:val="28"/>
           <w:szCs w:val="28"/>
         </w:rPr>
-        <w:t xml:space="preserve">Пакет </w:t>
-      </w:r>
-      <w:proofErr w:type="spellStart"/>
-      <w:r>
-        <w:rPr>
-          <w:rFonts w:ascii="Times New Roman" w:hAnsi="Times New Roman" w:cs="Times New Roman"/>
-          <w:sz w:val="28"/>
-          <w:szCs w:val="28"/>
-        </w:rPr>
-        <w:t>services</w:t>
-      </w:r>
-      <w:proofErr w:type="spellEnd"/>
-      <w:r>
-        <w:rPr>
-          <w:rFonts w:ascii="Times New Roman" w:hAnsi="Times New Roman" w:cs="Times New Roman"/>
-          <w:sz w:val="28"/>
-          <w:szCs w:val="28"/>
-        </w:rPr>
-        <w:t xml:space="preserve"> містить бізнес-логіку системи та координує роботу інших компонентів.</w:t>
-      </w:r>
-    </w:p>
-    <w:p>
-      <w:pPr>
-        <w:pStyle w:val="a9"/>
+        <w:t>продумування логіки функціонування системи та взаємодії її компонентів;</w:t>
+      </w:r>
+    </w:p>
+    <w:p>
+      <w:pPr>
+        <w:pStyle w:val="ListParagraph"/>
         <w:numPr>
           <w:ilvl w:val="0"/>
-          <w:numId w:val="3"/>
+          <w:numId w:val="17"/>
         </w:numPr>
         <w:tabs>
           <w:tab w:val="left" w:pos="560"/>
@@ -10051,33 +14216,55 @@
           <w:sz w:val="28"/>
           <w:szCs w:val="28"/>
         </w:rPr>
-        <w:t xml:space="preserve">Пакет </w:t>
-      </w:r>
-      <w:proofErr w:type="spellStart"/>
-      <w:r>
-        <w:rPr>
-          <w:rFonts w:ascii="Times New Roman" w:hAnsi="Times New Roman" w:cs="Times New Roman"/>
-          <w:sz w:val="28"/>
-          <w:szCs w:val="28"/>
-        </w:rPr>
-        <w:t>repositories</w:t>
-      </w:r>
-      <w:proofErr w:type="spellEnd"/>
-      <w:r>
-        <w:rPr>
-          <w:rFonts w:ascii="Times New Roman" w:hAnsi="Times New Roman" w:cs="Times New Roman"/>
-          <w:sz w:val="28"/>
-          <w:szCs w:val="28"/>
-        </w:rPr>
-        <w:t xml:space="preserve"> забезпечує збереження та доступ до даних.</w:t>
-      </w:r>
-    </w:p>
-    <w:p>
-      <w:pPr>
-        <w:pStyle w:val="a9"/>
+        <w:t>забезпечення коректн</w:t>
+      </w:r>
+      <w:r>
+        <w:rPr>
+          <w:rFonts w:ascii="Times New Roman" w:hAnsi="Times New Roman" w:cs="Times New Roman"/>
+          <w:sz w:val="28"/>
+          <w:szCs w:val="28"/>
+        </w:rPr>
+        <w:t>ої</w:t>
+      </w:r>
+      <w:r>
+        <w:rPr>
+          <w:rFonts w:ascii="Times New Roman" w:hAnsi="Times New Roman" w:cs="Times New Roman"/>
+          <w:sz w:val="28"/>
+          <w:szCs w:val="28"/>
+        </w:rPr>
+        <w:t xml:space="preserve"> взаємоді</w:t>
+      </w:r>
+      <w:r>
+        <w:rPr>
+          <w:rFonts w:ascii="Times New Roman" w:hAnsi="Times New Roman" w:cs="Times New Roman"/>
+          <w:sz w:val="28"/>
+          <w:szCs w:val="28"/>
+        </w:rPr>
+        <w:t>ї</w:t>
+      </w:r>
+      <w:r>
+        <w:rPr>
+          <w:rFonts w:ascii="Times New Roman" w:hAnsi="Times New Roman" w:cs="Times New Roman"/>
+          <w:sz w:val="28"/>
+          <w:szCs w:val="28"/>
+        </w:rPr>
+        <w:t xml:space="preserve"> </w:t>
+      </w:r>
+      <w:r>
+        <w:rPr>
+          <w:rFonts w:ascii="Times New Roman" w:hAnsi="Times New Roman" w:cs="Times New Roman"/>
+          <w:sz w:val="28"/>
+          <w:szCs w:val="28"/>
+        </w:rPr>
+        <w:t>пов’язаних об’єктів;</w:t>
+      </w:r>
+    </w:p>
+    <w:p>
+      <w:pPr>
+        <w:pStyle w:val="ListParagraph"/>
         <w:numPr>
           <w:ilvl w:val="0"/>
-          <w:numId w:val="3"/>
+          <w:numId w:val="17"/>
         </w:numPr>
         <w:tabs>
           <w:tab w:val="left" w:pos="560"/>
@@ -10110,34 +14297,15 @@
           <w:sz w:val="28"/>
           <w:szCs w:val="28"/>
         </w:rPr>
-        <w:lastRenderedPageBreak/>
-        <w:t xml:space="preserve">Пакет </w:t>
-      </w:r>
-      <w:proofErr w:type="spellStart"/>
-      <w:r>
-        <w:rPr>
-          <w:rFonts w:ascii="Times New Roman" w:hAnsi="Times New Roman" w:cs="Times New Roman"/>
-          <w:sz w:val="28"/>
-          <w:szCs w:val="28"/>
-        </w:rPr>
-        <w:t>domain</w:t>
-      </w:r>
-      <w:proofErr w:type="spellEnd"/>
-      <w:r>
-        <w:rPr>
-          <w:rFonts w:ascii="Times New Roman" w:hAnsi="Times New Roman" w:cs="Times New Roman"/>
-          <w:sz w:val="28"/>
-          <w:szCs w:val="28"/>
-        </w:rPr>
-        <w:t xml:space="preserve"> містить основні сутності предметної області.</w:t>
-      </w:r>
-    </w:p>
-    <w:p>
-      <w:pPr>
-        <w:pStyle w:val="a9"/>
+        <w:t>реалізація ролей та прав доступу;</w:t>
+      </w:r>
+    </w:p>
+    <w:p>
+      <w:pPr>
+        <w:pStyle w:val="ListParagraph"/>
         <w:numPr>
           <w:ilvl w:val="0"/>
-          <w:numId w:val="3"/>
+          <w:numId w:val="17"/>
         </w:numPr>
         <w:tabs>
           <w:tab w:val="left" w:pos="560"/>
@@ -10170,52 +14338,12 @@
           <w:sz w:val="28"/>
           <w:szCs w:val="28"/>
         </w:rPr>
-        <w:t xml:space="preserve">Пакет </w:t>
-      </w:r>
-      <w:proofErr w:type="spellStart"/>
-      <w:r>
-        <w:rPr>
-          <w:rFonts w:ascii="Times New Roman" w:hAnsi="Times New Roman" w:cs="Times New Roman"/>
-          <w:sz w:val="28"/>
-          <w:szCs w:val="28"/>
-        </w:rPr>
-        <w:t>validators</w:t>
-      </w:r>
-      <w:proofErr w:type="spellEnd"/>
-      <w:r>
-        <w:rPr>
-          <w:rFonts w:ascii="Times New Roman" w:hAnsi="Times New Roman" w:cs="Times New Roman"/>
-          <w:sz w:val="28"/>
-          <w:szCs w:val="28"/>
-        </w:rPr>
-        <w:t xml:space="preserve"> використовується для перевірки коректності введених даних, а пакет </w:t>
-      </w:r>
-      <w:proofErr w:type="spellStart"/>
-      <w:r>
-        <w:rPr>
-          <w:rFonts w:ascii="Times New Roman" w:hAnsi="Times New Roman" w:cs="Times New Roman"/>
-          <w:sz w:val="28"/>
-          <w:szCs w:val="28"/>
-        </w:rPr>
-        <w:t>exceptions</w:t>
-      </w:r>
-      <w:proofErr w:type="spellEnd"/>
-      <w:r>
-        <w:rPr>
-          <w:rFonts w:ascii="Times New Roman" w:hAnsi="Times New Roman" w:cs="Times New Roman"/>
-          <w:sz w:val="28"/>
-          <w:szCs w:val="28"/>
-        </w:rPr>
-        <w:t xml:space="preserve"> містить класи для обробки помилок.</w:t>
-      </w:r>
-    </w:p>
-    <w:p>
-      <w:pPr>
-        <w:pStyle w:val="a9"/>
-        <w:numPr>
-          <w:ilvl w:val="0"/>
-          <w:numId w:val="3"/>
-        </w:numPr>
+        <w:lastRenderedPageBreak/>
+        <w:t>побудова UML-діаграм для всіх пакетів;</w:t>
+      </w:r>
+    </w:p>
+    <w:p>
+      <w:pPr>
         <w:tabs>
           <w:tab w:val="left" w:pos="560"/>
           <w:tab w:val="left" w:pos="1120"/>
@@ -10237,44 +14365,35 @@
         <w:ind w:right="-563"/>
         <w:rPr>
           <w:rFonts w:ascii="Times New Roman" w:hAnsi="Times New Roman" w:cs="Times New Roman"/>
-          <w:sz w:val="28"/>
-          <w:szCs w:val="28"/>
-        </w:rPr>
-      </w:pPr>
-      <w:r>
-        <w:rPr>
-          <w:rFonts w:ascii="Times New Roman" w:hAnsi="Times New Roman" w:cs="Times New Roman"/>
-          <w:sz w:val="28"/>
-          <w:szCs w:val="28"/>
-        </w:rPr>
-        <w:t xml:space="preserve">Пакет </w:t>
-      </w:r>
-      <w:proofErr w:type="spellStart"/>
-      <w:r>
-        <w:rPr>
-          <w:rFonts w:ascii="Times New Roman" w:hAnsi="Times New Roman" w:cs="Times New Roman"/>
-          <w:sz w:val="28"/>
-          <w:szCs w:val="28"/>
-        </w:rPr>
-        <w:t>data</w:t>
-      </w:r>
-      <w:proofErr w:type="spellEnd"/>
-      <w:r>
-        <w:rPr>
-          <w:rFonts w:ascii="Times New Roman" w:hAnsi="Times New Roman" w:cs="Times New Roman"/>
-          <w:sz w:val="28"/>
-          <w:szCs w:val="28"/>
-        </w:rPr>
-        <w:t xml:space="preserve"> відповідає за збереження та завантаження інформації з файлів.</w:t>
-      </w:r>
-    </w:p>
-    <w:p>
-      <w:pPr>
-        <w:pStyle w:val="a9"/>
-        <w:numPr>
-          <w:ilvl w:val="0"/>
-          <w:numId w:val="3"/>
-        </w:numPr>
+          <w:b/>
+          <w:bCs/>
+          <w:sz w:val="28"/>
+          <w:szCs w:val="28"/>
+        </w:rPr>
+      </w:pPr>
+      <w:r>
+        <w:rPr>
+          <w:rFonts w:ascii="Times New Roman" w:hAnsi="Times New Roman" w:cs="Times New Roman"/>
+          <w:b/>
+          <w:bCs/>
+          <w:sz w:val="28"/>
+          <w:szCs w:val="28"/>
+        </w:rPr>
+        <w:t>6</w:t>
+      </w:r>
+      <w:r>
+        <w:rPr>
+          <w:rFonts w:ascii="Times New Roman" w:hAnsi="Times New Roman" w:cs="Times New Roman"/>
+          <w:b/>
+          <w:bCs/>
+          <w:sz w:val="28"/>
+          <w:szCs w:val="28"/>
+        </w:rPr>
+        <w:t>. Висновки:</w:t>
+      </w:r>
+    </w:p>
+    <w:p>
+      <w:pPr>
         <w:tabs>
           <w:tab w:val="left" w:pos="560"/>
           <w:tab w:val="left" w:pos="1120"/>
@@ -10306,7 +14425,15 @@
           <w:sz w:val="28"/>
           <w:szCs w:val="28"/>
         </w:rPr>
-        <w:t>Залежності між пакетами показують напрямок використання компонентів у системі.</w:t>
+        <w:tab/>
+      </w:r>
+      <w:r>
+        <w:rPr>
+          <w:rFonts w:ascii="Times New Roman" w:hAnsi="Times New Roman" w:cs="Times New Roman"/>
+          <w:sz w:val="28"/>
+          <w:szCs w:val="28"/>
+        </w:rPr>
+        <w:t>У ході виконання проєкту було розроблено консольну інформаційну систему для обліку факультетів, кафедр, студентів, викладачів та користувачів університету.</w:t>
       </w:r>
     </w:p>
     <w:p>
@@ -10336,10 +14463,240 @@
           <w:szCs w:val="28"/>
         </w:rPr>
       </w:pPr>
+      <w:r>
+        <w:rPr>
+          <w:rFonts w:ascii="Times New Roman" w:hAnsi="Times New Roman" w:cs="Times New Roman"/>
+          <w:sz w:val="28"/>
+          <w:szCs w:val="28"/>
+        </w:rPr>
+        <w:tab/>
+      </w:r>
+      <w:r>
+        <w:rPr>
+          <w:rFonts w:ascii="Times New Roman" w:hAnsi="Times New Roman" w:cs="Times New Roman"/>
+          <w:sz w:val="28"/>
+          <w:szCs w:val="28"/>
+        </w:rPr>
+        <w:t xml:space="preserve">Під час роботи було застосовано основні теми курсу: об’єктно-орієнтоване програмування, робота з колекціями, </w:t>
+      </w:r>
+      <w:proofErr w:type="spellStart"/>
+      <w:r>
+        <w:rPr>
+          <w:rFonts w:ascii="Times New Roman" w:hAnsi="Times New Roman" w:cs="Times New Roman"/>
+          <w:sz w:val="28"/>
+          <w:szCs w:val="28"/>
+        </w:rPr>
+        <w:t>Stream</w:t>
+      </w:r>
+      <w:proofErr w:type="spellEnd"/>
+      <w:r>
+        <w:rPr>
+          <w:rFonts w:ascii="Times New Roman" w:hAnsi="Times New Roman" w:cs="Times New Roman"/>
+          <w:sz w:val="28"/>
+          <w:szCs w:val="28"/>
+        </w:rPr>
+        <w:t xml:space="preserve"> API, винятки, </w:t>
+      </w:r>
+      <w:proofErr w:type="spellStart"/>
+      <w:r>
+        <w:rPr>
+          <w:rFonts w:ascii="Times New Roman" w:hAnsi="Times New Roman" w:cs="Times New Roman"/>
+          <w:sz w:val="28"/>
+          <w:szCs w:val="28"/>
+        </w:rPr>
+        <w:t>логування</w:t>
+      </w:r>
+      <w:proofErr w:type="spellEnd"/>
+      <w:r>
+        <w:rPr>
+          <w:rFonts w:ascii="Times New Roman" w:hAnsi="Times New Roman" w:cs="Times New Roman"/>
+          <w:sz w:val="28"/>
+          <w:szCs w:val="28"/>
+        </w:rPr>
+        <w:t xml:space="preserve">, серіалізація даних у форматі JSON, анотації та </w:t>
+      </w:r>
+      <w:proofErr w:type="spellStart"/>
+      <w:r>
+        <w:rPr>
+          <w:rFonts w:ascii="Times New Roman" w:hAnsi="Times New Roman" w:cs="Times New Roman"/>
+          <w:sz w:val="28"/>
+          <w:szCs w:val="28"/>
+        </w:rPr>
+        <w:t>багатопоточність</w:t>
+      </w:r>
+      <w:proofErr w:type="spellEnd"/>
+      <w:r>
+        <w:rPr>
+          <w:rFonts w:ascii="Times New Roman" w:hAnsi="Times New Roman" w:cs="Times New Roman"/>
+          <w:sz w:val="28"/>
+          <w:szCs w:val="28"/>
+        </w:rPr>
+        <w:t>. Система має логічну структуру з поділом на пакети, що дозволяє зручно організувати код і спростити його подальше розширення.</w:t>
+      </w:r>
+    </w:p>
+    <w:p>
+      <w:pPr>
+        <w:tabs>
+          <w:tab w:val="left" w:pos="560"/>
+          <w:tab w:val="left" w:pos="1120"/>
+          <w:tab w:val="left" w:pos="1680"/>
+          <w:tab w:val="left" w:pos="2240"/>
+          <w:tab w:val="left" w:pos="2800"/>
+          <w:tab w:val="left" w:pos="3360"/>
+          <w:tab w:val="left" w:pos="3920"/>
+          <w:tab w:val="left" w:pos="4480"/>
+          <w:tab w:val="left" w:pos="5040"/>
+          <w:tab w:val="left" w:pos="5600"/>
+          <w:tab w:val="left" w:pos="6160"/>
+          <w:tab w:val="left" w:pos="6720"/>
+        </w:tabs>
+        <w:autoSpaceDE w:val="0"/>
+        <w:autoSpaceDN w:val="0"/>
+        <w:adjustRightInd w:val="0"/>
+        <w:spacing w:after="0" w:line="240" w:lineRule="auto"/>
+        <w:ind w:right="-563"/>
+        <w:rPr>
+          <w:rFonts w:ascii="Times New Roman" w:hAnsi="Times New Roman" w:cs="Times New Roman"/>
+          <w:sz w:val="28"/>
+          <w:szCs w:val="28"/>
+        </w:rPr>
+      </w:pPr>
+      <w:r>
+        <w:rPr>
+          <w:rFonts w:ascii="Times New Roman" w:hAnsi="Times New Roman" w:cs="Times New Roman"/>
+          <w:sz w:val="28"/>
+          <w:szCs w:val="28"/>
+        </w:rPr>
+        <w:tab/>
+      </w:r>
+      <w:r>
+        <w:rPr>
+          <w:rFonts w:ascii="Times New Roman" w:hAnsi="Times New Roman" w:cs="Times New Roman"/>
+          <w:sz w:val="28"/>
+          <w:szCs w:val="28"/>
+        </w:rPr>
+        <w:t xml:space="preserve">Реалізовано основний функціонал: управління сутностями, пошук, сортування, авторизацію користувачів, </w:t>
+      </w:r>
+      <w:proofErr w:type="spellStart"/>
+      <w:r>
+        <w:rPr>
+          <w:rFonts w:ascii="Times New Roman" w:hAnsi="Times New Roman" w:cs="Times New Roman"/>
+          <w:sz w:val="28"/>
+          <w:szCs w:val="28"/>
+        </w:rPr>
+        <w:t>валідацію</w:t>
+      </w:r>
+      <w:proofErr w:type="spellEnd"/>
+      <w:r>
+        <w:rPr>
+          <w:rFonts w:ascii="Times New Roman" w:hAnsi="Times New Roman" w:cs="Times New Roman"/>
+          <w:sz w:val="28"/>
+          <w:szCs w:val="28"/>
+        </w:rPr>
+        <w:t xml:space="preserve"> даних, збереження та </w:t>
+      </w:r>
+      <w:proofErr w:type="spellStart"/>
+      <w:r>
+        <w:rPr>
+          <w:rFonts w:ascii="Times New Roman" w:hAnsi="Times New Roman" w:cs="Times New Roman"/>
+          <w:sz w:val="28"/>
+          <w:szCs w:val="28"/>
+        </w:rPr>
+        <w:t>автозбереження</w:t>
+      </w:r>
+      <w:proofErr w:type="spellEnd"/>
+      <w:r>
+        <w:rPr>
+          <w:rFonts w:ascii="Times New Roman" w:hAnsi="Times New Roman" w:cs="Times New Roman"/>
+          <w:sz w:val="28"/>
+          <w:szCs w:val="28"/>
+        </w:rPr>
+        <w:t xml:space="preserve"> інформації. Також було написано </w:t>
+      </w:r>
+      <w:proofErr w:type="spellStart"/>
+      <w:r>
+        <w:rPr>
+          <w:rFonts w:ascii="Times New Roman" w:hAnsi="Times New Roman" w:cs="Times New Roman"/>
+          <w:sz w:val="28"/>
+          <w:szCs w:val="28"/>
+        </w:rPr>
+        <w:t>unit</w:t>
+      </w:r>
+      <w:proofErr w:type="spellEnd"/>
+      <w:r>
+        <w:rPr>
+          <w:rFonts w:ascii="Times New Roman" w:hAnsi="Times New Roman" w:cs="Times New Roman"/>
+          <w:sz w:val="28"/>
+          <w:szCs w:val="28"/>
+        </w:rPr>
+        <w:t>-тести для перевірки роботи ключових частин системи.</w:t>
+      </w:r>
+    </w:p>
+    <w:p>
+      <w:pPr>
+        <w:tabs>
+          <w:tab w:val="left" w:pos="560"/>
+          <w:tab w:val="left" w:pos="1120"/>
+          <w:tab w:val="left" w:pos="1680"/>
+          <w:tab w:val="left" w:pos="2240"/>
+          <w:tab w:val="left" w:pos="2800"/>
+          <w:tab w:val="left" w:pos="3360"/>
+          <w:tab w:val="left" w:pos="3920"/>
+          <w:tab w:val="left" w:pos="4480"/>
+          <w:tab w:val="left" w:pos="5040"/>
+          <w:tab w:val="left" w:pos="5600"/>
+          <w:tab w:val="left" w:pos="6160"/>
+          <w:tab w:val="left" w:pos="6720"/>
+        </w:tabs>
+        <w:autoSpaceDE w:val="0"/>
+        <w:autoSpaceDN w:val="0"/>
+        <w:adjustRightInd w:val="0"/>
+        <w:spacing w:after="0" w:line="240" w:lineRule="auto"/>
+        <w:ind w:right="-563"/>
+        <w:rPr>
+          <w:rFonts w:ascii="Times New Roman" w:hAnsi="Times New Roman" w:cs="Times New Roman"/>
+          <w:sz w:val="28"/>
+          <w:szCs w:val="28"/>
+        </w:rPr>
+      </w:pPr>
+      <w:r>
+        <w:rPr>
+          <w:rFonts w:ascii="Times New Roman" w:hAnsi="Times New Roman" w:cs="Times New Roman"/>
+          <w:sz w:val="28"/>
+          <w:szCs w:val="28"/>
+        </w:rPr>
+        <w:tab/>
+      </w:r>
+      <w:r>
+        <w:rPr>
+          <w:rFonts w:ascii="Times New Roman" w:hAnsi="Times New Roman" w:cs="Times New Roman"/>
+          <w:sz w:val="28"/>
+          <w:szCs w:val="28"/>
+        </w:rPr>
+        <w:t xml:space="preserve">У процесі виконання проєкту було отримано практичний досвід командної роботи, використання </w:t>
+      </w:r>
+      <w:proofErr w:type="spellStart"/>
+      <w:r>
+        <w:rPr>
+          <w:rFonts w:ascii="Times New Roman" w:hAnsi="Times New Roman" w:cs="Times New Roman"/>
+          <w:sz w:val="28"/>
+          <w:szCs w:val="28"/>
+        </w:rPr>
+        <w:t>GitHub</w:t>
+      </w:r>
+      <w:proofErr w:type="spellEnd"/>
+      <w:r>
+        <w:rPr>
+          <w:rFonts w:ascii="Times New Roman" w:hAnsi="Times New Roman" w:cs="Times New Roman"/>
+          <w:sz w:val="28"/>
+          <w:szCs w:val="28"/>
+        </w:rPr>
+        <w:t>, побудови UML-діаграм.</w:t>
+      </w:r>
     </w:p>
     <w:sectPr>
-      <w:footerReference w:type="default" r:id="rId11"/>
-      <w:footerReference w:type="first" r:id="rId12"/>
+      <w:footerReference w:type="default" r:id="rId17"/>
+      <w:footerReference w:type="first" r:id="rId18"/>
       <w:pgSz w:w="12240" w:h="15840"/>
       <w:pgMar w:top="670" w:right="1440" w:bottom="1054" w:left="1440" w:header="708" w:footer="708" w:gutter="0"/>
       <w:cols w:space="708"/>
@@ -10379,7 +14736,7 @@
 <w:ftr xmlns:wpc="http://schemas.microsoft.com/office/word/2010/wordprocessingCanvas" xmlns:cx="http://schemas.microsoft.com/office/drawing/2014/chartex" xmlns:cx1="http://schemas.microsoft.com/office/drawing/2015/9/8/chartex" xmlns:cx2="http://schemas.microsoft.com/office/drawing/2015/10/21/chartex" xmlns:cx3="http://schemas.microsoft.com/office/drawing/2016/5/9/chartex" xmlns:cx4="http://schemas.microsoft.com/office/drawing/2016/5/10/chartex" xmlns:cx5="http://schemas.microsoft.com/office/drawing/2016/5/11/chartex" xmlns:cx6="http://schemas.microsoft.com/office/drawing/2016/5/12/chartex" xmlns:cx7="http://schemas.microsoft.com/office/drawing/2016/5/13/chartex" xmlns:cx8="http://schemas.microsoft.com/office/drawing/2016/5/14/chartex" xmlns:mc="http://schemas.openxmlformats.org/markup-compatibility/2006" xmlns:aink="http://schemas.microsoft.com/office/drawing/2016/ink" xmlns:am3d="http://schemas.microsoft.com/office/drawing/2017/model3d" xmlns:o="urn:schemas-microsoft-com:office:office" xmlns:oel="http://schemas.microsoft.com/office/2019/extlst" xmlns:r="http://schemas.openxmlformats.org/officeDocument/2006/relationships" xmlns:m="http://schemas.openxmlformats.org/officeDocument/2006/math" xmlns:v="urn:schemas-microsoft-com:vml" xmlns:wp14="http://schemas.microsoft.com/office/word/2010/wordprocessingDrawing" xmlns:wp="http://schemas.openxmlformats.org/drawingml/2006/wordprocessingDrawing" xmlns:w10="urn:schemas-microsoft-com:office:word" xmlns:w="http://schemas.openxmlformats.org/wordprocessingml/2006/main" xmlns:w14="http://schemas.microsoft.com/office/word/2010/wordml" xmlns:w15="http://schemas.microsoft.com/office/word/2012/wordml" xmlns:w16cex="http://schemas.microsoft.com/office/word/2018/wordml/cex" xmlns:w16cid="http://schemas.microsoft.com/office/word/2016/wordml/cid" xmlns:w16="http://schemas.microsoft.com/office/word/2018/wordml" xmlns:w16du="http://schemas.microsoft.com/office/word/2023/wordml/word16du" xmlns:w16sdtdh="http://schemas.microsoft.com/office/word/2020/wordml/sdtdatahash" xmlns:w16sdtfl="http://schemas.microsoft.com/office/word/2024/wordml/sdtformatlock" xmlns:w16se="http://schemas.microsoft.com/office/word/2015/wordml/symex" xmlns:wpg="http://schemas.microsoft.com/office/word/2010/wordprocessingGroup" xmlns:wpi="http://schemas.microsoft.com/office/word/2010/wordprocessingInk" xmlns:wne="http://schemas.microsoft.com/office/word/2006/wordml" xmlns:wps="http://schemas.microsoft.com/office/word/2010/wordprocessingShape" mc:Ignorable="w14 w15 w16se w16cid w16 w16cex w16sdtdh w16sdtfl w16du wp14">
   <w:p>
     <w:pPr>
-      <w:pStyle w:val="af0"/>
+      <w:pStyle w:val="Footer"/>
       <w:jc w:val="center"/>
       <w:rPr>
         <w:rFonts w:ascii="Arial" w:hAnsi="Arial" w:cs="Arial"/>
@@ -10393,7 +14750,7 @@
 <w:ftr xmlns:wpc="http://schemas.microsoft.com/office/word/2010/wordprocessingCanvas" xmlns:cx="http://schemas.microsoft.com/office/drawing/2014/chartex" xmlns:cx1="http://schemas.microsoft.com/office/drawing/2015/9/8/chartex" xmlns:cx2="http://schemas.microsoft.com/office/drawing/2015/10/21/chartex" xmlns:cx3="http://schemas.microsoft.com/office/drawing/2016/5/9/chartex" xmlns:cx4="http://schemas.microsoft.com/office/drawing/2016/5/10/chartex" xmlns:cx5="http://schemas.microsoft.com/office/drawing/2016/5/11/chartex" xmlns:cx6="http://schemas.microsoft.com/office/drawing/2016/5/12/chartex" xmlns:cx7="http://schemas.microsoft.com/office/drawing/2016/5/13/chartex" xmlns:cx8="http://schemas.microsoft.com/office/drawing/2016/5/14/chartex" xmlns:mc="http://schemas.openxmlformats.org/markup-compatibility/2006" xmlns:aink="http://schemas.microsoft.com/office/drawing/2016/ink" xmlns:am3d="http://schemas.microsoft.com/office/drawing/2017/model3d" xmlns:o="urn:schemas-microsoft-com:office:office" xmlns:oel="http://schemas.microsoft.com/office/2019/extlst" xmlns:r="http://schemas.openxmlformats.org/officeDocument/2006/relationships" xmlns:m="http://schemas.openxmlformats.org/officeDocument/2006/math" xmlns:v="urn:schemas-microsoft-com:vml" xmlns:wp14="http://schemas.microsoft.com/office/word/2010/wordprocessingDrawing" xmlns:wp="http://schemas.openxmlformats.org/drawingml/2006/wordprocessingDrawing" xmlns:w10="urn:schemas-microsoft-com:office:word" xmlns:w="http://schemas.openxmlformats.org/wordprocessingml/2006/main" xmlns:w14="http://schemas.microsoft.com/office/word/2010/wordml" xmlns:w15="http://schemas.microsoft.com/office/word/2012/wordml" xmlns:w16cex="http://schemas.microsoft.com/office/word/2018/wordml/cex" xmlns:w16cid="http://schemas.microsoft.com/office/word/2016/wordml/cid" xmlns:w16="http://schemas.microsoft.com/office/word/2018/wordml" xmlns:w16du="http://schemas.microsoft.com/office/word/2023/wordml/word16du" xmlns:w16sdtdh="http://schemas.microsoft.com/office/word/2020/wordml/sdtdatahash" xmlns:w16sdtfl="http://schemas.microsoft.com/office/word/2024/wordml/sdtformatlock" xmlns:w16se="http://schemas.microsoft.com/office/word/2015/wordml/symex" xmlns:wpg="http://schemas.microsoft.com/office/word/2010/wordprocessingGroup" xmlns:wpi="http://schemas.microsoft.com/office/word/2010/wordprocessingInk" xmlns:wne="http://schemas.microsoft.com/office/word/2006/wordml" xmlns:wps="http://schemas.microsoft.com/office/word/2010/wordprocessingShape" mc:Ignorable="w14 w15 w16se w16cid w16 w16cex w16sdtdh w16sdtfl w16du wp14">
   <w:p>
     <w:pPr>
-      <w:pStyle w:val="af0"/>
+      <w:pStyle w:val="Footer"/>
       <w:jc w:val="center"/>
       <w:rPr>
         <w:rFonts w:ascii="Times New Roman" w:hAnsi="Times New Roman" w:cs="Times New Roman"/>
@@ -10663,6 +15020,119 @@
     </w:lvl>
   </w:abstractNum>
   <w:abstractNum w:abstractNumId="2" w15:restartNumberingAfterBreak="0">
+    <w:nsid w:val="12CE1E36"/>
+    <w:multiLevelType w:val="hybridMultilevel"/>
+    <w:tmpl w:val="4A366518"/>
+    <w:lvl w:ilvl="0" w:tplc="04090001">
+      <w:start w:val="1"/>
+      <w:numFmt w:val="bullet"/>
+      <w:lvlText w:val=""/>
+      <w:lvlJc w:val="left"/>
+      <w:pPr>
+        <w:ind w:left="1800" w:hanging="360"/>
+      </w:pPr>
+      <w:rPr>
+        <w:rFonts w:ascii="Symbol" w:hAnsi="Symbol" w:hint="default"/>
+      </w:rPr>
+    </w:lvl>
+    <w:lvl w:ilvl="1" w:tplc="04090003" w:tentative="1">
+      <w:start w:val="1"/>
+      <w:numFmt w:val="bullet"/>
+      <w:lvlText w:val="o"/>
+      <w:lvlJc w:val="left"/>
+      <w:pPr>
+        <w:ind w:left="2520" w:hanging="360"/>
+      </w:pPr>
+      <w:rPr>
+        <w:rFonts w:ascii="Courier New" w:hAnsi="Courier New" w:cs="Courier New" w:hint="default"/>
+      </w:rPr>
+    </w:lvl>
+    <w:lvl w:ilvl="2" w:tplc="04090005" w:tentative="1">
+      <w:start w:val="1"/>
+      <w:numFmt w:val="bullet"/>
+      <w:lvlText w:val=""/>
+      <w:lvlJc w:val="left"/>
+      <w:pPr>
+        <w:ind w:left="3240" w:hanging="360"/>
+      </w:pPr>
+      <w:rPr>
+        <w:rFonts w:ascii="Wingdings" w:hAnsi="Wingdings" w:hint="default"/>
+      </w:rPr>
+    </w:lvl>
+    <w:lvl w:ilvl="3" w:tplc="04090001" w:tentative="1">
+      <w:start w:val="1"/>
+      <w:numFmt w:val="bullet"/>
+      <w:lvlText w:val=""/>
+      <w:lvlJc w:val="left"/>
+      <w:pPr>
+        <w:ind w:left="3960" w:hanging="360"/>
+      </w:pPr>
+      <w:rPr>
+        <w:rFonts w:ascii="Symbol" w:hAnsi="Symbol" w:hint="default"/>
+      </w:rPr>
+    </w:lvl>
+    <w:lvl w:ilvl="4" w:tplc="04090003" w:tentative="1">
+      <w:start w:val="1"/>
+      <w:numFmt w:val="bullet"/>
+      <w:lvlText w:val="o"/>
+      <w:lvlJc w:val="left"/>
+      <w:pPr>
+        <w:ind w:left="4680" w:hanging="360"/>
+      </w:pPr>
+      <w:rPr>
+        <w:rFonts w:ascii="Courier New" w:hAnsi="Courier New" w:cs="Courier New" w:hint="default"/>
+      </w:rPr>
+    </w:lvl>
+    <w:lvl w:ilvl="5" w:tplc="04090005" w:tentative="1">
+      <w:start w:val="1"/>
+      <w:numFmt w:val="bullet"/>
+      <w:lvlText w:val=""/>
+      <w:lvlJc w:val="left"/>
+      <w:pPr>
+        <w:ind w:left="5400" w:hanging="360"/>
+      </w:pPr>
+      <w:rPr>
+        <w:rFonts w:ascii="Wingdings" w:hAnsi="Wingdings" w:hint="default"/>
+      </w:rPr>
+    </w:lvl>
+    <w:lvl w:ilvl="6" w:tplc="04090001" w:tentative="1">
+      <w:start w:val="1"/>
+      <w:numFmt w:val="bullet"/>
+      <w:lvlText w:val=""/>
+      <w:lvlJc w:val="left"/>
+      <w:pPr>
+        <w:ind w:left="6120" w:hanging="360"/>
+      </w:pPr>
+      <w:rPr>
+        <w:rFonts w:ascii="Symbol" w:hAnsi="Symbol" w:hint="default"/>
+      </w:rPr>
+    </w:lvl>
+    <w:lvl w:ilvl="7" w:tplc="04090003" w:tentative="1">
+      <w:start w:val="1"/>
+      <w:numFmt w:val="bullet"/>
+      <w:lvlText w:val="o"/>
+      <w:lvlJc w:val="left"/>
+      <w:pPr>
+        <w:ind w:left="6840" w:hanging="360"/>
+      </w:pPr>
+      <w:rPr>
+        <w:rFonts w:ascii="Courier New" w:hAnsi="Courier New" w:cs="Courier New" w:hint="default"/>
+      </w:rPr>
+    </w:lvl>
+    <w:lvl w:ilvl="8" w:tplc="04090005" w:tentative="1">
+      <w:start w:val="1"/>
+      <w:numFmt w:val="bullet"/>
+      <w:lvlText w:val=""/>
+      <w:lvlJc w:val="left"/>
+      <w:pPr>
+        <w:ind w:left="7560" w:hanging="360"/>
+      </w:pPr>
+      <w:rPr>
+        <w:rFonts w:ascii="Wingdings" w:hAnsi="Wingdings" w:hint="default"/>
+      </w:rPr>
+    </w:lvl>
+  </w:abstractNum>
+  <w:abstractNum w:abstractNumId="3" w15:restartNumberingAfterBreak="0">
     <w:nsid w:val="12FE4D85"/>
     <w:multiLevelType w:val="hybridMultilevel"/>
     <w:tmpl w:val="6F3845DA"/>
@@ -10775,7 +15245,7 @@
       </w:rPr>
     </w:lvl>
   </w:abstractNum>
-  <w:abstractNum w:abstractNumId="3" w15:restartNumberingAfterBreak="0">
+  <w:abstractNum w:abstractNumId="4" w15:restartNumberingAfterBreak="0">
     <w:nsid w:val="15D24D19"/>
     <w:multiLevelType w:val="hybridMultilevel"/>
     <w:tmpl w:val="64CC3CE4"/>
@@ -10864,7 +15334,7 @@
       </w:pPr>
     </w:lvl>
   </w:abstractNum>
-  <w:abstractNum w:abstractNumId="4" w15:restartNumberingAfterBreak="0">
+  <w:abstractNum w:abstractNumId="5" w15:restartNumberingAfterBreak="0">
     <w:nsid w:val="17610F0B"/>
     <w:multiLevelType w:val="multilevel"/>
     <w:tmpl w:val="7D9674E6"/>
@@ -11013,7 +15483,120 @@
       </w:rPr>
     </w:lvl>
   </w:abstractNum>
-  <w:abstractNum w:abstractNumId="5" w15:restartNumberingAfterBreak="0">
+  <w:abstractNum w:abstractNumId="6" w15:restartNumberingAfterBreak="0">
+    <w:nsid w:val="26BC25FB"/>
+    <w:multiLevelType w:val="hybridMultilevel"/>
+    <w:tmpl w:val="B4686C9A"/>
+    <w:lvl w:ilvl="0" w:tplc="04090001">
+      <w:start w:val="1"/>
+      <w:numFmt w:val="bullet"/>
+      <w:lvlText w:val=""/>
+      <w:lvlJc w:val="left"/>
+      <w:pPr>
+        <w:ind w:left="720" w:hanging="360"/>
+      </w:pPr>
+      <w:rPr>
+        <w:rFonts w:ascii="Symbol" w:hAnsi="Symbol" w:hint="default"/>
+      </w:rPr>
+    </w:lvl>
+    <w:lvl w:ilvl="1" w:tplc="04090003" w:tentative="1">
+      <w:start w:val="1"/>
+      <w:numFmt w:val="bullet"/>
+      <w:lvlText w:val="o"/>
+      <w:lvlJc w:val="left"/>
+      <w:pPr>
+        <w:ind w:left="1440" w:hanging="360"/>
+      </w:pPr>
+      <w:rPr>
+        <w:rFonts w:ascii="Courier New" w:hAnsi="Courier New" w:cs="Courier New" w:hint="default"/>
+      </w:rPr>
+    </w:lvl>
+    <w:lvl w:ilvl="2" w:tplc="04090005" w:tentative="1">
+      <w:start w:val="1"/>
+      <w:numFmt w:val="bullet"/>
+      <w:lvlText w:val=""/>
+      <w:lvlJc w:val="left"/>
+      <w:pPr>
+        <w:ind w:left="2160" w:hanging="360"/>
+      </w:pPr>
+      <w:rPr>
+        <w:rFonts w:ascii="Wingdings" w:hAnsi="Wingdings" w:hint="default"/>
+      </w:rPr>
+    </w:lvl>
+    <w:lvl w:ilvl="3" w:tplc="04090001" w:tentative="1">
+      <w:start w:val="1"/>
+      <w:numFmt w:val="bullet"/>
+      <w:lvlText w:val=""/>
+      <w:lvlJc w:val="left"/>
+      <w:pPr>
+        <w:ind w:left="2880" w:hanging="360"/>
+      </w:pPr>
+      <w:rPr>
+        <w:rFonts w:ascii="Symbol" w:hAnsi="Symbol" w:hint="default"/>
+      </w:rPr>
+    </w:lvl>
+    <w:lvl w:ilvl="4" w:tplc="04090003" w:tentative="1">
+      <w:start w:val="1"/>
+      <w:numFmt w:val="bullet"/>
+      <w:lvlText w:val="o"/>
+      <w:lvlJc w:val="left"/>
+      <w:pPr>
+        <w:ind w:left="3600" w:hanging="360"/>
+      </w:pPr>
+      <w:rPr>
+        <w:rFonts w:ascii="Courier New" w:hAnsi="Courier New" w:cs="Courier New" w:hint="default"/>
+      </w:rPr>
+    </w:lvl>
+    <w:lvl w:ilvl="5" w:tplc="04090005" w:tentative="1">
+      <w:start w:val="1"/>
+      <w:numFmt w:val="bullet"/>
+      <w:lvlText w:val=""/>
+      <w:lvlJc w:val="left"/>
+      <w:pPr>
+        <w:ind w:left="4320" w:hanging="360"/>
+      </w:pPr>
+      <w:rPr>
+        <w:rFonts w:ascii="Wingdings" w:hAnsi="Wingdings" w:hint="default"/>
+      </w:rPr>
+    </w:lvl>
+    <w:lvl w:ilvl="6" w:tplc="04090001" w:tentative="1">
+      <w:start w:val="1"/>
+      <w:numFmt w:val="bullet"/>
+      <w:lvlText w:val=""/>
+      <w:lvlJc w:val="left"/>
+      <w:pPr>
+        <w:ind w:left="5040" w:hanging="360"/>
+      </w:pPr>
+      <w:rPr>
+        <w:rFonts w:ascii="Symbol" w:hAnsi="Symbol" w:hint="default"/>
+      </w:rPr>
+    </w:lvl>
+    <w:lvl w:ilvl="7" w:tplc="04090003" w:tentative="1">
+      <w:start w:val="1"/>
+      <w:numFmt w:val="bullet"/>
+      <w:lvlText w:val="o"/>
+      <w:lvlJc w:val="left"/>
+      <w:pPr>
+        <w:ind w:left="5760" w:hanging="360"/>
+      </w:pPr>
+      <w:rPr>
+        <w:rFonts w:ascii="Courier New" w:hAnsi="Courier New" w:cs="Courier New" w:hint="default"/>
+      </w:rPr>
+    </w:lvl>
+    <w:lvl w:ilvl="8" w:tplc="04090005" w:tentative="1">
+      <w:start w:val="1"/>
+      <w:numFmt w:val="bullet"/>
+      <w:lvlText w:val=""/>
+      <w:lvlJc w:val="left"/>
+      <w:pPr>
+        <w:ind w:left="6480" w:hanging="360"/>
+      </w:pPr>
+      <w:rPr>
+        <w:rFonts w:ascii="Wingdings" w:hAnsi="Wingdings" w:hint="default"/>
+      </w:rPr>
+    </w:lvl>
+  </w:abstractNum>
+  <w:abstractNum w:abstractNumId="7" w15:restartNumberingAfterBreak="0">
     <w:nsid w:val="2CF7411E"/>
     <w:multiLevelType w:val="multilevel"/>
     <w:tmpl w:val="C28C178E"/>
@@ -11162,7 +15745,7 @@
       </w:rPr>
     </w:lvl>
   </w:abstractNum>
-  <w:abstractNum w:abstractNumId="6" w15:restartNumberingAfterBreak="0">
+  <w:abstractNum w:abstractNumId="8" w15:restartNumberingAfterBreak="0">
     <w:nsid w:val="3AB20EF2"/>
     <w:multiLevelType w:val="hybridMultilevel"/>
     <w:tmpl w:val="D66C8C52"/>
@@ -11251,7 +15834,7 @@
       </w:pPr>
     </w:lvl>
   </w:abstractNum>
-  <w:abstractNum w:abstractNumId="7" w15:restartNumberingAfterBreak="0">
+  <w:abstractNum w:abstractNumId="9" w15:restartNumberingAfterBreak="0">
     <w:nsid w:val="3CB64008"/>
     <w:multiLevelType w:val="hybridMultilevel"/>
     <w:tmpl w:val="3DDC7EB6"/>
@@ -11364,7 +15947,7 @@
       </w:rPr>
     </w:lvl>
   </w:abstractNum>
-  <w:abstractNum w:abstractNumId="8" w15:restartNumberingAfterBreak="0">
+  <w:abstractNum w:abstractNumId="10" w15:restartNumberingAfterBreak="0">
     <w:nsid w:val="4AAA1BAB"/>
     <w:multiLevelType w:val="multilevel"/>
     <w:tmpl w:val="39F863CC"/>
@@ -11513,7 +16096,7 @@
       </w:rPr>
     </w:lvl>
   </w:abstractNum>
-  <w:abstractNum w:abstractNumId="9" w15:restartNumberingAfterBreak="0">
+  <w:abstractNum w:abstractNumId="11" w15:restartNumberingAfterBreak="0">
     <w:nsid w:val="576A4B65"/>
     <w:multiLevelType w:val="multilevel"/>
     <w:tmpl w:val="6486F09C"/>
@@ -11662,7 +16245,7 @@
       </w:rPr>
     </w:lvl>
   </w:abstractNum>
-  <w:abstractNum w:abstractNumId="10" w15:restartNumberingAfterBreak="0">
+  <w:abstractNum w:abstractNumId="12" w15:restartNumberingAfterBreak="0">
     <w:nsid w:val="65A6596B"/>
     <w:multiLevelType w:val="hybridMultilevel"/>
     <w:tmpl w:val="2CFE6E82"/>
@@ -11775,7 +16358,7 @@
       </w:rPr>
     </w:lvl>
   </w:abstractNum>
-  <w:abstractNum w:abstractNumId="11" w15:restartNumberingAfterBreak="0">
+  <w:abstractNum w:abstractNumId="13" w15:restartNumberingAfterBreak="0">
     <w:nsid w:val="660227B8"/>
     <w:multiLevelType w:val="multilevel"/>
     <w:tmpl w:val="032C22FE"/>
@@ -11924,7 +16507,7 @@
       </w:rPr>
     </w:lvl>
   </w:abstractNum>
-  <w:abstractNum w:abstractNumId="12" w15:restartNumberingAfterBreak="0">
+  <w:abstractNum w:abstractNumId="14" w15:restartNumberingAfterBreak="0">
     <w:nsid w:val="66CE4BBA"/>
     <w:multiLevelType w:val="multilevel"/>
     <w:tmpl w:val="E65CD386"/>
@@ -12073,7 +16656,7 @@
       </w:rPr>
     </w:lvl>
   </w:abstractNum>
-  <w:abstractNum w:abstractNumId="13" w15:restartNumberingAfterBreak="0">
+  <w:abstractNum w:abstractNumId="15" w15:restartNumberingAfterBreak="0">
     <w:nsid w:val="6EE06836"/>
     <w:multiLevelType w:val="multilevel"/>
     <w:tmpl w:val="45B208C6"/>
@@ -12222,7 +16805,7 @@
       </w:rPr>
     </w:lvl>
   </w:abstractNum>
-  <w:abstractNum w:abstractNumId="14" w15:restartNumberingAfterBreak="0">
+  <w:abstractNum w:abstractNumId="16" w15:restartNumberingAfterBreak="0">
     <w:nsid w:val="7CEF27C0"/>
     <w:multiLevelType w:val="multilevel"/>
     <w:tmpl w:val="745C6E8A"/>
@@ -12372,49 +16955,55 @@
     </w:lvl>
   </w:abstractNum>
   <w:num w:numId="1" w16cid:durableId="1604921722">
-    <w:abstractNumId w:val="6"/>
+    <w:abstractNumId w:val="8"/>
   </w:num>
   <w:num w:numId="2" w16cid:durableId="1730759810">
-    <w:abstractNumId w:val="10"/>
+    <w:abstractNumId w:val="12"/>
   </w:num>
   <w:num w:numId="3" w16cid:durableId="19285093">
     <w:abstractNumId w:val="0"/>
   </w:num>
   <w:num w:numId="4" w16cid:durableId="1478568318">
+    <w:abstractNumId w:val="4"/>
+  </w:num>
+  <w:num w:numId="5" w16cid:durableId="2135634649">
+    <w:abstractNumId w:val="10"/>
+  </w:num>
+  <w:num w:numId="6" w16cid:durableId="1728455602">
+    <w:abstractNumId w:val="15"/>
+  </w:num>
+  <w:num w:numId="7" w16cid:durableId="159777223">
+    <w:abstractNumId w:val="7"/>
+  </w:num>
+  <w:num w:numId="8" w16cid:durableId="507909881">
+    <w:abstractNumId w:val="11"/>
+  </w:num>
+  <w:num w:numId="9" w16cid:durableId="283580209">
+    <w:abstractNumId w:val="16"/>
+  </w:num>
+  <w:num w:numId="10" w16cid:durableId="1684435772">
+    <w:abstractNumId w:val="13"/>
+  </w:num>
+  <w:num w:numId="11" w16cid:durableId="235945079">
+    <w:abstractNumId w:val="5"/>
+  </w:num>
+  <w:num w:numId="12" w16cid:durableId="763696455">
+    <w:abstractNumId w:val="14"/>
+  </w:num>
+  <w:num w:numId="13" w16cid:durableId="803235523">
     <w:abstractNumId w:val="3"/>
   </w:num>
-  <w:num w:numId="5" w16cid:durableId="2135634649">
-    <w:abstractNumId w:val="8"/>
-  </w:num>
-  <w:num w:numId="6" w16cid:durableId="1728455602">
-    <w:abstractNumId w:val="13"/>
-  </w:num>
-  <w:num w:numId="7" w16cid:durableId="159777223">
-    <w:abstractNumId w:val="5"/>
-  </w:num>
-  <w:num w:numId="8" w16cid:durableId="507909881">
+  <w:num w:numId="14" w16cid:durableId="1858226378">
     <w:abstractNumId w:val="9"/>
-  </w:num>
-  <w:num w:numId="9" w16cid:durableId="283580209">
-    <w:abstractNumId w:val="14"/>
-  </w:num>
-  <w:num w:numId="10" w16cid:durableId="1684435772">
-    <w:abstractNumId w:val="11"/>
-  </w:num>
-  <w:num w:numId="11" w16cid:durableId="235945079">
-    <w:abstractNumId w:val="4"/>
-  </w:num>
-  <w:num w:numId="12" w16cid:durableId="763696455">
-    <w:abstractNumId w:val="12"/>
-  </w:num>
-  <w:num w:numId="13" w16cid:durableId="803235523">
-    <w:abstractNumId w:val="2"/>
-  </w:num>
-  <w:num w:numId="14" w16cid:durableId="1858226378">
-    <w:abstractNumId w:val="7"/>
   </w:num>
   <w:num w:numId="15" w16cid:durableId="1197036382">
     <w:abstractNumId w:val="1"/>
+  </w:num>
+  <w:num w:numId="16" w16cid:durableId="399180920">
+    <w:abstractNumId w:val="2"/>
+  </w:num>
+  <w:num w:numId="17" w16cid:durableId="485359923">
+    <w:abstractNumId w:val="6"/>
   </w:num>
 </w:numbering>
 </file>
@@ -12816,15 +17405,15 @@
     <w:lsdException w:name="Unresolved Mention" w:semiHidden="1" w:unhideWhenUsed="1"/>
     <w:lsdException w:name="Smart Link" w:semiHidden="1" w:unhideWhenUsed="1"/>
   </w:latentStyles>
-  <w:style w:type="paragraph" w:default="1" w:styleId="a">
+  <w:style w:type="paragraph" w:default="1" w:styleId="Normal">
     <w:name w:val="Normal"/>
     <w:qFormat/>
   </w:style>
-  <w:style w:type="paragraph" w:styleId="1">
+  <w:style w:type="paragraph" w:styleId="Heading1">
     <w:name w:val="heading 1"/>
-    <w:basedOn w:val="a"/>
-    <w:next w:val="a"/>
-    <w:link w:val="10"/>
+    <w:basedOn w:val="Normal"/>
+    <w:next w:val="Normal"/>
+    <w:link w:val="Heading1Char"/>
     <w:uiPriority w:val="9"/>
     <w:qFormat/>
     <w:rsid w:val="00FD6400"/>
@@ -12841,11 +17430,11 @@
       <w:szCs w:val="40"/>
     </w:rPr>
   </w:style>
-  <w:style w:type="paragraph" w:styleId="2">
+  <w:style w:type="paragraph" w:styleId="Heading2">
     <w:name w:val="heading 2"/>
-    <w:basedOn w:val="a"/>
-    <w:next w:val="a"/>
-    <w:link w:val="20"/>
+    <w:basedOn w:val="Normal"/>
+    <w:next w:val="Normal"/>
+    <w:link w:val="Heading2Char"/>
     <w:uiPriority w:val="9"/>
     <w:semiHidden/>
     <w:unhideWhenUsed/>
@@ -12864,11 +17453,11 @@
       <w:szCs w:val="32"/>
     </w:rPr>
   </w:style>
-  <w:style w:type="paragraph" w:styleId="3">
+  <w:style w:type="paragraph" w:styleId="Heading3">
     <w:name w:val="heading 3"/>
-    <w:basedOn w:val="a"/>
-    <w:next w:val="a"/>
-    <w:link w:val="30"/>
+    <w:basedOn w:val="Normal"/>
+    <w:next w:val="Normal"/>
+    <w:link w:val="Heading3Char"/>
     <w:uiPriority w:val="9"/>
     <w:semiHidden/>
     <w:unhideWhenUsed/>
@@ -12887,11 +17476,11 @@
       <w:szCs w:val="28"/>
     </w:rPr>
   </w:style>
-  <w:style w:type="paragraph" w:styleId="4">
+  <w:style w:type="paragraph" w:styleId="Heading4">
     <w:name w:val="heading 4"/>
-    <w:basedOn w:val="a"/>
-    <w:next w:val="a"/>
-    <w:link w:val="40"/>
+    <w:basedOn w:val="Normal"/>
+    <w:next w:val="Normal"/>
+    <w:link w:val="Heading4Char"/>
     <w:uiPriority w:val="9"/>
     <w:semiHidden/>
     <w:unhideWhenUsed/>
@@ -12910,11 +17499,11 @@
       <w:color w:val="0F4761" w:themeColor="accent1" w:themeShade="BF"/>
     </w:rPr>
   </w:style>
-  <w:style w:type="paragraph" w:styleId="5">
+  <w:style w:type="paragraph" w:styleId="Heading5">
     <w:name w:val="heading 5"/>
-    <w:basedOn w:val="a"/>
-    <w:next w:val="a"/>
-    <w:link w:val="50"/>
+    <w:basedOn w:val="Normal"/>
+    <w:next w:val="Normal"/>
+    <w:link w:val="Heading5Char"/>
     <w:uiPriority w:val="9"/>
     <w:semiHidden/>
     <w:unhideWhenUsed/>
@@ -12931,11 +17520,11 @@
       <w:color w:val="0F4761" w:themeColor="accent1" w:themeShade="BF"/>
     </w:rPr>
   </w:style>
-  <w:style w:type="paragraph" w:styleId="6">
+  <w:style w:type="paragraph" w:styleId="Heading6">
     <w:name w:val="heading 6"/>
-    <w:basedOn w:val="a"/>
-    <w:next w:val="a"/>
-    <w:link w:val="60"/>
+    <w:basedOn w:val="Normal"/>
+    <w:next w:val="Normal"/>
+    <w:link w:val="Heading6Char"/>
     <w:uiPriority w:val="9"/>
     <w:semiHidden/>
     <w:unhideWhenUsed/>
@@ -12954,11 +17543,11 @@
       <w:color w:val="595959" w:themeColor="text1" w:themeTint="A6"/>
     </w:rPr>
   </w:style>
-  <w:style w:type="paragraph" w:styleId="7">
+  <w:style w:type="paragraph" w:styleId="Heading7">
     <w:name w:val="heading 7"/>
-    <w:basedOn w:val="a"/>
-    <w:next w:val="a"/>
-    <w:link w:val="70"/>
+    <w:basedOn w:val="Normal"/>
+    <w:next w:val="Normal"/>
+    <w:link w:val="Heading7Char"/>
     <w:uiPriority w:val="9"/>
     <w:semiHidden/>
     <w:unhideWhenUsed/>
@@ -12975,11 +17564,11 @@
       <w:color w:val="595959" w:themeColor="text1" w:themeTint="A6"/>
     </w:rPr>
   </w:style>
-  <w:style w:type="paragraph" w:styleId="8">
+  <w:style w:type="paragraph" w:styleId="Heading8">
     <w:name w:val="heading 8"/>
-    <w:basedOn w:val="a"/>
-    <w:next w:val="a"/>
-    <w:link w:val="80"/>
+    <w:basedOn w:val="Normal"/>
+    <w:next w:val="Normal"/>
+    <w:link w:val="Heading8Char"/>
     <w:uiPriority w:val="9"/>
     <w:semiHidden/>
     <w:unhideWhenUsed/>
@@ -12998,11 +17587,11 @@
       <w:color w:val="272727" w:themeColor="text1" w:themeTint="D8"/>
     </w:rPr>
   </w:style>
-  <w:style w:type="paragraph" w:styleId="9">
+  <w:style w:type="paragraph" w:styleId="Heading9">
     <w:name w:val="heading 9"/>
-    <w:basedOn w:val="a"/>
-    <w:next w:val="a"/>
-    <w:link w:val="90"/>
+    <w:basedOn w:val="Normal"/>
+    <w:next w:val="Normal"/>
+    <w:link w:val="Heading9Char"/>
     <w:uiPriority w:val="9"/>
     <w:semiHidden/>
     <w:unhideWhenUsed/>
@@ -13019,12 +17608,13 @@
       <w:color w:val="272727" w:themeColor="text1" w:themeTint="D8"/>
     </w:rPr>
   </w:style>
-  <w:style w:type="character" w:default="1" w:styleId="a0">
+  <w:style w:type="character" w:default="1" w:styleId="DefaultParagraphFont">
     <w:name w:val="Default Paragraph Font"/>
     <w:uiPriority w:val="1"/>
+    <w:semiHidden/>
     <w:unhideWhenUsed/>
   </w:style>
-  <w:style w:type="table" w:default="1" w:styleId="a1">
+  <w:style w:type="table" w:default="1" w:styleId="TableNormal">
     <w:name w:val="Normal Table"/>
     <w:uiPriority w:val="99"/>
     <w:semiHidden/>
@@ -13039,16 +17629,16 @@
       </w:tblCellMar>
     </w:tblPr>
   </w:style>
-  <w:style w:type="numbering" w:default="1" w:styleId="a2">
+  <w:style w:type="numbering" w:default="1" w:styleId="NoList">
     <w:name w:val="No List"/>
     <w:uiPriority w:val="99"/>
     <w:semiHidden/>
     <w:unhideWhenUsed/>
   </w:style>
-  <w:style w:type="character" w:customStyle="1" w:styleId="10">
-    <w:name w:val="Заголовок 1 Знак"/>
-    <w:basedOn w:val="a0"/>
-    <w:link w:val="1"/>
+  <w:style w:type="character" w:customStyle="1" w:styleId="Heading1Char">
+    <w:name w:val="Heading 1 Char"/>
+    <w:basedOn w:val="DefaultParagraphFont"/>
+    <w:link w:val="Heading1"/>
     <w:uiPriority w:val="9"/>
     <w:rsid w:val="00FD6400"/>
     <w:rPr>
@@ -13058,10 +17648,10 @@
       <w:szCs w:val="40"/>
     </w:rPr>
   </w:style>
-  <w:style w:type="character" w:customStyle="1" w:styleId="20">
-    <w:name w:val="Заголовок 2 Знак"/>
-    <w:basedOn w:val="a0"/>
-    <w:link w:val="2"/>
+  <w:style w:type="character" w:customStyle="1" w:styleId="Heading2Char">
+    <w:name w:val="Heading 2 Char"/>
+    <w:basedOn w:val="DefaultParagraphFont"/>
+    <w:link w:val="Heading2"/>
     <w:uiPriority w:val="9"/>
     <w:semiHidden/>
     <w:rsid w:val="00FD6400"/>
@@ -13072,10 +17662,10 @@
       <w:szCs w:val="32"/>
     </w:rPr>
   </w:style>
-  <w:style w:type="character" w:customStyle="1" w:styleId="30">
-    <w:name w:val="Заголовок 3 Знак"/>
-    <w:basedOn w:val="a0"/>
-    <w:link w:val="3"/>
+  <w:style w:type="character" w:customStyle="1" w:styleId="Heading3Char">
+    <w:name w:val="Heading 3 Char"/>
+    <w:basedOn w:val="DefaultParagraphFont"/>
+    <w:link w:val="Heading3"/>
     <w:uiPriority w:val="9"/>
     <w:semiHidden/>
     <w:rsid w:val="00FD6400"/>
@@ -13086,10 +17676,10 @@
       <w:szCs w:val="28"/>
     </w:rPr>
   </w:style>
-  <w:style w:type="character" w:customStyle="1" w:styleId="40">
-    <w:name w:val="Заголовок 4 Знак"/>
-    <w:basedOn w:val="a0"/>
-    <w:link w:val="4"/>
+  <w:style w:type="character" w:customStyle="1" w:styleId="Heading4Char">
+    <w:name w:val="Heading 4 Char"/>
+    <w:basedOn w:val="DefaultParagraphFont"/>
+    <w:link w:val="Heading4"/>
     <w:uiPriority w:val="9"/>
     <w:semiHidden/>
     <w:rsid w:val="00FD6400"/>
@@ -13100,10 +17690,10 @@
       <w:color w:val="0F4761" w:themeColor="accent1" w:themeShade="BF"/>
     </w:rPr>
   </w:style>
-  <w:style w:type="character" w:customStyle="1" w:styleId="50">
-    <w:name w:val="Заголовок 5 Знак"/>
-    <w:basedOn w:val="a0"/>
-    <w:link w:val="5"/>
+  <w:style w:type="character" w:customStyle="1" w:styleId="Heading5Char">
+    <w:name w:val="Heading 5 Char"/>
+    <w:basedOn w:val="DefaultParagraphFont"/>
+    <w:link w:val="Heading5"/>
     <w:uiPriority w:val="9"/>
     <w:semiHidden/>
     <w:rsid w:val="00FD6400"/>
@@ -13112,10 +17702,10 @@
       <w:color w:val="0F4761" w:themeColor="accent1" w:themeShade="BF"/>
     </w:rPr>
   </w:style>
-  <w:style w:type="character" w:customStyle="1" w:styleId="60">
-    <w:name w:val="Заголовок 6 Знак"/>
-    <w:basedOn w:val="a0"/>
-    <w:link w:val="6"/>
+  <w:style w:type="character" w:customStyle="1" w:styleId="Heading6Char">
+    <w:name w:val="Heading 6 Char"/>
+    <w:basedOn w:val="DefaultParagraphFont"/>
+    <w:link w:val="Heading6"/>
     <w:uiPriority w:val="9"/>
     <w:semiHidden/>
     <w:rsid w:val="00FD6400"/>
@@ -13126,10 +17716,10 @@
       <w:color w:val="595959" w:themeColor="text1" w:themeTint="A6"/>
     </w:rPr>
   </w:style>
-  <w:style w:type="character" w:customStyle="1" w:styleId="70">
-    <w:name w:val="Заголовок 7 Знак"/>
-    <w:basedOn w:val="a0"/>
-    <w:link w:val="7"/>
+  <w:style w:type="character" w:customStyle="1" w:styleId="Heading7Char">
+    <w:name w:val="Heading 7 Char"/>
+    <w:basedOn w:val="DefaultParagraphFont"/>
+    <w:link w:val="Heading7"/>
     <w:uiPriority w:val="9"/>
     <w:semiHidden/>
     <w:rsid w:val="00FD6400"/>
@@ -13138,10 +17728,10 @@
       <w:color w:val="595959" w:themeColor="text1" w:themeTint="A6"/>
     </w:rPr>
   </w:style>
-  <w:style w:type="character" w:customStyle="1" w:styleId="80">
-    <w:name w:val="Заголовок 8 Знак"/>
-    <w:basedOn w:val="a0"/>
-    <w:link w:val="8"/>
+  <w:style w:type="character" w:customStyle="1" w:styleId="Heading8Char">
+    <w:name w:val="Heading 8 Char"/>
+    <w:basedOn w:val="DefaultParagraphFont"/>
+    <w:link w:val="Heading8"/>
     <w:uiPriority w:val="9"/>
     <w:semiHidden/>
     <w:rsid w:val="00FD6400"/>
@@ -13152,10 +17742,10 @@
       <w:color w:val="272727" w:themeColor="text1" w:themeTint="D8"/>
     </w:rPr>
   </w:style>
-  <w:style w:type="character" w:customStyle="1" w:styleId="90">
-    <w:name w:val="Заголовок 9 Знак"/>
-    <w:basedOn w:val="a0"/>
-    <w:link w:val="9"/>
+  <w:style w:type="character" w:customStyle="1" w:styleId="Heading9Char">
+    <w:name w:val="Heading 9 Char"/>
+    <w:basedOn w:val="DefaultParagraphFont"/>
+    <w:link w:val="Heading9"/>
     <w:uiPriority w:val="9"/>
     <w:semiHidden/>
     <w:rsid w:val="00FD6400"/>
@@ -13164,11 +17754,11 @@
       <w:color w:val="272727" w:themeColor="text1" w:themeTint="D8"/>
     </w:rPr>
   </w:style>
-  <w:style w:type="paragraph" w:styleId="a3">
+  <w:style w:type="paragraph" w:styleId="Title">
     <w:name w:val="Title"/>
-    <w:basedOn w:val="a"/>
-    <w:next w:val="a"/>
-    <w:link w:val="a4"/>
+    <w:basedOn w:val="Normal"/>
+    <w:next w:val="Normal"/>
+    <w:link w:val="TitleChar"/>
     <w:uiPriority w:val="10"/>
     <w:qFormat/>
     <w:rsid w:val="00FD6400"/>
@@ -13184,10 +17774,10 @@
       <w:szCs w:val="56"/>
     </w:rPr>
   </w:style>
-  <w:style w:type="character" w:customStyle="1" w:styleId="a4">
-    <w:name w:val="Назва Знак"/>
-    <w:basedOn w:val="a0"/>
-    <w:link w:val="a3"/>
+  <w:style w:type="character" w:customStyle="1" w:styleId="TitleChar">
+    <w:name w:val="Title Char"/>
+    <w:basedOn w:val="DefaultParagraphFont"/>
+    <w:link w:val="Title"/>
     <w:uiPriority w:val="10"/>
     <w:rsid w:val="00FD6400"/>
     <w:rPr>
@@ -13198,11 +17788,11 @@
       <w:szCs w:val="56"/>
     </w:rPr>
   </w:style>
-  <w:style w:type="paragraph" w:styleId="a5">
+  <w:style w:type="paragraph" w:styleId="Subtitle">
     <w:name w:val="Subtitle"/>
-    <w:basedOn w:val="a"/>
-    <w:next w:val="a"/>
-    <w:link w:val="a6"/>
+    <w:basedOn w:val="Normal"/>
+    <w:next w:val="Normal"/>
+    <w:link w:val="SubtitleChar"/>
     <w:uiPriority w:val="11"/>
     <w:qFormat/>
     <w:rsid w:val="00FD6400"/>
@@ -13219,10 +17809,10 @@
       <w:szCs w:val="28"/>
     </w:rPr>
   </w:style>
-  <w:style w:type="character" w:customStyle="1" w:styleId="a6">
-    <w:name w:val="Підзаголовок Знак"/>
-    <w:basedOn w:val="a0"/>
-    <w:link w:val="a5"/>
+  <w:style w:type="character" w:customStyle="1" w:styleId="SubtitleChar">
+    <w:name w:val="Subtitle Char"/>
+    <w:basedOn w:val="DefaultParagraphFont"/>
+    <w:link w:val="Subtitle"/>
     <w:uiPriority w:val="11"/>
     <w:rsid w:val="00FD6400"/>
     <w:rPr>
@@ -13233,11 +17823,11 @@
       <w:szCs w:val="28"/>
     </w:rPr>
   </w:style>
-  <w:style w:type="paragraph" w:styleId="a7">
+  <w:style w:type="paragraph" w:styleId="Quote">
     <w:name w:val="Quote"/>
-    <w:basedOn w:val="a"/>
-    <w:next w:val="a"/>
-    <w:link w:val="a8"/>
+    <w:basedOn w:val="Normal"/>
+    <w:next w:val="Normal"/>
+    <w:link w:val="QuoteChar"/>
     <w:uiPriority w:val="29"/>
     <w:qFormat/>
     <w:rsid w:val="00FD6400"/>
@@ -13251,10 +17841,10 @@
       <w:color w:val="404040" w:themeColor="text1" w:themeTint="BF"/>
     </w:rPr>
   </w:style>
-  <w:style w:type="character" w:customStyle="1" w:styleId="a8">
-    <w:name w:val="Цитата Знак"/>
-    <w:basedOn w:val="a0"/>
-    <w:link w:val="a7"/>
+  <w:style w:type="character" w:customStyle="1" w:styleId="QuoteChar">
+    <w:name w:val="Quote Char"/>
+    <w:basedOn w:val="DefaultParagraphFont"/>
+    <w:link w:val="Quote"/>
     <w:uiPriority w:val="29"/>
     <w:rsid w:val="00FD6400"/>
     <w:rPr>
@@ -13263,9 +17853,9 @@
       <w:color w:val="404040" w:themeColor="text1" w:themeTint="BF"/>
     </w:rPr>
   </w:style>
-  <w:style w:type="paragraph" w:styleId="a9">
+  <w:style w:type="paragraph" w:styleId="ListParagraph">
     <w:name w:val="List Paragraph"/>
-    <w:basedOn w:val="a"/>
+    <w:basedOn w:val="Normal"/>
     <w:uiPriority w:val="34"/>
     <w:qFormat/>
     <w:rsid w:val="00FD6400"/>
@@ -13274,9 +17864,9 @@
       <w:contextualSpacing/>
     </w:pPr>
   </w:style>
-  <w:style w:type="character" w:styleId="aa">
+  <w:style w:type="character" w:styleId="IntenseEmphasis">
     <w:name w:val="Intense Emphasis"/>
-    <w:basedOn w:val="a0"/>
+    <w:basedOn w:val="DefaultParagraphFont"/>
     <w:uiPriority w:val="21"/>
     <w:qFormat/>
     <w:rsid w:val="00FD6400"/>
@@ -13286,11 +17876,11 @@
       <w:color w:val="0F4761" w:themeColor="accent1" w:themeShade="BF"/>
     </w:rPr>
   </w:style>
-  <w:style w:type="paragraph" w:styleId="ab">
+  <w:style w:type="paragraph" w:styleId="IntenseQuote">
     <w:name w:val="Intense Quote"/>
-    <w:basedOn w:val="a"/>
-    <w:next w:val="a"/>
-    <w:link w:val="ac"/>
+    <w:basedOn w:val="Normal"/>
+    <w:next w:val="Normal"/>
+    <w:link w:val="IntenseQuoteChar"/>
     <w:uiPriority w:val="30"/>
     <w:qFormat/>
     <w:rsid w:val="00FD6400"/>
@@ -13309,10 +17899,10 @@
       <w:color w:val="0F4761" w:themeColor="accent1" w:themeShade="BF"/>
     </w:rPr>
   </w:style>
-  <w:style w:type="character" w:customStyle="1" w:styleId="ac">
-    <w:name w:val="Насичена цитата Знак"/>
-    <w:basedOn w:val="a0"/>
-    <w:link w:val="ab"/>
+  <w:style w:type="character" w:customStyle="1" w:styleId="IntenseQuoteChar">
+    <w:name w:val="Intense Quote Char"/>
+    <w:basedOn w:val="DefaultParagraphFont"/>
+    <w:link w:val="IntenseQuote"/>
     <w:uiPriority w:val="30"/>
     <w:rsid w:val="00FD6400"/>
     <w:rPr>
@@ -13321,9 +17911,9 @@
       <w:color w:val="0F4761" w:themeColor="accent1" w:themeShade="BF"/>
     </w:rPr>
   </w:style>
-  <w:style w:type="character" w:styleId="ad">
+  <w:style w:type="character" w:styleId="IntenseReference">
     <w:name w:val="Intense Reference"/>
-    <w:basedOn w:val="a0"/>
+    <w:basedOn w:val="DefaultParagraphFont"/>
     <w:uiPriority w:val="32"/>
     <w:qFormat/>
     <w:rsid w:val="00FD6400"/>
@@ -13335,10 +17925,10 @@
       <w:spacing w:val="5"/>
     </w:rPr>
   </w:style>
-  <w:style w:type="paragraph" w:styleId="ae">
+  <w:style w:type="paragraph" w:styleId="Header">
     <w:name w:val="header"/>
-    <w:basedOn w:val="a"/>
-    <w:link w:val="af"/>
+    <w:basedOn w:val="Normal"/>
+    <w:link w:val="HeaderChar"/>
     <w:uiPriority w:val="99"/>
     <w:unhideWhenUsed/>
     <w:rsid w:val="00DD65AC"/>
@@ -13350,17 +17940,17 @@
       <w:spacing w:after="0" w:line="240" w:lineRule="auto"/>
     </w:pPr>
   </w:style>
-  <w:style w:type="character" w:customStyle="1" w:styleId="af">
-    <w:name w:val="Верхній колонтитул Знак"/>
-    <w:basedOn w:val="a0"/>
-    <w:link w:val="ae"/>
+  <w:style w:type="character" w:customStyle="1" w:styleId="HeaderChar">
+    <w:name w:val="Header Char"/>
+    <w:basedOn w:val="DefaultParagraphFont"/>
+    <w:link w:val="Header"/>
     <w:uiPriority w:val="99"/>
     <w:rsid w:val="00DD65AC"/>
   </w:style>
-  <w:style w:type="paragraph" w:styleId="af0">
+  <w:style w:type="paragraph" w:styleId="Footer">
     <w:name w:val="footer"/>
-    <w:basedOn w:val="a"/>
-    <w:link w:val="af1"/>
+    <w:basedOn w:val="Normal"/>
+    <w:link w:val="FooterChar"/>
     <w:uiPriority w:val="99"/>
     <w:unhideWhenUsed/>
     <w:rsid w:val="00DD65AC"/>
@@ -13372,17 +17962,17 @@
       <w:spacing w:after="0" w:line="240" w:lineRule="auto"/>
     </w:pPr>
   </w:style>
-  <w:style w:type="character" w:customStyle="1" w:styleId="af1">
-    <w:name w:val="Нижній колонтитул Знак"/>
-    <w:basedOn w:val="a0"/>
-    <w:link w:val="af0"/>
+  <w:style w:type="character" w:customStyle="1" w:styleId="FooterChar">
+    <w:name w:val="Footer Char"/>
+    <w:basedOn w:val="DefaultParagraphFont"/>
+    <w:link w:val="Footer"/>
     <w:uiPriority w:val="99"/>
     <w:rsid w:val="00DD65AC"/>
   </w:style>
-  <w:style w:type="paragraph" w:styleId="HTML">
+  <w:style w:type="paragraph" w:styleId="HTMLPreformatted">
     <w:name w:val="HTML Preformatted"/>
-    <w:basedOn w:val="a"/>
-    <w:link w:val="HTML0"/>
+    <w:basedOn w:val="Normal"/>
+    <w:link w:val="HTMLPreformattedChar"/>
     <w:uiPriority w:val="99"/>
     <w:semiHidden/>
     <w:unhideWhenUsed/>
@@ -13396,10 +17986,10 @@
       <w:szCs w:val="20"/>
     </w:rPr>
   </w:style>
-  <w:style w:type="character" w:customStyle="1" w:styleId="HTML0">
-    <w:name w:val="Стандартний HTML Знак"/>
-    <w:basedOn w:val="a0"/>
-    <w:link w:val="HTML"/>
+  <w:style w:type="character" w:customStyle="1" w:styleId="HTMLPreformattedChar">
+    <w:name w:val="HTML Preformatted Char"/>
+    <w:basedOn w:val="DefaultParagraphFont"/>
+    <w:link w:val="HTMLPreformatted"/>
     <w:uiPriority w:val="99"/>
     <w:semiHidden/>
     <w:rsid w:val="00811EC9"/>

--- a/docs/Звіт_Проєкт_DigiUni_Registry.docx
+++ b/docs/Звіт_Проєкт_DigiUni_Registry.docx
@@ -964,7 +964,7 @@
     </w:p>
     <w:p>
       <w:pPr>
-        <w:pStyle w:val="ListParagraph"/>
+        <w:pStyle w:val="a9"/>
         <w:tabs>
           <w:tab w:val="left" w:pos="560"/>
           <w:tab w:val="left" w:pos="1120"/>
@@ -993,7 +993,7 @@
     </w:p>
     <w:p>
       <w:pPr>
-        <w:pStyle w:val="ListParagraph"/>
+        <w:pStyle w:val="a9"/>
         <w:numPr>
           <w:ilvl w:val="0"/>
           <w:numId w:val="1"/>
@@ -1034,7 +1034,7 @@
     </w:p>
     <w:p>
       <w:pPr>
-        <w:pStyle w:val="ListParagraph"/>
+        <w:pStyle w:val="a9"/>
         <w:numPr>
           <w:ilvl w:val="0"/>
           <w:numId w:val="1"/>
@@ -1075,7 +1075,7 @@
     </w:p>
     <w:p>
       <w:pPr>
-        <w:pStyle w:val="ListParagraph"/>
+        <w:pStyle w:val="a9"/>
         <w:numPr>
           <w:ilvl w:val="0"/>
           <w:numId w:val="1"/>
@@ -1116,7 +1116,7 @@
     </w:p>
     <w:p>
       <w:pPr>
-        <w:pStyle w:val="ListParagraph"/>
+        <w:pStyle w:val="a9"/>
         <w:numPr>
           <w:ilvl w:val="0"/>
           <w:numId w:val="1"/>
@@ -1166,7 +1166,7 @@
     </w:p>
     <w:p>
       <w:pPr>
-        <w:pStyle w:val="ListParagraph"/>
+        <w:pStyle w:val="a9"/>
         <w:numPr>
           <w:ilvl w:val="0"/>
           <w:numId w:val="1"/>
@@ -1202,20 +1202,12 @@
           <w:sz w:val="28"/>
           <w:szCs w:val="28"/>
         </w:rPr>
-        <w:t>О</w:t>
-      </w:r>
-      <w:r>
-        <w:rPr>
-          <w:rFonts w:ascii="Times New Roman" w:hAnsi="Times New Roman" w:cs="Times New Roman"/>
-          <w:sz w:val="28"/>
-          <w:szCs w:val="28"/>
-        </w:rPr>
-        <w:t>пис рішень та проблем</w:t>
-      </w:r>
-    </w:p>
-    <w:p>
-      <w:pPr>
-        <w:pStyle w:val="ListParagraph"/>
+        <w:t>Опис рішень та проблем</w:t>
+      </w:r>
+    </w:p>
+    <w:p>
+      <w:pPr>
+        <w:pStyle w:val="a9"/>
         <w:numPr>
           <w:ilvl w:val="0"/>
           <w:numId w:val="1"/>
@@ -1256,7 +1248,7 @@
     </w:p>
     <w:p>
       <w:pPr>
-        <w:pStyle w:val="ListParagraph"/>
+        <w:pStyle w:val="a9"/>
         <w:numPr>
           <w:ilvl w:val="0"/>
           <w:numId w:val="1"/>
@@ -1297,6 +1289,7 @@
     </w:p>
     <w:p>
       <w:pPr>
+        <w:spacing w:line="240" w:lineRule="auto"/>
         <w:rPr>
           <w:rFonts w:ascii="Times New Roman" w:hAnsi="Times New Roman" w:cs="Times New Roman"/>
           <w:sz w:val="28"/>
@@ -1342,17 +1335,18 @@
     </w:p>
     <w:p>
       <w:pPr>
-        <w:pStyle w:val="ListParagraph"/>
+        <w:pStyle w:val="a9"/>
         <w:numPr>
           <w:ilvl w:val="0"/>
-          <w:numId w:val="4"/>
+          <w:numId w:val="18"/>
         </w:numPr>
+        <w:spacing w:line="240" w:lineRule="auto"/>
         <w:rPr>
           <w:rFonts w:ascii="Times New Roman" w:hAnsi="Times New Roman" w:cs="Times New Roman"/>
           <w:b/>
           <w:bCs/>
-          <w:sz w:val="28"/>
-          <w:szCs w:val="28"/>
+          <w:sz w:val="30"/>
+          <w:szCs w:val="30"/>
         </w:rPr>
       </w:pPr>
       <w:r>
@@ -1360,14 +1354,15 @@
           <w:rFonts w:ascii="Times New Roman" w:hAnsi="Times New Roman" w:cs="Times New Roman"/>
           <w:b/>
           <w:bCs/>
-          <w:sz w:val="28"/>
-          <w:szCs w:val="28"/>
+          <w:sz w:val="30"/>
+          <w:szCs w:val="30"/>
         </w:rPr>
         <w:t>Постановка задачі</w:t>
       </w:r>
     </w:p>
     <w:p>
       <w:pPr>
+        <w:spacing w:line="240" w:lineRule="auto"/>
         <w:ind w:firstLine="720"/>
         <w:rPr>
           <w:rFonts w:ascii="Times New Roman" w:hAnsi="Times New Roman" w:cs="Times New Roman"/>
@@ -1406,6 +1401,7 @@
     </w:p>
     <w:p>
       <w:pPr>
+        <w:spacing w:line="240" w:lineRule="auto"/>
         <w:ind w:left="720" w:firstLine="720"/>
         <w:rPr>
           <w:rFonts w:ascii="Times New Roman" w:hAnsi="Times New Roman" w:cs="Times New Roman"/>
@@ -1426,6 +1422,8 @@
     </w:p>
     <w:p>
       <w:pPr>
+        <w:spacing w:line="240" w:lineRule="auto"/>
+        <w:ind w:firstLine="720"/>
         <w:rPr>
           <w:rFonts w:ascii="Times New Roman" w:hAnsi="Times New Roman" w:cs="Times New Roman"/>
           <w:sz w:val="28"/>
@@ -1587,6 +1585,7 @@
     </w:p>
     <w:p>
       <w:pPr>
+        <w:spacing w:line="240" w:lineRule="auto"/>
         <w:ind w:left="720" w:firstLine="720"/>
         <w:rPr>
           <w:rFonts w:ascii="Times New Roman" w:hAnsi="Times New Roman" w:cs="Times New Roman"/>
@@ -1609,8 +1608,9 @@
       <w:pPr>
         <w:numPr>
           <w:ilvl w:val="0"/>
-          <w:numId w:val="5"/>
+          <w:numId w:val="19"/>
         </w:numPr>
+        <w:spacing w:line="240" w:lineRule="auto"/>
         <w:rPr>
           <w:rFonts w:ascii="Times New Roman" w:hAnsi="Times New Roman" w:cs="Times New Roman"/>
           <w:sz w:val="28"/>
@@ -1630,8 +1630,9 @@
       <w:pPr>
         <w:numPr>
           <w:ilvl w:val="0"/>
-          <w:numId w:val="5"/>
+          <w:numId w:val="19"/>
         </w:numPr>
+        <w:spacing w:line="240" w:lineRule="auto"/>
         <w:rPr>
           <w:rFonts w:ascii="Times New Roman" w:hAnsi="Times New Roman" w:cs="Times New Roman"/>
           <w:sz w:val="28"/>
@@ -1723,8 +1724,9 @@
       <w:pPr>
         <w:numPr>
           <w:ilvl w:val="0"/>
-          <w:numId w:val="5"/>
+          <w:numId w:val="19"/>
         </w:numPr>
+        <w:spacing w:line="240" w:lineRule="auto"/>
         <w:rPr>
           <w:rFonts w:ascii="Times New Roman" w:hAnsi="Times New Roman" w:cs="Times New Roman"/>
           <w:sz w:val="28"/>
@@ -1742,6 +1744,7 @@
     </w:p>
     <w:p>
       <w:pPr>
+        <w:spacing w:line="240" w:lineRule="auto"/>
         <w:ind w:left="720" w:firstLine="720"/>
         <w:rPr>
           <w:rFonts w:ascii="Times New Roman" w:hAnsi="Times New Roman" w:cs="Times New Roman"/>
@@ -1762,6 +1765,8 @@
     </w:p>
     <w:p>
       <w:pPr>
+        <w:spacing w:line="240" w:lineRule="auto"/>
+        <w:ind w:firstLine="720"/>
         <w:rPr>
           <w:rFonts w:ascii="Times New Roman" w:hAnsi="Times New Roman" w:cs="Times New Roman"/>
           <w:sz w:val="28"/>
@@ -1797,6 +1802,7 @@
     </w:p>
     <w:p>
       <w:pPr>
+        <w:spacing w:line="240" w:lineRule="auto"/>
         <w:ind w:left="720" w:firstLine="720"/>
         <w:rPr>
           <w:rFonts w:ascii="Times New Roman" w:hAnsi="Times New Roman" w:cs="Times New Roman"/>
@@ -1817,6 +1823,7 @@
     </w:p>
     <w:p>
       <w:pPr>
+        <w:spacing w:line="240" w:lineRule="auto"/>
         <w:ind w:left="1440" w:firstLine="720"/>
         <w:rPr>
           <w:rFonts w:ascii="Times New Roman" w:hAnsi="Times New Roman" w:cs="Times New Roman"/>
@@ -1843,29 +1850,20 @@
           <w:ilvl w:val="0"/>
           <w:numId w:val="6"/>
         </w:numPr>
-        <w:rPr>
-          <w:rFonts w:ascii="Times New Roman" w:hAnsi="Times New Roman" w:cs="Times New Roman"/>
-          <w:sz w:val="28"/>
-          <w:szCs w:val="28"/>
-        </w:rPr>
-      </w:pPr>
-      <w:r>
-        <w:rPr>
-          <w:rFonts w:ascii="Times New Roman" w:hAnsi="Times New Roman" w:cs="Times New Roman"/>
-          <w:b/>
-          <w:bCs/>
-          <w:sz w:val="28"/>
-          <w:szCs w:val="28"/>
-        </w:rPr>
-        <w:t>Університет:</w:t>
-      </w:r>
-      <w:r>
-        <w:rPr>
-          <w:rFonts w:ascii="Times New Roman" w:hAnsi="Times New Roman" w:cs="Times New Roman"/>
-          <w:sz w:val="28"/>
-          <w:szCs w:val="28"/>
-        </w:rPr>
-        <w:t> повна назва, скорочена назва, місто, адреса.</w:t>
+        <w:spacing w:line="240" w:lineRule="auto"/>
+        <w:rPr>
+          <w:rFonts w:ascii="Times New Roman" w:hAnsi="Times New Roman" w:cs="Times New Roman"/>
+          <w:sz w:val="28"/>
+          <w:szCs w:val="28"/>
+        </w:rPr>
+      </w:pPr>
+      <w:r>
+        <w:rPr>
+          <w:rFonts w:ascii="Times New Roman" w:hAnsi="Times New Roman" w:cs="Times New Roman"/>
+          <w:sz w:val="28"/>
+          <w:szCs w:val="28"/>
+        </w:rPr>
+        <w:t>Університет: повна назва, скорочена назва, місто, адреса.</w:t>
       </w:r>
     </w:p>
     <w:p>
@@ -1874,29 +1872,20 @@
           <w:ilvl w:val="0"/>
           <w:numId w:val="6"/>
         </w:numPr>
-        <w:rPr>
-          <w:rFonts w:ascii="Times New Roman" w:hAnsi="Times New Roman" w:cs="Times New Roman"/>
-          <w:sz w:val="28"/>
-          <w:szCs w:val="28"/>
-        </w:rPr>
-      </w:pPr>
-      <w:r>
-        <w:rPr>
-          <w:rFonts w:ascii="Times New Roman" w:hAnsi="Times New Roman" w:cs="Times New Roman"/>
-          <w:b/>
-          <w:bCs/>
-          <w:sz w:val="28"/>
-          <w:szCs w:val="28"/>
-        </w:rPr>
-        <w:t>Факультет:</w:t>
-      </w:r>
-      <w:r>
-        <w:rPr>
-          <w:rFonts w:ascii="Times New Roman" w:hAnsi="Times New Roman" w:cs="Times New Roman"/>
-          <w:sz w:val="28"/>
-          <w:szCs w:val="28"/>
-        </w:rPr>
-        <w:t> унікальний код, назва, скорочена назва, декан (посилання на викладача), контакти.</w:t>
+        <w:spacing w:line="240" w:lineRule="auto"/>
+        <w:rPr>
+          <w:rFonts w:ascii="Times New Roman" w:hAnsi="Times New Roman" w:cs="Times New Roman"/>
+          <w:sz w:val="28"/>
+          <w:szCs w:val="28"/>
+        </w:rPr>
+      </w:pPr>
+      <w:r>
+        <w:rPr>
+          <w:rFonts w:ascii="Times New Roman" w:hAnsi="Times New Roman" w:cs="Times New Roman"/>
+          <w:sz w:val="28"/>
+          <w:szCs w:val="28"/>
+        </w:rPr>
+        <w:t>Факультет: унікальний код, назва, скорочена назва, декан (посилання на викладача), контакти.</w:t>
       </w:r>
     </w:p>
     <w:p>
@@ -1905,29 +1894,20 @@
           <w:ilvl w:val="0"/>
           <w:numId w:val="6"/>
         </w:numPr>
-        <w:rPr>
-          <w:rFonts w:ascii="Times New Roman" w:hAnsi="Times New Roman" w:cs="Times New Roman"/>
-          <w:sz w:val="28"/>
-          <w:szCs w:val="28"/>
-        </w:rPr>
-      </w:pPr>
-      <w:r>
-        <w:rPr>
-          <w:rFonts w:ascii="Times New Roman" w:hAnsi="Times New Roman" w:cs="Times New Roman"/>
-          <w:b/>
-          <w:bCs/>
-          <w:sz w:val="28"/>
-          <w:szCs w:val="28"/>
-        </w:rPr>
-        <w:t>Кафедра:</w:t>
-      </w:r>
-      <w:r>
-        <w:rPr>
-          <w:rFonts w:ascii="Times New Roman" w:hAnsi="Times New Roman" w:cs="Times New Roman"/>
-          <w:sz w:val="28"/>
-          <w:szCs w:val="28"/>
-        </w:rPr>
-        <w:t> унікальний код, назва, факультет (посилання), завідувач (посилання на викладача), кабінет/локація.</w:t>
+        <w:spacing w:line="240" w:lineRule="auto"/>
+        <w:rPr>
+          <w:rFonts w:ascii="Times New Roman" w:hAnsi="Times New Roman" w:cs="Times New Roman"/>
+          <w:sz w:val="28"/>
+          <w:szCs w:val="28"/>
+        </w:rPr>
+      </w:pPr>
+      <w:r>
+        <w:rPr>
+          <w:rFonts w:ascii="Times New Roman" w:hAnsi="Times New Roman" w:cs="Times New Roman"/>
+          <w:sz w:val="28"/>
+          <w:szCs w:val="28"/>
+        </w:rPr>
+        <w:t>Кафедра: унікальний код, назва, факультет (посилання), завідувач (посилання на викладача), кабінет/локація.</w:t>
       </w:r>
     </w:p>
     <w:p>
@@ -1936,29 +1916,20 @@
           <w:ilvl w:val="0"/>
           <w:numId w:val="6"/>
         </w:numPr>
-        <w:rPr>
-          <w:rFonts w:ascii="Times New Roman" w:hAnsi="Times New Roman" w:cs="Times New Roman"/>
-          <w:sz w:val="28"/>
-          <w:szCs w:val="28"/>
-        </w:rPr>
-      </w:pPr>
-      <w:r>
-        <w:rPr>
-          <w:rFonts w:ascii="Times New Roman" w:hAnsi="Times New Roman" w:cs="Times New Roman"/>
-          <w:b/>
-          <w:bCs/>
-          <w:sz w:val="28"/>
-          <w:szCs w:val="28"/>
-        </w:rPr>
-        <w:t>Персона (базовий тип):</w:t>
-      </w:r>
-      <w:r>
-        <w:rPr>
-          <w:rFonts w:ascii="Times New Roman" w:hAnsi="Times New Roman" w:cs="Times New Roman"/>
-          <w:sz w:val="28"/>
-          <w:szCs w:val="28"/>
-        </w:rPr>
-        <w:t xml:space="preserve"> унікальний ідентифікатор, ПІБ (3 частини), дата народження, </w:t>
+        <w:spacing w:line="240" w:lineRule="auto"/>
+        <w:rPr>
+          <w:rFonts w:ascii="Times New Roman" w:hAnsi="Times New Roman" w:cs="Times New Roman"/>
+          <w:sz w:val="28"/>
+          <w:szCs w:val="28"/>
+        </w:rPr>
+      </w:pPr>
+      <w:r>
+        <w:rPr>
+          <w:rFonts w:ascii="Times New Roman" w:hAnsi="Times New Roman" w:cs="Times New Roman"/>
+          <w:sz w:val="28"/>
+          <w:szCs w:val="28"/>
+        </w:rPr>
+        <w:t xml:space="preserve">Персона (базовий тип): унікальний ідентифікатор, ПІБ (3 частини), дата народження, </w:t>
       </w:r>
       <w:proofErr w:type="spellStart"/>
       <w:r>
@@ -1985,29 +1956,20 @@
           <w:ilvl w:val="0"/>
           <w:numId w:val="6"/>
         </w:numPr>
-        <w:rPr>
-          <w:rFonts w:ascii="Times New Roman" w:hAnsi="Times New Roman" w:cs="Times New Roman"/>
-          <w:sz w:val="28"/>
-          <w:szCs w:val="28"/>
-        </w:rPr>
-      </w:pPr>
-      <w:r>
-        <w:rPr>
-          <w:rFonts w:ascii="Times New Roman" w:hAnsi="Times New Roman" w:cs="Times New Roman"/>
-          <w:b/>
-          <w:bCs/>
-          <w:sz w:val="28"/>
-          <w:szCs w:val="28"/>
-        </w:rPr>
-        <w:t>Студент:</w:t>
-      </w:r>
-      <w:r>
-        <w:rPr>
-          <w:rFonts w:ascii="Times New Roman" w:hAnsi="Times New Roman" w:cs="Times New Roman"/>
-          <w:sz w:val="28"/>
-          <w:szCs w:val="28"/>
-        </w:rPr>
-        <w:t> ідентифікатор студента/залікова, курс (1-6), група, рік вступу, форма навчання (бюджет/контракт), статус (навчається/академвідпустка/відрахований).</w:t>
+        <w:spacing w:line="240" w:lineRule="auto"/>
+        <w:rPr>
+          <w:rFonts w:ascii="Times New Roman" w:hAnsi="Times New Roman" w:cs="Times New Roman"/>
+          <w:sz w:val="28"/>
+          <w:szCs w:val="28"/>
+        </w:rPr>
+      </w:pPr>
+      <w:r>
+        <w:rPr>
+          <w:rFonts w:ascii="Times New Roman" w:hAnsi="Times New Roman" w:cs="Times New Roman"/>
+          <w:sz w:val="28"/>
+          <w:szCs w:val="28"/>
+        </w:rPr>
+        <w:t>Студент: ідентифікатор студента/залікова, курс (1-6), група, рік вступу, форма навчання (бюджет/контракт), статус (навчається/академвідпустка/відрахований).</w:t>
       </w:r>
     </w:p>
     <w:p>
@@ -2016,34 +1978,25 @@
           <w:ilvl w:val="0"/>
           <w:numId w:val="6"/>
         </w:numPr>
-        <w:rPr>
-          <w:rFonts w:ascii="Times New Roman" w:hAnsi="Times New Roman" w:cs="Times New Roman"/>
-          <w:sz w:val="28"/>
-          <w:szCs w:val="28"/>
-        </w:rPr>
-      </w:pPr>
-      <w:r>
-        <w:rPr>
-          <w:rFonts w:ascii="Times New Roman" w:hAnsi="Times New Roman" w:cs="Times New Roman"/>
-          <w:b/>
-          <w:bCs/>
-          <w:sz w:val="28"/>
-          <w:szCs w:val="28"/>
-        </w:rPr>
-        <w:lastRenderedPageBreak/>
-        <w:t>Викладач:</w:t>
-      </w:r>
-      <w:r>
-        <w:rPr>
-          <w:rFonts w:ascii="Times New Roman" w:hAnsi="Times New Roman" w:cs="Times New Roman"/>
-          <w:sz w:val="28"/>
-          <w:szCs w:val="28"/>
-        </w:rPr>
-        <w:t> посада, науковий ступінь, вчене звання, дата прийняття на роботу, ставка/навантаження.</w:t>
-      </w:r>
-    </w:p>
-    <w:p>
-      <w:pPr>
+        <w:spacing w:line="240" w:lineRule="auto"/>
+        <w:rPr>
+          <w:rFonts w:ascii="Times New Roman" w:hAnsi="Times New Roman" w:cs="Times New Roman"/>
+          <w:sz w:val="28"/>
+          <w:szCs w:val="28"/>
+        </w:rPr>
+      </w:pPr>
+      <w:r>
+        <w:rPr>
+          <w:rFonts w:ascii="Times New Roman" w:hAnsi="Times New Roman" w:cs="Times New Roman"/>
+          <w:sz w:val="28"/>
+          <w:szCs w:val="28"/>
+        </w:rPr>
+        <w:t>Викладач: посада, науковий ступінь, вчене звання, дата прийняття на роботу, ставка/навантаження.</w:t>
+      </w:r>
+    </w:p>
+    <w:p>
+      <w:pPr>
+        <w:spacing w:line="240" w:lineRule="auto"/>
         <w:ind w:left="1440" w:firstLine="720"/>
         <w:rPr>
           <w:rFonts w:ascii="Times New Roman" w:hAnsi="Times New Roman" w:cs="Times New Roman"/>
@@ -2070,6 +2023,7 @@
           <w:ilvl w:val="0"/>
           <w:numId w:val="7"/>
         </w:numPr>
+        <w:spacing w:line="240" w:lineRule="auto"/>
         <w:rPr>
           <w:rFonts w:ascii="Times New Roman" w:hAnsi="Times New Roman" w:cs="Times New Roman"/>
           <w:sz w:val="28"/>
@@ -2091,18 +2045,20 @@
           <w:ilvl w:val="0"/>
           <w:numId w:val="7"/>
         </w:numPr>
-        <w:rPr>
-          <w:rFonts w:ascii="Times New Roman" w:hAnsi="Times New Roman" w:cs="Times New Roman"/>
-          <w:sz w:val="28"/>
-          <w:szCs w:val="28"/>
-        </w:rPr>
-      </w:pPr>
-      <w:r>
-        <w:rPr>
-          <w:rFonts w:ascii="Times New Roman" w:hAnsi="Times New Roman" w:cs="Times New Roman"/>
-          <w:sz w:val="28"/>
-          <w:szCs w:val="28"/>
-        </w:rPr>
+        <w:spacing w:line="240" w:lineRule="auto"/>
+        <w:rPr>
+          <w:rFonts w:ascii="Times New Roman" w:hAnsi="Times New Roman" w:cs="Times New Roman"/>
+          <w:sz w:val="28"/>
+          <w:szCs w:val="28"/>
+        </w:rPr>
+      </w:pPr>
+      <w:r>
+        <w:rPr>
+          <w:rFonts w:ascii="Times New Roman" w:hAnsi="Times New Roman" w:cs="Times New Roman"/>
+          <w:sz w:val="28"/>
+          <w:szCs w:val="28"/>
+        </w:rPr>
+        <w:lastRenderedPageBreak/>
         <w:t>Створити/видалити/редагувати кафедру факультету.</w:t>
       </w:r>
     </w:p>
@@ -2112,6 +2068,7 @@
           <w:ilvl w:val="0"/>
           <w:numId w:val="7"/>
         </w:numPr>
+        <w:spacing w:line="240" w:lineRule="auto"/>
         <w:rPr>
           <w:rFonts w:ascii="Times New Roman" w:hAnsi="Times New Roman" w:cs="Times New Roman"/>
           <w:sz w:val="28"/>
@@ -2133,6 +2090,7 @@
           <w:ilvl w:val="0"/>
           <w:numId w:val="7"/>
         </w:numPr>
+        <w:spacing w:line="240" w:lineRule="auto"/>
         <w:rPr>
           <w:rFonts w:ascii="Times New Roman" w:hAnsi="Times New Roman" w:cs="Times New Roman"/>
           <w:sz w:val="28"/>
@@ -2150,6 +2108,7 @@
     </w:p>
     <w:p>
       <w:pPr>
+        <w:spacing w:line="240" w:lineRule="auto"/>
         <w:ind w:left="1440" w:firstLine="720"/>
         <w:rPr>
           <w:rFonts w:ascii="Times New Roman" w:hAnsi="Times New Roman" w:cs="Times New Roman"/>
@@ -2176,6 +2135,7 @@
           <w:ilvl w:val="0"/>
           <w:numId w:val="8"/>
         </w:numPr>
+        <w:spacing w:line="240" w:lineRule="auto"/>
         <w:rPr>
           <w:rFonts w:ascii="Times New Roman" w:hAnsi="Times New Roman" w:cs="Times New Roman"/>
           <w:sz w:val="28"/>
@@ -2197,6 +2157,7 @@
           <w:ilvl w:val="0"/>
           <w:numId w:val="8"/>
         </w:numPr>
+        <w:spacing w:line="240" w:lineRule="auto"/>
         <w:rPr>
           <w:rFonts w:ascii="Times New Roman" w:hAnsi="Times New Roman" w:cs="Times New Roman"/>
           <w:sz w:val="28"/>
@@ -2218,6 +2179,7 @@
           <w:ilvl w:val="0"/>
           <w:numId w:val="8"/>
         </w:numPr>
+        <w:spacing w:line="240" w:lineRule="auto"/>
         <w:rPr>
           <w:rFonts w:ascii="Times New Roman" w:hAnsi="Times New Roman" w:cs="Times New Roman"/>
           <w:sz w:val="28"/>
@@ -2239,6 +2201,7 @@
           <w:ilvl w:val="0"/>
           <w:numId w:val="8"/>
         </w:numPr>
+        <w:spacing w:line="240" w:lineRule="auto"/>
         <w:rPr>
           <w:rFonts w:ascii="Times New Roman" w:hAnsi="Times New Roman" w:cs="Times New Roman"/>
           <w:sz w:val="28"/>
@@ -2260,6 +2223,7 @@
           <w:ilvl w:val="0"/>
           <w:numId w:val="8"/>
         </w:numPr>
+        <w:spacing w:line="240" w:lineRule="auto"/>
         <w:rPr>
           <w:rFonts w:ascii="Times New Roman" w:hAnsi="Times New Roman" w:cs="Times New Roman"/>
           <w:sz w:val="28"/>
@@ -2281,6 +2245,7 @@
           <w:ilvl w:val="0"/>
           <w:numId w:val="8"/>
         </w:numPr>
+        <w:spacing w:line="240" w:lineRule="auto"/>
         <w:rPr>
           <w:rFonts w:ascii="Times New Roman" w:hAnsi="Times New Roman" w:cs="Times New Roman"/>
           <w:sz w:val="28"/>
@@ -2298,6 +2263,7 @@
     </w:p>
     <w:p>
       <w:pPr>
+        <w:spacing w:line="240" w:lineRule="auto"/>
         <w:ind w:left="1440" w:firstLine="720"/>
         <w:rPr>
           <w:rFonts w:ascii="Times New Roman" w:hAnsi="Times New Roman" w:cs="Times New Roman"/>
@@ -2324,6 +2290,7 @@
           <w:ilvl w:val="0"/>
           <w:numId w:val="9"/>
         </w:numPr>
+        <w:spacing w:line="240" w:lineRule="auto"/>
         <w:rPr>
           <w:rFonts w:ascii="Times New Roman" w:hAnsi="Times New Roman" w:cs="Times New Roman"/>
           <w:sz w:val="28"/>
@@ -2345,29 +2312,20 @@
           <w:ilvl w:val="0"/>
           <w:numId w:val="9"/>
         </w:numPr>
-        <w:rPr>
-          <w:rFonts w:ascii="Times New Roman" w:hAnsi="Times New Roman" w:cs="Times New Roman"/>
-          <w:sz w:val="28"/>
-          <w:szCs w:val="28"/>
-        </w:rPr>
-      </w:pPr>
-      <w:r>
-        <w:rPr>
-          <w:rFonts w:ascii="Times New Roman" w:hAnsi="Times New Roman" w:cs="Times New Roman"/>
-          <w:b/>
-          <w:bCs/>
-          <w:sz w:val="28"/>
-          <w:szCs w:val="28"/>
-        </w:rPr>
-        <w:t>Користувач:</w:t>
-      </w:r>
-      <w:r>
-        <w:rPr>
-          <w:rFonts w:ascii="Times New Roman" w:hAnsi="Times New Roman" w:cs="Times New Roman"/>
-          <w:sz w:val="28"/>
-          <w:szCs w:val="28"/>
-        </w:rPr>
-        <w:t> лише перегляд (пошук і звіти).</w:t>
+        <w:spacing w:line="240" w:lineRule="auto"/>
+        <w:rPr>
+          <w:rFonts w:ascii="Times New Roman" w:hAnsi="Times New Roman" w:cs="Times New Roman"/>
+          <w:sz w:val="28"/>
+          <w:szCs w:val="28"/>
+        </w:rPr>
+      </w:pPr>
+      <w:r>
+        <w:rPr>
+          <w:rFonts w:ascii="Times New Roman" w:hAnsi="Times New Roman" w:cs="Times New Roman"/>
+          <w:sz w:val="28"/>
+          <w:szCs w:val="28"/>
+        </w:rPr>
+        <w:t>Користувач: лише перегляд (пошук і звіти).</w:t>
       </w:r>
     </w:p>
     <w:p>
@@ -2376,29 +2334,20 @@
           <w:ilvl w:val="0"/>
           <w:numId w:val="9"/>
         </w:numPr>
-        <w:rPr>
-          <w:rFonts w:ascii="Times New Roman" w:hAnsi="Times New Roman" w:cs="Times New Roman"/>
-          <w:sz w:val="28"/>
-          <w:szCs w:val="28"/>
-        </w:rPr>
-      </w:pPr>
-      <w:r>
-        <w:rPr>
-          <w:rFonts w:ascii="Times New Roman" w:hAnsi="Times New Roman" w:cs="Times New Roman"/>
-          <w:b/>
-          <w:bCs/>
-          <w:sz w:val="28"/>
-          <w:szCs w:val="28"/>
-        </w:rPr>
-        <w:t>Менеджер:</w:t>
-      </w:r>
-      <w:r>
-        <w:rPr>
-          <w:rFonts w:ascii="Times New Roman" w:hAnsi="Times New Roman" w:cs="Times New Roman"/>
-          <w:sz w:val="28"/>
-          <w:szCs w:val="28"/>
-        </w:rPr>
-        <w:t> повний доступ до CRUD, без керування користувачами.</w:t>
+        <w:spacing w:line="240" w:lineRule="auto"/>
+        <w:rPr>
+          <w:rFonts w:ascii="Times New Roman" w:hAnsi="Times New Roman" w:cs="Times New Roman"/>
+          <w:sz w:val="28"/>
+          <w:szCs w:val="28"/>
+        </w:rPr>
+      </w:pPr>
+      <w:r>
+        <w:rPr>
+          <w:rFonts w:ascii="Times New Roman" w:hAnsi="Times New Roman" w:cs="Times New Roman"/>
+          <w:sz w:val="28"/>
+          <w:szCs w:val="28"/>
+        </w:rPr>
+        <w:t>Менеджер: повний доступ до CRUD, без керування користувачами.</w:t>
       </w:r>
     </w:p>
     <w:p>
@@ -2407,33 +2356,25 @@
           <w:ilvl w:val="0"/>
           <w:numId w:val="9"/>
         </w:numPr>
-        <w:rPr>
-          <w:rFonts w:ascii="Times New Roman" w:hAnsi="Times New Roman" w:cs="Times New Roman"/>
-          <w:sz w:val="28"/>
-          <w:szCs w:val="28"/>
-        </w:rPr>
-      </w:pPr>
-      <w:r>
-        <w:rPr>
-          <w:rFonts w:ascii="Times New Roman" w:hAnsi="Times New Roman" w:cs="Times New Roman"/>
-          <w:b/>
-          <w:bCs/>
-          <w:sz w:val="28"/>
-          <w:szCs w:val="28"/>
-        </w:rPr>
-        <w:t>Адміністратор:</w:t>
-      </w:r>
-      <w:r>
-        <w:rPr>
-          <w:rFonts w:ascii="Times New Roman" w:hAnsi="Times New Roman" w:cs="Times New Roman"/>
-          <w:sz w:val="28"/>
-          <w:szCs w:val="28"/>
-        </w:rPr>
-        <w:t> повний доступ + створення/редагування/блокування користувачів і ролей.</w:t>
-      </w:r>
-    </w:p>
-    <w:p>
-      <w:pPr>
+        <w:spacing w:line="240" w:lineRule="auto"/>
+        <w:rPr>
+          <w:rFonts w:ascii="Times New Roman" w:hAnsi="Times New Roman" w:cs="Times New Roman"/>
+          <w:sz w:val="28"/>
+          <w:szCs w:val="28"/>
+        </w:rPr>
+      </w:pPr>
+      <w:r>
+        <w:rPr>
+          <w:rFonts w:ascii="Times New Roman" w:hAnsi="Times New Roman" w:cs="Times New Roman"/>
+          <w:sz w:val="28"/>
+          <w:szCs w:val="28"/>
+        </w:rPr>
+        <w:t>Адміністратор: повний доступ + створення/редагування/блокування користувачів і ролей.</w:t>
+      </w:r>
+    </w:p>
+    <w:p>
+      <w:pPr>
+        <w:spacing w:line="240" w:lineRule="auto"/>
         <w:ind w:left="1440"/>
         <w:rPr>
           <w:rFonts w:ascii="Times New Roman" w:hAnsi="Times New Roman" w:cs="Times New Roman"/>
@@ -2458,29 +2399,20 @@
           <w:ilvl w:val="0"/>
           <w:numId w:val="10"/>
         </w:numPr>
-        <w:rPr>
-          <w:rFonts w:ascii="Times New Roman" w:hAnsi="Times New Roman" w:cs="Times New Roman"/>
-          <w:sz w:val="28"/>
-          <w:szCs w:val="28"/>
-        </w:rPr>
-      </w:pPr>
-      <w:r>
-        <w:rPr>
-          <w:rFonts w:ascii="Times New Roman" w:hAnsi="Times New Roman" w:cs="Times New Roman"/>
-          <w:b/>
-          <w:bCs/>
-          <w:sz w:val="28"/>
-          <w:szCs w:val="28"/>
-        </w:rPr>
-        <w:t>ООП та дизайн:</w:t>
-      </w:r>
-      <w:r>
-        <w:rPr>
-          <w:rFonts w:ascii="Times New Roman" w:hAnsi="Times New Roman" w:cs="Times New Roman"/>
-          <w:sz w:val="28"/>
-          <w:szCs w:val="28"/>
-        </w:rPr>
-        <w:t> Ієрархія </w:t>
+        <w:spacing w:line="240" w:lineRule="auto"/>
+        <w:rPr>
+          <w:rFonts w:ascii="Times New Roman" w:hAnsi="Times New Roman" w:cs="Times New Roman"/>
+          <w:sz w:val="28"/>
+          <w:szCs w:val="28"/>
+        </w:rPr>
+      </w:pPr>
+      <w:r>
+        <w:rPr>
+          <w:rFonts w:ascii="Times New Roman" w:hAnsi="Times New Roman" w:cs="Times New Roman"/>
+          <w:sz w:val="28"/>
+          <w:szCs w:val="28"/>
+        </w:rPr>
+        <w:t>ООП та дизайн: Ієрархія </w:t>
       </w:r>
       <w:proofErr w:type="spellStart"/>
       <w:r>
@@ -2543,17 +2475,16 @@
           <w:ilvl w:val="0"/>
           <w:numId w:val="10"/>
         </w:numPr>
-        <w:rPr>
-          <w:rFonts w:ascii="Times New Roman" w:hAnsi="Times New Roman" w:cs="Times New Roman"/>
-          <w:sz w:val="28"/>
-          <w:szCs w:val="28"/>
-        </w:rPr>
-      </w:pPr>
-      <w:r>
-        <w:rPr>
-          <w:rFonts w:ascii="Times New Roman" w:hAnsi="Times New Roman" w:cs="Times New Roman"/>
-          <w:b/>
-          <w:bCs/>
+        <w:spacing w:line="240" w:lineRule="auto"/>
+        <w:rPr>
+          <w:rFonts w:ascii="Times New Roman" w:hAnsi="Times New Roman" w:cs="Times New Roman"/>
+          <w:sz w:val="28"/>
+          <w:szCs w:val="28"/>
+        </w:rPr>
+      </w:pPr>
+      <w:r>
+        <w:rPr>
+          <w:rFonts w:ascii="Times New Roman" w:hAnsi="Times New Roman" w:cs="Times New Roman"/>
           <w:sz w:val="28"/>
           <w:szCs w:val="28"/>
         </w:rPr>
@@ -2563,8 +2494,6 @@
       <w:r>
         <w:rPr>
           <w:rFonts w:ascii="Times New Roman" w:hAnsi="Times New Roman" w:cs="Times New Roman"/>
-          <w:b/>
-          <w:bCs/>
           <w:sz w:val="28"/>
           <w:szCs w:val="28"/>
         </w:rPr>
@@ -2574,20 +2503,10 @@
       <w:r>
         <w:rPr>
           <w:rFonts w:ascii="Times New Roman" w:hAnsi="Times New Roman" w:cs="Times New Roman"/>
-          <w:b/>
-          <w:bCs/>
-          <w:sz w:val="28"/>
-          <w:szCs w:val="28"/>
-        </w:rPr>
-        <w:t>:</w:t>
-      </w:r>
-      <w:r>
-        <w:rPr>
-          <w:rFonts w:ascii="Times New Roman" w:hAnsi="Times New Roman" w:cs="Times New Roman"/>
-          <w:sz w:val="28"/>
-          <w:szCs w:val="28"/>
-        </w:rPr>
-        <w:t xml:space="preserve"> Приватні поля, </w:t>
+          <w:sz w:val="28"/>
+          <w:szCs w:val="28"/>
+        </w:rPr>
+        <w:t xml:space="preserve">: Приватні поля, </w:t>
       </w:r>
       <w:proofErr w:type="spellStart"/>
       <w:r>
@@ -2632,29 +2551,25 @@
           <w:ilvl w:val="0"/>
           <w:numId w:val="10"/>
         </w:numPr>
-        <w:rPr>
-          <w:rFonts w:ascii="Times New Roman" w:hAnsi="Times New Roman" w:cs="Times New Roman"/>
-          <w:sz w:val="28"/>
-          <w:szCs w:val="28"/>
-        </w:rPr>
-      </w:pPr>
-      <w:r>
-        <w:rPr>
-          <w:rFonts w:ascii="Times New Roman" w:hAnsi="Times New Roman" w:cs="Times New Roman"/>
-          <w:b/>
-          <w:bCs/>
-          <w:sz w:val="28"/>
-          <w:szCs w:val="28"/>
-        </w:rPr>
-        <w:lastRenderedPageBreak/>
+        <w:spacing w:line="240" w:lineRule="auto"/>
+        <w:rPr>
+          <w:rFonts w:ascii="Times New Roman" w:hAnsi="Times New Roman" w:cs="Times New Roman"/>
+          <w:sz w:val="28"/>
+          <w:szCs w:val="28"/>
+        </w:rPr>
+      </w:pPr>
+      <w:r>
+        <w:rPr>
+          <w:rFonts w:ascii="Times New Roman" w:hAnsi="Times New Roman" w:cs="Times New Roman"/>
+          <w:sz w:val="28"/>
+          <w:szCs w:val="28"/>
+        </w:rPr>
         <w:t xml:space="preserve">Колекції та </w:t>
       </w:r>
       <w:proofErr w:type="spellStart"/>
       <w:r>
         <w:rPr>
           <w:rFonts w:ascii="Times New Roman" w:hAnsi="Times New Roman" w:cs="Times New Roman"/>
-          <w:b/>
-          <w:bCs/>
           <w:sz w:val="28"/>
           <w:szCs w:val="28"/>
         </w:rPr>
@@ -2664,20 +2579,10 @@
       <w:r>
         <w:rPr>
           <w:rFonts w:ascii="Times New Roman" w:hAnsi="Times New Roman" w:cs="Times New Roman"/>
-          <w:b/>
-          <w:bCs/>
-          <w:sz w:val="28"/>
-          <w:szCs w:val="28"/>
-        </w:rPr>
-        <w:t>:</w:t>
-      </w:r>
-      <w:r>
-        <w:rPr>
-          <w:rFonts w:ascii="Times New Roman" w:hAnsi="Times New Roman" w:cs="Times New Roman"/>
-          <w:sz w:val="28"/>
-          <w:szCs w:val="28"/>
-        </w:rPr>
-        <w:t> Репозиторії </w:t>
+          <w:sz w:val="28"/>
+          <w:szCs w:val="28"/>
+        </w:rPr>
+        <w:t>: Репозиторії </w:t>
       </w:r>
       <w:proofErr w:type="spellStart"/>
       <w:r>
@@ -2794,18 +2699,17 @@
           <w:ilvl w:val="0"/>
           <w:numId w:val="10"/>
         </w:numPr>
-        <w:rPr>
-          <w:rFonts w:ascii="Times New Roman" w:hAnsi="Times New Roman" w:cs="Times New Roman"/>
-          <w:sz w:val="28"/>
-          <w:szCs w:val="28"/>
-        </w:rPr>
-      </w:pPr>
-      <w:proofErr w:type="spellStart"/>
-      <w:r>
-        <w:rPr>
-          <w:rFonts w:ascii="Times New Roman" w:hAnsi="Times New Roman" w:cs="Times New Roman"/>
-          <w:b/>
-          <w:bCs/>
+        <w:spacing w:line="240" w:lineRule="auto"/>
+        <w:rPr>
+          <w:rFonts w:ascii="Times New Roman" w:hAnsi="Times New Roman" w:cs="Times New Roman"/>
+          <w:sz w:val="28"/>
+          <w:szCs w:val="28"/>
+        </w:rPr>
+      </w:pPr>
+      <w:proofErr w:type="spellStart"/>
+      <w:r>
+        <w:rPr>
+          <w:rFonts w:ascii="Times New Roman" w:hAnsi="Times New Roman" w:cs="Times New Roman"/>
           <w:sz w:val="28"/>
           <w:szCs w:val="28"/>
         </w:rPr>
@@ -2815,20 +2719,10 @@
       <w:r>
         <w:rPr>
           <w:rFonts w:ascii="Times New Roman" w:hAnsi="Times New Roman" w:cs="Times New Roman"/>
-          <w:b/>
-          <w:bCs/>
-          <w:sz w:val="28"/>
-          <w:szCs w:val="28"/>
-        </w:rPr>
-        <w:t xml:space="preserve"> API:</w:t>
-      </w:r>
-      <w:r>
-        <w:rPr>
-          <w:rFonts w:ascii="Times New Roman" w:hAnsi="Times New Roman" w:cs="Times New Roman"/>
-          <w:sz w:val="28"/>
-          <w:szCs w:val="28"/>
-        </w:rPr>
-        <w:t> Фільтрація, сортування, групування через стріми та лямбди.</w:t>
+          <w:sz w:val="28"/>
+          <w:szCs w:val="28"/>
+        </w:rPr>
+        <w:t xml:space="preserve"> API: Фільтрація, сортування, групування через стріми та лямбди.</w:t>
       </w:r>
     </w:p>
     <w:p>
@@ -2837,29 +2731,20 @@
           <w:ilvl w:val="0"/>
           <w:numId w:val="10"/>
         </w:numPr>
-        <w:rPr>
-          <w:rFonts w:ascii="Times New Roman" w:hAnsi="Times New Roman" w:cs="Times New Roman"/>
-          <w:sz w:val="28"/>
-          <w:szCs w:val="28"/>
-        </w:rPr>
-      </w:pPr>
-      <w:r>
-        <w:rPr>
-          <w:rFonts w:ascii="Times New Roman" w:hAnsi="Times New Roman" w:cs="Times New Roman"/>
-          <w:b/>
-          <w:bCs/>
-          <w:sz w:val="28"/>
-          <w:szCs w:val="28"/>
-        </w:rPr>
-        <w:t>Дата та час:</w:t>
-      </w:r>
-      <w:r>
-        <w:rPr>
-          <w:rFonts w:ascii="Times New Roman" w:hAnsi="Times New Roman" w:cs="Times New Roman"/>
-          <w:sz w:val="28"/>
-          <w:szCs w:val="28"/>
-        </w:rPr>
-        <w:t> Використання </w:t>
+        <w:spacing w:line="240" w:lineRule="auto"/>
+        <w:rPr>
+          <w:rFonts w:ascii="Times New Roman" w:hAnsi="Times New Roman" w:cs="Times New Roman"/>
+          <w:sz w:val="28"/>
+          <w:szCs w:val="28"/>
+        </w:rPr>
+      </w:pPr>
+      <w:r>
+        <w:rPr>
+          <w:rFonts w:ascii="Times New Roman" w:hAnsi="Times New Roman" w:cs="Times New Roman"/>
+          <w:sz w:val="28"/>
+          <w:szCs w:val="28"/>
+        </w:rPr>
+        <w:t>Дата та час: Використання </w:t>
       </w:r>
       <w:proofErr w:type="spellStart"/>
       <w:r>
@@ -2940,17 +2825,16 @@
           <w:ilvl w:val="0"/>
           <w:numId w:val="10"/>
         </w:numPr>
-        <w:rPr>
-          <w:rFonts w:ascii="Times New Roman" w:hAnsi="Times New Roman" w:cs="Times New Roman"/>
-          <w:sz w:val="28"/>
-          <w:szCs w:val="28"/>
-        </w:rPr>
-      </w:pPr>
-      <w:r>
-        <w:rPr>
-          <w:rFonts w:ascii="Times New Roman" w:hAnsi="Times New Roman" w:cs="Times New Roman"/>
-          <w:b/>
-          <w:bCs/>
+        <w:spacing w:line="240" w:lineRule="auto"/>
+        <w:rPr>
+          <w:rFonts w:ascii="Times New Roman" w:hAnsi="Times New Roman" w:cs="Times New Roman"/>
+          <w:sz w:val="28"/>
+          <w:szCs w:val="28"/>
+        </w:rPr>
+      </w:pPr>
+      <w:r>
+        <w:rPr>
+          <w:rFonts w:ascii="Times New Roman" w:hAnsi="Times New Roman" w:cs="Times New Roman"/>
           <w:sz w:val="28"/>
           <w:szCs w:val="28"/>
         </w:rPr>
@@ -2960,8 +2844,6 @@
       <w:r>
         <w:rPr>
           <w:rFonts w:ascii="Times New Roman" w:hAnsi="Times New Roman" w:cs="Times New Roman"/>
-          <w:b/>
-          <w:bCs/>
           <w:sz w:val="28"/>
           <w:szCs w:val="28"/>
         </w:rPr>
@@ -2971,20 +2853,10 @@
       <w:r>
         <w:rPr>
           <w:rFonts w:ascii="Times New Roman" w:hAnsi="Times New Roman" w:cs="Times New Roman"/>
-          <w:b/>
-          <w:bCs/>
-          <w:sz w:val="28"/>
-          <w:szCs w:val="28"/>
-        </w:rPr>
-        <w:t>:</w:t>
-      </w:r>
-      <w:r>
-        <w:rPr>
-          <w:rFonts w:ascii="Times New Roman" w:hAnsi="Times New Roman" w:cs="Times New Roman"/>
-          <w:sz w:val="28"/>
-          <w:szCs w:val="28"/>
-        </w:rPr>
-        <w:t> Використання </w:t>
+          <w:sz w:val="28"/>
+          <w:szCs w:val="28"/>
+        </w:rPr>
+        <w:t>: Використання </w:t>
       </w:r>
       <w:proofErr w:type="spellStart"/>
       <w:r>
@@ -3065,28 +2937,26 @@
           <w:ilvl w:val="0"/>
           <w:numId w:val="10"/>
         </w:numPr>
-        <w:rPr>
-          <w:rFonts w:ascii="Times New Roman" w:hAnsi="Times New Roman" w:cs="Times New Roman"/>
-          <w:sz w:val="28"/>
-          <w:szCs w:val="28"/>
-        </w:rPr>
-      </w:pPr>
-      <w:r>
-        <w:rPr>
-          <w:rFonts w:ascii="Times New Roman" w:hAnsi="Times New Roman" w:cs="Times New Roman"/>
-          <w:b/>
-          <w:bCs/>
-          <w:sz w:val="28"/>
-          <w:szCs w:val="28"/>
-        </w:rPr>
+        <w:spacing w:line="240" w:lineRule="auto"/>
+        <w:rPr>
+          <w:rFonts w:ascii="Times New Roman" w:hAnsi="Times New Roman" w:cs="Times New Roman"/>
+          <w:sz w:val="28"/>
+          <w:szCs w:val="28"/>
+        </w:rPr>
+      </w:pPr>
+      <w:r>
+        <w:rPr>
+          <w:rFonts w:ascii="Times New Roman" w:hAnsi="Times New Roman" w:cs="Times New Roman"/>
+          <w:sz w:val="28"/>
+          <w:szCs w:val="28"/>
+        </w:rPr>
+        <w:lastRenderedPageBreak/>
         <w:t xml:space="preserve">Винятки та </w:t>
       </w:r>
       <w:proofErr w:type="spellStart"/>
       <w:r>
         <w:rPr>
           <w:rFonts w:ascii="Times New Roman" w:hAnsi="Times New Roman" w:cs="Times New Roman"/>
-          <w:b/>
-          <w:bCs/>
           <w:sz w:val="28"/>
           <w:szCs w:val="28"/>
         </w:rPr>
@@ -3096,20 +2966,10 @@
       <w:r>
         <w:rPr>
           <w:rFonts w:ascii="Times New Roman" w:hAnsi="Times New Roman" w:cs="Times New Roman"/>
-          <w:b/>
-          <w:bCs/>
-          <w:sz w:val="28"/>
-          <w:szCs w:val="28"/>
-        </w:rPr>
-        <w:t>:</w:t>
-      </w:r>
-      <w:r>
-        <w:rPr>
-          <w:rFonts w:ascii="Times New Roman" w:hAnsi="Times New Roman" w:cs="Times New Roman"/>
-          <w:sz w:val="28"/>
-          <w:szCs w:val="28"/>
-        </w:rPr>
-        <w:t> Власні винятки (</w:t>
+          <w:sz w:val="28"/>
+          <w:szCs w:val="28"/>
+        </w:rPr>
+        <w:t>: Власні винятки (</w:t>
       </w:r>
       <w:proofErr w:type="spellStart"/>
       <w:r>
@@ -3154,29 +3014,20 @@
           <w:ilvl w:val="0"/>
           <w:numId w:val="10"/>
         </w:numPr>
-        <w:rPr>
-          <w:rFonts w:ascii="Times New Roman" w:hAnsi="Times New Roman" w:cs="Times New Roman"/>
-          <w:sz w:val="28"/>
-          <w:szCs w:val="28"/>
-        </w:rPr>
-      </w:pPr>
-      <w:r>
-        <w:rPr>
-          <w:rFonts w:ascii="Times New Roman" w:hAnsi="Times New Roman" w:cs="Times New Roman"/>
-          <w:b/>
-          <w:bCs/>
-          <w:sz w:val="28"/>
-          <w:szCs w:val="28"/>
-        </w:rPr>
-        <w:t>Тестування:</w:t>
-      </w:r>
-      <w:r>
-        <w:rPr>
-          <w:rFonts w:ascii="Times New Roman" w:hAnsi="Times New Roman" w:cs="Times New Roman"/>
-          <w:sz w:val="28"/>
-          <w:szCs w:val="28"/>
-        </w:rPr>
-        <w:t xml:space="preserve"> Не менше 20 </w:t>
+        <w:spacing w:line="240" w:lineRule="auto"/>
+        <w:rPr>
+          <w:rFonts w:ascii="Times New Roman" w:hAnsi="Times New Roman" w:cs="Times New Roman"/>
+          <w:sz w:val="28"/>
+          <w:szCs w:val="28"/>
+        </w:rPr>
+      </w:pPr>
+      <w:r>
+        <w:rPr>
+          <w:rFonts w:ascii="Times New Roman" w:hAnsi="Times New Roman" w:cs="Times New Roman"/>
+          <w:sz w:val="28"/>
+          <w:szCs w:val="28"/>
+        </w:rPr>
+        <w:t xml:space="preserve">Тестування: Не менше 20 </w:t>
       </w:r>
       <w:proofErr w:type="spellStart"/>
       <w:r>
@@ -3239,29 +3090,20 @@
           <w:ilvl w:val="0"/>
           <w:numId w:val="10"/>
         </w:numPr>
-        <w:rPr>
-          <w:rFonts w:ascii="Times New Roman" w:hAnsi="Times New Roman" w:cs="Times New Roman"/>
-          <w:sz w:val="28"/>
-          <w:szCs w:val="28"/>
-        </w:rPr>
-      </w:pPr>
-      <w:r>
-        <w:rPr>
-          <w:rFonts w:ascii="Times New Roman" w:hAnsi="Times New Roman" w:cs="Times New Roman"/>
-          <w:b/>
-          <w:bCs/>
-          <w:sz w:val="28"/>
-          <w:szCs w:val="28"/>
-        </w:rPr>
-        <w:t>I/O:</w:t>
-      </w:r>
-      <w:r>
-        <w:rPr>
-          <w:rFonts w:ascii="Times New Roman" w:hAnsi="Times New Roman" w:cs="Times New Roman"/>
-          <w:sz w:val="28"/>
-          <w:szCs w:val="28"/>
-        </w:rPr>
-        <w:t> Збереження даних на диск (NIO.2, </w:t>
+        <w:spacing w:line="240" w:lineRule="auto"/>
+        <w:rPr>
+          <w:rFonts w:ascii="Times New Roman" w:hAnsi="Times New Roman" w:cs="Times New Roman"/>
+          <w:sz w:val="28"/>
+          <w:szCs w:val="28"/>
+        </w:rPr>
+      </w:pPr>
+      <w:r>
+        <w:rPr>
+          <w:rFonts w:ascii="Times New Roman" w:hAnsi="Times New Roman" w:cs="Times New Roman"/>
+          <w:sz w:val="28"/>
+          <w:szCs w:val="28"/>
+        </w:rPr>
+        <w:t>I/O: Збереження даних на диск (NIO.2, </w:t>
       </w:r>
       <w:proofErr w:type="spellStart"/>
       <w:r>
@@ -3306,18 +3148,17 @@
           <w:ilvl w:val="0"/>
           <w:numId w:val="10"/>
         </w:numPr>
-        <w:rPr>
-          <w:rFonts w:ascii="Times New Roman" w:hAnsi="Times New Roman" w:cs="Times New Roman"/>
-          <w:sz w:val="28"/>
-          <w:szCs w:val="28"/>
-        </w:rPr>
-      </w:pPr>
-      <w:proofErr w:type="spellStart"/>
-      <w:r>
-        <w:rPr>
-          <w:rFonts w:ascii="Times New Roman" w:hAnsi="Times New Roman" w:cs="Times New Roman"/>
-          <w:b/>
-          <w:bCs/>
+        <w:spacing w:line="240" w:lineRule="auto"/>
+        <w:rPr>
+          <w:rFonts w:ascii="Times New Roman" w:hAnsi="Times New Roman" w:cs="Times New Roman"/>
+          <w:sz w:val="28"/>
+          <w:szCs w:val="28"/>
+        </w:rPr>
+      </w:pPr>
+      <w:proofErr w:type="spellStart"/>
+      <w:r>
+        <w:rPr>
+          <w:rFonts w:ascii="Times New Roman" w:hAnsi="Times New Roman" w:cs="Times New Roman"/>
           <w:sz w:val="28"/>
           <w:szCs w:val="28"/>
         </w:rPr>
@@ -3327,20 +3168,10 @@
       <w:r>
         <w:rPr>
           <w:rFonts w:ascii="Times New Roman" w:hAnsi="Times New Roman" w:cs="Times New Roman"/>
-          <w:b/>
-          <w:bCs/>
-          <w:sz w:val="28"/>
-          <w:szCs w:val="28"/>
-        </w:rPr>
-        <w:t>:</w:t>
-      </w:r>
-      <w:r>
-        <w:rPr>
-          <w:rFonts w:ascii="Times New Roman" w:hAnsi="Times New Roman" w:cs="Times New Roman"/>
-          <w:sz w:val="28"/>
-          <w:szCs w:val="28"/>
-        </w:rPr>
-        <w:t xml:space="preserve"> Фонові операції або </w:t>
+          <w:sz w:val="28"/>
+          <w:szCs w:val="28"/>
+        </w:rPr>
+        <w:t xml:space="preserve">: Фонові операції або </w:t>
       </w:r>
       <w:proofErr w:type="spellStart"/>
       <w:r>
@@ -3367,29 +3198,20 @@
           <w:ilvl w:val="0"/>
           <w:numId w:val="10"/>
         </w:numPr>
-        <w:rPr>
-          <w:rFonts w:ascii="Times New Roman" w:hAnsi="Times New Roman" w:cs="Times New Roman"/>
-          <w:sz w:val="28"/>
-          <w:szCs w:val="28"/>
-        </w:rPr>
-      </w:pPr>
-      <w:r>
-        <w:rPr>
-          <w:rFonts w:ascii="Times New Roman" w:hAnsi="Times New Roman" w:cs="Times New Roman"/>
-          <w:b/>
-          <w:bCs/>
-          <w:sz w:val="28"/>
-          <w:szCs w:val="28"/>
-        </w:rPr>
-        <w:t>Мережевий режим:</w:t>
-      </w:r>
-      <w:r>
-        <w:rPr>
-          <w:rFonts w:ascii="Times New Roman" w:hAnsi="Times New Roman" w:cs="Times New Roman"/>
-          <w:sz w:val="28"/>
-          <w:szCs w:val="28"/>
-        </w:rPr>
-        <w:t> TCP клієнт-сервер.</w:t>
+        <w:spacing w:line="240" w:lineRule="auto"/>
+        <w:rPr>
+          <w:rFonts w:ascii="Times New Roman" w:hAnsi="Times New Roman" w:cs="Times New Roman"/>
+          <w:sz w:val="28"/>
+          <w:szCs w:val="28"/>
+        </w:rPr>
+      </w:pPr>
+      <w:r>
+        <w:rPr>
+          <w:rFonts w:ascii="Times New Roman" w:hAnsi="Times New Roman" w:cs="Times New Roman"/>
+          <w:sz w:val="28"/>
+          <w:szCs w:val="28"/>
+        </w:rPr>
+        <w:t>Мережевий режим: TCP клієнт-сервер.</w:t>
       </w:r>
     </w:p>
     <w:p>
@@ -3398,18 +3220,17 @@
           <w:ilvl w:val="0"/>
           <w:numId w:val="10"/>
         </w:numPr>
-        <w:rPr>
-          <w:rFonts w:ascii="Times New Roman" w:hAnsi="Times New Roman" w:cs="Times New Roman"/>
-          <w:sz w:val="28"/>
-          <w:szCs w:val="28"/>
-        </w:rPr>
-      </w:pPr>
-      <w:proofErr w:type="spellStart"/>
-      <w:r>
-        <w:rPr>
-          <w:rFonts w:ascii="Times New Roman" w:hAnsi="Times New Roman" w:cs="Times New Roman"/>
-          <w:b/>
-          <w:bCs/>
+        <w:spacing w:line="240" w:lineRule="auto"/>
+        <w:rPr>
+          <w:rFonts w:ascii="Times New Roman" w:hAnsi="Times New Roman" w:cs="Times New Roman"/>
+          <w:sz w:val="28"/>
+          <w:szCs w:val="28"/>
+        </w:rPr>
+      </w:pPr>
+      <w:proofErr w:type="spellStart"/>
+      <w:r>
+        <w:rPr>
+          <w:rFonts w:ascii="Times New Roman" w:hAnsi="Times New Roman" w:cs="Times New Roman"/>
           <w:sz w:val="28"/>
           <w:szCs w:val="28"/>
         </w:rPr>
@@ -3419,20 +3240,10 @@
       <w:r>
         <w:rPr>
           <w:rFonts w:ascii="Times New Roman" w:hAnsi="Times New Roman" w:cs="Times New Roman"/>
-          <w:b/>
-          <w:bCs/>
-          <w:sz w:val="28"/>
-          <w:szCs w:val="28"/>
-        </w:rPr>
-        <w:t>:</w:t>
-      </w:r>
-      <w:r>
-        <w:rPr>
-          <w:rFonts w:ascii="Times New Roman" w:hAnsi="Times New Roman" w:cs="Times New Roman"/>
-          <w:sz w:val="28"/>
-          <w:szCs w:val="28"/>
-        </w:rPr>
-        <w:t xml:space="preserve"> Анотації для меню або </w:t>
+          <w:sz w:val="28"/>
+          <w:szCs w:val="28"/>
+        </w:rPr>
+        <w:t xml:space="preserve">: Анотації для меню або </w:t>
       </w:r>
       <w:proofErr w:type="spellStart"/>
       <w:r>
@@ -3455,6 +3266,7 @@
     </w:p>
     <w:p>
       <w:pPr>
+        <w:spacing w:line="240" w:lineRule="auto"/>
         <w:ind w:left="1440"/>
         <w:rPr>
           <w:rFonts w:ascii="Times New Roman" w:hAnsi="Times New Roman" w:cs="Times New Roman"/>
@@ -3479,6 +3291,7 @@
           <w:ilvl w:val="0"/>
           <w:numId w:val="11"/>
         </w:numPr>
+        <w:spacing w:line="240" w:lineRule="auto"/>
         <w:rPr>
           <w:rFonts w:ascii="Times New Roman" w:hAnsi="Times New Roman" w:cs="Times New Roman"/>
           <w:sz w:val="28"/>
@@ -3518,6 +3331,7 @@
           <w:ilvl w:val="0"/>
           <w:numId w:val="11"/>
         </w:numPr>
+        <w:spacing w:line="240" w:lineRule="auto"/>
         <w:rPr>
           <w:rFonts w:ascii="Times New Roman" w:hAnsi="Times New Roman" w:cs="Times New Roman"/>
           <w:sz w:val="28"/>
@@ -3557,6 +3371,7 @@
           <w:ilvl w:val="0"/>
           <w:numId w:val="11"/>
         </w:numPr>
+        <w:spacing w:line="240" w:lineRule="auto"/>
         <w:rPr>
           <w:rFonts w:ascii="Times New Roman" w:hAnsi="Times New Roman" w:cs="Times New Roman"/>
           <w:sz w:val="28"/>
@@ -3578,6 +3393,7 @@
           <w:ilvl w:val="0"/>
           <w:numId w:val="11"/>
         </w:numPr>
+        <w:spacing w:line="240" w:lineRule="auto"/>
         <w:rPr>
           <w:rFonts w:ascii="Times New Roman" w:hAnsi="Times New Roman" w:cs="Times New Roman"/>
           <w:sz w:val="28"/>
@@ -3595,6 +3411,7 @@
     </w:p>
     <w:p>
       <w:pPr>
+        <w:spacing w:line="240" w:lineRule="auto"/>
         <w:ind w:left="720" w:firstLine="720"/>
         <w:rPr>
           <w:rFonts w:ascii="Times New Roman" w:hAnsi="Times New Roman" w:cs="Times New Roman"/>
@@ -3615,6 +3432,8 @@
     </w:p>
     <w:p>
       <w:pPr>
+        <w:spacing w:line="240" w:lineRule="auto"/>
+        <w:ind w:firstLine="720"/>
         <w:rPr>
           <w:rFonts w:ascii="Times New Roman" w:hAnsi="Times New Roman" w:cs="Times New Roman"/>
           <w:sz w:val="28"/>
@@ -3704,6 +3523,7 @@
     </w:p>
     <w:p>
       <w:pPr>
+        <w:spacing w:line="240" w:lineRule="auto"/>
         <w:ind w:left="720" w:firstLine="720"/>
         <w:rPr>
           <w:rFonts w:ascii="Times New Roman" w:hAnsi="Times New Roman" w:cs="Times New Roman"/>
@@ -3724,6 +3544,8 @@
     </w:p>
     <w:p>
       <w:pPr>
+        <w:spacing w:line="240" w:lineRule="auto"/>
+        <w:ind w:firstLine="720"/>
         <w:rPr>
           <w:rFonts w:ascii="Times New Roman" w:hAnsi="Times New Roman" w:cs="Times New Roman"/>
           <w:sz w:val="28"/>
@@ -3741,6 +3563,7 @@
     </w:p>
     <w:p>
       <w:pPr>
+        <w:spacing w:line="240" w:lineRule="auto"/>
         <w:ind w:left="720" w:firstLine="720"/>
         <w:rPr>
           <w:rFonts w:ascii="Times New Roman" w:hAnsi="Times New Roman" w:cs="Times New Roman"/>
@@ -3765,6 +3588,7 @@
           <w:ilvl w:val="0"/>
           <w:numId w:val="12"/>
         </w:numPr>
+        <w:spacing w:line="240" w:lineRule="auto"/>
         <w:rPr>
           <w:rFonts w:ascii="Times New Roman" w:hAnsi="Times New Roman" w:cs="Times New Roman"/>
           <w:sz w:val="28"/>
@@ -3814,19 +3638,19 @@
           <w:ilvl w:val="0"/>
           <w:numId w:val="12"/>
         </w:numPr>
-        <w:rPr>
-          <w:rFonts w:ascii="Times New Roman" w:hAnsi="Times New Roman" w:cs="Times New Roman"/>
-          <w:sz w:val="28"/>
-          <w:szCs w:val="28"/>
-        </w:rPr>
-      </w:pPr>
-      <w:r>
-        <w:rPr>
-          <w:rFonts w:ascii="Times New Roman" w:hAnsi="Times New Roman" w:cs="Times New Roman"/>
-          <w:sz w:val="28"/>
-          <w:szCs w:val="28"/>
-        </w:rPr>
-        <w:lastRenderedPageBreak/>
+        <w:spacing w:line="240" w:lineRule="auto"/>
+        <w:rPr>
+          <w:rFonts w:ascii="Times New Roman" w:hAnsi="Times New Roman" w:cs="Times New Roman"/>
+          <w:sz w:val="28"/>
+          <w:szCs w:val="28"/>
+        </w:rPr>
+      </w:pPr>
+      <w:r>
+        <w:rPr>
+          <w:rFonts w:ascii="Times New Roman" w:hAnsi="Times New Roman" w:cs="Times New Roman"/>
+          <w:sz w:val="28"/>
+          <w:szCs w:val="28"/>
+        </w:rPr>
         <w:t>Три теги: checkpoint-1, checkpoint-2, checkpoint-3.</w:t>
       </w:r>
     </w:p>
@@ -3836,6 +3660,7 @@
           <w:ilvl w:val="0"/>
           <w:numId w:val="12"/>
         </w:numPr>
+        <w:spacing w:line="240" w:lineRule="auto"/>
         <w:rPr>
           <w:rFonts w:ascii="Times New Roman" w:hAnsi="Times New Roman" w:cs="Times New Roman"/>
           <w:sz w:val="28"/>
@@ -3857,6 +3682,7 @@
           <w:ilvl w:val="0"/>
           <w:numId w:val="12"/>
         </w:numPr>
+        <w:spacing w:line="240" w:lineRule="auto"/>
         <w:rPr>
           <w:rFonts w:ascii="Times New Roman" w:hAnsi="Times New Roman" w:cs="Times New Roman"/>
           <w:sz w:val="28"/>
@@ -3874,6 +3700,7 @@
     </w:p>
     <w:p>
       <w:pPr>
+        <w:spacing w:line="240" w:lineRule="auto"/>
         <w:rPr>
           <w:rFonts w:ascii="Times New Roman" w:hAnsi="Times New Roman" w:cs="Times New Roman"/>
           <w:sz w:val="28"/>
@@ -3893,17 +3720,18 @@
     </w:p>
     <w:p>
       <w:pPr>
-        <w:pStyle w:val="ListParagraph"/>
+        <w:pStyle w:val="a9"/>
         <w:numPr>
           <w:ilvl w:val="0"/>
-          <w:numId w:val="4"/>
+          <w:numId w:val="18"/>
         </w:numPr>
+        <w:spacing w:line="240" w:lineRule="auto"/>
         <w:rPr>
           <w:rFonts w:ascii="Times New Roman" w:hAnsi="Times New Roman" w:cs="Times New Roman"/>
           <w:b/>
           <w:bCs/>
-          <w:sz w:val="28"/>
-          <w:szCs w:val="28"/>
+          <w:sz w:val="30"/>
+          <w:szCs w:val="30"/>
         </w:rPr>
       </w:pPr>
       <w:r>
@@ -3911,8 +3739,8 @@
           <w:rFonts w:ascii="Times New Roman" w:hAnsi="Times New Roman" w:cs="Times New Roman"/>
           <w:b/>
           <w:bCs/>
-          <w:sz w:val="28"/>
-          <w:szCs w:val="28"/>
+          <w:sz w:val="30"/>
+          <w:szCs w:val="30"/>
         </w:rPr>
         <w:lastRenderedPageBreak/>
         <w:t>Розподіл ролей</w:t>
@@ -3920,11 +3748,12 @@
     </w:p>
     <w:p>
       <w:pPr>
-        <w:pStyle w:val="ListParagraph"/>
+        <w:pStyle w:val="a9"/>
         <w:numPr>
           <w:ilvl w:val="0"/>
           <w:numId w:val="14"/>
         </w:numPr>
+        <w:spacing w:line="240" w:lineRule="auto"/>
         <w:rPr>
           <w:rFonts w:ascii="Times New Roman" w:hAnsi="Times New Roman" w:cs="Times New Roman"/>
           <w:sz w:val="28"/>
@@ -3952,40 +3781,41 @@
     </w:p>
     <w:p>
       <w:pPr>
-        <w:pStyle w:val="ListParagraph"/>
+        <w:pStyle w:val="a9"/>
         <w:numPr>
           <w:ilvl w:val="1"/>
           <w:numId w:val="14"/>
         </w:numPr>
-        <w:rPr>
-          <w:rFonts w:ascii="Times New Roman" w:hAnsi="Times New Roman" w:cs="Times New Roman"/>
-          <w:sz w:val="28"/>
-          <w:szCs w:val="28"/>
-        </w:rPr>
-      </w:pPr>
-      <w:r>
-        <w:rPr>
-          <w:rFonts w:ascii="Times New Roman" w:hAnsi="Times New Roman" w:cs="Times New Roman"/>
-          <w:sz w:val="28"/>
-          <w:szCs w:val="28"/>
-        </w:rPr>
-        <w:t>Р</w:t>
-      </w:r>
-      <w:r>
-        <w:rPr>
-          <w:rFonts w:ascii="Times New Roman" w:hAnsi="Times New Roman" w:cs="Times New Roman"/>
-          <w:sz w:val="28"/>
-          <w:szCs w:val="28"/>
-        </w:rPr>
-        <w:t>епозиторі</w:t>
-      </w:r>
-      <w:r>
-        <w:rPr>
-          <w:rFonts w:ascii="Times New Roman" w:hAnsi="Times New Roman" w:cs="Times New Roman"/>
-          <w:sz w:val="28"/>
-          <w:szCs w:val="28"/>
-        </w:rPr>
-        <w:t>й</w:t>
+        <w:spacing w:line="240" w:lineRule="auto"/>
+        <w:rPr>
+          <w:rFonts w:ascii="Times New Roman" w:hAnsi="Times New Roman" w:cs="Times New Roman"/>
+          <w:sz w:val="28"/>
+          <w:szCs w:val="28"/>
+        </w:rPr>
+      </w:pPr>
+      <w:r>
+        <w:rPr>
+          <w:rFonts w:ascii="Times New Roman" w:hAnsi="Times New Roman" w:cs="Times New Roman"/>
+          <w:sz w:val="28"/>
+          <w:szCs w:val="28"/>
+        </w:rPr>
+        <w:t>Створення ре</w:t>
+      </w:r>
+      <w:r>
+        <w:rPr>
+          <w:rFonts w:ascii="Times New Roman" w:hAnsi="Times New Roman" w:cs="Times New Roman"/>
+          <w:sz w:val="28"/>
+          <w:szCs w:val="28"/>
+        </w:rPr>
+        <w:t>позиторі</w:t>
+      </w:r>
+      <w:r>
+        <w:rPr>
+          <w:rFonts w:ascii="Times New Roman" w:hAnsi="Times New Roman" w:cs="Times New Roman"/>
+          <w:sz w:val="28"/>
+          <w:szCs w:val="28"/>
+        </w:rPr>
+        <w:t>ю</w:t>
       </w:r>
       <w:r>
         <w:rPr>
@@ -4007,11 +3837,12 @@
     </w:p>
     <w:p>
       <w:pPr>
-        <w:pStyle w:val="ListParagraph"/>
+        <w:pStyle w:val="a9"/>
         <w:numPr>
           <w:ilvl w:val="1"/>
           <w:numId w:val="14"/>
         </w:numPr>
+        <w:spacing w:line="240" w:lineRule="auto"/>
         <w:rPr>
           <w:rFonts w:ascii="Times New Roman" w:hAnsi="Times New Roman" w:cs="Times New Roman"/>
           <w:sz w:val="28"/>
@@ -4070,11 +3901,12 @@
     </w:p>
     <w:p>
       <w:pPr>
-        <w:pStyle w:val="ListParagraph"/>
+        <w:pStyle w:val="a9"/>
         <w:numPr>
           <w:ilvl w:val="2"/>
           <w:numId w:val="14"/>
         </w:numPr>
+        <w:spacing w:line="240" w:lineRule="auto"/>
         <w:rPr>
           <w:rFonts w:ascii="Times New Roman" w:hAnsi="Times New Roman" w:cs="Times New Roman"/>
           <w:sz w:val="28"/>
@@ -4093,11 +3925,12 @@
     </w:p>
     <w:p>
       <w:pPr>
-        <w:pStyle w:val="ListParagraph"/>
+        <w:pStyle w:val="a9"/>
         <w:numPr>
           <w:ilvl w:val="2"/>
           <w:numId w:val="14"/>
         </w:numPr>
+        <w:spacing w:line="240" w:lineRule="auto"/>
         <w:rPr>
           <w:rFonts w:ascii="Times New Roman" w:hAnsi="Times New Roman" w:cs="Times New Roman"/>
           <w:sz w:val="28"/>
@@ -4116,11 +3949,12 @@
     </w:p>
     <w:p>
       <w:pPr>
-        <w:pStyle w:val="ListParagraph"/>
+        <w:pStyle w:val="a9"/>
         <w:numPr>
           <w:ilvl w:val="2"/>
           <w:numId w:val="14"/>
         </w:numPr>
+        <w:spacing w:line="240" w:lineRule="auto"/>
         <w:rPr>
           <w:rFonts w:ascii="Times New Roman" w:hAnsi="Times New Roman" w:cs="Times New Roman"/>
           <w:sz w:val="28"/>
@@ -4141,11 +3975,12 @@
     </w:p>
     <w:p>
       <w:pPr>
-        <w:pStyle w:val="ListParagraph"/>
+        <w:pStyle w:val="a9"/>
         <w:numPr>
           <w:ilvl w:val="1"/>
           <w:numId w:val="14"/>
         </w:numPr>
+        <w:spacing w:line="240" w:lineRule="auto"/>
         <w:rPr>
           <w:rFonts w:ascii="Times New Roman" w:hAnsi="Times New Roman" w:cs="Times New Roman"/>
           <w:sz w:val="28"/>
@@ -4196,71 +4031,58 @@
     </w:p>
     <w:p>
       <w:pPr>
-        <w:pStyle w:val="ListParagraph"/>
+        <w:pStyle w:val="a9"/>
         <w:numPr>
           <w:ilvl w:val="2"/>
           <w:numId w:val="14"/>
         </w:numPr>
-        <w:rPr>
-          <w:rFonts w:ascii="Times New Roman" w:hAnsi="Times New Roman" w:cs="Times New Roman"/>
-          <w:sz w:val="28"/>
-          <w:szCs w:val="28"/>
-        </w:rPr>
-      </w:pPr>
-      <w:r>
-        <w:rPr>
-          <w:rFonts w:ascii="Times New Roman" w:hAnsi="Times New Roman" w:cs="Times New Roman"/>
-          <w:sz w:val="28"/>
-          <w:szCs w:val="28"/>
-        </w:rPr>
-        <w:t>створити/видалити/редагувати факультет</w:t>
-      </w:r>
-      <w:r>
-        <w:rPr>
-          <w:rFonts w:ascii="Times New Roman" w:hAnsi="Times New Roman" w:cs="Times New Roman"/>
-          <w:sz w:val="28"/>
-          <w:szCs w:val="28"/>
-        </w:rPr>
-        <w:t>,</w:t>
-      </w:r>
-    </w:p>
-    <w:p>
-      <w:pPr>
-        <w:pStyle w:val="ListParagraph"/>
+        <w:spacing w:line="240" w:lineRule="auto"/>
+        <w:rPr>
+          <w:rFonts w:ascii="Times New Roman" w:hAnsi="Times New Roman" w:cs="Times New Roman"/>
+          <w:sz w:val="28"/>
+          <w:szCs w:val="28"/>
+        </w:rPr>
+      </w:pPr>
+      <w:r>
+        <w:rPr>
+          <w:rFonts w:ascii="Times New Roman" w:hAnsi="Times New Roman" w:cs="Times New Roman"/>
+          <w:sz w:val="28"/>
+          <w:szCs w:val="28"/>
+        </w:rPr>
+        <w:t>створити/видалити/редагувати факультет,</w:t>
+      </w:r>
+    </w:p>
+    <w:p>
+      <w:pPr>
+        <w:pStyle w:val="a9"/>
         <w:numPr>
           <w:ilvl w:val="2"/>
           <w:numId w:val="14"/>
         </w:numPr>
-        <w:rPr>
-          <w:rFonts w:ascii="Times New Roman" w:hAnsi="Times New Roman" w:cs="Times New Roman"/>
-          <w:sz w:val="28"/>
-          <w:szCs w:val="28"/>
-        </w:rPr>
-      </w:pPr>
-      <w:r>
-        <w:rPr>
-          <w:rFonts w:ascii="Times New Roman" w:hAnsi="Times New Roman" w:cs="Times New Roman"/>
-          <w:sz w:val="28"/>
-          <w:szCs w:val="28"/>
-        </w:rPr>
-        <w:t>створити/видалити/редагувати викладача</w:t>
-      </w:r>
-      <w:r>
-        <w:rPr>
-          <w:rFonts w:ascii="Times New Roman" w:hAnsi="Times New Roman" w:cs="Times New Roman"/>
-          <w:sz w:val="28"/>
-          <w:szCs w:val="28"/>
-        </w:rPr>
-        <w:t>;</w:t>
-      </w:r>
-    </w:p>
-    <w:p>
-      <w:pPr>
-        <w:pStyle w:val="ListParagraph"/>
+        <w:spacing w:line="240" w:lineRule="auto"/>
+        <w:rPr>
+          <w:rFonts w:ascii="Times New Roman" w:hAnsi="Times New Roman" w:cs="Times New Roman"/>
+          <w:sz w:val="28"/>
+          <w:szCs w:val="28"/>
+        </w:rPr>
+      </w:pPr>
+      <w:r>
+        <w:rPr>
+          <w:rFonts w:ascii="Times New Roman" w:hAnsi="Times New Roman" w:cs="Times New Roman"/>
+          <w:sz w:val="28"/>
+          <w:szCs w:val="28"/>
+        </w:rPr>
+        <w:t>створити/видалити/редагувати викладача;</w:t>
+      </w:r>
+    </w:p>
+    <w:p>
+      <w:pPr>
+        <w:pStyle w:val="a9"/>
         <w:numPr>
           <w:ilvl w:val="1"/>
           <w:numId w:val="14"/>
         </w:numPr>
+        <w:spacing w:line="240" w:lineRule="auto"/>
         <w:rPr>
           <w:rFonts w:ascii="Times New Roman" w:hAnsi="Times New Roman" w:cs="Times New Roman"/>
           <w:sz w:val="28"/>
@@ -4336,71 +4158,58 @@
     </w:p>
     <w:p>
       <w:pPr>
-        <w:pStyle w:val="ListParagraph"/>
+        <w:pStyle w:val="a9"/>
         <w:numPr>
           <w:ilvl w:val="2"/>
           <w:numId w:val="14"/>
         </w:numPr>
-        <w:rPr>
-          <w:rFonts w:ascii="Times New Roman" w:hAnsi="Times New Roman" w:cs="Times New Roman"/>
-          <w:sz w:val="28"/>
-          <w:szCs w:val="28"/>
-        </w:rPr>
-      </w:pPr>
-      <w:r>
-        <w:rPr>
-          <w:rFonts w:ascii="Times New Roman" w:hAnsi="Times New Roman" w:cs="Times New Roman"/>
-          <w:sz w:val="28"/>
-          <w:szCs w:val="28"/>
-        </w:rPr>
-        <w:t>знайти викладача за ID</w:t>
-      </w:r>
-      <w:r>
-        <w:rPr>
-          <w:rFonts w:ascii="Times New Roman" w:hAnsi="Times New Roman" w:cs="Times New Roman"/>
-          <w:sz w:val="28"/>
-          <w:szCs w:val="28"/>
-        </w:rPr>
-        <w:t>,</w:t>
-      </w:r>
-    </w:p>
-    <w:p>
-      <w:pPr>
-        <w:pStyle w:val="ListParagraph"/>
+        <w:spacing w:line="240" w:lineRule="auto"/>
+        <w:rPr>
+          <w:rFonts w:ascii="Times New Roman" w:hAnsi="Times New Roman" w:cs="Times New Roman"/>
+          <w:sz w:val="28"/>
+          <w:szCs w:val="28"/>
+        </w:rPr>
+      </w:pPr>
+      <w:r>
+        <w:rPr>
+          <w:rFonts w:ascii="Times New Roman" w:hAnsi="Times New Roman" w:cs="Times New Roman"/>
+          <w:sz w:val="28"/>
+          <w:szCs w:val="28"/>
+        </w:rPr>
+        <w:t>знайти викладача за ID,</w:t>
+      </w:r>
+    </w:p>
+    <w:p>
+      <w:pPr>
+        <w:pStyle w:val="a9"/>
         <w:numPr>
           <w:ilvl w:val="2"/>
           <w:numId w:val="14"/>
         </w:numPr>
-        <w:rPr>
-          <w:rFonts w:ascii="Times New Roman" w:hAnsi="Times New Roman" w:cs="Times New Roman"/>
-          <w:sz w:val="28"/>
-          <w:szCs w:val="28"/>
-        </w:rPr>
-      </w:pPr>
-      <w:r>
-        <w:rPr>
-          <w:rFonts w:ascii="Times New Roman" w:hAnsi="Times New Roman" w:cs="Times New Roman"/>
-          <w:sz w:val="28"/>
-          <w:szCs w:val="28"/>
-        </w:rPr>
-        <w:t>знайти викладача за ПІБ</w:t>
-      </w:r>
-      <w:r>
-        <w:rPr>
-          <w:rFonts w:ascii="Times New Roman" w:hAnsi="Times New Roman" w:cs="Times New Roman"/>
-          <w:sz w:val="28"/>
-          <w:szCs w:val="28"/>
-        </w:rPr>
-        <w:t>;</w:t>
-      </w:r>
-    </w:p>
-    <w:p>
-      <w:pPr>
-        <w:pStyle w:val="ListParagraph"/>
+        <w:spacing w:line="240" w:lineRule="auto"/>
+        <w:rPr>
+          <w:rFonts w:ascii="Times New Roman" w:hAnsi="Times New Roman" w:cs="Times New Roman"/>
+          <w:sz w:val="28"/>
+          <w:szCs w:val="28"/>
+        </w:rPr>
+      </w:pPr>
+      <w:r>
+        <w:rPr>
+          <w:rFonts w:ascii="Times New Roman" w:hAnsi="Times New Roman" w:cs="Times New Roman"/>
+          <w:sz w:val="28"/>
+          <w:szCs w:val="28"/>
+        </w:rPr>
+        <w:t>знайти викладача за ПІБ;</w:t>
+      </w:r>
+    </w:p>
+    <w:p>
+      <w:pPr>
+        <w:pStyle w:val="a9"/>
         <w:numPr>
           <w:ilvl w:val="1"/>
           <w:numId w:val="14"/>
         </w:numPr>
+        <w:spacing w:line="240" w:lineRule="auto"/>
         <w:rPr>
           <w:rFonts w:ascii="Times New Roman" w:hAnsi="Times New Roman" w:cs="Times New Roman"/>
           <w:sz w:val="28"/>
@@ -4428,11 +4237,12 @@
     </w:p>
     <w:p>
       <w:pPr>
-        <w:pStyle w:val="ListParagraph"/>
+        <w:pStyle w:val="a9"/>
         <w:numPr>
           <w:ilvl w:val="2"/>
           <w:numId w:val="14"/>
         </w:numPr>
+        <w:spacing w:line="240" w:lineRule="auto"/>
         <w:rPr>
           <w:rFonts w:ascii="Times New Roman" w:hAnsi="Times New Roman" w:cs="Times New Roman"/>
           <w:sz w:val="28"/>
@@ -4459,11 +4269,12 @@
     </w:p>
     <w:p>
       <w:pPr>
-        <w:pStyle w:val="ListParagraph"/>
+        <w:pStyle w:val="a9"/>
         <w:numPr>
           <w:ilvl w:val="3"/>
           <w:numId w:val="14"/>
         </w:numPr>
+        <w:spacing w:line="240" w:lineRule="auto"/>
         <w:rPr>
           <w:rFonts w:ascii="Times New Roman" w:hAnsi="Times New Roman" w:cs="Times New Roman"/>
           <w:sz w:val="28"/>
@@ -4605,11 +4416,12 @@
     </w:p>
     <w:p>
       <w:pPr>
-        <w:pStyle w:val="ListParagraph"/>
+        <w:pStyle w:val="a9"/>
         <w:numPr>
           <w:ilvl w:val="3"/>
           <w:numId w:val="14"/>
         </w:numPr>
+        <w:spacing w:line="240" w:lineRule="auto"/>
         <w:rPr>
           <w:rFonts w:ascii="Times New Roman" w:hAnsi="Times New Roman" w:cs="Times New Roman"/>
           <w:sz w:val="28"/>
@@ -4703,7 +4515,23 @@
           <w:sz w:val="28"/>
           <w:szCs w:val="28"/>
         </w:rPr>
-        <w:t>імлементують</w:t>
+        <w:t>ім</w:t>
+      </w:r>
+      <w:r>
+        <w:rPr>
+          <w:rFonts w:ascii="Times New Roman" w:hAnsi="Times New Roman" w:cs="Times New Roman"/>
+          <w:sz w:val="28"/>
+          <w:szCs w:val="28"/>
+        </w:rPr>
+        <w:t>п</w:t>
+      </w:r>
+      <w:r>
+        <w:rPr>
+          <w:rFonts w:ascii="Times New Roman" w:hAnsi="Times New Roman" w:cs="Times New Roman"/>
+          <w:sz w:val="28"/>
+          <w:szCs w:val="28"/>
+        </w:rPr>
+        <w:t>лементують</w:t>
       </w:r>
       <w:proofErr w:type="spellEnd"/>
       <w:r>
@@ -4717,11 +4545,12 @@
     </w:p>
     <w:p>
       <w:pPr>
-        <w:pStyle w:val="ListParagraph"/>
+        <w:pStyle w:val="a9"/>
         <w:numPr>
           <w:ilvl w:val="2"/>
           <w:numId w:val="14"/>
         </w:numPr>
+        <w:spacing w:line="240" w:lineRule="auto"/>
         <w:rPr>
           <w:rFonts w:ascii="Times New Roman" w:hAnsi="Times New Roman" w:cs="Times New Roman"/>
           <w:sz w:val="28"/>
@@ -4785,11 +4614,12 @@
     </w:p>
     <w:p>
       <w:pPr>
-        <w:pStyle w:val="ListParagraph"/>
+        <w:pStyle w:val="a9"/>
         <w:numPr>
           <w:ilvl w:val="1"/>
           <w:numId w:val="14"/>
         </w:numPr>
+        <w:spacing w:line="240" w:lineRule="auto"/>
         <w:rPr>
           <w:rFonts w:ascii="Times New Roman" w:hAnsi="Times New Roman" w:cs="Times New Roman"/>
           <w:sz w:val="28"/>
@@ -5009,11 +4839,12 @@
     </w:p>
     <w:p>
       <w:pPr>
-        <w:pStyle w:val="ListParagraph"/>
+        <w:pStyle w:val="a9"/>
         <w:numPr>
           <w:ilvl w:val="1"/>
           <w:numId w:val="14"/>
         </w:numPr>
+        <w:spacing w:line="240" w:lineRule="auto"/>
         <w:rPr>
           <w:rFonts w:ascii="Times New Roman" w:hAnsi="Times New Roman" w:cs="Times New Roman"/>
           <w:sz w:val="28"/>
@@ -5056,11 +4887,12 @@
     </w:p>
     <w:p>
       <w:pPr>
-        <w:pStyle w:val="ListParagraph"/>
+        <w:pStyle w:val="a9"/>
         <w:numPr>
           <w:ilvl w:val="2"/>
           <w:numId w:val="14"/>
         </w:numPr>
+        <w:spacing w:line="240" w:lineRule="auto"/>
         <w:rPr>
           <w:rFonts w:ascii="Times New Roman" w:hAnsi="Times New Roman" w:cs="Times New Roman"/>
           <w:sz w:val="28"/>
@@ -5090,11 +4922,12 @@
     </w:p>
     <w:p>
       <w:pPr>
-        <w:pStyle w:val="ListParagraph"/>
+        <w:pStyle w:val="a9"/>
         <w:numPr>
           <w:ilvl w:val="2"/>
           <w:numId w:val="14"/>
         </w:numPr>
+        <w:spacing w:line="240" w:lineRule="auto"/>
         <w:rPr>
           <w:rFonts w:ascii="Times New Roman" w:hAnsi="Times New Roman" w:cs="Times New Roman"/>
           <w:sz w:val="28"/>
@@ -5124,11 +4957,12 @@
     </w:p>
     <w:p>
       <w:pPr>
-        <w:pStyle w:val="ListParagraph"/>
+        <w:pStyle w:val="a9"/>
         <w:numPr>
           <w:ilvl w:val="2"/>
           <w:numId w:val="14"/>
         </w:numPr>
+        <w:spacing w:line="240" w:lineRule="auto"/>
         <w:rPr>
           <w:rFonts w:ascii="Times New Roman" w:hAnsi="Times New Roman" w:cs="Times New Roman"/>
           <w:sz w:val="28"/>
@@ -5158,11 +4992,12 @@
     </w:p>
     <w:p>
       <w:pPr>
-        <w:pStyle w:val="ListParagraph"/>
+        <w:pStyle w:val="a9"/>
         <w:numPr>
           <w:ilvl w:val="2"/>
           <w:numId w:val="14"/>
         </w:numPr>
+        <w:spacing w:line="240" w:lineRule="auto"/>
         <w:rPr>
           <w:rFonts w:ascii="Times New Roman" w:hAnsi="Times New Roman" w:cs="Times New Roman"/>
           <w:sz w:val="28"/>
@@ -5192,11 +5027,12 @@
     </w:p>
     <w:p>
       <w:pPr>
-        <w:pStyle w:val="ListParagraph"/>
+        <w:pStyle w:val="a9"/>
         <w:numPr>
           <w:ilvl w:val="2"/>
           <w:numId w:val="14"/>
         </w:numPr>
+        <w:spacing w:line="240" w:lineRule="auto"/>
         <w:rPr>
           <w:rFonts w:ascii="Times New Roman" w:hAnsi="Times New Roman" w:cs="Times New Roman"/>
           <w:sz w:val="28"/>
@@ -5226,11 +5062,12 @@
     </w:p>
     <w:p>
       <w:pPr>
-        <w:pStyle w:val="ListParagraph"/>
+        <w:pStyle w:val="a9"/>
         <w:numPr>
           <w:ilvl w:val="2"/>
           <w:numId w:val="14"/>
         </w:numPr>
+        <w:spacing w:line="240" w:lineRule="auto"/>
         <w:rPr>
           <w:rFonts w:ascii="Times New Roman" w:hAnsi="Times New Roman" w:cs="Times New Roman"/>
           <w:sz w:val="28"/>
@@ -5260,11 +5097,12 @@
     </w:p>
     <w:p>
       <w:pPr>
-        <w:pStyle w:val="ListParagraph"/>
+        <w:pStyle w:val="a9"/>
         <w:numPr>
           <w:ilvl w:val="2"/>
           <w:numId w:val="14"/>
         </w:numPr>
+        <w:spacing w:line="240" w:lineRule="auto"/>
         <w:rPr>
           <w:rFonts w:ascii="Times New Roman" w:hAnsi="Times New Roman" w:cs="Times New Roman"/>
           <w:sz w:val="28"/>
@@ -5296,24 +5134,24 @@
     </w:p>
     <w:p>
       <w:pPr>
-        <w:pStyle w:val="ListParagraph"/>
+        <w:pStyle w:val="a9"/>
         <w:numPr>
           <w:ilvl w:val="1"/>
           <w:numId w:val="14"/>
         </w:numPr>
-        <w:rPr>
-          <w:rFonts w:ascii="Times New Roman" w:hAnsi="Times New Roman" w:cs="Times New Roman"/>
-          <w:sz w:val="28"/>
-          <w:szCs w:val="28"/>
-        </w:rPr>
-      </w:pPr>
-      <w:r>
-        <w:rPr>
-          <w:rFonts w:ascii="Times New Roman" w:hAnsi="Times New Roman" w:cs="Times New Roman"/>
-          <w:sz w:val="28"/>
-          <w:szCs w:val="28"/>
-        </w:rPr>
-        <w:lastRenderedPageBreak/>
+        <w:spacing w:line="240" w:lineRule="auto"/>
+        <w:rPr>
+          <w:rFonts w:ascii="Times New Roman" w:hAnsi="Times New Roman" w:cs="Times New Roman"/>
+          <w:sz w:val="28"/>
+          <w:szCs w:val="28"/>
+        </w:rPr>
+      </w:pPr>
+      <w:r>
+        <w:rPr>
+          <w:rFonts w:ascii="Times New Roman" w:hAnsi="Times New Roman" w:cs="Times New Roman"/>
+          <w:sz w:val="28"/>
+          <w:szCs w:val="28"/>
+        </w:rPr>
         <w:t xml:space="preserve">Впорядковані виводи для студентів (сортування з використанням лямбд та </w:t>
       </w:r>
       <w:r>
@@ -5336,11 +5174,12 @@
     </w:p>
     <w:p>
       <w:pPr>
-        <w:pStyle w:val="ListParagraph"/>
+        <w:pStyle w:val="a9"/>
         <w:numPr>
           <w:ilvl w:val="2"/>
           <w:numId w:val="14"/>
         </w:numPr>
+        <w:spacing w:line="240" w:lineRule="auto"/>
         <w:rPr>
           <w:rFonts w:ascii="Times New Roman" w:hAnsi="Times New Roman" w:cs="Times New Roman"/>
           <w:sz w:val="28"/>
@@ -5383,11 +5222,12 @@
     </w:p>
     <w:p>
       <w:pPr>
-        <w:pStyle w:val="ListParagraph"/>
+        <w:pStyle w:val="a9"/>
         <w:numPr>
           <w:ilvl w:val="2"/>
           <w:numId w:val="14"/>
         </w:numPr>
+        <w:spacing w:line="240" w:lineRule="auto"/>
         <w:rPr>
           <w:rFonts w:ascii="Times New Roman" w:hAnsi="Times New Roman" w:cs="Times New Roman"/>
           <w:sz w:val="28"/>
@@ -5413,11 +5253,12 @@
     </w:p>
     <w:p>
       <w:pPr>
-        <w:pStyle w:val="ListParagraph"/>
+        <w:pStyle w:val="a9"/>
         <w:numPr>
           <w:ilvl w:val="2"/>
           <w:numId w:val="14"/>
         </w:numPr>
+        <w:spacing w:line="240" w:lineRule="auto"/>
         <w:rPr>
           <w:rFonts w:ascii="Times New Roman" w:hAnsi="Times New Roman" w:cs="Times New Roman"/>
           <w:sz w:val="28"/>
@@ -5460,11 +5301,12 @@
     </w:p>
     <w:p>
       <w:pPr>
-        <w:pStyle w:val="ListParagraph"/>
+        <w:pStyle w:val="a9"/>
         <w:numPr>
           <w:ilvl w:val="2"/>
           <w:numId w:val="14"/>
         </w:numPr>
+        <w:spacing w:line="240" w:lineRule="auto"/>
         <w:rPr>
           <w:rFonts w:ascii="Times New Roman" w:hAnsi="Times New Roman" w:cs="Times New Roman"/>
           <w:sz w:val="28"/>
@@ -5498,33 +5340,36 @@
     </w:p>
     <w:p>
       <w:pPr>
-        <w:pStyle w:val="ListParagraph"/>
+        <w:pStyle w:val="a9"/>
         <w:numPr>
           <w:ilvl w:val="1"/>
           <w:numId w:val="14"/>
         </w:numPr>
-        <w:rPr>
-          <w:rFonts w:ascii="Times New Roman" w:hAnsi="Times New Roman" w:cs="Times New Roman"/>
-          <w:sz w:val="28"/>
-          <w:szCs w:val="28"/>
-        </w:rPr>
-      </w:pPr>
-      <w:r>
-        <w:rPr>
-          <w:rFonts w:ascii="Times New Roman" w:hAnsi="Times New Roman" w:cs="Times New Roman"/>
-          <w:sz w:val="28"/>
-          <w:szCs w:val="28"/>
-        </w:rPr>
+        <w:spacing w:line="240" w:lineRule="auto"/>
+        <w:rPr>
+          <w:rFonts w:ascii="Times New Roman" w:hAnsi="Times New Roman" w:cs="Times New Roman"/>
+          <w:sz w:val="28"/>
+          <w:szCs w:val="28"/>
+        </w:rPr>
+      </w:pPr>
+      <w:r>
+        <w:rPr>
+          <w:rFonts w:ascii="Times New Roman" w:hAnsi="Times New Roman" w:cs="Times New Roman"/>
+          <w:sz w:val="28"/>
+          <w:szCs w:val="28"/>
+        </w:rPr>
+        <w:lastRenderedPageBreak/>
         <w:t>Доступ і ролі:</w:t>
       </w:r>
     </w:p>
     <w:p>
       <w:pPr>
-        <w:pStyle w:val="ListParagraph"/>
+        <w:pStyle w:val="a9"/>
         <w:numPr>
           <w:ilvl w:val="2"/>
           <w:numId w:val="14"/>
         </w:numPr>
+        <w:spacing w:line="240" w:lineRule="auto"/>
         <w:rPr>
           <w:rFonts w:ascii="Times New Roman" w:hAnsi="Times New Roman" w:cs="Times New Roman"/>
           <w:sz w:val="28"/>
@@ -5550,11 +5395,12 @@
     </w:p>
     <w:p>
       <w:pPr>
-        <w:pStyle w:val="ListParagraph"/>
+        <w:pStyle w:val="a9"/>
         <w:numPr>
           <w:ilvl w:val="2"/>
           <w:numId w:val="14"/>
         </w:numPr>
+        <w:spacing w:line="240" w:lineRule="auto"/>
         <w:rPr>
           <w:rFonts w:ascii="Times New Roman" w:hAnsi="Times New Roman" w:cs="Times New Roman"/>
           <w:sz w:val="28"/>
@@ -5580,11 +5426,12 @@
     </w:p>
     <w:p>
       <w:pPr>
-        <w:pStyle w:val="ListParagraph"/>
+        <w:pStyle w:val="a9"/>
         <w:numPr>
           <w:ilvl w:val="3"/>
           <w:numId w:val="14"/>
         </w:numPr>
+        <w:spacing w:line="240" w:lineRule="auto"/>
         <w:rPr>
           <w:rFonts w:ascii="Times New Roman" w:hAnsi="Times New Roman" w:cs="Times New Roman"/>
           <w:sz w:val="28"/>
@@ -5602,119 +5449,58 @@
     </w:p>
     <w:p>
       <w:pPr>
-        <w:pStyle w:val="ListParagraph"/>
+        <w:pStyle w:val="a9"/>
         <w:numPr>
           <w:ilvl w:val="3"/>
           <w:numId w:val="14"/>
         </w:numPr>
-        <w:rPr>
-          <w:rFonts w:ascii="Times New Roman" w:hAnsi="Times New Roman" w:cs="Times New Roman"/>
-          <w:sz w:val="28"/>
-          <w:szCs w:val="28"/>
-        </w:rPr>
-      </w:pPr>
-      <w:r>
-        <w:rPr>
-          <w:rFonts w:ascii="Times New Roman" w:hAnsi="Times New Roman" w:cs="Times New Roman"/>
-          <w:sz w:val="28"/>
-          <w:szCs w:val="28"/>
-        </w:rPr>
-        <w:t xml:space="preserve">Менеджер – </w:t>
-      </w:r>
-      <w:r>
-        <w:rPr>
-          <w:rFonts w:ascii="Times New Roman" w:hAnsi="Times New Roman" w:cs="Times New Roman"/>
-          <w:sz w:val="28"/>
-          <w:szCs w:val="28"/>
-        </w:rPr>
-        <w:t xml:space="preserve">повний доступ до CRUD, без </w:t>
-      </w:r>
-      <w:r>
-        <w:rPr>
-          <w:rFonts w:ascii="Times New Roman" w:hAnsi="Times New Roman" w:cs="Times New Roman"/>
-          <w:sz w:val="28"/>
-          <w:szCs w:val="28"/>
-        </w:rPr>
-        <w:t xml:space="preserve">права </w:t>
-      </w:r>
-      <w:r>
-        <w:rPr>
-          <w:rFonts w:ascii="Times New Roman" w:hAnsi="Times New Roman" w:cs="Times New Roman"/>
-          <w:sz w:val="28"/>
-          <w:szCs w:val="28"/>
-        </w:rPr>
-        <w:t>керування користувачами</w:t>
-      </w:r>
-      <w:r>
-        <w:rPr>
-          <w:rFonts w:ascii="Times New Roman" w:hAnsi="Times New Roman" w:cs="Times New Roman"/>
-          <w:sz w:val="28"/>
-          <w:szCs w:val="28"/>
-        </w:rPr>
-        <w:t>,</w:t>
-      </w:r>
-    </w:p>
-    <w:p>
-      <w:pPr>
-        <w:pStyle w:val="ListParagraph"/>
+        <w:spacing w:line="240" w:lineRule="auto"/>
+        <w:rPr>
+          <w:rFonts w:ascii="Times New Roman" w:hAnsi="Times New Roman" w:cs="Times New Roman"/>
+          <w:sz w:val="28"/>
+          <w:szCs w:val="28"/>
+        </w:rPr>
+      </w:pPr>
+      <w:r>
+        <w:rPr>
+          <w:rFonts w:ascii="Times New Roman" w:hAnsi="Times New Roman" w:cs="Times New Roman"/>
+          <w:sz w:val="28"/>
+          <w:szCs w:val="28"/>
+        </w:rPr>
+        <w:t>Менеджер – повний доступ до CRUD, без права керування користувачами,</w:t>
+      </w:r>
+    </w:p>
+    <w:p>
+      <w:pPr>
+        <w:pStyle w:val="a9"/>
         <w:numPr>
           <w:ilvl w:val="3"/>
           <w:numId w:val="14"/>
         </w:numPr>
-        <w:rPr>
-          <w:rFonts w:ascii="Times New Roman" w:hAnsi="Times New Roman" w:cs="Times New Roman"/>
-          <w:sz w:val="28"/>
-          <w:szCs w:val="28"/>
-        </w:rPr>
-      </w:pPr>
-      <w:r>
-        <w:rPr>
-          <w:rFonts w:ascii="Times New Roman" w:hAnsi="Times New Roman" w:cs="Times New Roman"/>
-          <w:sz w:val="28"/>
-          <w:szCs w:val="28"/>
-        </w:rPr>
-        <w:t xml:space="preserve">Адміністратор - </w:t>
-      </w:r>
-      <w:r>
-        <w:rPr>
-          <w:rFonts w:ascii="Times New Roman" w:hAnsi="Times New Roman" w:cs="Times New Roman"/>
-          <w:sz w:val="28"/>
-          <w:szCs w:val="28"/>
-        </w:rPr>
-        <w:t>повний доступ</w:t>
-      </w:r>
-      <w:r>
-        <w:rPr>
-          <w:rFonts w:ascii="Times New Roman" w:hAnsi="Times New Roman" w:cs="Times New Roman"/>
-          <w:sz w:val="28"/>
-          <w:szCs w:val="28"/>
-        </w:rPr>
-        <w:t xml:space="preserve"> (доступні </w:t>
-      </w:r>
-      <w:r>
-        <w:rPr>
-          <w:rFonts w:ascii="Times New Roman" w:hAnsi="Times New Roman" w:cs="Times New Roman"/>
-          <w:sz w:val="28"/>
-          <w:szCs w:val="28"/>
-        </w:rPr>
-        <w:t>створення/редагування/блокування користувачів і ролей</w:t>
-      </w:r>
-      <w:r>
-        <w:rPr>
-          <w:rFonts w:ascii="Times New Roman" w:hAnsi="Times New Roman" w:cs="Times New Roman"/>
-          <w:sz w:val="28"/>
-          <w:szCs w:val="28"/>
-        </w:rPr>
-        <w:t>);</w:t>
-      </w:r>
-    </w:p>
-    <w:p>
-      <w:pPr>
-        <w:pStyle w:val="ListParagraph"/>
+        <w:spacing w:line="240" w:lineRule="auto"/>
+        <w:rPr>
+          <w:rFonts w:ascii="Times New Roman" w:hAnsi="Times New Roman" w:cs="Times New Roman"/>
+          <w:sz w:val="28"/>
+          <w:szCs w:val="28"/>
+        </w:rPr>
+      </w:pPr>
+      <w:r>
+        <w:rPr>
+          <w:rFonts w:ascii="Times New Roman" w:hAnsi="Times New Roman" w:cs="Times New Roman"/>
+          <w:sz w:val="28"/>
+          <w:szCs w:val="28"/>
+        </w:rPr>
+        <w:t>Адміністратор - повний доступ (доступні створення/редагування/блокування користувачів і ролей);</w:t>
+      </w:r>
+    </w:p>
+    <w:p>
+      <w:pPr>
+        <w:pStyle w:val="a9"/>
         <w:numPr>
           <w:ilvl w:val="1"/>
           <w:numId w:val="14"/>
         </w:numPr>
+        <w:spacing w:line="240" w:lineRule="auto"/>
         <w:rPr>
           <w:rFonts w:ascii="Times New Roman" w:hAnsi="Times New Roman" w:cs="Times New Roman"/>
           <w:sz w:val="28"/>
@@ -5884,11 +5670,12 @@
     </w:p>
     <w:p>
       <w:pPr>
-        <w:pStyle w:val="ListParagraph"/>
+        <w:pStyle w:val="a9"/>
         <w:numPr>
           <w:ilvl w:val="1"/>
           <w:numId w:val="14"/>
         </w:numPr>
+        <w:spacing w:line="240" w:lineRule="auto"/>
         <w:rPr>
           <w:rFonts w:ascii="Times New Roman" w:hAnsi="Times New Roman" w:cs="Times New Roman"/>
           <w:sz w:val="28"/>
@@ -5911,15 +5698,7 @@
           <w:sz w:val="28"/>
           <w:szCs w:val="28"/>
         </w:rPr>
-        <w:t xml:space="preserve"> через </w:t>
-      </w:r>
-      <w:r>
-        <w:rPr>
-          <w:rFonts w:ascii="Times New Roman" w:hAnsi="Times New Roman" w:cs="Times New Roman"/>
-          <w:sz w:val="28"/>
-          <w:szCs w:val="28"/>
-        </w:rPr>
-        <w:t>SLF4J + Log4j2</w:t>
+        <w:t xml:space="preserve"> через SLF4J + Log4j2</w:t>
       </w:r>
       <w:r>
         <w:rPr>
@@ -5958,11 +5737,12 @@
     </w:p>
     <w:p>
       <w:pPr>
-        <w:pStyle w:val="ListParagraph"/>
+        <w:pStyle w:val="a9"/>
         <w:numPr>
           <w:ilvl w:val="1"/>
           <w:numId w:val="14"/>
         </w:numPr>
+        <w:spacing w:line="240" w:lineRule="auto"/>
         <w:rPr>
           <w:rFonts w:ascii="Times New Roman" w:hAnsi="Times New Roman" w:cs="Times New Roman"/>
           <w:sz w:val="28"/>
@@ -5983,16 +5763,110 @@
           <w:sz w:val="28"/>
           <w:szCs w:val="28"/>
         </w:rPr>
+        <w:t xml:space="preserve"> (класи </w:t>
+      </w:r>
+      <w:proofErr w:type="spellStart"/>
+      <w:r>
+        <w:rPr>
+          <w:rFonts w:ascii="Times New Roman" w:hAnsi="Times New Roman" w:cs="Times New Roman"/>
+          <w:sz w:val="28"/>
+          <w:szCs w:val="28"/>
+          <w:lang w:val="en-US"/>
+        </w:rPr>
+        <w:t>UniversityServer</w:t>
+      </w:r>
+      <w:proofErr w:type="spellEnd"/>
+      <w:r>
+        <w:rPr>
+          <w:rFonts w:ascii="Times New Roman" w:hAnsi="Times New Roman" w:cs="Times New Roman"/>
+          <w:sz w:val="28"/>
+          <w:szCs w:val="28"/>
+          <w:lang w:val="en-US"/>
+        </w:rPr>
+        <w:t xml:space="preserve"> </w:t>
+      </w:r>
+      <w:r>
+        <w:rPr>
+          <w:rFonts w:ascii="Times New Roman" w:hAnsi="Times New Roman" w:cs="Times New Roman"/>
+          <w:sz w:val="28"/>
+          <w:szCs w:val="28"/>
+        </w:rPr>
+        <w:t xml:space="preserve">та </w:t>
+      </w:r>
+      <w:proofErr w:type="spellStart"/>
+      <w:r>
+        <w:rPr>
+          <w:rFonts w:ascii="Times New Roman" w:hAnsi="Times New Roman" w:cs="Times New Roman"/>
+          <w:sz w:val="28"/>
+          <w:szCs w:val="28"/>
+          <w:lang w:val="en-US"/>
+        </w:rPr>
+        <w:t>UniversityClient</w:t>
+      </w:r>
+      <w:proofErr w:type="spellEnd"/>
+      <w:r>
+        <w:rPr>
+          <w:rFonts w:ascii="Times New Roman" w:hAnsi="Times New Roman" w:cs="Times New Roman"/>
+          <w:sz w:val="28"/>
+          <w:szCs w:val="28"/>
+        </w:rPr>
+        <w:t xml:space="preserve">, метод </w:t>
+      </w:r>
+      <w:proofErr w:type="spellStart"/>
+      <w:r>
+        <w:rPr>
+          <w:rFonts w:ascii="Times New Roman" w:hAnsi="Times New Roman" w:cs="Times New Roman"/>
+          <w:sz w:val="28"/>
+          <w:szCs w:val="28"/>
+          <w:lang w:val="en-US"/>
+        </w:rPr>
+        <w:t>getAll</w:t>
+      </w:r>
+      <w:proofErr w:type="spellEnd"/>
+      <w:r>
+        <w:rPr>
+          <w:rFonts w:ascii="Times New Roman" w:hAnsi="Times New Roman" w:cs="Times New Roman"/>
+          <w:sz w:val="28"/>
+          <w:szCs w:val="28"/>
+        </w:rPr>
+        <w:t xml:space="preserve"> для студентів та викладачів працює через надсилання запиту на сервер через </w:t>
+      </w:r>
+      <w:proofErr w:type="spellStart"/>
+      <w:r>
+        <w:rPr>
+          <w:rFonts w:ascii="Times New Roman" w:hAnsi="Times New Roman" w:cs="Times New Roman"/>
+          <w:sz w:val="28"/>
+          <w:szCs w:val="28"/>
+          <w:lang w:val="en-US"/>
+        </w:rPr>
+        <w:t>UniversityClient</w:t>
+      </w:r>
+      <w:proofErr w:type="spellEnd"/>
+      <w:r>
+        <w:rPr>
+          <w:rFonts w:ascii="Times New Roman" w:hAnsi="Times New Roman" w:cs="Times New Roman"/>
+          <w:sz w:val="28"/>
+          <w:szCs w:val="28"/>
+        </w:rPr>
+        <w:t>)</w:t>
+      </w:r>
+      <w:r>
+        <w:rPr>
+          <w:rFonts w:ascii="Times New Roman" w:hAnsi="Times New Roman" w:cs="Times New Roman"/>
+          <w:sz w:val="28"/>
+          <w:szCs w:val="28"/>
+        </w:rPr>
         <w:t>;</w:t>
       </w:r>
     </w:p>
     <w:p>
       <w:pPr>
-        <w:pStyle w:val="ListParagraph"/>
+        <w:pStyle w:val="a9"/>
         <w:numPr>
           <w:ilvl w:val="1"/>
           <w:numId w:val="14"/>
         </w:numPr>
+        <w:spacing w:line="240" w:lineRule="auto"/>
         <w:rPr>
           <w:rFonts w:ascii="Times New Roman" w:hAnsi="Times New Roman" w:cs="Times New Roman"/>
           <w:sz w:val="28"/>
@@ -6010,11 +5884,12 @@
     </w:p>
     <w:p>
       <w:pPr>
-        <w:pStyle w:val="ListParagraph"/>
+        <w:pStyle w:val="a9"/>
         <w:numPr>
           <w:ilvl w:val="2"/>
           <w:numId w:val="14"/>
         </w:numPr>
+        <w:spacing w:line="240" w:lineRule="auto"/>
         <w:rPr>
           <w:rFonts w:ascii="Times New Roman" w:hAnsi="Times New Roman" w:cs="Times New Roman"/>
           <w:sz w:val="28"/>
@@ -6033,11 +5908,12 @@
     </w:p>
     <w:p>
       <w:pPr>
-        <w:pStyle w:val="ListParagraph"/>
+        <w:pStyle w:val="a9"/>
         <w:numPr>
           <w:ilvl w:val="2"/>
           <w:numId w:val="14"/>
         </w:numPr>
+        <w:spacing w:line="240" w:lineRule="auto"/>
         <w:rPr>
           <w:rFonts w:ascii="Times New Roman" w:hAnsi="Times New Roman" w:cs="Times New Roman"/>
           <w:sz w:val="28"/>
@@ -6056,11 +5932,12 @@
     </w:p>
     <w:p>
       <w:pPr>
-        <w:pStyle w:val="ListParagraph"/>
+        <w:pStyle w:val="a9"/>
         <w:numPr>
           <w:ilvl w:val="2"/>
           <w:numId w:val="14"/>
         </w:numPr>
+        <w:spacing w:line="240" w:lineRule="auto"/>
         <w:rPr>
           <w:rFonts w:ascii="Times New Roman" w:hAnsi="Times New Roman" w:cs="Times New Roman"/>
           <w:sz w:val="28"/>
@@ -6079,11 +5956,12 @@
     </w:p>
     <w:p>
       <w:pPr>
-        <w:pStyle w:val="ListParagraph"/>
+        <w:pStyle w:val="a9"/>
         <w:numPr>
           <w:ilvl w:val="2"/>
           <w:numId w:val="14"/>
         </w:numPr>
+        <w:spacing w:line="240" w:lineRule="auto"/>
         <w:rPr>
           <w:rFonts w:ascii="Times New Roman" w:hAnsi="Times New Roman" w:cs="Times New Roman"/>
           <w:sz w:val="28"/>
@@ -6102,11 +5980,12 @@
     </w:p>
     <w:p>
       <w:pPr>
-        <w:pStyle w:val="ListParagraph"/>
+        <w:pStyle w:val="a9"/>
         <w:numPr>
           <w:ilvl w:val="2"/>
           <w:numId w:val="14"/>
         </w:numPr>
+        <w:spacing w:line="240" w:lineRule="auto"/>
         <w:rPr>
           <w:rFonts w:ascii="Times New Roman" w:hAnsi="Times New Roman" w:cs="Times New Roman"/>
           <w:sz w:val="28"/>
@@ -6125,11 +6004,12 @@
     </w:p>
     <w:p>
       <w:pPr>
-        <w:pStyle w:val="ListParagraph"/>
+        <w:pStyle w:val="a9"/>
         <w:numPr>
           <w:ilvl w:val="2"/>
           <w:numId w:val="14"/>
         </w:numPr>
+        <w:spacing w:line="240" w:lineRule="auto"/>
         <w:rPr>
           <w:rFonts w:ascii="Times New Roman" w:hAnsi="Times New Roman" w:cs="Times New Roman"/>
           <w:sz w:val="28"/>
@@ -6148,11 +6028,12 @@
     </w:p>
     <w:p>
       <w:pPr>
-        <w:pStyle w:val="ListParagraph"/>
+        <w:pStyle w:val="a9"/>
         <w:numPr>
           <w:ilvl w:val="2"/>
           <w:numId w:val="14"/>
         </w:numPr>
+        <w:spacing w:line="240" w:lineRule="auto"/>
         <w:rPr>
           <w:rFonts w:ascii="Times New Roman" w:hAnsi="Times New Roman" w:cs="Times New Roman"/>
           <w:sz w:val="28"/>
@@ -6182,21 +6063,22 @@
     </w:p>
     <w:p>
       <w:pPr>
-        <w:pStyle w:val="ListParagraph"/>
+        <w:pStyle w:val="a9"/>
         <w:numPr>
           <w:ilvl w:val="1"/>
           <w:numId w:val="14"/>
         </w:numPr>
-        <w:rPr>
-          <w:rFonts w:ascii="Times New Roman" w:hAnsi="Times New Roman" w:cs="Times New Roman"/>
-          <w:sz w:val="28"/>
-          <w:szCs w:val="28"/>
-        </w:rPr>
-      </w:pPr>
-      <w:r>
-        <w:rPr>
-          <w:rFonts w:ascii="Times New Roman" w:hAnsi="Times New Roman" w:cs="Times New Roman"/>
-          <w:color w:val="00B0F0"/>
+        <w:spacing w:line="240" w:lineRule="auto"/>
+        <w:rPr>
+          <w:rFonts w:ascii="Times New Roman" w:hAnsi="Times New Roman" w:cs="Times New Roman"/>
+          <w:sz w:val="28"/>
+          <w:szCs w:val="28"/>
+        </w:rPr>
+      </w:pPr>
+      <w:r>
+        <w:rPr>
+          <w:rFonts w:ascii="Times New Roman" w:hAnsi="Times New Roman" w:cs="Times New Roman"/>
+          <w:color w:val="000000" w:themeColor="text1"/>
           <w:sz w:val="28"/>
           <w:szCs w:val="28"/>
         </w:rPr>
@@ -6213,11 +6095,12 @@
     </w:p>
     <w:p>
       <w:pPr>
-        <w:pStyle w:val="ListParagraph"/>
+        <w:pStyle w:val="a9"/>
         <w:numPr>
           <w:ilvl w:val="2"/>
           <w:numId w:val="14"/>
         </w:numPr>
+        <w:spacing w:line="240" w:lineRule="auto"/>
         <w:rPr>
           <w:rFonts w:ascii="Times New Roman" w:hAnsi="Times New Roman" w:cs="Times New Roman"/>
           <w:sz w:val="28"/>
@@ -6235,11 +6118,12 @@
     </w:p>
     <w:p>
       <w:pPr>
-        <w:pStyle w:val="ListParagraph"/>
+        <w:pStyle w:val="a9"/>
         <w:numPr>
           <w:ilvl w:val="2"/>
           <w:numId w:val="14"/>
         </w:numPr>
+        <w:spacing w:line="240" w:lineRule="auto"/>
         <w:rPr>
           <w:rFonts w:ascii="Times New Roman" w:hAnsi="Times New Roman" w:cs="Times New Roman"/>
           <w:sz w:val="28"/>
@@ -6259,18 +6143,41 @@
           <w:rFonts w:ascii="Times New Roman" w:hAnsi="Times New Roman" w:cs="Times New Roman"/>
           <w:sz w:val="28"/>
           <w:szCs w:val="28"/>
-          <w:lang w:val="en-US"/>
-        </w:rPr>
-        <w:t>.</w:t>
-      </w:r>
-    </w:p>
-    <w:p>
-      <w:pPr>
-        <w:pStyle w:val="ListParagraph"/>
+        </w:rPr>
+        <w:t>,</w:t>
+      </w:r>
+    </w:p>
+    <w:p>
+      <w:pPr>
+        <w:pStyle w:val="a9"/>
+        <w:numPr>
+          <w:ilvl w:val="2"/>
+          <w:numId w:val="14"/>
+        </w:numPr>
+        <w:spacing w:line="240" w:lineRule="auto"/>
+        <w:rPr>
+          <w:rFonts w:ascii="Times New Roman" w:hAnsi="Times New Roman" w:cs="Times New Roman"/>
+          <w:sz w:val="28"/>
+          <w:szCs w:val="28"/>
+        </w:rPr>
+      </w:pPr>
+      <w:r>
+        <w:rPr>
+          <w:rFonts w:ascii="Times New Roman" w:hAnsi="Times New Roman" w:cs="Times New Roman"/>
+          <w:sz w:val="28"/>
+          <w:szCs w:val="28"/>
+        </w:rPr>
+        <w:t>Розділ 7 – код.</w:t>
+      </w:r>
+    </w:p>
+    <w:p>
+      <w:pPr>
+        <w:pStyle w:val="a9"/>
         <w:numPr>
           <w:ilvl w:val="0"/>
           <w:numId w:val="15"/>
         </w:numPr>
+        <w:spacing w:line="240" w:lineRule="auto"/>
         <w:rPr>
           <w:rFonts w:ascii="Times New Roman" w:hAnsi="Times New Roman" w:cs="Times New Roman"/>
           <w:sz w:val="28"/>
@@ -6298,11 +6205,12 @@
     </w:p>
     <w:p>
       <w:pPr>
-        <w:pStyle w:val="ListParagraph"/>
+        <w:pStyle w:val="a9"/>
         <w:numPr>
           <w:ilvl w:val="1"/>
           <w:numId w:val="14"/>
         </w:numPr>
+        <w:spacing w:line="240" w:lineRule="auto"/>
         <w:rPr>
           <w:rFonts w:ascii="Times New Roman" w:hAnsi="Times New Roman" w:cs="Times New Roman"/>
           <w:sz w:val="28"/>
@@ -6361,11 +6269,12 @@
     </w:p>
     <w:p>
       <w:pPr>
-        <w:pStyle w:val="ListParagraph"/>
+        <w:pStyle w:val="a9"/>
         <w:numPr>
           <w:ilvl w:val="2"/>
           <w:numId w:val="14"/>
         </w:numPr>
+        <w:spacing w:line="240" w:lineRule="auto"/>
         <w:rPr>
           <w:rFonts w:ascii="Times New Roman" w:hAnsi="Times New Roman" w:cs="Times New Roman"/>
           <w:sz w:val="28"/>
@@ -6384,11 +6293,12 @@
     </w:p>
     <w:p>
       <w:pPr>
-        <w:pStyle w:val="ListParagraph"/>
+        <w:pStyle w:val="a9"/>
         <w:numPr>
           <w:ilvl w:val="2"/>
           <w:numId w:val="14"/>
         </w:numPr>
+        <w:spacing w:line="240" w:lineRule="auto"/>
         <w:rPr>
           <w:rFonts w:ascii="Times New Roman" w:hAnsi="Times New Roman" w:cs="Times New Roman"/>
           <w:sz w:val="28"/>
@@ -6407,25 +6317,25 @@
     </w:p>
     <w:p>
       <w:pPr>
-        <w:pStyle w:val="ListParagraph"/>
+        <w:pStyle w:val="a9"/>
         <w:numPr>
           <w:ilvl w:val="2"/>
           <w:numId w:val="14"/>
         </w:numPr>
-        <w:rPr>
-          <w:rFonts w:ascii="Times New Roman" w:hAnsi="Times New Roman" w:cs="Times New Roman"/>
-          <w:sz w:val="28"/>
-          <w:szCs w:val="28"/>
-        </w:rPr>
-      </w:pPr>
-      <w:r>
-        <w:rPr>
-          <w:rFonts w:ascii="Times New Roman" w:hAnsi="Times New Roman" w:cs="Times New Roman"/>
-          <w:sz w:val="28"/>
-          <w:szCs w:val="28"/>
-          <w:lang w:val="en-US"/>
-        </w:rPr>
-        <w:lastRenderedPageBreak/>
+        <w:spacing w:line="240" w:lineRule="auto"/>
+        <w:rPr>
+          <w:rFonts w:ascii="Times New Roman" w:hAnsi="Times New Roman" w:cs="Times New Roman"/>
+          <w:sz w:val="28"/>
+          <w:szCs w:val="28"/>
+        </w:rPr>
+      </w:pPr>
+      <w:r>
+        <w:rPr>
+          <w:rFonts w:ascii="Times New Roman" w:hAnsi="Times New Roman" w:cs="Times New Roman"/>
+          <w:sz w:val="28"/>
+          <w:szCs w:val="28"/>
+          <w:lang w:val="en-US"/>
+        </w:rPr>
         <w:t xml:space="preserve">Teacher extends </w:t>
       </w:r>
       <w:proofErr w:type="gramStart"/>
@@ -6442,11 +6352,12 @@
     </w:p>
     <w:p>
       <w:pPr>
-        <w:pStyle w:val="ListParagraph"/>
+        <w:pStyle w:val="a9"/>
         <w:numPr>
           <w:ilvl w:val="1"/>
           <w:numId w:val="14"/>
         </w:numPr>
+        <w:spacing w:line="240" w:lineRule="auto"/>
         <w:rPr>
           <w:rFonts w:ascii="Times New Roman" w:hAnsi="Times New Roman" w:cs="Times New Roman"/>
           <w:sz w:val="28"/>
@@ -6489,71 +6400,58 @@
     </w:p>
     <w:p>
       <w:pPr>
-        <w:pStyle w:val="ListParagraph"/>
+        <w:pStyle w:val="a9"/>
         <w:numPr>
           <w:ilvl w:val="2"/>
           <w:numId w:val="14"/>
         </w:numPr>
-        <w:rPr>
-          <w:rFonts w:ascii="Times New Roman" w:hAnsi="Times New Roman" w:cs="Times New Roman"/>
-          <w:sz w:val="28"/>
-          <w:szCs w:val="28"/>
-        </w:rPr>
-      </w:pPr>
-      <w:r>
-        <w:rPr>
-          <w:rFonts w:ascii="Times New Roman" w:hAnsi="Times New Roman" w:cs="Times New Roman"/>
-          <w:sz w:val="28"/>
-          <w:szCs w:val="28"/>
-        </w:rPr>
-        <w:t>створити/видалити/редагувати кафедру</w:t>
-      </w:r>
-      <w:r>
-        <w:rPr>
-          <w:rFonts w:ascii="Times New Roman" w:hAnsi="Times New Roman" w:cs="Times New Roman"/>
-          <w:sz w:val="28"/>
-          <w:szCs w:val="28"/>
-        </w:rPr>
-        <w:t>,</w:t>
-      </w:r>
-    </w:p>
-    <w:p>
-      <w:pPr>
-        <w:pStyle w:val="ListParagraph"/>
+        <w:spacing w:line="240" w:lineRule="auto"/>
+        <w:rPr>
+          <w:rFonts w:ascii="Times New Roman" w:hAnsi="Times New Roman" w:cs="Times New Roman"/>
+          <w:sz w:val="28"/>
+          <w:szCs w:val="28"/>
+        </w:rPr>
+      </w:pPr>
+      <w:r>
+        <w:rPr>
+          <w:rFonts w:ascii="Times New Roman" w:hAnsi="Times New Roman" w:cs="Times New Roman"/>
+          <w:sz w:val="28"/>
+          <w:szCs w:val="28"/>
+        </w:rPr>
+        <w:t>створити/видалити/редагувати кафедру,</w:t>
+      </w:r>
+    </w:p>
+    <w:p>
+      <w:pPr>
+        <w:pStyle w:val="a9"/>
         <w:numPr>
           <w:ilvl w:val="2"/>
           <w:numId w:val="14"/>
         </w:numPr>
-        <w:rPr>
-          <w:rFonts w:ascii="Times New Roman" w:hAnsi="Times New Roman" w:cs="Times New Roman"/>
-          <w:sz w:val="28"/>
-          <w:szCs w:val="28"/>
-        </w:rPr>
-      </w:pPr>
-      <w:r>
-        <w:rPr>
-          <w:rFonts w:ascii="Times New Roman" w:hAnsi="Times New Roman" w:cs="Times New Roman"/>
-          <w:sz w:val="28"/>
-          <w:szCs w:val="28"/>
-        </w:rPr>
-        <w:t>створити/видалити/редагувати студента</w:t>
-      </w:r>
-      <w:r>
-        <w:rPr>
-          <w:rFonts w:ascii="Times New Roman" w:hAnsi="Times New Roman" w:cs="Times New Roman"/>
-          <w:sz w:val="28"/>
-          <w:szCs w:val="28"/>
-        </w:rPr>
-        <w:t>;</w:t>
-      </w:r>
-    </w:p>
-    <w:p>
-      <w:pPr>
-        <w:pStyle w:val="ListParagraph"/>
+        <w:spacing w:line="240" w:lineRule="auto"/>
+        <w:rPr>
+          <w:rFonts w:ascii="Times New Roman" w:hAnsi="Times New Roman" w:cs="Times New Roman"/>
+          <w:sz w:val="28"/>
+          <w:szCs w:val="28"/>
+        </w:rPr>
+      </w:pPr>
+      <w:r>
+        <w:rPr>
+          <w:rFonts w:ascii="Times New Roman" w:hAnsi="Times New Roman" w:cs="Times New Roman"/>
+          <w:sz w:val="28"/>
+          <w:szCs w:val="28"/>
+        </w:rPr>
+        <w:t>створити/видалити/редагувати студента;</w:t>
+      </w:r>
+    </w:p>
+    <w:p>
+      <w:pPr>
+        <w:pStyle w:val="a9"/>
         <w:numPr>
           <w:ilvl w:val="1"/>
           <w:numId w:val="14"/>
         </w:numPr>
+        <w:spacing w:line="240" w:lineRule="auto"/>
         <w:rPr>
           <w:rFonts w:ascii="Times New Roman" w:hAnsi="Times New Roman" w:cs="Times New Roman"/>
           <w:sz w:val="28"/>
@@ -6629,11 +6527,12 @@
     </w:p>
     <w:p>
       <w:pPr>
-        <w:pStyle w:val="ListParagraph"/>
+        <w:pStyle w:val="a9"/>
         <w:numPr>
           <w:ilvl w:val="2"/>
           <w:numId w:val="14"/>
         </w:numPr>
+        <w:spacing w:line="240" w:lineRule="auto"/>
         <w:rPr>
           <w:rFonts w:ascii="Times New Roman" w:hAnsi="Times New Roman" w:cs="Times New Roman"/>
           <w:sz w:val="28"/>
@@ -6651,115 +6550,71 @@
     </w:p>
     <w:p>
       <w:pPr>
-        <w:pStyle w:val="ListParagraph"/>
+        <w:pStyle w:val="a9"/>
         <w:numPr>
           <w:ilvl w:val="2"/>
           <w:numId w:val="14"/>
         </w:numPr>
-        <w:rPr>
-          <w:rFonts w:ascii="Times New Roman" w:hAnsi="Times New Roman" w:cs="Times New Roman"/>
-          <w:sz w:val="28"/>
-          <w:szCs w:val="28"/>
-        </w:rPr>
-      </w:pPr>
-      <w:r>
-        <w:rPr>
-          <w:rFonts w:ascii="Times New Roman" w:hAnsi="Times New Roman" w:cs="Times New Roman"/>
-          <w:sz w:val="28"/>
-          <w:szCs w:val="28"/>
-        </w:rPr>
-        <w:t xml:space="preserve">знайти студента </w:t>
-      </w:r>
-      <w:r>
-        <w:rPr>
-          <w:rFonts w:ascii="Times New Roman" w:hAnsi="Times New Roman" w:cs="Times New Roman"/>
-          <w:sz w:val="28"/>
-          <w:szCs w:val="28"/>
-        </w:rPr>
-        <w:t xml:space="preserve">за </w:t>
-      </w:r>
-      <w:r>
-        <w:rPr>
-          <w:rFonts w:ascii="Times New Roman" w:hAnsi="Times New Roman" w:cs="Times New Roman"/>
-          <w:sz w:val="28"/>
-          <w:szCs w:val="28"/>
-        </w:rPr>
-        <w:t>курсом</w:t>
-      </w:r>
-      <w:r>
-        <w:rPr>
-          <w:rFonts w:ascii="Times New Roman" w:hAnsi="Times New Roman" w:cs="Times New Roman"/>
-          <w:sz w:val="28"/>
-          <w:szCs w:val="28"/>
-        </w:rPr>
-        <w:t>,</w:t>
-      </w:r>
-    </w:p>
-    <w:p>
-      <w:pPr>
-        <w:pStyle w:val="ListParagraph"/>
+        <w:spacing w:line="240" w:lineRule="auto"/>
+        <w:rPr>
+          <w:rFonts w:ascii="Times New Roman" w:hAnsi="Times New Roman" w:cs="Times New Roman"/>
+          <w:sz w:val="28"/>
+          <w:szCs w:val="28"/>
+        </w:rPr>
+      </w:pPr>
+      <w:r>
+        <w:rPr>
+          <w:rFonts w:ascii="Times New Roman" w:hAnsi="Times New Roman" w:cs="Times New Roman"/>
+          <w:sz w:val="28"/>
+          <w:szCs w:val="28"/>
+        </w:rPr>
+        <w:t>знайти студента за курсом,</w:t>
+      </w:r>
+    </w:p>
+    <w:p>
+      <w:pPr>
+        <w:pStyle w:val="a9"/>
         <w:numPr>
           <w:ilvl w:val="2"/>
           <w:numId w:val="14"/>
         </w:numPr>
-        <w:rPr>
-          <w:rFonts w:ascii="Times New Roman" w:hAnsi="Times New Roman" w:cs="Times New Roman"/>
-          <w:sz w:val="28"/>
-          <w:szCs w:val="28"/>
-        </w:rPr>
-      </w:pPr>
-      <w:r>
-        <w:rPr>
-          <w:rFonts w:ascii="Times New Roman" w:hAnsi="Times New Roman" w:cs="Times New Roman"/>
-          <w:sz w:val="28"/>
-          <w:szCs w:val="28"/>
-        </w:rPr>
-        <w:t xml:space="preserve">знайти студента </w:t>
-      </w:r>
-      <w:r>
-        <w:rPr>
-          <w:rFonts w:ascii="Times New Roman" w:hAnsi="Times New Roman" w:cs="Times New Roman"/>
-          <w:sz w:val="28"/>
-          <w:szCs w:val="28"/>
-        </w:rPr>
-        <w:t xml:space="preserve">за </w:t>
-      </w:r>
-      <w:r>
-        <w:rPr>
-          <w:rFonts w:ascii="Times New Roman" w:hAnsi="Times New Roman" w:cs="Times New Roman"/>
-          <w:sz w:val="28"/>
-          <w:szCs w:val="28"/>
-        </w:rPr>
-        <w:t>групою</w:t>
-      </w:r>
-      <w:r>
-        <w:rPr>
-          <w:rFonts w:ascii="Times New Roman" w:hAnsi="Times New Roman" w:cs="Times New Roman"/>
-          <w:sz w:val="28"/>
-          <w:szCs w:val="28"/>
-        </w:rPr>
-        <w:t>;</w:t>
-      </w:r>
-    </w:p>
-    <w:p>
-      <w:pPr>
-        <w:pStyle w:val="ListParagraph"/>
+        <w:spacing w:line="240" w:lineRule="auto"/>
+        <w:rPr>
+          <w:rFonts w:ascii="Times New Roman" w:hAnsi="Times New Roman" w:cs="Times New Roman"/>
+          <w:sz w:val="28"/>
+          <w:szCs w:val="28"/>
+        </w:rPr>
+      </w:pPr>
+      <w:r>
+        <w:rPr>
+          <w:rFonts w:ascii="Times New Roman" w:hAnsi="Times New Roman" w:cs="Times New Roman"/>
+          <w:sz w:val="28"/>
+          <w:szCs w:val="28"/>
+        </w:rPr>
+        <w:t>знайти студента за групою;</w:t>
+      </w:r>
+    </w:p>
+    <w:p>
+      <w:pPr>
+        <w:pStyle w:val="a9"/>
         <w:numPr>
           <w:ilvl w:val="1"/>
           <w:numId w:val="14"/>
         </w:numPr>
-        <w:rPr>
-          <w:rFonts w:ascii="Times New Roman" w:hAnsi="Times New Roman" w:cs="Times New Roman"/>
-          <w:sz w:val="28"/>
-          <w:szCs w:val="28"/>
-        </w:rPr>
-      </w:pPr>
-      <w:r>
-        <w:rPr>
-          <w:rFonts w:ascii="Times New Roman" w:hAnsi="Times New Roman" w:cs="Times New Roman"/>
-          <w:sz w:val="28"/>
-          <w:szCs w:val="28"/>
-        </w:rPr>
+        <w:spacing w:line="240" w:lineRule="auto"/>
+        <w:rPr>
+          <w:rFonts w:ascii="Times New Roman" w:hAnsi="Times New Roman" w:cs="Times New Roman"/>
+          <w:sz w:val="28"/>
+          <w:szCs w:val="28"/>
+        </w:rPr>
+      </w:pPr>
+      <w:r>
+        <w:rPr>
+          <w:rFonts w:ascii="Times New Roman" w:hAnsi="Times New Roman" w:cs="Times New Roman"/>
+          <w:sz w:val="28"/>
+          <w:szCs w:val="28"/>
+        </w:rPr>
+        <w:lastRenderedPageBreak/>
         <w:t xml:space="preserve">Впорядковані виводи для викладачів (сортування з використанням лямбд та </w:t>
       </w:r>
       <w:r>
@@ -6782,11 +6637,12 @@
     </w:p>
     <w:p>
       <w:pPr>
-        <w:pStyle w:val="ListParagraph"/>
+        <w:pStyle w:val="a9"/>
         <w:numPr>
           <w:ilvl w:val="2"/>
           <w:numId w:val="14"/>
         </w:numPr>
+        <w:spacing w:line="240" w:lineRule="auto"/>
         <w:rPr>
           <w:rFonts w:ascii="Times New Roman" w:hAnsi="Times New Roman" w:cs="Times New Roman"/>
           <w:sz w:val="28"/>
@@ -6812,11 +6668,12 @@
     </w:p>
     <w:p>
       <w:pPr>
-        <w:pStyle w:val="ListParagraph"/>
+        <w:pStyle w:val="a9"/>
         <w:numPr>
           <w:ilvl w:val="2"/>
           <w:numId w:val="14"/>
         </w:numPr>
+        <w:spacing w:line="240" w:lineRule="auto"/>
         <w:rPr>
           <w:rFonts w:ascii="Times New Roman" w:hAnsi="Times New Roman" w:cs="Times New Roman"/>
           <w:sz w:val="28"/>
@@ -6842,11 +6699,12 @@
     </w:p>
     <w:p>
       <w:pPr>
-        <w:pStyle w:val="ListParagraph"/>
+        <w:pStyle w:val="a9"/>
         <w:numPr>
           <w:ilvl w:val="2"/>
           <w:numId w:val="14"/>
         </w:numPr>
+        <w:spacing w:line="240" w:lineRule="auto"/>
         <w:rPr>
           <w:rFonts w:ascii="Times New Roman" w:hAnsi="Times New Roman" w:cs="Times New Roman"/>
           <w:sz w:val="28"/>
@@ -6872,11 +6730,12 @@
     </w:p>
     <w:p>
       <w:pPr>
-        <w:pStyle w:val="ListParagraph"/>
+        <w:pStyle w:val="a9"/>
         <w:numPr>
           <w:ilvl w:val="1"/>
           <w:numId w:val="14"/>
         </w:numPr>
+        <w:spacing w:line="240" w:lineRule="auto"/>
         <w:rPr>
           <w:rFonts w:ascii="Times New Roman" w:hAnsi="Times New Roman" w:cs="Times New Roman"/>
           <w:sz w:val="28"/>
@@ -6903,11 +6762,12 @@
     </w:p>
     <w:p>
       <w:pPr>
-        <w:pStyle w:val="ListParagraph"/>
+        <w:pStyle w:val="a9"/>
         <w:numPr>
           <w:ilvl w:val="2"/>
           <w:numId w:val="14"/>
         </w:numPr>
+        <w:spacing w:line="240" w:lineRule="auto"/>
         <w:rPr>
           <w:rFonts w:ascii="Times New Roman" w:hAnsi="Times New Roman" w:cs="Times New Roman"/>
           <w:sz w:val="28"/>
@@ -6942,11 +6802,12 @@
     </w:p>
     <w:p>
       <w:pPr>
-        <w:pStyle w:val="ListParagraph"/>
+        <w:pStyle w:val="a9"/>
         <w:numPr>
           <w:ilvl w:val="3"/>
           <w:numId w:val="14"/>
         </w:numPr>
+        <w:spacing w:line="240" w:lineRule="auto"/>
         <w:rPr>
           <w:rFonts w:ascii="Times New Roman" w:hAnsi="Times New Roman" w:cs="Times New Roman"/>
           <w:sz w:val="28"/>
@@ -7012,11 +6873,12 @@
     </w:p>
     <w:p>
       <w:pPr>
-        <w:pStyle w:val="ListParagraph"/>
+        <w:pStyle w:val="a9"/>
         <w:numPr>
           <w:ilvl w:val="3"/>
           <w:numId w:val="14"/>
         </w:numPr>
+        <w:spacing w:line="240" w:lineRule="auto"/>
         <w:rPr>
           <w:rFonts w:ascii="Times New Roman" w:hAnsi="Times New Roman" w:cs="Times New Roman"/>
           <w:sz w:val="28"/>
@@ -7142,11 +7004,12 @@
     </w:p>
     <w:p>
       <w:pPr>
-        <w:pStyle w:val="ListParagraph"/>
+        <w:pStyle w:val="a9"/>
         <w:numPr>
           <w:ilvl w:val="2"/>
           <w:numId w:val="14"/>
         </w:numPr>
+        <w:spacing w:line="240" w:lineRule="auto"/>
         <w:rPr>
           <w:rFonts w:ascii="Times New Roman" w:hAnsi="Times New Roman" w:cs="Times New Roman"/>
           <w:sz w:val="28"/>
@@ -7181,11 +7044,12 @@
     </w:p>
     <w:p>
       <w:pPr>
-        <w:pStyle w:val="ListParagraph"/>
+        <w:pStyle w:val="a9"/>
         <w:numPr>
           <w:ilvl w:val="3"/>
           <w:numId w:val="14"/>
         </w:numPr>
+        <w:spacing w:line="240" w:lineRule="auto"/>
         <w:rPr>
           <w:rFonts w:ascii="Times New Roman" w:hAnsi="Times New Roman" w:cs="Times New Roman"/>
           <w:sz w:val="28"/>
@@ -7251,11 +7115,12 @@
     </w:p>
     <w:p>
       <w:pPr>
-        <w:pStyle w:val="ListParagraph"/>
+        <w:pStyle w:val="a9"/>
         <w:numPr>
           <w:ilvl w:val="3"/>
           <w:numId w:val="14"/>
         </w:numPr>
+        <w:spacing w:line="240" w:lineRule="auto"/>
         <w:rPr>
           <w:rFonts w:ascii="Times New Roman" w:hAnsi="Times New Roman" w:cs="Times New Roman"/>
           <w:sz w:val="28"/>
@@ -7389,11 +7254,12 @@
     </w:p>
     <w:p>
       <w:pPr>
-        <w:pStyle w:val="ListParagraph"/>
+        <w:pStyle w:val="a9"/>
         <w:numPr>
           <w:ilvl w:val="1"/>
           <w:numId w:val="14"/>
         </w:numPr>
+        <w:spacing w:line="240" w:lineRule="auto"/>
         <w:rPr>
           <w:rFonts w:ascii="Times New Roman" w:hAnsi="Times New Roman" w:cs="Times New Roman"/>
           <w:sz w:val="28"/>
@@ -7474,11 +7340,12 @@
     </w:p>
     <w:p>
       <w:pPr>
-        <w:pStyle w:val="ListParagraph"/>
+        <w:pStyle w:val="a9"/>
         <w:numPr>
           <w:ilvl w:val="1"/>
           <w:numId w:val="14"/>
         </w:numPr>
+        <w:spacing w:line="240" w:lineRule="auto"/>
         <w:rPr>
           <w:rFonts w:ascii="Times New Roman" w:hAnsi="Times New Roman" w:cs="Times New Roman"/>
           <w:sz w:val="28"/>
@@ -7560,11 +7427,12 @@
     </w:p>
     <w:p>
       <w:pPr>
-        <w:pStyle w:val="ListParagraph"/>
+        <w:pStyle w:val="a9"/>
         <w:numPr>
           <w:ilvl w:val="1"/>
           <w:numId w:val="14"/>
         </w:numPr>
+        <w:spacing w:line="240" w:lineRule="auto"/>
         <w:rPr>
           <w:rFonts w:ascii="Times New Roman" w:hAnsi="Times New Roman" w:cs="Times New Roman"/>
           <w:sz w:val="28"/>
@@ -7633,11 +7501,12 @@
     </w:p>
     <w:p>
       <w:pPr>
-        <w:pStyle w:val="ListParagraph"/>
+        <w:pStyle w:val="a9"/>
         <w:numPr>
           <w:ilvl w:val="2"/>
           <w:numId w:val="14"/>
         </w:numPr>
+        <w:spacing w:line="240" w:lineRule="auto"/>
         <w:rPr>
           <w:rFonts w:ascii="Times New Roman" w:hAnsi="Times New Roman" w:cs="Times New Roman"/>
           <w:sz w:val="28"/>
@@ -7667,11 +7536,12 @@
     </w:p>
     <w:p>
       <w:pPr>
-        <w:pStyle w:val="ListParagraph"/>
+        <w:pStyle w:val="a9"/>
         <w:numPr>
           <w:ilvl w:val="2"/>
           <w:numId w:val="14"/>
         </w:numPr>
+        <w:spacing w:line="240" w:lineRule="auto"/>
         <w:rPr>
           <w:rFonts w:ascii="Times New Roman" w:hAnsi="Times New Roman" w:cs="Times New Roman"/>
           <w:sz w:val="28"/>
@@ -7690,11 +7560,12 @@
     </w:p>
     <w:p>
       <w:pPr>
-        <w:pStyle w:val="ListParagraph"/>
+        <w:pStyle w:val="a9"/>
         <w:numPr>
           <w:ilvl w:val="2"/>
           <w:numId w:val="14"/>
         </w:numPr>
+        <w:spacing w:line="240" w:lineRule="auto"/>
         <w:rPr>
           <w:rFonts w:ascii="Times New Roman" w:hAnsi="Times New Roman" w:cs="Times New Roman"/>
           <w:sz w:val="28"/>
@@ -7726,40 +7597,51 @@
     </w:p>
     <w:p>
       <w:pPr>
-        <w:pStyle w:val="ListParagraph"/>
+        <w:pStyle w:val="a9"/>
         <w:numPr>
           <w:ilvl w:val="1"/>
           <w:numId w:val="14"/>
         </w:numPr>
-        <w:rPr>
-          <w:rFonts w:ascii="Times New Roman" w:hAnsi="Times New Roman" w:cs="Times New Roman"/>
-          <w:sz w:val="28"/>
-          <w:szCs w:val="28"/>
-        </w:rPr>
-      </w:pPr>
-      <w:r>
-        <w:rPr>
-          <w:rFonts w:ascii="Times New Roman" w:hAnsi="Times New Roman" w:cs="Times New Roman"/>
-          <w:sz w:val="28"/>
-          <w:szCs w:val="28"/>
-        </w:rPr>
-        <w:t>Використання Lombok</w:t>
-      </w:r>
-      <w:r>
-        <w:rPr>
-          <w:rFonts w:ascii="Times New Roman" w:hAnsi="Times New Roman" w:cs="Times New Roman"/>
-          <w:sz w:val="28"/>
-          <w:szCs w:val="28"/>
-        </w:rPr>
-        <w:t>(</w:t>
-      </w:r>
-      <w:r>
-        <w:rPr>
-          <w:rFonts w:ascii="Times New Roman" w:hAnsi="Times New Roman" w:cs="Times New Roman"/>
-          <w:sz w:val="28"/>
-          <w:szCs w:val="28"/>
-        </w:rPr>
-        <w:t xml:space="preserve">застосовувався для автоматичної генерації </w:t>
+        <w:spacing w:line="240" w:lineRule="auto"/>
+        <w:rPr>
+          <w:rFonts w:ascii="Times New Roman" w:hAnsi="Times New Roman" w:cs="Times New Roman"/>
+          <w:sz w:val="28"/>
+          <w:szCs w:val="28"/>
+        </w:rPr>
+      </w:pPr>
+      <w:r>
+        <w:rPr>
+          <w:rFonts w:ascii="Times New Roman" w:hAnsi="Times New Roman" w:cs="Times New Roman"/>
+          <w:sz w:val="28"/>
+          <w:szCs w:val="28"/>
+        </w:rPr>
+        <w:t xml:space="preserve">Використання </w:t>
+      </w:r>
+      <w:proofErr w:type="spellStart"/>
+      <w:r>
+        <w:rPr>
+          <w:rFonts w:ascii="Times New Roman" w:hAnsi="Times New Roman" w:cs="Times New Roman"/>
+          <w:sz w:val="28"/>
+          <w:szCs w:val="28"/>
+        </w:rPr>
+        <w:t>Lombok</w:t>
+      </w:r>
+      <w:proofErr w:type="spellEnd"/>
+      <w:r>
+        <w:rPr>
+          <w:rFonts w:ascii="Times New Roman" w:hAnsi="Times New Roman" w:cs="Times New Roman"/>
+          <w:sz w:val="28"/>
+          <w:szCs w:val="28"/>
+        </w:rPr>
+        <w:t xml:space="preserve"> </w:t>
+      </w:r>
+      <w:r>
+        <w:rPr>
+          <w:rFonts w:ascii="Times New Roman" w:hAnsi="Times New Roman" w:cs="Times New Roman"/>
+          <w:sz w:val="28"/>
+          <w:szCs w:val="28"/>
+        </w:rPr>
+        <w:t xml:space="preserve">(застосовувався для автоматичної генерації </w:t>
       </w:r>
       <w:proofErr w:type="spellStart"/>
       <w:r>
@@ -7795,6 +7677,31 @@
           <w:sz w:val="28"/>
           <w:szCs w:val="28"/>
         </w:rPr>
+        <w:t xml:space="preserve"> в </w:t>
+      </w:r>
+      <w:r>
+        <w:rPr>
+          <w:rFonts w:ascii="Times New Roman" w:hAnsi="Times New Roman" w:cs="Times New Roman"/>
+          <w:sz w:val="28"/>
+          <w:szCs w:val="28"/>
+          <w:lang w:val="en-US"/>
+        </w:rPr>
+        <w:t xml:space="preserve">domain </w:t>
+      </w:r>
+      <w:r>
+        <w:rPr>
+          <w:rFonts w:ascii="Times New Roman" w:hAnsi="Times New Roman" w:cs="Times New Roman"/>
+          <w:sz w:val="28"/>
+          <w:szCs w:val="28"/>
+        </w:rPr>
+        <w:t>класах</w:t>
+      </w:r>
+      <w:r>
+        <w:rPr>
+          <w:rFonts w:ascii="Times New Roman" w:hAnsi="Times New Roman" w:cs="Times New Roman"/>
+          <w:sz w:val="28"/>
+          <w:szCs w:val="28"/>
+        </w:rPr>
         <w:t>)</w:t>
       </w:r>
       <w:r>
@@ -7808,41 +7715,58 @@
     </w:p>
     <w:p>
       <w:pPr>
-        <w:pStyle w:val="ListParagraph"/>
+        <w:pStyle w:val="a9"/>
         <w:numPr>
           <w:ilvl w:val="1"/>
           <w:numId w:val="14"/>
         </w:numPr>
-        <w:rPr>
-          <w:rFonts w:ascii="Times New Roman" w:hAnsi="Times New Roman" w:cs="Times New Roman"/>
-          <w:sz w:val="28"/>
-          <w:szCs w:val="28"/>
-        </w:rPr>
-      </w:pPr>
-      <w:r>
-        <w:rPr>
-          <w:rFonts w:ascii="Times New Roman" w:hAnsi="Times New Roman" w:cs="Times New Roman"/>
-          <w:sz w:val="28"/>
-          <w:szCs w:val="28"/>
-        </w:rPr>
-        <w:t>Частина звіту</w:t>
-      </w:r>
-      <w:r>
-        <w:rPr>
-          <w:rFonts w:ascii="Times New Roman" w:hAnsi="Times New Roman" w:cs="Times New Roman"/>
-          <w:sz w:val="28"/>
-          <w:szCs w:val="28"/>
-        </w:rPr>
-        <w:t>:</w:t>
-      </w:r>
-    </w:p>
-    <w:p>
-      <w:pPr>
-        <w:pStyle w:val="ListParagraph"/>
+        <w:spacing w:line="240" w:lineRule="auto"/>
+        <w:rPr>
+          <w:rFonts w:ascii="Times New Roman" w:hAnsi="Times New Roman" w:cs="Times New Roman"/>
+          <w:sz w:val="28"/>
+          <w:szCs w:val="28"/>
+        </w:rPr>
+      </w:pPr>
+      <w:r>
+        <w:rPr>
+          <w:rFonts w:ascii="Times New Roman" w:hAnsi="Times New Roman" w:cs="Times New Roman"/>
+          <w:sz w:val="28"/>
+          <w:szCs w:val="28"/>
+        </w:rPr>
+        <w:t>Частина звіту:</w:t>
+      </w:r>
+    </w:p>
+    <w:p>
+      <w:pPr>
+        <w:pStyle w:val="a9"/>
         <w:numPr>
           <w:ilvl w:val="2"/>
           <w:numId w:val="14"/>
         </w:numPr>
+        <w:spacing w:line="240" w:lineRule="auto"/>
+        <w:rPr>
+          <w:rFonts w:ascii="Times New Roman" w:hAnsi="Times New Roman" w:cs="Times New Roman"/>
+          <w:sz w:val="28"/>
+          <w:szCs w:val="28"/>
+        </w:rPr>
+      </w:pPr>
+      <w:r>
+        <w:rPr>
+          <w:rFonts w:ascii="Times New Roman" w:hAnsi="Times New Roman" w:cs="Times New Roman"/>
+          <w:sz w:val="28"/>
+          <w:szCs w:val="28"/>
+        </w:rPr>
+        <w:t>Розділ 3 – опис можливостей,</w:t>
+      </w:r>
+    </w:p>
+    <w:p>
+      <w:pPr>
+        <w:pStyle w:val="a9"/>
+        <w:numPr>
+          <w:ilvl w:val="2"/>
+          <w:numId w:val="14"/>
+        </w:numPr>
+        <w:spacing w:line="240" w:lineRule="auto"/>
         <w:rPr>
           <w:rFonts w:ascii="Times New Roman" w:hAnsi="Times New Roman" w:cs="Times New Roman"/>
           <w:sz w:val="28"/>
@@ -7879,18 +7803,64 @@
           <w:rFonts w:ascii="Times New Roman" w:hAnsi="Times New Roman" w:cs="Times New Roman"/>
           <w:sz w:val="28"/>
           <w:szCs w:val="28"/>
-          <w:lang w:val="en-US"/>
-        </w:rPr>
-        <w:t>.</w:t>
-      </w:r>
-    </w:p>
-    <w:p>
-      <w:pPr>
-        <w:pStyle w:val="ListParagraph"/>
+        </w:rPr>
+        <w:t>,</w:t>
+      </w:r>
+    </w:p>
+    <w:p>
+      <w:pPr>
+        <w:pStyle w:val="a9"/>
+        <w:numPr>
+          <w:ilvl w:val="2"/>
+          <w:numId w:val="14"/>
+        </w:numPr>
+        <w:spacing w:line="240" w:lineRule="auto"/>
+        <w:rPr>
+          <w:rFonts w:ascii="Times New Roman" w:hAnsi="Times New Roman" w:cs="Times New Roman"/>
+          <w:sz w:val="28"/>
+          <w:szCs w:val="28"/>
+        </w:rPr>
+      </w:pPr>
+      <w:r>
+        <w:rPr>
+          <w:rFonts w:ascii="Times New Roman" w:hAnsi="Times New Roman" w:cs="Times New Roman"/>
+          <w:sz w:val="28"/>
+          <w:szCs w:val="28"/>
+        </w:rPr>
+        <w:t>Розділ 5 – опис рішень та проблем,</w:t>
+      </w:r>
+    </w:p>
+    <w:p>
+      <w:pPr>
+        <w:pStyle w:val="a9"/>
+        <w:numPr>
+          <w:ilvl w:val="2"/>
+          <w:numId w:val="14"/>
+        </w:numPr>
+        <w:spacing w:line="240" w:lineRule="auto"/>
+        <w:rPr>
+          <w:rFonts w:ascii="Times New Roman" w:hAnsi="Times New Roman" w:cs="Times New Roman"/>
+          <w:sz w:val="28"/>
+          <w:szCs w:val="28"/>
+        </w:rPr>
+      </w:pPr>
+      <w:r>
+        <w:rPr>
+          <w:rFonts w:ascii="Times New Roman" w:hAnsi="Times New Roman" w:cs="Times New Roman"/>
+          <w:sz w:val="28"/>
+          <w:szCs w:val="28"/>
+        </w:rPr>
+        <w:t>Розділ 6 – висновки.</w:t>
+      </w:r>
+    </w:p>
+    <w:p>
+      <w:pPr>
+        <w:pStyle w:val="a9"/>
         <w:numPr>
           <w:ilvl w:val="0"/>
           <w:numId w:val="15"/>
         </w:numPr>
+        <w:spacing w:line="240" w:lineRule="auto"/>
         <w:rPr>
           <w:rFonts w:ascii="Times New Roman" w:hAnsi="Times New Roman" w:cs="Times New Roman"/>
           <w:sz w:val="28"/>
@@ -7918,11 +7888,12 @@
     </w:p>
     <w:p>
       <w:pPr>
-        <w:pStyle w:val="ListParagraph"/>
+        <w:pStyle w:val="a9"/>
         <w:numPr>
           <w:ilvl w:val="1"/>
           <w:numId w:val="15"/>
         </w:numPr>
+        <w:spacing w:line="240" w:lineRule="auto"/>
         <w:rPr>
           <w:rFonts w:ascii="Times New Roman" w:hAnsi="Times New Roman" w:cs="Times New Roman"/>
           <w:sz w:val="28"/>
@@ -7950,11 +7921,12 @@
     </w:p>
     <w:p>
       <w:pPr>
-        <w:pStyle w:val="ListParagraph"/>
+        <w:pStyle w:val="a9"/>
         <w:numPr>
           <w:ilvl w:val="2"/>
           <w:numId w:val="15"/>
         </w:numPr>
+        <w:spacing w:line="240" w:lineRule="auto"/>
         <w:rPr>
           <w:rFonts w:ascii="Times New Roman" w:hAnsi="Times New Roman" w:cs="Times New Roman"/>
           <w:sz w:val="28"/>
@@ -7972,11 +7944,12 @@
     </w:p>
     <w:p>
       <w:pPr>
-        <w:pStyle w:val="ListParagraph"/>
+        <w:pStyle w:val="a9"/>
         <w:numPr>
           <w:ilvl w:val="2"/>
           <w:numId w:val="15"/>
         </w:numPr>
+        <w:spacing w:line="240" w:lineRule="auto"/>
         <w:rPr>
           <w:rFonts w:ascii="Times New Roman" w:hAnsi="Times New Roman" w:cs="Times New Roman"/>
           <w:sz w:val="28"/>
@@ -7994,25 +7967,25 @@
     </w:p>
     <w:p>
       <w:pPr>
-        <w:pStyle w:val="ListParagraph"/>
+        <w:pStyle w:val="a9"/>
         <w:numPr>
           <w:ilvl w:val="2"/>
           <w:numId w:val="15"/>
         </w:numPr>
-        <w:rPr>
-          <w:rFonts w:ascii="Times New Roman" w:hAnsi="Times New Roman" w:cs="Times New Roman"/>
-          <w:sz w:val="28"/>
-          <w:szCs w:val="28"/>
-        </w:rPr>
-      </w:pPr>
-      <w:proofErr w:type="spellStart"/>
-      <w:r>
-        <w:rPr>
-          <w:rFonts w:ascii="Times New Roman" w:hAnsi="Times New Roman" w:cs="Times New Roman"/>
-          <w:sz w:val="28"/>
-          <w:szCs w:val="28"/>
-        </w:rPr>
-        <w:lastRenderedPageBreak/>
+        <w:spacing w:line="240" w:lineRule="auto"/>
+        <w:rPr>
+          <w:rFonts w:ascii="Times New Roman" w:hAnsi="Times New Roman" w:cs="Times New Roman"/>
+          <w:sz w:val="28"/>
+          <w:szCs w:val="28"/>
+        </w:rPr>
+      </w:pPr>
+      <w:proofErr w:type="spellStart"/>
+      <w:r>
+        <w:rPr>
+          <w:rFonts w:ascii="Times New Roman" w:hAnsi="Times New Roman" w:cs="Times New Roman"/>
+          <w:sz w:val="28"/>
+          <w:szCs w:val="28"/>
+        </w:rPr>
         <w:t>некоретний</w:t>
       </w:r>
       <w:proofErr w:type="spellEnd"/>
@@ -8044,11 +8017,12 @@
     </w:p>
     <w:p>
       <w:pPr>
-        <w:pStyle w:val="ListParagraph"/>
+        <w:pStyle w:val="a9"/>
         <w:numPr>
           <w:ilvl w:val="2"/>
           <w:numId w:val="15"/>
         </w:numPr>
+        <w:spacing w:line="240" w:lineRule="auto"/>
         <w:rPr>
           <w:rFonts w:ascii="Times New Roman" w:hAnsi="Times New Roman" w:cs="Times New Roman"/>
           <w:sz w:val="28"/>
@@ -8083,11 +8057,12 @@
     </w:p>
     <w:p>
       <w:pPr>
-        <w:pStyle w:val="ListParagraph"/>
+        <w:pStyle w:val="a9"/>
         <w:numPr>
           <w:ilvl w:val="1"/>
           <w:numId w:val="15"/>
         </w:numPr>
+        <w:spacing w:line="240" w:lineRule="auto"/>
         <w:rPr>
           <w:rFonts w:ascii="Times New Roman" w:hAnsi="Times New Roman" w:cs="Times New Roman"/>
           <w:sz w:val="28"/>
@@ -8158,6 +8133,7 @@
     </w:p>
     <w:p>
       <w:pPr>
+        <w:spacing w:line="240" w:lineRule="auto"/>
         <w:ind w:left="1080"/>
         <w:rPr>
           <w:rFonts w:ascii="Times New Roman" w:hAnsi="Times New Roman" w:cs="Times New Roman"/>
@@ -8168,17 +8144,41 @@
     </w:p>
     <w:p>
       <w:pPr>
-        <w:pStyle w:val="ListParagraph"/>
+        <w:rPr>
+          <w:rFonts w:ascii="Times New Roman" w:hAnsi="Times New Roman" w:cs="Times New Roman"/>
+          <w:b/>
+          <w:bCs/>
+          <w:sz w:val="28"/>
+          <w:szCs w:val="28"/>
+          <w:lang w:val="en-US"/>
+        </w:rPr>
+      </w:pPr>
+      <w:r>
+        <w:rPr>
+          <w:rFonts w:ascii="Times New Roman" w:hAnsi="Times New Roman" w:cs="Times New Roman"/>
+          <w:b/>
+          <w:bCs/>
+          <w:sz w:val="28"/>
+          <w:szCs w:val="28"/>
+          <w:lang w:val="en-US"/>
+        </w:rPr>
+        <w:br w:type="page"/>
+      </w:r>
+    </w:p>
+    <w:p>
+      <w:pPr>
+        <w:pStyle w:val="a9"/>
         <w:numPr>
           <w:ilvl w:val="0"/>
-          <w:numId w:val="4"/>
+          <w:numId w:val="18"/>
         </w:numPr>
+        <w:spacing w:line="240" w:lineRule="auto"/>
         <w:rPr>
           <w:rFonts w:ascii="Times New Roman" w:hAnsi="Times New Roman" w:cs="Times New Roman"/>
           <w:b/>
           <w:bCs/>
-          <w:sz w:val="28"/>
-          <w:szCs w:val="28"/>
+          <w:sz w:val="30"/>
+          <w:szCs w:val="30"/>
         </w:rPr>
       </w:pPr>
       <w:r>
@@ -8186,14 +8186,16 @@
           <w:rFonts w:ascii="Times New Roman" w:hAnsi="Times New Roman" w:cs="Times New Roman"/>
           <w:b/>
           <w:bCs/>
-          <w:sz w:val="28"/>
-          <w:szCs w:val="28"/>
-        </w:rPr>
+          <w:sz w:val="30"/>
+          <w:szCs w:val="30"/>
+        </w:rPr>
+        <w:lastRenderedPageBreak/>
         <w:t>Опис можливостей</w:t>
       </w:r>
     </w:p>
     <w:p>
       <w:pPr>
+        <w:spacing w:line="240" w:lineRule="auto"/>
         <w:ind w:left="1080"/>
         <w:rPr>
           <w:rFonts w:ascii="Times New Roman" w:hAnsi="Times New Roman" w:cs="Times New Roman"/>
@@ -8214,268 +8216,217 @@
     </w:p>
     <w:p>
       <w:pPr>
-        <w:pStyle w:val="ListParagraph"/>
+        <w:pStyle w:val="a9"/>
         <w:numPr>
           <w:ilvl w:val="0"/>
           <w:numId w:val="16"/>
         </w:numPr>
-        <w:rPr>
-          <w:rFonts w:ascii="Times New Roman" w:hAnsi="Times New Roman" w:cs="Times New Roman"/>
-          <w:sz w:val="28"/>
-          <w:szCs w:val="28"/>
-        </w:rPr>
-      </w:pPr>
-      <w:r>
-        <w:rPr>
-          <w:rFonts w:ascii="Times New Roman" w:hAnsi="Times New Roman" w:cs="Times New Roman"/>
-          <w:sz w:val="28"/>
-          <w:szCs w:val="28"/>
-        </w:rPr>
-        <w:t>Управління факультетами</w:t>
-      </w:r>
-      <w:r>
-        <w:rPr>
-          <w:rFonts w:ascii="Times New Roman" w:hAnsi="Times New Roman" w:cs="Times New Roman"/>
-          <w:sz w:val="28"/>
-          <w:szCs w:val="28"/>
-        </w:rPr>
-        <w:t xml:space="preserve">: </w:t>
-      </w:r>
-      <w:r>
-        <w:rPr>
-          <w:rFonts w:ascii="Times New Roman" w:hAnsi="Times New Roman" w:cs="Times New Roman"/>
-          <w:sz w:val="28"/>
-          <w:szCs w:val="28"/>
-        </w:rPr>
-        <w:t>створення, редагування та видалення факультетів.</w:t>
-      </w:r>
-    </w:p>
-    <w:p>
-      <w:pPr>
-        <w:pStyle w:val="ListParagraph"/>
+        <w:spacing w:line="240" w:lineRule="auto"/>
+        <w:rPr>
+          <w:rFonts w:ascii="Times New Roman" w:hAnsi="Times New Roman" w:cs="Times New Roman"/>
+          <w:sz w:val="28"/>
+          <w:szCs w:val="28"/>
+        </w:rPr>
+      </w:pPr>
+      <w:r>
+        <w:rPr>
+          <w:rFonts w:ascii="Times New Roman" w:hAnsi="Times New Roman" w:cs="Times New Roman"/>
+          <w:sz w:val="28"/>
+          <w:szCs w:val="28"/>
+        </w:rPr>
+        <w:t>Управління факультетами: створення, редагування та видалення факультетів</w:t>
+      </w:r>
+      <w:r>
+        <w:rPr>
+          <w:rFonts w:ascii="Times New Roman" w:hAnsi="Times New Roman" w:cs="Times New Roman"/>
+          <w:sz w:val="28"/>
+          <w:szCs w:val="28"/>
+          <w:lang w:val="en-US"/>
+        </w:rPr>
+        <w:t>;</w:t>
+      </w:r>
+    </w:p>
+    <w:p>
+      <w:pPr>
+        <w:pStyle w:val="a9"/>
         <w:numPr>
           <w:ilvl w:val="0"/>
           <w:numId w:val="16"/>
         </w:numPr>
-        <w:rPr>
-          <w:rFonts w:ascii="Times New Roman" w:hAnsi="Times New Roman" w:cs="Times New Roman"/>
-          <w:sz w:val="28"/>
-          <w:szCs w:val="28"/>
-        </w:rPr>
-      </w:pPr>
-      <w:r>
-        <w:rPr>
-          <w:rFonts w:ascii="Times New Roman" w:hAnsi="Times New Roman" w:cs="Times New Roman"/>
-          <w:sz w:val="28"/>
-          <w:szCs w:val="28"/>
-        </w:rPr>
-        <w:t>Управління кафедрами:</w:t>
-      </w:r>
-      <w:r>
-        <w:rPr>
-          <w:rFonts w:ascii="Times New Roman" w:hAnsi="Times New Roman" w:cs="Times New Roman"/>
-          <w:sz w:val="28"/>
-          <w:szCs w:val="28"/>
-        </w:rPr>
-        <w:t xml:space="preserve"> </w:t>
-      </w:r>
-      <w:r>
-        <w:rPr>
-          <w:rFonts w:ascii="Times New Roman" w:hAnsi="Times New Roman" w:cs="Times New Roman"/>
-          <w:sz w:val="28"/>
-          <w:szCs w:val="28"/>
-        </w:rPr>
-        <w:t>створення, редагування та видалення кафедр, прив’язаних до факультетів</w:t>
-      </w:r>
-      <w:r>
-        <w:rPr>
-          <w:rFonts w:ascii="Times New Roman" w:hAnsi="Times New Roman" w:cs="Times New Roman"/>
-          <w:sz w:val="28"/>
-          <w:szCs w:val="28"/>
-        </w:rPr>
-        <w:t>.</w:t>
-      </w:r>
-    </w:p>
-    <w:p>
-      <w:pPr>
-        <w:pStyle w:val="ListParagraph"/>
+        <w:spacing w:line="240" w:lineRule="auto"/>
+        <w:rPr>
+          <w:rFonts w:ascii="Times New Roman" w:hAnsi="Times New Roman" w:cs="Times New Roman"/>
+          <w:sz w:val="28"/>
+          <w:szCs w:val="28"/>
+        </w:rPr>
+      </w:pPr>
+      <w:r>
+        <w:rPr>
+          <w:rFonts w:ascii="Times New Roman" w:hAnsi="Times New Roman" w:cs="Times New Roman"/>
+          <w:sz w:val="28"/>
+          <w:szCs w:val="28"/>
+        </w:rPr>
+        <w:t>Управління кафедрами: створення, редагування та видалення кафедр, прив’язаних до факультетів</w:t>
+      </w:r>
+      <w:r>
+        <w:rPr>
+          <w:rFonts w:ascii="Times New Roman" w:hAnsi="Times New Roman" w:cs="Times New Roman"/>
+          <w:sz w:val="28"/>
+          <w:szCs w:val="28"/>
+          <w:lang w:val="en-US"/>
+        </w:rPr>
+        <w:t>;</w:t>
+      </w:r>
+    </w:p>
+    <w:p>
+      <w:pPr>
+        <w:pStyle w:val="a9"/>
         <w:numPr>
           <w:ilvl w:val="0"/>
           <w:numId w:val="16"/>
         </w:numPr>
-        <w:rPr>
-          <w:rFonts w:ascii="Times New Roman" w:hAnsi="Times New Roman" w:cs="Times New Roman"/>
-          <w:sz w:val="28"/>
-          <w:szCs w:val="28"/>
-        </w:rPr>
-      </w:pPr>
-      <w:r>
-        <w:rPr>
-          <w:rFonts w:ascii="Times New Roman" w:hAnsi="Times New Roman" w:cs="Times New Roman"/>
-          <w:sz w:val="28"/>
-          <w:szCs w:val="28"/>
-        </w:rPr>
-        <w:t>Управління студентами:</w:t>
-      </w:r>
-      <w:r>
-        <w:rPr>
-          <w:rFonts w:ascii="Times New Roman" w:hAnsi="Times New Roman" w:cs="Times New Roman"/>
-          <w:sz w:val="28"/>
-          <w:szCs w:val="28"/>
-        </w:rPr>
-        <w:t xml:space="preserve"> </w:t>
-      </w:r>
-      <w:r>
-        <w:rPr>
-          <w:rFonts w:ascii="Times New Roman" w:hAnsi="Times New Roman" w:cs="Times New Roman"/>
-          <w:sz w:val="28"/>
-          <w:szCs w:val="28"/>
-        </w:rPr>
-        <w:t>додавання, редагування та видалення студентів, зміна курсу, групи та кафедри.</w:t>
-      </w:r>
-    </w:p>
-    <w:p>
-      <w:pPr>
-        <w:pStyle w:val="ListParagraph"/>
+        <w:spacing w:line="240" w:lineRule="auto"/>
+        <w:rPr>
+          <w:rFonts w:ascii="Times New Roman" w:hAnsi="Times New Roman" w:cs="Times New Roman"/>
+          <w:sz w:val="28"/>
+          <w:szCs w:val="28"/>
+        </w:rPr>
+      </w:pPr>
+      <w:r>
+        <w:rPr>
+          <w:rFonts w:ascii="Times New Roman" w:hAnsi="Times New Roman" w:cs="Times New Roman"/>
+          <w:sz w:val="28"/>
+          <w:szCs w:val="28"/>
+        </w:rPr>
+        <w:t>Управління студентами: додавання, редагування та видалення студентів, зміна курсу, групи та кафедри</w:t>
+      </w:r>
+      <w:r>
+        <w:rPr>
+          <w:rFonts w:ascii="Times New Roman" w:hAnsi="Times New Roman" w:cs="Times New Roman"/>
+          <w:sz w:val="28"/>
+          <w:szCs w:val="28"/>
+          <w:lang w:val="en-US"/>
+        </w:rPr>
+        <w:t>;</w:t>
+      </w:r>
+    </w:p>
+    <w:p>
+      <w:pPr>
+        <w:pStyle w:val="a9"/>
         <w:numPr>
           <w:ilvl w:val="0"/>
           <w:numId w:val="16"/>
         </w:numPr>
-        <w:rPr>
-          <w:rFonts w:ascii="Times New Roman" w:hAnsi="Times New Roman" w:cs="Times New Roman"/>
-          <w:sz w:val="28"/>
-          <w:szCs w:val="28"/>
-        </w:rPr>
-      </w:pPr>
-      <w:r>
-        <w:rPr>
-          <w:rFonts w:ascii="Times New Roman" w:hAnsi="Times New Roman" w:cs="Times New Roman"/>
-          <w:sz w:val="28"/>
-          <w:szCs w:val="28"/>
-        </w:rPr>
-        <w:t>Управління викладачами:</w:t>
-      </w:r>
-      <w:r>
-        <w:rPr>
-          <w:rFonts w:ascii="Times New Roman" w:hAnsi="Times New Roman" w:cs="Times New Roman"/>
-          <w:sz w:val="28"/>
-          <w:szCs w:val="28"/>
-        </w:rPr>
-        <w:t xml:space="preserve"> </w:t>
-      </w:r>
-      <w:r>
-        <w:rPr>
-          <w:rFonts w:ascii="Times New Roman" w:hAnsi="Times New Roman" w:cs="Times New Roman"/>
-          <w:sz w:val="28"/>
-          <w:szCs w:val="28"/>
-        </w:rPr>
-        <w:t>додавання, редагування та видалення викладачів, облік їх посади та навантаження.</w:t>
-      </w:r>
-    </w:p>
-    <w:p>
-      <w:pPr>
-        <w:pStyle w:val="ListParagraph"/>
+        <w:spacing w:line="240" w:lineRule="auto"/>
+        <w:rPr>
+          <w:rFonts w:ascii="Times New Roman" w:hAnsi="Times New Roman" w:cs="Times New Roman"/>
+          <w:sz w:val="28"/>
+          <w:szCs w:val="28"/>
+        </w:rPr>
+      </w:pPr>
+      <w:r>
+        <w:rPr>
+          <w:rFonts w:ascii="Times New Roman" w:hAnsi="Times New Roman" w:cs="Times New Roman"/>
+          <w:sz w:val="28"/>
+          <w:szCs w:val="28"/>
+        </w:rPr>
+        <w:t>Управління викладачами: додавання, редагування та видалення викладачів, облік їх посади та навантаження</w:t>
+      </w:r>
+      <w:r>
+        <w:rPr>
+          <w:rFonts w:ascii="Times New Roman" w:hAnsi="Times New Roman" w:cs="Times New Roman"/>
+          <w:sz w:val="28"/>
+          <w:szCs w:val="28"/>
+          <w:lang w:val="en-US"/>
+        </w:rPr>
+        <w:t>;</w:t>
+      </w:r>
+    </w:p>
+    <w:p>
+      <w:pPr>
+        <w:pStyle w:val="a9"/>
         <w:numPr>
           <w:ilvl w:val="0"/>
           <w:numId w:val="16"/>
         </w:numPr>
-        <w:rPr>
-          <w:rFonts w:ascii="Times New Roman" w:hAnsi="Times New Roman" w:cs="Times New Roman"/>
-          <w:sz w:val="28"/>
-          <w:szCs w:val="28"/>
-        </w:rPr>
-      </w:pPr>
-      <w:r>
-        <w:rPr>
-          <w:rFonts w:ascii="Times New Roman" w:hAnsi="Times New Roman" w:cs="Times New Roman"/>
-          <w:sz w:val="28"/>
-          <w:szCs w:val="28"/>
-        </w:rPr>
-        <w:t>Пошук:</w:t>
-      </w:r>
-      <w:r>
-        <w:rPr>
-          <w:rFonts w:ascii="Times New Roman" w:hAnsi="Times New Roman" w:cs="Times New Roman"/>
-          <w:sz w:val="28"/>
-          <w:szCs w:val="28"/>
-        </w:rPr>
-        <w:t xml:space="preserve"> </w:t>
-      </w:r>
-      <w:r>
-        <w:rPr>
-          <w:rFonts w:ascii="Times New Roman" w:hAnsi="Times New Roman" w:cs="Times New Roman"/>
-          <w:sz w:val="28"/>
-          <w:szCs w:val="28"/>
-        </w:rPr>
-        <w:t>можливість знаходити студентів і викладачів за ПІБ, курсом або групою</w:t>
-      </w:r>
-      <w:r>
-        <w:rPr>
-          <w:rFonts w:ascii="Times New Roman" w:hAnsi="Times New Roman" w:cs="Times New Roman"/>
-          <w:sz w:val="28"/>
-          <w:szCs w:val="28"/>
-        </w:rPr>
-        <w:t>.</w:t>
-      </w:r>
-    </w:p>
-    <w:p>
-      <w:pPr>
-        <w:pStyle w:val="ListParagraph"/>
+        <w:spacing w:line="240" w:lineRule="auto"/>
+        <w:rPr>
+          <w:rFonts w:ascii="Times New Roman" w:hAnsi="Times New Roman" w:cs="Times New Roman"/>
+          <w:sz w:val="28"/>
+          <w:szCs w:val="28"/>
+        </w:rPr>
+      </w:pPr>
+      <w:r>
+        <w:rPr>
+          <w:rFonts w:ascii="Times New Roman" w:hAnsi="Times New Roman" w:cs="Times New Roman"/>
+          <w:sz w:val="28"/>
+          <w:szCs w:val="28"/>
+        </w:rPr>
+        <w:t>Пошук: можливість знаходити студентів і викладачів за ПІБ, курсом або групою</w:t>
+      </w:r>
+      <w:r>
+        <w:rPr>
+          <w:rFonts w:ascii="Times New Roman" w:hAnsi="Times New Roman" w:cs="Times New Roman"/>
+          <w:sz w:val="28"/>
+          <w:szCs w:val="28"/>
+          <w:lang w:val="en-US"/>
+        </w:rPr>
+        <w:t>;</w:t>
+      </w:r>
+    </w:p>
+    <w:p>
+      <w:pPr>
+        <w:pStyle w:val="a9"/>
         <w:numPr>
           <w:ilvl w:val="0"/>
           <w:numId w:val="16"/>
         </w:numPr>
-        <w:rPr>
-          <w:rFonts w:ascii="Times New Roman" w:hAnsi="Times New Roman" w:cs="Times New Roman"/>
-          <w:sz w:val="28"/>
-          <w:szCs w:val="28"/>
-        </w:rPr>
-      </w:pPr>
-      <w:r>
-        <w:rPr>
-          <w:rFonts w:ascii="Times New Roman" w:hAnsi="Times New Roman" w:cs="Times New Roman"/>
-          <w:sz w:val="28"/>
-          <w:szCs w:val="28"/>
-        </w:rPr>
-        <w:t>Сортування: виведення списків студентів і викладачів з впорядкуванням за курсом або алфавітом.</w:t>
-      </w:r>
-    </w:p>
-    <w:p>
-      <w:pPr>
-        <w:pStyle w:val="ListParagraph"/>
+        <w:spacing w:line="240" w:lineRule="auto"/>
+        <w:rPr>
+          <w:rFonts w:ascii="Times New Roman" w:hAnsi="Times New Roman" w:cs="Times New Roman"/>
+          <w:sz w:val="28"/>
+          <w:szCs w:val="28"/>
+        </w:rPr>
+      </w:pPr>
+      <w:r>
+        <w:rPr>
+          <w:rFonts w:ascii="Times New Roman" w:hAnsi="Times New Roman" w:cs="Times New Roman"/>
+          <w:sz w:val="28"/>
+          <w:szCs w:val="28"/>
+        </w:rPr>
+        <w:t>Сортування: виведення списків студентів і викладачів з впорядкуванням за курсом або алфавітом</w:t>
+      </w:r>
+      <w:r>
+        <w:rPr>
+          <w:rFonts w:ascii="Times New Roman" w:hAnsi="Times New Roman" w:cs="Times New Roman"/>
+          <w:sz w:val="28"/>
+          <w:szCs w:val="28"/>
+          <w:lang w:val="en-US"/>
+        </w:rPr>
+        <w:t>;</w:t>
+      </w:r>
+    </w:p>
+    <w:p>
+      <w:pPr>
+        <w:pStyle w:val="a9"/>
         <w:numPr>
           <w:ilvl w:val="0"/>
           <w:numId w:val="16"/>
         </w:numPr>
-        <w:rPr>
-          <w:rFonts w:ascii="Times New Roman" w:hAnsi="Times New Roman" w:cs="Times New Roman"/>
-          <w:sz w:val="28"/>
-          <w:szCs w:val="28"/>
-        </w:rPr>
-      </w:pPr>
-      <w:r>
-        <w:rPr>
-          <w:rFonts w:ascii="Times New Roman" w:hAnsi="Times New Roman" w:cs="Times New Roman"/>
-          <w:sz w:val="28"/>
-          <w:szCs w:val="28"/>
-        </w:rPr>
-        <w:t>Авторизація:</w:t>
-      </w:r>
-      <w:r>
-        <w:rPr>
-          <w:rFonts w:ascii="Times New Roman" w:hAnsi="Times New Roman" w:cs="Times New Roman"/>
-          <w:sz w:val="28"/>
-          <w:szCs w:val="28"/>
-        </w:rPr>
-        <w:t xml:space="preserve"> с</w:t>
-      </w:r>
-      <w:r>
-        <w:rPr>
-          <w:rFonts w:ascii="Times New Roman" w:hAnsi="Times New Roman" w:cs="Times New Roman"/>
-          <w:sz w:val="28"/>
-          <w:szCs w:val="28"/>
-        </w:rPr>
-        <w:t>истема підтримує ролі користувачів (</w:t>
+        <w:spacing w:line="240" w:lineRule="auto"/>
+        <w:rPr>
+          <w:rFonts w:ascii="Times New Roman" w:hAnsi="Times New Roman" w:cs="Times New Roman"/>
+          <w:sz w:val="28"/>
+          <w:szCs w:val="28"/>
+        </w:rPr>
+      </w:pPr>
+      <w:r>
+        <w:rPr>
+          <w:rFonts w:ascii="Times New Roman" w:hAnsi="Times New Roman" w:cs="Times New Roman"/>
+          <w:sz w:val="28"/>
+          <w:szCs w:val="28"/>
+        </w:rPr>
+        <w:t>Авторизація: система підтримує ролі користувачів (</w:t>
       </w:r>
       <w:proofErr w:type="spellStart"/>
       <w:r>
@@ -8529,16 +8480,26 @@
           <w:sz w:val="28"/>
           <w:szCs w:val="28"/>
         </w:rPr>
-        <w:t>) з різними рівнями доступу.</w:t>
-      </w:r>
-    </w:p>
-    <w:p>
-      <w:pPr>
-        <w:pStyle w:val="ListParagraph"/>
+        <w:t>) з різними рівнями доступу</w:t>
+      </w:r>
+      <w:r>
+        <w:rPr>
+          <w:rFonts w:ascii="Times New Roman" w:hAnsi="Times New Roman" w:cs="Times New Roman"/>
+          <w:sz w:val="28"/>
+          <w:szCs w:val="28"/>
+          <w:lang w:val="en-US"/>
+        </w:rPr>
+        <w:t>;</w:t>
+      </w:r>
+    </w:p>
+    <w:p>
+      <w:pPr>
+        <w:pStyle w:val="a9"/>
         <w:numPr>
           <w:ilvl w:val="0"/>
           <w:numId w:val="16"/>
         </w:numPr>
+        <w:spacing w:line="240" w:lineRule="auto"/>
         <w:rPr>
           <w:rFonts w:ascii="Times New Roman" w:hAnsi="Times New Roman" w:cs="Times New Roman"/>
           <w:sz w:val="28"/>
@@ -8579,54 +8540,90 @@
           <w:sz w:val="28"/>
           <w:szCs w:val="28"/>
         </w:rPr>
-        <w:t>, телефон, унікальність ID).</w:t>
-      </w:r>
-    </w:p>
-    <w:p>
-      <w:pPr>
-        <w:pStyle w:val="ListParagraph"/>
+        <w:t>, телефон, унікальність ID)</w:t>
+      </w:r>
+      <w:r>
+        <w:rPr>
+          <w:rFonts w:ascii="Times New Roman" w:hAnsi="Times New Roman" w:cs="Times New Roman"/>
+          <w:sz w:val="28"/>
+          <w:szCs w:val="28"/>
+          <w:lang w:val="en-US"/>
+        </w:rPr>
+        <w:t>;</w:t>
+      </w:r>
+    </w:p>
+    <w:p>
+      <w:pPr>
+        <w:pStyle w:val="a9"/>
         <w:numPr>
           <w:ilvl w:val="0"/>
           <w:numId w:val="16"/>
         </w:numPr>
-        <w:rPr>
-          <w:rFonts w:ascii="Times New Roman" w:hAnsi="Times New Roman" w:cs="Times New Roman"/>
-          <w:sz w:val="28"/>
-          <w:szCs w:val="28"/>
-        </w:rPr>
-      </w:pPr>
-      <w:r>
-        <w:rPr>
-          <w:rFonts w:ascii="Times New Roman" w:hAnsi="Times New Roman" w:cs="Times New Roman"/>
-          <w:sz w:val="28"/>
-          <w:szCs w:val="28"/>
-        </w:rPr>
-        <w:t>Збереження даних:</w:t>
-      </w:r>
-      <w:r>
-        <w:rPr>
-          <w:rFonts w:ascii="Times New Roman" w:hAnsi="Times New Roman" w:cs="Times New Roman"/>
-          <w:sz w:val="28"/>
-          <w:szCs w:val="28"/>
-        </w:rPr>
-        <w:t xml:space="preserve"> </w:t>
-      </w:r>
-      <w:r>
-        <w:rPr>
-          <w:rFonts w:ascii="Times New Roman" w:hAnsi="Times New Roman" w:cs="Times New Roman"/>
-          <w:sz w:val="28"/>
-          <w:szCs w:val="28"/>
-        </w:rPr>
-        <w:t>дані зберігаються у форматі JSON та можуть бути завантажені при запуску програми.</w:t>
-      </w:r>
-    </w:p>
-    <w:p>
-      <w:pPr>
-        <w:pStyle w:val="ListParagraph"/>
+        <w:spacing w:line="240" w:lineRule="auto"/>
+        <w:rPr>
+          <w:rFonts w:ascii="Times New Roman" w:hAnsi="Times New Roman" w:cs="Times New Roman"/>
+          <w:sz w:val="28"/>
+          <w:szCs w:val="28"/>
+        </w:rPr>
+      </w:pPr>
+      <w:r>
+        <w:rPr>
+          <w:rFonts w:ascii="Times New Roman" w:hAnsi="Times New Roman" w:cs="Times New Roman"/>
+          <w:sz w:val="28"/>
+          <w:szCs w:val="28"/>
+        </w:rPr>
+        <w:t xml:space="preserve">Збереження даних: дані зберігаються у </w:t>
+      </w:r>
+      <w:r>
+        <w:rPr>
+          <w:rFonts w:ascii="Times New Roman" w:hAnsi="Times New Roman" w:cs="Times New Roman"/>
+          <w:sz w:val="28"/>
+          <w:szCs w:val="28"/>
+        </w:rPr>
+        <w:t xml:space="preserve">файл у </w:t>
+      </w:r>
+      <w:r>
+        <w:rPr>
+          <w:rFonts w:ascii="Times New Roman" w:hAnsi="Times New Roman" w:cs="Times New Roman"/>
+          <w:sz w:val="28"/>
+          <w:szCs w:val="28"/>
+        </w:rPr>
+        <w:t>форматі JSON та завантаж</w:t>
+      </w:r>
+      <w:r>
+        <w:rPr>
+          <w:rFonts w:ascii="Times New Roman" w:hAnsi="Times New Roman" w:cs="Times New Roman"/>
+          <w:sz w:val="28"/>
+          <w:szCs w:val="28"/>
+        </w:rPr>
+        <w:t>уються</w:t>
+      </w:r>
+      <w:r>
+        <w:rPr>
+          <w:rFonts w:ascii="Times New Roman" w:hAnsi="Times New Roman" w:cs="Times New Roman"/>
+          <w:sz w:val="28"/>
+          <w:szCs w:val="28"/>
+        </w:rPr>
+        <w:t xml:space="preserve"> при запуску програми</w:t>
+      </w:r>
+      <w:r>
+        <w:rPr>
+          <w:rFonts w:ascii="Times New Roman" w:hAnsi="Times New Roman" w:cs="Times New Roman"/>
+          <w:sz w:val="28"/>
+          <w:szCs w:val="28"/>
+          <w:lang w:val="en-US"/>
+        </w:rPr>
+        <w:t>;</w:t>
+      </w:r>
+    </w:p>
+    <w:p>
+      <w:pPr>
+        <w:pStyle w:val="a9"/>
         <w:numPr>
           <w:ilvl w:val="0"/>
           <w:numId w:val="16"/>
         </w:numPr>
+        <w:spacing w:line="240" w:lineRule="auto"/>
         <w:rPr>
           <w:rFonts w:ascii="Times New Roman" w:hAnsi="Times New Roman" w:cs="Times New Roman"/>
           <w:sz w:val="28"/>
@@ -8649,23 +8646,7 @@
           <w:sz w:val="28"/>
           <w:szCs w:val="28"/>
         </w:rPr>
-        <w:t>:</w:t>
-      </w:r>
-      <w:r>
-        <w:rPr>
-          <w:rFonts w:ascii="Times New Roman" w:hAnsi="Times New Roman" w:cs="Times New Roman"/>
-          <w:sz w:val="28"/>
-          <w:szCs w:val="28"/>
-        </w:rPr>
-        <w:t xml:space="preserve"> </w:t>
-      </w:r>
-      <w:r>
-        <w:rPr>
-          <w:rFonts w:ascii="Times New Roman" w:hAnsi="Times New Roman" w:cs="Times New Roman"/>
-          <w:sz w:val="28"/>
-          <w:szCs w:val="28"/>
-        </w:rPr>
-        <w:t xml:space="preserve">реалізовано </w:t>
+        <w:t xml:space="preserve">: реалізовано </w:t>
       </w:r>
       <w:proofErr w:type="spellStart"/>
       <w:r>
@@ -8683,16 +8664,26 @@
           <w:sz w:val="28"/>
           <w:szCs w:val="28"/>
         </w:rPr>
-        <w:t xml:space="preserve"> механізм автоматичного збереження даних.</w:t>
-      </w:r>
-    </w:p>
-    <w:p>
-      <w:pPr>
-        <w:pStyle w:val="ListParagraph"/>
+        <w:t xml:space="preserve"> механізм автоматичного збереження даних</w:t>
+      </w:r>
+      <w:r>
+        <w:rPr>
+          <w:rFonts w:ascii="Times New Roman" w:hAnsi="Times New Roman" w:cs="Times New Roman"/>
+          <w:sz w:val="28"/>
+          <w:szCs w:val="28"/>
+          <w:lang w:val="en-US"/>
+        </w:rPr>
+        <w:t>;</w:t>
+      </w:r>
+    </w:p>
+    <w:p>
+      <w:pPr>
+        <w:pStyle w:val="a9"/>
         <w:numPr>
           <w:ilvl w:val="0"/>
           <w:numId w:val="16"/>
         </w:numPr>
+        <w:spacing w:line="240" w:lineRule="auto"/>
         <w:rPr>
           <w:rFonts w:ascii="Times New Roman" w:hAnsi="Times New Roman" w:cs="Times New Roman"/>
           <w:sz w:val="28"/>
@@ -8715,43 +8706,12 @@
           <w:sz w:val="28"/>
           <w:szCs w:val="28"/>
         </w:rPr>
-        <w:t>:</w:t>
-      </w:r>
-      <w:r>
-        <w:rPr>
-          <w:rFonts w:ascii="Times New Roman" w:hAnsi="Times New Roman" w:cs="Times New Roman"/>
-          <w:sz w:val="28"/>
-          <w:szCs w:val="28"/>
-        </w:rPr>
-        <w:t xml:space="preserve"> </w:t>
-      </w:r>
-      <w:r>
-        <w:rPr>
-          <w:rFonts w:ascii="Times New Roman" w:hAnsi="Times New Roman" w:cs="Times New Roman"/>
-          <w:sz w:val="28"/>
-          <w:szCs w:val="28"/>
-        </w:rPr>
-        <w:t xml:space="preserve">всі важливі події фіксуються у </w:t>
-      </w:r>
-      <w:r>
-        <w:rPr>
-          <w:rFonts w:ascii="Times New Roman" w:hAnsi="Times New Roman" w:cs="Times New Roman"/>
-          <w:sz w:val="28"/>
-          <w:szCs w:val="28"/>
-        </w:rPr>
-        <w:t xml:space="preserve">окремому </w:t>
-      </w:r>
-      <w:r>
-        <w:rPr>
-          <w:rFonts w:ascii="Times New Roman" w:hAnsi="Times New Roman" w:cs="Times New Roman"/>
-          <w:sz w:val="28"/>
-          <w:szCs w:val="28"/>
-        </w:rPr>
-        <w:t>файлі.</w:t>
-      </w:r>
-    </w:p>
-    <w:p>
-      <w:pPr>
+        <w:t>: всі важливі події фіксуються у окремому файлі.</w:t>
+      </w:r>
+    </w:p>
+    <w:p>
+      <w:pPr>
+        <w:spacing w:line="240" w:lineRule="auto"/>
         <w:rPr>
           <w:rFonts w:ascii="Times New Roman" w:hAnsi="Times New Roman" w:cs="Times New Roman"/>
           <w:b/>
@@ -8771,7 +8731,11 @@
     </w:p>
     <w:p>
       <w:pPr>
-        <w:pStyle w:val="ListParagraph"/>
+        <w:pStyle w:val="a9"/>
+        <w:numPr>
+          <w:ilvl w:val="0"/>
+          <w:numId w:val="18"/>
+        </w:numPr>
         <w:tabs>
           <w:tab w:val="left" w:pos="560"/>
           <w:tab w:val="left" w:pos="1120"/>
@@ -8796,38 +8760,27 @@
           <w:b/>
           <w:bCs/>
           <w:color w:val="333333"/>
-          <w:sz w:val="28"/>
-          <w:szCs w:val="28"/>
+          <w:sz w:val="30"/>
+          <w:szCs w:val="30"/>
           <w:shd w:val="clear" w:color="auto" w:fill="FFFFFF"/>
         </w:rPr>
       </w:pPr>
-      <w:r>
-        <w:rPr>
-          <w:rFonts w:ascii="Times New Roman" w:hAnsi="Times New Roman" w:cs="Times New Roman"/>
-          <w:b/>
-          <w:bCs/>
-          <w:sz w:val="28"/>
-          <w:szCs w:val="28"/>
-        </w:rPr>
-        <w:lastRenderedPageBreak/>
-        <w:t xml:space="preserve">4. </w:t>
-      </w:r>
       <w:r>
         <w:rPr>
           <w:rFonts w:ascii="Times New Roman" w:hAnsi="Times New Roman" w:cs="Times New Roman"/>
           <w:b/>
           <w:bCs/>
           <w:color w:val="333333"/>
-          <w:sz w:val="28"/>
-          <w:szCs w:val="28"/>
+          <w:sz w:val="30"/>
+          <w:szCs w:val="30"/>
           <w:shd w:val="clear" w:color="auto" w:fill="FFFFFF"/>
         </w:rPr>
+        <w:lastRenderedPageBreak/>
         <w:t>UML-діаграми</w:t>
       </w:r>
     </w:p>
     <w:p>
       <w:pPr>
-        <w:pStyle w:val="ListParagraph"/>
         <w:tabs>
           <w:tab w:val="left" w:pos="560"/>
           <w:tab w:val="left" w:pos="1120"/>
@@ -8852,8 +8805,8 @@
           <w:b/>
           <w:bCs/>
           <w:color w:val="333333"/>
-          <w:sz w:val="28"/>
-          <w:szCs w:val="28"/>
+          <w:sz w:val="30"/>
+          <w:szCs w:val="30"/>
           <w:shd w:val="clear" w:color="auto" w:fill="FFFFFF"/>
           <w:lang w:val="en-US"/>
         </w:rPr>
@@ -8891,6 +8844,15 @@
           <w:rFonts w:ascii="Times New Roman" w:hAnsi="Times New Roman" w:cs="Times New Roman"/>
           <w:sz w:val="28"/>
           <w:szCs w:val="28"/>
+          <w:lang w:val="en-US"/>
+        </w:rPr>
+        <w:tab/>
+      </w:r>
+      <w:r>
+        <w:rPr>
+          <w:rFonts w:ascii="Times New Roman" w:hAnsi="Times New Roman" w:cs="Times New Roman"/>
+          <w:sz w:val="28"/>
+          <w:szCs w:val="28"/>
         </w:rPr>
         <w:t>Було розроблено UML-діаграми, які відображають структуру та архітектуру систем.</w:t>
       </w:r>
@@ -8921,8 +8883,27 @@
           <w:sz w:val="28"/>
           <w:szCs w:val="28"/>
           <w:u w:val="single"/>
-        </w:rPr>
-      </w:pPr>
+          <w:lang w:val="en-US"/>
+        </w:rPr>
+      </w:pPr>
+      <w:r>
+        <w:rPr>
+          <w:rFonts w:ascii="Times New Roman" w:hAnsi="Times New Roman" w:cs="Times New Roman"/>
+          <w:sz w:val="28"/>
+          <w:szCs w:val="28"/>
+          <w:lang w:val="en-US"/>
+        </w:rPr>
+        <w:tab/>
+      </w:r>
+      <w:r>
+        <w:rPr>
+          <w:rFonts w:ascii="Times New Roman" w:hAnsi="Times New Roman" w:cs="Times New Roman"/>
+          <w:sz w:val="28"/>
+          <w:szCs w:val="28"/>
+          <w:lang w:val="en-US"/>
+        </w:rPr>
+        <w:tab/>
+      </w:r>
       <w:r>
         <w:rPr>
           <w:rFonts w:ascii="Times New Roman" w:hAnsi="Times New Roman" w:cs="Times New Roman"/>
@@ -8987,37 +8968,17 @@
           <w:rFonts w:ascii="Times New Roman" w:hAnsi="Times New Roman" w:cs="Times New Roman"/>
           <w:sz w:val="28"/>
           <w:szCs w:val="28"/>
-          <w:u w:val="single"/>
-        </w:rPr>
-      </w:pPr>
-    </w:p>
-    <w:p>
-      <w:pPr>
-        <w:tabs>
-          <w:tab w:val="left" w:pos="560"/>
-          <w:tab w:val="left" w:pos="1120"/>
-          <w:tab w:val="left" w:pos="1680"/>
-          <w:tab w:val="left" w:pos="2240"/>
-          <w:tab w:val="left" w:pos="2800"/>
-          <w:tab w:val="left" w:pos="3360"/>
-          <w:tab w:val="left" w:pos="3920"/>
-          <w:tab w:val="left" w:pos="4480"/>
-          <w:tab w:val="left" w:pos="5040"/>
-          <w:tab w:val="left" w:pos="5600"/>
-          <w:tab w:val="left" w:pos="6160"/>
-          <w:tab w:val="left" w:pos="6720"/>
-        </w:tabs>
-        <w:autoSpaceDE w:val="0"/>
-        <w:autoSpaceDN w:val="0"/>
-        <w:adjustRightInd w:val="0"/>
-        <w:spacing w:after="0" w:line="240" w:lineRule="auto"/>
-        <w:ind w:right="-563"/>
-        <w:rPr>
-          <w:rFonts w:ascii="Times New Roman" w:hAnsi="Times New Roman" w:cs="Times New Roman"/>
-          <w:sz w:val="28"/>
-          <w:szCs w:val="28"/>
-        </w:rPr>
-      </w:pPr>
+        </w:rPr>
+      </w:pPr>
+      <w:r>
+        <w:rPr>
+          <w:rFonts w:ascii="Times New Roman" w:hAnsi="Times New Roman" w:cs="Times New Roman"/>
+          <w:sz w:val="28"/>
+          <w:szCs w:val="28"/>
+          <w:lang w:val="en-US"/>
+        </w:rPr>
+        <w:tab/>
+      </w:r>
       <w:proofErr w:type="spellStart"/>
       <w:r>
         <w:rPr>
@@ -9537,16 +9498,16 @@
         <w:ind w:right="-563"/>
         <w:rPr>
           <w:rFonts w:ascii="Times New Roman" w:hAnsi="Times New Roman" w:cs="Times New Roman"/>
-          <w:sz w:val="26"/>
-          <w:szCs w:val="26"/>
-        </w:rPr>
-      </w:pPr>
-      <w:proofErr w:type="spellStart"/>
-      <w:r>
-        <w:rPr>
-          <w:rFonts w:ascii="Times New Roman" w:hAnsi="Times New Roman" w:cs="Times New Roman"/>
-          <w:sz w:val="26"/>
-          <w:szCs w:val="26"/>
+          <w:sz w:val="28"/>
+          <w:szCs w:val="28"/>
+        </w:rPr>
+      </w:pPr>
+      <w:proofErr w:type="spellStart"/>
+      <w:r>
+        <w:rPr>
+          <w:rFonts w:ascii="Times New Roman" w:hAnsi="Times New Roman" w:cs="Times New Roman"/>
+          <w:sz w:val="28"/>
+          <w:szCs w:val="28"/>
           <w:lang w:val="en-US"/>
         </w:rPr>
         <w:t>Рисунок</w:t>
@@ -9555,8 +9516,8 @@
       <w:r>
         <w:rPr>
           <w:rFonts w:ascii="Times New Roman" w:hAnsi="Times New Roman" w:cs="Times New Roman"/>
-          <w:sz w:val="26"/>
-          <w:szCs w:val="26"/>
+          <w:sz w:val="28"/>
+          <w:szCs w:val="28"/>
           <w:lang w:val="en-US"/>
         </w:rPr>
         <w:t xml:space="preserve"> </w:t>
@@ -9564,16 +9525,16 @@
       <w:r>
         <w:rPr>
           <w:rFonts w:ascii="Times New Roman" w:hAnsi="Times New Roman" w:cs="Times New Roman"/>
-          <w:sz w:val="26"/>
-          <w:szCs w:val="26"/>
+          <w:sz w:val="28"/>
+          <w:szCs w:val="28"/>
         </w:rPr>
         <w:t xml:space="preserve">1 </w:t>
       </w:r>
       <w:r>
         <w:rPr>
           <w:rFonts w:ascii="Times New Roman" w:hAnsi="Times New Roman" w:cs="Times New Roman"/>
-          <w:sz w:val="26"/>
-          <w:szCs w:val="26"/>
+          <w:sz w:val="28"/>
+          <w:szCs w:val="28"/>
           <w:lang w:val="en-US"/>
         </w:rPr>
         <w:t>– UML-</w:t>
@@ -9582,8 +9543,8 @@
       <w:r>
         <w:rPr>
           <w:rFonts w:ascii="Times New Roman" w:hAnsi="Times New Roman" w:cs="Times New Roman"/>
-          <w:sz w:val="26"/>
-          <w:szCs w:val="26"/>
+          <w:sz w:val="28"/>
+          <w:szCs w:val="28"/>
           <w:lang w:val="en-US"/>
         </w:rPr>
         <w:t>діаграма</w:t>
@@ -9592,8 +9553,8 @@
       <w:r>
         <w:rPr>
           <w:rFonts w:ascii="Times New Roman" w:hAnsi="Times New Roman" w:cs="Times New Roman"/>
-          <w:sz w:val="26"/>
-          <w:szCs w:val="26"/>
+          <w:sz w:val="28"/>
+          <w:szCs w:val="28"/>
           <w:lang w:val="en-US"/>
         </w:rPr>
         <w:t xml:space="preserve"> </w:t>
@@ -9602,8 +9563,8 @@
       <w:r>
         <w:rPr>
           <w:rFonts w:ascii="Times New Roman" w:hAnsi="Times New Roman" w:cs="Times New Roman"/>
-          <w:sz w:val="26"/>
-          <w:szCs w:val="26"/>
+          <w:sz w:val="28"/>
+          <w:szCs w:val="28"/>
           <w:lang w:val="en-US"/>
         </w:rPr>
         <w:t>пакетів</w:t>
@@ -9641,7 +9602,7 @@
     </w:p>
     <w:p>
       <w:pPr>
-        <w:pStyle w:val="ListParagraph"/>
+        <w:pStyle w:val="a9"/>
         <w:numPr>
           <w:ilvl w:val="0"/>
           <w:numId w:val="3"/>
@@ -9700,7 +9661,7 @@
     </w:p>
     <w:p>
       <w:pPr>
-        <w:pStyle w:val="ListParagraph"/>
+        <w:pStyle w:val="a9"/>
         <w:numPr>
           <w:ilvl w:val="0"/>
           <w:numId w:val="3"/>
@@ -9759,7 +9720,7 @@
     </w:p>
     <w:p>
       <w:pPr>
-        <w:pStyle w:val="ListParagraph"/>
+        <w:pStyle w:val="a9"/>
         <w:numPr>
           <w:ilvl w:val="0"/>
           <w:numId w:val="3"/>
@@ -9818,7 +9779,7 @@
     </w:p>
     <w:p>
       <w:pPr>
-        <w:pStyle w:val="ListParagraph"/>
+        <w:pStyle w:val="a9"/>
         <w:numPr>
           <w:ilvl w:val="0"/>
           <w:numId w:val="3"/>
@@ -9877,7 +9838,7 @@
     </w:p>
     <w:p>
       <w:pPr>
-        <w:pStyle w:val="ListParagraph"/>
+        <w:pStyle w:val="a9"/>
         <w:numPr>
           <w:ilvl w:val="0"/>
           <w:numId w:val="3"/>
@@ -9954,7 +9915,7 @@
     </w:p>
     <w:p>
       <w:pPr>
-        <w:pStyle w:val="ListParagraph"/>
+        <w:pStyle w:val="a9"/>
         <w:numPr>
           <w:ilvl w:val="0"/>
           <w:numId w:val="3"/>
@@ -10013,7 +9974,7 @@
     </w:p>
     <w:p>
       <w:pPr>
-        <w:pStyle w:val="ListParagraph"/>
+        <w:pStyle w:val="a9"/>
         <w:numPr>
           <w:ilvl w:val="0"/>
           <w:numId w:val="3"/>
@@ -10049,7 +10010,6 @@
           <w:sz w:val="28"/>
           <w:szCs w:val="28"/>
         </w:rPr>
-        <w:lastRenderedPageBreak/>
         <w:t>Залежності між пакетами показують напрямок використання компонентів у системі.</w:t>
       </w:r>
     </w:p>
@@ -10115,6 +10075,24 @@
           <w:rFonts w:ascii="Times New Roman" w:hAnsi="Times New Roman" w:cs="Times New Roman"/>
           <w:sz w:val="28"/>
           <w:szCs w:val="28"/>
+          <w:lang w:val="en-US"/>
+        </w:rPr>
+        <w:tab/>
+      </w:r>
+      <w:r>
+        <w:rPr>
+          <w:rFonts w:ascii="Times New Roman" w:hAnsi="Times New Roman" w:cs="Times New Roman"/>
+          <w:sz w:val="28"/>
+          <w:szCs w:val="28"/>
+          <w:lang w:val="en-US"/>
+        </w:rPr>
+        <w:tab/>
+      </w:r>
+      <w:r>
+        <w:rPr>
+          <w:rFonts w:ascii="Times New Roman" w:hAnsi="Times New Roman" w:cs="Times New Roman"/>
+          <w:sz w:val="28"/>
+          <w:szCs w:val="28"/>
           <w:u w:val="single"/>
           <w:lang w:val="en-US"/>
         </w:rPr>
@@ -10282,7 +10260,10 @@
       </w:pPr>
       <w:r>
         <w:rPr>
+          <w:rFonts w:ascii="Times New Roman" w:hAnsi="Times New Roman" w:cs="Times New Roman"/>
           <w:noProof/>
+          <w:sz w:val="28"/>
+          <w:szCs w:val="28"/>
         </w:rPr>
         <w:drawing>
           <wp:anchor distT="0" distB="0" distL="114300" distR="114300" simplePos="0" relativeHeight="251660288" behindDoc="0" locked="0" layoutInCell="1" allowOverlap="1" wp14:anchorId="67DD733B" wp14:editId="2F30C845">
@@ -10362,15 +10343,7 @@
           <w:sz w:val="28"/>
           <w:szCs w:val="28"/>
         </w:rPr>
-        <w:t xml:space="preserve"> подано</w:t>
-      </w:r>
-      <w:r>
-        <w:rPr>
-          <w:rFonts w:ascii="Times New Roman" w:hAnsi="Times New Roman" w:cs="Times New Roman"/>
-          <w:sz w:val="28"/>
-          <w:szCs w:val="28"/>
-        </w:rPr>
-        <w:t xml:space="preserve"> UML-діаграму класів пакета </w:t>
+        <w:t xml:space="preserve"> подано UML-діаграму класів пакета </w:t>
       </w:r>
       <w:proofErr w:type="spellStart"/>
       <w:r>
@@ -10422,24 +10395,24 @@
       <w:r>
         <w:rPr>
           <w:rFonts w:ascii="Times New Roman" w:hAnsi="Times New Roman" w:cs="Times New Roman"/>
-          <w:sz w:val="26"/>
-          <w:szCs w:val="26"/>
+          <w:sz w:val="28"/>
+          <w:szCs w:val="28"/>
         </w:rPr>
         <w:t xml:space="preserve">Рисунок </w:t>
       </w:r>
       <w:r>
         <w:rPr>
           <w:rFonts w:ascii="Times New Roman" w:hAnsi="Times New Roman" w:cs="Times New Roman"/>
-          <w:sz w:val="26"/>
-          <w:szCs w:val="26"/>
+          <w:sz w:val="28"/>
+          <w:szCs w:val="28"/>
         </w:rPr>
         <w:t>2</w:t>
       </w:r>
       <w:r>
         <w:rPr>
           <w:rFonts w:ascii="Times New Roman" w:hAnsi="Times New Roman" w:cs="Times New Roman"/>
-          <w:sz w:val="26"/>
-          <w:szCs w:val="26"/>
+          <w:sz w:val="28"/>
+          <w:szCs w:val="28"/>
         </w:rPr>
         <w:t xml:space="preserve"> – UML-діаграма класів пакета </w:t>
       </w:r>
@@ -10447,8 +10420,8 @@
       <w:r>
         <w:rPr>
           <w:rFonts w:ascii="Times New Roman" w:hAnsi="Times New Roman" w:cs="Times New Roman"/>
-          <w:sz w:val="26"/>
-          <w:szCs w:val="26"/>
+          <w:sz w:val="28"/>
+          <w:szCs w:val="28"/>
         </w:rPr>
         <w:t>domain</w:t>
       </w:r>
@@ -10487,8 +10460,16 @@
           <w:rFonts w:ascii="Times New Roman" w:hAnsi="Times New Roman" w:cs="Times New Roman"/>
           <w:sz w:val="28"/>
           <w:szCs w:val="28"/>
-        </w:rPr>
-        <w:lastRenderedPageBreak/>
+          <w:lang w:val="en-US"/>
+        </w:rPr>
+        <w:tab/>
+      </w:r>
+      <w:r>
+        <w:rPr>
+          <w:rFonts w:ascii="Times New Roman" w:hAnsi="Times New Roman" w:cs="Times New Roman"/>
+          <w:sz w:val="28"/>
+          <w:szCs w:val="28"/>
+        </w:rPr>
         <w:t xml:space="preserve">Діаграма включає класи </w:t>
       </w:r>
       <w:proofErr w:type="spellStart"/>
@@ -10620,7 +10601,7 @@
     </w:p>
     <w:p>
       <w:pPr>
-        <w:pStyle w:val="ListParagraph"/>
+        <w:pStyle w:val="a9"/>
         <w:numPr>
           <w:ilvl w:val="0"/>
           <w:numId w:val="2"/>
@@ -10656,6 +10637,7 @@
           <w:sz w:val="28"/>
           <w:szCs w:val="28"/>
         </w:rPr>
+        <w:lastRenderedPageBreak/>
         <w:t xml:space="preserve">Клас </w:t>
       </w:r>
       <w:proofErr w:type="spellStart"/>
@@ -10733,7 +10715,7 @@
     </w:p>
     <w:p>
       <w:pPr>
-        <w:pStyle w:val="ListParagraph"/>
+        <w:pStyle w:val="a9"/>
         <w:numPr>
           <w:ilvl w:val="0"/>
           <w:numId w:val="2"/>
@@ -10847,7 +10829,7 @@
     </w:p>
     <w:p>
       <w:pPr>
-        <w:pStyle w:val="ListParagraph"/>
+        <w:pStyle w:val="a9"/>
         <w:numPr>
           <w:ilvl w:val="0"/>
           <w:numId w:val="2"/>
@@ -11071,6 +11053,7 @@
       <w:r>
         <w:rPr>
           <w:rFonts w:ascii="Times New Roman" w:hAnsi="Times New Roman" w:cs="Times New Roman"/>
+          <w:noProof/>
           <w:sz w:val="28"/>
           <w:szCs w:val="28"/>
           <w:u w:val="single"/>
@@ -11137,39 +11120,7 @@
           <w:sz w:val="28"/>
           <w:szCs w:val="28"/>
         </w:rPr>
-        <w:t xml:space="preserve">На рисунку </w:t>
-      </w:r>
-      <w:r>
-        <w:rPr>
-          <w:rFonts w:ascii="Times New Roman" w:hAnsi="Times New Roman" w:cs="Times New Roman"/>
-          <w:sz w:val="28"/>
-          <w:szCs w:val="28"/>
-        </w:rPr>
-        <w:t>3</w:t>
-      </w:r>
-      <w:r>
-        <w:rPr>
-          <w:rFonts w:ascii="Times New Roman" w:hAnsi="Times New Roman" w:cs="Times New Roman"/>
-          <w:sz w:val="28"/>
-          <w:szCs w:val="28"/>
-        </w:rPr>
-        <w:t xml:space="preserve"> подано</w:t>
-      </w:r>
-      <w:r>
-        <w:rPr>
-          <w:rFonts w:ascii="Times New Roman" w:hAnsi="Times New Roman" w:cs="Times New Roman"/>
-          <w:sz w:val="28"/>
-          <w:szCs w:val="28"/>
-        </w:rPr>
-        <w:t xml:space="preserve"> UML-діаграму класів пакета</w:t>
-      </w:r>
-      <w:r>
-        <w:rPr>
-          <w:rFonts w:ascii="Times New Roman" w:hAnsi="Times New Roman" w:cs="Times New Roman"/>
-          <w:sz w:val="28"/>
-          <w:szCs w:val="28"/>
-        </w:rPr>
-        <w:t xml:space="preserve"> </w:t>
+        <w:t xml:space="preserve">На рисунку 3 подано UML-діаграму класів пакета </w:t>
       </w:r>
       <w:proofErr w:type="spellStart"/>
       <w:r>
@@ -11187,15 +11138,7 @@
           <w:sz w:val="28"/>
           <w:szCs w:val="28"/>
         </w:rPr>
-        <w:t xml:space="preserve">, що </w:t>
-      </w:r>
-      <w:r>
-        <w:rPr>
-          <w:rFonts w:ascii="Times New Roman" w:hAnsi="Times New Roman" w:cs="Times New Roman"/>
-          <w:sz w:val="28"/>
-          <w:szCs w:val="28"/>
-        </w:rPr>
-        <w:t xml:space="preserve">відповідає за збереження та доступ до даних, використовуючи інтерфейс </w:t>
+        <w:t xml:space="preserve">, що відповідає за збереження та доступ до даних, використовуючи інтерфейс </w:t>
       </w:r>
       <w:proofErr w:type="spellStart"/>
       <w:r>
@@ -11249,23 +11192,7 @@
           <w:sz w:val="28"/>
           <w:szCs w:val="28"/>
         </w:rPr>
-        <w:t>Рис</w:t>
-      </w:r>
-      <w:r>
-        <w:rPr>
-          <w:rFonts w:ascii="Times New Roman" w:hAnsi="Times New Roman" w:cs="Times New Roman"/>
-          <w:sz w:val="28"/>
-          <w:szCs w:val="28"/>
-        </w:rPr>
-        <w:t>.</w:t>
-      </w:r>
-      <w:r>
-        <w:rPr>
-          <w:rFonts w:ascii="Times New Roman" w:hAnsi="Times New Roman" w:cs="Times New Roman"/>
-          <w:sz w:val="28"/>
-          <w:szCs w:val="28"/>
-        </w:rPr>
-        <w:t>3</w:t>
+        <w:t>Рис.3</w:t>
       </w:r>
     </w:p>
     <w:p>
@@ -11361,6 +11288,7 @@
           <w:szCs w:val="28"/>
           <w:u w:val="single"/>
         </w:rPr>
+        <w:lastRenderedPageBreak/>
         <w:t xml:space="preserve">Класи пакету </w:t>
       </w:r>
       <w:proofErr w:type="spellStart"/>
@@ -11437,39 +11365,7 @@
           <w:sz w:val="28"/>
           <w:szCs w:val="28"/>
         </w:rPr>
-        <w:t xml:space="preserve">На рисунку </w:t>
-      </w:r>
-      <w:r>
-        <w:rPr>
-          <w:rFonts w:ascii="Times New Roman" w:hAnsi="Times New Roman" w:cs="Times New Roman"/>
-          <w:sz w:val="28"/>
-          <w:szCs w:val="28"/>
-        </w:rPr>
-        <w:t>4</w:t>
-      </w:r>
-      <w:r>
-        <w:rPr>
-          <w:rFonts w:ascii="Times New Roman" w:hAnsi="Times New Roman" w:cs="Times New Roman"/>
-          <w:sz w:val="28"/>
-          <w:szCs w:val="28"/>
-        </w:rPr>
-        <w:t xml:space="preserve"> подано</w:t>
-      </w:r>
-      <w:r>
-        <w:rPr>
-          <w:rFonts w:ascii="Times New Roman" w:hAnsi="Times New Roman" w:cs="Times New Roman"/>
-          <w:sz w:val="28"/>
-          <w:szCs w:val="28"/>
-        </w:rPr>
-        <w:t xml:space="preserve"> UML-діаграму класів пакета</w:t>
-      </w:r>
-      <w:r>
-        <w:rPr>
-          <w:rFonts w:ascii="Times New Roman" w:hAnsi="Times New Roman" w:cs="Times New Roman"/>
-          <w:sz w:val="28"/>
-          <w:szCs w:val="28"/>
-        </w:rPr>
-        <w:t xml:space="preserve"> </w:t>
+        <w:t xml:space="preserve">На рисунку 4 подано UML-діаграму класів пакета </w:t>
       </w:r>
       <w:proofErr w:type="spellStart"/>
       <w:r>
@@ -11487,19 +11383,12 @@
           <w:sz w:val="28"/>
           <w:szCs w:val="28"/>
         </w:rPr>
-        <w:t xml:space="preserve">, який </w:t>
-      </w:r>
-      <w:r>
-        <w:rPr>
-          <w:rFonts w:ascii="Times New Roman" w:hAnsi="Times New Roman" w:cs="Times New Roman"/>
-          <w:sz w:val="28"/>
-          <w:szCs w:val="28"/>
-        </w:rPr>
-        <w:t>реалізує основну бізнес-логіку системи та забезпечує обробку операцій над сутностями.</w:t>
-      </w:r>
-      <w:r>
-        <w:rPr>
-          <w:rFonts w:ascii="Times New Roman" w:hAnsi="Times New Roman" w:cs="Times New Roman"/>
+        <w:t>, який реалізує основну бізнес-логіку системи та забезпечує обробку операцій над сутностями.</w:t>
+      </w:r>
+      <w:r>
+        <w:rPr>
+          <w:rFonts w:ascii="Times New Roman" w:hAnsi="Times New Roman" w:cs="Times New Roman"/>
+          <w:noProof/>
           <w:sz w:val="28"/>
           <w:szCs w:val="28"/>
           <w:u w:val="single"/>
@@ -11601,6 +11490,7 @@
     </w:p>
     <w:p>
       <w:pPr>
+        <w:spacing w:line="240" w:lineRule="auto"/>
         <w:rPr>
           <w:rFonts w:ascii="Times New Roman" w:hAnsi="Times New Roman" w:cs="Times New Roman"/>
           <w:sz w:val="28"/>
@@ -11768,39 +11658,7 @@
           <w:sz w:val="28"/>
           <w:szCs w:val="28"/>
         </w:rPr>
-        <w:t xml:space="preserve">На рисунку </w:t>
-      </w:r>
-      <w:r>
-        <w:rPr>
-          <w:rFonts w:ascii="Times New Roman" w:hAnsi="Times New Roman" w:cs="Times New Roman"/>
-          <w:sz w:val="28"/>
-          <w:szCs w:val="28"/>
-        </w:rPr>
-        <w:t xml:space="preserve">5 </w:t>
-      </w:r>
-      <w:r>
-        <w:rPr>
-          <w:rFonts w:ascii="Times New Roman" w:hAnsi="Times New Roman" w:cs="Times New Roman"/>
-          <w:sz w:val="28"/>
-          <w:szCs w:val="28"/>
-        </w:rPr>
-        <w:t>подано</w:t>
-      </w:r>
-      <w:r>
-        <w:rPr>
-          <w:rFonts w:ascii="Times New Roman" w:hAnsi="Times New Roman" w:cs="Times New Roman"/>
-          <w:sz w:val="28"/>
-          <w:szCs w:val="28"/>
-        </w:rPr>
-        <w:t xml:space="preserve"> UML-діаграму класів пакета</w:t>
-      </w:r>
-      <w:r>
-        <w:rPr>
-          <w:rFonts w:ascii="Times New Roman" w:hAnsi="Times New Roman" w:cs="Times New Roman"/>
-          <w:sz w:val="28"/>
-          <w:szCs w:val="28"/>
-        </w:rPr>
-        <w:t xml:space="preserve"> </w:t>
+        <w:t xml:space="preserve">На рисунку 5 подано UML-діаграму класів пакета </w:t>
       </w:r>
       <w:proofErr w:type="spellStart"/>
       <w:r>
@@ -11963,6 +11821,7 @@
       <w:r>
         <w:rPr>
           <w:rFonts w:ascii="Times New Roman" w:hAnsi="Times New Roman" w:cs="Times New Roman"/>
+          <w:noProof/>
           <w:sz w:val="28"/>
           <w:szCs w:val="28"/>
           <w:u w:val="single"/>
@@ -12064,6 +11923,7 @@
     </w:p>
     <w:p>
       <w:pPr>
+        <w:spacing w:line="240" w:lineRule="auto"/>
         <w:rPr>
           <w:rFonts w:ascii="Times New Roman" w:hAnsi="Times New Roman" w:cs="Times New Roman"/>
           <w:sz w:val="28"/>
@@ -12117,16 +11977,7 @@
           <w:u w:val="single"/>
         </w:rPr>
         <w:lastRenderedPageBreak/>
-        <w:t>Класи пакету</w:t>
-      </w:r>
-      <w:r>
-        <w:rPr>
-          <w:rFonts w:ascii="Times New Roman" w:hAnsi="Times New Roman" w:cs="Times New Roman"/>
-          <w:sz w:val="28"/>
-          <w:szCs w:val="28"/>
-          <w:u w:val="single"/>
-        </w:rPr>
-        <w:t xml:space="preserve"> </w:t>
+        <w:t xml:space="preserve">Класи пакету </w:t>
       </w:r>
       <w:proofErr w:type="spellStart"/>
       <w:r>
@@ -12200,6 +12051,7 @@
       <w:r>
         <w:rPr>
           <w:rFonts w:ascii="Times New Roman" w:hAnsi="Times New Roman" w:cs="Times New Roman"/>
+          <w:noProof/>
           <w:sz w:val="28"/>
           <w:szCs w:val="28"/>
           <w:u w:val="single"/>
@@ -12275,39 +12127,7 @@
           <w:sz w:val="28"/>
           <w:szCs w:val="28"/>
         </w:rPr>
-        <w:t xml:space="preserve">На рисунку </w:t>
-      </w:r>
-      <w:r>
-        <w:rPr>
-          <w:rFonts w:ascii="Times New Roman" w:hAnsi="Times New Roman" w:cs="Times New Roman"/>
-          <w:sz w:val="28"/>
-          <w:szCs w:val="28"/>
-        </w:rPr>
-        <w:t>6</w:t>
-      </w:r>
-      <w:r>
-        <w:rPr>
-          <w:rFonts w:ascii="Times New Roman" w:hAnsi="Times New Roman" w:cs="Times New Roman"/>
-          <w:sz w:val="28"/>
-          <w:szCs w:val="28"/>
-        </w:rPr>
-        <w:t xml:space="preserve"> подано</w:t>
-      </w:r>
-      <w:r>
-        <w:rPr>
-          <w:rFonts w:ascii="Times New Roman" w:hAnsi="Times New Roman" w:cs="Times New Roman"/>
-          <w:sz w:val="28"/>
-          <w:szCs w:val="28"/>
-        </w:rPr>
-        <w:t xml:space="preserve"> UML-діаграму класів пакет</w:t>
-      </w:r>
-      <w:r>
-        <w:rPr>
-          <w:rFonts w:ascii="Times New Roman" w:hAnsi="Times New Roman" w:cs="Times New Roman"/>
-          <w:sz w:val="28"/>
-          <w:szCs w:val="28"/>
-        </w:rPr>
-        <w:t xml:space="preserve">а </w:t>
+        <w:t xml:space="preserve">На рисунку 6 подано UML-діаграму класів пакета </w:t>
       </w:r>
       <w:proofErr w:type="spellStart"/>
       <w:r>
@@ -12325,15 +12145,7 @@
           <w:sz w:val="28"/>
           <w:szCs w:val="28"/>
         </w:rPr>
-        <w:t xml:space="preserve">, що </w:t>
-      </w:r>
-      <w:r>
-        <w:rPr>
-          <w:rFonts w:ascii="Times New Roman" w:hAnsi="Times New Roman" w:cs="Times New Roman"/>
-          <w:sz w:val="28"/>
-          <w:szCs w:val="28"/>
-        </w:rPr>
-        <w:t>містить власні класи винятків, які використовуються для обробки помилок та забезпечення коректної роботи системи.</w:t>
+        <w:t>, що містить власні класи винятків, які використовуються для обробки помилок та забезпечення коректної роботи системи.</w:t>
       </w:r>
     </w:p>
     <w:p>
@@ -12403,6 +12215,7 @@
     </w:p>
     <w:p>
       <w:pPr>
+        <w:spacing w:line="240" w:lineRule="auto"/>
         <w:rPr>
           <w:rFonts w:ascii="Times New Roman" w:hAnsi="Times New Roman" w:cs="Times New Roman"/>
           <w:sz w:val="28"/>
@@ -12456,16 +12269,7 @@
           <w:u w:val="single"/>
         </w:rPr>
         <w:lastRenderedPageBreak/>
-        <w:t>Класи пакету</w:t>
-      </w:r>
-      <w:r>
-        <w:rPr>
-          <w:rFonts w:ascii="Times New Roman" w:hAnsi="Times New Roman" w:cs="Times New Roman"/>
-          <w:sz w:val="28"/>
-          <w:szCs w:val="28"/>
-          <w:u w:val="single"/>
-        </w:rPr>
-        <w:t xml:space="preserve"> </w:t>
+        <w:t xml:space="preserve">Класи пакету </w:t>
       </w:r>
       <w:proofErr w:type="spellStart"/>
       <w:r>
@@ -12528,31 +12332,7 @@
           <w:sz w:val="28"/>
           <w:szCs w:val="28"/>
         </w:rPr>
-        <w:t xml:space="preserve"> подано</w:t>
-      </w:r>
-      <w:r>
-        <w:rPr>
-          <w:rFonts w:ascii="Times New Roman" w:hAnsi="Times New Roman" w:cs="Times New Roman"/>
-          <w:sz w:val="28"/>
-          <w:szCs w:val="28"/>
-        </w:rPr>
-        <w:t xml:space="preserve"> UML-діаграму класів пакет</w:t>
-      </w:r>
-      <w:r>
-        <w:rPr>
-          <w:rFonts w:ascii="Times New Roman" w:hAnsi="Times New Roman" w:cs="Times New Roman"/>
-          <w:sz w:val="28"/>
-          <w:szCs w:val="28"/>
-        </w:rPr>
-        <w:t>а</w:t>
-      </w:r>
-      <w:r>
-        <w:rPr>
-          <w:rFonts w:ascii="Times New Roman" w:hAnsi="Times New Roman" w:cs="Times New Roman"/>
-          <w:sz w:val="28"/>
-          <w:szCs w:val="28"/>
-        </w:rPr>
-        <w:t xml:space="preserve"> </w:t>
+        <w:t xml:space="preserve"> подано UML-діаграму класів пакета </w:t>
       </w:r>
       <w:proofErr w:type="spellStart"/>
       <w:r>
@@ -12570,15 +12350,7 @@
           <w:sz w:val="28"/>
           <w:szCs w:val="28"/>
         </w:rPr>
-        <w:t xml:space="preserve">, який </w:t>
-      </w:r>
-      <w:r>
-        <w:rPr>
-          <w:rFonts w:ascii="Times New Roman" w:hAnsi="Times New Roman" w:cs="Times New Roman"/>
-          <w:sz w:val="28"/>
-          <w:szCs w:val="28"/>
-        </w:rPr>
-        <w:t>реалізує консольний інтерфейс користувача та забезпечує взаємодію з системою через меню.</w:t>
+        <w:t>, який реалізує консольний інтерфейс користувача та забезпечує взаємодію з системою через меню.</w:t>
       </w:r>
     </w:p>
     <w:p>
@@ -12612,6 +12384,7 @@
       <w:r>
         <w:rPr>
           <w:rFonts w:ascii="Times New Roman" w:hAnsi="Times New Roman" w:cs="Times New Roman"/>
+          <w:noProof/>
           <w:sz w:val="28"/>
           <w:szCs w:val="28"/>
         </w:rPr>
@@ -12677,19 +12450,12 @@
           <w:sz w:val="28"/>
           <w:szCs w:val="28"/>
         </w:rPr>
-        <w:t>Рис</w:t>
-      </w:r>
-      <w:r>
-        <w:rPr>
-          <w:rFonts w:ascii="Times New Roman" w:hAnsi="Times New Roman" w:cs="Times New Roman"/>
-          <w:sz w:val="28"/>
-          <w:szCs w:val="28"/>
-        </w:rPr>
-        <w:t>.7</w:t>
-      </w:r>
-    </w:p>
-    <w:p>
-      <w:pPr>
+        <w:t>Рис.7</w:t>
+      </w:r>
+    </w:p>
+    <w:p>
+      <w:pPr>
+        <w:spacing w:line="240" w:lineRule="auto"/>
         <w:rPr>
           <w:rFonts w:ascii="Times New Roman" w:hAnsi="Times New Roman" w:cs="Times New Roman"/>
           <w:sz w:val="28"/>
@@ -12771,16 +12537,7 @@
           <w:szCs w:val="28"/>
           <w:u w:val="single"/>
         </w:rPr>
-        <w:t>Класи пакет</w:t>
-      </w:r>
-      <w:r>
-        <w:rPr>
-          <w:rFonts w:ascii="Times New Roman" w:hAnsi="Times New Roman" w:cs="Times New Roman"/>
-          <w:sz w:val="28"/>
-          <w:szCs w:val="28"/>
-          <w:u w:val="single"/>
-        </w:rPr>
-        <w:t>у</w:t>
+        <w:t>Класи пакету</w:t>
       </w:r>
       <w:r>
         <w:rPr>
@@ -12823,6 +12580,7 @@
       <w:r>
         <w:rPr>
           <w:rFonts w:ascii="Times New Roman" w:hAnsi="Times New Roman" w:cs="Times New Roman"/>
+          <w:noProof/>
           <w:sz w:val="28"/>
           <w:szCs w:val="28"/>
           <w:u w:val="single"/>
@@ -12889,31 +12647,7 @@
           <w:sz w:val="28"/>
           <w:szCs w:val="28"/>
         </w:rPr>
-        <w:t xml:space="preserve">На рисунку </w:t>
-      </w:r>
-      <w:r>
-        <w:rPr>
-          <w:rFonts w:ascii="Times New Roman" w:hAnsi="Times New Roman" w:cs="Times New Roman"/>
-          <w:sz w:val="28"/>
-          <w:szCs w:val="28"/>
-        </w:rPr>
-        <w:t>8</w:t>
-      </w:r>
-      <w:r>
-        <w:rPr>
-          <w:rFonts w:ascii="Times New Roman" w:hAnsi="Times New Roman" w:cs="Times New Roman"/>
-          <w:sz w:val="28"/>
-          <w:szCs w:val="28"/>
-        </w:rPr>
-        <w:t xml:space="preserve"> подано UML-діаграму класів пакета</w:t>
-      </w:r>
-      <w:r>
-        <w:rPr>
-          <w:rFonts w:ascii="Times New Roman" w:hAnsi="Times New Roman" w:cs="Times New Roman"/>
-          <w:sz w:val="28"/>
-          <w:szCs w:val="28"/>
-        </w:rPr>
-        <w:t xml:space="preserve"> </w:t>
+        <w:t xml:space="preserve">На рисунку 8 подано UML-діаграму класів пакета </w:t>
       </w:r>
       <w:proofErr w:type="spellStart"/>
       <w:r>
@@ -12931,15 +12665,7 @@
           <w:sz w:val="28"/>
           <w:szCs w:val="28"/>
         </w:rPr>
-        <w:t xml:space="preserve">. </w:t>
-      </w:r>
-      <w:r>
-        <w:rPr>
-          <w:rFonts w:ascii="Times New Roman" w:hAnsi="Times New Roman" w:cs="Times New Roman"/>
-          <w:sz w:val="28"/>
-          <w:szCs w:val="28"/>
-        </w:rPr>
-        <w:t xml:space="preserve">Пакет </w:t>
+        <w:t xml:space="preserve">. Пакет </w:t>
       </w:r>
       <w:proofErr w:type="spellStart"/>
       <w:r>
@@ -12993,19 +12719,12 @@
           <w:sz w:val="28"/>
           <w:szCs w:val="28"/>
         </w:rPr>
-        <w:t>Рис</w:t>
-      </w:r>
-      <w:r>
-        <w:rPr>
-          <w:rFonts w:ascii="Times New Roman" w:hAnsi="Times New Roman" w:cs="Times New Roman"/>
-          <w:sz w:val="28"/>
-          <w:szCs w:val="28"/>
-        </w:rPr>
-        <w:t>.8</w:t>
-      </w:r>
-    </w:p>
-    <w:p>
-      <w:pPr>
+        <w:t>Рис.8</w:t>
+      </w:r>
+    </w:p>
+    <w:p>
+      <w:pPr>
+        <w:spacing w:line="240" w:lineRule="auto"/>
         <w:rPr>
           <w:rFonts w:ascii="Times New Roman" w:hAnsi="Times New Roman" w:cs="Times New Roman"/>
           <w:sz w:val="28"/>
@@ -13107,31 +12826,7 @@
           <w:sz w:val="28"/>
           <w:szCs w:val="28"/>
         </w:rPr>
-        <w:t xml:space="preserve">На рисунку </w:t>
-      </w:r>
-      <w:r>
-        <w:rPr>
-          <w:rFonts w:ascii="Times New Roman" w:hAnsi="Times New Roman" w:cs="Times New Roman"/>
-          <w:sz w:val="28"/>
-          <w:szCs w:val="28"/>
-        </w:rPr>
-        <w:t>9</w:t>
-      </w:r>
-      <w:r>
-        <w:rPr>
-          <w:rFonts w:ascii="Times New Roman" w:hAnsi="Times New Roman" w:cs="Times New Roman"/>
-          <w:sz w:val="28"/>
-          <w:szCs w:val="28"/>
-        </w:rPr>
-        <w:t xml:space="preserve"> подано UML-діаграму класів пакета</w:t>
-      </w:r>
-      <w:r>
-        <w:rPr>
-          <w:rFonts w:ascii="Times New Roman" w:hAnsi="Times New Roman" w:cs="Times New Roman"/>
-          <w:sz w:val="28"/>
-          <w:szCs w:val="28"/>
-        </w:rPr>
-        <w:t xml:space="preserve"> </w:t>
+        <w:t xml:space="preserve">На рисунку 9 подано UML-діаграму класів пакета </w:t>
       </w:r>
       <w:proofErr w:type="spellStart"/>
       <w:r>
@@ -13383,6 +13078,7 @@
       <w:r>
         <w:rPr>
           <w:rFonts w:ascii="Times New Roman" w:hAnsi="Times New Roman" w:cs="Times New Roman"/>
+          <w:noProof/>
           <w:sz w:val="28"/>
           <w:szCs w:val="28"/>
           <w:u w:val="single"/>
@@ -13499,6 +13195,33 @@
     </w:p>
     <w:p>
       <w:pPr>
+        <w:spacing w:line="240" w:lineRule="auto"/>
+        <w:rPr>
+          <w:rFonts w:ascii="Times New Roman" w:hAnsi="Times New Roman" w:cs="Times New Roman"/>
+          <w:b/>
+          <w:bCs/>
+          <w:sz w:val="28"/>
+          <w:szCs w:val="28"/>
+        </w:rPr>
+      </w:pPr>
+      <w:r>
+        <w:rPr>
+          <w:rFonts w:ascii="Times New Roman" w:hAnsi="Times New Roman" w:cs="Times New Roman"/>
+          <w:b/>
+          <w:bCs/>
+          <w:sz w:val="28"/>
+          <w:szCs w:val="28"/>
+        </w:rPr>
+        <w:br w:type="page"/>
+      </w:r>
+    </w:p>
+    <w:p>
+      <w:pPr>
+        <w:pStyle w:val="a9"/>
+        <w:numPr>
+          <w:ilvl w:val="0"/>
+          <w:numId w:val="18"/>
+        </w:numPr>
         <w:tabs>
           <w:tab w:val="left" w:pos="560"/>
           <w:tab w:val="left" w:pos="1120"/>
@@ -13522,8 +13245,8 @@
           <w:rFonts w:ascii="Times New Roman" w:hAnsi="Times New Roman" w:cs="Times New Roman"/>
           <w:b/>
           <w:bCs/>
-          <w:sz w:val="28"/>
-          <w:szCs w:val="28"/>
+          <w:sz w:val="30"/>
+          <w:szCs w:val="30"/>
         </w:rPr>
       </w:pPr>
       <w:r>
@@ -13531,10 +13254,11 @@
           <w:rFonts w:ascii="Times New Roman" w:hAnsi="Times New Roman" w:cs="Times New Roman"/>
           <w:b/>
           <w:bCs/>
-          <w:sz w:val="28"/>
-          <w:szCs w:val="28"/>
-        </w:rPr>
-        <w:t>5. Опис рішень та проблем</w:t>
+          <w:sz w:val="30"/>
+          <w:szCs w:val="30"/>
+        </w:rPr>
+        <w:lastRenderedPageBreak/>
+        <w:t>Опис рішень та проблем</w:t>
       </w:r>
     </w:p>
     <w:p>
@@ -13562,6 +13286,7 @@
           <w:rFonts w:ascii="Times New Roman" w:hAnsi="Times New Roman" w:cs="Times New Roman"/>
           <w:sz w:val="28"/>
           <w:szCs w:val="28"/>
+          <w:lang w:val="en-US"/>
         </w:rPr>
       </w:pPr>
       <w:r>
@@ -13571,13 +13296,6 @@
           <w:szCs w:val="28"/>
         </w:rPr>
         <w:tab/>
-      </w:r>
-      <w:r>
-        <w:rPr>
-          <w:rFonts w:ascii="Times New Roman" w:hAnsi="Times New Roman" w:cs="Times New Roman"/>
-          <w:sz w:val="28"/>
-          <w:szCs w:val="28"/>
-        </w:rPr>
         <w:t xml:space="preserve">Під час розробки проєкту було використано багаторівневу архітектуру з поділом на пакети </w:t>
       </w:r>
       <w:proofErr w:type="spellStart"/>
@@ -13752,6 +13470,51 @@
           <w:szCs w:val="28"/>
         </w:rPr>
       </w:pPr>
+      <w:r>
+        <w:rPr>
+          <w:rFonts w:ascii="Times New Roman" w:hAnsi="Times New Roman" w:cs="Times New Roman"/>
+          <w:sz w:val="28"/>
+          <w:szCs w:val="28"/>
+        </w:rPr>
+        <w:tab/>
+        <w:t xml:space="preserve">Для збереження даних було використано JSON, а для роботи з ним були створенні окремі класи </w:t>
+      </w:r>
+      <w:proofErr w:type="spellStart"/>
+      <w:r>
+        <w:rPr>
+          <w:rFonts w:ascii="Times New Roman" w:hAnsi="Times New Roman" w:cs="Times New Roman"/>
+          <w:sz w:val="28"/>
+          <w:szCs w:val="28"/>
+        </w:rPr>
+        <w:t>DataService</w:t>
+      </w:r>
+      <w:proofErr w:type="spellEnd"/>
+      <w:r>
+        <w:rPr>
+          <w:rFonts w:ascii="Times New Roman" w:hAnsi="Times New Roman" w:cs="Times New Roman"/>
+          <w:sz w:val="28"/>
+          <w:szCs w:val="28"/>
+        </w:rPr>
+        <w:t xml:space="preserve"> та </w:t>
+      </w:r>
+      <w:proofErr w:type="spellStart"/>
+      <w:r>
+        <w:rPr>
+          <w:rFonts w:ascii="Times New Roman" w:hAnsi="Times New Roman" w:cs="Times New Roman"/>
+          <w:sz w:val="28"/>
+          <w:szCs w:val="28"/>
+        </w:rPr>
+        <w:t>UniversityData</w:t>
+      </w:r>
+      <w:proofErr w:type="spellEnd"/>
+      <w:r>
+        <w:rPr>
+          <w:rFonts w:ascii="Times New Roman" w:hAnsi="Times New Roman" w:cs="Times New Roman"/>
+          <w:sz w:val="28"/>
+          <w:szCs w:val="28"/>
+        </w:rPr>
+        <w:t>. Такий підхід дозволяє зберігати поточний стан системи та відновлювати його під час наступного запуску програми.</w:t>
+      </w:r>
     </w:p>
     <w:p>
       <w:pPr>
@@ -13787,77 +13550,26 @@
           <w:szCs w:val="28"/>
         </w:rPr>
         <w:tab/>
-      </w:r>
-      <w:r>
-        <w:rPr>
-          <w:rFonts w:ascii="Times New Roman" w:hAnsi="Times New Roman" w:cs="Times New Roman"/>
-          <w:sz w:val="28"/>
-          <w:szCs w:val="28"/>
-        </w:rPr>
-        <w:t>Для збереження даних було використано JSON, а для роботи з ним</w:t>
-      </w:r>
-      <w:r>
-        <w:rPr>
-          <w:rFonts w:ascii="Times New Roman" w:hAnsi="Times New Roman" w:cs="Times New Roman"/>
-          <w:sz w:val="28"/>
-          <w:szCs w:val="28"/>
-        </w:rPr>
-        <w:t xml:space="preserve"> були створенні </w:t>
-      </w:r>
-      <w:r>
-        <w:rPr>
-          <w:rFonts w:ascii="Times New Roman" w:hAnsi="Times New Roman" w:cs="Times New Roman"/>
-          <w:sz w:val="28"/>
-          <w:szCs w:val="28"/>
-        </w:rPr>
-        <w:t xml:space="preserve">окремі класи </w:t>
-      </w:r>
-      <w:proofErr w:type="spellStart"/>
-      <w:r>
-        <w:rPr>
-          <w:rFonts w:ascii="Times New Roman" w:hAnsi="Times New Roman" w:cs="Times New Roman"/>
-          <w:sz w:val="28"/>
-          <w:szCs w:val="28"/>
-        </w:rPr>
-        <w:t>DataService</w:t>
-      </w:r>
-      <w:proofErr w:type="spellEnd"/>
-      <w:r>
-        <w:rPr>
-          <w:rFonts w:ascii="Times New Roman" w:hAnsi="Times New Roman" w:cs="Times New Roman"/>
-          <w:sz w:val="28"/>
-          <w:szCs w:val="28"/>
-        </w:rPr>
-        <w:t xml:space="preserve"> та </w:t>
-      </w:r>
-      <w:proofErr w:type="spellStart"/>
-      <w:r>
-        <w:rPr>
-          <w:rFonts w:ascii="Times New Roman" w:hAnsi="Times New Roman" w:cs="Times New Roman"/>
-          <w:sz w:val="28"/>
-          <w:szCs w:val="28"/>
-        </w:rPr>
-        <w:t>UniversityData</w:t>
-      </w:r>
-      <w:proofErr w:type="spellEnd"/>
-      <w:r>
-        <w:rPr>
-          <w:rFonts w:ascii="Times New Roman" w:hAnsi="Times New Roman" w:cs="Times New Roman"/>
-          <w:sz w:val="28"/>
-          <w:szCs w:val="28"/>
-        </w:rPr>
-        <w:t xml:space="preserve">. Такий підхід дозволяє зберігати поточний стан системи та відновлювати його під час наступного запуску </w:t>
-      </w:r>
-      <w:proofErr w:type="spellStart"/>
-      <w:r>
-        <w:rPr>
-          <w:rFonts w:ascii="Times New Roman" w:hAnsi="Times New Roman" w:cs="Times New Roman"/>
-          <w:sz w:val="28"/>
-          <w:szCs w:val="28"/>
-        </w:rPr>
-        <w:t>програми.</w:t>
-      </w:r>
-      <w:proofErr w:type="spellEnd"/>
+        <w:t xml:space="preserve">Для перевірки введених даних були створені </w:t>
+      </w:r>
+      <w:proofErr w:type="spellStart"/>
+      <w:r>
+        <w:rPr>
+          <w:rFonts w:ascii="Times New Roman" w:hAnsi="Times New Roman" w:cs="Times New Roman"/>
+          <w:sz w:val="28"/>
+          <w:szCs w:val="28"/>
+        </w:rPr>
+        <w:t>валідатори</w:t>
+      </w:r>
+      <w:proofErr w:type="spellEnd"/>
+      <w:r>
+        <w:rPr>
+          <w:rFonts w:ascii="Times New Roman" w:hAnsi="Times New Roman" w:cs="Times New Roman"/>
+          <w:sz w:val="28"/>
+          <w:szCs w:val="28"/>
+        </w:rPr>
+        <w:t>, власні анотації та ієрархія винятків. Це дозволило зробити код більш структурованим і спростити контроль типових помилок користувача.</w:t>
+      </w:r>
     </w:p>
     <w:p>
       <w:pPr>
@@ -13893,32 +13605,43 @@
           <w:szCs w:val="28"/>
         </w:rPr>
         <w:tab/>
-      </w:r>
-      <w:r>
-        <w:rPr>
-          <w:rFonts w:ascii="Times New Roman" w:hAnsi="Times New Roman" w:cs="Times New Roman"/>
-          <w:sz w:val="28"/>
-          <w:szCs w:val="28"/>
-        </w:rPr>
-        <w:t xml:space="preserve">Для перевірки введених даних були створені </w:t>
-      </w:r>
-      <w:proofErr w:type="spellStart"/>
-      <w:r>
-        <w:rPr>
-          <w:rFonts w:ascii="Times New Roman" w:hAnsi="Times New Roman" w:cs="Times New Roman"/>
-          <w:sz w:val="28"/>
-          <w:szCs w:val="28"/>
-        </w:rPr>
-        <w:t>валідатори</w:t>
-      </w:r>
-      <w:proofErr w:type="spellEnd"/>
-      <w:r>
-        <w:rPr>
-          <w:rFonts w:ascii="Times New Roman" w:hAnsi="Times New Roman" w:cs="Times New Roman"/>
-          <w:sz w:val="28"/>
-          <w:szCs w:val="28"/>
-        </w:rPr>
-        <w:t>, власні анотації та ієрархія винятків. Це дозволило зробити код більш структурованим і спростити контроль типових помилок користувача.</w:t>
+        <w:t xml:space="preserve">Для скорочення шаблонного коду в частині класів було використано бібліотеку </w:t>
+      </w:r>
+      <w:proofErr w:type="spellStart"/>
+      <w:r>
+        <w:rPr>
+          <w:rFonts w:ascii="Times New Roman" w:hAnsi="Times New Roman" w:cs="Times New Roman"/>
+          <w:sz w:val="28"/>
+          <w:szCs w:val="28"/>
+        </w:rPr>
+        <w:t>Lombok</w:t>
+      </w:r>
+      <w:proofErr w:type="spellEnd"/>
+      <w:r>
+        <w:rPr>
+          <w:rFonts w:ascii="Times New Roman" w:hAnsi="Times New Roman" w:cs="Times New Roman"/>
+          <w:sz w:val="28"/>
+          <w:szCs w:val="28"/>
+        </w:rPr>
+        <w:t xml:space="preserve">. Для зменшення ризику втрати даних реалізовано </w:t>
+      </w:r>
+      <w:proofErr w:type="spellStart"/>
+      <w:r>
+        <w:rPr>
+          <w:rFonts w:ascii="Times New Roman" w:hAnsi="Times New Roman" w:cs="Times New Roman"/>
+          <w:sz w:val="28"/>
+          <w:szCs w:val="28"/>
+        </w:rPr>
+        <w:t>автозбереження</w:t>
+      </w:r>
+      <w:proofErr w:type="spellEnd"/>
+      <w:r>
+        <w:rPr>
+          <w:rFonts w:ascii="Times New Roman" w:hAnsi="Times New Roman" w:cs="Times New Roman"/>
+          <w:sz w:val="28"/>
+          <w:szCs w:val="28"/>
+        </w:rPr>
+        <w:t xml:space="preserve"> у фоновому потоці.</w:t>
       </w:r>
     </w:p>
     <w:p>
@@ -13948,58 +13671,6 @@
           <w:szCs w:val="28"/>
         </w:rPr>
       </w:pPr>
-      <w:r>
-        <w:rPr>
-          <w:rFonts w:ascii="Times New Roman" w:hAnsi="Times New Roman" w:cs="Times New Roman"/>
-          <w:sz w:val="28"/>
-          <w:szCs w:val="28"/>
-        </w:rPr>
-        <w:tab/>
-      </w:r>
-      <w:r>
-        <w:rPr>
-          <w:rFonts w:ascii="Times New Roman" w:hAnsi="Times New Roman" w:cs="Times New Roman"/>
-          <w:sz w:val="28"/>
-          <w:szCs w:val="28"/>
-        </w:rPr>
-        <w:t xml:space="preserve">Для скорочення шаблонного коду в частині класів було використано бібліотеку </w:t>
-      </w:r>
-      <w:proofErr w:type="spellStart"/>
-      <w:r>
-        <w:rPr>
-          <w:rFonts w:ascii="Times New Roman" w:hAnsi="Times New Roman" w:cs="Times New Roman"/>
-          <w:sz w:val="28"/>
-          <w:szCs w:val="28"/>
-        </w:rPr>
-        <w:t>Lombok</w:t>
-      </w:r>
-      <w:proofErr w:type="spellEnd"/>
-      <w:r>
-        <w:rPr>
-          <w:rFonts w:ascii="Times New Roman" w:hAnsi="Times New Roman" w:cs="Times New Roman"/>
-          <w:sz w:val="28"/>
-          <w:szCs w:val="28"/>
-        </w:rPr>
-        <w:t xml:space="preserve">. Для зменшення ризику втрати даних реалізовано </w:t>
-      </w:r>
-      <w:proofErr w:type="spellStart"/>
-      <w:r>
-        <w:rPr>
-          <w:rFonts w:ascii="Times New Roman" w:hAnsi="Times New Roman" w:cs="Times New Roman"/>
-          <w:sz w:val="28"/>
-          <w:szCs w:val="28"/>
-        </w:rPr>
-        <w:t>автозбереження</w:t>
-      </w:r>
-      <w:proofErr w:type="spellEnd"/>
-      <w:r>
-        <w:rPr>
-          <w:rFonts w:ascii="Times New Roman" w:hAnsi="Times New Roman" w:cs="Times New Roman"/>
-          <w:sz w:val="28"/>
-          <w:szCs w:val="28"/>
-        </w:rPr>
-        <w:t xml:space="preserve"> у фоновому потоці.</w:t>
-      </w:r>
     </w:p>
     <w:p>
       <w:pPr>
@@ -14026,8 +13697,27 @@
           <w:rFonts w:ascii="Times New Roman" w:hAnsi="Times New Roman" w:cs="Times New Roman"/>
           <w:sz w:val="28"/>
           <w:szCs w:val="28"/>
-        </w:rPr>
-      </w:pPr>
+          <w:u w:val="single"/>
+        </w:rPr>
+      </w:pPr>
+      <w:r>
+        <w:rPr>
+          <w:rFonts w:ascii="Times New Roman" w:hAnsi="Times New Roman" w:cs="Times New Roman"/>
+          <w:sz w:val="28"/>
+          <w:szCs w:val="28"/>
+          <w:lang w:val="en-US"/>
+        </w:rPr>
+        <w:tab/>
+      </w:r>
+      <w:r>
+        <w:rPr>
+          <w:rFonts w:ascii="Times New Roman" w:hAnsi="Times New Roman" w:cs="Times New Roman"/>
+          <w:sz w:val="28"/>
+          <w:szCs w:val="28"/>
+          <w:u w:val="single"/>
+        </w:rPr>
+        <w:t>Основними труднощами під час розробки були:</w:t>
+      </w:r>
     </w:p>
     <w:p>
       <w:pPr>
@@ -14057,48 +13747,10 @@
           <w:u w:val="single"/>
         </w:rPr>
       </w:pPr>
-      <w:r>
-        <w:rPr>
-          <w:rFonts w:ascii="Times New Roman" w:hAnsi="Times New Roman" w:cs="Times New Roman"/>
-          <w:sz w:val="28"/>
-          <w:szCs w:val="28"/>
-          <w:u w:val="single"/>
-        </w:rPr>
-        <w:t>Основними труднощами під час розробки були:</w:t>
-      </w:r>
-    </w:p>
-    <w:p>
-      <w:pPr>
-        <w:tabs>
-          <w:tab w:val="left" w:pos="560"/>
-          <w:tab w:val="left" w:pos="1120"/>
-          <w:tab w:val="left" w:pos="1680"/>
-          <w:tab w:val="left" w:pos="2240"/>
-          <w:tab w:val="left" w:pos="2800"/>
-          <w:tab w:val="left" w:pos="3360"/>
-          <w:tab w:val="left" w:pos="3920"/>
-          <w:tab w:val="left" w:pos="4480"/>
-          <w:tab w:val="left" w:pos="5040"/>
-          <w:tab w:val="left" w:pos="5600"/>
-          <w:tab w:val="left" w:pos="6160"/>
-          <w:tab w:val="left" w:pos="6720"/>
-        </w:tabs>
-        <w:autoSpaceDE w:val="0"/>
-        <w:autoSpaceDN w:val="0"/>
-        <w:adjustRightInd w:val="0"/>
-        <w:spacing w:after="0" w:line="240" w:lineRule="auto"/>
-        <w:ind w:right="-563"/>
-        <w:rPr>
-          <w:rFonts w:ascii="Times New Roman" w:hAnsi="Times New Roman" w:cs="Times New Roman"/>
-          <w:sz w:val="28"/>
-          <w:szCs w:val="28"/>
-          <w:u w:val="single"/>
-        </w:rPr>
-      </w:pPr>
-    </w:p>
-    <w:p>
-      <w:pPr>
-        <w:pStyle w:val="ListParagraph"/>
+    </w:p>
+    <w:p>
+      <w:pPr>
+        <w:pStyle w:val="a9"/>
         <w:numPr>
           <w:ilvl w:val="0"/>
           <w:numId w:val="17"/>
@@ -14128,18 +13780,69 @@
           <w:szCs w:val="28"/>
         </w:rPr>
       </w:pPr>
-      <w:r>
-        <w:rPr>
-          <w:rFonts w:ascii="Times New Roman" w:hAnsi="Times New Roman" w:cs="Times New Roman"/>
-          <w:sz w:val="28"/>
-          <w:szCs w:val="28"/>
-        </w:rPr>
-        <w:t>організація взаємодії між пакетами;</w:t>
-      </w:r>
-    </w:p>
-    <w:p>
-      <w:pPr>
-        <w:pStyle w:val="ListParagraph"/>
+      <w:proofErr w:type="spellStart"/>
+      <w:r>
+        <w:rPr>
+          <w:rFonts w:ascii="Times New Roman" w:hAnsi="Times New Roman" w:cs="Times New Roman"/>
+          <w:i/>
+          <w:iCs/>
+          <w:sz w:val="28"/>
+          <w:szCs w:val="28"/>
+        </w:rPr>
+        <w:t>р</w:t>
+      </w:r>
+      <w:r>
+        <w:rPr>
+          <w:rFonts w:ascii="Times New Roman" w:hAnsi="Times New Roman" w:cs="Times New Roman"/>
+          <w:i/>
+          <w:iCs/>
+          <w:sz w:val="28"/>
+          <w:szCs w:val="28"/>
+        </w:rPr>
+        <w:t>ефакторинг</w:t>
+      </w:r>
+      <w:proofErr w:type="spellEnd"/>
+      <w:r>
+        <w:rPr>
+          <w:rFonts w:ascii="Times New Roman" w:hAnsi="Times New Roman" w:cs="Times New Roman"/>
+          <w:i/>
+          <w:iCs/>
+          <w:sz w:val="28"/>
+          <w:szCs w:val="28"/>
+        </w:rPr>
+        <w:t xml:space="preserve"> після здачі </w:t>
+      </w:r>
+      <w:r>
+        <w:rPr>
+          <w:rFonts w:ascii="Times New Roman" w:hAnsi="Times New Roman" w:cs="Times New Roman"/>
+          <w:i/>
+          <w:iCs/>
+          <w:sz w:val="28"/>
+          <w:szCs w:val="28"/>
+          <w:lang w:val="en-US"/>
+        </w:rPr>
+        <w:t>checkpoint-1</w:t>
+      </w:r>
+      <w:r>
+        <w:rPr>
+          <w:rFonts w:ascii="Times New Roman" w:hAnsi="Times New Roman" w:cs="Times New Roman"/>
+          <w:sz w:val="28"/>
+          <w:szCs w:val="28"/>
+        </w:rPr>
+        <w:t>. П</w:t>
+      </w:r>
+      <w:r>
+        <w:rPr>
+          <w:rFonts w:ascii="Times New Roman" w:hAnsi="Times New Roman" w:cs="Times New Roman"/>
+          <w:sz w:val="28"/>
+          <w:szCs w:val="28"/>
+        </w:rPr>
+        <w:t>ісля виконання всіх задач 1 контрольного пункту і переходу до наступного стало зрозуміло, що класи беруть на себе забагато обов’язків, була відсутня будь-яка структура та видимі зв’язки, тож необхідно було продумати нову архітектуру програми і виносити логіку в окремі класи;</w:t>
+      </w:r>
+    </w:p>
+    <w:p>
+      <w:pPr>
+        <w:pStyle w:val="a9"/>
         <w:numPr>
           <w:ilvl w:val="0"/>
           <w:numId w:val="17"/>
@@ -14172,15 +13875,71 @@
       <w:r>
         <w:rPr>
           <w:rFonts w:ascii="Times New Roman" w:hAnsi="Times New Roman" w:cs="Times New Roman"/>
-          <w:sz w:val="28"/>
-          <w:szCs w:val="28"/>
-        </w:rPr>
-        <w:t>продумування логіки функціонування системи та взаємодії її компонентів;</w:t>
-      </w:r>
-    </w:p>
-    <w:p>
-      <w:pPr>
-        <w:pStyle w:val="ListParagraph"/>
+          <w:i/>
+          <w:iCs/>
+          <w:sz w:val="28"/>
+          <w:szCs w:val="28"/>
+        </w:rPr>
+        <w:t>логік</w:t>
+      </w:r>
+      <w:r>
+        <w:rPr>
+          <w:rFonts w:ascii="Times New Roman" w:hAnsi="Times New Roman" w:cs="Times New Roman"/>
+          <w:i/>
+          <w:iCs/>
+          <w:sz w:val="28"/>
+          <w:szCs w:val="28"/>
+        </w:rPr>
+        <w:t>а</w:t>
+      </w:r>
+      <w:r>
+        <w:rPr>
+          <w:rFonts w:ascii="Times New Roman" w:hAnsi="Times New Roman" w:cs="Times New Roman"/>
+          <w:i/>
+          <w:iCs/>
+          <w:sz w:val="28"/>
+          <w:szCs w:val="28"/>
+        </w:rPr>
+        <w:t xml:space="preserve"> функціонування системи та взаємодії її компонентів</w:t>
+      </w:r>
+      <w:r>
+        <w:rPr>
+          <w:rFonts w:ascii="Times New Roman" w:hAnsi="Times New Roman" w:cs="Times New Roman"/>
+          <w:sz w:val="28"/>
+          <w:szCs w:val="28"/>
+        </w:rPr>
+        <w:t xml:space="preserve">. Також частково відноситься до </w:t>
+      </w:r>
+      <w:proofErr w:type="spellStart"/>
+      <w:r>
+        <w:rPr>
+          <w:rFonts w:ascii="Times New Roman" w:hAnsi="Times New Roman" w:cs="Times New Roman"/>
+          <w:sz w:val="28"/>
+          <w:szCs w:val="28"/>
+        </w:rPr>
+        <w:t>рефакторингу</w:t>
+      </w:r>
+      <w:proofErr w:type="spellEnd"/>
+      <w:r>
+        <w:rPr>
+          <w:rFonts w:ascii="Times New Roman" w:hAnsi="Times New Roman" w:cs="Times New Roman"/>
+          <w:sz w:val="28"/>
+          <w:szCs w:val="28"/>
+        </w:rPr>
+        <w:t>, адже потрібно було чітко окреслити взаємодію, наприклад, для отримання певної інформації меню звертається тільки до сервісу, не знаючи про існування окремих репозиторіїв</w:t>
+      </w:r>
+      <w:r>
+        <w:rPr>
+          <w:rFonts w:ascii="Times New Roman" w:hAnsi="Times New Roman" w:cs="Times New Roman"/>
+          <w:sz w:val="28"/>
+          <w:szCs w:val="28"/>
+        </w:rPr>
+        <w:t>;</w:t>
+      </w:r>
+    </w:p>
+    <w:p>
+      <w:pPr>
+        <w:pStyle w:val="a9"/>
         <w:numPr>
           <w:ilvl w:val="0"/>
           <w:numId w:val="17"/>
@@ -14213,55 +13972,89 @@
       <w:r>
         <w:rPr>
           <w:rFonts w:ascii="Times New Roman" w:hAnsi="Times New Roman" w:cs="Times New Roman"/>
-          <w:sz w:val="28"/>
-          <w:szCs w:val="28"/>
-        </w:rPr>
-        <w:t>забезпечення коректн</w:t>
-      </w:r>
-      <w:r>
-        <w:rPr>
-          <w:rFonts w:ascii="Times New Roman" w:hAnsi="Times New Roman" w:cs="Times New Roman"/>
-          <w:sz w:val="28"/>
-          <w:szCs w:val="28"/>
-        </w:rPr>
-        <w:t>ої</w:t>
-      </w:r>
-      <w:r>
-        <w:rPr>
-          <w:rFonts w:ascii="Times New Roman" w:hAnsi="Times New Roman" w:cs="Times New Roman"/>
-          <w:sz w:val="28"/>
-          <w:szCs w:val="28"/>
-        </w:rPr>
-        <w:t xml:space="preserve"> взаємоді</w:t>
-      </w:r>
-      <w:r>
-        <w:rPr>
-          <w:rFonts w:ascii="Times New Roman" w:hAnsi="Times New Roman" w:cs="Times New Roman"/>
-          <w:sz w:val="28"/>
-          <w:szCs w:val="28"/>
-        </w:rPr>
-        <w:t>ї</w:t>
-      </w:r>
-      <w:r>
-        <w:rPr>
-          <w:rFonts w:ascii="Times New Roman" w:hAnsi="Times New Roman" w:cs="Times New Roman"/>
-          <w:sz w:val="28"/>
-          <w:szCs w:val="28"/>
-        </w:rPr>
-        <w:t xml:space="preserve"> </w:t>
-      </w:r>
-      <w:r>
-        <w:rPr>
-          <w:rFonts w:ascii="Times New Roman" w:hAnsi="Times New Roman" w:cs="Times New Roman"/>
-          <w:sz w:val="28"/>
-          <w:szCs w:val="28"/>
-        </w:rPr>
-        <w:t>пов’язаних об’єктів;</w:t>
-      </w:r>
-    </w:p>
-    <w:p>
-      <w:pPr>
-        <w:pStyle w:val="ListParagraph"/>
+          <w:i/>
+          <w:iCs/>
+          <w:sz w:val="28"/>
+          <w:szCs w:val="28"/>
+        </w:rPr>
+        <w:t>коректн</w:t>
+      </w:r>
+      <w:r>
+        <w:rPr>
+          <w:rFonts w:ascii="Times New Roman" w:hAnsi="Times New Roman" w:cs="Times New Roman"/>
+          <w:i/>
+          <w:iCs/>
+          <w:sz w:val="28"/>
+          <w:szCs w:val="28"/>
+        </w:rPr>
+        <w:t xml:space="preserve">а </w:t>
+      </w:r>
+      <w:r>
+        <w:rPr>
+          <w:rFonts w:ascii="Times New Roman" w:hAnsi="Times New Roman" w:cs="Times New Roman"/>
+          <w:i/>
+          <w:iCs/>
+          <w:sz w:val="28"/>
+          <w:szCs w:val="28"/>
+        </w:rPr>
+        <w:t>змін</w:t>
+      </w:r>
+      <w:r>
+        <w:rPr>
+          <w:rFonts w:ascii="Times New Roman" w:hAnsi="Times New Roman" w:cs="Times New Roman"/>
+          <w:i/>
+          <w:iCs/>
+          <w:sz w:val="28"/>
+          <w:szCs w:val="28"/>
+        </w:rPr>
+        <w:t>а полів типу інших об’єктів в класах</w:t>
+      </w:r>
+      <w:r>
+        <w:rPr>
+          <w:rFonts w:ascii="Times New Roman" w:hAnsi="Times New Roman" w:cs="Times New Roman"/>
+          <w:sz w:val="28"/>
+          <w:szCs w:val="28"/>
+        </w:rPr>
+        <w:t>. Потрібно було прослідкувати, що змінені</w:t>
+      </w:r>
+      <w:r>
+        <w:rPr>
+          <w:rFonts w:ascii="Times New Roman" w:hAnsi="Times New Roman" w:cs="Times New Roman"/>
+          <w:sz w:val="28"/>
+          <w:szCs w:val="28"/>
+          <w:lang w:val="en-US"/>
+        </w:rPr>
+        <w:t>/</w:t>
+      </w:r>
+      <w:r>
+        <w:rPr>
+          <w:rFonts w:ascii="Times New Roman" w:hAnsi="Times New Roman" w:cs="Times New Roman"/>
+          <w:sz w:val="28"/>
+          <w:szCs w:val="28"/>
+        </w:rPr>
+        <w:t xml:space="preserve">видалені факультети чи кафедри оновлювалися також і у студентів та викладачів, які до них належать, і навпаки – якщо видалили декана чи завідувача кафедри, це поле у відповідному об’єкті стало </w:t>
+      </w:r>
+      <w:r>
+        <w:rPr>
+          <w:rFonts w:ascii="Times New Roman" w:hAnsi="Times New Roman" w:cs="Times New Roman"/>
+          <w:sz w:val="28"/>
+          <w:szCs w:val="28"/>
+          <w:lang w:val="en-US"/>
+        </w:rPr>
+        <w:t>null</w:t>
+      </w:r>
+      <w:r>
+        <w:rPr>
+          <w:rFonts w:ascii="Times New Roman" w:hAnsi="Times New Roman" w:cs="Times New Roman"/>
+          <w:sz w:val="28"/>
+          <w:szCs w:val="28"/>
+        </w:rPr>
+        <w:t>;</w:t>
+      </w:r>
+    </w:p>
+    <w:p>
+      <w:pPr>
+        <w:pStyle w:val="a9"/>
         <w:numPr>
           <w:ilvl w:val="0"/>
           <w:numId w:val="17"/>
@@ -14294,15 +14087,147 @@
       <w:r>
         <w:rPr>
           <w:rFonts w:ascii="Times New Roman" w:hAnsi="Times New Roman" w:cs="Times New Roman"/>
-          <w:sz w:val="28"/>
-          <w:szCs w:val="28"/>
-        </w:rPr>
-        <w:t>реалізація ролей та прав доступу;</w:t>
-      </w:r>
-    </w:p>
-    <w:p>
-      <w:pPr>
-        <w:pStyle w:val="ListParagraph"/>
+          <w:i/>
+          <w:iCs/>
+          <w:sz w:val="28"/>
+          <w:szCs w:val="28"/>
+        </w:rPr>
+        <w:t xml:space="preserve">нескінченний цикл </w:t>
+      </w:r>
+      <w:proofErr w:type="spellStart"/>
+      <w:r>
+        <w:rPr>
+          <w:rFonts w:ascii="Times New Roman" w:hAnsi="Times New Roman" w:cs="Times New Roman"/>
+          <w:i/>
+          <w:iCs/>
+          <w:sz w:val="28"/>
+          <w:szCs w:val="28"/>
+        </w:rPr>
+        <w:t>залежностей</w:t>
+      </w:r>
+      <w:proofErr w:type="spellEnd"/>
+      <w:r>
+        <w:rPr>
+          <w:rFonts w:ascii="Times New Roman" w:hAnsi="Times New Roman" w:cs="Times New Roman"/>
+          <w:i/>
+          <w:iCs/>
+          <w:sz w:val="28"/>
+          <w:szCs w:val="28"/>
+        </w:rPr>
+        <w:t xml:space="preserve"> полів-об’єктів в класах</w:t>
+      </w:r>
+      <w:r>
+        <w:rPr>
+          <w:rFonts w:ascii="Times New Roman" w:hAnsi="Times New Roman" w:cs="Times New Roman"/>
+          <w:sz w:val="28"/>
+          <w:szCs w:val="28"/>
+        </w:rPr>
+        <w:t xml:space="preserve">. Через те, що у факультету </w:t>
+      </w:r>
+      <w:r>
+        <w:rPr>
+          <w:rFonts w:ascii="Times New Roman" w:hAnsi="Times New Roman" w:cs="Times New Roman"/>
+          <w:sz w:val="28"/>
+          <w:szCs w:val="28"/>
+        </w:rPr>
+        <w:t xml:space="preserve">та кафедри </w:t>
+      </w:r>
+      <w:r>
+        <w:rPr>
+          <w:rFonts w:ascii="Times New Roman" w:hAnsi="Times New Roman" w:cs="Times New Roman"/>
+          <w:sz w:val="28"/>
+          <w:szCs w:val="28"/>
+        </w:rPr>
+        <w:t>є поле</w:t>
+      </w:r>
+      <w:r>
+        <w:rPr>
+          <w:rFonts w:ascii="Times New Roman" w:hAnsi="Times New Roman" w:cs="Times New Roman"/>
+          <w:sz w:val="28"/>
+          <w:szCs w:val="28"/>
+          <w:lang w:val="en-US"/>
+        </w:rPr>
+        <w:t xml:space="preserve"> Teacher</w:t>
+      </w:r>
+      <w:r>
+        <w:rPr>
+          <w:rFonts w:ascii="Times New Roman" w:hAnsi="Times New Roman" w:cs="Times New Roman"/>
+          <w:sz w:val="28"/>
+          <w:szCs w:val="28"/>
+        </w:rPr>
+        <w:t xml:space="preserve">, </w:t>
+      </w:r>
+      <w:r>
+        <w:rPr>
+          <w:rFonts w:ascii="Times New Roman" w:hAnsi="Times New Roman" w:cs="Times New Roman"/>
+          <w:sz w:val="28"/>
+          <w:szCs w:val="28"/>
+        </w:rPr>
+        <w:t xml:space="preserve">а у викладачів є поле </w:t>
+      </w:r>
+      <w:r>
+        <w:rPr>
+          <w:rFonts w:ascii="Times New Roman" w:hAnsi="Times New Roman" w:cs="Times New Roman"/>
+          <w:sz w:val="28"/>
+          <w:szCs w:val="28"/>
+          <w:lang w:val="en-US"/>
+        </w:rPr>
+        <w:t xml:space="preserve">Faculty </w:t>
+      </w:r>
+      <w:r>
+        <w:rPr>
+          <w:rFonts w:ascii="Times New Roman" w:hAnsi="Times New Roman" w:cs="Times New Roman"/>
+          <w:sz w:val="28"/>
+          <w:szCs w:val="28"/>
+        </w:rPr>
+        <w:t xml:space="preserve">та </w:t>
+      </w:r>
+      <w:r>
+        <w:rPr>
+          <w:rFonts w:ascii="Times New Roman" w:hAnsi="Times New Roman" w:cs="Times New Roman"/>
+          <w:sz w:val="28"/>
+          <w:szCs w:val="28"/>
+          <w:lang w:val="en-US"/>
+        </w:rPr>
+        <w:t>Department</w:t>
+      </w:r>
+      <w:r>
+        <w:rPr>
+          <w:rFonts w:ascii="Times New Roman" w:hAnsi="Times New Roman" w:cs="Times New Roman"/>
+          <w:sz w:val="28"/>
+          <w:szCs w:val="28"/>
+        </w:rPr>
+        <w:t xml:space="preserve"> це створювало замкнене коло при створенні даних об’єктів (рішення: при створені викладача як декана чи завідувача всередині методу створення факультету чи кафедри не потрібно обирати кафедру, до якої він належить – це можна зробити пізніше) і методі </w:t>
+      </w:r>
+      <w:r>
+        <w:rPr>
+          <w:rFonts w:ascii="Times New Roman" w:hAnsi="Times New Roman" w:cs="Times New Roman"/>
+          <w:sz w:val="28"/>
+          <w:szCs w:val="28"/>
+          <w:lang w:val="en-US"/>
+        </w:rPr>
+        <w:t>equals()</w:t>
+      </w:r>
+      <w:r>
+        <w:rPr>
+          <w:rFonts w:ascii="Times New Roman" w:hAnsi="Times New Roman" w:cs="Times New Roman"/>
+          <w:sz w:val="28"/>
+          <w:szCs w:val="28"/>
+        </w:rPr>
+        <w:t xml:space="preserve"> (рішення: порівняння за унікальним полем)</w:t>
+      </w:r>
+      <w:r>
+        <w:rPr>
+          <w:rFonts w:ascii="Times New Roman" w:hAnsi="Times New Roman" w:cs="Times New Roman"/>
+          <w:sz w:val="28"/>
+          <w:szCs w:val="28"/>
+        </w:rPr>
+        <w:t>;</w:t>
+      </w:r>
+    </w:p>
+    <w:p>
+      <w:pPr>
+        <w:pStyle w:val="a9"/>
         <w:numPr>
           <w:ilvl w:val="0"/>
           <w:numId w:val="17"/>
@@ -14335,15 +14260,329 @@
       <w:r>
         <w:rPr>
           <w:rFonts w:ascii="Times New Roman" w:hAnsi="Times New Roman" w:cs="Times New Roman"/>
+          <w:i/>
+          <w:iCs/>
+          <w:sz w:val="28"/>
+          <w:szCs w:val="28"/>
+        </w:rPr>
+        <w:t xml:space="preserve">поля </w:t>
+      </w:r>
+      <w:r>
+        <w:rPr>
+          <w:rFonts w:ascii="Times New Roman" w:hAnsi="Times New Roman" w:cs="Times New Roman"/>
+          <w:i/>
+          <w:iCs/>
+          <w:sz w:val="28"/>
+          <w:szCs w:val="28"/>
+          <w:lang w:val="en-US"/>
+        </w:rPr>
+        <w:t xml:space="preserve">null </w:t>
+      </w:r>
+      <w:r>
+        <w:rPr>
+          <w:rFonts w:ascii="Times New Roman" w:hAnsi="Times New Roman" w:cs="Times New Roman"/>
+          <w:i/>
+          <w:iCs/>
+          <w:sz w:val="28"/>
+          <w:szCs w:val="28"/>
+        </w:rPr>
+        <w:t xml:space="preserve">в </w:t>
+      </w:r>
+      <w:r>
+        <w:rPr>
+          <w:rFonts w:ascii="Times New Roman" w:hAnsi="Times New Roman" w:cs="Times New Roman"/>
+          <w:i/>
+          <w:iCs/>
+          <w:sz w:val="28"/>
+          <w:szCs w:val="28"/>
+          <w:lang w:val="en-US"/>
+        </w:rPr>
+        <w:t xml:space="preserve">domain </w:t>
+      </w:r>
+      <w:r>
+        <w:rPr>
+          <w:rFonts w:ascii="Times New Roman" w:hAnsi="Times New Roman" w:cs="Times New Roman"/>
+          <w:i/>
+          <w:iCs/>
+          <w:sz w:val="28"/>
+          <w:szCs w:val="28"/>
+        </w:rPr>
+        <w:t>класах.</w:t>
+      </w:r>
+      <w:r>
+        <w:rPr>
+          <w:rFonts w:ascii="Times New Roman" w:hAnsi="Times New Roman" w:cs="Times New Roman"/>
+          <w:sz w:val="28"/>
+          <w:szCs w:val="28"/>
+        </w:rPr>
+        <w:t xml:space="preserve"> Після усунення багу, що при видаленні факультету</w:t>
+      </w:r>
+      <w:r>
+        <w:rPr>
+          <w:rFonts w:ascii="Times New Roman" w:hAnsi="Times New Roman" w:cs="Times New Roman"/>
+          <w:sz w:val="28"/>
+          <w:szCs w:val="28"/>
+          <w:lang w:val="en-US"/>
+        </w:rPr>
+        <w:t>/</w:t>
+      </w:r>
+      <w:r>
+        <w:rPr>
+          <w:rFonts w:ascii="Times New Roman" w:hAnsi="Times New Roman" w:cs="Times New Roman"/>
+          <w:sz w:val="28"/>
+          <w:szCs w:val="28"/>
+        </w:rPr>
+        <w:t xml:space="preserve">кафедри вона все одно лишається у студентів та викладачів (і навпаки) стала вилазити купа </w:t>
+      </w:r>
+      <w:proofErr w:type="spellStart"/>
+      <w:r>
+        <w:rPr>
+          <w:rFonts w:ascii="Times New Roman" w:hAnsi="Times New Roman" w:cs="Times New Roman"/>
+          <w:sz w:val="28"/>
+          <w:szCs w:val="28"/>
+          <w:lang w:val="en-US"/>
+        </w:rPr>
+        <w:t>NullPointerException</w:t>
+      </w:r>
+      <w:proofErr w:type="spellEnd"/>
+      <w:r>
+        <w:rPr>
+          <w:rFonts w:ascii="Times New Roman" w:hAnsi="Times New Roman" w:cs="Times New Roman"/>
+          <w:sz w:val="28"/>
+          <w:szCs w:val="28"/>
+          <w:lang w:val="en-US"/>
+        </w:rPr>
+        <w:t xml:space="preserve"> </w:t>
+      </w:r>
+      <w:r>
+        <w:rPr>
+          <w:rFonts w:ascii="Times New Roman" w:hAnsi="Times New Roman" w:cs="Times New Roman"/>
+          <w:sz w:val="28"/>
+          <w:szCs w:val="28"/>
+        </w:rPr>
+        <w:t xml:space="preserve">у </w:t>
+      </w:r>
+      <w:r>
+        <w:rPr>
+          <w:rFonts w:ascii="Times New Roman" w:hAnsi="Times New Roman" w:cs="Times New Roman"/>
+          <w:sz w:val="28"/>
+          <w:szCs w:val="28"/>
+          <w:lang w:val="en-US"/>
+        </w:rPr>
+        <w:t xml:space="preserve">equals() </w:t>
+      </w:r>
+      <w:r>
+        <w:rPr>
+          <w:rFonts w:ascii="Times New Roman" w:hAnsi="Times New Roman" w:cs="Times New Roman"/>
+          <w:sz w:val="28"/>
+          <w:szCs w:val="28"/>
+        </w:rPr>
+        <w:t xml:space="preserve">та </w:t>
+      </w:r>
+      <w:proofErr w:type="spellStart"/>
+      <w:r>
+        <w:rPr>
+          <w:rFonts w:ascii="Times New Roman" w:hAnsi="Times New Roman" w:cs="Times New Roman"/>
+          <w:sz w:val="28"/>
+          <w:szCs w:val="28"/>
+          <w:lang w:val="en-US"/>
+        </w:rPr>
+        <w:t>hashCode</w:t>
+      </w:r>
+      <w:proofErr w:type="spellEnd"/>
+      <w:r>
+        <w:rPr>
+          <w:rFonts w:ascii="Times New Roman" w:hAnsi="Times New Roman" w:cs="Times New Roman"/>
+          <w:sz w:val="28"/>
+          <w:szCs w:val="28"/>
+          <w:lang w:val="en-US"/>
+        </w:rPr>
+        <w:t>()</w:t>
+      </w:r>
+      <w:r>
+        <w:rPr>
+          <w:rFonts w:ascii="Times New Roman" w:hAnsi="Times New Roman" w:cs="Times New Roman"/>
+          <w:sz w:val="28"/>
+          <w:szCs w:val="28"/>
+        </w:rPr>
+        <w:t xml:space="preserve">, </w:t>
+      </w:r>
+      <w:r>
+        <w:rPr>
+          <w:rFonts w:ascii="Times New Roman" w:hAnsi="Times New Roman" w:cs="Times New Roman"/>
           <w:sz w:val="28"/>
           <w:szCs w:val="28"/>
         </w:rPr>
         <w:lastRenderedPageBreak/>
-        <w:t>побудова UML-діаграм для всіх пакетів;</w:t>
-      </w:r>
-    </w:p>
-    <w:p>
-      <w:pPr>
+        <w:t xml:space="preserve">адже там </w:t>
+      </w:r>
+      <w:proofErr w:type="spellStart"/>
+      <w:r>
+        <w:rPr>
+          <w:rFonts w:ascii="Times New Roman" w:hAnsi="Times New Roman" w:cs="Times New Roman"/>
+          <w:sz w:val="28"/>
+          <w:szCs w:val="28"/>
+        </w:rPr>
+        <w:t>використувався</w:t>
+      </w:r>
+      <w:proofErr w:type="spellEnd"/>
+      <w:r>
+        <w:rPr>
+          <w:rFonts w:ascii="Times New Roman" w:hAnsi="Times New Roman" w:cs="Times New Roman"/>
+          <w:sz w:val="28"/>
+          <w:szCs w:val="28"/>
+        </w:rPr>
+        <w:t xml:space="preserve"> гетер для порівняння не всього об’єкту, а унікального поля. Необхідно було додати додаткові перевірки</w:t>
+      </w:r>
+      <w:r>
+        <w:rPr>
+          <w:rFonts w:ascii="Times New Roman" w:hAnsi="Times New Roman" w:cs="Times New Roman"/>
+          <w:sz w:val="28"/>
+          <w:szCs w:val="28"/>
+          <w:lang w:val="en-US"/>
+        </w:rPr>
+        <w:t>;</w:t>
+      </w:r>
+    </w:p>
+    <w:p>
+      <w:pPr>
+        <w:pStyle w:val="a9"/>
+        <w:numPr>
+          <w:ilvl w:val="0"/>
+          <w:numId w:val="17"/>
+        </w:numPr>
+        <w:tabs>
+          <w:tab w:val="left" w:pos="560"/>
+          <w:tab w:val="left" w:pos="1120"/>
+          <w:tab w:val="left" w:pos="1680"/>
+          <w:tab w:val="left" w:pos="2240"/>
+          <w:tab w:val="left" w:pos="2800"/>
+          <w:tab w:val="left" w:pos="3360"/>
+          <w:tab w:val="left" w:pos="3920"/>
+          <w:tab w:val="left" w:pos="4480"/>
+          <w:tab w:val="left" w:pos="5040"/>
+          <w:tab w:val="left" w:pos="5600"/>
+          <w:tab w:val="left" w:pos="6160"/>
+          <w:tab w:val="left" w:pos="6720"/>
+        </w:tabs>
+        <w:autoSpaceDE w:val="0"/>
+        <w:autoSpaceDN w:val="0"/>
+        <w:adjustRightInd w:val="0"/>
+        <w:spacing w:line="240" w:lineRule="auto"/>
+        <w:ind w:right="-563"/>
+        <w:rPr>
+          <w:rFonts w:ascii="Times New Roman" w:hAnsi="Times New Roman" w:cs="Times New Roman"/>
+          <w:sz w:val="28"/>
+          <w:szCs w:val="28"/>
+        </w:rPr>
+      </w:pPr>
+      <w:r>
+        <w:rPr>
+          <w:rFonts w:ascii="Times New Roman" w:hAnsi="Times New Roman" w:cs="Times New Roman"/>
+          <w:i/>
+          <w:iCs/>
+          <w:sz w:val="28"/>
+          <w:szCs w:val="28"/>
+        </w:rPr>
+        <w:t>завантаження у файл</w:t>
+      </w:r>
+      <w:r>
+        <w:rPr>
+          <w:rFonts w:ascii="Times New Roman" w:hAnsi="Times New Roman" w:cs="Times New Roman"/>
+          <w:sz w:val="28"/>
+          <w:szCs w:val="28"/>
+        </w:rPr>
+        <w:t xml:space="preserve">. Це було новинкою, особливо серіалізація </w:t>
+      </w:r>
+      <w:r>
+        <w:rPr>
+          <w:rFonts w:ascii="Times New Roman" w:hAnsi="Times New Roman" w:cs="Times New Roman"/>
+          <w:sz w:val="28"/>
+          <w:szCs w:val="28"/>
+          <w:lang w:val="en-US"/>
+        </w:rPr>
+        <w:t>JSON</w:t>
+      </w:r>
+      <w:r>
+        <w:rPr>
+          <w:rFonts w:ascii="Times New Roman" w:hAnsi="Times New Roman" w:cs="Times New Roman"/>
+          <w:sz w:val="28"/>
+          <w:szCs w:val="28"/>
+        </w:rPr>
+        <w:t xml:space="preserve">. Необхідно було ознайомитися з такими анотаціями як </w:t>
+      </w:r>
+      <w:proofErr w:type="spellStart"/>
+      <w:r>
+        <w:rPr>
+          <w:rFonts w:ascii="Times New Roman" w:hAnsi="Times New Roman" w:cs="Times New Roman"/>
+          <w:sz w:val="28"/>
+          <w:szCs w:val="28"/>
+          <w:lang w:val="en-US"/>
+        </w:rPr>
+        <w:t>JsonIgnore</w:t>
+      </w:r>
+      <w:proofErr w:type="spellEnd"/>
+      <w:r>
+        <w:rPr>
+          <w:rFonts w:ascii="Times New Roman" w:hAnsi="Times New Roman" w:cs="Times New Roman"/>
+          <w:sz w:val="28"/>
+          <w:szCs w:val="28"/>
+          <w:lang w:val="en-US"/>
+        </w:rPr>
+        <w:t xml:space="preserve"> </w:t>
+      </w:r>
+      <w:r>
+        <w:rPr>
+          <w:rFonts w:ascii="Times New Roman" w:hAnsi="Times New Roman" w:cs="Times New Roman"/>
+          <w:sz w:val="28"/>
+          <w:szCs w:val="28"/>
+        </w:rPr>
+        <w:t xml:space="preserve">та </w:t>
+      </w:r>
+      <w:proofErr w:type="spellStart"/>
+      <w:r>
+        <w:rPr>
+          <w:rFonts w:ascii="Times New Roman" w:hAnsi="Times New Roman" w:cs="Times New Roman"/>
+          <w:sz w:val="28"/>
+          <w:szCs w:val="28"/>
+        </w:rPr>
+        <w:t>JsonIdentityInfo</w:t>
+      </w:r>
+      <w:proofErr w:type="spellEnd"/>
+      <w:r>
+        <w:rPr>
+          <w:rFonts w:ascii="Times New Roman" w:hAnsi="Times New Roman" w:cs="Times New Roman"/>
+          <w:sz w:val="28"/>
+          <w:szCs w:val="28"/>
+        </w:rPr>
+        <w:t xml:space="preserve">, знову ж таки, для уникнення нескінченних </w:t>
+      </w:r>
+      <w:proofErr w:type="spellStart"/>
+      <w:r>
+        <w:rPr>
+          <w:rFonts w:ascii="Times New Roman" w:hAnsi="Times New Roman" w:cs="Times New Roman"/>
+          <w:sz w:val="28"/>
+          <w:szCs w:val="28"/>
+        </w:rPr>
+        <w:t>залежностей</w:t>
+      </w:r>
+      <w:proofErr w:type="spellEnd"/>
+      <w:r>
+        <w:rPr>
+          <w:rFonts w:ascii="Times New Roman" w:hAnsi="Times New Roman" w:cs="Times New Roman"/>
+          <w:sz w:val="28"/>
+          <w:szCs w:val="28"/>
+        </w:rPr>
+        <w:t>;</w:t>
+      </w:r>
+    </w:p>
+    <w:p>
+      <w:pPr>
+        <w:pStyle w:val="a9"/>
+        <w:numPr>
+          <w:ilvl w:val="0"/>
+          <w:numId w:val="17"/>
+        </w:numPr>
         <w:tabs>
           <w:tab w:val="left" w:pos="560"/>
           <w:tab w:val="left" w:pos="1120"/>
@@ -14365,35 +14604,73 @@
         <w:ind w:right="-563"/>
         <w:rPr>
           <w:rFonts w:ascii="Times New Roman" w:hAnsi="Times New Roman" w:cs="Times New Roman"/>
-          <w:b/>
-          <w:bCs/>
-          <w:sz w:val="28"/>
-          <w:szCs w:val="28"/>
-        </w:rPr>
-      </w:pPr>
-      <w:r>
-        <w:rPr>
-          <w:rFonts w:ascii="Times New Roman" w:hAnsi="Times New Roman" w:cs="Times New Roman"/>
-          <w:b/>
-          <w:bCs/>
-          <w:sz w:val="28"/>
-          <w:szCs w:val="28"/>
-        </w:rPr>
-        <w:t>6</w:t>
-      </w:r>
-      <w:r>
-        <w:rPr>
-          <w:rFonts w:ascii="Times New Roman" w:hAnsi="Times New Roman" w:cs="Times New Roman"/>
-          <w:b/>
-          <w:bCs/>
-          <w:sz w:val="28"/>
-          <w:szCs w:val="28"/>
-        </w:rPr>
-        <w:t>. Висновки:</w:t>
-      </w:r>
-    </w:p>
-    <w:p>
-      <w:pPr>
+          <w:sz w:val="28"/>
+          <w:szCs w:val="28"/>
+        </w:rPr>
+      </w:pPr>
+      <w:r>
+        <w:rPr>
+          <w:rFonts w:ascii="Times New Roman" w:hAnsi="Times New Roman" w:cs="Times New Roman"/>
+          <w:i/>
+          <w:iCs/>
+          <w:sz w:val="28"/>
+          <w:szCs w:val="28"/>
+        </w:rPr>
+        <w:t xml:space="preserve">права </w:t>
+      </w:r>
+      <w:r>
+        <w:rPr>
+          <w:rFonts w:ascii="Times New Roman" w:hAnsi="Times New Roman" w:cs="Times New Roman"/>
+          <w:i/>
+          <w:iCs/>
+          <w:sz w:val="28"/>
+          <w:szCs w:val="28"/>
+        </w:rPr>
+        <w:t>доступу</w:t>
+      </w:r>
+      <w:r>
+        <w:rPr>
+          <w:rFonts w:ascii="Times New Roman" w:hAnsi="Times New Roman" w:cs="Times New Roman"/>
+          <w:i/>
+          <w:iCs/>
+          <w:sz w:val="28"/>
+          <w:szCs w:val="28"/>
+        </w:rPr>
+        <w:t xml:space="preserve"> з використанням побітових операцій</w:t>
+      </w:r>
+      <w:r>
+        <w:rPr>
+          <w:rFonts w:ascii="Times New Roman" w:hAnsi="Times New Roman" w:cs="Times New Roman"/>
+          <w:sz w:val="28"/>
+          <w:szCs w:val="28"/>
+        </w:rPr>
+        <w:t>. Було важкувато зорієнтуватися як коректніше це реалізувати, але в результаті було прийнято рішення зробити окремі бітові маски для читання</w:t>
+      </w:r>
+      <w:r>
+        <w:rPr>
+          <w:rFonts w:ascii="Times New Roman" w:hAnsi="Times New Roman" w:cs="Times New Roman"/>
+          <w:sz w:val="28"/>
+          <w:szCs w:val="28"/>
+          <w:lang w:val="en-US"/>
+        </w:rPr>
+        <w:t>/</w:t>
+      </w:r>
+      <w:r>
+        <w:rPr>
+          <w:rFonts w:ascii="Times New Roman" w:hAnsi="Times New Roman" w:cs="Times New Roman"/>
+          <w:sz w:val="28"/>
+          <w:szCs w:val="28"/>
+        </w:rPr>
+        <w:t>запису, а потім їх комбінації конкретно для масок користувачів, менеджерів та адміністраторів;</w:t>
+      </w:r>
+    </w:p>
+    <w:p>
+      <w:pPr>
+        <w:pStyle w:val="a9"/>
+        <w:numPr>
+          <w:ilvl w:val="0"/>
+          <w:numId w:val="17"/>
+        </w:numPr>
         <w:tabs>
           <w:tab w:val="left" w:pos="560"/>
           <w:tab w:val="left" w:pos="1120"/>
@@ -14422,22 +14699,51 @@
       <w:r>
         <w:rPr>
           <w:rFonts w:ascii="Times New Roman" w:hAnsi="Times New Roman" w:cs="Times New Roman"/>
-          <w:sz w:val="28"/>
-          <w:szCs w:val="28"/>
-        </w:rPr>
-        <w:tab/>
-      </w:r>
-      <w:r>
-        <w:rPr>
-          <w:rFonts w:ascii="Times New Roman" w:hAnsi="Times New Roman" w:cs="Times New Roman"/>
-          <w:sz w:val="28"/>
-          <w:szCs w:val="28"/>
-        </w:rPr>
-        <w:t>У ході виконання проєкту було розроблено консольну інформаційну систему для обліку факультетів, кафедр, студентів, викладачів та користувачів університету.</w:t>
-      </w:r>
-    </w:p>
-    <w:p>
-      <w:pPr>
+          <w:i/>
+          <w:iCs/>
+          <w:sz w:val="28"/>
+          <w:szCs w:val="28"/>
+        </w:rPr>
+        <w:t>побудова UML-діаграм для всіх пакетів</w:t>
+      </w:r>
+      <w:r>
+        <w:rPr>
+          <w:rFonts w:ascii="Times New Roman" w:hAnsi="Times New Roman" w:cs="Times New Roman"/>
+          <w:sz w:val="28"/>
+          <w:szCs w:val="28"/>
+        </w:rPr>
+        <w:t>. Великий обсяг даних потребував багато часу для створення окремих діаграм для кожного пакету.</w:t>
+      </w:r>
+    </w:p>
+    <w:p>
+      <w:pPr>
+        <w:spacing w:line="240" w:lineRule="auto"/>
+        <w:rPr>
+          <w:rFonts w:ascii="Times New Roman" w:hAnsi="Times New Roman" w:cs="Times New Roman"/>
+          <w:b/>
+          <w:bCs/>
+          <w:sz w:val="28"/>
+          <w:szCs w:val="28"/>
+        </w:rPr>
+      </w:pPr>
+      <w:r>
+        <w:rPr>
+          <w:rFonts w:ascii="Times New Roman" w:hAnsi="Times New Roman" w:cs="Times New Roman"/>
+          <w:b/>
+          <w:bCs/>
+          <w:sz w:val="28"/>
+          <w:szCs w:val="28"/>
+        </w:rPr>
+        <w:br w:type="page"/>
+      </w:r>
+    </w:p>
+    <w:p>
+      <w:pPr>
+        <w:pStyle w:val="a9"/>
+        <w:numPr>
+          <w:ilvl w:val="0"/>
+          <w:numId w:val="18"/>
+        </w:numPr>
         <w:tabs>
           <w:tab w:val="left" w:pos="560"/>
           <w:tab w:val="left" w:pos="1120"/>
@@ -14459,79 +14765,23 @@
         <w:ind w:right="-563"/>
         <w:rPr>
           <w:rFonts w:ascii="Times New Roman" w:hAnsi="Times New Roman" w:cs="Times New Roman"/>
-          <w:sz w:val="28"/>
-          <w:szCs w:val="28"/>
-        </w:rPr>
-      </w:pPr>
-      <w:r>
-        <w:rPr>
-          <w:rFonts w:ascii="Times New Roman" w:hAnsi="Times New Roman" w:cs="Times New Roman"/>
-          <w:sz w:val="28"/>
-          <w:szCs w:val="28"/>
-        </w:rPr>
-        <w:tab/>
-      </w:r>
-      <w:r>
-        <w:rPr>
-          <w:rFonts w:ascii="Times New Roman" w:hAnsi="Times New Roman" w:cs="Times New Roman"/>
-          <w:sz w:val="28"/>
-          <w:szCs w:val="28"/>
-        </w:rPr>
-        <w:t xml:space="preserve">Під час роботи було застосовано основні теми курсу: об’єктно-орієнтоване програмування, робота з колекціями, </w:t>
-      </w:r>
-      <w:proofErr w:type="spellStart"/>
-      <w:r>
-        <w:rPr>
-          <w:rFonts w:ascii="Times New Roman" w:hAnsi="Times New Roman" w:cs="Times New Roman"/>
-          <w:sz w:val="28"/>
-          <w:szCs w:val="28"/>
-        </w:rPr>
-        <w:t>Stream</w:t>
-      </w:r>
-      <w:proofErr w:type="spellEnd"/>
-      <w:r>
-        <w:rPr>
-          <w:rFonts w:ascii="Times New Roman" w:hAnsi="Times New Roman" w:cs="Times New Roman"/>
-          <w:sz w:val="28"/>
-          <w:szCs w:val="28"/>
-        </w:rPr>
-        <w:t xml:space="preserve"> API, винятки, </w:t>
-      </w:r>
-      <w:proofErr w:type="spellStart"/>
-      <w:r>
-        <w:rPr>
-          <w:rFonts w:ascii="Times New Roman" w:hAnsi="Times New Roman" w:cs="Times New Roman"/>
-          <w:sz w:val="28"/>
-          <w:szCs w:val="28"/>
-        </w:rPr>
-        <w:t>логування</w:t>
-      </w:r>
-      <w:proofErr w:type="spellEnd"/>
-      <w:r>
-        <w:rPr>
-          <w:rFonts w:ascii="Times New Roman" w:hAnsi="Times New Roman" w:cs="Times New Roman"/>
-          <w:sz w:val="28"/>
-          <w:szCs w:val="28"/>
-        </w:rPr>
-        <w:t xml:space="preserve">, серіалізація даних у форматі JSON, анотації та </w:t>
-      </w:r>
-      <w:proofErr w:type="spellStart"/>
-      <w:r>
-        <w:rPr>
-          <w:rFonts w:ascii="Times New Roman" w:hAnsi="Times New Roman" w:cs="Times New Roman"/>
-          <w:sz w:val="28"/>
-          <w:szCs w:val="28"/>
-        </w:rPr>
-        <w:t>багатопоточність</w:t>
-      </w:r>
-      <w:proofErr w:type="spellEnd"/>
-      <w:r>
-        <w:rPr>
-          <w:rFonts w:ascii="Times New Roman" w:hAnsi="Times New Roman" w:cs="Times New Roman"/>
-          <w:sz w:val="28"/>
-          <w:szCs w:val="28"/>
-        </w:rPr>
-        <w:t>. Система має логічну структуру з поділом на пакети, що дозволяє зручно організувати код і спростити його подальше розширення.</w:t>
+          <w:b/>
+          <w:bCs/>
+          <w:sz w:val="30"/>
+          <w:szCs w:val="30"/>
+          <w:lang w:val="en-US"/>
+        </w:rPr>
+      </w:pPr>
+      <w:r>
+        <w:rPr>
+          <w:rFonts w:ascii="Times New Roman" w:hAnsi="Times New Roman" w:cs="Times New Roman"/>
+          <w:b/>
+          <w:bCs/>
+          <w:sz w:val="30"/>
+          <w:szCs w:val="30"/>
+        </w:rPr>
+        <w:lastRenderedPageBreak/>
+        <w:t>Висновки</w:t>
       </w:r>
     </w:p>
     <w:p>
@@ -14568,68 +14818,7 @@
           <w:szCs w:val="28"/>
         </w:rPr>
         <w:tab/>
-      </w:r>
-      <w:r>
-        <w:rPr>
-          <w:rFonts w:ascii="Times New Roman" w:hAnsi="Times New Roman" w:cs="Times New Roman"/>
-          <w:sz w:val="28"/>
-          <w:szCs w:val="28"/>
-        </w:rPr>
-        <w:t xml:space="preserve">Реалізовано основний функціонал: управління сутностями, пошук, сортування, авторизацію користувачів, </w:t>
-      </w:r>
-      <w:proofErr w:type="spellStart"/>
-      <w:r>
-        <w:rPr>
-          <w:rFonts w:ascii="Times New Roman" w:hAnsi="Times New Roman" w:cs="Times New Roman"/>
-          <w:sz w:val="28"/>
-          <w:szCs w:val="28"/>
-        </w:rPr>
-        <w:t>валідацію</w:t>
-      </w:r>
-      <w:proofErr w:type="spellEnd"/>
-      <w:r>
-        <w:rPr>
-          <w:rFonts w:ascii="Times New Roman" w:hAnsi="Times New Roman" w:cs="Times New Roman"/>
-          <w:sz w:val="28"/>
-          <w:szCs w:val="28"/>
-        </w:rPr>
-        <w:t xml:space="preserve"> даних, збереження та </w:t>
-      </w:r>
-      <w:proofErr w:type="spellStart"/>
-      <w:r>
-        <w:rPr>
-          <w:rFonts w:ascii="Times New Roman" w:hAnsi="Times New Roman" w:cs="Times New Roman"/>
-          <w:sz w:val="28"/>
-          <w:szCs w:val="28"/>
-        </w:rPr>
-        <w:t>автозбереження</w:t>
-      </w:r>
-      <w:proofErr w:type="spellEnd"/>
-      <w:r>
-        <w:rPr>
-          <w:rFonts w:ascii="Times New Roman" w:hAnsi="Times New Roman" w:cs="Times New Roman"/>
-          <w:sz w:val="28"/>
-          <w:szCs w:val="28"/>
-        </w:rPr>
-        <w:t xml:space="preserve"> інформації. Також було написано </w:t>
-      </w:r>
-      <w:proofErr w:type="spellStart"/>
-      <w:r>
-        <w:rPr>
-          <w:rFonts w:ascii="Times New Roman" w:hAnsi="Times New Roman" w:cs="Times New Roman"/>
-          <w:sz w:val="28"/>
-          <w:szCs w:val="28"/>
-        </w:rPr>
-        <w:t>unit</w:t>
-      </w:r>
-      <w:proofErr w:type="spellEnd"/>
-      <w:r>
-        <w:rPr>
-          <w:rFonts w:ascii="Times New Roman" w:hAnsi="Times New Roman" w:cs="Times New Roman"/>
-          <w:sz w:val="28"/>
-          <w:szCs w:val="28"/>
-        </w:rPr>
-        <w:t>-тести для перевірки роботи ключових частин системи.</w:t>
+        <w:t>У ході виконання проєкту було розроблено консольну інформаційну систему для обліку факультетів, кафедр, студентів, викладачів та користувачів університету.</w:t>
       </w:r>
     </w:p>
     <w:p>
@@ -14666,13 +14855,188 @@
           <w:szCs w:val="28"/>
         </w:rPr>
         <w:tab/>
-      </w:r>
-      <w:r>
-        <w:rPr>
-          <w:rFonts w:ascii="Times New Roman" w:hAnsi="Times New Roman" w:cs="Times New Roman"/>
-          <w:sz w:val="28"/>
-          <w:szCs w:val="28"/>
-        </w:rPr>
+        <w:t xml:space="preserve">Під час роботи було застосовано основні теми курсу: об’єктно-орієнтоване програмування, робота з колекціями, </w:t>
+      </w:r>
+      <w:proofErr w:type="spellStart"/>
+      <w:r>
+        <w:rPr>
+          <w:rFonts w:ascii="Times New Roman" w:hAnsi="Times New Roman" w:cs="Times New Roman"/>
+          <w:sz w:val="28"/>
+          <w:szCs w:val="28"/>
+        </w:rPr>
+        <w:t>Stream</w:t>
+      </w:r>
+      <w:proofErr w:type="spellEnd"/>
+      <w:r>
+        <w:rPr>
+          <w:rFonts w:ascii="Times New Roman" w:hAnsi="Times New Roman" w:cs="Times New Roman"/>
+          <w:sz w:val="28"/>
+          <w:szCs w:val="28"/>
+        </w:rPr>
+        <w:t xml:space="preserve"> API, винятки, </w:t>
+      </w:r>
+      <w:proofErr w:type="spellStart"/>
+      <w:r>
+        <w:rPr>
+          <w:rFonts w:ascii="Times New Roman" w:hAnsi="Times New Roman" w:cs="Times New Roman"/>
+          <w:sz w:val="28"/>
+          <w:szCs w:val="28"/>
+        </w:rPr>
+        <w:t>логування</w:t>
+      </w:r>
+      <w:proofErr w:type="spellEnd"/>
+      <w:r>
+        <w:rPr>
+          <w:rFonts w:ascii="Times New Roman" w:hAnsi="Times New Roman" w:cs="Times New Roman"/>
+          <w:sz w:val="28"/>
+          <w:szCs w:val="28"/>
+        </w:rPr>
+        <w:t xml:space="preserve">, серіалізація даних у форматі JSON, анотації та </w:t>
+      </w:r>
+      <w:proofErr w:type="spellStart"/>
+      <w:r>
+        <w:rPr>
+          <w:rFonts w:ascii="Times New Roman" w:hAnsi="Times New Roman" w:cs="Times New Roman"/>
+          <w:sz w:val="28"/>
+          <w:szCs w:val="28"/>
+        </w:rPr>
+        <w:t>багатопоточність</w:t>
+      </w:r>
+      <w:proofErr w:type="spellEnd"/>
+      <w:r>
+        <w:rPr>
+          <w:rFonts w:ascii="Times New Roman" w:hAnsi="Times New Roman" w:cs="Times New Roman"/>
+          <w:sz w:val="28"/>
+          <w:szCs w:val="28"/>
+        </w:rPr>
+        <w:t>. Система має логічну структуру з поділом на пакети, що дозволяє зручно організувати код і спростити його подальше розширення.</w:t>
+      </w:r>
+    </w:p>
+    <w:p>
+      <w:pPr>
+        <w:tabs>
+          <w:tab w:val="left" w:pos="560"/>
+          <w:tab w:val="left" w:pos="1120"/>
+          <w:tab w:val="left" w:pos="1680"/>
+          <w:tab w:val="left" w:pos="2240"/>
+          <w:tab w:val="left" w:pos="2800"/>
+          <w:tab w:val="left" w:pos="3360"/>
+          <w:tab w:val="left" w:pos="3920"/>
+          <w:tab w:val="left" w:pos="4480"/>
+          <w:tab w:val="left" w:pos="5040"/>
+          <w:tab w:val="left" w:pos="5600"/>
+          <w:tab w:val="left" w:pos="6160"/>
+          <w:tab w:val="left" w:pos="6720"/>
+        </w:tabs>
+        <w:autoSpaceDE w:val="0"/>
+        <w:autoSpaceDN w:val="0"/>
+        <w:adjustRightInd w:val="0"/>
+        <w:spacing w:after="0" w:line="240" w:lineRule="auto"/>
+        <w:ind w:right="-563"/>
+        <w:rPr>
+          <w:rFonts w:ascii="Times New Roman" w:hAnsi="Times New Roman" w:cs="Times New Roman"/>
+          <w:sz w:val="28"/>
+          <w:szCs w:val="28"/>
+        </w:rPr>
+      </w:pPr>
+      <w:r>
+        <w:rPr>
+          <w:rFonts w:ascii="Times New Roman" w:hAnsi="Times New Roman" w:cs="Times New Roman"/>
+          <w:sz w:val="28"/>
+          <w:szCs w:val="28"/>
+        </w:rPr>
+        <w:tab/>
+        <w:t xml:space="preserve">Реалізовано основний функціонал: управління сутностями, пошук, сортування, авторизацію користувачів, </w:t>
+      </w:r>
+      <w:proofErr w:type="spellStart"/>
+      <w:r>
+        <w:rPr>
+          <w:rFonts w:ascii="Times New Roman" w:hAnsi="Times New Roman" w:cs="Times New Roman"/>
+          <w:sz w:val="28"/>
+          <w:szCs w:val="28"/>
+        </w:rPr>
+        <w:t>валідацію</w:t>
+      </w:r>
+      <w:proofErr w:type="spellEnd"/>
+      <w:r>
+        <w:rPr>
+          <w:rFonts w:ascii="Times New Roman" w:hAnsi="Times New Roman" w:cs="Times New Roman"/>
+          <w:sz w:val="28"/>
+          <w:szCs w:val="28"/>
+        </w:rPr>
+        <w:t xml:space="preserve"> даних, збереження та </w:t>
+      </w:r>
+      <w:proofErr w:type="spellStart"/>
+      <w:r>
+        <w:rPr>
+          <w:rFonts w:ascii="Times New Roman" w:hAnsi="Times New Roman" w:cs="Times New Roman"/>
+          <w:sz w:val="28"/>
+          <w:szCs w:val="28"/>
+        </w:rPr>
+        <w:t>автозбереження</w:t>
+      </w:r>
+      <w:proofErr w:type="spellEnd"/>
+      <w:r>
+        <w:rPr>
+          <w:rFonts w:ascii="Times New Roman" w:hAnsi="Times New Roman" w:cs="Times New Roman"/>
+          <w:sz w:val="28"/>
+          <w:szCs w:val="28"/>
+        </w:rPr>
+        <w:t xml:space="preserve"> інформації. Також було написано </w:t>
+      </w:r>
+      <w:proofErr w:type="spellStart"/>
+      <w:r>
+        <w:rPr>
+          <w:rFonts w:ascii="Times New Roman" w:hAnsi="Times New Roman" w:cs="Times New Roman"/>
+          <w:sz w:val="28"/>
+          <w:szCs w:val="28"/>
+        </w:rPr>
+        <w:t>unit</w:t>
+      </w:r>
+      <w:proofErr w:type="spellEnd"/>
+      <w:r>
+        <w:rPr>
+          <w:rFonts w:ascii="Times New Roman" w:hAnsi="Times New Roman" w:cs="Times New Roman"/>
+          <w:sz w:val="28"/>
+          <w:szCs w:val="28"/>
+        </w:rPr>
+        <w:t>-тести для перевірки роботи ключових частин системи.</w:t>
+      </w:r>
+    </w:p>
+    <w:p>
+      <w:pPr>
+        <w:tabs>
+          <w:tab w:val="left" w:pos="560"/>
+          <w:tab w:val="left" w:pos="1120"/>
+          <w:tab w:val="left" w:pos="1680"/>
+          <w:tab w:val="left" w:pos="2240"/>
+          <w:tab w:val="left" w:pos="2800"/>
+          <w:tab w:val="left" w:pos="3360"/>
+          <w:tab w:val="left" w:pos="3920"/>
+          <w:tab w:val="left" w:pos="4480"/>
+          <w:tab w:val="left" w:pos="5040"/>
+          <w:tab w:val="left" w:pos="5600"/>
+          <w:tab w:val="left" w:pos="6160"/>
+          <w:tab w:val="left" w:pos="6720"/>
+        </w:tabs>
+        <w:autoSpaceDE w:val="0"/>
+        <w:autoSpaceDN w:val="0"/>
+        <w:adjustRightInd w:val="0"/>
+        <w:spacing w:after="0" w:line="240" w:lineRule="auto"/>
+        <w:ind w:right="-563"/>
+        <w:rPr>
+          <w:rFonts w:ascii="Times New Roman" w:hAnsi="Times New Roman" w:cs="Times New Roman"/>
+          <w:sz w:val="28"/>
+          <w:szCs w:val="28"/>
+        </w:rPr>
+      </w:pPr>
+      <w:r>
+        <w:rPr>
+          <w:rFonts w:ascii="Times New Roman" w:hAnsi="Times New Roman" w:cs="Times New Roman"/>
+          <w:sz w:val="28"/>
+          <w:szCs w:val="28"/>
+        </w:rPr>
+        <w:tab/>
         <w:t xml:space="preserve">У процесі виконання проєкту було отримано практичний досвід командної роботи, використання </w:t>
       </w:r>
       <w:proofErr w:type="spellStart"/>
@@ -14691,12 +15055,269 @@
           <w:sz w:val="28"/>
           <w:szCs w:val="28"/>
         </w:rPr>
-        <w:t>, побудови UML-діаграм.</w:t>
-      </w:r>
+        <w:t>, побудови UML-діаграм</w:t>
+      </w:r>
+      <w:r>
+        <w:rPr>
+          <w:rFonts w:ascii="Times New Roman" w:hAnsi="Times New Roman" w:cs="Times New Roman"/>
+          <w:sz w:val="28"/>
+          <w:szCs w:val="28"/>
+        </w:rPr>
+        <w:t xml:space="preserve"> а також більше якісне розуміння, як правильно продумувати архітектуру програми </w:t>
+      </w:r>
+      <w:r>
+        <w:rPr>
+          <w:rFonts w:ascii="Times New Roman" w:hAnsi="Times New Roman" w:cs="Times New Roman"/>
+          <w:sz w:val="28"/>
+          <w:szCs w:val="28"/>
+        </w:rPr>
+        <w:t xml:space="preserve">та використовувати принципи </w:t>
+      </w:r>
+      <w:r>
+        <w:rPr>
+          <w:rFonts w:ascii="Times New Roman" w:hAnsi="Times New Roman" w:cs="Times New Roman"/>
+          <w:sz w:val="28"/>
+          <w:szCs w:val="28"/>
+          <w:lang w:val="en-US"/>
+        </w:rPr>
+        <w:t>SOLID</w:t>
+      </w:r>
+      <w:r>
+        <w:rPr>
+          <w:rFonts w:ascii="Times New Roman" w:hAnsi="Times New Roman" w:cs="Times New Roman"/>
+          <w:sz w:val="28"/>
+          <w:szCs w:val="28"/>
+        </w:rPr>
+        <w:t>.</w:t>
+      </w:r>
+      <w:r>
+        <w:rPr>
+          <w:rFonts w:ascii="Times New Roman" w:hAnsi="Times New Roman" w:cs="Times New Roman"/>
+          <w:sz w:val="28"/>
+          <w:szCs w:val="28"/>
+          <w:lang w:val="en-US"/>
+        </w:rPr>
+        <w:t xml:space="preserve"> </w:t>
+      </w:r>
+      <w:r>
+        <w:rPr>
+          <w:rFonts w:ascii="Times New Roman" w:hAnsi="Times New Roman" w:cs="Times New Roman"/>
+          <w:sz w:val="28"/>
+          <w:szCs w:val="28"/>
+        </w:rPr>
+        <w:t xml:space="preserve">Поступова розробка проєкту протягом триместру дала змогу вчитися на власних помилках та робити </w:t>
+      </w:r>
+      <w:proofErr w:type="spellStart"/>
+      <w:r>
+        <w:rPr>
+          <w:rFonts w:ascii="Times New Roman" w:hAnsi="Times New Roman" w:cs="Times New Roman"/>
+          <w:sz w:val="28"/>
+          <w:szCs w:val="28"/>
+        </w:rPr>
+        <w:t>рефакторинг</w:t>
+      </w:r>
+      <w:proofErr w:type="spellEnd"/>
+      <w:r>
+        <w:rPr>
+          <w:rFonts w:ascii="Times New Roman" w:hAnsi="Times New Roman" w:cs="Times New Roman"/>
+          <w:sz w:val="28"/>
+          <w:szCs w:val="28"/>
+        </w:rPr>
+        <w:t xml:space="preserve"> уже готової частини програми.</w:t>
+      </w:r>
+    </w:p>
+    <w:p>
+      <w:pPr>
+        <w:tabs>
+          <w:tab w:val="left" w:pos="560"/>
+          <w:tab w:val="left" w:pos="1120"/>
+          <w:tab w:val="left" w:pos="1680"/>
+          <w:tab w:val="left" w:pos="2240"/>
+          <w:tab w:val="left" w:pos="2800"/>
+          <w:tab w:val="left" w:pos="3360"/>
+          <w:tab w:val="left" w:pos="3920"/>
+          <w:tab w:val="left" w:pos="4480"/>
+          <w:tab w:val="left" w:pos="5040"/>
+          <w:tab w:val="left" w:pos="5600"/>
+          <w:tab w:val="left" w:pos="6160"/>
+          <w:tab w:val="left" w:pos="6720"/>
+        </w:tabs>
+        <w:autoSpaceDE w:val="0"/>
+        <w:autoSpaceDN w:val="0"/>
+        <w:adjustRightInd w:val="0"/>
+        <w:spacing w:after="0" w:line="240" w:lineRule="auto"/>
+        <w:ind w:right="-563"/>
+        <w:rPr>
+          <w:rFonts w:ascii="Times New Roman" w:hAnsi="Times New Roman" w:cs="Times New Roman"/>
+          <w:sz w:val="28"/>
+          <w:szCs w:val="28"/>
+        </w:rPr>
+      </w:pPr>
+    </w:p>
+    <w:p>
+      <w:pPr>
+        <w:pStyle w:val="a9"/>
+        <w:numPr>
+          <w:ilvl w:val="0"/>
+          <w:numId w:val="18"/>
+        </w:numPr>
+        <w:tabs>
+          <w:tab w:val="left" w:pos="560"/>
+          <w:tab w:val="left" w:pos="1120"/>
+          <w:tab w:val="left" w:pos="1680"/>
+          <w:tab w:val="left" w:pos="2240"/>
+          <w:tab w:val="left" w:pos="2800"/>
+          <w:tab w:val="left" w:pos="3360"/>
+          <w:tab w:val="left" w:pos="3920"/>
+          <w:tab w:val="left" w:pos="4480"/>
+          <w:tab w:val="left" w:pos="5040"/>
+          <w:tab w:val="left" w:pos="5600"/>
+          <w:tab w:val="left" w:pos="6160"/>
+          <w:tab w:val="left" w:pos="6720"/>
+        </w:tabs>
+        <w:autoSpaceDE w:val="0"/>
+        <w:autoSpaceDN w:val="0"/>
+        <w:adjustRightInd w:val="0"/>
+        <w:spacing w:after="0" w:line="240" w:lineRule="auto"/>
+        <w:ind w:right="-563"/>
+        <w:rPr>
+          <w:rFonts w:ascii="Times New Roman" w:hAnsi="Times New Roman" w:cs="Times New Roman"/>
+          <w:b/>
+          <w:bCs/>
+          <w:sz w:val="30"/>
+          <w:szCs w:val="30"/>
+        </w:rPr>
+      </w:pPr>
+      <w:r>
+        <w:rPr>
+          <w:rFonts w:ascii="Times New Roman" w:hAnsi="Times New Roman" w:cs="Times New Roman"/>
+          <w:b/>
+          <w:bCs/>
+          <w:sz w:val="30"/>
+          <w:szCs w:val="30"/>
+        </w:rPr>
+        <w:t>Код</w:t>
+      </w:r>
+    </w:p>
+    <w:p>
+      <w:pPr>
+        <w:tabs>
+          <w:tab w:val="left" w:pos="560"/>
+          <w:tab w:val="left" w:pos="1120"/>
+          <w:tab w:val="left" w:pos="1680"/>
+          <w:tab w:val="left" w:pos="2240"/>
+          <w:tab w:val="left" w:pos="2800"/>
+          <w:tab w:val="left" w:pos="3360"/>
+          <w:tab w:val="left" w:pos="3920"/>
+          <w:tab w:val="left" w:pos="4480"/>
+          <w:tab w:val="left" w:pos="5040"/>
+          <w:tab w:val="left" w:pos="5600"/>
+          <w:tab w:val="left" w:pos="6160"/>
+          <w:tab w:val="left" w:pos="6720"/>
+        </w:tabs>
+        <w:autoSpaceDE w:val="0"/>
+        <w:autoSpaceDN w:val="0"/>
+        <w:adjustRightInd w:val="0"/>
+        <w:spacing w:after="0" w:line="240" w:lineRule="auto"/>
+        <w:ind w:right="-563"/>
+        <w:rPr>
+          <w:rFonts w:ascii="Times New Roman" w:hAnsi="Times New Roman" w:cs="Times New Roman"/>
+          <w:sz w:val="28"/>
+          <w:szCs w:val="28"/>
+          <w:lang w:val="en-US"/>
+        </w:rPr>
+      </w:pPr>
+      <w:r>
+        <w:rPr>
+          <w:rFonts w:ascii="Times New Roman" w:hAnsi="Times New Roman" w:cs="Times New Roman"/>
+          <w:sz w:val="28"/>
+          <w:szCs w:val="28"/>
+        </w:rPr>
+        <w:t xml:space="preserve">Посилання на репозиторій на </w:t>
+      </w:r>
+      <w:r>
+        <w:rPr>
+          <w:rFonts w:ascii="Times New Roman" w:hAnsi="Times New Roman" w:cs="Times New Roman"/>
+          <w:sz w:val="28"/>
+          <w:szCs w:val="28"/>
+          <w:lang w:val="en-US"/>
+        </w:rPr>
+        <w:t>GitHub:</w:t>
+      </w:r>
+    </w:p>
+    <w:p>
+      <w:pPr>
+        <w:tabs>
+          <w:tab w:val="left" w:pos="560"/>
+          <w:tab w:val="left" w:pos="1120"/>
+          <w:tab w:val="left" w:pos="1680"/>
+          <w:tab w:val="left" w:pos="2240"/>
+          <w:tab w:val="left" w:pos="2800"/>
+          <w:tab w:val="left" w:pos="3360"/>
+          <w:tab w:val="left" w:pos="3920"/>
+          <w:tab w:val="left" w:pos="4480"/>
+          <w:tab w:val="left" w:pos="5040"/>
+          <w:tab w:val="left" w:pos="5600"/>
+          <w:tab w:val="left" w:pos="6160"/>
+          <w:tab w:val="left" w:pos="6720"/>
+        </w:tabs>
+        <w:autoSpaceDE w:val="0"/>
+        <w:autoSpaceDN w:val="0"/>
+        <w:adjustRightInd w:val="0"/>
+        <w:spacing w:after="0" w:line="240" w:lineRule="auto"/>
+        <w:ind w:right="-563"/>
+        <w:rPr>
+          <w:rFonts w:ascii="Times New Roman" w:hAnsi="Times New Roman" w:cs="Times New Roman"/>
+          <w:sz w:val="28"/>
+          <w:szCs w:val="28"/>
+          <w:lang w:val="en-US"/>
+        </w:rPr>
+      </w:pPr>
+      <w:hyperlink r:id="rId17" w:history="1">
+        <w:r>
+          <w:rPr>
+            <w:rStyle w:val="af2"/>
+            <w:rFonts w:ascii="Times New Roman" w:hAnsi="Times New Roman" w:cs="Times New Roman"/>
+            <w:sz w:val="28"/>
+            <w:szCs w:val="28"/>
+            <w:lang w:val="en-US"/>
+          </w:rPr>
+          <w:t>https://github.com/sashaflom/laboratory.git</w:t>
+        </w:r>
+      </w:hyperlink>
+    </w:p>
+    <w:p>
+      <w:pPr>
+        <w:tabs>
+          <w:tab w:val="left" w:pos="560"/>
+          <w:tab w:val="left" w:pos="1120"/>
+          <w:tab w:val="left" w:pos="1680"/>
+          <w:tab w:val="left" w:pos="2240"/>
+          <w:tab w:val="left" w:pos="2800"/>
+          <w:tab w:val="left" w:pos="3360"/>
+          <w:tab w:val="left" w:pos="3920"/>
+          <w:tab w:val="left" w:pos="4480"/>
+          <w:tab w:val="left" w:pos="5040"/>
+          <w:tab w:val="left" w:pos="5600"/>
+          <w:tab w:val="left" w:pos="6160"/>
+          <w:tab w:val="left" w:pos="6720"/>
+        </w:tabs>
+        <w:autoSpaceDE w:val="0"/>
+        <w:autoSpaceDN w:val="0"/>
+        <w:adjustRightInd w:val="0"/>
+        <w:spacing w:after="0" w:line="240" w:lineRule="auto"/>
+        <w:ind w:right="-563"/>
+        <w:rPr>
+          <w:rFonts w:ascii="Times New Roman" w:hAnsi="Times New Roman" w:cs="Times New Roman"/>
+          <w:sz w:val="28"/>
+          <w:szCs w:val="28"/>
+          <w:lang w:val="en-US"/>
+        </w:rPr>
+      </w:pPr>
     </w:p>
     <w:sectPr>
-      <w:footerReference w:type="default" r:id="rId17"/>
-      <w:footerReference w:type="first" r:id="rId18"/>
+      <w:footerReference w:type="default" r:id="rId18"/>
+      <w:footerReference w:type="first" r:id="rId19"/>
       <w:pgSz w:w="12240" w:h="15840"/>
       <w:pgMar w:top="670" w:right="1440" w:bottom="1054" w:left="1440" w:header="708" w:footer="708" w:gutter="0"/>
       <w:cols w:space="708"/>
@@ -14736,7 +15357,7 @@
 <w:ftr xmlns:wpc="http://schemas.microsoft.com/office/word/2010/wordprocessingCanvas" xmlns:cx="http://schemas.microsoft.com/office/drawing/2014/chartex" xmlns:cx1="http://schemas.microsoft.com/office/drawing/2015/9/8/chartex" xmlns:cx2="http://schemas.microsoft.com/office/drawing/2015/10/21/chartex" xmlns:cx3="http://schemas.microsoft.com/office/drawing/2016/5/9/chartex" xmlns:cx4="http://schemas.microsoft.com/office/drawing/2016/5/10/chartex" xmlns:cx5="http://schemas.microsoft.com/office/drawing/2016/5/11/chartex" xmlns:cx6="http://schemas.microsoft.com/office/drawing/2016/5/12/chartex" xmlns:cx7="http://schemas.microsoft.com/office/drawing/2016/5/13/chartex" xmlns:cx8="http://schemas.microsoft.com/office/drawing/2016/5/14/chartex" xmlns:mc="http://schemas.openxmlformats.org/markup-compatibility/2006" xmlns:aink="http://schemas.microsoft.com/office/drawing/2016/ink" xmlns:am3d="http://schemas.microsoft.com/office/drawing/2017/model3d" xmlns:o="urn:schemas-microsoft-com:office:office" xmlns:oel="http://schemas.microsoft.com/office/2019/extlst" xmlns:r="http://schemas.openxmlformats.org/officeDocument/2006/relationships" xmlns:m="http://schemas.openxmlformats.org/officeDocument/2006/math" xmlns:v="urn:schemas-microsoft-com:vml" xmlns:wp14="http://schemas.microsoft.com/office/word/2010/wordprocessingDrawing" xmlns:wp="http://schemas.openxmlformats.org/drawingml/2006/wordprocessingDrawing" xmlns:w10="urn:schemas-microsoft-com:office:word" xmlns:w="http://schemas.openxmlformats.org/wordprocessingml/2006/main" xmlns:w14="http://schemas.microsoft.com/office/word/2010/wordml" xmlns:w15="http://schemas.microsoft.com/office/word/2012/wordml" xmlns:w16cex="http://schemas.microsoft.com/office/word/2018/wordml/cex" xmlns:w16cid="http://schemas.microsoft.com/office/word/2016/wordml/cid" xmlns:w16="http://schemas.microsoft.com/office/word/2018/wordml" xmlns:w16du="http://schemas.microsoft.com/office/word/2023/wordml/word16du" xmlns:w16sdtdh="http://schemas.microsoft.com/office/word/2020/wordml/sdtdatahash" xmlns:w16sdtfl="http://schemas.microsoft.com/office/word/2024/wordml/sdtformatlock" xmlns:w16se="http://schemas.microsoft.com/office/word/2015/wordml/symex" xmlns:wpg="http://schemas.microsoft.com/office/word/2010/wordprocessingGroup" xmlns:wpi="http://schemas.microsoft.com/office/word/2010/wordprocessingInk" xmlns:wne="http://schemas.microsoft.com/office/word/2006/wordml" xmlns:wps="http://schemas.microsoft.com/office/word/2010/wordprocessingShape" mc:Ignorable="w14 w15 w16se w16cid w16 w16cex w16sdtdh w16sdtfl w16du wp14">
   <w:p>
     <w:pPr>
-      <w:pStyle w:val="Footer"/>
+      <w:pStyle w:val="af0"/>
       <w:jc w:val="center"/>
       <w:rPr>
         <w:rFonts w:ascii="Arial" w:hAnsi="Arial" w:cs="Arial"/>
@@ -14750,7 +15371,7 @@
 <w:ftr xmlns:wpc="http://schemas.microsoft.com/office/word/2010/wordprocessingCanvas" xmlns:cx="http://schemas.microsoft.com/office/drawing/2014/chartex" xmlns:cx1="http://schemas.microsoft.com/office/drawing/2015/9/8/chartex" xmlns:cx2="http://schemas.microsoft.com/office/drawing/2015/10/21/chartex" xmlns:cx3="http://schemas.microsoft.com/office/drawing/2016/5/9/chartex" xmlns:cx4="http://schemas.microsoft.com/office/drawing/2016/5/10/chartex" xmlns:cx5="http://schemas.microsoft.com/office/drawing/2016/5/11/chartex" xmlns:cx6="http://schemas.microsoft.com/office/drawing/2016/5/12/chartex" xmlns:cx7="http://schemas.microsoft.com/office/drawing/2016/5/13/chartex" xmlns:cx8="http://schemas.microsoft.com/office/drawing/2016/5/14/chartex" xmlns:mc="http://schemas.openxmlformats.org/markup-compatibility/2006" xmlns:aink="http://schemas.microsoft.com/office/drawing/2016/ink" xmlns:am3d="http://schemas.microsoft.com/office/drawing/2017/model3d" xmlns:o="urn:schemas-microsoft-com:office:office" xmlns:oel="http://schemas.microsoft.com/office/2019/extlst" xmlns:r="http://schemas.openxmlformats.org/officeDocument/2006/relationships" xmlns:m="http://schemas.openxmlformats.org/officeDocument/2006/math" xmlns:v="urn:schemas-microsoft-com:vml" xmlns:wp14="http://schemas.microsoft.com/office/word/2010/wordprocessingDrawing" xmlns:wp="http://schemas.openxmlformats.org/drawingml/2006/wordprocessingDrawing" xmlns:w10="urn:schemas-microsoft-com:office:word" xmlns:w="http://schemas.openxmlformats.org/wordprocessingml/2006/main" xmlns:w14="http://schemas.microsoft.com/office/word/2010/wordml" xmlns:w15="http://schemas.microsoft.com/office/word/2012/wordml" xmlns:w16cex="http://schemas.microsoft.com/office/word/2018/wordml/cex" xmlns:w16cid="http://schemas.microsoft.com/office/word/2016/wordml/cid" xmlns:w16="http://schemas.microsoft.com/office/word/2018/wordml" xmlns:w16du="http://schemas.microsoft.com/office/word/2023/wordml/word16du" xmlns:w16sdtdh="http://schemas.microsoft.com/office/word/2020/wordml/sdtdatahash" xmlns:w16sdtfl="http://schemas.microsoft.com/office/word/2024/wordml/sdtformatlock" xmlns:w16se="http://schemas.microsoft.com/office/word/2015/wordml/symex" xmlns:wpg="http://schemas.microsoft.com/office/word/2010/wordprocessingGroup" xmlns:wpi="http://schemas.microsoft.com/office/word/2010/wordprocessingInk" xmlns:wne="http://schemas.microsoft.com/office/word/2006/wordml" xmlns:wps="http://schemas.microsoft.com/office/word/2010/wordprocessingShape" mc:Ignorable="w14 w15 w16se w16cid w16 w16cex w16sdtdh w16sdtfl w16du wp14">
   <w:p>
     <w:pPr>
-      <w:pStyle w:val="Footer"/>
+      <w:pStyle w:val="af0"/>
       <w:jc w:val="center"/>
       <w:rPr>
         <w:rFonts w:ascii="Times New Roman" w:hAnsi="Times New Roman" w:cs="Times New Roman"/>
@@ -15746,211 +16367,9 @@
     </w:lvl>
   </w:abstractNum>
   <w:abstractNum w:abstractNumId="8" w15:restartNumberingAfterBreak="0">
-    <w:nsid w:val="3AB20EF2"/>
-    <w:multiLevelType w:val="hybridMultilevel"/>
-    <w:tmpl w:val="D66C8C52"/>
-    <w:lvl w:ilvl="0" w:tplc="0409000F">
-      <w:start w:val="1"/>
-      <w:numFmt w:val="decimal"/>
-      <w:lvlText w:val="%1."/>
-      <w:lvlJc w:val="left"/>
-      <w:pPr>
-        <w:ind w:left="720" w:hanging="360"/>
-      </w:pPr>
-      <w:rPr>
-        <w:rFonts w:hint="default"/>
-      </w:rPr>
-    </w:lvl>
-    <w:lvl w:ilvl="1" w:tplc="04090019" w:tentative="1">
-      <w:start w:val="1"/>
-      <w:numFmt w:val="lowerLetter"/>
-      <w:lvlText w:val="%2."/>
-      <w:lvlJc w:val="left"/>
-      <w:pPr>
-        <w:ind w:left="1440" w:hanging="360"/>
-      </w:pPr>
-    </w:lvl>
-    <w:lvl w:ilvl="2" w:tplc="0409001B" w:tentative="1">
-      <w:start w:val="1"/>
-      <w:numFmt w:val="lowerRoman"/>
-      <w:lvlText w:val="%3."/>
-      <w:lvlJc w:val="right"/>
-      <w:pPr>
-        <w:ind w:left="2160" w:hanging="180"/>
-      </w:pPr>
-    </w:lvl>
-    <w:lvl w:ilvl="3" w:tplc="0409000F" w:tentative="1">
-      <w:start w:val="1"/>
-      <w:numFmt w:val="decimal"/>
-      <w:lvlText w:val="%4."/>
-      <w:lvlJc w:val="left"/>
-      <w:pPr>
-        <w:ind w:left="2880" w:hanging="360"/>
-      </w:pPr>
-    </w:lvl>
-    <w:lvl w:ilvl="4" w:tplc="04090019" w:tentative="1">
-      <w:start w:val="1"/>
-      <w:numFmt w:val="lowerLetter"/>
-      <w:lvlText w:val="%5."/>
-      <w:lvlJc w:val="left"/>
-      <w:pPr>
-        <w:ind w:left="3600" w:hanging="360"/>
-      </w:pPr>
-    </w:lvl>
-    <w:lvl w:ilvl="5" w:tplc="0409001B" w:tentative="1">
-      <w:start w:val="1"/>
-      <w:numFmt w:val="lowerRoman"/>
-      <w:lvlText w:val="%6."/>
-      <w:lvlJc w:val="right"/>
-      <w:pPr>
-        <w:ind w:left="4320" w:hanging="180"/>
-      </w:pPr>
-    </w:lvl>
-    <w:lvl w:ilvl="6" w:tplc="0409000F" w:tentative="1">
-      <w:start w:val="1"/>
-      <w:numFmt w:val="decimal"/>
-      <w:lvlText w:val="%7."/>
-      <w:lvlJc w:val="left"/>
-      <w:pPr>
-        <w:ind w:left="5040" w:hanging="360"/>
-      </w:pPr>
-    </w:lvl>
-    <w:lvl w:ilvl="7" w:tplc="04090019" w:tentative="1">
-      <w:start w:val="1"/>
-      <w:numFmt w:val="lowerLetter"/>
-      <w:lvlText w:val="%8."/>
-      <w:lvlJc w:val="left"/>
-      <w:pPr>
-        <w:ind w:left="5760" w:hanging="360"/>
-      </w:pPr>
-    </w:lvl>
-    <w:lvl w:ilvl="8" w:tplc="0409001B" w:tentative="1">
-      <w:start w:val="1"/>
-      <w:numFmt w:val="lowerRoman"/>
-      <w:lvlText w:val="%9."/>
-      <w:lvlJc w:val="right"/>
-      <w:pPr>
-        <w:ind w:left="6480" w:hanging="180"/>
-      </w:pPr>
-    </w:lvl>
-  </w:abstractNum>
-  <w:abstractNum w:abstractNumId="9" w15:restartNumberingAfterBreak="0">
-    <w:nsid w:val="3CB64008"/>
-    <w:multiLevelType w:val="hybridMultilevel"/>
-    <w:tmpl w:val="3DDC7EB6"/>
-    <w:lvl w:ilvl="0" w:tplc="04220001">
-      <w:start w:val="1"/>
-      <w:numFmt w:val="bullet"/>
-      <w:lvlText w:val=""/>
-      <w:lvlJc w:val="left"/>
-      <w:pPr>
-        <w:ind w:left="720" w:hanging="360"/>
-      </w:pPr>
-      <w:rPr>
-        <w:rFonts w:ascii="Symbol" w:hAnsi="Symbol" w:hint="default"/>
-      </w:rPr>
-    </w:lvl>
-    <w:lvl w:ilvl="1" w:tplc="04220003">
-      <w:start w:val="1"/>
-      <w:numFmt w:val="bullet"/>
-      <w:lvlText w:val="o"/>
-      <w:lvlJc w:val="left"/>
-      <w:pPr>
-        <w:ind w:left="1440" w:hanging="360"/>
-      </w:pPr>
-      <w:rPr>
-        <w:rFonts w:ascii="Courier New" w:hAnsi="Courier New" w:cs="Courier New" w:hint="default"/>
-      </w:rPr>
-    </w:lvl>
-    <w:lvl w:ilvl="2" w:tplc="04220005">
-      <w:start w:val="1"/>
-      <w:numFmt w:val="bullet"/>
-      <w:lvlText w:val=""/>
-      <w:lvlJc w:val="left"/>
-      <w:pPr>
-        <w:ind w:left="2160" w:hanging="360"/>
-      </w:pPr>
-      <w:rPr>
-        <w:rFonts w:ascii="Wingdings" w:hAnsi="Wingdings" w:hint="default"/>
-      </w:rPr>
-    </w:lvl>
-    <w:lvl w:ilvl="3" w:tplc="04220001">
-      <w:start w:val="1"/>
-      <w:numFmt w:val="bullet"/>
-      <w:lvlText w:val=""/>
-      <w:lvlJc w:val="left"/>
-      <w:pPr>
-        <w:ind w:left="2880" w:hanging="360"/>
-      </w:pPr>
-      <w:rPr>
-        <w:rFonts w:ascii="Symbol" w:hAnsi="Symbol" w:hint="default"/>
-      </w:rPr>
-    </w:lvl>
-    <w:lvl w:ilvl="4" w:tplc="04220003" w:tentative="1">
-      <w:start w:val="1"/>
-      <w:numFmt w:val="bullet"/>
-      <w:lvlText w:val="o"/>
-      <w:lvlJc w:val="left"/>
-      <w:pPr>
-        <w:ind w:left="3600" w:hanging="360"/>
-      </w:pPr>
-      <w:rPr>
-        <w:rFonts w:ascii="Courier New" w:hAnsi="Courier New" w:cs="Courier New" w:hint="default"/>
-      </w:rPr>
-    </w:lvl>
-    <w:lvl w:ilvl="5" w:tplc="04220005" w:tentative="1">
-      <w:start w:val="1"/>
-      <w:numFmt w:val="bullet"/>
-      <w:lvlText w:val=""/>
-      <w:lvlJc w:val="left"/>
-      <w:pPr>
-        <w:ind w:left="4320" w:hanging="360"/>
-      </w:pPr>
-      <w:rPr>
-        <w:rFonts w:ascii="Wingdings" w:hAnsi="Wingdings" w:hint="default"/>
-      </w:rPr>
-    </w:lvl>
-    <w:lvl w:ilvl="6" w:tplc="04220001" w:tentative="1">
-      <w:start w:val="1"/>
-      <w:numFmt w:val="bullet"/>
-      <w:lvlText w:val=""/>
-      <w:lvlJc w:val="left"/>
-      <w:pPr>
-        <w:ind w:left="5040" w:hanging="360"/>
-      </w:pPr>
-      <w:rPr>
-        <w:rFonts w:ascii="Symbol" w:hAnsi="Symbol" w:hint="default"/>
-      </w:rPr>
-    </w:lvl>
-    <w:lvl w:ilvl="7" w:tplc="04220003" w:tentative="1">
-      <w:start w:val="1"/>
-      <w:numFmt w:val="bullet"/>
-      <w:lvlText w:val="o"/>
-      <w:lvlJc w:val="left"/>
-      <w:pPr>
-        <w:ind w:left="5760" w:hanging="360"/>
-      </w:pPr>
-      <w:rPr>
-        <w:rFonts w:ascii="Courier New" w:hAnsi="Courier New" w:cs="Courier New" w:hint="default"/>
-      </w:rPr>
-    </w:lvl>
-    <w:lvl w:ilvl="8" w:tplc="04220005" w:tentative="1">
-      <w:start w:val="1"/>
-      <w:numFmt w:val="bullet"/>
-      <w:lvlText w:val=""/>
-      <w:lvlJc w:val="left"/>
-      <w:pPr>
-        <w:ind w:left="6480" w:hanging="360"/>
-      </w:pPr>
-      <w:rPr>
-        <w:rFonts w:ascii="Wingdings" w:hAnsi="Wingdings" w:hint="default"/>
-      </w:rPr>
-    </w:lvl>
-  </w:abstractNum>
-  <w:abstractNum w:abstractNumId="10" w15:restartNumberingAfterBreak="0">
-    <w:nsid w:val="4AAA1BAB"/>
+    <w:nsid w:val="311D538D"/>
     <w:multiLevelType w:val="multilevel"/>
-    <w:tmpl w:val="39F863CC"/>
+    <w:tmpl w:val="DC80CEB0"/>
     <w:lvl w:ilvl="0">
       <w:start w:val="1"/>
       <w:numFmt w:val="bullet"/>
@@ -16096,10 +16515,212 @@
       </w:rPr>
     </w:lvl>
   </w:abstractNum>
+  <w:abstractNum w:abstractNumId="9" w15:restartNumberingAfterBreak="0">
+    <w:nsid w:val="3AB20EF2"/>
+    <w:multiLevelType w:val="hybridMultilevel"/>
+    <w:tmpl w:val="D66C8C52"/>
+    <w:lvl w:ilvl="0" w:tplc="0409000F">
+      <w:start w:val="1"/>
+      <w:numFmt w:val="decimal"/>
+      <w:lvlText w:val="%1."/>
+      <w:lvlJc w:val="left"/>
+      <w:pPr>
+        <w:ind w:left="720" w:hanging="360"/>
+      </w:pPr>
+      <w:rPr>
+        <w:rFonts w:hint="default"/>
+      </w:rPr>
+    </w:lvl>
+    <w:lvl w:ilvl="1" w:tplc="04090019" w:tentative="1">
+      <w:start w:val="1"/>
+      <w:numFmt w:val="lowerLetter"/>
+      <w:lvlText w:val="%2."/>
+      <w:lvlJc w:val="left"/>
+      <w:pPr>
+        <w:ind w:left="1440" w:hanging="360"/>
+      </w:pPr>
+    </w:lvl>
+    <w:lvl w:ilvl="2" w:tplc="0409001B" w:tentative="1">
+      <w:start w:val="1"/>
+      <w:numFmt w:val="lowerRoman"/>
+      <w:lvlText w:val="%3."/>
+      <w:lvlJc w:val="right"/>
+      <w:pPr>
+        <w:ind w:left="2160" w:hanging="180"/>
+      </w:pPr>
+    </w:lvl>
+    <w:lvl w:ilvl="3" w:tplc="0409000F" w:tentative="1">
+      <w:start w:val="1"/>
+      <w:numFmt w:val="decimal"/>
+      <w:lvlText w:val="%4."/>
+      <w:lvlJc w:val="left"/>
+      <w:pPr>
+        <w:ind w:left="2880" w:hanging="360"/>
+      </w:pPr>
+    </w:lvl>
+    <w:lvl w:ilvl="4" w:tplc="04090019" w:tentative="1">
+      <w:start w:val="1"/>
+      <w:numFmt w:val="lowerLetter"/>
+      <w:lvlText w:val="%5."/>
+      <w:lvlJc w:val="left"/>
+      <w:pPr>
+        <w:ind w:left="3600" w:hanging="360"/>
+      </w:pPr>
+    </w:lvl>
+    <w:lvl w:ilvl="5" w:tplc="0409001B" w:tentative="1">
+      <w:start w:val="1"/>
+      <w:numFmt w:val="lowerRoman"/>
+      <w:lvlText w:val="%6."/>
+      <w:lvlJc w:val="right"/>
+      <w:pPr>
+        <w:ind w:left="4320" w:hanging="180"/>
+      </w:pPr>
+    </w:lvl>
+    <w:lvl w:ilvl="6" w:tplc="0409000F" w:tentative="1">
+      <w:start w:val="1"/>
+      <w:numFmt w:val="decimal"/>
+      <w:lvlText w:val="%7."/>
+      <w:lvlJc w:val="left"/>
+      <w:pPr>
+        <w:ind w:left="5040" w:hanging="360"/>
+      </w:pPr>
+    </w:lvl>
+    <w:lvl w:ilvl="7" w:tplc="04090019" w:tentative="1">
+      <w:start w:val="1"/>
+      <w:numFmt w:val="lowerLetter"/>
+      <w:lvlText w:val="%8."/>
+      <w:lvlJc w:val="left"/>
+      <w:pPr>
+        <w:ind w:left="5760" w:hanging="360"/>
+      </w:pPr>
+    </w:lvl>
+    <w:lvl w:ilvl="8" w:tplc="0409001B" w:tentative="1">
+      <w:start w:val="1"/>
+      <w:numFmt w:val="lowerRoman"/>
+      <w:lvlText w:val="%9."/>
+      <w:lvlJc w:val="right"/>
+      <w:pPr>
+        <w:ind w:left="6480" w:hanging="180"/>
+      </w:pPr>
+    </w:lvl>
+  </w:abstractNum>
+  <w:abstractNum w:abstractNumId="10" w15:restartNumberingAfterBreak="0">
+    <w:nsid w:val="3CB64008"/>
+    <w:multiLevelType w:val="hybridMultilevel"/>
+    <w:tmpl w:val="3DDC7EB6"/>
+    <w:lvl w:ilvl="0" w:tplc="04220001">
+      <w:start w:val="1"/>
+      <w:numFmt w:val="bullet"/>
+      <w:lvlText w:val=""/>
+      <w:lvlJc w:val="left"/>
+      <w:pPr>
+        <w:ind w:left="720" w:hanging="360"/>
+      </w:pPr>
+      <w:rPr>
+        <w:rFonts w:ascii="Symbol" w:hAnsi="Symbol" w:hint="default"/>
+      </w:rPr>
+    </w:lvl>
+    <w:lvl w:ilvl="1" w:tplc="04220003">
+      <w:start w:val="1"/>
+      <w:numFmt w:val="bullet"/>
+      <w:lvlText w:val="o"/>
+      <w:lvlJc w:val="left"/>
+      <w:pPr>
+        <w:ind w:left="1440" w:hanging="360"/>
+      </w:pPr>
+      <w:rPr>
+        <w:rFonts w:ascii="Courier New" w:hAnsi="Courier New" w:cs="Courier New" w:hint="default"/>
+      </w:rPr>
+    </w:lvl>
+    <w:lvl w:ilvl="2" w:tplc="04220005">
+      <w:start w:val="1"/>
+      <w:numFmt w:val="bullet"/>
+      <w:lvlText w:val=""/>
+      <w:lvlJc w:val="left"/>
+      <w:pPr>
+        <w:ind w:left="2160" w:hanging="360"/>
+      </w:pPr>
+      <w:rPr>
+        <w:rFonts w:ascii="Wingdings" w:hAnsi="Wingdings" w:hint="default"/>
+      </w:rPr>
+    </w:lvl>
+    <w:lvl w:ilvl="3" w:tplc="04220001">
+      <w:start w:val="1"/>
+      <w:numFmt w:val="bullet"/>
+      <w:lvlText w:val=""/>
+      <w:lvlJc w:val="left"/>
+      <w:pPr>
+        <w:ind w:left="2880" w:hanging="360"/>
+      </w:pPr>
+      <w:rPr>
+        <w:rFonts w:ascii="Symbol" w:hAnsi="Symbol" w:hint="default"/>
+      </w:rPr>
+    </w:lvl>
+    <w:lvl w:ilvl="4" w:tplc="04220003" w:tentative="1">
+      <w:start w:val="1"/>
+      <w:numFmt w:val="bullet"/>
+      <w:lvlText w:val="o"/>
+      <w:lvlJc w:val="left"/>
+      <w:pPr>
+        <w:ind w:left="3600" w:hanging="360"/>
+      </w:pPr>
+      <w:rPr>
+        <w:rFonts w:ascii="Courier New" w:hAnsi="Courier New" w:cs="Courier New" w:hint="default"/>
+      </w:rPr>
+    </w:lvl>
+    <w:lvl w:ilvl="5" w:tplc="04220005" w:tentative="1">
+      <w:start w:val="1"/>
+      <w:numFmt w:val="bullet"/>
+      <w:lvlText w:val=""/>
+      <w:lvlJc w:val="left"/>
+      <w:pPr>
+        <w:ind w:left="4320" w:hanging="360"/>
+      </w:pPr>
+      <w:rPr>
+        <w:rFonts w:ascii="Wingdings" w:hAnsi="Wingdings" w:hint="default"/>
+      </w:rPr>
+    </w:lvl>
+    <w:lvl w:ilvl="6" w:tplc="04220001" w:tentative="1">
+      <w:start w:val="1"/>
+      <w:numFmt w:val="bullet"/>
+      <w:lvlText w:val=""/>
+      <w:lvlJc w:val="left"/>
+      <w:pPr>
+        <w:ind w:left="5040" w:hanging="360"/>
+      </w:pPr>
+      <w:rPr>
+        <w:rFonts w:ascii="Symbol" w:hAnsi="Symbol" w:hint="default"/>
+      </w:rPr>
+    </w:lvl>
+    <w:lvl w:ilvl="7" w:tplc="04220003" w:tentative="1">
+      <w:start w:val="1"/>
+      <w:numFmt w:val="bullet"/>
+      <w:lvlText w:val="o"/>
+      <w:lvlJc w:val="left"/>
+      <w:pPr>
+        <w:ind w:left="5760" w:hanging="360"/>
+      </w:pPr>
+      <w:rPr>
+        <w:rFonts w:ascii="Courier New" w:hAnsi="Courier New" w:cs="Courier New" w:hint="default"/>
+      </w:rPr>
+    </w:lvl>
+    <w:lvl w:ilvl="8" w:tplc="04220005" w:tentative="1">
+      <w:start w:val="1"/>
+      <w:numFmt w:val="bullet"/>
+      <w:lvlText w:val=""/>
+      <w:lvlJc w:val="left"/>
+      <w:pPr>
+        <w:ind w:left="6480" w:hanging="360"/>
+      </w:pPr>
+      <w:rPr>
+        <w:rFonts w:ascii="Wingdings" w:hAnsi="Wingdings" w:hint="default"/>
+      </w:rPr>
+    </w:lvl>
+  </w:abstractNum>
   <w:abstractNum w:abstractNumId="11" w15:restartNumberingAfterBreak="0">
-    <w:nsid w:val="576A4B65"/>
+    <w:nsid w:val="4AAA1BAB"/>
     <w:multiLevelType w:val="multilevel"/>
-    <w:tmpl w:val="6486F09C"/>
+    <w:tmpl w:val="39F863CC"/>
     <w:lvl w:ilvl="0">
       <w:start w:val="1"/>
       <w:numFmt w:val="bullet"/>
@@ -16246,122 +16867,9 @@
     </w:lvl>
   </w:abstractNum>
   <w:abstractNum w:abstractNumId="12" w15:restartNumberingAfterBreak="0">
-    <w:nsid w:val="65A6596B"/>
-    <w:multiLevelType w:val="hybridMultilevel"/>
-    <w:tmpl w:val="2CFE6E82"/>
-    <w:lvl w:ilvl="0" w:tplc="04090001">
-      <w:start w:val="1"/>
-      <w:numFmt w:val="bullet"/>
-      <w:lvlText w:val=""/>
-      <w:lvlJc w:val="left"/>
-      <w:pPr>
-        <w:ind w:left="720" w:hanging="360"/>
-      </w:pPr>
-      <w:rPr>
-        <w:rFonts w:ascii="Symbol" w:hAnsi="Symbol" w:hint="default"/>
-      </w:rPr>
-    </w:lvl>
-    <w:lvl w:ilvl="1" w:tplc="04090003" w:tentative="1">
-      <w:start w:val="1"/>
-      <w:numFmt w:val="bullet"/>
-      <w:lvlText w:val="o"/>
-      <w:lvlJc w:val="left"/>
-      <w:pPr>
-        <w:ind w:left="1440" w:hanging="360"/>
-      </w:pPr>
-      <w:rPr>
-        <w:rFonts w:ascii="Courier New" w:hAnsi="Courier New" w:cs="Courier New" w:hint="default"/>
-      </w:rPr>
-    </w:lvl>
-    <w:lvl w:ilvl="2" w:tplc="04090005" w:tentative="1">
-      <w:start w:val="1"/>
-      <w:numFmt w:val="bullet"/>
-      <w:lvlText w:val=""/>
-      <w:lvlJc w:val="left"/>
-      <w:pPr>
-        <w:ind w:left="2160" w:hanging="360"/>
-      </w:pPr>
-      <w:rPr>
-        <w:rFonts w:ascii="Wingdings" w:hAnsi="Wingdings" w:hint="default"/>
-      </w:rPr>
-    </w:lvl>
-    <w:lvl w:ilvl="3" w:tplc="04090001" w:tentative="1">
-      <w:start w:val="1"/>
-      <w:numFmt w:val="bullet"/>
-      <w:lvlText w:val=""/>
-      <w:lvlJc w:val="left"/>
-      <w:pPr>
-        <w:ind w:left="2880" w:hanging="360"/>
-      </w:pPr>
-      <w:rPr>
-        <w:rFonts w:ascii="Symbol" w:hAnsi="Symbol" w:hint="default"/>
-      </w:rPr>
-    </w:lvl>
-    <w:lvl w:ilvl="4" w:tplc="04090003" w:tentative="1">
-      <w:start w:val="1"/>
-      <w:numFmt w:val="bullet"/>
-      <w:lvlText w:val="o"/>
-      <w:lvlJc w:val="left"/>
-      <w:pPr>
-        <w:ind w:left="3600" w:hanging="360"/>
-      </w:pPr>
-      <w:rPr>
-        <w:rFonts w:ascii="Courier New" w:hAnsi="Courier New" w:cs="Courier New" w:hint="default"/>
-      </w:rPr>
-    </w:lvl>
-    <w:lvl w:ilvl="5" w:tplc="04090005" w:tentative="1">
-      <w:start w:val="1"/>
-      <w:numFmt w:val="bullet"/>
-      <w:lvlText w:val=""/>
-      <w:lvlJc w:val="left"/>
-      <w:pPr>
-        <w:ind w:left="4320" w:hanging="360"/>
-      </w:pPr>
-      <w:rPr>
-        <w:rFonts w:ascii="Wingdings" w:hAnsi="Wingdings" w:hint="default"/>
-      </w:rPr>
-    </w:lvl>
-    <w:lvl w:ilvl="6" w:tplc="04090001" w:tentative="1">
-      <w:start w:val="1"/>
-      <w:numFmt w:val="bullet"/>
-      <w:lvlText w:val=""/>
-      <w:lvlJc w:val="left"/>
-      <w:pPr>
-        <w:ind w:left="5040" w:hanging="360"/>
-      </w:pPr>
-      <w:rPr>
-        <w:rFonts w:ascii="Symbol" w:hAnsi="Symbol" w:hint="default"/>
-      </w:rPr>
-    </w:lvl>
-    <w:lvl w:ilvl="7" w:tplc="04090003" w:tentative="1">
-      <w:start w:val="1"/>
-      <w:numFmt w:val="bullet"/>
-      <w:lvlText w:val="o"/>
-      <w:lvlJc w:val="left"/>
-      <w:pPr>
-        <w:ind w:left="5760" w:hanging="360"/>
-      </w:pPr>
-      <w:rPr>
-        <w:rFonts w:ascii="Courier New" w:hAnsi="Courier New" w:cs="Courier New" w:hint="default"/>
-      </w:rPr>
-    </w:lvl>
-    <w:lvl w:ilvl="8" w:tplc="04090005" w:tentative="1">
-      <w:start w:val="1"/>
-      <w:numFmt w:val="bullet"/>
-      <w:lvlText w:val=""/>
-      <w:lvlJc w:val="left"/>
-      <w:pPr>
-        <w:ind w:left="6480" w:hanging="360"/>
-      </w:pPr>
-      <w:rPr>
-        <w:rFonts w:ascii="Wingdings" w:hAnsi="Wingdings" w:hint="default"/>
-      </w:rPr>
-    </w:lvl>
-  </w:abstractNum>
-  <w:abstractNum w:abstractNumId="13" w15:restartNumberingAfterBreak="0">
-    <w:nsid w:val="660227B8"/>
+    <w:nsid w:val="576A4B65"/>
     <w:multiLevelType w:val="multilevel"/>
-    <w:tmpl w:val="032C22FE"/>
+    <w:tmpl w:val="6486F09C"/>
     <w:lvl w:ilvl="0">
       <w:start w:val="1"/>
       <w:numFmt w:val="bullet"/>
@@ -16507,10 +17015,123 @@
       </w:rPr>
     </w:lvl>
   </w:abstractNum>
+  <w:abstractNum w:abstractNumId="13" w15:restartNumberingAfterBreak="0">
+    <w:nsid w:val="65A6596B"/>
+    <w:multiLevelType w:val="hybridMultilevel"/>
+    <w:tmpl w:val="2CFE6E82"/>
+    <w:lvl w:ilvl="0" w:tplc="04090001">
+      <w:start w:val="1"/>
+      <w:numFmt w:val="bullet"/>
+      <w:lvlText w:val=""/>
+      <w:lvlJc w:val="left"/>
+      <w:pPr>
+        <w:ind w:left="720" w:hanging="360"/>
+      </w:pPr>
+      <w:rPr>
+        <w:rFonts w:ascii="Symbol" w:hAnsi="Symbol" w:hint="default"/>
+      </w:rPr>
+    </w:lvl>
+    <w:lvl w:ilvl="1" w:tplc="04090003" w:tentative="1">
+      <w:start w:val="1"/>
+      <w:numFmt w:val="bullet"/>
+      <w:lvlText w:val="o"/>
+      <w:lvlJc w:val="left"/>
+      <w:pPr>
+        <w:ind w:left="1440" w:hanging="360"/>
+      </w:pPr>
+      <w:rPr>
+        <w:rFonts w:ascii="Courier New" w:hAnsi="Courier New" w:cs="Courier New" w:hint="default"/>
+      </w:rPr>
+    </w:lvl>
+    <w:lvl w:ilvl="2" w:tplc="04090005" w:tentative="1">
+      <w:start w:val="1"/>
+      <w:numFmt w:val="bullet"/>
+      <w:lvlText w:val=""/>
+      <w:lvlJc w:val="left"/>
+      <w:pPr>
+        <w:ind w:left="2160" w:hanging="360"/>
+      </w:pPr>
+      <w:rPr>
+        <w:rFonts w:ascii="Wingdings" w:hAnsi="Wingdings" w:hint="default"/>
+      </w:rPr>
+    </w:lvl>
+    <w:lvl w:ilvl="3" w:tplc="04090001" w:tentative="1">
+      <w:start w:val="1"/>
+      <w:numFmt w:val="bullet"/>
+      <w:lvlText w:val=""/>
+      <w:lvlJc w:val="left"/>
+      <w:pPr>
+        <w:ind w:left="2880" w:hanging="360"/>
+      </w:pPr>
+      <w:rPr>
+        <w:rFonts w:ascii="Symbol" w:hAnsi="Symbol" w:hint="default"/>
+      </w:rPr>
+    </w:lvl>
+    <w:lvl w:ilvl="4" w:tplc="04090003" w:tentative="1">
+      <w:start w:val="1"/>
+      <w:numFmt w:val="bullet"/>
+      <w:lvlText w:val="o"/>
+      <w:lvlJc w:val="left"/>
+      <w:pPr>
+        <w:ind w:left="3600" w:hanging="360"/>
+      </w:pPr>
+      <w:rPr>
+        <w:rFonts w:ascii="Courier New" w:hAnsi="Courier New" w:cs="Courier New" w:hint="default"/>
+      </w:rPr>
+    </w:lvl>
+    <w:lvl w:ilvl="5" w:tplc="04090005" w:tentative="1">
+      <w:start w:val="1"/>
+      <w:numFmt w:val="bullet"/>
+      <w:lvlText w:val=""/>
+      <w:lvlJc w:val="left"/>
+      <w:pPr>
+        <w:ind w:left="4320" w:hanging="360"/>
+      </w:pPr>
+      <w:rPr>
+        <w:rFonts w:ascii="Wingdings" w:hAnsi="Wingdings" w:hint="default"/>
+      </w:rPr>
+    </w:lvl>
+    <w:lvl w:ilvl="6" w:tplc="04090001" w:tentative="1">
+      <w:start w:val="1"/>
+      <w:numFmt w:val="bullet"/>
+      <w:lvlText w:val=""/>
+      <w:lvlJc w:val="left"/>
+      <w:pPr>
+        <w:ind w:left="5040" w:hanging="360"/>
+      </w:pPr>
+      <w:rPr>
+        <w:rFonts w:ascii="Symbol" w:hAnsi="Symbol" w:hint="default"/>
+      </w:rPr>
+    </w:lvl>
+    <w:lvl w:ilvl="7" w:tplc="04090003" w:tentative="1">
+      <w:start w:val="1"/>
+      <w:numFmt w:val="bullet"/>
+      <w:lvlText w:val="o"/>
+      <w:lvlJc w:val="left"/>
+      <w:pPr>
+        <w:ind w:left="5760" w:hanging="360"/>
+      </w:pPr>
+      <w:rPr>
+        <w:rFonts w:ascii="Courier New" w:hAnsi="Courier New" w:cs="Courier New" w:hint="default"/>
+      </w:rPr>
+    </w:lvl>
+    <w:lvl w:ilvl="8" w:tplc="04090005" w:tentative="1">
+      <w:start w:val="1"/>
+      <w:numFmt w:val="bullet"/>
+      <w:lvlText w:val=""/>
+      <w:lvlJc w:val="left"/>
+      <w:pPr>
+        <w:ind w:left="6480" w:hanging="360"/>
+      </w:pPr>
+      <w:rPr>
+        <w:rFonts w:ascii="Wingdings" w:hAnsi="Wingdings" w:hint="default"/>
+      </w:rPr>
+    </w:lvl>
+  </w:abstractNum>
   <w:abstractNum w:abstractNumId="14" w15:restartNumberingAfterBreak="0">
-    <w:nsid w:val="66CE4BBA"/>
+    <w:nsid w:val="660227B8"/>
     <w:multiLevelType w:val="multilevel"/>
-    <w:tmpl w:val="E65CD386"/>
+    <w:tmpl w:val="032C22FE"/>
     <w:lvl w:ilvl="0">
       <w:start w:val="1"/>
       <w:numFmt w:val="bullet"/>
@@ -16657,9 +17278,9 @@
     </w:lvl>
   </w:abstractNum>
   <w:abstractNum w:abstractNumId="15" w15:restartNumberingAfterBreak="0">
-    <w:nsid w:val="6EE06836"/>
+    <w:nsid w:val="66CE4BBA"/>
     <w:multiLevelType w:val="multilevel"/>
-    <w:tmpl w:val="45B208C6"/>
+    <w:tmpl w:val="E65CD386"/>
     <w:lvl w:ilvl="0">
       <w:start w:val="1"/>
       <w:numFmt w:val="bullet"/>
@@ -16806,9 +17427,9 @@
     </w:lvl>
   </w:abstractNum>
   <w:abstractNum w:abstractNumId="16" w15:restartNumberingAfterBreak="0">
-    <w:nsid w:val="7CEF27C0"/>
+    <w:nsid w:val="6EE06836"/>
     <w:multiLevelType w:val="multilevel"/>
-    <w:tmpl w:val="745C6E8A"/>
+    <w:tmpl w:val="45B208C6"/>
     <w:lvl w:ilvl="0">
       <w:start w:val="1"/>
       <w:numFmt w:val="bullet"/>
@@ -16954,11 +17575,249 @@
       </w:rPr>
     </w:lvl>
   </w:abstractNum>
+  <w:abstractNum w:abstractNumId="17" w15:restartNumberingAfterBreak="0">
+    <w:nsid w:val="721C5FA3"/>
+    <w:multiLevelType w:val="hybridMultilevel"/>
+    <w:tmpl w:val="A03823D8"/>
+    <w:lvl w:ilvl="0" w:tplc="0422000F">
+      <w:start w:val="1"/>
+      <w:numFmt w:val="decimal"/>
+      <w:lvlText w:val="%1."/>
+      <w:lvlJc w:val="left"/>
+      <w:pPr>
+        <w:ind w:left="720" w:hanging="360"/>
+      </w:pPr>
+      <w:rPr>
+        <w:rFonts w:hint="default"/>
+      </w:rPr>
+    </w:lvl>
+    <w:lvl w:ilvl="1" w:tplc="04220019" w:tentative="1">
+      <w:start w:val="1"/>
+      <w:numFmt w:val="lowerLetter"/>
+      <w:lvlText w:val="%2."/>
+      <w:lvlJc w:val="left"/>
+      <w:pPr>
+        <w:ind w:left="1440" w:hanging="360"/>
+      </w:pPr>
+    </w:lvl>
+    <w:lvl w:ilvl="2" w:tplc="0422001B" w:tentative="1">
+      <w:start w:val="1"/>
+      <w:numFmt w:val="lowerRoman"/>
+      <w:lvlText w:val="%3."/>
+      <w:lvlJc w:val="right"/>
+      <w:pPr>
+        <w:ind w:left="2160" w:hanging="180"/>
+      </w:pPr>
+    </w:lvl>
+    <w:lvl w:ilvl="3" w:tplc="0422000F" w:tentative="1">
+      <w:start w:val="1"/>
+      <w:numFmt w:val="decimal"/>
+      <w:lvlText w:val="%4."/>
+      <w:lvlJc w:val="left"/>
+      <w:pPr>
+        <w:ind w:left="2880" w:hanging="360"/>
+      </w:pPr>
+    </w:lvl>
+    <w:lvl w:ilvl="4" w:tplc="04220019" w:tentative="1">
+      <w:start w:val="1"/>
+      <w:numFmt w:val="lowerLetter"/>
+      <w:lvlText w:val="%5."/>
+      <w:lvlJc w:val="left"/>
+      <w:pPr>
+        <w:ind w:left="3600" w:hanging="360"/>
+      </w:pPr>
+    </w:lvl>
+    <w:lvl w:ilvl="5" w:tplc="0422001B" w:tentative="1">
+      <w:start w:val="1"/>
+      <w:numFmt w:val="lowerRoman"/>
+      <w:lvlText w:val="%6."/>
+      <w:lvlJc w:val="right"/>
+      <w:pPr>
+        <w:ind w:left="4320" w:hanging="180"/>
+      </w:pPr>
+    </w:lvl>
+    <w:lvl w:ilvl="6" w:tplc="0422000F" w:tentative="1">
+      <w:start w:val="1"/>
+      <w:numFmt w:val="decimal"/>
+      <w:lvlText w:val="%7."/>
+      <w:lvlJc w:val="left"/>
+      <w:pPr>
+        <w:ind w:left="5040" w:hanging="360"/>
+      </w:pPr>
+    </w:lvl>
+    <w:lvl w:ilvl="7" w:tplc="04220019" w:tentative="1">
+      <w:start w:val="1"/>
+      <w:numFmt w:val="lowerLetter"/>
+      <w:lvlText w:val="%8."/>
+      <w:lvlJc w:val="left"/>
+      <w:pPr>
+        <w:ind w:left="5760" w:hanging="360"/>
+      </w:pPr>
+    </w:lvl>
+    <w:lvl w:ilvl="8" w:tplc="0422001B" w:tentative="1">
+      <w:start w:val="1"/>
+      <w:numFmt w:val="lowerRoman"/>
+      <w:lvlText w:val="%9."/>
+      <w:lvlJc w:val="right"/>
+      <w:pPr>
+        <w:ind w:left="6480" w:hanging="180"/>
+      </w:pPr>
+    </w:lvl>
+  </w:abstractNum>
+  <w:abstractNum w:abstractNumId="18" w15:restartNumberingAfterBreak="0">
+    <w:nsid w:val="7CEF27C0"/>
+    <w:multiLevelType w:val="multilevel"/>
+    <w:tmpl w:val="745C6E8A"/>
+    <w:lvl w:ilvl="0">
+      <w:start w:val="1"/>
+      <w:numFmt w:val="bullet"/>
+      <w:lvlText w:val=""/>
+      <w:lvlJc w:val="left"/>
+      <w:pPr>
+        <w:tabs>
+          <w:tab w:val="num" w:pos="720"/>
+        </w:tabs>
+        <w:ind w:left="720" w:hanging="360"/>
+      </w:pPr>
+      <w:rPr>
+        <w:rFonts w:ascii="Symbol" w:hAnsi="Symbol" w:hint="default"/>
+        <w:sz w:val="20"/>
+      </w:rPr>
+    </w:lvl>
+    <w:lvl w:ilvl="1" w:tentative="1">
+      <w:start w:val="1"/>
+      <w:numFmt w:val="bullet"/>
+      <w:lvlText w:val="o"/>
+      <w:lvlJc w:val="left"/>
+      <w:pPr>
+        <w:tabs>
+          <w:tab w:val="num" w:pos="1440"/>
+        </w:tabs>
+        <w:ind w:left="1440" w:hanging="360"/>
+      </w:pPr>
+      <w:rPr>
+        <w:rFonts w:ascii="Courier New" w:hAnsi="Courier New" w:hint="default"/>
+        <w:sz w:val="20"/>
+      </w:rPr>
+    </w:lvl>
+    <w:lvl w:ilvl="2" w:tentative="1">
+      <w:start w:val="1"/>
+      <w:numFmt w:val="bullet"/>
+      <w:lvlText w:val=""/>
+      <w:lvlJc w:val="left"/>
+      <w:pPr>
+        <w:tabs>
+          <w:tab w:val="num" w:pos="2160"/>
+        </w:tabs>
+        <w:ind w:left="2160" w:hanging="360"/>
+      </w:pPr>
+      <w:rPr>
+        <w:rFonts w:ascii="Wingdings" w:hAnsi="Wingdings" w:hint="default"/>
+        <w:sz w:val="20"/>
+      </w:rPr>
+    </w:lvl>
+    <w:lvl w:ilvl="3" w:tentative="1">
+      <w:start w:val="1"/>
+      <w:numFmt w:val="bullet"/>
+      <w:lvlText w:val=""/>
+      <w:lvlJc w:val="left"/>
+      <w:pPr>
+        <w:tabs>
+          <w:tab w:val="num" w:pos="2880"/>
+        </w:tabs>
+        <w:ind w:left="2880" w:hanging="360"/>
+      </w:pPr>
+      <w:rPr>
+        <w:rFonts w:ascii="Wingdings" w:hAnsi="Wingdings" w:hint="default"/>
+        <w:sz w:val="20"/>
+      </w:rPr>
+    </w:lvl>
+    <w:lvl w:ilvl="4" w:tentative="1">
+      <w:start w:val="1"/>
+      <w:numFmt w:val="bullet"/>
+      <w:lvlText w:val=""/>
+      <w:lvlJc w:val="left"/>
+      <w:pPr>
+        <w:tabs>
+          <w:tab w:val="num" w:pos="3600"/>
+        </w:tabs>
+        <w:ind w:left="3600" w:hanging="360"/>
+      </w:pPr>
+      <w:rPr>
+        <w:rFonts w:ascii="Wingdings" w:hAnsi="Wingdings" w:hint="default"/>
+        <w:sz w:val="20"/>
+      </w:rPr>
+    </w:lvl>
+    <w:lvl w:ilvl="5" w:tentative="1">
+      <w:start w:val="1"/>
+      <w:numFmt w:val="bullet"/>
+      <w:lvlText w:val=""/>
+      <w:lvlJc w:val="left"/>
+      <w:pPr>
+        <w:tabs>
+          <w:tab w:val="num" w:pos="4320"/>
+        </w:tabs>
+        <w:ind w:left="4320" w:hanging="360"/>
+      </w:pPr>
+      <w:rPr>
+        <w:rFonts w:ascii="Wingdings" w:hAnsi="Wingdings" w:hint="default"/>
+        <w:sz w:val="20"/>
+      </w:rPr>
+    </w:lvl>
+    <w:lvl w:ilvl="6" w:tentative="1">
+      <w:start w:val="1"/>
+      <w:numFmt w:val="bullet"/>
+      <w:lvlText w:val=""/>
+      <w:lvlJc w:val="left"/>
+      <w:pPr>
+        <w:tabs>
+          <w:tab w:val="num" w:pos="5040"/>
+        </w:tabs>
+        <w:ind w:left="5040" w:hanging="360"/>
+      </w:pPr>
+      <w:rPr>
+        <w:rFonts w:ascii="Wingdings" w:hAnsi="Wingdings" w:hint="default"/>
+        <w:sz w:val="20"/>
+      </w:rPr>
+    </w:lvl>
+    <w:lvl w:ilvl="7" w:tentative="1">
+      <w:start w:val="1"/>
+      <w:numFmt w:val="bullet"/>
+      <w:lvlText w:val=""/>
+      <w:lvlJc w:val="left"/>
+      <w:pPr>
+        <w:tabs>
+          <w:tab w:val="num" w:pos="5760"/>
+        </w:tabs>
+        <w:ind w:left="5760" w:hanging="360"/>
+      </w:pPr>
+      <w:rPr>
+        <w:rFonts w:ascii="Wingdings" w:hAnsi="Wingdings" w:hint="default"/>
+        <w:sz w:val="20"/>
+      </w:rPr>
+    </w:lvl>
+    <w:lvl w:ilvl="8" w:tentative="1">
+      <w:start w:val="1"/>
+      <w:numFmt w:val="bullet"/>
+      <w:lvlText w:val=""/>
+      <w:lvlJc w:val="left"/>
+      <w:pPr>
+        <w:tabs>
+          <w:tab w:val="num" w:pos="6480"/>
+        </w:tabs>
+        <w:ind w:left="6480" w:hanging="360"/>
+      </w:pPr>
+      <w:rPr>
+        <w:rFonts w:ascii="Wingdings" w:hAnsi="Wingdings" w:hint="default"/>
+        <w:sz w:val="20"/>
+      </w:rPr>
+    </w:lvl>
+  </w:abstractNum>
   <w:num w:numId="1" w16cid:durableId="1604921722">
-    <w:abstractNumId w:val="8"/>
+    <w:abstractNumId w:val="9"/>
   </w:num>
   <w:num w:numId="2" w16cid:durableId="1730759810">
-    <w:abstractNumId w:val="12"/>
+    <w:abstractNumId w:val="13"/>
   </w:num>
   <w:num w:numId="3" w16cid:durableId="19285093">
     <w:abstractNumId w:val="0"/>
@@ -16967,34 +17826,34 @@
     <w:abstractNumId w:val="4"/>
   </w:num>
   <w:num w:numId="5" w16cid:durableId="2135634649">
-    <w:abstractNumId w:val="10"/>
+    <w:abstractNumId w:val="11"/>
   </w:num>
   <w:num w:numId="6" w16cid:durableId="1728455602">
-    <w:abstractNumId w:val="15"/>
+    <w:abstractNumId w:val="16"/>
   </w:num>
   <w:num w:numId="7" w16cid:durableId="159777223">
     <w:abstractNumId w:val="7"/>
   </w:num>
   <w:num w:numId="8" w16cid:durableId="507909881">
-    <w:abstractNumId w:val="11"/>
+    <w:abstractNumId w:val="12"/>
   </w:num>
   <w:num w:numId="9" w16cid:durableId="283580209">
-    <w:abstractNumId w:val="16"/>
+    <w:abstractNumId w:val="18"/>
   </w:num>
   <w:num w:numId="10" w16cid:durableId="1684435772">
-    <w:abstractNumId w:val="13"/>
+    <w:abstractNumId w:val="14"/>
   </w:num>
   <w:num w:numId="11" w16cid:durableId="235945079">
     <w:abstractNumId w:val="5"/>
   </w:num>
   <w:num w:numId="12" w16cid:durableId="763696455">
-    <w:abstractNumId w:val="14"/>
+    <w:abstractNumId w:val="15"/>
   </w:num>
   <w:num w:numId="13" w16cid:durableId="803235523">
     <w:abstractNumId w:val="3"/>
   </w:num>
   <w:num w:numId="14" w16cid:durableId="1858226378">
-    <w:abstractNumId w:val="9"/>
+    <w:abstractNumId w:val="10"/>
   </w:num>
   <w:num w:numId="15" w16cid:durableId="1197036382">
     <w:abstractNumId w:val="1"/>
@@ -17004,6 +17863,12 @@
   </w:num>
   <w:num w:numId="17" w16cid:durableId="485359923">
     <w:abstractNumId w:val="6"/>
+  </w:num>
+  <w:num w:numId="18" w16cid:durableId="1394423973">
+    <w:abstractNumId w:val="17"/>
+  </w:num>
+  <w:num w:numId="19" w16cid:durableId="151213647">
+    <w:abstractNumId w:val="8"/>
   </w:num>
 </w:numbering>
 </file>
@@ -17405,15 +18270,15 @@
     <w:lsdException w:name="Unresolved Mention" w:semiHidden="1" w:unhideWhenUsed="1"/>
     <w:lsdException w:name="Smart Link" w:semiHidden="1" w:unhideWhenUsed="1"/>
   </w:latentStyles>
-  <w:style w:type="paragraph" w:default="1" w:styleId="Normal">
+  <w:style w:type="paragraph" w:default="1" w:styleId="a">
     <w:name w:val="Normal"/>
     <w:qFormat/>
   </w:style>
-  <w:style w:type="paragraph" w:styleId="Heading1">
+  <w:style w:type="paragraph" w:styleId="1">
     <w:name w:val="heading 1"/>
-    <w:basedOn w:val="Normal"/>
-    <w:next w:val="Normal"/>
-    <w:link w:val="Heading1Char"/>
+    <w:basedOn w:val="a"/>
+    <w:next w:val="a"/>
+    <w:link w:val="10"/>
     <w:uiPriority w:val="9"/>
     <w:qFormat/>
     <w:rsid w:val="00FD6400"/>
@@ -17430,11 +18295,11 @@
       <w:szCs w:val="40"/>
     </w:rPr>
   </w:style>
-  <w:style w:type="paragraph" w:styleId="Heading2">
+  <w:style w:type="paragraph" w:styleId="2">
     <w:name w:val="heading 2"/>
-    <w:basedOn w:val="Normal"/>
-    <w:next w:val="Normal"/>
-    <w:link w:val="Heading2Char"/>
+    <w:basedOn w:val="a"/>
+    <w:next w:val="a"/>
+    <w:link w:val="20"/>
     <w:uiPriority w:val="9"/>
     <w:semiHidden/>
     <w:unhideWhenUsed/>
@@ -17453,11 +18318,11 @@
       <w:szCs w:val="32"/>
     </w:rPr>
   </w:style>
-  <w:style w:type="paragraph" w:styleId="Heading3">
+  <w:style w:type="paragraph" w:styleId="3">
     <w:name w:val="heading 3"/>
-    <w:basedOn w:val="Normal"/>
-    <w:next w:val="Normal"/>
-    <w:link w:val="Heading3Char"/>
+    <w:basedOn w:val="a"/>
+    <w:next w:val="a"/>
+    <w:link w:val="30"/>
     <w:uiPriority w:val="9"/>
     <w:semiHidden/>
     <w:unhideWhenUsed/>
@@ -17476,11 +18341,11 @@
       <w:szCs w:val="28"/>
     </w:rPr>
   </w:style>
-  <w:style w:type="paragraph" w:styleId="Heading4">
+  <w:style w:type="paragraph" w:styleId="4">
     <w:name w:val="heading 4"/>
-    <w:basedOn w:val="Normal"/>
-    <w:next w:val="Normal"/>
-    <w:link w:val="Heading4Char"/>
+    <w:basedOn w:val="a"/>
+    <w:next w:val="a"/>
+    <w:link w:val="40"/>
     <w:uiPriority w:val="9"/>
     <w:semiHidden/>
     <w:unhideWhenUsed/>
@@ -17499,11 +18364,11 @@
       <w:color w:val="0F4761" w:themeColor="accent1" w:themeShade="BF"/>
     </w:rPr>
   </w:style>
-  <w:style w:type="paragraph" w:styleId="Heading5">
+  <w:style w:type="paragraph" w:styleId="5">
     <w:name w:val="heading 5"/>
-    <w:basedOn w:val="Normal"/>
-    <w:next w:val="Normal"/>
-    <w:link w:val="Heading5Char"/>
+    <w:basedOn w:val="a"/>
+    <w:next w:val="a"/>
+    <w:link w:val="50"/>
     <w:uiPriority w:val="9"/>
     <w:semiHidden/>
     <w:unhideWhenUsed/>
@@ -17520,11 +18385,11 @@
       <w:color w:val="0F4761" w:themeColor="accent1" w:themeShade="BF"/>
     </w:rPr>
   </w:style>
-  <w:style w:type="paragraph" w:styleId="Heading6">
+  <w:style w:type="paragraph" w:styleId="6">
     <w:name w:val="heading 6"/>
-    <w:basedOn w:val="Normal"/>
-    <w:next w:val="Normal"/>
-    <w:link w:val="Heading6Char"/>
+    <w:basedOn w:val="a"/>
+    <w:next w:val="a"/>
+    <w:link w:val="60"/>
     <w:uiPriority w:val="9"/>
     <w:semiHidden/>
     <w:unhideWhenUsed/>
@@ -17543,11 +18408,11 @@
       <w:color w:val="595959" w:themeColor="text1" w:themeTint="A6"/>
     </w:rPr>
   </w:style>
-  <w:style w:type="paragraph" w:styleId="Heading7">
+  <w:style w:type="paragraph" w:styleId="7">
     <w:name w:val="heading 7"/>
-    <w:basedOn w:val="Normal"/>
-    <w:next w:val="Normal"/>
-    <w:link w:val="Heading7Char"/>
+    <w:basedOn w:val="a"/>
+    <w:next w:val="a"/>
+    <w:link w:val="70"/>
     <w:uiPriority w:val="9"/>
     <w:semiHidden/>
     <w:unhideWhenUsed/>
@@ -17564,11 +18429,11 @@
       <w:color w:val="595959" w:themeColor="text1" w:themeTint="A6"/>
     </w:rPr>
   </w:style>
-  <w:style w:type="paragraph" w:styleId="Heading8">
+  <w:style w:type="paragraph" w:styleId="8">
     <w:name w:val="heading 8"/>
-    <w:basedOn w:val="Normal"/>
-    <w:next w:val="Normal"/>
-    <w:link w:val="Heading8Char"/>
+    <w:basedOn w:val="a"/>
+    <w:next w:val="a"/>
+    <w:link w:val="80"/>
     <w:uiPriority w:val="9"/>
     <w:semiHidden/>
     <w:unhideWhenUsed/>
@@ -17587,11 +18452,11 @@
       <w:color w:val="272727" w:themeColor="text1" w:themeTint="D8"/>
     </w:rPr>
   </w:style>
-  <w:style w:type="paragraph" w:styleId="Heading9">
+  <w:style w:type="paragraph" w:styleId="9">
     <w:name w:val="heading 9"/>
-    <w:basedOn w:val="Normal"/>
-    <w:next w:val="Normal"/>
-    <w:link w:val="Heading9Char"/>
+    <w:basedOn w:val="a"/>
+    <w:next w:val="a"/>
+    <w:link w:val="90"/>
     <w:uiPriority w:val="9"/>
     <w:semiHidden/>
     <w:unhideWhenUsed/>
@@ -17608,13 +18473,12 @@
       <w:color w:val="272727" w:themeColor="text1" w:themeTint="D8"/>
     </w:rPr>
   </w:style>
-  <w:style w:type="character" w:default="1" w:styleId="DefaultParagraphFont">
+  <w:style w:type="character" w:default="1" w:styleId="a0">
     <w:name w:val="Default Paragraph Font"/>
     <w:uiPriority w:val="1"/>
-    <w:semiHidden/>
     <w:unhideWhenUsed/>
   </w:style>
-  <w:style w:type="table" w:default="1" w:styleId="TableNormal">
+  <w:style w:type="table" w:default="1" w:styleId="a1">
     <w:name w:val="Normal Table"/>
     <w:uiPriority w:val="99"/>
     <w:semiHidden/>
@@ -17629,16 +18493,16 @@
       </w:tblCellMar>
     </w:tblPr>
   </w:style>
-  <w:style w:type="numbering" w:default="1" w:styleId="NoList">
+  <w:style w:type="numbering" w:default="1" w:styleId="a2">
     <w:name w:val="No List"/>
     <w:uiPriority w:val="99"/>
     <w:semiHidden/>
     <w:unhideWhenUsed/>
   </w:style>
-  <w:style w:type="character" w:customStyle="1" w:styleId="Heading1Char">
-    <w:name w:val="Heading 1 Char"/>
-    <w:basedOn w:val="DefaultParagraphFont"/>
-    <w:link w:val="Heading1"/>
+  <w:style w:type="character" w:customStyle="1" w:styleId="10">
+    <w:name w:val="Заголовок 1 Знак"/>
+    <w:basedOn w:val="a0"/>
+    <w:link w:val="1"/>
     <w:uiPriority w:val="9"/>
     <w:rsid w:val="00FD6400"/>
     <w:rPr>
@@ -17648,10 +18512,10 @@
       <w:szCs w:val="40"/>
     </w:rPr>
   </w:style>
-  <w:style w:type="character" w:customStyle="1" w:styleId="Heading2Char">
-    <w:name w:val="Heading 2 Char"/>
-    <w:basedOn w:val="DefaultParagraphFont"/>
-    <w:link w:val="Heading2"/>
+  <w:style w:type="character" w:customStyle="1" w:styleId="20">
+    <w:name w:val="Заголовок 2 Знак"/>
+    <w:basedOn w:val="a0"/>
+    <w:link w:val="2"/>
     <w:uiPriority w:val="9"/>
     <w:semiHidden/>
     <w:rsid w:val="00FD6400"/>
@@ -17662,10 +18526,10 @@
       <w:szCs w:val="32"/>
     </w:rPr>
   </w:style>
-  <w:style w:type="character" w:customStyle="1" w:styleId="Heading3Char">
-    <w:name w:val="Heading 3 Char"/>
-    <w:basedOn w:val="DefaultParagraphFont"/>
-    <w:link w:val="Heading3"/>
+  <w:style w:type="character" w:customStyle="1" w:styleId="30">
+    <w:name w:val="Заголовок 3 Знак"/>
+    <w:basedOn w:val="a0"/>
+    <w:link w:val="3"/>
     <w:uiPriority w:val="9"/>
     <w:semiHidden/>
     <w:rsid w:val="00FD6400"/>
@@ -17676,10 +18540,10 @@
       <w:szCs w:val="28"/>
     </w:rPr>
   </w:style>
-  <w:style w:type="character" w:customStyle="1" w:styleId="Heading4Char">
-    <w:name w:val="Heading 4 Char"/>
-    <w:basedOn w:val="DefaultParagraphFont"/>
-    <w:link w:val="Heading4"/>
+  <w:style w:type="character" w:customStyle="1" w:styleId="40">
+    <w:name w:val="Заголовок 4 Знак"/>
+    <w:basedOn w:val="a0"/>
+    <w:link w:val="4"/>
     <w:uiPriority w:val="9"/>
     <w:semiHidden/>
     <w:rsid w:val="00FD6400"/>
@@ -17690,10 +18554,10 @@
       <w:color w:val="0F4761" w:themeColor="accent1" w:themeShade="BF"/>
     </w:rPr>
   </w:style>
-  <w:style w:type="character" w:customStyle="1" w:styleId="Heading5Char">
-    <w:name w:val="Heading 5 Char"/>
-    <w:basedOn w:val="DefaultParagraphFont"/>
-    <w:link w:val="Heading5"/>
+  <w:style w:type="character" w:customStyle="1" w:styleId="50">
+    <w:name w:val="Заголовок 5 Знак"/>
+    <w:basedOn w:val="a0"/>
+    <w:link w:val="5"/>
     <w:uiPriority w:val="9"/>
     <w:semiHidden/>
     <w:rsid w:val="00FD6400"/>
@@ -17702,10 +18566,10 @@
       <w:color w:val="0F4761" w:themeColor="accent1" w:themeShade="BF"/>
     </w:rPr>
   </w:style>
-  <w:style w:type="character" w:customStyle="1" w:styleId="Heading6Char">
-    <w:name w:val="Heading 6 Char"/>
-    <w:basedOn w:val="DefaultParagraphFont"/>
-    <w:link w:val="Heading6"/>
+  <w:style w:type="character" w:customStyle="1" w:styleId="60">
+    <w:name w:val="Заголовок 6 Знак"/>
+    <w:basedOn w:val="a0"/>
+    <w:link w:val="6"/>
     <w:uiPriority w:val="9"/>
     <w:semiHidden/>
     <w:rsid w:val="00FD6400"/>
@@ -17716,10 +18580,10 @@
       <w:color w:val="595959" w:themeColor="text1" w:themeTint="A6"/>
     </w:rPr>
   </w:style>
-  <w:style w:type="character" w:customStyle="1" w:styleId="Heading7Char">
-    <w:name w:val="Heading 7 Char"/>
-    <w:basedOn w:val="DefaultParagraphFont"/>
-    <w:link w:val="Heading7"/>
+  <w:style w:type="character" w:customStyle="1" w:styleId="70">
+    <w:name w:val="Заголовок 7 Знак"/>
+    <w:basedOn w:val="a0"/>
+    <w:link w:val="7"/>
     <w:uiPriority w:val="9"/>
     <w:semiHidden/>
     <w:rsid w:val="00FD6400"/>
@@ -17728,10 +18592,10 @@
       <w:color w:val="595959" w:themeColor="text1" w:themeTint="A6"/>
     </w:rPr>
   </w:style>
-  <w:style w:type="character" w:customStyle="1" w:styleId="Heading8Char">
-    <w:name w:val="Heading 8 Char"/>
-    <w:basedOn w:val="DefaultParagraphFont"/>
-    <w:link w:val="Heading8"/>
+  <w:style w:type="character" w:customStyle="1" w:styleId="80">
+    <w:name w:val="Заголовок 8 Знак"/>
+    <w:basedOn w:val="a0"/>
+    <w:link w:val="8"/>
     <w:uiPriority w:val="9"/>
     <w:semiHidden/>
     <w:rsid w:val="00FD6400"/>
@@ -17742,10 +18606,10 @@
       <w:color w:val="272727" w:themeColor="text1" w:themeTint="D8"/>
     </w:rPr>
   </w:style>
-  <w:style w:type="character" w:customStyle="1" w:styleId="Heading9Char">
-    <w:name w:val="Heading 9 Char"/>
-    <w:basedOn w:val="DefaultParagraphFont"/>
-    <w:link w:val="Heading9"/>
+  <w:style w:type="character" w:customStyle="1" w:styleId="90">
+    <w:name w:val="Заголовок 9 Знак"/>
+    <w:basedOn w:val="a0"/>
+    <w:link w:val="9"/>
     <w:uiPriority w:val="9"/>
     <w:semiHidden/>
     <w:rsid w:val="00FD6400"/>
@@ -17754,11 +18618,11 @@
       <w:color w:val="272727" w:themeColor="text1" w:themeTint="D8"/>
     </w:rPr>
   </w:style>
-  <w:style w:type="paragraph" w:styleId="Title">
+  <w:style w:type="paragraph" w:styleId="a3">
     <w:name w:val="Title"/>
-    <w:basedOn w:val="Normal"/>
-    <w:next w:val="Normal"/>
-    <w:link w:val="TitleChar"/>
+    <w:basedOn w:val="a"/>
+    <w:next w:val="a"/>
+    <w:link w:val="a4"/>
     <w:uiPriority w:val="10"/>
     <w:qFormat/>
     <w:rsid w:val="00FD6400"/>
@@ -17774,10 +18638,10 @@
       <w:szCs w:val="56"/>
     </w:rPr>
   </w:style>
-  <w:style w:type="character" w:customStyle="1" w:styleId="TitleChar">
-    <w:name w:val="Title Char"/>
-    <w:basedOn w:val="DefaultParagraphFont"/>
-    <w:link w:val="Title"/>
+  <w:style w:type="character" w:customStyle="1" w:styleId="a4">
+    <w:name w:val="Назва Знак"/>
+    <w:basedOn w:val="a0"/>
+    <w:link w:val="a3"/>
     <w:uiPriority w:val="10"/>
     <w:rsid w:val="00FD6400"/>
     <w:rPr>
@@ -17788,11 +18652,11 @@
       <w:szCs w:val="56"/>
     </w:rPr>
   </w:style>
-  <w:style w:type="paragraph" w:styleId="Subtitle">
+  <w:style w:type="paragraph" w:styleId="a5">
     <w:name w:val="Subtitle"/>
-    <w:basedOn w:val="Normal"/>
-    <w:next w:val="Normal"/>
-    <w:link w:val="SubtitleChar"/>
+    <w:basedOn w:val="a"/>
+    <w:next w:val="a"/>
+    <w:link w:val="a6"/>
     <w:uiPriority w:val="11"/>
     <w:qFormat/>
     <w:rsid w:val="00FD6400"/>
@@ -17809,10 +18673,10 @@
       <w:szCs w:val="28"/>
     </w:rPr>
   </w:style>
-  <w:style w:type="character" w:customStyle="1" w:styleId="SubtitleChar">
-    <w:name w:val="Subtitle Char"/>
-    <w:basedOn w:val="DefaultParagraphFont"/>
-    <w:link w:val="Subtitle"/>
+  <w:style w:type="character" w:customStyle="1" w:styleId="a6">
+    <w:name w:val="Підзаголовок Знак"/>
+    <w:basedOn w:val="a0"/>
+    <w:link w:val="a5"/>
     <w:uiPriority w:val="11"/>
     <w:rsid w:val="00FD6400"/>
     <w:rPr>
@@ -17823,11 +18687,11 @@
       <w:szCs w:val="28"/>
     </w:rPr>
   </w:style>
-  <w:style w:type="paragraph" w:styleId="Quote">
+  <w:style w:type="paragraph" w:styleId="a7">
     <w:name w:val="Quote"/>
-    <w:basedOn w:val="Normal"/>
-    <w:next w:val="Normal"/>
-    <w:link w:val="QuoteChar"/>
+    <w:basedOn w:val="a"/>
+    <w:next w:val="a"/>
+    <w:link w:val="a8"/>
     <w:uiPriority w:val="29"/>
     <w:qFormat/>
     <w:rsid w:val="00FD6400"/>
@@ -17841,10 +18705,10 @@
       <w:color w:val="404040" w:themeColor="text1" w:themeTint="BF"/>
     </w:rPr>
   </w:style>
-  <w:style w:type="character" w:customStyle="1" w:styleId="QuoteChar">
-    <w:name w:val="Quote Char"/>
-    <w:basedOn w:val="DefaultParagraphFont"/>
-    <w:link w:val="Quote"/>
+  <w:style w:type="character" w:customStyle="1" w:styleId="a8">
+    <w:name w:val="Цитата Знак"/>
+    <w:basedOn w:val="a0"/>
+    <w:link w:val="a7"/>
     <w:uiPriority w:val="29"/>
     <w:rsid w:val="00FD6400"/>
     <w:rPr>
@@ -17853,9 +18717,9 @@
       <w:color w:val="404040" w:themeColor="text1" w:themeTint="BF"/>
     </w:rPr>
   </w:style>
-  <w:style w:type="paragraph" w:styleId="ListParagraph">
+  <w:style w:type="paragraph" w:styleId="a9">
     <w:name w:val="List Paragraph"/>
-    <w:basedOn w:val="Normal"/>
+    <w:basedOn w:val="a"/>
     <w:uiPriority w:val="34"/>
     <w:qFormat/>
     <w:rsid w:val="00FD6400"/>
@@ -17864,9 +18728,9 @@
       <w:contextualSpacing/>
     </w:pPr>
   </w:style>
-  <w:style w:type="character" w:styleId="IntenseEmphasis">
+  <w:style w:type="character" w:styleId="aa">
     <w:name w:val="Intense Emphasis"/>
-    <w:basedOn w:val="DefaultParagraphFont"/>
+    <w:basedOn w:val="a0"/>
     <w:uiPriority w:val="21"/>
     <w:qFormat/>
     <w:rsid w:val="00FD6400"/>
@@ -17876,11 +18740,11 @@
       <w:color w:val="0F4761" w:themeColor="accent1" w:themeShade="BF"/>
     </w:rPr>
   </w:style>
-  <w:style w:type="paragraph" w:styleId="IntenseQuote">
+  <w:style w:type="paragraph" w:styleId="ab">
     <w:name w:val="Intense Quote"/>
-    <w:basedOn w:val="Normal"/>
-    <w:next w:val="Normal"/>
-    <w:link w:val="IntenseQuoteChar"/>
+    <w:basedOn w:val="a"/>
+    <w:next w:val="a"/>
+    <w:link w:val="ac"/>
     <w:uiPriority w:val="30"/>
     <w:qFormat/>
     <w:rsid w:val="00FD6400"/>
@@ -17899,10 +18763,10 @@
       <w:color w:val="0F4761" w:themeColor="accent1" w:themeShade="BF"/>
     </w:rPr>
   </w:style>
-  <w:style w:type="character" w:customStyle="1" w:styleId="IntenseQuoteChar">
-    <w:name w:val="Intense Quote Char"/>
-    <w:basedOn w:val="DefaultParagraphFont"/>
-    <w:link w:val="IntenseQuote"/>
+  <w:style w:type="character" w:customStyle="1" w:styleId="ac">
+    <w:name w:val="Насичена цитата Знак"/>
+    <w:basedOn w:val="a0"/>
+    <w:link w:val="ab"/>
     <w:uiPriority w:val="30"/>
     <w:rsid w:val="00FD6400"/>
     <w:rPr>
@@ -17911,9 +18775,9 @@
       <w:color w:val="0F4761" w:themeColor="accent1" w:themeShade="BF"/>
     </w:rPr>
   </w:style>
-  <w:style w:type="character" w:styleId="IntenseReference">
+  <w:style w:type="character" w:styleId="ad">
     <w:name w:val="Intense Reference"/>
-    <w:basedOn w:val="DefaultParagraphFont"/>
+    <w:basedOn w:val="a0"/>
     <w:uiPriority w:val="32"/>
     <w:qFormat/>
     <w:rsid w:val="00FD6400"/>
@@ -17925,10 +18789,10 @@
       <w:spacing w:val="5"/>
     </w:rPr>
   </w:style>
-  <w:style w:type="paragraph" w:styleId="Header">
+  <w:style w:type="paragraph" w:styleId="ae">
     <w:name w:val="header"/>
-    <w:basedOn w:val="Normal"/>
-    <w:link w:val="HeaderChar"/>
+    <w:basedOn w:val="a"/>
+    <w:link w:val="af"/>
     <w:uiPriority w:val="99"/>
     <w:unhideWhenUsed/>
     <w:rsid w:val="00DD65AC"/>
@@ -17940,17 +18804,17 @@
       <w:spacing w:after="0" w:line="240" w:lineRule="auto"/>
     </w:pPr>
   </w:style>
-  <w:style w:type="character" w:customStyle="1" w:styleId="HeaderChar">
-    <w:name w:val="Header Char"/>
-    <w:basedOn w:val="DefaultParagraphFont"/>
-    <w:link w:val="Header"/>
+  <w:style w:type="character" w:customStyle="1" w:styleId="af">
+    <w:name w:val="Верхній колонтитул Знак"/>
+    <w:basedOn w:val="a0"/>
+    <w:link w:val="ae"/>
     <w:uiPriority w:val="99"/>
     <w:rsid w:val="00DD65AC"/>
   </w:style>
-  <w:style w:type="paragraph" w:styleId="Footer">
+  <w:style w:type="paragraph" w:styleId="af0">
     <w:name w:val="footer"/>
-    <w:basedOn w:val="Normal"/>
-    <w:link w:val="FooterChar"/>
+    <w:basedOn w:val="a"/>
+    <w:link w:val="af1"/>
     <w:uiPriority w:val="99"/>
     <w:unhideWhenUsed/>
     <w:rsid w:val="00DD65AC"/>
@@ -17962,17 +18826,17 @@
       <w:spacing w:after="0" w:line="240" w:lineRule="auto"/>
     </w:pPr>
   </w:style>
-  <w:style w:type="character" w:customStyle="1" w:styleId="FooterChar">
-    <w:name w:val="Footer Char"/>
-    <w:basedOn w:val="DefaultParagraphFont"/>
-    <w:link w:val="Footer"/>
+  <w:style w:type="character" w:customStyle="1" w:styleId="af1">
+    <w:name w:val="Нижній колонтитул Знак"/>
+    <w:basedOn w:val="a0"/>
+    <w:link w:val="af0"/>
     <w:uiPriority w:val="99"/>
     <w:rsid w:val="00DD65AC"/>
   </w:style>
-  <w:style w:type="paragraph" w:styleId="HTMLPreformatted">
+  <w:style w:type="paragraph" w:styleId="HTML">
     <w:name w:val="HTML Preformatted"/>
-    <w:basedOn w:val="Normal"/>
-    <w:link w:val="HTMLPreformattedChar"/>
+    <w:basedOn w:val="a"/>
+    <w:link w:val="HTML0"/>
     <w:uiPriority w:val="99"/>
     <w:semiHidden/>
     <w:unhideWhenUsed/>
@@ -17986,10 +18850,10 @@
       <w:szCs w:val="20"/>
     </w:rPr>
   </w:style>
-  <w:style w:type="character" w:customStyle="1" w:styleId="HTMLPreformattedChar">
-    <w:name w:val="HTML Preformatted Char"/>
-    <w:basedOn w:val="DefaultParagraphFont"/>
-    <w:link w:val="HTMLPreformatted"/>
+  <w:style w:type="character" w:customStyle="1" w:styleId="HTML0">
+    <w:name w:val="Стандартний HTML Знак"/>
+    <w:basedOn w:val="a0"/>
+    <w:link w:val="HTML"/>
     <w:uiPriority w:val="99"/>
     <w:semiHidden/>
     <w:rsid w:val="00811EC9"/>
@@ -17997,6 +18861,29 @@
       <w:rFonts w:ascii="Consolas" w:hAnsi="Consolas"/>
       <w:sz w:val="20"/>
       <w:szCs w:val="20"/>
+    </w:rPr>
+  </w:style>
+  <w:style w:type="character" w:styleId="af2">
+    <w:name w:val="Hyperlink"/>
+    <w:basedOn w:val="a0"/>
+    <w:uiPriority w:val="99"/>
+    <w:unhideWhenUsed/>
+    <w:rsid w:val="0057451C"/>
+    <w:rPr>
+      <w:color w:val="467886" w:themeColor="hyperlink"/>
+      <w:u w:val="single"/>
+    </w:rPr>
+  </w:style>
+  <w:style w:type="character" w:styleId="af3">
+    <w:name w:val="Unresolved Mention"/>
+    <w:basedOn w:val="a0"/>
+    <w:uiPriority w:val="99"/>
+    <w:semiHidden/>
+    <w:unhideWhenUsed/>
+    <w:rsid w:val="0057451C"/>
+    <w:rPr>
+      <w:color w:val="605E5C"/>
+      <w:shd w:val="clear" w:color="auto" w:fill="E1DFDD"/>
     </w:rPr>
   </w:style>
 </w:styles>

--- a/docs/Звіт_Проєкт_DigiUni_Registry.docx
+++ b/docs/Звіт_Проєкт_DigiUni_Registry.docx
@@ -964,7 +964,7 @@
     </w:p>
     <w:p>
       <w:pPr>
-        <w:pStyle w:val="a9"/>
+        <w:pStyle w:val="ListParagraph"/>
         <w:tabs>
           <w:tab w:val="left" w:pos="560"/>
           <w:tab w:val="left" w:pos="1120"/>
@@ -993,7 +993,7 @@
     </w:p>
     <w:p>
       <w:pPr>
-        <w:pStyle w:val="a9"/>
+        <w:pStyle w:val="ListParagraph"/>
         <w:numPr>
           <w:ilvl w:val="0"/>
           <w:numId w:val="1"/>
@@ -1034,7 +1034,7 @@
     </w:p>
     <w:p>
       <w:pPr>
-        <w:pStyle w:val="a9"/>
+        <w:pStyle w:val="ListParagraph"/>
         <w:numPr>
           <w:ilvl w:val="0"/>
           <w:numId w:val="1"/>
@@ -1075,7 +1075,7 @@
     </w:p>
     <w:p>
       <w:pPr>
-        <w:pStyle w:val="a9"/>
+        <w:pStyle w:val="ListParagraph"/>
         <w:numPr>
           <w:ilvl w:val="0"/>
           <w:numId w:val="1"/>
@@ -1116,7 +1116,7 @@
     </w:p>
     <w:p>
       <w:pPr>
-        <w:pStyle w:val="a9"/>
+        <w:pStyle w:val="ListParagraph"/>
         <w:numPr>
           <w:ilvl w:val="0"/>
           <w:numId w:val="1"/>
@@ -1166,7 +1166,7 @@
     </w:p>
     <w:p>
       <w:pPr>
-        <w:pStyle w:val="a9"/>
+        <w:pStyle w:val="ListParagraph"/>
         <w:numPr>
           <w:ilvl w:val="0"/>
           <w:numId w:val="1"/>
@@ -1207,7 +1207,7 @@
     </w:p>
     <w:p>
       <w:pPr>
-        <w:pStyle w:val="a9"/>
+        <w:pStyle w:val="ListParagraph"/>
         <w:numPr>
           <w:ilvl w:val="0"/>
           <w:numId w:val="1"/>
@@ -1248,7 +1248,7 @@
     </w:p>
     <w:p>
       <w:pPr>
-        <w:pStyle w:val="a9"/>
+        <w:pStyle w:val="ListParagraph"/>
         <w:numPr>
           <w:ilvl w:val="0"/>
           <w:numId w:val="1"/>
@@ -1335,7 +1335,7 @@
     </w:p>
     <w:p>
       <w:pPr>
-        <w:pStyle w:val="a9"/>
+        <w:pStyle w:val="ListParagraph"/>
         <w:numPr>
           <w:ilvl w:val="0"/>
           <w:numId w:val="18"/>
@@ -3720,7 +3720,7 @@
     </w:p>
     <w:p>
       <w:pPr>
-        <w:pStyle w:val="a9"/>
+        <w:pStyle w:val="ListParagraph"/>
         <w:numPr>
           <w:ilvl w:val="0"/>
           <w:numId w:val="18"/>
@@ -3748,7 +3748,7 @@
     </w:p>
     <w:p>
       <w:pPr>
-        <w:pStyle w:val="a9"/>
+        <w:pStyle w:val="ListParagraph"/>
         <w:numPr>
           <w:ilvl w:val="0"/>
           <w:numId w:val="14"/>
@@ -3781,7 +3781,7 @@
     </w:p>
     <w:p>
       <w:pPr>
-        <w:pStyle w:val="a9"/>
+        <w:pStyle w:val="ListParagraph"/>
         <w:numPr>
           <w:ilvl w:val="1"/>
           <w:numId w:val="14"/>
@@ -3837,7 +3837,7 @@
     </w:p>
     <w:p>
       <w:pPr>
-        <w:pStyle w:val="a9"/>
+        <w:pStyle w:val="ListParagraph"/>
         <w:numPr>
           <w:ilvl w:val="1"/>
           <w:numId w:val="14"/>
@@ -3901,7 +3901,7 @@
     </w:p>
     <w:p>
       <w:pPr>
-        <w:pStyle w:val="a9"/>
+        <w:pStyle w:val="ListParagraph"/>
         <w:numPr>
           <w:ilvl w:val="2"/>
           <w:numId w:val="14"/>
@@ -3925,7 +3925,7 @@
     </w:p>
     <w:p>
       <w:pPr>
-        <w:pStyle w:val="a9"/>
+        <w:pStyle w:val="ListParagraph"/>
         <w:numPr>
           <w:ilvl w:val="2"/>
           <w:numId w:val="14"/>
@@ -3949,7 +3949,7 @@
     </w:p>
     <w:p>
       <w:pPr>
-        <w:pStyle w:val="a9"/>
+        <w:pStyle w:val="ListParagraph"/>
         <w:numPr>
           <w:ilvl w:val="2"/>
           <w:numId w:val="14"/>
@@ -3975,7 +3975,7 @@
     </w:p>
     <w:p>
       <w:pPr>
-        <w:pStyle w:val="a9"/>
+        <w:pStyle w:val="ListParagraph"/>
         <w:numPr>
           <w:ilvl w:val="1"/>
           <w:numId w:val="14"/>
@@ -4031,7 +4031,7 @@
     </w:p>
     <w:p>
       <w:pPr>
-        <w:pStyle w:val="a9"/>
+        <w:pStyle w:val="ListParagraph"/>
         <w:numPr>
           <w:ilvl w:val="2"/>
           <w:numId w:val="14"/>
@@ -4054,7 +4054,7 @@
     </w:p>
     <w:p>
       <w:pPr>
-        <w:pStyle w:val="a9"/>
+        <w:pStyle w:val="ListParagraph"/>
         <w:numPr>
           <w:ilvl w:val="2"/>
           <w:numId w:val="14"/>
@@ -4077,7 +4077,7 @@
     </w:p>
     <w:p>
       <w:pPr>
-        <w:pStyle w:val="a9"/>
+        <w:pStyle w:val="ListParagraph"/>
         <w:numPr>
           <w:ilvl w:val="1"/>
           <w:numId w:val="14"/>
@@ -4158,7 +4158,7 @@
     </w:p>
     <w:p>
       <w:pPr>
-        <w:pStyle w:val="a9"/>
+        <w:pStyle w:val="ListParagraph"/>
         <w:numPr>
           <w:ilvl w:val="2"/>
           <w:numId w:val="14"/>
@@ -4181,7 +4181,7 @@
     </w:p>
     <w:p>
       <w:pPr>
-        <w:pStyle w:val="a9"/>
+        <w:pStyle w:val="ListParagraph"/>
         <w:numPr>
           <w:ilvl w:val="2"/>
           <w:numId w:val="14"/>
@@ -4204,7 +4204,7 @@
     </w:p>
     <w:p>
       <w:pPr>
-        <w:pStyle w:val="a9"/>
+        <w:pStyle w:val="ListParagraph"/>
         <w:numPr>
           <w:ilvl w:val="1"/>
           <w:numId w:val="14"/>
@@ -4237,7 +4237,7 @@
     </w:p>
     <w:p>
       <w:pPr>
-        <w:pStyle w:val="a9"/>
+        <w:pStyle w:val="ListParagraph"/>
         <w:numPr>
           <w:ilvl w:val="2"/>
           <w:numId w:val="14"/>
@@ -4269,7 +4269,7 @@
     </w:p>
     <w:p>
       <w:pPr>
-        <w:pStyle w:val="a9"/>
+        <w:pStyle w:val="ListParagraph"/>
         <w:numPr>
           <w:ilvl w:val="3"/>
           <w:numId w:val="14"/>
@@ -4416,7 +4416,7 @@
     </w:p>
     <w:p>
       <w:pPr>
-        <w:pStyle w:val="a9"/>
+        <w:pStyle w:val="ListParagraph"/>
         <w:numPr>
           <w:ilvl w:val="3"/>
           <w:numId w:val="14"/>
@@ -4545,7 +4545,7 @@
     </w:p>
     <w:p>
       <w:pPr>
-        <w:pStyle w:val="a9"/>
+        <w:pStyle w:val="ListParagraph"/>
         <w:numPr>
           <w:ilvl w:val="2"/>
           <w:numId w:val="14"/>
@@ -4614,7 +4614,7 @@
     </w:p>
     <w:p>
       <w:pPr>
-        <w:pStyle w:val="a9"/>
+        <w:pStyle w:val="ListParagraph"/>
         <w:numPr>
           <w:ilvl w:val="1"/>
           <w:numId w:val="14"/>
@@ -4839,7 +4839,7 @@
     </w:p>
     <w:p>
       <w:pPr>
-        <w:pStyle w:val="a9"/>
+        <w:pStyle w:val="ListParagraph"/>
         <w:numPr>
           <w:ilvl w:val="1"/>
           <w:numId w:val="14"/>
@@ -4887,7 +4887,7 @@
     </w:p>
     <w:p>
       <w:pPr>
-        <w:pStyle w:val="a9"/>
+        <w:pStyle w:val="ListParagraph"/>
         <w:numPr>
           <w:ilvl w:val="2"/>
           <w:numId w:val="14"/>
@@ -4922,7 +4922,7 @@
     </w:p>
     <w:p>
       <w:pPr>
-        <w:pStyle w:val="a9"/>
+        <w:pStyle w:val="ListParagraph"/>
         <w:numPr>
           <w:ilvl w:val="2"/>
           <w:numId w:val="14"/>
@@ -4957,7 +4957,7 @@
     </w:p>
     <w:p>
       <w:pPr>
-        <w:pStyle w:val="a9"/>
+        <w:pStyle w:val="ListParagraph"/>
         <w:numPr>
           <w:ilvl w:val="2"/>
           <w:numId w:val="14"/>
@@ -4992,7 +4992,7 @@
     </w:p>
     <w:p>
       <w:pPr>
-        <w:pStyle w:val="a9"/>
+        <w:pStyle w:val="ListParagraph"/>
         <w:numPr>
           <w:ilvl w:val="2"/>
           <w:numId w:val="14"/>
@@ -5027,7 +5027,7 @@
     </w:p>
     <w:p>
       <w:pPr>
-        <w:pStyle w:val="a9"/>
+        <w:pStyle w:val="ListParagraph"/>
         <w:numPr>
           <w:ilvl w:val="2"/>
           <w:numId w:val="14"/>
@@ -5062,7 +5062,7 @@
     </w:p>
     <w:p>
       <w:pPr>
-        <w:pStyle w:val="a9"/>
+        <w:pStyle w:val="ListParagraph"/>
         <w:numPr>
           <w:ilvl w:val="2"/>
           <w:numId w:val="14"/>
@@ -5097,7 +5097,7 @@
     </w:p>
     <w:p>
       <w:pPr>
-        <w:pStyle w:val="a9"/>
+        <w:pStyle w:val="ListParagraph"/>
         <w:numPr>
           <w:ilvl w:val="2"/>
           <w:numId w:val="14"/>
@@ -5134,7 +5134,7 @@
     </w:p>
     <w:p>
       <w:pPr>
-        <w:pStyle w:val="a9"/>
+        <w:pStyle w:val="ListParagraph"/>
         <w:numPr>
           <w:ilvl w:val="1"/>
           <w:numId w:val="14"/>
@@ -5174,7 +5174,7 @@
     </w:p>
     <w:p>
       <w:pPr>
-        <w:pStyle w:val="a9"/>
+        <w:pStyle w:val="ListParagraph"/>
         <w:numPr>
           <w:ilvl w:val="2"/>
           <w:numId w:val="14"/>
@@ -5222,7 +5222,7 @@
     </w:p>
     <w:p>
       <w:pPr>
-        <w:pStyle w:val="a9"/>
+        <w:pStyle w:val="ListParagraph"/>
         <w:numPr>
           <w:ilvl w:val="2"/>
           <w:numId w:val="14"/>
@@ -5253,7 +5253,7 @@
     </w:p>
     <w:p>
       <w:pPr>
-        <w:pStyle w:val="a9"/>
+        <w:pStyle w:val="ListParagraph"/>
         <w:numPr>
           <w:ilvl w:val="2"/>
           <w:numId w:val="14"/>
@@ -5301,7 +5301,7 @@
     </w:p>
     <w:p>
       <w:pPr>
-        <w:pStyle w:val="a9"/>
+        <w:pStyle w:val="ListParagraph"/>
         <w:numPr>
           <w:ilvl w:val="2"/>
           <w:numId w:val="14"/>
@@ -5340,7 +5340,7 @@
     </w:p>
     <w:p>
       <w:pPr>
-        <w:pStyle w:val="a9"/>
+        <w:pStyle w:val="ListParagraph"/>
         <w:numPr>
           <w:ilvl w:val="1"/>
           <w:numId w:val="14"/>
@@ -5364,7 +5364,7 @@
     </w:p>
     <w:p>
       <w:pPr>
-        <w:pStyle w:val="a9"/>
+        <w:pStyle w:val="ListParagraph"/>
         <w:numPr>
           <w:ilvl w:val="2"/>
           <w:numId w:val="14"/>
@@ -5395,7 +5395,7 @@
     </w:p>
     <w:p>
       <w:pPr>
-        <w:pStyle w:val="a9"/>
+        <w:pStyle w:val="ListParagraph"/>
         <w:numPr>
           <w:ilvl w:val="2"/>
           <w:numId w:val="14"/>
@@ -5426,7 +5426,7 @@
     </w:p>
     <w:p>
       <w:pPr>
-        <w:pStyle w:val="a9"/>
+        <w:pStyle w:val="ListParagraph"/>
         <w:numPr>
           <w:ilvl w:val="3"/>
           <w:numId w:val="14"/>
@@ -5449,7 +5449,7 @@
     </w:p>
     <w:p>
       <w:pPr>
-        <w:pStyle w:val="a9"/>
+        <w:pStyle w:val="ListParagraph"/>
         <w:numPr>
           <w:ilvl w:val="3"/>
           <w:numId w:val="14"/>
@@ -5472,7 +5472,7 @@
     </w:p>
     <w:p>
       <w:pPr>
-        <w:pStyle w:val="a9"/>
+        <w:pStyle w:val="ListParagraph"/>
         <w:numPr>
           <w:ilvl w:val="3"/>
           <w:numId w:val="14"/>
@@ -5495,7 +5495,7 @@
     </w:p>
     <w:p>
       <w:pPr>
-        <w:pStyle w:val="a9"/>
+        <w:pStyle w:val="ListParagraph"/>
         <w:numPr>
           <w:ilvl w:val="1"/>
           <w:numId w:val="14"/>
@@ -5670,7 +5670,7 @@
     </w:p>
     <w:p>
       <w:pPr>
-        <w:pStyle w:val="a9"/>
+        <w:pStyle w:val="ListParagraph"/>
         <w:numPr>
           <w:ilvl w:val="1"/>
           <w:numId w:val="14"/>
@@ -5737,7 +5737,7 @@
     </w:p>
     <w:p>
       <w:pPr>
-        <w:pStyle w:val="a9"/>
+        <w:pStyle w:val="ListParagraph"/>
         <w:numPr>
           <w:ilvl w:val="1"/>
           <w:numId w:val="14"/>
@@ -5861,7 +5861,7 @@
     </w:p>
     <w:p>
       <w:pPr>
-        <w:pStyle w:val="a9"/>
+        <w:pStyle w:val="ListParagraph"/>
         <w:numPr>
           <w:ilvl w:val="1"/>
           <w:numId w:val="14"/>
@@ -5884,7 +5884,7 @@
     </w:p>
     <w:p>
       <w:pPr>
-        <w:pStyle w:val="a9"/>
+        <w:pStyle w:val="ListParagraph"/>
         <w:numPr>
           <w:ilvl w:val="2"/>
           <w:numId w:val="14"/>
@@ -5908,7 +5908,7 @@
     </w:p>
     <w:p>
       <w:pPr>
-        <w:pStyle w:val="a9"/>
+        <w:pStyle w:val="ListParagraph"/>
         <w:numPr>
           <w:ilvl w:val="2"/>
           <w:numId w:val="14"/>
@@ -5932,7 +5932,7 @@
     </w:p>
     <w:p>
       <w:pPr>
-        <w:pStyle w:val="a9"/>
+        <w:pStyle w:val="ListParagraph"/>
         <w:numPr>
           <w:ilvl w:val="2"/>
           <w:numId w:val="14"/>
@@ -5956,7 +5956,7 @@
     </w:p>
     <w:p>
       <w:pPr>
-        <w:pStyle w:val="a9"/>
+        <w:pStyle w:val="ListParagraph"/>
         <w:numPr>
           <w:ilvl w:val="2"/>
           <w:numId w:val="14"/>
@@ -5980,7 +5980,7 @@
     </w:p>
     <w:p>
       <w:pPr>
-        <w:pStyle w:val="a9"/>
+        <w:pStyle w:val="ListParagraph"/>
         <w:numPr>
           <w:ilvl w:val="2"/>
           <w:numId w:val="14"/>
@@ -6004,7 +6004,7 @@
     </w:p>
     <w:p>
       <w:pPr>
-        <w:pStyle w:val="a9"/>
+        <w:pStyle w:val="ListParagraph"/>
         <w:numPr>
           <w:ilvl w:val="2"/>
           <w:numId w:val="14"/>
@@ -6028,7 +6028,7 @@
     </w:p>
     <w:p>
       <w:pPr>
-        <w:pStyle w:val="a9"/>
+        <w:pStyle w:val="ListParagraph"/>
         <w:numPr>
           <w:ilvl w:val="2"/>
           <w:numId w:val="14"/>
@@ -6063,7 +6063,7 @@
     </w:p>
     <w:p>
       <w:pPr>
-        <w:pStyle w:val="a9"/>
+        <w:pStyle w:val="ListParagraph"/>
         <w:numPr>
           <w:ilvl w:val="1"/>
           <w:numId w:val="14"/>
@@ -6095,7 +6095,7 @@
     </w:p>
     <w:p>
       <w:pPr>
-        <w:pStyle w:val="a9"/>
+        <w:pStyle w:val="ListParagraph"/>
         <w:numPr>
           <w:ilvl w:val="2"/>
           <w:numId w:val="14"/>
@@ -6118,7 +6118,7 @@
     </w:p>
     <w:p>
       <w:pPr>
-        <w:pStyle w:val="a9"/>
+        <w:pStyle w:val="ListParagraph"/>
         <w:numPr>
           <w:ilvl w:val="2"/>
           <w:numId w:val="14"/>
@@ -6149,7 +6149,7 @@
     </w:p>
     <w:p>
       <w:pPr>
-        <w:pStyle w:val="a9"/>
+        <w:pStyle w:val="ListParagraph"/>
         <w:numPr>
           <w:ilvl w:val="2"/>
           <w:numId w:val="14"/>
@@ -6172,7 +6172,7 @@
     </w:p>
     <w:p>
       <w:pPr>
-        <w:pStyle w:val="a9"/>
+        <w:pStyle w:val="ListParagraph"/>
         <w:numPr>
           <w:ilvl w:val="0"/>
           <w:numId w:val="15"/>
@@ -6205,7 +6205,7 @@
     </w:p>
     <w:p>
       <w:pPr>
-        <w:pStyle w:val="a9"/>
+        <w:pStyle w:val="ListParagraph"/>
         <w:numPr>
           <w:ilvl w:val="1"/>
           <w:numId w:val="14"/>
@@ -6269,7 +6269,7 @@
     </w:p>
     <w:p>
       <w:pPr>
-        <w:pStyle w:val="a9"/>
+        <w:pStyle w:val="ListParagraph"/>
         <w:numPr>
           <w:ilvl w:val="2"/>
           <w:numId w:val="14"/>
@@ -6293,7 +6293,7 @@
     </w:p>
     <w:p>
       <w:pPr>
-        <w:pStyle w:val="a9"/>
+        <w:pStyle w:val="ListParagraph"/>
         <w:numPr>
           <w:ilvl w:val="2"/>
           <w:numId w:val="14"/>
@@ -6317,7 +6317,7 @@
     </w:p>
     <w:p>
       <w:pPr>
-        <w:pStyle w:val="a9"/>
+        <w:pStyle w:val="ListParagraph"/>
         <w:numPr>
           <w:ilvl w:val="2"/>
           <w:numId w:val="14"/>
@@ -6352,7 +6352,7 @@
     </w:p>
     <w:p>
       <w:pPr>
-        <w:pStyle w:val="a9"/>
+        <w:pStyle w:val="ListParagraph"/>
         <w:numPr>
           <w:ilvl w:val="1"/>
           <w:numId w:val="14"/>
@@ -6400,7 +6400,7 @@
     </w:p>
     <w:p>
       <w:pPr>
-        <w:pStyle w:val="a9"/>
+        <w:pStyle w:val="ListParagraph"/>
         <w:numPr>
           <w:ilvl w:val="2"/>
           <w:numId w:val="14"/>
@@ -6423,7 +6423,7 @@
     </w:p>
     <w:p>
       <w:pPr>
-        <w:pStyle w:val="a9"/>
+        <w:pStyle w:val="ListParagraph"/>
         <w:numPr>
           <w:ilvl w:val="2"/>
           <w:numId w:val="14"/>
@@ -6446,7 +6446,7 @@
     </w:p>
     <w:p>
       <w:pPr>
-        <w:pStyle w:val="a9"/>
+        <w:pStyle w:val="ListParagraph"/>
         <w:numPr>
           <w:ilvl w:val="1"/>
           <w:numId w:val="14"/>
@@ -6527,7 +6527,7 @@
     </w:p>
     <w:p>
       <w:pPr>
-        <w:pStyle w:val="a9"/>
+        <w:pStyle w:val="ListParagraph"/>
         <w:numPr>
           <w:ilvl w:val="2"/>
           <w:numId w:val="14"/>
@@ -6550,7 +6550,7 @@
     </w:p>
     <w:p>
       <w:pPr>
-        <w:pStyle w:val="a9"/>
+        <w:pStyle w:val="ListParagraph"/>
         <w:numPr>
           <w:ilvl w:val="2"/>
           <w:numId w:val="14"/>
@@ -6573,7 +6573,7 @@
     </w:p>
     <w:p>
       <w:pPr>
-        <w:pStyle w:val="a9"/>
+        <w:pStyle w:val="ListParagraph"/>
         <w:numPr>
           <w:ilvl w:val="2"/>
           <w:numId w:val="14"/>
@@ -6596,7 +6596,7 @@
     </w:p>
     <w:p>
       <w:pPr>
-        <w:pStyle w:val="a9"/>
+        <w:pStyle w:val="ListParagraph"/>
         <w:numPr>
           <w:ilvl w:val="1"/>
           <w:numId w:val="14"/>
@@ -6637,7 +6637,7 @@
     </w:p>
     <w:p>
       <w:pPr>
-        <w:pStyle w:val="a9"/>
+        <w:pStyle w:val="ListParagraph"/>
         <w:numPr>
           <w:ilvl w:val="2"/>
           <w:numId w:val="14"/>
@@ -6668,7 +6668,7 @@
     </w:p>
     <w:p>
       <w:pPr>
-        <w:pStyle w:val="a9"/>
+        <w:pStyle w:val="ListParagraph"/>
         <w:numPr>
           <w:ilvl w:val="2"/>
           <w:numId w:val="14"/>
@@ -6699,7 +6699,7 @@
     </w:p>
     <w:p>
       <w:pPr>
-        <w:pStyle w:val="a9"/>
+        <w:pStyle w:val="ListParagraph"/>
         <w:numPr>
           <w:ilvl w:val="2"/>
           <w:numId w:val="14"/>
@@ -6730,7 +6730,7 @@
     </w:p>
     <w:p>
       <w:pPr>
-        <w:pStyle w:val="a9"/>
+        <w:pStyle w:val="ListParagraph"/>
         <w:numPr>
           <w:ilvl w:val="1"/>
           <w:numId w:val="14"/>
@@ -6762,7 +6762,7 @@
     </w:p>
     <w:p>
       <w:pPr>
-        <w:pStyle w:val="a9"/>
+        <w:pStyle w:val="ListParagraph"/>
         <w:numPr>
           <w:ilvl w:val="2"/>
           <w:numId w:val="14"/>
@@ -6802,7 +6802,7 @@
     </w:p>
     <w:p>
       <w:pPr>
-        <w:pStyle w:val="a9"/>
+        <w:pStyle w:val="ListParagraph"/>
         <w:numPr>
           <w:ilvl w:val="3"/>
           <w:numId w:val="14"/>
@@ -6873,7 +6873,7 @@
     </w:p>
     <w:p>
       <w:pPr>
-        <w:pStyle w:val="a9"/>
+        <w:pStyle w:val="ListParagraph"/>
         <w:numPr>
           <w:ilvl w:val="3"/>
           <w:numId w:val="14"/>
@@ -7004,7 +7004,7 @@
     </w:p>
     <w:p>
       <w:pPr>
-        <w:pStyle w:val="a9"/>
+        <w:pStyle w:val="ListParagraph"/>
         <w:numPr>
           <w:ilvl w:val="2"/>
           <w:numId w:val="14"/>
@@ -7044,7 +7044,7 @@
     </w:p>
     <w:p>
       <w:pPr>
-        <w:pStyle w:val="a9"/>
+        <w:pStyle w:val="ListParagraph"/>
         <w:numPr>
           <w:ilvl w:val="3"/>
           <w:numId w:val="14"/>
@@ -7115,7 +7115,7 @@
     </w:p>
     <w:p>
       <w:pPr>
-        <w:pStyle w:val="a9"/>
+        <w:pStyle w:val="ListParagraph"/>
         <w:numPr>
           <w:ilvl w:val="3"/>
           <w:numId w:val="14"/>
@@ -7254,7 +7254,7 @@
     </w:p>
     <w:p>
       <w:pPr>
-        <w:pStyle w:val="a9"/>
+        <w:pStyle w:val="ListParagraph"/>
         <w:numPr>
           <w:ilvl w:val="1"/>
           <w:numId w:val="14"/>
@@ -7340,7 +7340,7 @@
     </w:p>
     <w:p>
       <w:pPr>
-        <w:pStyle w:val="a9"/>
+        <w:pStyle w:val="ListParagraph"/>
         <w:numPr>
           <w:ilvl w:val="1"/>
           <w:numId w:val="14"/>
@@ -7427,7 +7427,7 @@
     </w:p>
     <w:p>
       <w:pPr>
-        <w:pStyle w:val="a9"/>
+        <w:pStyle w:val="ListParagraph"/>
         <w:numPr>
           <w:ilvl w:val="1"/>
           <w:numId w:val="14"/>
@@ -7501,7 +7501,7 @@
     </w:p>
     <w:p>
       <w:pPr>
-        <w:pStyle w:val="a9"/>
+        <w:pStyle w:val="ListParagraph"/>
         <w:numPr>
           <w:ilvl w:val="2"/>
           <w:numId w:val="14"/>
@@ -7536,7 +7536,7 @@
     </w:p>
     <w:p>
       <w:pPr>
-        <w:pStyle w:val="a9"/>
+        <w:pStyle w:val="ListParagraph"/>
         <w:numPr>
           <w:ilvl w:val="2"/>
           <w:numId w:val="14"/>
@@ -7560,7 +7560,7 @@
     </w:p>
     <w:p>
       <w:pPr>
-        <w:pStyle w:val="a9"/>
+        <w:pStyle w:val="ListParagraph"/>
         <w:numPr>
           <w:ilvl w:val="2"/>
           <w:numId w:val="14"/>
@@ -7597,7 +7597,7 @@
     </w:p>
     <w:p>
       <w:pPr>
-        <w:pStyle w:val="a9"/>
+        <w:pStyle w:val="ListParagraph"/>
         <w:numPr>
           <w:ilvl w:val="1"/>
           <w:numId w:val="14"/>
@@ -7715,7 +7715,7 @@
     </w:p>
     <w:p>
       <w:pPr>
-        <w:pStyle w:val="a9"/>
+        <w:pStyle w:val="ListParagraph"/>
         <w:numPr>
           <w:ilvl w:val="1"/>
           <w:numId w:val="14"/>
@@ -7738,7 +7738,7 @@
     </w:p>
     <w:p>
       <w:pPr>
-        <w:pStyle w:val="a9"/>
+        <w:pStyle w:val="ListParagraph"/>
         <w:numPr>
           <w:ilvl w:val="2"/>
           <w:numId w:val="14"/>
@@ -7761,7 +7761,7 @@
     </w:p>
     <w:p>
       <w:pPr>
-        <w:pStyle w:val="a9"/>
+        <w:pStyle w:val="ListParagraph"/>
         <w:numPr>
           <w:ilvl w:val="2"/>
           <w:numId w:val="14"/>
@@ -7796,20 +7796,12 @@
           <w:sz w:val="28"/>
           <w:szCs w:val="28"/>
         </w:rPr>
-        <w:t>-діаграми</w:t>
-      </w:r>
-      <w:r>
-        <w:rPr>
-          <w:rFonts w:ascii="Times New Roman" w:hAnsi="Times New Roman" w:cs="Times New Roman"/>
-          <w:sz w:val="28"/>
-          <w:szCs w:val="28"/>
-        </w:rPr>
-        <w:t>,</w:t>
-      </w:r>
-    </w:p>
-    <w:p>
-      <w:pPr>
-        <w:pStyle w:val="a9"/>
+        <w:t>-діаграми,</w:t>
+      </w:r>
+    </w:p>
+    <w:p>
+      <w:pPr>
+        <w:pStyle w:val="ListParagraph"/>
         <w:numPr>
           <w:ilvl w:val="2"/>
           <w:numId w:val="14"/>
@@ -7832,7 +7824,7 @@
     </w:p>
     <w:p>
       <w:pPr>
-        <w:pStyle w:val="a9"/>
+        <w:pStyle w:val="ListParagraph"/>
         <w:numPr>
           <w:ilvl w:val="2"/>
           <w:numId w:val="14"/>
@@ -7855,7 +7847,7 @@
     </w:p>
     <w:p>
       <w:pPr>
-        <w:pStyle w:val="a9"/>
+        <w:pStyle w:val="ListParagraph"/>
         <w:numPr>
           <w:ilvl w:val="0"/>
           <w:numId w:val="15"/>
@@ -7888,7 +7880,7 @@
     </w:p>
     <w:p>
       <w:pPr>
-        <w:pStyle w:val="a9"/>
+        <w:pStyle w:val="ListParagraph"/>
         <w:numPr>
           <w:ilvl w:val="1"/>
           <w:numId w:val="15"/>
@@ -7921,7 +7913,7 @@
     </w:p>
     <w:p>
       <w:pPr>
-        <w:pStyle w:val="a9"/>
+        <w:pStyle w:val="ListParagraph"/>
         <w:numPr>
           <w:ilvl w:val="2"/>
           <w:numId w:val="15"/>
@@ -7944,7 +7936,7 @@
     </w:p>
     <w:p>
       <w:pPr>
-        <w:pStyle w:val="a9"/>
+        <w:pStyle w:val="ListParagraph"/>
         <w:numPr>
           <w:ilvl w:val="2"/>
           <w:numId w:val="15"/>
@@ -7967,7 +7959,7 @@
     </w:p>
     <w:p>
       <w:pPr>
-        <w:pStyle w:val="a9"/>
+        <w:pStyle w:val="ListParagraph"/>
         <w:numPr>
           <w:ilvl w:val="2"/>
           <w:numId w:val="15"/>
@@ -8017,7 +8009,7 @@
     </w:p>
     <w:p>
       <w:pPr>
-        <w:pStyle w:val="a9"/>
+        <w:pStyle w:val="ListParagraph"/>
         <w:numPr>
           <w:ilvl w:val="2"/>
           <w:numId w:val="15"/>
@@ -8057,7 +8049,7 @@
     </w:p>
     <w:p>
       <w:pPr>
-        <w:pStyle w:val="a9"/>
+        <w:pStyle w:val="ListParagraph"/>
         <w:numPr>
           <w:ilvl w:val="1"/>
           <w:numId w:val="15"/>
@@ -8167,7 +8159,7 @@
     </w:p>
     <w:p>
       <w:pPr>
-        <w:pStyle w:val="a9"/>
+        <w:pStyle w:val="ListParagraph"/>
         <w:numPr>
           <w:ilvl w:val="0"/>
           <w:numId w:val="18"/>
@@ -8216,7 +8208,7 @@
     </w:p>
     <w:p>
       <w:pPr>
-        <w:pStyle w:val="a9"/>
+        <w:pStyle w:val="ListParagraph"/>
         <w:numPr>
           <w:ilvl w:val="0"/>
           <w:numId w:val="16"/>
@@ -8248,7 +8240,7 @@
     </w:p>
     <w:p>
       <w:pPr>
-        <w:pStyle w:val="a9"/>
+        <w:pStyle w:val="ListParagraph"/>
         <w:numPr>
           <w:ilvl w:val="0"/>
           <w:numId w:val="16"/>
@@ -8280,7 +8272,7 @@
     </w:p>
     <w:p>
       <w:pPr>
-        <w:pStyle w:val="a9"/>
+        <w:pStyle w:val="ListParagraph"/>
         <w:numPr>
           <w:ilvl w:val="0"/>
           <w:numId w:val="16"/>
@@ -8312,7 +8304,7 @@
     </w:p>
     <w:p>
       <w:pPr>
-        <w:pStyle w:val="a9"/>
+        <w:pStyle w:val="ListParagraph"/>
         <w:numPr>
           <w:ilvl w:val="0"/>
           <w:numId w:val="16"/>
@@ -8344,7 +8336,7 @@
     </w:p>
     <w:p>
       <w:pPr>
-        <w:pStyle w:val="a9"/>
+        <w:pStyle w:val="ListParagraph"/>
         <w:numPr>
           <w:ilvl w:val="0"/>
           <w:numId w:val="16"/>
@@ -8376,7 +8368,7 @@
     </w:p>
     <w:p>
       <w:pPr>
-        <w:pStyle w:val="a9"/>
+        <w:pStyle w:val="ListParagraph"/>
         <w:numPr>
           <w:ilvl w:val="0"/>
           <w:numId w:val="16"/>
@@ -8408,7 +8400,7 @@
     </w:p>
     <w:p>
       <w:pPr>
-        <w:pStyle w:val="a9"/>
+        <w:pStyle w:val="ListParagraph"/>
         <w:numPr>
           <w:ilvl w:val="0"/>
           <w:numId w:val="16"/>
@@ -8494,7 +8486,7 @@
     </w:p>
     <w:p>
       <w:pPr>
-        <w:pStyle w:val="a9"/>
+        <w:pStyle w:val="ListParagraph"/>
         <w:numPr>
           <w:ilvl w:val="0"/>
           <w:numId w:val="16"/>
@@ -8554,7 +8546,7 @@
     </w:p>
     <w:p>
       <w:pPr>
-        <w:pStyle w:val="a9"/>
+        <w:pStyle w:val="ListParagraph"/>
         <w:numPr>
           <w:ilvl w:val="0"/>
           <w:numId w:val="16"/>
@@ -8618,7 +8610,7 @@
     </w:p>
     <w:p>
       <w:pPr>
-        <w:pStyle w:val="a9"/>
+        <w:pStyle w:val="ListParagraph"/>
         <w:numPr>
           <w:ilvl w:val="0"/>
           <w:numId w:val="16"/>
@@ -8678,7 +8670,7 @@
     </w:p>
     <w:p>
       <w:pPr>
-        <w:pStyle w:val="a9"/>
+        <w:pStyle w:val="ListParagraph"/>
         <w:numPr>
           <w:ilvl w:val="0"/>
           <w:numId w:val="16"/>
@@ -8731,7 +8723,7 @@
     </w:p>
     <w:p>
       <w:pPr>
-        <w:pStyle w:val="a9"/>
+        <w:pStyle w:val="ListParagraph"/>
         <w:numPr>
           <w:ilvl w:val="0"/>
           <w:numId w:val="18"/>
@@ -9602,7 +9594,7 @@
     </w:p>
     <w:p>
       <w:pPr>
-        <w:pStyle w:val="a9"/>
+        <w:pStyle w:val="ListParagraph"/>
         <w:numPr>
           <w:ilvl w:val="0"/>
           <w:numId w:val="3"/>
@@ -9661,7 +9653,7 @@
     </w:p>
     <w:p>
       <w:pPr>
-        <w:pStyle w:val="a9"/>
+        <w:pStyle w:val="ListParagraph"/>
         <w:numPr>
           <w:ilvl w:val="0"/>
           <w:numId w:val="3"/>
@@ -9720,7 +9712,7 @@
     </w:p>
     <w:p>
       <w:pPr>
-        <w:pStyle w:val="a9"/>
+        <w:pStyle w:val="ListParagraph"/>
         <w:numPr>
           <w:ilvl w:val="0"/>
           <w:numId w:val="3"/>
@@ -9779,7 +9771,7 @@
     </w:p>
     <w:p>
       <w:pPr>
-        <w:pStyle w:val="a9"/>
+        <w:pStyle w:val="ListParagraph"/>
         <w:numPr>
           <w:ilvl w:val="0"/>
           <w:numId w:val="3"/>
@@ -9838,7 +9830,7 @@
     </w:p>
     <w:p>
       <w:pPr>
-        <w:pStyle w:val="a9"/>
+        <w:pStyle w:val="ListParagraph"/>
         <w:numPr>
           <w:ilvl w:val="0"/>
           <w:numId w:val="3"/>
@@ -9915,7 +9907,7 @@
     </w:p>
     <w:p>
       <w:pPr>
-        <w:pStyle w:val="a9"/>
+        <w:pStyle w:val="ListParagraph"/>
         <w:numPr>
           <w:ilvl w:val="0"/>
           <w:numId w:val="3"/>
@@ -9974,7 +9966,7 @@
     </w:p>
     <w:p>
       <w:pPr>
-        <w:pStyle w:val="a9"/>
+        <w:pStyle w:val="ListParagraph"/>
         <w:numPr>
           <w:ilvl w:val="0"/>
           <w:numId w:val="3"/>
@@ -10601,7 +10593,7 @@
     </w:p>
     <w:p>
       <w:pPr>
-        <w:pStyle w:val="a9"/>
+        <w:pStyle w:val="ListParagraph"/>
         <w:numPr>
           <w:ilvl w:val="0"/>
           <w:numId w:val="2"/>
@@ -10715,7 +10707,7 @@
     </w:p>
     <w:p>
       <w:pPr>
-        <w:pStyle w:val="a9"/>
+        <w:pStyle w:val="ListParagraph"/>
         <w:numPr>
           <w:ilvl w:val="0"/>
           <w:numId w:val="2"/>
@@ -10829,7 +10821,7 @@
     </w:p>
     <w:p>
       <w:pPr>
-        <w:pStyle w:val="a9"/>
+        <w:pStyle w:val="ListParagraph"/>
         <w:numPr>
           <w:ilvl w:val="0"/>
           <w:numId w:val="2"/>
@@ -13184,6 +13176,188 @@
         </w:rPr>
         <w:t>Рис.9</w:t>
       </w:r>
+    </w:p>
+    <w:p>
+      <w:pPr>
+        <w:rPr>
+          <w:rFonts w:ascii="Times New Roman" w:hAnsi="Times New Roman" w:cs="Times New Roman"/>
+          <w:sz w:val="28"/>
+          <w:szCs w:val="28"/>
+        </w:rPr>
+      </w:pPr>
+      <w:r>
+        <w:rPr>
+          <w:rFonts w:ascii="Times New Roman" w:hAnsi="Times New Roman" w:cs="Times New Roman"/>
+          <w:sz w:val="28"/>
+          <w:szCs w:val="28"/>
+        </w:rPr>
+        <w:br w:type="page"/>
+      </w:r>
+    </w:p>
+    <w:p>
+      <w:pPr>
+        <w:tabs>
+          <w:tab w:val="left" w:pos="560"/>
+          <w:tab w:val="left" w:pos="1120"/>
+          <w:tab w:val="left" w:pos="1680"/>
+          <w:tab w:val="left" w:pos="2240"/>
+          <w:tab w:val="left" w:pos="2800"/>
+          <w:tab w:val="left" w:pos="3360"/>
+          <w:tab w:val="left" w:pos="3920"/>
+          <w:tab w:val="left" w:pos="4480"/>
+          <w:tab w:val="left" w:pos="5040"/>
+          <w:tab w:val="left" w:pos="5600"/>
+          <w:tab w:val="left" w:pos="6160"/>
+          <w:tab w:val="left" w:pos="6720"/>
+        </w:tabs>
+        <w:autoSpaceDE w:val="0"/>
+        <w:autoSpaceDN w:val="0"/>
+        <w:adjustRightInd w:val="0"/>
+        <w:spacing w:after="0" w:line="240" w:lineRule="auto"/>
+        <w:ind w:right="-563"/>
+        <w:rPr>
+          <w:rFonts w:ascii="Times New Roman" w:hAnsi="Times New Roman" w:cs="Times New Roman"/>
+          <w:sz w:val="28"/>
+          <w:szCs w:val="28"/>
+          <w:u w:val="single"/>
+        </w:rPr>
+      </w:pPr>
+      <w:r>
+        <w:rPr>
+          <w:rFonts w:ascii="Times New Roman" w:hAnsi="Times New Roman" w:cs="Times New Roman"/>
+          <w:sz w:val="28"/>
+          <w:szCs w:val="28"/>
+          <w:u w:val="single"/>
+        </w:rPr>
+        <w:lastRenderedPageBreak/>
+        <w:t xml:space="preserve">Класи пакету </w:t>
+      </w:r>
+      <w:proofErr w:type="spellStart"/>
+      <w:r>
+        <w:rPr>
+          <w:rFonts w:ascii="Times New Roman" w:hAnsi="Times New Roman" w:cs="Times New Roman"/>
+          <w:sz w:val="28"/>
+          <w:szCs w:val="28"/>
+          <w:u w:val="single"/>
+        </w:rPr>
+        <w:t>network</w:t>
+      </w:r>
+      <w:proofErr w:type="spellEnd"/>
+    </w:p>
+    <w:p>
+      <w:pPr>
+        <w:tabs>
+          <w:tab w:val="left" w:pos="560"/>
+          <w:tab w:val="left" w:pos="1120"/>
+          <w:tab w:val="left" w:pos="1680"/>
+          <w:tab w:val="left" w:pos="2240"/>
+          <w:tab w:val="left" w:pos="2800"/>
+          <w:tab w:val="left" w:pos="3360"/>
+          <w:tab w:val="left" w:pos="3920"/>
+          <w:tab w:val="left" w:pos="4480"/>
+          <w:tab w:val="left" w:pos="5040"/>
+          <w:tab w:val="left" w:pos="5600"/>
+          <w:tab w:val="left" w:pos="6160"/>
+          <w:tab w:val="left" w:pos="6720"/>
+        </w:tabs>
+        <w:autoSpaceDE w:val="0"/>
+        <w:autoSpaceDN w:val="0"/>
+        <w:adjustRightInd w:val="0"/>
+        <w:spacing w:after="0" w:line="240" w:lineRule="auto"/>
+        <w:ind w:right="-563"/>
+        <w:rPr>
+          <w:rFonts w:ascii="Times New Roman" w:hAnsi="Times New Roman" w:cs="Times New Roman"/>
+          <w:sz w:val="28"/>
+          <w:szCs w:val="28"/>
+          <w:lang w:val="en-US"/>
+        </w:rPr>
+      </w:pPr>
+      <w:r>
+        <w:rPr>
+          <w:rFonts w:ascii="Times New Roman" w:hAnsi="Times New Roman" w:cs="Times New Roman"/>
+          <w:sz w:val="28"/>
+          <w:szCs w:val="28"/>
+        </w:rPr>
+        <w:t xml:space="preserve">На рисунку </w:t>
+      </w:r>
+      <w:r>
+        <w:rPr>
+          <w:rFonts w:ascii="Times New Roman" w:hAnsi="Times New Roman" w:cs="Times New Roman"/>
+          <w:sz w:val="28"/>
+          <w:szCs w:val="28"/>
+        </w:rPr>
+        <w:t>10</w:t>
+      </w:r>
+      <w:r>
+        <w:rPr>
+          <w:rFonts w:ascii="Times New Roman" w:hAnsi="Times New Roman" w:cs="Times New Roman"/>
+          <w:sz w:val="28"/>
+          <w:szCs w:val="28"/>
+        </w:rPr>
+        <w:t xml:space="preserve"> подано UML-діаграму класів пакета</w:t>
+      </w:r>
+      <w:r>
+        <w:rPr>
+          <w:rFonts w:ascii="Times New Roman" w:hAnsi="Times New Roman" w:cs="Times New Roman"/>
+          <w:sz w:val="28"/>
+          <w:szCs w:val="28"/>
+        </w:rPr>
+        <w:t xml:space="preserve"> </w:t>
+      </w:r>
+      <w:proofErr w:type="spellStart"/>
+      <w:r>
+        <w:rPr>
+          <w:rFonts w:ascii="Times New Roman" w:hAnsi="Times New Roman" w:cs="Times New Roman"/>
+          <w:sz w:val="28"/>
+          <w:szCs w:val="28"/>
+        </w:rPr>
+        <w:t>network</w:t>
+      </w:r>
+      <w:proofErr w:type="spellEnd"/>
+      <w:r>
+        <w:rPr>
+          <w:rFonts w:ascii="Times New Roman" w:hAnsi="Times New Roman" w:cs="Times New Roman"/>
+          <w:sz w:val="28"/>
+          <w:szCs w:val="28"/>
+        </w:rPr>
+        <w:t xml:space="preserve">, </w:t>
+      </w:r>
+      <w:r>
+        <w:rPr>
+          <w:rFonts w:ascii="Times New Roman" w:hAnsi="Times New Roman" w:cs="Times New Roman"/>
+          <w:sz w:val="28"/>
+          <w:szCs w:val="28"/>
+        </w:rPr>
+        <w:t>який відповідає за реалізацію мережевого режиму роботи системи.</w:t>
+      </w:r>
+    </w:p>
+    <w:p>
+      <w:pPr>
+        <w:tabs>
+          <w:tab w:val="left" w:pos="560"/>
+          <w:tab w:val="left" w:pos="1120"/>
+          <w:tab w:val="left" w:pos="1680"/>
+          <w:tab w:val="left" w:pos="2240"/>
+          <w:tab w:val="left" w:pos="2800"/>
+          <w:tab w:val="left" w:pos="3360"/>
+          <w:tab w:val="left" w:pos="3920"/>
+          <w:tab w:val="left" w:pos="4480"/>
+          <w:tab w:val="left" w:pos="5040"/>
+          <w:tab w:val="left" w:pos="5600"/>
+          <w:tab w:val="left" w:pos="6160"/>
+          <w:tab w:val="left" w:pos="6720"/>
+        </w:tabs>
+        <w:autoSpaceDE w:val="0"/>
+        <w:autoSpaceDN w:val="0"/>
+        <w:adjustRightInd w:val="0"/>
+        <w:spacing w:after="0" w:line="240" w:lineRule="auto"/>
+        <w:ind w:right="-563"/>
+        <w:rPr>
+          <w:rFonts w:ascii="Times New Roman" w:hAnsi="Times New Roman" w:cs="Times New Roman"/>
+          <w:sz w:val="28"/>
+          <w:szCs w:val="28"/>
+        </w:rPr>
+      </w:pPr>
       <w:r>
         <w:rPr>
           <w:rFonts w:ascii="Times New Roman" w:hAnsi="Times New Roman" w:cs="Times New Roman"/>
@@ -13191,6 +13365,96 @@
           <w:szCs w:val="28"/>
         </w:rPr>
         <w:br/>
+      </w:r>
+    </w:p>
+    <w:p>
+      <w:pPr>
+        <w:tabs>
+          <w:tab w:val="left" w:pos="560"/>
+          <w:tab w:val="left" w:pos="1120"/>
+          <w:tab w:val="left" w:pos="1680"/>
+          <w:tab w:val="left" w:pos="2240"/>
+          <w:tab w:val="left" w:pos="2800"/>
+          <w:tab w:val="left" w:pos="3360"/>
+          <w:tab w:val="left" w:pos="3920"/>
+          <w:tab w:val="left" w:pos="4480"/>
+          <w:tab w:val="left" w:pos="5040"/>
+          <w:tab w:val="left" w:pos="5600"/>
+          <w:tab w:val="left" w:pos="6160"/>
+          <w:tab w:val="left" w:pos="6720"/>
+        </w:tabs>
+        <w:autoSpaceDE w:val="0"/>
+        <w:autoSpaceDN w:val="0"/>
+        <w:adjustRightInd w:val="0"/>
+        <w:spacing w:after="0" w:line="240" w:lineRule="auto"/>
+        <w:ind w:right="-563"/>
+        <w:rPr>
+          <w:rFonts w:ascii="Times New Roman" w:hAnsi="Times New Roman" w:cs="Times New Roman"/>
+          <w:sz w:val="28"/>
+          <w:szCs w:val="28"/>
+        </w:rPr>
+      </w:pPr>
+      <w:r>
+        <w:rPr>
+          <w:rFonts w:ascii="Times New Roman" w:hAnsi="Times New Roman" w:cs="Times New Roman"/>
+          <w:sz w:val="28"/>
+          <w:szCs w:val="28"/>
+        </w:rPr>
+        <w:drawing>
+          <wp:anchor distT="0" distB="0" distL="114300" distR="114300" simplePos="0" relativeHeight="251671552" behindDoc="0" locked="0" layoutInCell="1" allowOverlap="1" wp14:anchorId="4DB4EACC" wp14:editId="6C6D7188">
+            <wp:simplePos x="0" y="0"/>
+            <wp:positionH relativeFrom="column">
+              <wp:posOffset>0</wp:posOffset>
+            </wp:positionH>
+            <wp:positionV relativeFrom="paragraph">
+              <wp:posOffset>0</wp:posOffset>
+            </wp:positionV>
+            <wp:extent cx="4459266" cy="5044419"/>
+            <wp:effectExtent l="0" t="0" r="0" b="0"/>
+            <wp:wrapTopAndBottom/>
+            <wp:docPr id="329474315" name="Picture 1"/>
+            <wp:cNvGraphicFramePr>
+              <a:graphicFrameLocks xmlns:a="http://schemas.openxmlformats.org/drawingml/2006/main" noChangeAspect="1"/>
+            </wp:cNvGraphicFramePr>
+            <a:graphic xmlns:a="http://schemas.openxmlformats.org/drawingml/2006/main">
+              <a:graphicData uri="http://schemas.openxmlformats.org/drawingml/2006/picture">
+                <pic:pic xmlns:pic="http://schemas.openxmlformats.org/drawingml/2006/picture">
+                  <pic:nvPicPr>
+                    <pic:cNvPr id="329474315" name=""/>
+                    <pic:cNvPicPr/>
+                  </pic:nvPicPr>
+                  <pic:blipFill>
+                    <a:blip r:embed="rId17">
+                      <a:extLst>
+                        <a:ext uri="{28A0092B-C50C-407E-A947-70E740481C1C}">
+                          <a14:useLocalDpi xmlns:a14="http://schemas.microsoft.com/office/drawing/2010/main" val="0"/>
+                        </a:ext>
+                      </a:extLst>
+                    </a:blip>
+                    <a:stretch>
+                      <a:fillRect/>
+                    </a:stretch>
+                  </pic:blipFill>
+                  <pic:spPr>
+                    <a:xfrm>
+                      <a:off x="0" y="0"/>
+                      <a:ext cx="4459266" cy="5044419"/>
+                    </a:xfrm>
+                    <a:prstGeom prst="rect">
+                      <a:avLst/>
+                    </a:prstGeom>
+                  </pic:spPr>
+                </pic:pic>
+              </a:graphicData>
+            </a:graphic>
+            <wp14:sizeRelH relativeFrom="page">
+              <wp14:pctWidth>0</wp14:pctWidth>
+            </wp14:sizeRelH>
+            <wp14:sizeRelV relativeFrom="page">
+              <wp14:pctHeight>0</wp14:pctHeight>
+            </wp14:sizeRelV>
+          </wp:anchor>
+        </w:drawing>
       </w:r>
     </w:p>
     <w:p>
@@ -13217,7 +13481,7 @@
     </w:p>
     <w:p>
       <w:pPr>
-        <w:pStyle w:val="a9"/>
+        <w:pStyle w:val="ListParagraph"/>
         <w:numPr>
           <w:ilvl w:val="0"/>
           <w:numId w:val="18"/>
@@ -13750,7 +14014,7 @@
     </w:p>
     <w:p>
       <w:pPr>
-        <w:pStyle w:val="a9"/>
+        <w:pStyle w:val="ListParagraph"/>
         <w:numPr>
           <w:ilvl w:val="0"/>
           <w:numId w:val="17"/>
@@ -13842,7 +14106,7 @@
     </w:p>
     <w:p>
       <w:pPr>
-        <w:pStyle w:val="a9"/>
+        <w:pStyle w:val="ListParagraph"/>
         <w:numPr>
           <w:ilvl w:val="0"/>
           <w:numId w:val="17"/>
@@ -13880,27 +14144,7 @@
           <w:sz w:val="28"/>
           <w:szCs w:val="28"/>
         </w:rPr>
-        <w:t>логік</w:t>
-      </w:r>
-      <w:r>
-        <w:rPr>
-          <w:rFonts w:ascii="Times New Roman" w:hAnsi="Times New Roman" w:cs="Times New Roman"/>
-          <w:i/>
-          <w:iCs/>
-          <w:sz w:val="28"/>
-          <w:szCs w:val="28"/>
-        </w:rPr>
-        <w:t>а</w:t>
-      </w:r>
-      <w:r>
-        <w:rPr>
-          <w:rFonts w:ascii="Times New Roman" w:hAnsi="Times New Roman" w:cs="Times New Roman"/>
-          <w:i/>
-          <w:iCs/>
-          <w:sz w:val="28"/>
-          <w:szCs w:val="28"/>
-        </w:rPr>
-        <w:t xml:space="preserve"> функціонування системи та взаємодії її компонентів</w:t>
+        <w:t>логіка функціонування системи та взаємодії її компонентів</w:t>
       </w:r>
       <w:r>
         <w:rPr>
@@ -13939,7 +14183,7 @@
     </w:p>
     <w:p>
       <w:pPr>
-        <w:pStyle w:val="a9"/>
+        <w:pStyle w:val="ListParagraph"/>
         <w:numPr>
           <w:ilvl w:val="0"/>
           <w:numId w:val="17"/>
@@ -14054,7 +14298,7 @@
     </w:p>
     <w:p>
       <w:pPr>
-        <w:pStyle w:val="a9"/>
+        <w:pStyle w:val="ListParagraph"/>
         <w:numPr>
           <w:ilvl w:val="0"/>
           <w:numId w:val="17"/>
@@ -14227,7 +14471,7 @@
     </w:p>
     <w:p>
       <w:pPr>
-        <w:pStyle w:val="a9"/>
+        <w:pStyle w:val="ListParagraph"/>
         <w:numPr>
           <w:ilvl w:val="0"/>
           <w:numId w:val="17"/>
@@ -14446,7 +14690,7 @@
     </w:p>
     <w:p>
       <w:pPr>
-        <w:pStyle w:val="a9"/>
+        <w:pStyle w:val="ListParagraph"/>
         <w:numPr>
           <w:ilvl w:val="0"/>
           <w:numId w:val="17"/>
@@ -14578,7 +14822,7 @@
     </w:p>
     <w:p>
       <w:pPr>
-        <w:pStyle w:val="a9"/>
+        <w:pStyle w:val="ListParagraph"/>
         <w:numPr>
           <w:ilvl w:val="0"/>
           <w:numId w:val="17"/>
@@ -14666,7 +14910,7 @@
     </w:p>
     <w:p>
       <w:pPr>
-        <w:pStyle w:val="a9"/>
+        <w:pStyle w:val="ListParagraph"/>
         <w:numPr>
           <w:ilvl w:val="0"/>
           <w:numId w:val="17"/>
@@ -14739,7 +14983,7 @@
     </w:p>
     <w:p>
       <w:pPr>
-        <w:pStyle w:val="a9"/>
+        <w:pStyle w:val="ListParagraph"/>
         <w:numPr>
           <w:ilvl w:val="0"/>
           <w:numId w:val="18"/>
@@ -15156,7 +15400,7 @@
     </w:p>
     <w:p>
       <w:pPr>
-        <w:pStyle w:val="a9"/>
+        <w:pStyle w:val="ListParagraph"/>
         <w:numPr>
           <w:ilvl w:val="0"/>
           <w:numId w:val="18"/>
@@ -15273,10 +15517,10 @@
           <w:lang w:val="en-US"/>
         </w:rPr>
       </w:pPr>
-      <w:hyperlink r:id="rId17" w:history="1">
+      <w:hyperlink r:id="rId18" w:history="1">
         <w:r>
           <w:rPr>
-            <w:rStyle w:val="af2"/>
+            <w:rStyle w:val="Hyperlink"/>
             <w:rFonts w:ascii="Times New Roman" w:hAnsi="Times New Roman" w:cs="Times New Roman"/>
             <w:sz w:val="28"/>
             <w:szCs w:val="28"/>
@@ -15316,8 +15560,8 @@
       </w:pPr>
     </w:p>
     <w:sectPr>
-      <w:footerReference w:type="default" r:id="rId18"/>
-      <w:footerReference w:type="first" r:id="rId19"/>
+      <w:footerReference w:type="default" r:id="rId19"/>
+      <w:footerReference w:type="first" r:id="rId20"/>
       <w:pgSz w:w="12240" w:h="15840"/>
       <w:pgMar w:top="670" w:right="1440" w:bottom="1054" w:left="1440" w:header="708" w:footer="708" w:gutter="0"/>
       <w:cols w:space="708"/>
@@ -15357,7 +15601,7 @@
 <w:ftr xmlns:wpc="http://schemas.microsoft.com/office/word/2010/wordprocessingCanvas" xmlns:cx="http://schemas.microsoft.com/office/drawing/2014/chartex" xmlns:cx1="http://schemas.microsoft.com/office/drawing/2015/9/8/chartex" xmlns:cx2="http://schemas.microsoft.com/office/drawing/2015/10/21/chartex" xmlns:cx3="http://schemas.microsoft.com/office/drawing/2016/5/9/chartex" xmlns:cx4="http://schemas.microsoft.com/office/drawing/2016/5/10/chartex" xmlns:cx5="http://schemas.microsoft.com/office/drawing/2016/5/11/chartex" xmlns:cx6="http://schemas.microsoft.com/office/drawing/2016/5/12/chartex" xmlns:cx7="http://schemas.microsoft.com/office/drawing/2016/5/13/chartex" xmlns:cx8="http://schemas.microsoft.com/office/drawing/2016/5/14/chartex" xmlns:mc="http://schemas.openxmlformats.org/markup-compatibility/2006" xmlns:aink="http://schemas.microsoft.com/office/drawing/2016/ink" xmlns:am3d="http://schemas.microsoft.com/office/drawing/2017/model3d" xmlns:o="urn:schemas-microsoft-com:office:office" xmlns:oel="http://schemas.microsoft.com/office/2019/extlst" xmlns:r="http://schemas.openxmlformats.org/officeDocument/2006/relationships" xmlns:m="http://schemas.openxmlformats.org/officeDocument/2006/math" xmlns:v="urn:schemas-microsoft-com:vml" xmlns:wp14="http://schemas.microsoft.com/office/word/2010/wordprocessingDrawing" xmlns:wp="http://schemas.openxmlformats.org/drawingml/2006/wordprocessingDrawing" xmlns:w10="urn:schemas-microsoft-com:office:word" xmlns:w="http://schemas.openxmlformats.org/wordprocessingml/2006/main" xmlns:w14="http://schemas.microsoft.com/office/word/2010/wordml" xmlns:w15="http://schemas.microsoft.com/office/word/2012/wordml" xmlns:w16cex="http://schemas.microsoft.com/office/word/2018/wordml/cex" xmlns:w16cid="http://schemas.microsoft.com/office/word/2016/wordml/cid" xmlns:w16="http://schemas.microsoft.com/office/word/2018/wordml" xmlns:w16du="http://schemas.microsoft.com/office/word/2023/wordml/word16du" xmlns:w16sdtdh="http://schemas.microsoft.com/office/word/2020/wordml/sdtdatahash" xmlns:w16sdtfl="http://schemas.microsoft.com/office/word/2024/wordml/sdtformatlock" xmlns:w16se="http://schemas.microsoft.com/office/word/2015/wordml/symex" xmlns:wpg="http://schemas.microsoft.com/office/word/2010/wordprocessingGroup" xmlns:wpi="http://schemas.microsoft.com/office/word/2010/wordprocessingInk" xmlns:wne="http://schemas.microsoft.com/office/word/2006/wordml" xmlns:wps="http://schemas.microsoft.com/office/word/2010/wordprocessingShape" mc:Ignorable="w14 w15 w16se w16cid w16 w16cex w16sdtdh w16sdtfl w16du wp14">
   <w:p>
     <w:pPr>
-      <w:pStyle w:val="af0"/>
+      <w:pStyle w:val="Footer"/>
       <w:jc w:val="center"/>
       <w:rPr>
         <w:rFonts w:ascii="Arial" w:hAnsi="Arial" w:cs="Arial"/>
@@ -15371,7 +15615,7 @@
 <w:ftr xmlns:wpc="http://schemas.microsoft.com/office/word/2010/wordprocessingCanvas" xmlns:cx="http://schemas.microsoft.com/office/drawing/2014/chartex" xmlns:cx1="http://schemas.microsoft.com/office/drawing/2015/9/8/chartex" xmlns:cx2="http://schemas.microsoft.com/office/drawing/2015/10/21/chartex" xmlns:cx3="http://schemas.microsoft.com/office/drawing/2016/5/9/chartex" xmlns:cx4="http://schemas.microsoft.com/office/drawing/2016/5/10/chartex" xmlns:cx5="http://schemas.microsoft.com/office/drawing/2016/5/11/chartex" xmlns:cx6="http://schemas.microsoft.com/office/drawing/2016/5/12/chartex" xmlns:cx7="http://schemas.microsoft.com/office/drawing/2016/5/13/chartex" xmlns:cx8="http://schemas.microsoft.com/office/drawing/2016/5/14/chartex" xmlns:mc="http://schemas.openxmlformats.org/markup-compatibility/2006" xmlns:aink="http://schemas.microsoft.com/office/drawing/2016/ink" xmlns:am3d="http://schemas.microsoft.com/office/drawing/2017/model3d" xmlns:o="urn:schemas-microsoft-com:office:office" xmlns:oel="http://schemas.microsoft.com/office/2019/extlst" xmlns:r="http://schemas.openxmlformats.org/officeDocument/2006/relationships" xmlns:m="http://schemas.openxmlformats.org/officeDocument/2006/math" xmlns:v="urn:schemas-microsoft-com:vml" xmlns:wp14="http://schemas.microsoft.com/office/word/2010/wordprocessingDrawing" xmlns:wp="http://schemas.openxmlformats.org/drawingml/2006/wordprocessingDrawing" xmlns:w10="urn:schemas-microsoft-com:office:word" xmlns:w="http://schemas.openxmlformats.org/wordprocessingml/2006/main" xmlns:w14="http://schemas.microsoft.com/office/word/2010/wordml" xmlns:w15="http://schemas.microsoft.com/office/word/2012/wordml" xmlns:w16cex="http://schemas.microsoft.com/office/word/2018/wordml/cex" xmlns:w16cid="http://schemas.microsoft.com/office/word/2016/wordml/cid" xmlns:w16="http://schemas.microsoft.com/office/word/2018/wordml" xmlns:w16du="http://schemas.microsoft.com/office/word/2023/wordml/word16du" xmlns:w16sdtdh="http://schemas.microsoft.com/office/word/2020/wordml/sdtdatahash" xmlns:w16sdtfl="http://schemas.microsoft.com/office/word/2024/wordml/sdtformatlock" xmlns:w16se="http://schemas.microsoft.com/office/word/2015/wordml/symex" xmlns:wpg="http://schemas.microsoft.com/office/word/2010/wordprocessingGroup" xmlns:wpi="http://schemas.microsoft.com/office/word/2010/wordprocessingInk" xmlns:wne="http://schemas.microsoft.com/office/word/2006/wordml" xmlns:wps="http://schemas.microsoft.com/office/word/2010/wordprocessingShape" mc:Ignorable="w14 w15 w16se w16cid w16 w16cex w16sdtdh w16sdtfl w16du wp14">
   <w:p>
     <w:pPr>
-      <w:pStyle w:val="af0"/>
+      <w:pStyle w:val="Footer"/>
       <w:jc w:val="center"/>
       <w:rPr>
         <w:rFonts w:ascii="Times New Roman" w:hAnsi="Times New Roman" w:cs="Times New Roman"/>
@@ -18270,15 +18514,15 @@
     <w:lsdException w:name="Unresolved Mention" w:semiHidden="1" w:unhideWhenUsed="1"/>
     <w:lsdException w:name="Smart Link" w:semiHidden="1" w:unhideWhenUsed="1"/>
   </w:latentStyles>
-  <w:style w:type="paragraph" w:default="1" w:styleId="a">
+  <w:style w:type="paragraph" w:default="1" w:styleId="Normal">
     <w:name w:val="Normal"/>
     <w:qFormat/>
   </w:style>
-  <w:style w:type="paragraph" w:styleId="1">
+  <w:style w:type="paragraph" w:styleId="Heading1">
     <w:name w:val="heading 1"/>
-    <w:basedOn w:val="a"/>
-    <w:next w:val="a"/>
-    <w:link w:val="10"/>
+    <w:basedOn w:val="Normal"/>
+    <w:next w:val="Normal"/>
+    <w:link w:val="Heading1Char"/>
     <w:uiPriority w:val="9"/>
     <w:qFormat/>
     <w:rsid w:val="00FD6400"/>
@@ -18295,11 +18539,11 @@
       <w:szCs w:val="40"/>
     </w:rPr>
   </w:style>
-  <w:style w:type="paragraph" w:styleId="2">
+  <w:style w:type="paragraph" w:styleId="Heading2">
     <w:name w:val="heading 2"/>
-    <w:basedOn w:val="a"/>
-    <w:next w:val="a"/>
-    <w:link w:val="20"/>
+    <w:basedOn w:val="Normal"/>
+    <w:next w:val="Normal"/>
+    <w:link w:val="Heading2Char"/>
     <w:uiPriority w:val="9"/>
     <w:semiHidden/>
     <w:unhideWhenUsed/>
@@ -18318,11 +18562,11 @@
       <w:szCs w:val="32"/>
     </w:rPr>
   </w:style>
-  <w:style w:type="paragraph" w:styleId="3">
+  <w:style w:type="paragraph" w:styleId="Heading3">
     <w:name w:val="heading 3"/>
-    <w:basedOn w:val="a"/>
-    <w:next w:val="a"/>
-    <w:link w:val="30"/>
+    <w:basedOn w:val="Normal"/>
+    <w:next w:val="Normal"/>
+    <w:link w:val="Heading3Char"/>
     <w:uiPriority w:val="9"/>
     <w:semiHidden/>
     <w:unhideWhenUsed/>
@@ -18341,11 +18585,11 @@
       <w:szCs w:val="28"/>
     </w:rPr>
   </w:style>
-  <w:style w:type="paragraph" w:styleId="4">
+  <w:style w:type="paragraph" w:styleId="Heading4">
     <w:name w:val="heading 4"/>
-    <w:basedOn w:val="a"/>
-    <w:next w:val="a"/>
-    <w:link w:val="40"/>
+    <w:basedOn w:val="Normal"/>
+    <w:next w:val="Normal"/>
+    <w:link w:val="Heading4Char"/>
     <w:uiPriority w:val="9"/>
     <w:semiHidden/>
     <w:unhideWhenUsed/>
@@ -18364,11 +18608,11 @@
       <w:color w:val="0F4761" w:themeColor="accent1" w:themeShade="BF"/>
     </w:rPr>
   </w:style>
-  <w:style w:type="paragraph" w:styleId="5">
+  <w:style w:type="paragraph" w:styleId="Heading5">
     <w:name w:val="heading 5"/>
-    <w:basedOn w:val="a"/>
-    <w:next w:val="a"/>
-    <w:link w:val="50"/>
+    <w:basedOn w:val="Normal"/>
+    <w:next w:val="Normal"/>
+    <w:link w:val="Heading5Char"/>
     <w:uiPriority w:val="9"/>
     <w:semiHidden/>
     <w:unhideWhenUsed/>
@@ -18385,11 +18629,11 @@
       <w:color w:val="0F4761" w:themeColor="accent1" w:themeShade="BF"/>
     </w:rPr>
   </w:style>
-  <w:style w:type="paragraph" w:styleId="6">
+  <w:style w:type="paragraph" w:styleId="Heading6">
     <w:name w:val="heading 6"/>
-    <w:basedOn w:val="a"/>
-    <w:next w:val="a"/>
-    <w:link w:val="60"/>
+    <w:basedOn w:val="Normal"/>
+    <w:next w:val="Normal"/>
+    <w:link w:val="Heading6Char"/>
     <w:uiPriority w:val="9"/>
     <w:semiHidden/>
     <w:unhideWhenUsed/>
@@ -18408,11 +18652,11 @@
       <w:color w:val="595959" w:themeColor="text1" w:themeTint="A6"/>
     </w:rPr>
   </w:style>
-  <w:style w:type="paragraph" w:styleId="7">
+  <w:style w:type="paragraph" w:styleId="Heading7">
     <w:name w:val="heading 7"/>
-    <w:basedOn w:val="a"/>
-    <w:next w:val="a"/>
-    <w:link w:val="70"/>
+    <w:basedOn w:val="Normal"/>
+    <w:next w:val="Normal"/>
+    <w:link w:val="Heading7Char"/>
     <w:uiPriority w:val="9"/>
     <w:semiHidden/>
     <w:unhideWhenUsed/>
@@ -18429,11 +18673,11 @@
       <w:color w:val="595959" w:themeColor="text1" w:themeTint="A6"/>
     </w:rPr>
   </w:style>
-  <w:style w:type="paragraph" w:styleId="8">
+  <w:style w:type="paragraph" w:styleId="Heading8">
     <w:name w:val="heading 8"/>
-    <w:basedOn w:val="a"/>
-    <w:next w:val="a"/>
-    <w:link w:val="80"/>
+    <w:basedOn w:val="Normal"/>
+    <w:next w:val="Normal"/>
+    <w:link w:val="Heading8Char"/>
     <w:uiPriority w:val="9"/>
     <w:semiHidden/>
     <w:unhideWhenUsed/>
@@ -18452,11 +18696,11 @@
       <w:color w:val="272727" w:themeColor="text1" w:themeTint="D8"/>
     </w:rPr>
   </w:style>
-  <w:style w:type="paragraph" w:styleId="9">
+  <w:style w:type="paragraph" w:styleId="Heading9">
     <w:name w:val="heading 9"/>
-    <w:basedOn w:val="a"/>
-    <w:next w:val="a"/>
-    <w:link w:val="90"/>
+    <w:basedOn w:val="Normal"/>
+    <w:next w:val="Normal"/>
+    <w:link w:val="Heading9Char"/>
     <w:uiPriority w:val="9"/>
     <w:semiHidden/>
     <w:unhideWhenUsed/>
@@ -18473,12 +18717,13 @@
       <w:color w:val="272727" w:themeColor="text1" w:themeTint="D8"/>
     </w:rPr>
   </w:style>
-  <w:style w:type="character" w:default="1" w:styleId="a0">
+  <w:style w:type="character" w:default="1" w:styleId="DefaultParagraphFont">
     <w:name w:val="Default Paragraph Font"/>
     <w:uiPriority w:val="1"/>
+    <w:semiHidden/>
     <w:unhideWhenUsed/>
   </w:style>
-  <w:style w:type="table" w:default="1" w:styleId="a1">
+  <w:style w:type="table" w:default="1" w:styleId="TableNormal">
     <w:name w:val="Normal Table"/>
     <w:uiPriority w:val="99"/>
     <w:semiHidden/>
@@ -18493,16 +18738,16 @@
       </w:tblCellMar>
     </w:tblPr>
   </w:style>
-  <w:style w:type="numbering" w:default="1" w:styleId="a2">
+  <w:style w:type="numbering" w:default="1" w:styleId="NoList">
     <w:name w:val="No List"/>
     <w:uiPriority w:val="99"/>
     <w:semiHidden/>
     <w:unhideWhenUsed/>
   </w:style>
-  <w:style w:type="character" w:customStyle="1" w:styleId="10">
-    <w:name w:val="Заголовок 1 Знак"/>
-    <w:basedOn w:val="a0"/>
-    <w:link w:val="1"/>
+  <w:style w:type="character" w:customStyle="1" w:styleId="Heading1Char">
+    <w:name w:val="Heading 1 Char"/>
+    <w:basedOn w:val="DefaultParagraphFont"/>
+    <w:link w:val="Heading1"/>
     <w:uiPriority w:val="9"/>
     <w:rsid w:val="00FD6400"/>
     <w:rPr>
@@ -18512,10 +18757,10 @@
       <w:szCs w:val="40"/>
     </w:rPr>
   </w:style>
-  <w:style w:type="character" w:customStyle="1" w:styleId="20">
-    <w:name w:val="Заголовок 2 Знак"/>
-    <w:basedOn w:val="a0"/>
-    <w:link w:val="2"/>
+  <w:style w:type="character" w:customStyle="1" w:styleId="Heading2Char">
+    <w:name w:val="Heading 2 Char"/>
+    <w:basedOn w:val="DefaultParagraphFont"/>
+    <w:link w:val="Heading2"/>
     <w:uiPriority w:val="9"/>
     <w:semiHidden/>
     <w:rsid w:val="00FD6400"/>
@@ -18526,10 +18771,10 @@
       <w:szCs w:val="32"/>
     </w:rPr>
   </w:style>
-  <w:style w:type="character" w:customStyle="1" w:styleId="30">
-    <w:name w:val="Заголовок 3 Знак"/>
-    <w:basedOn w:val="a0"/>
-    <w:link w:val="3"/>
+  <w:style w:type="character" w:customStyle="1" w:styleId="Heading3Char">
+    <w:name w:val="Heading 3 Char"/>
+    <w:basedOn w:val="DefaultParagraphFont"/>
+    <w:link w:val="Heading3"/>
     <w:uiPriority w:val="9"/>
     <w:semiHidden/>
     <w:rsid w:val="00FD6400"/>
@@ -18540,10 +18785,10 @@
       <w:szCs w:val="28"/>
     </w:rPr>
   </w:style>
-  <w:style w:type="character" w:customStyle="1" w:styleId="40">
-    <w:name w:val="Заголовок 4 Знак"/>
-    <w:basedOn w:val="a0"/>
-    <w:link w:val="4"/>
+  <w:style w:type="character" w:customStyle="1" w:styleId="Heading4Char">
+    <w:name w:val="Heading 4 Char"/>
+    <w:basedOn w:val="DefaultParagraphFont"/>
+    <w:link w:val="Heading4"/>
     <w:uiPriority w:val="9"/>
     <w:semiHidden/>
     <w:rsid w:val="00FD6400"/>
@@ -18554,10 +18799,10 @@
       <w:color w:val="0F4761" w:themeColor="accent1" w:themeShade="BF"/>
     </w:rPr>
   </w:style>
-  <w:style w:type="character" w:customStyle="1" w:styleId="50">
-    <w:name w:val="Заголовок 5 Знак"/>
-    <w:basedOn w:val="a0"/>
-    <w:link w:val="5"/>
+  <w:style w:type="character" w:customStyle="1" w:styleId="Heading5Char">
+    <w:name w:val="Heading 5 Char"/>
+    <w:basedOn w:val="DefaultParagraphFont"/>
+    <w:link w:val="Heading5"/>
     <w:uiPriority w:val="9"/>
     <w:semiHidden/>
     <w:rsid w:val="00FD6400"/>
@@ -18566,10 +18811,10 @@
       <w:color w:val="0F4761" w:themeColor="accent1" w:themeShade="BF"/>
     </w:rPr>
   </w:style>
-  <w:style w:type="character" w:customStyle="1" w:styleId="60">
-    <w:name w:val="Заголовок 6 Знак"/>
-    <w:basedOn w:val="a0"/>
-    <w:link w:val="6"/>
+  <w:style w:type="character" w:customStyle="1" w:styleId="Heading6Char">
+    <w:name w:val="Heading 6 Char"/>
+    <w:basedOn w:val="DefaultParagraphFont"/>
+    <w:link w:val="Heading6"/>
     <w:uiPriority w:val="9"/>
     <w:semiHidden/>
     <w:rsid w:val="00FD6400"/>
@@ -18580,10 +18825,10 @@
       <w:color w:val="595959" w:themeColor="text1" w:themeTint="A6"/>
     </w:rPr>
   </w:style>
-  <w:style w:type="character" w:customStyle="1" w:styleId="70">
-    <w:name w:val="Заголовок 7 Знак"/>
-    <w:basedOn w:val="a0"/>
-    <w:link w:val="7"/>
+  <w:style w:type="character" w:customStyle="1" w:styleId="Heading7Char">
+    <w:name w:val="Heading 7 Char"/>
+    <w:basedOn w:val="DefaultParagraphFont"/>
+    <w:link w:val="Heading7"/>
     <w:uiPriority w:val="9"/>
     <w:semiHidden/>
     <w:rsid w:val="00FD6400"/>
@@ -18592,10 +18837,10 @@
       <w:color w:val="595959" w:themeColor="text1" w:themeTint="A6"/>
     </w:rPr>
   </w:style>
-  <w:style w:type="character" w:customStyle="1" w:styleId="80">
-    <w:name w:val="Заголовок 8 Знак"/>
-    <w:basedOn w:val="a0"/>
-    <w:link w:val="8"/>
+  <w:style w:type="character" w:customStyle="1" w:styleId="Heading8Char">
+    <w:name w:val="Heading 8 Char"/>
+    <w:basedOn w:val="DefaultParagraphFont"/>
+    <w:link w:val="Heading8"/>
     <w:uiPriority w:val="9"/>
     <w:semiHidden/>
     <w:rsid w:val="00FD6400"/>
@@ -18606,10 +18851,10 @@
       <w:color w:val="272727" w:themeColor="text1" w:themeTint="D8"/>
     </w:rPr>
   </w:style>
-  <w:style w:type="character" w:customStyle="1" w:styleId="90">
-    <w:name w:val="Заголовок 9 Знак"/>
-    <w:basedOn w:val="a0"/>
-    <w:link w:val="9"/>
+  <w:style w:type="character" w:customStyle="1" w:styleId="Heading9Char">
+    <w:name w:val="Heading 9 Char"/>
+    <w:basedOn w:val="DefaultParagraphFont"/>
+    <w:link w:val="Heading9"/>
     <w:uiPriority w:val="9"/>
     <w:semiHidden/>
     <w:rsid w:val="00FD6400"/>
@@ -18618,11 +18863,11 @@
       <w:color w:val="272727" w:themeColor="text1" w:themeTint="D8"/>
     </w:rPr>
   </w:style>
-  <w:style w:type="paragraph" w:styleId="a3">
+  <w:style w:type="paragraph" w:styleId="Title">
     <w:name w:val="Title"/>
-    <w:basedOn w:val="a"/>
-    <w:next w:val="a"/>
-    <w:link w:val="a4"/>
+    <w:basedOn w:val="Normal"/>
+    <w:next w:val="Normal"/>
+    <w:link w:val="TitleChar"/>
     <w:uiPriority w:val="10"/>
     <w:qFormat/>
     <w:rsid w:val="00FD6400"/>
@@ -18638,10 +18883,10 @@
       <w:szCs w:val="56"/>
     </w:rPr>
   </w:style>
-  <w:style w:type="character" w:customStyle="1" w:styleId="a4">
-    <w:name w:val="Назва Знак"/>
-    <w:basedOn w:val="a0"/>
-    <w:link w:val="a3"/>
+  <w:style w:type="character" w:customStyle="1" w:styleId="TitleChar">
+    <w:name w:val="Title Char"/>
+    <w:basedOn w:val="DefaultParagraphFont"/>
+    <w:link w:val="Title"/>
     <w:uiPriority w:val="10"/>
     <w:rsid w:val="00FD6400"/>
     <w:rPr>
@@ -18652,11 +18897,11 @@
       <w:szCs w:val="56"/>
     </w:rPr>
   </w:style>
-  <w:style w:type="paragraph" w:styleId="a5">
+  <w:style w:type="paragraph" w:styleId="Subtitle">
     <w:name w:val="Subtitle"/>
-    <w:basedOn w:val="a"/>
-    <w:next w:val="a"/>
-    <w:link w:val="a6"/>
+    <w:basedOn w:val="Normal"/>
+    <w:next w:val="Normal"/>
+    <w:link w:val="SubtitleChar"/>
     <w:uiPriority w:val="11"/>
     <w:qFormat/>
     <w:rsid w:val="00FD6400"/>
@@ -18673,10 +18918,10 @@
       <w:szCs w:val="28"/>
     </w:rPr>
   </w:style>
-  <w:style w:type="character" w:customStyle="1" w:styleId="a6">
-    <w:name w:val="Підзаголовок Знак"/>
-    <w:basedOn w:val="a0"/>
-    <w:link w:val="a5"/>
+  <w:style w:type="character" w:customStyle="1" w:styleId="SubtitleChar">
+    <w:name w:val="Subtitle Char"/>
+    <w:basedOn w:val="DefaultParagraphFont"/>
+    <w:link w:val="Subtitle"/>
     <w:uiPriority w:val="11"/>
     <w:rsid w:val="00FD6400"/>
     <w:rPr>
@@ -18687,11 +18932,11 @@
       <w:szCs w:val="28"/>
     </w:rPr>
   </w:style>
-  <w:style w:type="paragraph" w:styleId="a7">
+  <w:style w:type="paragraph" w:styleId="Quote">
     <w:name w:val="Quote"/>
-    <w:basedOn w:val="a"/>
-    <w:next w:val="a"/>
-    <w:link w:val="a8"/>
+    <w:basedOn w:val="Normal"/>
+    <w:next w:val="Normal"/>
+    <w:link w:val="QuoteChar"/>
     <w:uiPriority w:val="29"/>
     <w:qFormat/>
     <w:rsid w:val="00FD6400"/>
@@ -18705,10 +18950,10 @@
       <w:color w:val="404040" w:themeColor="text1" w:themeTint="BF"/>
     </w:rPr>
   </w:style>
-  <w:style w:type="character" w:customStyle="1" w:styleId="a8">
-    <w:name w:val="Цитата Знак"/>
-    <w:basedOn w:val="a0"/>
-    <w:link w:val="a7"/>
+  <w:style w:type="character" w:customStyle="1" w:styleId="QuoteChar">
+    <w:name w:val="Quote Char"/>
+    <w:basedOn w:val="DefaultParagraphFont"/>
+    <w:link w:val="Quote"/>
     <w:uiPriority w:val="29"/>
     <w:rsid w:val="00FD6400"/>
     <w:rPr>
@@ -18717,9 +18962,9 @@
       <w:color w:val="404040" w:themeColor="text1" w:themeTint="BF"/>
     </w:rPr>
   </w:style>
-  <w:style w:type="paragraph" w:styleId="a9">
+  <w:style w:type="paragraph" w:styleId="ListParagraph">
     <w:name w:val="List Paragraph"/>
-    <w:basedOn w:val="a"/>
+    <w:basedOn w:val="Normal"/>
     <w:uiPriority w:val="34"/>
     <w:qFormat/>
     <w:rsid w:val="00FD6400"/>
@@ -18728,9 +18973,9 @@
       <w:contextualSpacing/>
     </w:pPr>
   </w:style>
-  <w:style w:type="character" w:styleId="aa">
+  <w:style w:type="character" w:styleId="IntenseEmphasis">
     <w:name w:val="Intense Emphasis"/>
-    <w:basedOn w:val="a0"/>
+    <w:basedOn w:val="DefaultParagraphFont"/>
     <w:uiPriority w:val="21"/>
     <w:qFormat/>
     <w:rsid w:val="00FD6400"/>
@@ -18740,11 +18985,11 @@
       <w:color w:val="0F4761" w:themeColor="accent1" w:themeShade="BF"/>
     </w:rPr>
   </w:style>
-  <w:style w:type="paragraph" w:styleId="ab">
+  <w:style w:type="paragraph" w:styleId="IntenseQuote">
     <w:name w:val="Intense Quote"/>
-    <w:basedOn w:val="a"/>
-    <w:next w:val="a"/>
-    <w:link w:val="ac"/>
+    <w:basedOn w:val="Normal"/>
+    <w:next w:val="Normal"/>
+    <w:link w:val="IntenseQuoteChar"/>
     <w:uiPriority w:val="30"/>
     <w:qFormat/>
     <w:rsid w:val="00FD6400"/>
@@ -18763,10 +19008,10 @@
       <w:color w:val="0F4761" w:themeColor="accent1" w:themeShade="BF"/>
     </w:rPr>
   </w:style>
-  <w:style w:type="character" w:customStyle="1" w:styleId="ac">
-    <w:name w:val="Насичена цитата Знак"/>
-    <w:basedOn w:val="a0"/>
-    <w:link w:val="ab"/>
+  <w:style w:type="character" w:customStyle="1" w:styleId="IntenseQuoteChar">
+    <w:name w:val="Intense Quote Char"/>
+    <w:basedOn w:val="DefaultParagraphFont"/>
+    <w:link w:val="IntenseQuote"/>
     <w:uiPriority w:val="30"/>
     <w:rsid w:val="00FD6400"/>
     <w:rPr>
@@ -18775,9 +19020,9 @@
       <w:color w:val="0F4761" w:themeColor="accent1" w:themeShade="BF"/>
     </w:rPr>
   </w:style>
-  <w:style w:type="character" w:styleId="ad">
+  <w:style w:type="character" w:styleId="IntenseReference">
     <w:name w:val="Intense Reference"/>
-    <w:basedOn w:val="a0"/>
+    <w:basedOn w:val="DefaultParagraphFont"/>
     <w:uiPriority w:val="32"/>
     <w:qFormat/>
     <w:rsid w:val="00FD6400"/>
@@ -18789,10 +19034,10 @@
       <w:spacing w:val="5"/>
     </w:rPr>
   </w:style>
-  <w:style w:type="paragraph" w:styleId="ae">
+  <w:style w:type="paragraph" w:styleId="Header">
     <w:name w:val="header"/>
-    <w:basedOn w:val="a"/>
-    <w:link w:val="af"/>
+    <w:basedOn w:val="Normal"/>
+    <w:link w:val="HeaderChar"/>
     <w:uiPriority w:val="99"/>
     <w:unhideWhenUsed/>
     <w:rsid w:val="00DD65AC"/>
@@ -18804,17 +19049,17 @@
       <w:spacing w:after="0" w:line="240" w:lineRule="auto"/>
     </w:pPr>
   </w:style>
-  <w:style w:type="character" w:customStyle="1" w:styleId="af">
-    <w:name w:val="Верхній колонтитул Знак"/>
-    <w:basedOn w:val="a0"/>
-    <w:link w:val="ae"/>
+  <w:style w:type="character" w:customStyle="1" w:styleId="HeaderChar">
+    <w:name w:val="Header Char"/>
+    <w:basedOn w:val="DefaultParagraphFont"/>
+    <w:link w:val="Header"/>
     <w:uiPriority w:val="99"/>
     <w:rsid w:val="00DD65AC"/>
   </w:style>
-  <w:style w:type="paragraph" w:styleId="af0">
+  <w:style w:type="paragraph" w:styleId="Footer">
     <w:name w:val="footer"/>
-    <w:basedOn w:val="a"/>
-    <w:link w:val="af1"/>
+    <w:basedOn w:val="Normal"/>
+    <w:link w:val="FooterChar"/>
     <w:uiPriority w:val="99"/>
     <w:unhideWhenUsed/>
     <w:rsid w:val="00DD65AC"/>
@@ -18826,17 +19071,17 @@
       <w:spacing w:after="0" w:line="240" w:lineRule="auto"/>
     </w:pPr>
   </w:style>
-  <w:style w:type="character" w:customStyle="1" w:styleId="af1">
-    <w:name w:val="Нижній колонтитул Знак"/>
-    <w:basedOn w:val="a0"/>
-    <w:link w:val="af0"/>
+  <w:style w:type="character" w:customStyle="1" w:styleId="FooterChar">
+    <w:name w:val="Footer Char"/>
+    <w:basedOn w:val="DefaultParagraphFont"/>
+    <w:link w:val="Footer"/>
     <w:uiPriority w:val="99"/>
     <w:rsid w:val="00DD65AC"/>
   </w:style>
-  <w:style w:type="paragraph" w:styleId="HTML">
+  <w:style w:type="paragraph" w:styleId="HTMLPreformatted">
     <w:name w:val="HTML Preformatted"/>
-    <w:basedOn w:val="a"/>
-    <w:link w:val="HTML0"/>
+    <w:basedOn w:val="Normal"/>
+    <w:link w:val="HTMLPreformattedChar"/>
     <w:uiPriority w:val="99"/>
     <w:semiHidden/>
     <w:unhideWhenUsed/>
@@ -18850,10 +19095,10 @@
       <w:szCs w:val="20"/>
     </w:rPr>
   </w:style>
-  <w:style w:type="character" w:customStyle="1" w:styleId="HTML0">
-    <w:name w:val="Стандартний HTML Знак"/>
-    <w:basedOn w:val="a0"/>
-    <w:link w:val="HTML"/>
+  <w:style w:type="character" w:customStyle="1" w:styleId="HTMLPreformattedChar">
+    <w:name w:val="HTML Preformatted Char"/>
+    <w:basedOn w:val="DefaultParagraphFont"/>
+    <w:link w:val="HTMLPreformatted"/>
     <w:uiPriority w:val="99"/>
     <w:semiHidden/>
     <w:rsid w:val="00811EC9"/>
@@ -18863,9 +19108,9 @@
       <w:szCs w:val="20"/>
     </w:rPr>
   </w:style>
-  <w:style w:type="character" w:styleId="af2">
+  <w:style w:type="character" w:styleId="Hyperlink">
     <w:name w:val="Hyperlink"/>
-    <w:basedOn w:val="a0"/>
+    <w:basedOn w:val="DefaultParagraphFont"/>
     <w:uiPriority w:val="99"/>
     <w:unhideWhenUsed/>
     <w:rsid w:val="0057451C"/>
@@ -18874,9 +19119,9 @@
       <w:u w:val="single"/>
     </w:rPr>
   </w:style>
-  <w:style w:type="character" w:styleId="af3">
+  <w:style w:type="character" w:styleId="UnresolvedMention">
     <w:name w:val="Unresolved Mention"/>
-    <w:basedOn w:val="a0"/>
+    <w:basedOn w:val="DefaultParagraphFont"/>
     <w:uiPriority w:val="99"/>
     <w:semiHidden/>
     <w:unhideWhenUsed/>
